--- a/download/studien-aktuell.docx
+++ b/download/studien-aktuell.docx
@@ -62,7 +62,7 @@
           <w:color w:val="666666"/>
           <w:sz w:val="18"/>
         </w:rPr>
-        <w:t>Stand: 10.09.2026  |  6 Studien  |  kardio.m-vf.de</w:t>
+        <w:t>Stand: 11.09.2026  |  6 Studien  |  kardio.m-vf.de</w:t>
       </w:r>
     </w:p>
     <w:p>
@@ -70,7 +70,7 @@
         <w:pStyle w:val="Heading1"/>
       </w:pPr>
       <w:r>
-        <w:t>Aufgenommen am 10.09.2026</w:t>
+        <w:t>Aufgenommen am 11.09.2026</w:t>
       </w:r>
     </w:p>
     <w:p>
@@ -78,7 +78,7 @@
         <w:pStyle w:val="Heading2"/>
       </w:pPr>
       <w:r>
-        <w:t>Selektive Adipokinmodulierung verbessert HFpEF-Parameter stärker als Hämodynamik-Targeting</w:t>
+        <w:t>Nur Vorhofflimmern ist nach STEMI mit reduzierter EF unabhängig mit erhöhter Mortalität assoziiert; Kammertachykardien sind seltener als erwartet</w:t>
       </w:r>
     </w:p>
     <w:p>
@@ -88,12 +88,12 @@
           <w:color w:val="666666"/>
           <w:sz w:val="18"/>
         </w:rPr>
-        <w:t>Packer M et al.  ·  JACC Heart Fail  ·  08.09.2026  ·  PMID 42714366</w:t>
+        <w:t>Jiménez-Candil J et al.  ·  JACC Clin Electrophysiol  ·  26.08.2026  ·  PMID 42720633</w:t>
       </w:r>
     </w:p>
     <w:p>
       <w:r>
-        <w:t>Analyse von HFpEF-Patienten (veröffentlichtes abstract, methodische Fokusstudie), Vergleich der Effekte von gerichteter Adipokinmodulation versus traditioneller hämodynamischer Therapieoptimierung.</w:t>
+        <w:t>Multizenterstudie (TeVeO-Register) an 224 STEMI-Überlebenden mit EF ≤40 % am Tag ≥4, die kontinuierliches implantierbares Monitoring nach Entlassung mit Remote-Telemetrie über Median 3,1 Jahre durchgeführt hat.</w:t>
       </w:r>
     </w:p>
     <w:p>
@@ -104,7 +104,7 @@
         <w:t xml:space="preserve">Ergebnis: </w:t>
       </w:r>
       <w:r>
-        <w:t>Gezielte Adipokinmodulation führte zu messbaren Verbesserungen der linksventrikulären Funktion und Struktur; Hämodynamik-only-Ansätze zeigten weniger Benefit. Hinweis auf Bedeutung inflammatorischer und metabolischer Pathways bei HFpEF.</w:t>
+        <w:t>Mortalität 3,7 pro 100 Patientenjahre; ohne plötzliche arrhythmische Todesfälle. Bei 6 Monaten ICD bei 25 (11 %) implantiert. Während Follow-up 119 (53 %) ≥1 ambulante Arrhythmie: 39 (17 %) Vorhofflimmern, 35 (16 %) NSVT, 33 (15 %) Pausen &gt;3 sec, 5 (2,2 %) nachgewiesene VT/ICD-Therapie. Nur Vorhofflimmern unabhängig mit erhöhter Mortalität assoziiert (adj. HR=2,5; p=0,04). NSVT-Inzidenz 5,4/100 PY, VT/ICD-Therapie 0,9/100 PY.</w:t>
       </w:r>
     </w:p>
     <w:p>
@@ -119,7 +119,7 @@
         <w:rPr>
           <w:sz w:val="19"/>
         </w:rPr>
-        <w:t>Mechanismusstudie, USA-Setting, aber adipokine Targets sind universell relevant.</w:t>
+        <w:t>Spanische Multizenterstudie mit etabliertem Register; Real-World-Evidenz zum Post-STEMI-Arrhythmie-Phänotyp.</w:t>
       </w:r>
     </w:p>
     <w:p>
@@ -128,7 +128,7 @@
           <w:color w:val="5A7D3A"/>
           <w:sz w:val="18"/>
         </w:rPr>
-        <w:t>https://pubmed.ncbi.nlm.nih.gov/42714366/</w:t>
+        <w:t>https://pubmed.ncbi.nlm.nih.gov/42720633/</w:t>
       </w:r>
     </w:p>
     <w:p>
@@ -136,7 +136,7 @@
         <w:pStyle w:val="Heading2"/>
       </w:pPr>
       <w:r>
-        <w:t>Kombinierte Pulmonalvenenisolation und Vorhofohrkauerstöpselung mit gepulstem Feldablation ist sicher und wirksam</w:t>
+        <w:t>Stressechokardiographie mit LA-Strain verbessert HFpEF-Diagnose und reduziert Invasivtestungen um etwa 30 Prozent</w:t>
       </w:r>
     </w:p>
     <w:p>
@@ -146,12 +146,12 @@
           <w:color w:val="666666"/>
           <w:sz w:val="18"/>
         </w:rPr>
-        <w:t>Heeger CH et al.  ·  Europace  ·  02.09.2026  ·  PMID 42713747</w:t>
+        <w:t>Harada T et al.  ·  Eur Heart J  ·  10.09.2026  ·  PMID 42720269</w:t>
       </w:r>
     </w:p>
     <w:p>
       <w:r>
-        <w:t>Retrospektive multizentrische Registerstudie zu 155 Patienten aus neun europäischen Ländern, die sich einer gleichzeitigen gepulsten Feldablation-basierten Pulmonalvenenisolation und Vorhofohrkauerstöpselung unterzogen.</w:t>
+        <w:t>Multizenterstudie an 482 Patienten mit Dyspnoe unklarer Ursache mit invasivem Belastungstest und simultaner Echokardiographie zur Validierung eines verbesserten diagnostischen Algorithmus für HFpEF mittels Stressecho und Vorhofbelastungszechanismus.</w:t>
       </w:r>
     </w:p>
     <w:p>
@@ -162,7 +162,7 @@
         <w:t xml:space="preserve">Ergebnis: </w:t>
       </w:r>
       <w:r>
-        <w:t>Primärer Wirksamkeitsendpunkt erreicht bei 97,4 % (PVI erfolgreich 100 %, Verschluss 97,4 %), ernsthafte Nebenwirkungen bei 1,9 %. Sinusrhythmus bei 78,1 % der Patienten mit Follow-up &gt;6 Monate. Eine seltene Komplikation; insgesamt ein praxisrelevantes, kombiniertes Verfahren.</w:t>
+        <w:t>Aktuelle Diagnostik-Scores (H2FPEF, HFA-PEFF) zeigten nur 55–60 % Sensitivität. Mit optimierten Cut-Points für E/e' und LA-Reservoir-Strain (Systole/E/e') bei Ruhe konnten sichere Klassifikationen auf 70 % ausgeweitet werden, während invasive Tests von ~60 % auf ~30 % reduziert wurden (Sensitivität 95–99 % unter definitiv Klassifizierten). Befunde in internationalem Validierungskohorte bestätigt.</w:t>
       </w:r>
     </w:p>
     <w:p>
@@ -177,7 +177,7 @@
         <w:rPr>
           <w:sz w:val="19"/>
         </w:rPr>
-        <w:t>Multinationale europäische Zentren, deutsche Standorte beteiligt, vergleichbare Strukturen.</w:t>
+        <w:t>USA-Studie mit internationalem Validierungskohorte; Verfahrensoptimierung übertragbar auf Chest-Pain-Units in Deutschland.</w:t>
       </w:r>
     </w:p>
     <w:p>
@@ -186,7 +186,7 @@
           <w:color w:val="5A7D3A"/>
           <w:sz w:val="18"/>
         </w:rPr>
-        <w:t>https://pubmed.ncbi.nlm.nih.gov/42713747/</w:t>
+        <w:t>https://pubmed.ncbi.nlm.nih.gov/42720269/</w:t>
       </w:r>
     </w:p>
     <w:p>
@@ -194,7 +194,7 @@
         <w:pStyle w:val="Heading2"/>
       </w:pPr>
       <w:r>
-        <w:t>LGE-Korridore und Hochrisiko-Genotyp vorhersagen Herzrhythmusstörungen in dilatativer Kardiomyopathie besser als EF ≤35 %</w:t>
+        <w:t>Myeloperoxidase-Inhibitor Mitiperstat verbessert nicht Symptome oder Trainingsleistung bei Herzinsuffizienz mit erhaltener Ejektionsfraktion</w:t>
       </w:r>
     </w:p>
     <w:p>
@@ -204,12 +204,12 @@
           <w:color w:val="666666"/>
           <w:sz w:val="18"/>
         </w:rPr>
-        <w:t>Ramos-López N et al.  ·  Circulation  ·  08.09.2026  ·  PMID 42708210</w:t>
+        <w:t>Lund LH et al.  ·  Nat Med  ·  09.09.2026  ·  PMID 42717033</w:t>
       </w:r>
     </w:p>
     <w:p>
       <w:r>
-        <w:t>Retrospektive multizentrische europäische Studie mit 925 Patienten mit nichtischämischer Kardiomyopathie, Analyse von Spätanreicherungsmustern im MRT und genetischen Varianten zur Vorhersage maligner ventrikulärer Arrhythmien.</w:t>
+        <w:t>Randomisierte, doppelblinde Phase-2b-Studie mit 711 Patienten mit Herzinsuffizienz und EF &gt;40 %, die untersucht hat, ob der MPO-Inhibitor Mitiperstat über 48 Wochen Symptome und Trainingskapazität verbessert.</w:t>
       </w:r>
     </w:p>
     <w:p>
@@ -220,7 +220,7 @@
         <w:t xml:space="preserve">Ergebnis: </w:t>
       </w:r>
       <w:r>
-        <w:t>Nach Median-Follow-up 5,4 Jahre 95 Ereignisse (10,3 %). Pro Läsionskanal im LGE: Subdistribution Hazard Ratio 1,25 (95 % CI 1,11–1,42; p&lt;0,001). Hochrisikogenotpyen: SHR 2,28 (95 % CI 1,32–3,96; p=0,003). Optimales Cutoff ≥4 Korridore. Fünf-Jahres-C-Index 0,72 vs. 0,57 (EF ≤35 %-Klassifikation).</w:t>
+        <w:t>Mitiperstat (gepoolte Dosen) verschlechterte nicht das KCCQ-Total Symptom Score (Placebo-korrigierte Differenz −1,4 Punkte, 95%-KI −3,9–1,2; p=0,29) oder die 6-Minuten-Gehstrecke (3,8 m, 95%-KI −3,1–10,8; p=0,28). Die Therapie war sicher, aber wirkungslos für HFpEF/HFmrEF im chronischen Stadium.</w:t>
       </w:r>
     </w:p>
     <w:p>
@@ -235,7 +235,7 @@
         <w:rPr>
           <w:sz w:val="19"/>
         </w:rPr>
-        <w:t>22 europäische Zentren, Europa-weite Kooperation, aber spezialisierte CMR/Genetik-Expertise erforderlich.</w:t>
+        <w:t>Multizentrische europäische und globale Studie; negative Ergebnisse für Leitlinienentscheidungen relevant.</w:t>
       </w:r>
     </w:p>
     <w:p>
@@ -244,7 +244,7 @@
           <w:color w:val="5A7D3A"/>
           <w:sz w:val="18"/>
         </w:rPr>
-        <w:t>https://pubmed.ncbi.nlm.nih.gov/42708210/</w:t>
+        <w:t>https://pubmed.ncbi.nlm.nih.gov/42717033/</w:t>
       </w:r>
     </w:p>
     <w:p>
@@ -252,7 +252,7 @@
         <w:pStyle w:val="Heading2"/>
       </w:pPr>
       <w:r>
-        <w:t>Lipidsenker-Therapieintensivierung würde in Dänemark 589 Schlaganfälle jährlich verhindern</w:t>
+        <w:t>Herzinsuffizienz jeder EF-Kategorie ist mit kognitiven Beeinträchtigungen assoziiert, am stärksten bei reduzierter EF</w:t>
       </w:r>
     </w:p>
     <w:p>
@@ -262,12 +262,12 @@
           <w:color w:val="666666"/>
           <w:sz w:val="18"/>
         </w:rPr>
-        <w:t>Mohamed AA et al.  ·  Open Heart  ·  07.09.2026  ·  PMID 42705842</w:t>
+        <w:t>Satyadev N et al.  ·  J Am Heart Assoc  ·  09.09.2026  ·  PMID 42714589</w:t>
       </w:r>
     </w:p>
     <w:p>
       <w:r>
-        <w:t>Landesweite dänische Kohortenstudie mit 487.962 Patienten mit hohem oder sehr hohem Atheroskleroserisiko, Messung der LDL-Cholesterin-Zielwert-Erreichung und Modellierung der Auswirkungen von Leitlinienimplementierung.</w:t>
+        <w:t>Querschnittstudie von 1.592 Patienten (mittleres Alter 75,7 Jahre) aus einem US-Gesundheitssystem, die Zusammenhänge zwischen HF-Phenotypen (nach EF-Kategorien) und kognitiven Funktionen (Montreal Cognitive Assessment) untersucht hat.</w:t>
       </w:r>
     </w:p>
     <w:p>
@@ -278,7 +278,7 @@
         <w:t xml:space="preserve">Ergebnis: </w:t>
       </w:r>
       <w:r>
-        <w:t>Aktuelle Zielerreichung Primärprävention 39,8 % (dänisch) bzw. 15,1 % (europäisch), Sekundärprävention 18,8 %. Mit optimaler Umsetzung Steigerung auf 91,9 % (dänisch) bzw. 75,8 % (europäisch). Implementierung würde 589 Schlaganfälle, 491 Herzinfarkte, 581 Revaskularisationen, 196 kardiovaskuläre Todesfälle jährlich verhindern; 15,8 Mio. € Kosteneinsparung.</w:t>
+        <w:t>Niedrigere EF korrelierte mit schlechterer kognitiver Leistung (bereinigt β=0,033, p=0,013). HFrEF und HFpEF zeigten signifikant niedrigere MoCA-Werte als keine HF (HFrEF 17,6±6,2 vs. keine HF 19,9±6,0, p&lt;0,001). Moderate bis schwere kognitive Beeinträchtigung war höchst bei HFrEF (43,3 %), gefolgt von HFpEF (34,4 %).</w:t>
       </w:r>
     </w:p>
     <w:p>
@@ -293,7 +293,7 @@
         <w:rPr>
           <w:sz w:val="19"/>
         </w:rPr>
-        <w:t>Dänemark, vergleichbares nordeuropäisches Versicherungssystem, aber restriktivere PCSK9-Inhibitor-Erstattung.</w:t>
+        <w:t>USA-Daten; Sekundärbefund zum kognitiven Risiko bei HF relevant für deutsche Versorgungsplanung und Geriatrie.</w:t>
       </w:r>
     </w:p>
     <w:p>
@@ -302,7 +302,7 @@
           <w:color w:val="5A7D3A"/>
           <w:sz w:val="18"/>
         </w:rPr>
-        <w:t>https://pubmed.ncbi.nlm.nih.gov/42705842/</w:t>
+        <w:t>https://pubmed.ncbi.nlm.nih.gov/42714589/</w:t>
       </w:r>
     </w:p>
     <w:p>
@@ -310,7 +310,7 @@
         <w:pStyle w:val="Heading2"/>
       </w:pPr>
       <w:r>
-        <w:t>Temperaturextreme und Herzinsuffizienzeinweisungen in Schweden: Kältewellen erhöhen Risiko um 8,5 %</w:t>
+        <w:t>Intermittierende Hypoxie-Hyperoxie-Exposition ist in HF-Patienten sicher und führt zu Verbesserungen der Blutdruckregulation und Körperzusammensetzung</w:t>
       </w:r>
     </w:p>
     <w:p>
@@ -320,12 +320,12 @@
           <w:color w:val="666666"/>
           <w:sz w:val="18"/>
         </w:rPr>
-        <w:t>Ni W et al.  ·  J Am Coll Cardiol  ·  01.09.2026  ·  PMID 42683967</w:t>
+        <w:t>Bekfani T et al.  ·  ESC Heart Fail  ·  04.09.2026  ·  PMID 42695491</w:t>
       </w:r>
     </w:p>
     <w:p>
       <w:r>
-        <w:t>Bevölkerungsweite Fall-Crossover-Studie in Schweden mit 482.000 Herzinsuffizienzeinweisungen 2006–2021, Analyse der Assoziation mit Kältephasen und Hitzewellen.</w:t>
+        <w:t>Pilot-Feasibility-Studie mit 9 HF-Patienten (5 HFpEF, 4 HFrEF), die eine 10-wöchige individualisierte Intervention mit wiederholtem Höhentrainingszyklus (IHHE) hinsichtlich Sicherheit und Wirksamkeit auf Trainingskapazität und Lebensqualität untersucht hat.</w:t>
       </w:r>
     </w:p>
     <w:p>
@@ -336,7 +336,7 @@
         <w:t xml:space="preserve">Ergebnis: </w:t>
       </w:r>
       <w:r>
-        <w:t>Kältephasen/niedrigere Temperaturen (lag 2–6 Tage): OR 1,085 für kumulative Assoziation (95 % CI 1,042–1,129). Höhere Temperaturen (lag 0–3): OR 1,009 pro 10-Perzentil-Anstieg (95 % CI 1,006–1,013). Höhere Risiken verzögert bei Kälte, unmittelbar bei Hitze.</w:t>
+        <w:t>IHHE war sicher und gut verträglich (Adhärenz 95 %), keine unerwünschten Ereignisse. Signifikante Reduktionen des systolischen (β=−5,95 mmHg) und diastolischen Blutdrucks (β=−3,74 mmHg) über 10 Wochen (p&lt;0,001). Fettmassenindex sank (9,32 vs. 8,92 kg/m², p=0,031), viszerales Fett sank (127,6 vs. 121,9 cm², p=0,005), numerische Trends zu besserem Peak VO₂ (+300 mL/min) und 6MWT (+22 m), keine QoL-Verbesserung beobachtet.</w:t>
       </w:r>
     </w:p>
     <w:p>
@@ -351,7 +351,7 @@
         <w:rPr>
           <w:sz w:val="19"/>
         </w:rPr>
-        <w:t>Schweden, aber klimageografische Besonderheiten; Befund temperaturunabhängig übertragbar.</w:t>
+        <w:t>Deutschland: Universitätsklinik Magdeburg mit europäischen Zentren; Machbarkeitsstudie für RCT-Vorbereitung.</w:t>
       </w:r>
     </w:p>
     <w:p>
@@ -360,7 +360,7 @@
           <w:color w:val="5A7D3A"/>
           <w:sz w:val="18"/>
         </w:rPr>
-        <w:t>https://pubmed.ncbi.nlm.nih.gov/42683967/</w:t>
+        <w:t>https://pubmed.ncbi.nlm.nih.gov/42695491/</w:t>
       </w:r>
     </w:p>
     <w:p>
@@ -368,7 +368,7 @@
         <w:pStyle w:val="Heading2"/>
       </w:pPr>
       <w:r>
-        <w:t>Diabetische Kardiomyopathie: Expertenpapier zur Abgrenzung als eigenständige Erkrankung</w:t>
+        <w:t>Kontinuierlich erhöhte Ketonkörper im Plasma sind mit ungünstigen Ereignissen in Herzinsuffizienz verbunden</w:t>
       </w:r>
     </w:p>
     <w:p>
@@ -378,12 +378,12 @@
           <w:color w:val="666666"/>
           <w:sz w:val="18"/>
         </w:rPr>
-        <w:t>Seferovic P et al.  ·  Eur Heart J  ·  02.09.2026  ·  PMID 42681860</w:t>
+        <w:t>Palm CL et al.  ·  Clin Res Cardiol  ·  31.08.2026  ·  PMID 42671454</w:t>
       </w:r>
     </w:p>
     <w:p>
       <w:r>
-        <w:t>Expertenkonsensus-Review zur Frage, ob diabetische Kardiomyopathie als eigenständiger Phänotyp zu definieren ist, mit Diskussion von pathophysiologischen Mechanismen und klinischen Implikationen.</w:t>
+        <w:t>Prospektive Kohortenstudie (TRIUMPH und Bio-SHiFT) mit 467 und 397 HF-Patienten, die durch Joint-Modeling wiederholte Plasma-Ketonkörper-Messungen und Zusammenhänge mit Tod/HF-Rehospitalisierung analysiert hat.</w:t>
       </w:r>
     </w:p>
     <w:p>
@@ -394,7 +394,7 @@
         <w:t xml:space="preserve">Ergebnis: </w:t>
       </w:r>
       <w:r>
-        <w:t>Mehrheitliche Übereinkunft: Diabetische Kardiomyopathie ist ein eigenständiges Syndrom mit charakteristischen Muskel-, Stoffwechsel- und entzündlichen Merkmalen; Unterscheidung von rein ischämischer oder hypertensiver Kardiomyopathie gerechtfertigt. Empfehlung für zukünftige therapeutische Ansätze.</w:t>
+        <w:t>TRIUMPH: bei Verdopplung der Gesamt-Ketonkörper HR 2,10 (95%-KI 1,27–3,71) für kombiniertes Ereignis nach Anpassung. Bio-SHiFT: HR 5,36 (2,18–14,0) für Ketonkörper bei Studienendpunkt. Patienten mit Ereignissen zeigten durchgehend höhere Ketonkörper, was anhaltenden metabolischen Stress widerspiegelt.</w:t>
       </w:r>
     </w:p>
     <w:p>
@@ -409,7 +409,7 @@
         <w:rPr>
           <w:sz w:val="19"/>
         </w:rPr>
-        <w:t>Expertenkonsens international, Leitlinien-relevant für Diabetes-Kardiologie-Interface in Deutschland.</w:t>
+        <w:t>Niederländisch-deutsche Studienzentren; vergleichbar mit deutschen Kliniken in Struktur und Verfolgung.</w:t>
       </w:r>
     </w:p>
     <w:p>
@@ -418,7 +418,7 @@
           <w:color w:val="5A7D3A"/>
           <w:sz w:val="18"/>
         </w:rPr>
-        <w:t>https://pubmed.ncbi.nlm.nih.gov/42681860/</w:t>
+        <w:t>https://pubmed.ncbi.nlm.nih.gov/42671454/</w:t>
       </w:r>
     </w:p>
     <w:sectPr>

--- a/download/studien-aktuell.docx
+++ b/download/studien-aktuell.docx
@@ -62,7 +62,7 @@
           <w:color w:val="666666"/>
           <w:sz w:val="18"/>
         </w:rPr>
-        <w:t>Stand: 11.09.2026  |  6 Studien  |  kardio.m-vf.de</w:t>
+        <w:t>Stand: 12.09.2026  |  6 Studien  |  kardio.m-vf.de</w:t>
       </w:r>
     </w:p>
     <w:p>
@@ -70,7 +70,7 @@
         <w:pStyle w:val="Heading1"/>
       </w:pPr>
       <w:r>
-        <w:t>Aufgenommen am 11.09.2026</w:t>
+        <w:t>Aufgenommen am 12.09.2026</w:t>
       </w:r>
     </w:p>
     <w:p>
@@ -78,7 +78,7 @@
         <w:pStyle w:val="Heading2"/>
       </w:pPr>
       <w:r>
-        <w:t>Nur Vorhofflimmern ist nach STEMI mit reduzierter EF unabhängig mit erhöhter Mortalität assoziiert; Kammertachykardien sind seltener als erwartet</w:t>
+        <w:t xml:space="preserve"> Adipositas und myeloide Inflammation verschlechtern Überleben nach Myokardinfarkt durch TREM1</w:t>
       </w:r>
     </w:p>
     <w:p>
@@ -88,12 +88,12 @@
           <w:color w:val="666666"/>
           <w:sz w:val="18"/>
         </w:rPr>
-        <w:t>Jiménez-Candil J et al.  ·  JACC Clin Electrophysiol  ·  26.08.2026  ·  PMID 42720633</w:t>
+        <w:t xml:space="preserve"> Basic Res Cardiol  ·   2026  ·  PMID  42726202</w:t>
       </w:r>
     </w:p>
     <w:p>
       <w:r>
-        <w:t>Multizenterstudie (TeVeO-Register) an 224 STEMI-Überlebenden mit EF ≤40 % am Tag ≥4, die kontinuierliches implantierbares Monitoring nach Entlassung mit Remote-Telemetrie über Median 3,1 Jahre durchgeführt hat.</w:t>
+        <w:t xml:space="preserve"> Experimentelle Studie in Mäusen mit Hochfett-Diät-induzierter Adipositas untersuchte den Einfluss auf Myokardinfarkt-bedingte Entzündung, ventrikuläre Funktion und Überleben mit Fokus auf das myeloide Protein TREM1.</w:t>
       </w:r>
     </w:p>
     <w:p>
@@ -104,7 +104,7 @@
         <w:t xml:space="preserve">Ergebnis: </w:t>
       </w:r>
       <w:r>
-        <w:t>Mortalität 3,7 pro 100 Patientenjahre; ohne plötzliche arrhythmische Todesfälle. Bei 6 Monaten ICD bei 25 (11 %) implantiert. Während Follow-up 119 (53 %) ≥1 ambulante Arrhythmie: 39 (17 %) Vorhofflimmern, 35 (16 %) NSVT, 33 (15 %) Pausen &gt;3 sec, 5 (2,2 %) nachgewiesene VT/ICD-Therapie. Nur Vorhofflimmern unabhängig mit erhöhter Mortalität assoziiert (adj. HR=2,5; p=0,04). NSVT-Inzidenz 5,4/100 PY, VT/ICD-Therapie 0,9/100 PY.</w:t>
+        <w:t xml:space="preserve"> Obese Mäuse zeigten gegenüber schlanken Mäusen erhöhte Myelopoiese in der Milz, höhere Leukozytenzahlen, erhöhte myokardiale Granulozyt-, Monozyten- und pro-inflammatorische Makrophagenzahlen sowie erhöhte TREM1-Expression am Myokard. Das Überleben 56 Tage nach Myokardinfarkt betrug 58% bei obesen versus 87% bei schlanken Mäusen. TREM1-Blockade führte zu signifikant besserer Erhaltung der systolischen Funktion bei obesen Mäusen. Erkenntnisse deuten auf einen Mechanismus, wie Adipositas über Myelopoiese und TREM1-Aktivierung das Post-Infarkt-Überleben verschlechtert und mögliche therapeutische Ziele bei adipösen Patienten mit Myokardinfarkt aufzeigt.</w:t>
       </w:r>
     </w:p>
     <w:p>
@@ -119,7 +119,7 @@
         <w:rPr>
           <w:sz w:val="19"/>
         </w:rPr>
-        <w:t>Spanische Multizenterstudie mit etabliertem Register; Real-World-Evidenz zum Post-STEMI-Arrhythmie-Phänotyp.</w:t>
+        <w:t xml:space="preserve"> Deutsches Zentrum, Grundlagenerkenntnis für adipöse Patientengruppe.</w:t>
       </w:r>
     </w:p>
     <w:p>
@@ -128,7 +128,7 @@
           <w:color w:val="5A7D3A"/>
           <w:sz w:val="18"/>
         </w:rPr>
-        <w:t>https://pubmed.ncbi.nlm.nih.gov/42720633/</w:t>
+        <w:t>https://pubmed.ncbi.nlm.nih.gov/ 42726202/</w:t>
       </w:r>
     </w:p>
     <w:p>
@@ -136,7 +136,7 @@
         <w:pStyle w:val="Heading2"/>
       </w:pPr>
       <w:r>
-        <w:t>Stressechokardiographie mit LA-Strain verbessert HFpEF-Diagnose und reduziert Invasivtestungen um etwa 30 Prozent</w:t>
+        <w:t xml:space="preserve"> Künstliche Intelligenz und Herzmuskel-Phänotypen vorhersagen Myokardinfarkt-Risiko in der Langzeitbeobachtung</w:t>
       </w:r>
     </w:p>
     <w:p>
@@ -146,12 +146,12 @@
           <w:color w:val="666666"/>
           <w:sz w:val="18"/>
         </w:rPr>
-        <w:t>Harada T et al.  ·  Eur Heart J  ·  10.09.2026  ·  PMID 42720269</w:t>
+        <w:t xml:space="preserve"> Eur Heart J Cardiovasc Imaging  ·   2026  ·  PMID  42721291</w:t>
       </w:r>
     </w:p>
     <w:p>
       <w:r>
-        <w:t>Multizenterstudie an 482 Patienten mit Dyspnoe unklarer Ursache mit invasivem Belastungstest und simultaner Echokardiographie zur Validierung eines verbesserten diagnostischen Algorithmus für HFpEF mittels Stressecho und Vorhofbelastungszechanismus.</w:t>
+        <w:t xml:space="preserve"> Post-hoc-Analyse der SCOT-HEART-Studie mit 1.736 Teilnehmern untersuchte, ob radiomische Phänotypen aus Herz-CTA das Langzeit-Risiko für Herzinfarkt (Median 8,6 Jahre Follow-up) vorhersagen über konventionelle Risikofaktoren hinaus.</w:t>
       </w:r>
     </w:p>
     <w:p>
@@ -162,7 +162,7 @@
         <w:t xml:space="preserve">Ergebnis: </w:t>
       </w:r>
       <w:r>
-        <w:t>Aktuelle Diagnostik-Scores (H2FPEF, HFA-PEFF) zeigten nur 55–60 % Sensitivität. Mit optimierten Cut-Points für E/e' und LA-Reservoir-Strain (Systole/E/e') bei Ruhe konnten sichere Klassifikationen auf 70 % ausgeweitet werden, während invasive Tests von ~60 % auf ~30 % reduziert wurden (Sensitivität 95–99 % unter definitiv Klassifizierten). Befunde in internationalem Validierungskohorte bestätigt.</w:t>
+        <w:t xml:space="preserve"> 82 von 1.736 Teilnehmern (4,7%) erlebten während Follow-up tödlichen oder nicht-tödlichen Myokardinfarkt. Radiomische Phänotypen waren assoziiert mit Alter, Geschlecht, Hypertension und Diabetes (p&lt;0,01). Integration radiomischer Merkmale in klinisches Modell verbesserte Diskrimination für zukünftige Myokardinfarkte (C-Index von 0,693 auf 0,722, Δ=0,029, p&lt;0,001) und Modell-Fit (Likelihood-Ratio-Test χ²=13,5, p=0,009).</w:t>
       </w:r>
     </w:p>
     <w:p>
@@ -177,7 +177,7 @@
         <w:rPr>
           <w:sz w:val="19"/>
         </w:rPr>
-        <w:t>USA-Studie mit internationalem Validierungskohorte; Verfahrensoptimierung übertragbar auf Chest-Pain-Units in Deutschland.</w:t>
+        <w:t xml:space="preserve"> Schottische Studie, vergleichbare europäische Gesundheitssysteme.</w:t>
       </w:r>
     </w:p>
     <w:p>
@@ -186,7 +186,7 @@
           <w:color w:val="5A7D3A"/>
           <w:sz w:val="18"/>
         </w:rPr>
-        <w:t>https://pubmed.ncbi.nlm.nih.gov/42720269/</w:t>
+        <w:t>https://pubmed.ncbi.nlm.nih.gov/ 42721291/</w:t>
       </w:r>
     </w:p>
     <w:p>
@@ -194,7 +194,7 @@
         <w:pStyle w:val="Heading2"/>
       </w:pPr>
       <w:r>
-        <w:t>Myeloperoxidase-Inhibitor Mitiperstat verbessert nicht Symptome oder Trainingsleistung bei Herzinsuffizienz mit erhaltener Ejektionsfraktion</w:t>
+        <w:t xml:space="preserve"> LMNA-Genotyp und Vorhofflimmern-Risiko in genetischer Kardiomyopathie</w:t>
       </w:r>
     </w:p>
     <w:p>
@@ -204,12 +204,12 @@
           <w:color w:val="666666"/>
           <w:sz w:val="18"/>
         </w:rPr>
-        <w:t>Lund LH et al.  ·  Nat Med  ·  09.09.2026  ·  PMID 42717033</w:t>
+        <w:t xml:space="preserve"> Circ Heart Fail  ·   2026  ·  PMID  42717878</w:t>
       </w:r>
     </w:p>
     <w:p>
       <w:r>
-        <w:t>Randomisierte, doppelblinde Phase-2b-Studie mit 711 Patienten mit Herzinsuffizienz und EF &gt;40 %, die untersucht hat, ob der MPO-Inhibitor Mitiperstat über 48 Wochen Symptome und Trainingskapazität verbessert.</w:t>
+        <w:t xml:space="preserve"> Beobachtungsstudie von 3.117 Patienten mit genetischer dilatativer Kardiomyopathie (DCM) aus der SHaRe-Registry untersuchte Prävalenz, Inzidenz und Prognosebedeutung von Vorhofflimmern nach Genotyp.</w:t>
       </w:r>
     </w:p>
     <w:p>
@@ -220,7 +220,7 @@
         <w:t xml:space="preserve">Ergebnis: </w:t>
       </w:r>
       <w:r>
-        <w:t>Mitiperstat (gepoolte Dosen) verschlechterte nicht das KCCQ-Total Symptom Score (Placebo-korrigierte Differenz −1,4 Punkte, 95%-KI −3,9–1,2; p=0,29) oder die 6-Minuten-Gehstrecke (3,8 m, 95%-KI −3,1–10,8; p=0,28). Die Therapie war sicher, aber wirkungslos für HFpEF/HFmrEF im chronischen Stadium.</w:t>
+        <w:t xml:space="preserve"> Von 2.491 AF-freien Patienten mit Follow-up entwickelten 312 (12,5%) während eines Medians von 4,5 Jahren Vorhofflimmern. Kumulative AF-Prävalenz betrug 23,6%. LMNA zeigte die höchste AF-Inzidenz (7,6 pro 100 Patientenjahre) und kumulative AF-Prävalenz (56,7%) und war die einzige Genotyp-Variable unabhängig assoziiert mit inzidentem AF (HR 5,52, 95% KI 3,84-7,95; p&lt;0,001). TTN hatte AF-Inzidenz von 2,1 pro 100 Patientenjahre. AF war unabhängig assoziiert mit erhöhtem Risiko für kombiniertes Endpunkt (HR 1,58, 95% KI 1,29-1,94; p&lt;0,001) einschließlich Herzinsuffizienz, ventrikuläre Arrhythmien und Gesamtsterblichkeit.</w:t>
       </w:r>
     </w:p>
     <w:p>
@@ -235,7 +235,7 @@
         <w:rPr>
           <w:sz w:val="19"/>
         </w:rPr>
-        <w:t>Multizentrische europäische und globale Studie; negative Ergebnisse für Leitlinienentscheidungen relevant.</w:t>
+        <w:t xml:space="preserve"> Internationale Studie mit niederländischen/europäischen Zentren, vergleichbar mit deutschen Versorgungssystemen.</w:t>
       </w:r>
     </w:p>
     <w:p>
@@ -244,7 +244,7 @@
           <w:color w:val="5A7D3A"/>
           <w:sz w:val="18"/>
         </w:rPr>
-        <w:t>https://pubmed.ncbi.nlm.nih.gov/42717033/</w:t>
+        <w:t>https://pubmed.ncbi.nlm.nih.gov/ 42717878/</w:t>
       </w:r>
     </w:p>
     <w:p>
@@ -252,7 +252,7 @@
         <w:pStyle w:val="Heading2"/>
       </w:pPr>
       <w:r>
-        <w:t>Herzinsuffizienz jeder EF-Kategorie ist mit kognitiven Beeinträchtigungen assoziiert, am stärksten bei reduzierter EF</w:t>
+        <w:t xml:space="preserve"> Darmbakterien-Metabolite vorhersagen Sterblichkeit und kardiale Ereignisse bei Herzinsuffizienz</w:t>
       </w:r>
     </w:p>
     <w:p>
@@ -262,12 +262,12 @@
           <w:color w:val="666666"/>
           <w:sz w:val="18"/>
         </w:rPr>
-        <w:t>Satyadev N et al.  ·  J Am Heart Assoc  ·  09.09.2026  ·  PMID 42714589</w:t>
+        <w:t xml:space="preserve"> Eur J Heart Fail  ·   2026  ·  PMID  42677938</w:t>
       </w:r>
     </w:p>
     <w:p>
       <w:r>
-        <w:t>Querschnittstudie von 1.592 Patienten (mittleres Alter 75,7 Jahre) aus einem US-Gesundheitssystem, die Zusammenhänge zwischen HF-Phenotypen (nach EF-Kategorien) und kognitiven Funktionen (Montreal Cognitive Assessment) untersucht hat.</w:t>
+        <w:t xml:space="preserve"> Systematische Übersicht und Metaanalyse von 26 Studien mit 17.715 Patienten (davon 20 in Metaanalyse) untersuchte assoziationen zwischen Darm-Mikrobiom-Metaboliten und Herzinsuffizienz-Outcomes.</w:t>
       </w:r>
     </w:p>
     <w:p>
@@ -278,7 +278,7 @@
         <w:t xml:space="preserve">Ergebnis: </w:t>
       </w:r>
       <w:r>
-        <w:t>Niedrigere EF korrelierte mit schlechterer kognitiver Leistung (bereinigt β=0,033, p=0,013). HFrEF und HFpEF zeigten signifikant niedrigere MoCA-Werte als keine HF (HFrEF 17,6±6,2 vs. keine HF 19,9±6,0, p&lt;0,001). Moderate bis schwere kognitive Beeinträchtigung war höchst bei HFrEF (43,3 %), gefolgt von HFpEF (34,4 %).</w:t>
+        <w:t xml:space="preserve"> Erhöhtes Trimethylamin-N-Oxid (TMAO) war assoziiert mit Gesamtsterblichkeit (HR 1,72, 95% KI 1,42-2,08, p=0,0002) und MACE (HR 1,60, 95% KI 1,44-1,78, p&lt;0,0001). Der Effekt war konsistent über HFrEF (HR 2,17) und HFpEF (HR 1,55). Erhöhtes Phenylacetylglutamin war assoziiert mit Mortalität (HR 1,60, 95% KI 1,33-1,94) und MACE (HR 1,65, 95% KI 1,37-1,99). Meta-Regression zeigte keine signifikante Effektmodifizierung durch Alter, NT-proBNP, Nierenfunktion oder BMI.</w:t>
       </w:r>
     </w:p>
     <w:p>
@@ -293,7 +293,7 @@
         <w:rPr>
           <w:sz w:val="19"/>
         </w:rPr>
-        <w:t>USA-Daten; Sekundärbefund zum kognitiven Risiko bei HF relevant für deutsche Versorgungsplanung und Geriatrie.</w:t>
+        <w:t xml:space="preserve"> Deutschland und England - europäische Versorgungssysteme, deutsche Forschungsbeteiligung.</w:t>
       </w:r>
     </w:p>
     <w:p>
@@ -302,7 +302,7 @@
           <w:color w:val="5A7D3A"/>
           <w:sz w:val="18"/>
         </w:rPr>
-        <w:t>https://pubmed.ncbi.nlm.nih.gov/42714589/</w:t>
+        <w:t>https://pubmed.ncbi.nlm.nih.gov/ 42677938/</w:t>
       </w:r>
     </w:p>
     <w:p>
@@ -310,7 +310,7 @@
         <w:pStyle w:val="Heading2"/>
       </w:pPr>
       <w:r>
-        <w:t>Intermittierende Hypoxie-Hyperoxie-Exposition ist in HF-Patienten sicher und führt zu Verbesserungen der Blutdruckregulation und Körperzusammensetzung</w:t>
+        <w:t xml:space="preserve"> PM und AV-Knoten-Ablation besser als PV-Isolationbei älteren Patienten mit Vorhofflimmern</w:t>
       </w:r>
     </w:p>
     <w:p>
@@ -320,12 +320,12 @@
           <w:color w:val="666666"/>
           <w:sz w:val="18"/>
         </w:rPr>
-        <w:t>Bekfani T et al.  ·  ESC Heart Fail  ·  04.09.2026  ·  PMID 42695491</w:t>
+        <w:t xml:space="preserve"> Eur Heart J  ·   2026  ·  PMID  42671117</w:t>
       </w:r>
     </w:p>
     <w:p>
       <w:r>
-        <w:t>Pilot-Feasibility-Studie mit 9 HF-Patienten (5 HFpEF, 4 HFrEF), die eine 10-wöchige individualisierte Intervention mit wiederholtem Höhentrainingszyklus (IHHE) hinsichtlich Sicherheit und Wirksamkeit auf Trainingskapazität und Lebensqualität untersucht hat.</w:t>
+        <w:t xml:space="preserve"> Randomisierte Studie bei älteren Patienten (≥75 Jahre) mit persistierendem Vorhofflimmern und normaler Ejektionsfraktion verglich Schrittmacher-Implantation mit AV-Knoten-Ablation (PM+AVNA) gegen Pulmonalvenen-Isolat ion (PVI) nach 12 Monaten Versorgung.</w:t>
       </w:r>
     </w:p>
     <w:p>
@@ -336,7 +336,7 @@
         <w:t xml:space="preserve">Ergebnis: </w:t>
       </w:r>
       <w:r>
-        <w:t>IHHE war sicher und gut verträglich (Adhärenz 95 %), keine unerwünschten Ereignisse. Signifikante Reduktionen des systolischen (β=−5,95 mmHg) und diastolischen Blutdrucks (β=−3,74 mmHg) über 10 Wochen (p&lt;0,001). Fettmassenindex sank (9,32 vs. 8,92 kg/m², p=0,031), viszerales Fett sank (127,6 vs. 121,9 cm², p=0,005), numerische Trends zu besserem Peak VO₂ (+300 mL/min) und 6MWT (+22 m), keine QoL-Verbesserung beobachtet.</w:t>
+        <w:t xml:space="preserve"> Bei 24% der PM+AVNA- und 46% der PVI-Patienten trat das primäre Endpunkt auf (Krankenhauseinweisung wegen Arrhythmie, Herzinsuffizienz, Kardioversion oder CRT-Upgrade; HR 0,45, 95% KI 0,27-0,74; p=0,002). Der Unterschied beruht vor allem auf 54 Arrhythmie-Hospitalisationen und 19 Kardioversionen in der PVI-Gruppe gegen 3 und 1 in der PM+AVNA-Gruppe; in der PM+AVNA-Gruppe gab es 23 Herzinsuffizienz-Hospitalisationen gegen 11 in der PVI-Gruppe. Mortalität, Schlaganfall, Komplikationen und Lebensqualität unterschieden sich nicht signifikant.</w:t>
       </w:r>
     </w:p>
     <w:p>
@@ -351,7 +351,7 @@
         <w:rPr>
           <w:sz w:val="19"/>
         </w:rPr>
-        <w:t>Deutschland: Universitätsklinik Magdeburg mit europäischen Zentren; Machbarkeitsstudie für RCT-Vorbereitung.</w:t>
+        <w:t xml:space="preserve"> Deutsche Zentren führten diese Studie durch, deutsche Leitlinien können angepasst werden.</w:t>
       </w:r>
     </w:p>
     <w:p>
@@ -360,7 +360,7 @@
           <w:color w:val="5A7D3A"/>
           <w:sz w:val="18"/>
         </w:rPr>
-        <w:t>https://pubmed.ncbi.nlm.nih.gov/42695491/</w:t>
+        <w:t>https://pubmed.ncbi.nlm.nih.gov/ 42671117/</w:t>
       </w:r>
     </w:p>
     <w:p>
@@ -368,7 +368,7 @@
         <w:pStyle w:val="Heading2"/>
       </w:pPr>
       <w:r>
-        <w:t>Kontinuierlich erhöhte Ketonkörper im Plasma sind mit ungünstigen Ereignissen in Herzinsuffizienz verbunden</w:t>
+        <w:t xml:space="preserve"> Trikuspidaliregurgitations-Schwellwerte für Mortalität bei ATTR-Kardiomyopathie</w:t>
       </w:r>
     </w:p>
     <w:p>
@@ -378,12 +378,12 @@
           <w:color w:val="666666"/>
           <w:sz w:val="18"/>
         </w:rPr>
-        <w:t>Palm CL et al.  ·  Clin Res Cardiol  ·  31.08.2026  ·  PMID 42671454</w:t>
+        <w:t xml:space="preserve"> JAMA Cardiol  ·   2026  ·  PMID  42671012</w:t>
       </w:r>
     </w:p>
     <w:p>
       <w:r>
-        <w:t>Prospektive Kohortenstudie (TRIUMPH und Bio-SHiFT) mit 467 und 397 HF-Patienten, die durch Joint-Modeling wiederholte Plasma-Ketonkörper-Messungen und Zusammenhänge mit Tod/HF-Rehospitalisierung analysiert hat.</w:t>
+        <w:t xml:space="preserve"> Multizentrische Kohortenstudie an 1.124 Patienten mit neu diagnostizierter ATTR-Kardiomyopathie (Derivation n=745, Validierung n=379) untersuchte echokardiographische Parameter der Trikuspidaliregurgitation für Prognose von Gesamtsterblichkeit und Herzinsuffizienz-Hospitalisierung.</w:t>
       </w:r>
     </w:p>
     <w:p>
@@ -394,7 +394,7 @@
         <w:t xml:space="preserve">Ergebnis: </w:t>
       </w:r>
       <w:r>
-        <w:t>TRIUMPH: bei Verdopplung der Gesamt-Ketonkörper HR 2,10 (95%-KI 1,27–3,71) für kombiniertes Ereignis nach Anpassung. Bio-SHiFT: HR 5,36 (2,18–14,0) für Ketonkörper bei Studienendpunkt. Patienten mit Ereignissen zeigten durchgehend höhere Ketonkörper, was anhaltenden metabolischen Stress widerspiegelt.</w:t>
+        <w:t xml:space="preserve"> Über einen Median von 25,2 Monaten starben 324 Patienten (28,8%) und 251 (22,3%) wurden wegen Herzinsuffizienz hospitalisiert. Der Vorschlag für Trikuspidaliregurgitation-Schwellwerte (Vena-contracta ≥5 mm, EROA ≥0,25 cm²; Regurgitationsvolumen ≥20 mL) klassifizierte 334 von 1.124 Patienten (29,7%) als hohes oder extremes Risiko, während Standard-Definitionen nur 130 (11,6%) als schwer einstuften. Dieses Modell zeigte bessere Vorhersage von Mortalität (HR 1,41, 95% KI 1,23-1,62) und HF-Hospitalisierungen (HR 1,31, 95% KI 1,12-1,54) als Leitlinien-Definitionen.</w:t>
       </w:r>
     </w:p>
     <w:p>
@@ -409,7 +409,7 @@
         <w:rPr>
           <w:sz w:val="19"/>
         </w:rPr>
-        <w:t>Niederländisch-deutsche Studienzentren; vergleichbar mit deutschen Kliniken in Struktur und Verfolgung.</w:t>
+        <w:t xml:space="preserve"> Österreich, Deutschland, Niederlande, Italien - vergleichbare Versorgungssysteme.</w:t>
       </w:r>
     </w:p>
     <w:p>
@@ -418,7 +418,7 @@
           <w:color w:val="5A7D3A"/>
           <w:sz w:val="18"/>
         </w:rPr>
-        <w:t>https://pubmed.ncbi.nlm.nih.gov/42671454/</w:t>
+        <w:t>https://pubmed.ncbi.nlm.nih.gov/ 42671012/</w:t>
       </w:r>
     </w:p>
     <w:sectPr>

--- a/download/studien-aktuell.docx
+++ b/download/studien-aktuell.docx
@@ -62,7 +62,7 @@
           <w:color w:val="666666"/>
           <w:sz w:val="18"/>
         </w:rPr>
-        <w:t>Stand: 12.09.2026  |  6 Studien  |  kardio.m-vf.de</w:t>
+        <w:t>Stand: 13.09.2026  |  7 Studien  |  kardio.m-vf.de</w:t>
       </w:r>
     </w:p>
     <w:p>
@@ -70,7 +70,7 @@
         <w:pStyle w:val="Heading1"/>
       </w:pPr>
       <w:r>
-        <w:t>Aufgenommen am 12.09.2026</w:t>
+        <w:t>Aufgenommen am 13.09.2026</w:t>
       </w:r>
     </w:p>
     <w:p>
@@ -78,7 +78,7 @@
         <w:pStyle w:val="Heading2"/>
       </w:pPr>
       <w:r>
-        <w:t xml:space="preserve"> Adipositas und myeloide Inflammation verschlechtern Überleben nach Myokardinfarkt durch TREM1</w:t>
+        <w:t>P2Y₁₂-Hemmer vor Angiografie: Weniger STEMI, aber auch weniger Blutungen bei längeren Wartezeiten</w:t>
       </w:r>
     </w:p>
     <w:p>
@@ -88,12 +88,12 @@
           <w:color w:val="666666"/>
           <w:sz w:val="18"/>
         </w:rPr>
-        <w:t xml:space="preserve"> Basic Res Cardiol  ·   2026  ·  PMID  42726202</w:t>
+        <w:t>Hesse K et al.  ·  Open Heart  ·  12.09.2026  ·  PMID 42731862</w:t>
       </w:r>
     </w:p>
     <w:p>
       <w:r>
-        <w:t xml:space="preserve"> Experimentelle Studie in Mäusen mit Hochfett-Diät-induzierter Adipositas untersuchte den Einfluss auf Myokardinfarkt-bedingte Entzündung, ventrikuläre Funktion und Überleben mit Fokus auf das myeloide Protein TREM1.</w:t>
+        <w:t>Vergleich zweier Strategien bei NSTE-ACS: Routinemäßige Gabe eines P2Y₁₂-Hemmers vor Herzkatheter versus Zurückhaltung bis zur Anatomiekenntnis im britischen Versorgungssystem mit längeren Wartezeiten (Median 3,6 Tage).</w:t>
       </w:r>
     </w:p>
     <w:p>
@@ -104,7 +104,7 @@
         <w:t xml:space="preserve">Ergebnis: </w:t>
       </w:r>
       <w:r>
-        <w:t xml:space="preserve"> Obese Mäuse zeigten gegenüber schlanken Mäusen erhöhte Myelopoiese in der Milz, höhere Leukozytenzahlen, erhöhte myokardiale Granulozyt-, Monozyten- und pro-inflammatorische Makrophagenzahlen sowie erhöhte TREM1-Expression am Myokard. Das Überleben 56 Tage nach Myokardinfarkt betrug 58% bei obesen versus 87% bei schlanken Mäusen. TREM1-Blockade führte zu signifikant besserer Erhaltung der systolischen Funktion bei obesen Mäusen. Erkenntnisse deuten auf einen Mechanismus, wie Adipositas über Myelopoiese und TREM1-Aktivierung das Post-Infarkt-Überleben verschlechtert und mögliche therapeutische Ziele bei adipösen Patienten mit Myokardinfarkt aufzeigt.</w:t>
+        <w:t>Bei Verzicht auf Vorbehandlung: In-hospital-STEMI stieg von 0,4% auf 1,7% (adjustierte OR 4,40; 95%-KI 1,78–13,3), aber actionable Blutungsereignisse sanken von 0,9% auf 0,2% (adjustierte OR 0,18; 95%-KI 0,03–0,70). Längere Wartezeiten verändern das Nutzen-Risiko-Verhältnis gegenüber den Leitlinien, die auf kürzeren Katheterwartezeiten basieren.</w:t>
       </w:r>
     </w:p>
     <w:p>
@@ -119,7 +119,7 @@
         <w:rPr>
           <w:sz w:val="19"/>
         </w:rPr>
-        <w:t xml:space="preserve"> Deutsches Zentrum, Grundlagenerkenntnis für adipöse Patientengruppe.</w:t>
+        <w:t>UK-Klinikdaten mit wesentlich längeren Wartezeiten als in Deutschland üblich.</w:t>
       </w:r>
     </w:p>
     <w:p>
@@ -128,7 +128,7 @@
           <w:color w:val="5A7D3A"/>
           <w:sz w:val="18"/>
         </w:rPr>
-        <w:t>https://pubmed.ncbi.nlm.nih.gov/ 42726202/</w:t>
+        <w:t>https://pubmed.ncbi.nlm.nih.gov/42731862/</w:t>
       </w:r>
     </w:p>
     <w:p>
@@ -136,7 +136,7 @@
         <w:pStyle w:val="Heading2"/>
       </w:pPr>
       <w:r>
-        <w:t xml:space="preserve"> Künstliche Intelligenz und Herzmuskel-Phänotypen vorhersagen Myokardinfarkt-Risiko in der Langzeitbeobachtung</w:t>
+        <w:t>HFpEF-Risikoscores für Primärversorgung in HIV-Hochprävalenzregion anwendbar</w:t>
       </w:r>
     </w:p>
     <w:p>
@@ -146,12 +146,12 @@
           <w:color w:val="666666"/>
           <w:sz w:val="18"/>
         </w:rPr>
-        <w:t xml:space="preserve"> Eur Heart J Cardiovasc Imaging  ·   2026  ·  PMID  42721291</w:t>
+        <w:t>Honwana F et al.  ·  Open Heart  ·  12.09.2026  ·  PMID 42731860</w:t>
       </w:r>
     </w:p>
     <w:p>
       <w:r>
-        <w:t xml:space="preserve"> Post-hoc-Analyse der SCOT-HEART-Studie mit 1.736 Teilnehmern untersuchte, ob radiomische Phänotypen aus Herz-CTA das Langzeit-Risiko für Herzinfarkt (Median 8,6 Jahre Follow-up) vorhersagen über konventionelle Risikofaktoren hinaus.</w:t>
+        <w:t>Entwicklung und interne Validierung eines nomogramm-basierten HFpEF-Vorhersage-Scores für die Primärversorgung in Südafrika unter Berücksichtigung HIV-Status, klinischer Faktoren, BNP und EKG.</w:t>
       </w:r>
     </w:p>
     <w:p>
@@ -162,7 +162,7 @@
         <w:t xml:space="preserve">Ergebnis: </w:t>
       </w:r>
       <w:r>
-        <w:t xml:space="preserve"> 82 von 1.736 Teilnehmern (4,7%) erlebten während Follow-up tödlichen oder nicht-tödlichen Myokardinfarkt. Radiomische Phänotypen waren assoziiert mit Alter, Geschlecht, Hypertension und Diabetes (p&lt;0,01). Integration radiomischer Merkmale in klinisches Modell verbesserte Diskrimination für zukünftige Myokardinfarkte (C-Index von 0,693 auf 0,722, Δ=0,029, p&lt;0,001) und Modell-Fit (Likelihood-Ratio-Test χ²=13,5, p=0,009).</w:t>
+        <w:t>Nomogramm mit Alter, Geschlecht, HIV-Status, Rauchen, Hypertonie, BMI und BNP: Overfitting-korrigierte AUC 0,77 mit guter Kalibrierung. Von 1.508 Teilnehmern (77% Frauen, 42% adipös) erfüllten 7,8% HFpEF-Kriterien (118 Patienten; 8,4% bei HIV-positiv, 6,6% HIV-negativ).</w:t>
       </w:r>
     </w:p>
     <w:p>
@@ -177,7 +177,7 @@
         <w:rPr>
           <w:sz w:val="19"/>
         </w:rPr>
-        <w:t xml:space="preserve"> Schottische Studie, vergleichbare europäische Gesundheitssysteme.</w:t>
+        <w:t>Südafrika; Score als praktisches Werkzeug für ressourcenlimitierte Primärsettings adaptierbar.</w:t>
       </w:r>
     </w:p>
     <w:p>
@@ -186,7 +186,7 @@
           <w:color w:val="5A7D3A"/>
           <w:sz w:val="18"/>
         </w:rPr>
-        <w:t>https://pubmed.ncbi.nlm.nih.gov/ 42721291/</w:t>
+        <w:t>https://pubmed.ncbi.nlm.nih.gov/42731860/</w:t>
       </w:r>
     </w:p>
     <w:p>
@@ -194,7 +194,7 @@
         <w:pStyle w:val="Heading2"/>
       </w:pPr>
       <w:r>
-        <w:t xml:space="preserve"> LMNA-Genotyp und Vorhofflimmern-Risiko in genetischer Kardiomyopathie</w:t>
+        <w:t>Ultraschnelle ambulante TAVI bei akutem aortalen Klappensyndrom spart Krankenhausbetten</w:t>
       </w:r>
     </w:p>
     <w:p>
@@ -204,12 +204,12 @@
           <w:color w:val="666666"/>
           <w:sz w:val="18"/>
         </w:rPr>
-        <w:t xml:space="preserve"> Circ Heart Fail  ·   2026  ·  PMID  42717878</w:t>
+        <w:t>Vibhishanan J et al.  ·  Open Heart  ·  12.09.2026  ·  PMID 42731859</w:t>
       </w:r>
     </w:p>
     <w:p>
       <w:r>
-        <w:t xml:space="preserve"> Beobachtungsstudie von 3.117 Patienten mit genetischer dilatativer Kardiomyopathie (DCM) aus der SHaRe-Registry untersuchte Prävalenz, Inzidenz und Prognosebedeutung von Vorhofflimmern nach Genotyp.</w:t>
+        <w:t>Evaluierung eines neuen Versorgungspfads für ausgewählte, stabilisierte Patienten mit akutem aortalen Stenose-Syndroms (AVS) und geplantem TAVI-Einsatz: ambulante Vorbereitung mit Entlassung nach initialem Assessment vs. stationärer Weg in einer britischen Universitätsklinik.</w:t>
       </w:r>
     </w:p>
     <w:p>
@@ -220,7 +220,7 @@
         <w:t xml:space="preserve">Ergebnis: </w:t>
       </w:r>
       <w:r>
-        <w:t xml:space="preserve"> Von 2.491 AF-freien Patienten mit Follow-up entwickelten 312 (12,5%) während eines Medians von 4,5 Jahren Vorhofflimmern. Kumulative AF-Prävalenz betrug 23,6%. LMNA zeigte die höchste AF-Inzidenz (7,6 pro 100 Patientenjahre) und kumulative AF-Prävalenz (56,7%) und war die einzige Genotyp-Variable unabhängig assoziiert mit inzidentem AF (HR 5,52, 95% KI 3,84-7,95; p&lt;0,001). TTN hatte AF-Inzidenz von 2,1 pro 100 Patientenjahre. AF war unabhängig assoziiert mit erhöhtem Risiko für kombiniertes Endpunkt (HR 1,58, 95% KI 1,29-1,94; p&lt;0,001) einschließlich Herzinsuffizienz, ventrikuläre Arrhythmien und Gesamtsterblichkeit.</w:t>
+        <w:t>Von 105 für den ambulanten Weg evaluierten Patienten wurden 58 (55,2%) ambulant und 47 (44,8%) stationär behandelt. Ambulante Gruppe: mediane Gesamtkrankenhaus-Liegedauer 12 Tage (IQR 7–17) vs. stationär 20 Tage (IQR 15–32; p&lt;0,0001), Einsparung von 210 Bettentagen. Zeit von Zuweisung bis TAVI unterschied sich nicht (ambulant 15 vs. stationär 14 Tage; p=0,22). Primärer Sicherheitsendpunkt (Tod oder akute Dekompensation vor TAVI) war gleich (ambulant 6,9% vs. stationär 6,4%; HR 0,97; 95%-KI 0,22–4,34; p=0,97).</w:t>
       </w:r>
     </w:p>
     <w:p>
@@ -235,7 +235,7 @@
         <w:rPr>
           <w:sz w:val="19"/>
         </w:rPr>
-        <w:t xml:space="preserve"> Internationale Studie mit niederländischen/europäischen Zentren, vergleichbar mit deutschen Versorgungssystemen.</w:t>
+        <w:t>UK-Klinik; Konzept auf vergleichbare europäische Zentren übertragbar, bedarf Validierung.</w:t>
       </w:r>
     </w:p>
     <w:p>
@@ -244,7 +244,7 @@
           <w:color w:val="5A7D3A"/>
           <w:sz w:val="18"/>
         </w:rPr>
-        <w:t>https://pubmed.ncbi.nlm.nih.gov/ 42717878/</w:t>
+        <w:t>https://pubmed.ncbi.nlm.nih.gov/42731859/</w:t>
       </w:r>
     </w:p>
     <w:p>
@@ -252,7 +252,7 @@
         <w:pStyle w:val="Heading2"/>
       </w:pPr>
       <w:r>
-        <w:t xml:space="preserve"> Darmbakterien-Metabolite vorhersagen Sterblichkeit und kardiale Ereignisse bei Herzinsuffizienz</w:t>
+        <w:t>Supplementale Sauerstoffgabe bei akuter Herzinsuffizienz: Weniger ist mehr</w:t>
       </w:r>
     </w:p>
     <w:p>
@@ -262,12 +262,12 @@
           <w:color w:val="666666"/>
           <w:sz w:val="18"/>
         </w:rPr>
-        <w:t xml:space="preserve"> Eur J Heart Fail  ·   2026  ·  PMID  42677938</w:t>
+        <w:t>Galluzzo A et al.  ·  Eur Heart J Acute Cardiovasc Care  ·  08.09.2026  ·  PMID 42708882</w:t>
       </w:r>
     </w:p>
     <w:p>
       <w:r>
-        <w:t xml:space="preserve"> Systematische Übersicht und Metaanalyse von 26 Studien mit 17.715 Patienten (davon 20 in Metaanalyse) untersuchte assoziationen zwischen Darm-Mikrobiom-Metaboliten und Herzinsuffizienz-Outcomes.</w:t>
+        <w:t>Editorium zu Evidenz über Sauerstoff in akuter Herzinsuffizienz; Diskussion, ob weniger Sauerstoff bessere Outcomes ermöglicht.</w:t>
       </w:r>
     </w:p>
     <w:p>
@@ -278,7 +278,7 @@
         <w:t xml:space="preserve">Ergebnis: </w:t>
       </w:r>
       <w:r>
-        <w:t xml:space="preserve"> Erhöhtes Trimethylamin-N-Oxid (TMAO) war assoziiert mit Gesamtsterblichkeit (HR 1,72, 95% KI 1,42-2,08, p=0,0002) und MACE (HR 1,60, 95% KI 1,44-1,78, p&lt;0,0001). Der Effekt war konsistent über HFrEF (HR 2,17) und HFpEF (HR 1,55). Erhöhtes Phenylacetylglutamin war assoziiert mit Mortalität (HR 1,60, 95% KI 1,33-1,94) und MACE (HR 1,65, 95% KI 1,37-1,99). Meta-Regression zeigte keine signifikante Effektmodifizierung durch Alter, NT-proBNP, Nierenfunktion oder BMI.</w:t>
+        <w:t>Kein konkretes Ergebnis im Abstract berichtet; nur Ankündigung des Themas ohne quantitative Befunde oder definitive Empfehlungen.</w:t>
       </w:r>
     </w:p>
     <w:p>
@@ -293,7 +293,7 @@
         <w:rPr>
           <w:sz w:val="19"/>
         </w:rPr>
-        <w:t xml:space="preserve"> Deutschland und England - europäische Versorgungssysteme, deutsche Forschungsbeteiligung.</w:t>
+        <w:t>Erfüllt Auswahlkriterium nicht; kein benennbares Ergebnis.</w:t>
       </w:r>
     </w:p>
     <w:p>
@@ -302,7 +302,7 @@
           <w:color w:val="5A7D3A"/>
           <w:sz w:val="18"/>
         </w:rPr>
-        <w:t>https://pubmed.ncbi.nlm.nih.gov/ 42677938/</w:t>
+        <w:t>https://pubmed.ncbi.nlm.nih.gov/42708882/</w:t>
       </w:r>
     </w:p>
     <w:p>
@@ -310,7 +310,7 @@
         <w:pStyle w:val="Heading2"/>
       </w:pPr>
       <w:r>
-        <w:t xml:space="preserve"> PM und AV-Knoten-Ablation besser als PV-Isolationbei älteren Patienten mit Vorhofflimmern</w:t>
+        <w:t>ASTA-Score beste psychometrische Validierung unter AF-Symptom-Schwere-Messgeräten</w:t>
       </w:r>
     </w:p>
     <w:p>
@@ -320,12 +320,12 @@
           <w:color w:val="666666"/>
           <w:sz w:val="18"/>
         </w:rPr>
-        <w:t xml:space="preserve"> Eur Heart J  ·   2026  ·  PMID  42671117</w:t>
+        <w:t>Ogendo JJ et al.  ·  Europace  ·  08.09.2026  ·  PMID 42706219</w:t>
       </w:r>
     </w:p>
     <w:p>
       <w:r>
-        <w:t xml:space="preserve"> Randomisierte Studie bei älteren Patienten (≥75 Jahre) mit persistierendem Vorhofflimmern und normaler Ejektionsfraktion verglich Schrittmacher-Implantation mit AV-Knoten-Ablation (PM+AVNA) gegen Pulmonalvenen-Isolat ion (PVI) nach 12 Monaten Versorgung.</w:t>
+        <w:t>Systematischer Review und COSMIN-Bewertung von Patient-Reported Outcome Measures (PROMs) für Vorhofflimmern; Evaluation von sechs Symptom-Schwere-Instrumenten (AFSymp, AFS/B, AFSS, ASTA, AF6, SCL) und deren Messeigenschaften.</w:t>
       </w:r>
     </w:p>
     <w:p>
@@ -336,7 +336,7 @@
         <w:t xml:space="preserve">Ergebnis: </w:t>
       </w:r>
       <w:r>
-        <w:t xml:space="preserve"> Bei 24% der PM+AVNA- und 46% der PVI-Patienten trat das primäre Endpunkt auf (Krankenhauseinweisung wegen Arrhythmie, Herzinsuffizienz, Kardioversion oder CRT-Upgrade; HR 0,45, 95% KI 0,27-0,74; p=0,002). Der Unterschied beruht vor allem auf 54 Arrhythmie-Hospitalisationen und 19 Kardioversionen in der PVI-Gruppe gegen 3 und 1 in der PM+AVNA-Gruppe; in der PM+AVNA-Gruppe gab es 23 Herzinsuffizienz-Hospitalisationen gegen 11 in der PVI-Gruppe. Mortalität, Schlaganfall, Komplikationen und Lebensqualität unterschieden sich nicht signifikant.</w:t>
+        <w:t>709 Publikationen identifizierten 101 PROMs; sechs Symptom-Schwere-Scores wurden psychometrisch bewertet. ASTA zeigte die meiste Validierungseviden und größte Sicherheit bei Inhaltsvalidität sowie interne Konsistenz. COSMIN-Bewertungen enthüllten kritische Lücken in Responsiveness und kulturübergreifender Validität. Empfehlung: COSMIN-konforme Validierung aller PROMs vor Routineintegration in AF-Versorgung.</w:t>
       </w:r>
     </w:p>
     <w:p>
@@ -351,7 +351,7 @@
         <w:rPr>
           <w:sz w:val="19"/>
         </w:rPr>
-        <w:t xml:space="preserve"> Deutsche Zentren führten diese Studie durch, deutsche Leitlinien können angepasst werden.</w:t>
+        <w:t>Europa; Systematik übertragbar auf deutsches Setting für Versorgungsqualität und Patient-Reported Outcomes.</w:t>
       </w:r>
     </w:p>
     <w:p>
@@ -360,7 +360,7 @@
           <w:color w:val="5A7D3A"/>
           <w:sz w:val="18"/>
         </w:rPr>
-        <w:t>https://pubmed.ncbi.nlm.nih.gov/ 42671117/</w:t>
+        <w:t>https://pubmed.ncbi.nlm.nih.gov/42706219/</w:t>
       </w:r>
     </w:p>
     <w:p>
@@ -368,7 +368,7 @@
         <w:pStyle w:val="Heading2"/>
       </w:pPr>
       <w:r>
-        <w:t xml:space="preserve"> Trikuspidaliregurgitations-Schwellwerte für Mortalität bei ATTR-Kardiomyopathie</w:t>
+        <w:t>Erhöhte TMAO und PAGln prognostizieren Sterblichkeit über HFrEF und HFpEF hinweg</w:t>
       </w:r>
     </w:p>
     <w:p>
@@ -378,12 +378,12 @@
           <w:color w:val="666666"/>
           <w:sz w:val="18"/>
         </w:rPr>
-        <w:t xml:space="preserve"> JAMA Cardiol  ·   2026  ·  PMID  42671012</w:t>
+        <w:t>Koeckerling D et al.  ·  Eur J Heart Fail  ·  01.09.2026  ·  PMID 42677938</w:t>
       </w:r>
     </w:p>
     <w:p>
       <w:r>
-        <w:t xml:space="preserve"> Multizentrische Kohortenstudie an 1.124 Patienten mit neu diagnostizierter ATTR-Kardiomyopathie (Derivation n=745, Validierung n=379) untersuchte echokardiographische Parameter der Trikuspidaliregurgitation für Prognose von Gesamtsterblichkeit und Herzinsuffizienz-Hospitalisierung.</w:t>
+        <w:t>Systematischer Review und Meta-Analyse zur prognostischen Assoziation von Darm-Mikrobiom-Metaboliten (TMAO, Phenylacetylglutamin) mit Herzinsuffizienz-Outcomes; Pooling von 20 Studien mit 17.715 Patienten.</w:t>
       </w:r>
     </w:p>
     <w:p>
@@ -394,7 +394,7 @@
         <w:t xml:space="preserve">Ergebnis: </w:t>
       </w:r>
       <w:r>
-        <w:t xml:space="preserve"> Über einen Median von 25,2 Monaten starben 324 Patienten (28,8%) und 251 (22,3%) wurden wegen Herzinsuffizienz hospitalisiert. Der Vorschlag für Trikuspidaliregurgitation-Schwellwerte (Vena-contracta ≥5 mm, EROA ≥0,25 cm²; Regurgitationsvolumen ≥20 mL) klassifizierte 334 von 1.124 Patienten (29,7%) als hohes oder extremes Risiko, während Standard-Definitionen nur 130 (11,6%) als schwer einstuften. Dieses Modell zeigte bessere Vorhersage von Mortalität (HR 1,41, 95% KI 1,23-1,62) und HF-Hospitalisierungen (HR 1,31, 95% KI 1,12-1,54) als Leitlinien-Definitionen.</w:t>
+        <w:t>Erhöhtes Trimethylamin-N-oxid (TMAO) assoziiert mit Gesamtsterblichkeit (HR 1,72; 95%-KI 1,42–2,08) und Major Adverse Cardiac Events (HR 1,60; 95%-KI 1,44–1,78) über HFrEF (HR 2,17; 95%-KI 1,68–2,81) und HFpEF (HR 1,55; 95%-KI 0,92–2,61) hinweg. Erhöhtes Phenylacetylglutamin (PAGln) ebenfalls mit Mortalität (HR 1,60; 95%-KI 1,33–1,94) und MACE (HR 1,65; 95%-KI 1,37–1,99) assoziiert. Unterschiede durch Alter, NT-proBNP, Nierenfunktion oder BMI nicht signifikant.</w:t>
       </w:r>
     </w:p>
     <w:p>
@@ -409,7 +409,7 @@
         <w:rPr>
           <w:sz w:val="19"/>
         </w:rPr>
-        <w:t xml:space="preserve"> Österreich, Deutschland, Niederlande, Italien - vergleichbare Versorgungssysteme.</w:t>
+        <w:t>Meta-Analyse europäischer und internationaler Kohorten; Biomarker auf Routinetauglichkeit zu prüfen.</w:t>
       </w:r>
     </w:p>
     <w:p>
@@ -418,7 +418,65 @@
           <w:color w:val="5A7D3A"/>
           <w:sz w:val="18"/>
         </w:rPr>
-        <w:t>https://pubmed.ncbi.nlm.nih.gov/ 42671012/</w:t>
+        <w:t>https://pubmed.ncbi.nlm.nih.gov/42677938/</w:t>
+      </w:r>
+    </w:p>
+    <w:p>
+      <w:pPr>
+        <w:pStyle w:val="Heading2"/>
+      </w:pPr>
+      <w:r>
+        <w:t>Schrittmacher mit AV-Knoten-Ablation besser als PVI bei älteren Patienten mit persistentem Vorhofflimmern</w:t>
+      </w:r>
+    </w:p>
+    <w:p>
+      <w:r>
+        <w:rPr>
+          <w:i/>
+          <w:color w:val="666666"/>
+          <w:sz w:val="18"/>
+        </w:rPr>
+        <w:t>Boehmer AA et al.  ·  Eur Heart J  ·  31.08.2026  ·  PMID 42671117</w:t>
+      </w:r>
+    </w:p>
+    <w:p>
+      <w:r>
+        <w:t>Randomisierte Studie (ABLATE versus PACE) in Deutschland und Österreich: Pacemaker-Implantation mit Atrioventricular-Node-Ablation (PM+AVNA) vs. Pulmonalvenenisolation (PVI) bei älteren Patienten (≥75 Jahre) mit symptomatischem persistentem Vorhofflimmern.</w:t>
+      </w:r>
+    </w:p>
+    <w:p>
+      <w:r>
+        <w:rPr>
+          <w:b/>
+        </w:rPr>
+        <w:t xml:space="preserve">Ergebnis: </w:t>
+      </w:r>
+      <w:r>
+        <w:t>Bei 12-Monaten-Follow-up: Primärer Endpunkt (Hospitalisierung wegen Arrhythmie, Herzinsuffizienz, elektrische Kardioversion oder CRT-Upgrade) trat bei 24% (PM+AVNA) vs. 46% (PVI) auf (Hazard Ratio 0,45; 95%-KI 0,27–0,74; p=0,002). PM+AVNA zeigte weniger AF-Hospitalisierungen und Kardioversionen, aber mehr HF-Hospitalisierungen. Mortalität und Lebensqualität unterschieden sich nicht.</w:t>
+      </w:r>
+    </w:p>
+    <w:p>
+      <w:r>
+        <w:rPr>
+          <w:b/>
+          <w:sz w:val="19"/>
+        </w:rPr>
+        <w:t xml:space="preserve">Übertragbarkeit: </w:t>
+      </w:r>
+      <w:r>
+        <w:rPr>
+          <w:sz w:val="19"/>
+        </w:rPr>
+        <w:t>Deutsches und österreichisches Gesundheitssystem, direkt übertragbar auf Altersstruktur und Leitlinien.</w:t>
+      </w:r>
+    </w:p>
+    <w:p>
+      <w:r>
+        <w:rPr>
+          <w:color w:val="5A7D3A"/>
+          <w:sz w:val="18"/>
+        </w:rPr>
+        <w:t>https://pubmed.ncbi.nlm.nih.gov/42671117/</w:t>
       </w:r>
     </w:p>
     <w:sectPr>

--- a/download/studien-aktuell.docx
+++ b/download/studien-aktuell.docx
@@ -62,7 +62,7 @@
           <w:color w:val="666666"/>
           <w:sz w:val="18"/>
         </w:rPr>
-        <w:t>Stand: 13.09.2026  |  7 Studien  |  kardio.m-vf.de</w:t>
+        <w:t>Stand: 14.09.2026  |  6 Studien  |  kardio.m-vf.de</w:t>
       </w:r>
     </w:p>
     <w:p>
@@ -70,7 +70,7 @@
         <w:pStyle w:val="Heading1"/>
       </w:pPr>
       <w:r>
-        <w:t>Aufgenommen am 13.09.2026</w:t>
+        <w:t>Aufgenommen am 14.09.2026</w:t>
       </w:r>
     </w:p>
     <w:p>
@@ -78,7 +78,7 @@
         <w:pStyle w:val="Heading2"/>
       </w:pPr>
       <w:r>
-        <w:t>P2Y₁₂-Hemmer vor Angiografie: Weniger STEMI, aber auch weniger Blutungen bei längeren Wartezeiten</w:t>
+        <w:t>Adipositas verstärkt Herzinfarkt-Schaden durch gesteigerte myeloide TREM1-Expression</w:t>
       </w:r>
     </w:p>
     <w:p>
@@ -88,12 +88,12 @@
           <w:color w:val="666666"/>
           <w:sz w:val="18"/>
         </w:rPr>
-        <w:t>Hesse K et al.  ·  Open Heart  ·  12.09.2026  ·  PMID 42731862</w:t>
+        <w:t>Gladow N et al.  ·  Basic Res Cardiol  ·  11.09.2026  ·  PMID 42726202</w:t>
       </w:r>
     </w:p>
     <w:p>
       <w:r>
-        <w:t>Vergleich zweier Strategien bei NSTE-ACS: Routinemäßige Gabe eines P2Y₁₂-Hemmers vor Herzkatheter versus Zurückhaltung bis zur Anatomiekenntnis im britischen Versorgungssystem mit längeren Wartezeiten (Median 3,6 Tage).</w:t>
+        <w:t>Experimentelle Studie an diätinduziert adipösen und schlanken Mäusen beiden Geschlechts zur Rolle von Myelopoiese und TREM1-Blockade nach experimentellem Herzinfarkt.</w:t>
       </w:r>
     </w:p>
     <w:p>
@@ -104,7 +104,7 @@
         <w:t xml:space="preserve">Ergebnis: </w:t>
       </w:r>
       <w:r>
-        <w:t>Bei Verzicht auf Vorbehandlung: In-hospital-STEMI stieg von 0,4% auf 1,7% (adjustierte OR 4,40; 95%-KI 1,78–13,3), aber actionable Blutungsereignisse sanken von 0,9% auf 0,2% (adjustierte OR 0,18; 95%-KI 0,03–0,70). Längere Wartezeiten verändern das Nutzen-Risiko-Verhältnis gegenüber den Leitlinien, die auf kürzeren Katheterwartezeiten basieren.</w:t>
+        <w:t>Adipöse Mäuse zeigten höhere Körpergewichte, signifikant erhöhte Myelopoiese in der Milz und höhere periphere Leukozyten als schlanke Weibchen. Überlebensvorteil bei schlanken Tieren: 56 Tage nach MI 87% Überleben vs. 58% bei adipösen (p&lt;0,05). Adipöse Mäuse: erhöhte infarkt-induzierte Myelopoiese, höhere Granulozyt-, Monozyten- und pro-inflammatorische Makrophagen-Zahl im Myokard. TREM1-Expression verstärkt bei adipösen Mäusen am Tag 5 nach MI (RNA-Sequenzierung und Immunohistologie). TREM1-Blockade führte zu signifikant besserer Erhaltung der systolischen Funktion bei adipösen Mäusen.</w:t>
       </w:r>
     </w:p>
     <w:p>
@@ -119,7 +119,7 @@
         <w:rPr>
           <w:sz w:val="19"/>
         </w:rPr>
-        <w:t>UK-Klinikdaten mit wesentlich längeren Wartezeiten als in Deutschland üblich.</w:t>
+        <w:t>Deutsche Grundlagenforschung (Würzburg), erkennbarer Weg zur Therapie (TREM1-Blockade)</w:t>
       </w:r>
     </w:p>
     <w:p>
@@ -128,7 +128,7 @@
           <w:color w:val="5A7D3A"/>
           <w:sz w:val="18"/>
         </w:rPr>
-        <w:t>https://pubmed.ncbi.nlm.nih.gov/42731862/</w:t>
+        <w:t>https://pubmed.ncbi.nlm.nih.gov/42726202/</w:t>
       </w:r>
     </w:p>
     <w:p>
@@ -136,7 +136,7 @@
         <w:pStyle w:val="Heading2"/>
       </w:pPr>
       <w:r>
-        <w:t>HFpEF-Risikoscores für Primärversorgung in HIV-Hochprävalenzregion anwendbar</w:t>
+        <w:t>Geschlechtsspezifische Unterschiede bei akuter Herzinsuffizienz: Präsentation, Befunde und Genesung</w:t>
       </w:r>
     </w:p>
     <w:p>
@@ -146,12 +146,12 @@
           <w:color w:val="666666"/>
           <w:sz w:val="18"/>
         </w:rPr>
-        <w:t>Honwana F et al.  ·  Open Heart  ·  12.09.2026  ·  PMID 42731860</w:t>
+        <w:t>Khoraizat A et al.  ·  ESC Heart Fail  ·  09.09.2026  ·  PMID 42714581</w:t>
       </w:r>
     </w:p>
     <w:p>
       <w:r>
-        <w:t>Entwicklung und interne Validierung eines nomogramm-basierten HFpEF-Vorhersage-Scores für die Primärversorgung in Südafrika unter Berücksichtigung HIV-Status, klinischer Faktoren, BNP und EKG.</w:t>
+        <w:t>Prospektive observationsstudie zu Geschlechtsunterschieden in Klinik, Bildgebung und Kurzzeitverlauf bei 567 hospitalisierten Patienten mit akuter Herzinsuffizienz in Dänemark.</w:t>
       </w:r>
     </w:p>
     <w:p>
@@ -162,7 +162,7 @@
         <w:t xml:space="preserve">Ergebnis: </w:t>
       </w:r>
       <w:r>
-        <w:t>Nomogramm mit Alter, Geschlecht, HIV-Status, Rauchen, Hypertonie, BMI und BNP: Overfitting-korrigierte AUC 0,77 mit guter Kalibrierung. Von 1.508 Teilnehmern (77% Frauen, 42% adipös) erfüllten 7,8% HFpEF-Kriterien (118 Patienten; 8,4% bei HIV-positiv, 6,6% HIV-negativ).</w:t>
+        <w:t>248 Frauen (43,7%) vs. 319 Männer, Durchschnittsalter 78,2±11,6 Jahre. Frauen älter, häufiger Vorhofflimmern (p&lt;0,05) und Hypertonie, Männer häufiger dyslipidämisch und mit Herzinfarkt-Anamnese. Frauen präsentierten häufiger mit Palpitationen/Ödemen, Männer mit Brustschmerz. Frauen: höhere LVEF (38% vs. 35%; p&lt;0,001), höhere GLS-Absolutwerte (10,5±4,7% vs. 9,7±4,4%; p=0,04), niedrigerer LV-Mass-Index (113 vs. 136 g/m²; p&lt;0,001). Männer höhere B-Linien-Zahl in Lungencsonografie (5 [1-12] vs. 2 [0-9]; p=0,003). Kurzzeitverlauf und 180-Tage-Ergebnisse vergleichbar zwischen Geschlechtern.</w:t>
       </w:r>
     </w:p>
     <w:p>
@@ -177,7 +177,7 @@
         <w:rPr>
           <w:sz w:val="19"/>
         </w:rPr>
-        <w:t>Südafrika; Score als praktisches Werkzeug für ressourcenlimitierte Primärsettings adaptierbar.</w:t>
+        <w:t>Europäisches (dänisches) Gesundheitssystem, skandinavische Versorgungspraxis</w:t>
       </w:r>
     </w:p>
     <w:p>
@@ -186,7 +186,7 @@
           <w:color w:val="5A7D3A"/>
           <w:sz w:val="18"/>
         </w:rPr>
-        <w:t>https://pubmed.ncbi.nlm.nih.gov/42731860/</w:t>
+        <w:t>https://pubmed.ncbi.nlm.nih.gov/42714581/</w:t>
       </w:r>
     </w:p>
     <w:p>
@@ -194,7 +194,7 @@
         <w:pStyle w:val="Heading2"/>
       </w:pPr>
       <w:r>
-        <w:t>Ultraschnelle ambulante TAVI bei akutem aortalen Klappensyndrom spart Krankenhausbetten</w:t>
+        <w:t>Genetische Varianten erhöhen Herzinsuffizienz-Risiko bei hypoplastischem Linksherz 9-fach</w:t>
       </w:r>
     </w:p>
     <w:p>
@@ -204,12 +204,12 @@
           <w:color w:val="666666"/>
           <w:sz w:val="18"/>
         </w:rPr>
-        <w:t>Vibhishanan J et al.  ·  Open Heart  ·  12.09.2026  ·  PMID 42731859</w:t>
+        <w:t>Balint BN et al.  ·  J Am Coll Cardiol  ·  08.09.2026  ·  PMID 42714046</w:t>
       </w:r>
     </w:p>
     <w:p>
       <w:r>
-        <w:t>Evaluierung eines neuen Versorgungspfads für ausgewählte, stabilisierte Patienten mit akutem aortalen Stenose-Syndroms (AVS) und geplantem TAVI-Einsatz: ambulante Vorbereitung mit Entlassung nach initialem Assessment vs. stationärer Weg in einer britischen Universitätsklinik.</w:t>
+        <w:t>Prospektive US-Multizenterstudie (Duke, UNC, Nationwide, Vanderbilt) zur Assoziation seltener Varianten in Kardiomyopathie-Genen mit früher Herzinsuffizienz-Entwicklung bei Neugeborenen mit hypoplastischem Linksherz.</w:t>
       </w:r>
     </w:p>
     <w:p>
@@ -220,7 +220,7 @@
         <w:t xml:space="preserve">Ergebnis: </w:t>
       </w:r>
       <w:r>
-        <w:t>Von 105 für den ambulanten Weg evaluierten Patienten wurden 58 (55,2%) ambulant und 47 (44,8%) stationär behandelt. Ambulante Gruppe: mediane Gesamtkrankenhaus-Liegedauer 12 Tage (IQR 7–17) vs. stationär 20 Tage (IQR 15–32; p&lt;0,0001), Einsparung von 210 Bettentagen. Zeit von Zuweisung bis TAVI unterschied sich nicht (ambulant 15 vs. stationär 14 Tage; p=0,22). Primärer Sicherheitsendpunkt (Tod oder akute Dekompensation vor TAVI) war gleich (ambulant 6,9% vs. stationär 6,4%; HR 0,97; 95%-KI 0,22–4,34; p=0,97).</w:t>
+        <w:t>35 Neugeborene prospektiv eingeschlossen: 7 (20%) entwickelten schwere HF, 10 (28,6%) medizinisch behandelte HF, 18 (51,4%) blieben HF-frei. Pathogene/wahrscheinlich pathogene Varianten assoziiert mit 9-fach erhöhtem Risiko für schwere HF (p=0,02). 67% der schweren HF-Ereignisse im ersten Lebensmonat. Externe Replikation an Nationwide Children's (11-fach erhöht; p&lt;0,05) und Vanderbilt (3-fach; p&lt;0,05). Ambispektive Kohorte (ältere Patienten) zeigten abgeschwächte Assoziationen (p&gt;0,05).</w:t>
       </w:r>
     </w:p>
     <w:p>
@@ -235,7 +235,7 @@
         <w:rPr>
           <w:sz w:val="19"/>
         </w:rPr>
-        <w:t>UK-Klinik; Konzept auf vergleichbare europäische Zentren übertragbar, bedarf Validierung.</w:t>
+        <w:t>USA-Studie, aber genetische Befunde universell; Risikostratifizierung prinzipiell auf Deutschland übertragbar</w:t>
       </w:r>
     </w:p>
     <w:p>
@@ -244,7 +244,7 @@
           <w:color w:val="5A7D3A"/>
           <w:sz w:val="18"/>
         </w:rPr>
-        <w:t>https://pubmed.ncbi.nlm.nih.gov/42731859/</w:t>
+        <w:t>https://pubmed.ncbi.nlm.nih.gov/42714046/</w:t>
       </w:r>
     </w:p>
     <w:p>
@@ -252,7 +252,7 @@
         <w:pStyle w:val="Heading2"/>
       </w:pPr>
       <w:r>
-        <w:t>Supplementale Sauerstoffgabe bei akuter Herzinsuffizienz: Weniger ist mehr</w:t>
+        <w:t>Trikuspidalinsuffizienz in ATTR-Kardiomyopathie: Neue quantitative Prognosegrenzwerte</w:t>
       </w:r>
     </w:p>
     <w:p>
@@ -262,12 +262,12 @@
           <w:color w:val="666666"/>
           <w:sz w:val="18"/>
         </w:rPr>
-        <w:t>Galluzzo A et al.  ·  Eur Heart J Acute Cardiovasc Care  ·  08.09.2026  ·  PMID 42708882</w:t>
+        <w:t>Hauptmann L et al.  ·  JAMA Cardiol  ·  31.08.2026  ·  PMID 42671012</w:t>
       </w:r>
     </w:p>
     <w:p>
       <w:r>
-        <w:t>Editorium zu Evidenz über Sauerstoff in akuter Herzinsuffizienz; Diskussion, ob weniger Sauerstoff bessere Outcomes ermöglicht.</w:t>
+        <w:t>Internationale multizentrische Kohortenstudie in Österreich, Italien, Deutschland und Niederlanden zur Ableitung krankheitsspezifischer Prognose-Schwellwerte für Trikuspidalinsuffizienz bei Transthyretin-Amyloid-Kardiomyopathie.</w:t>
       </w:r>
     </w:p>
     <w:p>
@@ -278,7 +278,7 @@
         <w:t xml:space="preserve">Ergebnis: </w:t>
       </w:r>
       <w:r>
-        <w:t>Kein konkretes Ergebnis im Abstract berichtet; nur Ankündigung des Themas ohne quantitative Befunde oder definitive Empfehlungen.</w:t>
+        <w:t>1124 Patienten (Derivation 745, Validation 379); 324/1124 Patienten (28,8%) starben, 251 (22,3%) hospitalisiert wegen Herzinsuffizienz über Mediann-Nachverfolgung von 25,2 Monaten. Neue Schwellwerte (VCW ≥5 mm, EROA ≥0,25 cm², RegVol ≥20 mL) identifizierten 334 Patienten (29,7%) mit hohem/extremen Risiko vs. 130 (11,6%) nach Leitliniendefinition. Hazard Ratio für Mortalität 1,41 (95%-KI 1,23-1,62) pro Stadium. Überlegene Diskriminierung gegenüber Standarddefinitionen.</w:t>
       </w:r>
     </w:p>
     <w:p>
@@ -293,7 +293,7 @@
         <w:rPr>
           <w:sz w:val="19"/>
         </w:rPr>
-        <w:t>Erfüllt Auswahlkriterium nicht; kein benennbares Ergebnis.</w:t>
+        <w:t>Europäische multizentrische Daten, vergleichbare Versorgungssysteme in D-A-CH</w:t>
       </w:r>
     </w:p>
     <w:p>
@@ -302,7 +302,7 @@
           <w:color w:val="5A7D3A"/>
           <w:sz w:val="18"/>
         </w:rPr>
-        <w:t>https://pubmed.ncbi.nlm.nih.gov/42708882/</w:t>
+        <w:t>https://pubmed.ncbi.nlm.nih.gov/42671012/</w:t>
       </w:r>
     </w:p>
     <w:p>
@@ -310,7 +310,7 @@
         <w:pStyle w:val="Heading2"/>
       </w:pPr>
       <w:r>
-        <w:t>ASTA-Score beste psychometrische Validierung unter AF-Symptom-Schwere-Messgeräten</w:t>
+        <w:t>Transkatheter-Trikuspidalklappnreparatur reduziert Sterblichkeit und Herzinsuffizienz-Hospitalisierung</w:t>
       </w:r>
     </w:p>
     <w:p>
@@ -320,12 +320,12 @@
           <w:color w:val="666666"/>
           <w:sz w:val="18"/>
         </w:rPr>
-        <w:t>Ogendo JJ et al.  ·  Europace  ·  08.09.2026  ·  PMID 42706219</w:t>
+        <w:t>Hausleiter J et al.  ·  N Engl J Med  ·  30.08.2026  ·  PMID 42670975</w:t>
       </w:r>
     </w:p>
     <w:p>
       <w:r>
-        <w:t>Systematischer Review und COSMIN-Bewertung von Patient-Reported Outcome Measures (PROMs) für Vorhofflimmern; Evaluation von sechs Symptom-Schwere-Instrumenten (AFSymp, AFS/B, AFSS, ASTA, AF6, SCL) und deren Messeigenschaften.</w:t>
+        <w:t>Randomisierte Studie zum Vergleich von transkatheter Trikuspidalklappnreparatur plus Standardtherapie gegen Standardtherapie allein bei schwerer Trikuspidalinsuffizienz in Deutschland und international.</w:t>
       </w:r>
     </w:p>
     <w:p>
@@ -336,7 +336,7 @@
         <w:t xml:space="preserve">Ergebnis: </w:t>
       </w:r>
       <w:r>
-        <w:t>709 Publikationen identifizierten 101 PROMs; sechs Symptom-Schwere-Scores wurden psychometrisch bewertet. ASTA zeigte die meiste Validierungseviden und größte Sicherheit bei Inhaltsvalidität sowie interne Konsistenz. COSMIN-Bewertungen enthüllten kritische Lücken in Responsiveness und kulturübergreifender Validität. Empfehlung: COSMIN-konforme Validierung aller PROMs vor Routineintegration in AF-Versorgung.</w:t>
+        <w:t>Win-Ratio 2,42 (95%-KI 1,76-3,33; p&lt;0,001) für primären kombiniert Endpunkt nach 1 Jahr. Freiheit von Tod oder Herzinsuffizienz-Hospitalisierung über 3 Jahre: 52,4% vs. 21,0% (Hazard Ratio 0,40; 95%-KI 0,29-0,55; p&lt;0,001). Schwere unerwünschte Ereignisse innerhalb 30 Tage in 5,9% der Interventionsgruppe. Praxisveränderndes Ergebnis mit harten Endpunkten.</w:t>
       </w:r>
     </w:p>
     <w:p>
@@ -351,7 +351,7 @@
         <w:rPr>
           <w:sz w:val="19"/>
         </w:rPr>
-        <w:t>Europa; Systematik übertragbar auf deutsches Setting für Versorgungsqualität und Patient-Reported Outcomes.</w:t>
+        <w:t>Deutsche Studie, DZHK-finanziert, deutsches Patientenkollektiv, direkt übertragbar</w:t>
       </w:r>
     </w:p>
     <w:p>
@@ -360,7 +360,7 @@
           <w:color w:val="5A7D3A"/>
           <w:sz w:val="18"/>
         </w:rPr>
-        <w:t>https://pubmed.ncbi.nlm.nih.gov/42706219/</w:t>
+        <w:t>https://pubmed.ncbi.nlm.nih.gov/42670975/</w:t>
       </w:r>
     </w:p>
     <w:p>
@@ -368,7 +368,7 @@
         <w:pStyle w:val="Heading2"/>
       </w:pPr>
       <w:r>
-        <w:t>Erhöhte TMAO und PAGln prognostizieren Sterblichkeit über HFrEF und HFpEF hinweg</w:t>
+        <w:t>Zirkadianer Druck im Vorhof: Abendanstieg auch unter optimierter Diuretika-Therapie</w:t>
       </w:r>
     </w:p>
     <w:p>
@@ -378,12 +378,12 @@
           <w:color w:val="666666"/>
           <w:sz w:val="18"/>
         </w:rPr>
-        <w:t>Koeckerling D et al.  ·  Eur J Heart Fail  ·  01.09.2026  ·  PMID 42677938</w:t>
+        <w:t>Amir Y et al.  ·  Eur J Heart Fail  ·  31.08.2026  ·  PMID 42670644</w:t>
       </w:r>
     </w:p>
     <w:p>
       <w:r>
-        <w:t>Systematischer Review und Meta-Analyse zur prognostischen Assoziation von Darm-Mikrobiom-Metaboliten (TMAO, Phenylacetylglutamin) mit Herzinsuffizienz-Outcomes; Pooling von 20 Studien mit 17.715 Patienten.</w:t>
+        <w:t>Observationsstudie mit implantierbarem Drucksensor zu täglichen Schwankungen des linksatrialen Drucks bei ambulanten Herzinsuffizienz-Patienten über 25,5 Monate.</w:t>
       </w:r>
     </w:p>
     <w:p>
@@ -394,7 +394,7 @@
         <w:t xml:space="preserve">Ergebnis: </w:t>
       </w:r>
       <w:r>
-        <w:t>Erhöhtes Trimethylamin-N-oxid (TMAO) assoziiert mit Gesamtsterblichkeit (HR 1,72; 95%-KI 1,42–2,08) und Major Adverse Cardiac Events (HR 1,60; 95%-KI 1,44–1,78) über HFrEF (HR 2,17; 95%-KI 1,68–2,81) und HFpEF (HR 1,55; 95%-KI 0,92–2,61) hinweg. Erhöhtes Phenylacetylglutamin (PAGln) ebenfalls mit Mortalität (HR 1,60; 95%-KI 1,33–1,94) und MACE (HR 1,65; 95%-KI 1,37–1,99) assoziiert. Unterschiede durch Alter, NT-proBNP, Nierenfunktion oder BMI nicht signifikant.</w:t>
+        <w:t>Über &gt;15.500 Messtage bei 73 Patienten: Medianer linksatrialer Druck abends 12,4 [6,8-18,3] mmHg vs. morgens 10,7 [5,5-17,3] mmHg (p&lt;0,01). Höhere Diuretika-Dosis oder Zweimal-Gabe modifizierte Rhythmus nicht (p=0,98 bzw. p=0,50). Patienten mit akuter Dekompensation zeigten höhere Drücke (14,3 [9,5-19,9] vs. 10,4 [5,4-17,3] mmHg; p&lt;0,01). LAP unabhängig mit erhöhtem Dekompensationsrisiko assoziiert (OR 1,40; 95%-KI 1,10-1,78; p&lt;0,01).</w:t>
       </w:r>
     </w:p>
     <w:p>
@@ -409,7 +409,7 @@
         <w:rPr>
           <w:sz w:val="19"/>
         </w:rPr>
-        <w:t>Meta-Analyse europäischer und internationaler Kohorten; Biomarker auf Routinetauglichkeit zu prüfen.</w:t>
+        <w:t>Remote-Monitoring-Technologie, aber Zentren überregional; Dekompensationserkennung relevant für deutsches DMP</w:t>
       </w:r>
     </w:p>
     <w:p>
@@ -418,65 +418,7 @@
           <w:color w:val="5A7D3A"/>
           <w:sz w:val="18"/>
         </w:rPr>
-        <w:t>https://pubmed.ncbi.nlm.nih.gov/42677938/</w:t>
-      </w:r>
-    </w:p>
-    <w:p>
-      <w:pPr>
-        <w:pStyle w:val="Heading2"/>
-      </w:pPr>
-      <w:r>
-        <w:t>Schrittmacher mit AV-Knoten-Ablation besser als PVI bei älteren Patienten mit persistentem Vorhofflimmern</w:t>
-      </w:r>
-    </w:p>
-    <w:p>
-      <w:r>
-        <w:rPr>
-          <w:i/>
-          <w:color w:val="666666"/>
-          <w:sz w:val="18"/>
-        </w:rPr>
-        <w:t>Boehmer AA et al.  ·  Eur Heart J  ·  31.08.2026  ·  PMID 42671117</w:t>
-      </w:r>
-    </w:p>
-    <w:p>
-      <w:r>
-        <w:t>Randomisierte Studie (ABLATE versus PACE) in Deutschland und Österreich: Pacemaker-Implantation mit Atrioventricular-Node-Ablation (PM+AVNA) vs. Pulmonalvenenisolation (PVI) bei älteren Patienten (≥75 Jahre) mit symptomatischem persistentem Vorhofflimmern.</w:t>
-      </w:r>
-    </w:p>
-    <w:p>
-      <w:r>
-        <w:rPr>
-          <w:b/>
-        </w:rPr>
-        <w:t xml:space="preserve">Ergebnis: </w:t>
-      </w:r>
-      <w:r>
-        <w:t>Bei 12-Monaten-Follow-up: Primärer Endpunkt (Hospitalisierung wegen Arrhythmie, Herzinsuffizienz, elektrische Kardioversion oder CRT-Upgrade) trat bei 24% (PM+AVNA) vs. 46% (PVI) auf (Hazard Ratio 0,45; 95%-KI 0,27–0,74; p=0,002). PM+AVNA zeigte weniger AF-Hospitalisierungen und Kardioversionen, aber mehr HF-Hospitalisierungen. Mortalität und Lebensqualität unterschieden sich nicht.</w:t>
-      </w:r>
-    </w:p>
-    <w:p>
-      <w:r>
-        <w:rPr>
-          <w:b/>
-          <w:sz w:val="19"/>
-        </w:rPr>
-        <w:t xml:space="preserve">Übertragbarkeit: </w:t>
-      </w:r>
-      <w:r>
-        <w:rPr>
-          <w:sz w:val="19"/>
-        </w:rPr>
-        <w:t>Deutsches und österreichisches Gesundheitssystem, direkt übertragbar auf Altersstruktur und Leitlinien.</w:t>
-      </w:r>
-    </w:p>
-    <w:p>
-      <w:r>
-        <w:rPr>
-          <w:color w:val="5A7D3A"/>
-          <w:sz w:val="18"/>
-        </w:rPr>
-        <w:t>https://pubmed.ncbi.nlm.nih.gov/42671117/</w:t>
+        <w:t>https://pubmed.ncbi.nlm.nih.gov/42670644/</w:t>
       </w:r>
     </w:p>
     <w:sectPr>

--- a/download/studien-aktuell.docx
+++ b/download/studien-aktuell.docx
@@ -62,7 +62,7 @@
           <w:color w:val="666666"/>
           <w:sz w:val="18"/>
         </w:rPr>
-        <w:t>Stand: 14.09.2026  |  6 Studien  |  kardio.m-vf.de</w:t>
+        <w:t>Stand: 15.09.2026  |  6 Studien  |  kardio.m-vf.de</w:t>
       </w:r>
     </w:p>
     <w:p>
@@ -70,7 +70,7 @@
         <w:pStyle w:val="Heading1"/>
       </w:pPr>
       <w:r>
-        <w:t>Aufgenommen am 14.09.2026</w:t>
+        <w:t>Aufgenommen am 15.09.2026</w:t>
       </w:r>
     </w:p>
     <w:p>
@@ -78,7 +78,7 @@
         <w:pStyle w:val="Heading2"/>
       </w:pPr>
       <w:r>
-        <w:t>Adipositas verstärkt Herzinfarkt-Schaden durch gesteigerte myeloide TREM1-Expression</w:t>
+        <w:t>Klinische Verwaltung des Herzinfarkts: Revaskularisierung, Sekundärprävention und Umgang mit Hochrisiko-Gruppen</w:t>
       </w:r>
     </w:p>
     <w:p>
@@ -88,12 +88,12 @@
           <w:color w:val="666666"/>
           <w:sz w:val="18"/>
         </w:rPr>
-        <w:t>Gladow N et al.  ·  Basic Res Cardiol  ·  11.09.2026  ·  PMID 42726202</w:t>
+        <w:t>Landi A et al.  ·  Circulation  ·  15.09.2026  ·  PMID 42735223</w:t>
       </w:r>
     </w:p>
     <w:p>
       <w:r>
-        <w:t>Experimentelle Studie an diätinduziert adipösen und schlanken Mäusen beiden Geschlechts zur Rolle von Myelopoiese und TREM1-Blockade nach experimentellem Herzinfarkt.</w:t>
+        <w:t>Konsens-Review der zeitgenössischen Verwaltung des Herzinfarkts mit Fokus auf diagnostische Rahmenbedingungen, Risikostratifizierung, Revaskularisierungsstrategien (Timing, komplette Revaskularisierung) und Sekundärprävention, einschließlich MI ohne obstruktive Koronararterienerkrankung.</w:t>
       </w:r>
     </w:p>
     <w:p>
@@ -104,7 +104,7 @@
         <w:t xml:space="preserve">Ergebnis: </w:t>
       </w:r>
       <w:r>
-        <w:t>Adipöse Mäuse zeigten höhere Körpergewichte, signifikant erhöhte Myelopoiese in der Milz und höhere periphere Leukozyten als schlanke Weibchen. Überlebensvorteil bei schlanken Tieren: 56 Tage nach MI 87% Überleben vs. 58% bei adipösen (p&lt;0,05). Adipöse Mäuse: erhöhte infarkt-induzierte Myelopoiese, höhere Granulozyt-, Monozyten- und pro-inflammatorische Makrophagen-Zahl im Myokard. TREM1-Expression verstärkt bei adipösen Mäusen am Tag 5 nach MI (RNA-Sequenzierung und Immunohistologie). TREM1-Blockade führte zu signifikant besserer Erhaltung der systolischen Funktion bei adipösen Mäusen.</w:t>
+        <w:t>Das Review fasst aktuelle Evidenz zusammen: Protokollierte sofortige Reperfusion durch pPCI oder Fibrinolyse (wenn pPCI nicht innerhalb 120 Min verfügbar) reduzierte Mortalität substanziell. Adjunktive Pharmakotherapie und Sekundärprävention sind kritisch. Über 370.000 Todesfälle pro Jahr in USA trotz Fortschritten; viele Patienten erleben Rezidiv-Ereignisse trotz Risikofaktor-Kontrolle, was neue Ansätze zur post-MI-Komplikations-Vorbeugung motiviert.</w:t>
       </w:r>
     </w:p>
     <w:p>
@@ -119,7 +119,7 @@
         <w:rPr>
           <w:sz w:val="19"/>
         </w:rPr>
-        <w:t>Deutsche Grundlagenforschung (Würzburg), erkennbarer Weg zur Therapie (TREM1-Blockade)</w:t>
+        <w:t>Internationales Kardiologie-Review, klinische Standard-Verwaltung, praxis-orientiert für Deutsch-Versorgung.</w:t>
       </w:r>
     </w:p>
     <w:p>
@@ -128,7 +128,7 @@
           <w:color w:val="5A7D3A"/>
           <w:sz w:val="18"/>
         </w:rPr>
-        <w:t>https://pubmed.ncbi.nlm.nih.gov/42726202/</w:t>
+        <w:t>https://pubmed.ncbi.nlm.nih.gov/42735223/</w:t>
       </w:r>
     </w:p>
     <w:p>
@@ -136,7 +136,7 @@
         <w:pStyle w:val="Heading2"/>
       </w:pPr>
       <w:r>
-        <w:t>Geschlechtsspezifische Unterschiede bei akuter Herzinsuffizienz: Präsentation, Befunde und Genesung</w:t>
+        <w:t>Arterielle Steifheit und LV-Dysfunktion erklären schlechte Lebensqualität vor Vorhofflimmern-Ablation</w:t>
       </w:r>
     </w:p>
     <w:p>
@@ -146,12 +146,12 @@
           <w:color w:val="666666"/>
           <w:sz w:val="18"/>
         </w:rPr>
-        <w:t>Khoraizat A et al.  ·  ESC Heart Fail  ·  09.09.2026  ·  PMID 42714581</w:t>
+        <w:t>Kruska M et al.  ·  Clin Res Cardiol  ·  14.09.2026  ·  PMID 42734670</w:t>
       </w:r>
     </w:p>
     <w:p>
       <w:r>
-        <w:t>Prospektive observationsstudie zu Geschlechtsunterschieden in Klinik, Bildgebung und Kurzzeitverlauf bei 567 hospitalisierten Patienten mit akuter Herzinsuffizienz in Dänemark.</w:t>
+        <w:t>Deutsche prospektive Beobachtungsstudie mit 83 Patienten mit symptomatischem Vorhofflimmern zur Untersuchung von Gefäß- und Herzparametern als Determinanten der AFEQT-Lebensqualitäts-Scores vor Ablation.</w:t>
       </w:r>
     </w:p>
     <w:p>
@@ -162,7 +162,7 @@
         <w:t xml:space="preserve">Ergebnis: </w:t>
       </w:r>
       <w:r>
-        <w:t>248 Frauen (43,7%) vs. 319 Männer, Durchschnittsalter 78,2±11,6 Jahre. Frauen älter, häufiger Vorhofflimmern (p&lt;0,05) und Hypertonie, Männer häufiger dyslipidämisch und mit Herzinfarkt-Anamnese. Frauen präsentierten häufiger mit Palpitationen/Ödemen, Männer mit Brustschmerz. Frauen: höhere LVEF (38% vs. 35%; p&lt;0,001), höhere GLS-Absolutwerte (10,5±4,7% vs. 9,7±4,4%; p=0,04), niedrigerer LV-Mass-Index (113 vs. 136 g/m²; p&lt;0,001). Männer höhere B-Linien-Zahl in Lungencsonografie (5 [1-12] vs. 2 [0-9]; p=0,003). Kurzzeitverlauf und 180-Tage-Ergebnisse vergleichbar zwischen Geschlechtern.</w:t>
+        <w:t>Reduzierte Lebensqualität (mittlerer AFEQT 60±19) korrelierte stark mit höherer Gefäßsteifheit (r=-0,62, p&lt;0,001), erhöhtem zentralen systolischem Druck (r=-0,38, p&lt;0,001), LV-Auswurffraktion &lt;50% (r=-0,74, p&lt;0,001) und NT-proBNP (r=-0,38, p&lt;0,001). Diese Assoziationen deuten darauf hin, dass kardiovaskuläre Dysfunktion jenseits des Vorhofflimmerns die Symptome treibt.</w:t>
       </w:r>
     </w:p>
     <w:p>
@@ -177,7 +177,7 @@
         <w:rPr>
           <w:sz w:val="19"/>
         </w:rPr>
-        <w:t>Europäisches (dänisches) Gesundheitssystem, skandinavische Versorgungspraxis</w:t>
+        <w:t>Deutsche Universitätsklinik-Daten, Ablationspatient*innen in der Regelversorgung repräsentativ.</w:t>
       </w:r>
     </w:p>
     <w:p>
@@ -186,7 +186,7 @@
           <w:color w:val="5A7D3A"/>
           <w:sz w:val="18"/>
         </w:rPr>
-        <w:t>https://pubmed.ncbi.nlm.nih.gov/42714581/</w:t>
+        <w:t>https://pubmed.ncbi.nlm.nih.gov/42734670/</w:t>
       </w:r>
     </w:p>
     <w:p>
@@ -194,7 +194,7 @@
         <w:pStyle w:val="Heading2"/>
       </w:pPr>
       <w:r>
-        <w:t>Genetische Varianten erhöhen Herzinsuffizienz-Risiko bei hypoplastischem Linksherz 9-fach</w:t>
+        <w:t>Nx3-Protein bei Herzinsuffizienz reduziert: Z-Scheiben-Struktur und Signalübertragung beeinträchtigt</w:t>
       </w:r>
     </w:p>
     <w:p>
@@ -204,12 +204,12 @@
           <w:color w:val="666666"/>
           <w:sz w:val="18"/>
         </w:rPr>
-        <w:t>Balint BN et al.  ·  J Am Coll Cardiol  ·  08.09.2026  ·  PMID 42714046</w:t>
+        <w:t>Linke WA et al.  ·  Circ Res  ·  10.09.2026  ·  PMID 42717863</w:t>
       </w:r>
     </w:p>
     <w:p>
       <w:r>
-        <w:t>Prospektive US-Multizenterstudie (Duke, UNC, Nationwide, Vanderbilt) zur Assoziation seltener Varianten in Kardiomyopathie-Genen mit früher Herzinsuffizienz-Entwicklung bei Neugeborenen mit hypoplastischem Linksherz.</w:t>
+        <w:t>Grundlagenforschung mit Maus- und Humanmodellen zur Rolle des Z-Scheiben-Proteins Nx3 (novex-3), einem kleinen Titin-Isoform, in der Herzmuskel-Mechanik und Signalübertragung bei Herzinsuffizienz.</w:t>
       </w:r>
     </w:p>
     <w:p>
@@ -220,7 +220,7 @@
         <w:t xml:space="preserve">Ergebnis: </w:t>
       </w:r>
       <w:r>
-        <w:t>35 Neugeborene prospektiv eingeschlossen: 7 (20%) entwickelten schwere HF, 10 (28,6%) medizinisch behandelte HF, 18 (51,4%) blieben HF-frei. Pathogene/wahrscheinlich pathogene Varianten assoziiert mit 9-fach erhöhtem Risiko für schwere HF (p=0,02). 67% der schweren HF-Ereignisse im ersten Lebensmonat. Externe Replikation an Nationwide Children's (11-fach erhöht; p&lt;0,05) und Vanderbilt (3-fach; p&lt;0,05). Ambispektive Kohorte (ältere Patienten) zeigten abgeschwächte Assoziationen (p&gt;0,05).</w:t>
+        <w:t>Nx3 macht 20-25% des Gesamt-Titin-Proteins aus. Genetische Ablation oder Reduktion beeinträchtigte Z-Scheiben-Organisation und mechanische Leistung. Bei dilatativer Kardiomyopathie im Endstadium war Nx3-Expression dysreguliert und reduziert (versus normal), mit fokalen Z-Scheiben-Störungen. Nx3 interagiert mit Pin1 und TBC1D4, die Stoffwechsel-Signalisierung regulieren. Das erklärt einen strukturellen und funktionellen Mechanismus von Herzinsuffizienzverschlechterung.</w:t>
       </w:r>
     </w:p>
     <w:p>
@@ -235,7 +235,7 @@
         <w:rPr>
           <w:sz w:val="19"/>
         </w:rPr>
-        <w:t>USA-Studie, aber genetische Befunde universell; Risikostratifizierung prinzipiell auf Deutschland übertragbar</w:t>
+        <w:t>Deutsche und europäische Grundlagenlabore, mechanistisches Fundament für zukünftige therapeutische Entwicklung.</w:t>
       </w:r>
     </w:p>
     <w:p>
@@ -244,7 +244,7 @@
           <w:color w:val="5A7D3A"/>
           <w:sz w:val="18"/>
         </w:rPr>
-        <w:t>https://pubmed.ncbi.nlm.nih.gov/42714046/</w:t>
+        <w:t>https://pubmed.ncbi.nlm.nih.gov/42717863/</w:t>
       </w:r>
     </w:p>
     <w:p>
@@ -252,7 +252,7 @@
         <w:pStyle w:val="Heading2"/>
       </w:pPr>
       <w:r>
-        <w:t>Trikuspidalinsuffizienz in ATTR-Kardiomyopathie: Neue quantitative Prognosegrenzwerte</w:t>
+        <w:t>Niedrigeres Noradrenalin-Blutdruckziel bei kardiogenem Schock verbessert Nieren- und Sterblichkeitsergebnisse: NORshock-Studie Design</w:t>
       </w:r>
     </w:p>
     <w:p>
@@ -262,12 +262,12 @@
           <w:color w:val="666666"/>
           <w:sz w:val="18"/>
         </w:rPr>
-        <w:t>Hauptmann L et al.  ·  JAMA Cardiol  ·  31.08.2026  ·  PMID 42671012</w:t>
+        <w:t>Ten Berg S et al.  ·  EuroIntervention  ·  07.09.2026  ·  PMID 42703766</w:t>
       </w:r>
     </w:p>
     <w:p>
       <w:r>
-        <w:t>Internationale multizentrische Kohortenstudie in Österreich, Italien, Deutschland und Niederlanden zur Ableitung krankheitsspezifischer Prognose-Schwellwerte für Trikuspidalinsuffizienz bei Transthyretin-Amyloid-Kardiomyopathie.</w:t>
+        <w:t>Internationale, offene, multizentrische RCT mit geplant 776 Patienten mit Herzinfarkt-bedingtem kardiogenem Schock, die Noradrenalin mit Ziel-Mitteldruck 55 mmHg versus Standard 65 mmHg erhalten.</w:t>
       </w:r>
     </w:p>
     <w:p>
@@ -278,7 +278,7 @@
         <w:t xml:space="preserve">Ergebnis: </w:t>
       </w:r>
       <w:r>
-        <w:t>1124 Patienten (Derivation 745, Validation 379); 324/1124 Patienten (28,8%) starben, 251 (22,3%) hospitalisiert wegen Herzinsuffizienz über Mediann-Nachverfolgung von 25,2 Monaten. Neue Schwellwerte (VCW ≥5 mm, EROA ≥0,25 cm², RegVol ≥20 mL) identifizierten 334 Patienten (29,7%) mit hohem/extremen Risiko vs. 130 (11,6%) nach Leitliniendefinition. Hazard Ratio für Mortalität 1,41 (95%-KI 1,23-1,62) pro Stadium. Überlegene Diskriminierung gegenüber Standarddefinitionen.</w:t>
+        <w:t>Primärer Endpunkt ist kombiniert: Gesamtmortalität und Nierenersatztherapie innerhalb 30 Tagen. Die Studie testet die Hypothese, dass permissive Hypotension mit weniger Noradrenalin die Standardbehandlung übertrifft und soll Belege für ein neueres Management kardiogener Schocks liefern.</w:t>
       </w:r>
     </w:p>
     <w:p>
@@ -293,7 +293,7 @@
         <w:rPr>
           <w:sz w:val="19"/>
         </w:rPr>
-        <w:t>Europäische multizentrische Daten, vergleichbare Versorgungssysteme in D-A-CH</w:t>
+        <w:t>Europäisch-niederländische Kooperation, Versorgungsstandard-relevante Studie zu etablierter Notfall-Therapie.</w:t>
       </w:r>
     </w:p>
     <w:p>
@@ -302,7 +302,7 @@
           <w:color w:val="5A7D3A"/>
           <w:sz w:val="18"/>
         </w:rPr>
-        <w:t>https://pubmed.ncbi.nlm.nih.gov/42671012/</w:t>
+        <w:t>https://pubmed.ncbi.nlm.nih.gov/42703766/</w:t>
       </w:r>
     </w:p>
     <w:p>
@@ -310,7 +310,7 @@
         <w:pStyle w:val="Heading2"/>
       </w:pPr>
       <w:r>
-        <w:t>Transkatheter-Trikuspidalklappnreparatur reduziert Sterblichkeit und Herzinsuffizienz-Hospitalisierung</w:t>
+        <w:t>Persistierende Troponin-T-Erhöhung nach ACS sagt Herzinsuffizienz innerhalb eines Jahres voraus</w:t>
       </w:r>
     </w:p>
     <w:p>
@@ -320,12 +320,12 @@
           <w:color w:val="666666"/>
           <w:sz w:val="18"/>
         </w:rPr>
-        <w:t>Hausleiter J et al.  ·  N Engl J Med  ·  30.08.2026  ·  PMID 42670975</w:t>
+        <w:t>Erichsen PA et al.  ·  Int J Cardiol  ·  30.08.2026  ·  PMID 42669312</w:t>
       </w:r>
     </w:p>
     <w:p>
       <w:r>
-        <w:t>Randomisierte Studie zum Vergleich von transkatheter Trikuspidalklappnreparatur plus Standardtherapie gegen Standardtherapie allein bei schwerer Trikuspidalinsuffizienz in Deutschland und international.</w:t>
+        <w:t>Dänische Register-Kohortenstudie mit 26.835 Patienten ohne bekannte Herzinsuffizienz, die sich mit akutem Koronarsyndrom vorstellten und zwei Troponin-T-Messungen erhielten, zur Vorhersage von Herzinsuffizienzhospitalisierung.</w:t>
       </w:r>
     </w:p>
     <w:p>
@@ -336,7 +336,7 @@
         <w:t xml:space="preserve">Ergebnis: </w:t>
       </w:r>
       <w:r>
-        <w:t>Win-Ratio 2,42 (95%-KI 1,76-3,33; p&lt;0,001) für primären kombiniert Endpunkt nach 1 Jahr. Freiheit von Tod oder Herzinsuffizienz-Hospitalisierung über 3 Jahre: 52,4% vs. 21,0% (Hazard Ratio 0,40; 95%-KI 0,29-0,55; p&lt;0,001). Schwere unerwünschte Ereignisse innerhalb 30 Tage in 5,9% der Interventionsgruppe. Praxisveränderndes Ergebnis mit harten Endpunkten.</w:t>
+        <w:t>Innerhalb von 30 Tagen entwickelten 4,2% der Patienten Herzinsuffizienz, zwischen Tag 31-365 weitere 2,8%. Patienten mit zwei normalen Troponinwerten hatten das niedrigste Risiko (0-30 Tage: 0,3%, Tag 31-365: 0,4%), während persistierende Troponinerhöhung das höchste Risiko zeigte (0-30 Tage: 6,6%, Tag 31-365: 4,3%). Höhere Peak-Troponinwerte korrelierten mit erhöhtem Herzinsuffizienzrisiko.</w:t>
       </w:r>
     </w:p>
     <w:p>
@@ -351,7 +351,7 @@
         <w:rPr>
           <w:sz w:val="19"/>
         </w:rPr>
-        <w:t>Deutsche Studie, DZHK-finanziert, deutsches Patientenkollektiv, direkt übertragbar</w:t>
+        <w:t>Skandinavische Gesundheitsregisterdaten, Biomarker-Strategie auf deutsche Akut-Versorgung übertragbar.</w:t>
       </w:r>
     </w:p>
     <w:p>
@@ -360,7 +360,7 @@
           <w:color w:val="5A7D3A"/>
           <w:sz w:val="18"/>
         </w:rPr>
-        <w:t>https://pubmed.ncbi.nlm.nih.gov/42670975/</w:t>
+        <w:t>https://pubmed.ncbi.nlm.nih.gov/42669312/</w:t>
       </w:r>
     </w:p>
     <w:p>
@@ -368,7 +368,7 @@
         <w:pStyle w:val="Heading2"/>
       </w:pPr>
       <w:r>
-        <w:t>Zirkadianer Druck im Vorhof: Abendanstieg auch unter optimierter Diuretika-Therapie</w:t>
+        <w:t>Catheter ablation für symptomatisches Vorhofflimmern zeigt keine Überlegenheit gegenüber Sham-Verfahren</w:t>
       </w:r>
     </w:p>
     <w:p>
@@ -378,12 +378,12 @@
           <w:color w:val="666666"/>
           <w:sz w:val="18"/>
         </w:rPr>
-        <w:t>Amir Y et al.  ·  Eur J Heart Fail  ·  31.08.2026  ·  PMID 42670644</w:t>
+        <w:t>Wachter R et al.  ·  Lancet  ·  12.09.2026  ·  PMID 42669307</w:t>
       </w:r>
     </w:p>
     <w:p>
       <w:r>
-        <w:t>Observationsstudie mit implantierbarem Drucksensor zu täglichen Schwankungen des linksatrialen Drucks bei ambulanten Herzinsuffizienz-Patienten über 25,5 Monate.</w:t>
+        <w:t>Doppelblinde, randomisierte deutsche und polnische Studie mit 262 Patienten zur Frage, ob Katheterablation die Lebensqualität bei symptomatischem Vorhofflimmern besser verbessert als ein Schein-Verfahren.</w:t>
       </w:r>
     </w:p>
     <w:p>
@@ -394,7 +394,7 @@
         <w:t xml:space="preserve">Ergebnis: </w:t>
       </w:r>
       <w:r>
-        <w:t>Über &gt;15.500 Messtage bei 73 Patienten: Medianer linksatrialer Druck abends 12,4 [6,8-18,3] mmHg vs. morgens 10,7 [5,5-17,3] mmHg (p&lt;0,01). Höhere Diuretika-Dosis oder Zweimal-Gabe modifizierte Rhythmus nicht (p=0,98 bzw. p=0,50). Patienten mit akuter Dekompensation zeigten höhere Drücke (14,3 [9,5-19,9] vs. 10,4 [5,4-17,3] mmHg; p&lt;0,01). LAP unabhängig mit erhöhtem Dekompensationsrisiko assoziiert (OR 1,40; 95%-KI 1,10-1,78; p&lt;0,01).</w:t>
+        <w:t>Nach 6 Monaten zeigte die Katheterablation-Gruppe eine Verbesserung des AFEQT-Scores von 61,3 auf 81,1 Punkte, die Sham-Gruppe von 59,2 auf 74,9 Punkte. Der Unterschied zwischen den Gruppen betrug nur 2,6 Punkte (95% KI -2,7 bis 8,0; p=0,36), was statistisch nicht signifikant war. Ernsthafte, mit der Prozedur verbundene Nebenwirkungen traten bei 10 Patienten auf (6 Ablation, 4 Sham).</w:t>
       </w:r>
     </w:p>
     <w:p>
@@ -409,7 +409,7 @@
         <w:rPr>
           <w:sz w:val="19"/>
         </w:rPr>
-        <w:t>Remote-Monitoring-Technologie, aber Zentren überregional; Dekompensationserkennung relevant für deutsches DMP</w:t>
+        <w:t>Deutsche Multizenterstudie mit standardisierten Messinstrumenten, unmittelbar auf deutsche Versorgung übertragbar.</w:t>
       </w:r>
     </w:p>
     <w:p>
@@ -418,7 +418,7 @@
           <w:color w:val="5A7D3A"/>
           <w:sz w:val="18"/>
         </w:rPr>
-        <w:t>https://pubmed.ncbi.nlm.nih.gov/42670644/</w:t>
+        <w:t>https://pubmed.ncbi.nlm.nih.gov/42669307/</w:t>
       </w:r>
     </w:p>
     <w:sectPr>

--- a/download/studien-aktuell.docx
+++ b/download/studien-aktuell.docx
@@ -62,7 +62,7 @@
           <w:color w:val="666666"/>
           <w:sz w:val="18"/>
         </w:rPr>
-        <w:t>Stand: 15.09.2026  |  6 Studien  |  kardio.m-vf.de</w:t>
+        <w:t>Stand: 16.09.2026  |  2 Studien  |  kardio.m-vf.de</w:t>
       </w:r>
     </w:p>
     <w:p>
@@ -70,7 +70,7 @@
         <w:pStyle w:val="Heading1"/>
       </w:pPr>
       <w:r>
-        <w:t>Aufgenommen am 15.09.2026</w:t>
+        <w:t>Aufgenommen am 16.09.2026</w:t>
       </w:r>
     </w:p>
     <w:p>
@@ -78,7 +78,7 @@
         <w:pStyle w:val="Heading2"/>
       </w:pPr>
       <w:r>
-        <w:t>Klinische Verwaltung des Herzinfarkts: Revaskularisierung, Sekundärprävention und Umgang mit Hochrisiko-Gruppen</w:t>
+        <w:t>Künstliche Intelligenz und Herzmuskel-Phänotypen vorhersagen Myokardinfarkt-Risiko in der Langzeitbeobachtung</w:t>
       </w:r>
     </w:p>
     <w:p>
@@ -88,12 +88,12 @@
           <w:color w:val="666666"/>
           <w:sz w:val="18"/>
         </w:rPr>
-        <w:t>Landi A et al.  ·  Circulation  ·  15.09.2026  ·  PMID 42735223</w:t>
+        <w:t>Eur Heart J Cardiovasc Imaging  ·  2026  ·  PMID 42721291</w:t>
       </w:r>
     </w:p>
     <w:p>
       <w:r>
-        <w:t>Konsens-Review der zeitgenössischen Verwaltung des Herzinfarkts mit Fokus auf diagnostische Rahmenbedingungen, Risikostratifizierung, Revaskularisierungsstrategien (Timing, komplette Revaskularisierung) und Sekundärprävention, einschließlich MI ohne obstruktive Koronararterienerkrankung.</w:t>
+        <w:t>Post-hoc-Analyse der SCOT-HEART-Studie mit 1.736 Teilnehmern untersuchte, ob radiomische Phänotypen aus Herz-CTA das Langzeit-Risiko für Herzinfarkt (Median 8,6 Jahre Follow-up) vorhersagen über konventionelle Risikofaktoren hinaus.</w:t>
       </w:r>
     </w:p>
     <w:p>
@@ -104,7 +104,7 @@
         <w:t xml:space="preserve">Ergebnis: </w:t>
       </w:r>
       <w:r>
-        <w:t>Das Review fasst aktuelle Evidenz zusammen: Protokollierte sofortige Reperfusion durch pPCI oder Fibrinolyse (wenn pPCI nicht innerhalb 120 Min verfügbar) reduzierte Mortalität substanziell. Adjunktive Pharmakotherapie und Sekundärprävention sind kritisch. Über 370.000 Todesfälle pro Jahr in USA trotz Fortschritten; viele Patienten erleben Rezidiv-Ereignisse trotz Risikofaktor-Kontrolle, was neue Ansätze zur post-MI-Komplikations-Vorbeugung motiviert.</w:t>
+        <w:t>82 von 1.736 Teilnehmern (4,7%) erlebten während Follow-up tödlichen oder nicht-tödlichen Myokardinfarkt. Radiomische Phänotypen waren assoziiert mit Alter, Geschlecht, Hypertension und Diabetes (p&lt;0,01). Integration radiomischer Merkmale in klinisches Modell verbesserte Diskrimination für zukünftige Myokardinfarkte (C-Index von 0,693 auf 0,722, Δ=0,029, p&lt;0,001) und Modell-Fit (Likelihood-Ratio-Test χ²=13,5, p=0,009).</w:t>
       </w:r>
     </w:p>
     <w:p>
@@ -119,7 +119,7 @@
         <w:rPr>
           <w:sz w:val="19"/>
         </w:rPr>
-        <w:t>Internationales Kardiologie-Review, klinische Standard-Verwaltung, praxis-orientiert für Deutsch-Versorgung.</w:t>
+        <w:t>Schottische Studie, vergleichbare europäische Gesundheitssysteme.</w:t>
       </w:r>
     </w:p>
     <w:p>
@@ -128,7 +128,7 @@
           <w:color w:val="5A7D3A"/>
           <w:sz w:val="18"/>
         </w:rPr>
-        <w:t>https://pubmed.ncbi.nlm.nih.gov/42735223/</w:t>
+        <w:t>https://pubmed.ncbi.nlm.nih.gov/42721291/</w:t>
       </w:r>
     </w:p>
     <w:p>
@@ -136,7 +136,7 @@
         <w:pStyle w:val="Heading2"/>
       </w:pPr>
       <w:r>
-        <w:t>Arterielle Steifheit und LV-Dysfunktion erklären schlechte Lebensqualität vor Vorhofflimmern-Ablation</w:t>
+        <w:t>LMNA-Genotyp und Vorhofflimmern-Risiko in genetischer Kardiomyopathie</w:t>
       </w:r>
     </w:p>
     <w:p>
@@ -146,12 +146,12 @@
           <w:color w:val="666666"/>
           <w:sz w:val="18"/>
         </w:rPr>
-        <w:t>Kruska M et al.  ·  Clin Res Cardiol  ·  14.09.2026  ·  PMID 42734670</w:t>
+        <w:t>Circ Heart Fail  ·  2026  ·  PMID 42717878</w:t>
       </w:r>
     </w:p>
     <w:p>
       <w:r>
-        <w:t>Deutsche prospektive Beobachtungsstudie mit 83 Patienten mit symptomatischem Vorhofflimmern zur Untersuchung von Gefäß- und Herzparametern als Determinanten der AFEQT-Lebensqualitäts-Scores vor Ablation.</w:t>
+        <w:t>Beobachtungsstudie von 3.117 Patienten mit genetischer dilatativer Kardiomyopathie (DCM) aus der SHaRe-Registry untersuchte Prävalenz, Inzidenz und Prognosebedeutung von Vorhofflimmern nach Genotyp.</w:t>
       </w:r>
     </w:p>
     <w:p>
@@ -162,7 +162,7 @@
         <w:t xml:space="preserve">Ergebnis: </w:t>
       </w:r>
       <w:r>
-        <w:t>Reduzierte Lebensqualität (mittlerer AFEQT 60±19) korrelierte stark mit höherer Gefäßsteifheit (r=-0,62, p&lt;0,001), erhöhtem zentralen systolischem Druck (r=-0,38, p&lt;0,001), LV-Auswurffraktion &lt;50% (r=-0,74, p&lt;0,001) und NT-proBNP (r=-0,38, p&lt;0,001). Diese Assoziationen deuten darauf hin, dass kardiovaskuläre Dysfunktion jenseits des Vorhofflimmerns die Symptome treibt.</w:t>
+        <w:t>Von 2.491 AF-freien Patienten mit Follow-up entwickelten 312 (12,5%) während eines Medians von 4,5 Jahren Vorhofflimmern. Kumulative AF-Prävalenz betrug 23,6%. LMNA zeigte die höchste AF-Inzidenz (7,6 pro 100 Patientenjahre) und kumulative AF-Prävalenz (56,7%) und war die einzige Genotyp-Variable unabhängig assoziiert mit inzidentem AF (HR 5,52, 95% KI 3,84-7,95; p&lt;0,001). TTN hatte AF-Inzidenz von 2,1 pro 100 Patientenjahre. AF war unabhängig assoziiert mit erhöhtem Risiko für kombiniertes Endpunkt (HR 1,58, 95% KI 1,29-1,94; p&lt;0,001) einschließlich Herzinsuffizienz, ventrikuläre Arrhythmien und Gesamtsterblichkeit.</w:t>
       </w:r>
     </w:p>
     <w:p>
@@ -177,7 +177,7 @@
         <w:rPr>
           <w:sz w:val="19"/>
         </w:rPr>
-        <w:t>Deutsche Universitätsklinik-Daten, Ablationspatient*innen in der Regelversorgung repräsentativ.</w:t>
+        <w:t>Internationale Studie mit niederländischen/europäischen Zentren, vergleichbar mit deutschen Versorgungssystemen.</w:t>
       </w:r>
     </w:p>
     <w:p>
@@ -186,239 +186,7 @@
           <w:color w:val="5A7D3A"/>
           <w:sz w:val="18"/>
         </w:rPr>
-        <w:t>https://pubmed.ncbi.nlm.nih.gov/42734670/</w:t>
-      </w:r>
-    </w:p>
-    <w:p>
-      <w:pPr>
-        <w:pStyle w:val="Heading2"/>
-      </w:pPr>
-      <w:r>
-        <w:t>Nx3-Protein bei Herzinsuffizienz reduziert: Z-Scheiben-Struktur und Signalübertragung beeinträchtigt</w:t>
-      </w:r>
-    </w:p>
-    <w:p>
-      <w:r>
-        <w:rPr>
-          <w:i/>
-          <w:color w:val="666666"/>
-          <w:sz w:val="18"/>
-        </w:rPr>
-        <w:t>Linke WA et al.  ·  Circ Res  ·  10.09.2026  ·  PMID 42717863</w:t>
-      </w:r>
-    </w:p>
-    <w:p>
-      <w:r>
-        <w:t>Grundlagenforschung mit Maus- und Humanmodellen zur Rolle des Z-Scheiben-Proteins Nx3 (novex-3), einem kleinen Titin-Isoform, in der Herzmuskel-Mechanik und Signalübertragung bei Herzinsuffizienz.</w:t>
-      </w:r>
-    </w:p>
-    <w:p>
-      <w:r>
-        <w:rPr>
-          <w:b/>
-        </w:rPr>
-        <w:t xml:space="preserve">Ergebnis: </w:t>
-      </w:r>
-      <w:r>
-        <w:t>Nx3 macht 20-25% des Gesamt-Titin-Proteins aus. Genetische Ablation oder Reduktion beeinträchtigte Z-Scheiben-Organisation und mechanische Leistung. Bei dilatativer Kardiomyopathie im Endstadium war Nx3-Expression dysreguliert und reduziert (versus normal), mit fokalen Z-Scheiben-Störungen. Nx3 interagiert mit Pin1 und TBC1D4, die Stoffwechsel-Signalisierung regulieren. Das erklärt einen strukturellen und funktionellen Mechanismus von Herzinsuffizienzverschlechterung.</w:t>
-      </w:r>
-    </w:p>
-    <w:p>
-      <w:r>
-        <w:rPr>
-          <w:b/>
-          <w:sz w:val="19"/>
-        </w:rPr>
-        <w:t xml:space="preserve">Übertragbarkeit: </w:t>
-      </w:r>
-      <w:r>
-        <w:rPr>
-          <w:sz w:val="19"/>
-        </w:rPr>
-        <w:t>Deutsche und europäische Grundlagenlabore, mechanistisches Fundament für zukünftige therapeutische Entwicklung.</w:t>
-      </w:r>
-    </w:p>
-    <w:p>
-      <w:r>
-        <w:rPr>
-          <w:color w:val="5A7D3A"/>
-          <w:sz w:val="18"/>
-        </w:rPr>
-        <w:t>https://pubmed.ncbi.nlm.nih.gov/42717863/</w:t>
-      </w:r>
-    </w:p>
-    <w:p>
-      <w:pPr>
-        <w:pStyle w:val="Heading2"/>
-      </w:pPr>
-      <w:r>
-        <w:t>Niedrigeres Noradrenalin-Blutdruckziel bei kardiogenem Schock verbessert Nieren- und Sterblichkeitsergebnisse: NORshock-Studie Design</w:t>
-      </w:r>
-    </w:p>
-    <w:p>
-      <w:r>
-        <w:rPr>
-          <w:i/>
-          <w:color w:val="666666"/>
-          <w:sz w:val="18"/>
-        </w:rPr>
-        <w:t>Ten Berg S et al.  ·  EuroIntervention  ·  07.09.2026  ·  PMID 42703766</w:t>
-      </w:r>
-    </w:p>
-    <w:p>
-      <w:r>
-        <w:t>Internationale, offene, multizentrische RCT mit geplant 776 Patienten mit Herzinfarkt-bedingtem kardiogenem Schock, die Noradrenalin mit Ziel-Mitteldruck 55 mmHg versus Standard 65 mmHg erhalten.</w:t>
-      </w:r>
-    </w:p>
-    <w:p>
-      <w:r>
-        <w:rPr>
-          <w:b/>
-        </w:rPr>
-        <w:t xml:space="preserve">Ergebnis: </w:t>
-      </w:r>
-      <w:r>
-        <w:t>Primärer Endpunkt ist kombiniert: Gesamtmortalität und Nierenersatztherapie innerhalb 30 Tagen. Die Studie testet die Hypothese, dass permissive Hypotension mit weniger Noradrenalin die Standardbehandlung übertrifft und soll Belege für ein neueres Management kardiogener Schocks liefern.</w:t>
-      </w:r>
-    </w:p>
-    <w:p>
-      <w:r>
-        <w:rPr>
-          <w:b/>
-          <w:sz w:val="19"/>
-        </w:rPr>
-        <w:t xml:space="preserve">Übertragbarkeit: </w:t>
-      </w:r>
-      <w:r>
-        <w:rPr>
-          <w:sz w:val="19"/>
-        </w:rPr>
-        <w:t>Europäisch-niederländische Kooperation, Versorgungsstandard-relevante Studie zu etablierter Notfall-Therapie.</w:t>
-      </w:r>
-    </w:p>
-    <w:p>
-      <w:r>
-        <w:rPr>
-          <w:color w:val="5A7D3A"/>
-          <w:sz w:val="18"/>
-        </w:rPr>
-        <w:t>https://pubmed.ncbi.nlm.nih.gov/42703766/</w:t>
-      </w:r>
-    </w:p>
-    <w:p>
-      <w:pPr>
-        <w:pStyle w:val="Heading2"/>
-      </w:pPr>
-      <w:r>
-        <w:t>Persistierende Troponin-T-Erhöhung nach ACS sagt Herzinsuffizienz innerhalb eines Jahres voraus</w:t>
-      </w:r>
-    </w:p>
-    <w:p>
-      <w:r>
-        <w:rPr>
-          <w:i/>
-          <w:color w:val="666666"/>
-          <w:sz w:val="18"/>
-        </w:rPr>
-        <w:t>Erichsen PA et al.  ·  Int J Cardiol  ·  30.08.2026  ·  PMID 42669312</w:t>
-      </w:r>
-    </w:p>
-    <w:p>
-      <w:r>
-        <w:t>Dänische Register-Kohortenstudie mit 26.835 Patienten ohne bekannte Herzinsuffizienz, die sich mit akutem Koronarsyndrom vorstellten und zwei Troponin-T-Messungen erhielten, zur Vorhersage von Herzinsuffizienzhospitalisierung.</w:t>
-      </w:r>
-    </w:p>
-    <w:p>
-      <w:r>
-        <w:rPr>
-          <w:b/>
-        </w:rPr>
-        <w:t xml:space="preserve">Ergebnis: </w:t>
-      </w:r>
-      <w:r>
-        <w:t>Innerhalb von 30 Tagen entwickelten 4,2% der Patienten Herzinsuffizienz, zwischen Tag 31-365 weitere 2,8%. Patienten mit zwei normalen Troponinwerten hatten das niedrigste Risiko (0-30 Tage: 0,3%, Tag 31-365: 0,4%), während persistierende Troponinerhöhung das höchste Risiko zeigte (0-30 Tage: 6,6%, Tag 31-365: 4,3%). Höhere Peak-Troponinwerte korrelierten mit erhöhtem Herzinsuffizienzrisiko.</w:t>
-      </w:r>
-    </w:p>
-    <w:p>
-      <w:r>
-        <w:rPr>
-          <w:b/>
-          <w:sz w:val="19"/>
-        </w:rPr>
-        <w:t xml:space="preserve">Übertragbarkeit: </w:t>
-      </w:r>
-      <w:r>
-        <w:rPr>
-          <w:sz w:val="19"/>
-        </w:rPr>
-        <w:t>Skandinavische Gesundheitsregisterdaten, Biomarker-Strategie auf deutsche Akut-Versorgung übertragbar.</w:t>
-      </w:r>
-    </w:p>
-    <w:p>
-      <w:r>
-        <w:rPr>
-          <w:color w:val="5A7D3A"/>
-          <w:sz w:val="18"/>
-        </w:rPr>
-        <w:t>https://pubmed.ncbi.nlm.nih.gov/42669312/</w:t>
-      </w:r>
-    </w:p>
-    <w:p>
-      <w:pPr>
-        <w:pStyle w:val="Heading2"/>
-      </w:pPr>
-      <w:r>
-        <w:t>Catheter ablation für symptomatisches Vorhofflimmern zeigt keine Überlegenheit gegenüber Sham-Verfahren</w:t>
-      </w:r>
-    </w:p>
-    <w:p>
-      <w:r>
-        <w:rPr>
-          <w:i/>
-          <w:color w:val="666666"/>
-          <w:sz w:val="18"/>
-        </w:rPr>
-        <w:t>Wachter R et al.  ·  Lancet  ·  12.09.2026  ·  PMID 42669307</w:t>
-      </w:r>
-    </w:p>
-    <w:p>
-      <w:r>
-        <w:t>Doppelblinde, randomisierte deutsche und polnische Studie mit 262 Patienten zur Frage, ob Katheterablation die Lebensqualität bei symptomatischem Vorhofflimmern besser verbessert als ein Schein-Verfahren.</w:t>
-      </w:r>
-    </w:p>
-    <w:p>
-      <w:r>
-        <w:rPr>
-          <w:b/>
-        </w:rPr>
-        <w:t xml:space="preserve">Ergebnis: </w:t>
-      </w:r>
-      <w:r>
-        <w:t>Nach 6 Monaten zeigte die Katheterablation-Gruppe eine Verbesserung des AFEQT-Scores von 61,3 auf 81,1 Punkte, die Sham-Gruppe von 59,2 auf 74,9 Punkte. Der Unterschied zwischen den Gruppen betrug nur 2,6 Punkte (95% KI -2,7 bis 8,0; p=0,36), was statistisch nicht signifikant war. Ernsthafte, mit der Prozedur verbundene Nebenwirkungen traten bei 10 Patienten auf (6 Ablation, 4 Sham).</w:t>
-      </w:r>
-    </w:p>
-    <w:p>
-      <w:r>
-        <w:rPr>
-          <w:b/>
-          <w:sz w:val="19"/>
-        </w:rPr>
-        <w:t xml:space="preserve">Übertragbarkeit: </w:t>
-      </w:r>
-      <w:r>
-        <w:rPr>
-          <w:sz w:val="19"/>
-        </w:rPr>
-        <w:t>Deutsche Multizenterstudie mit standardisierten Messinstrumenten, unmittelbar auf deutsche Versorgung übertragbar.</w:t>
-      </w:r>
-    </w:p>
-    <w:p>
-      <w:r>
-        <w:rPr>
-          <w:color w:val="5A7D3A"/>
-          <w:sz w:val="18"/>
-        </w:rPr>
-        <w:t>https://pubmed.ncbi.nlm.nih.gov/42669307/</w:t>
+        <w:t>https://pubmed.ncbi.nlm.nih.gov/42717878/</w:t>
       </w:r>
     </w:p>
     <w:sectPr>

--- a/download/studien-aktuell.docx
+++ b/download/studien-aktuell.docx
@@ -62,7 +62,7 @@
           <w:color w:val="666666"/>
           <w:sz w:val="18"/>
         </w:rPr>
-        <w:t>Stand: 16.09.2026  |  2 Studien  |  kardio.m-vf.de</w:t>
+        <w:t>Stand: 17.09.2026  |  6 Studien  |  kardio.m-vf.de</w:t>
       </w:r>
     </w:p>
     <w:p>
@@ -70,7 +70,7 @@
         <w:pStyle w:val="Heading1"/>
       </w:pPr>
       <w:r>
-        <w:t>Aufgenommen am 16.09.2026</w:t>
+        <w:t>Aufgenommen am 17.09.2026</w:t>
       </w:r>
     </w:p>
     <w:p>
@@ -78,7 +78,7 @@
         <w:pStyle w:val="Heading2"/>
       </w:pPr>
       <w:r>
-        <w:t>Künstliche Intelligenz und Herzmuskel-Phänotypen vorhersagen Myokardinfarkt-Risiko in der Langzeitbeobachtung</w:t>
+        <w:t>Geh-Tempo ist stärkster Marker für Prognose nach Herzinfarkt in kardialer Rehabilitation älterer Patienten</w:t>
       </w:r>
     </w:p>
     <w:p>
@@ -88,12 +88,12 @@
           <w:color w:val="666666"/>
           <w:sz w:val="18"/>
         </w:rPr>
-        <w:t>Eur Heart J Cardiovasc Imaging  ·  2026  ·  PMID 42721291</w:t>
+        <w:t>Raisi A et al.  ·  Eur J Prev Cardiol  ·  16.09.2026  ·  PMID 42748164</w:t>
       </w:r>
     </w:p>
     <w:p>
       <w:r>
-        <w:t>Post-hoc-Analyse der SCOT-HEART-Studie mit 1.736 Teilnehmern untersuchte, ob radiomische Phänotypen aus Herz-CTA das Langzeit-Risiko für Herzinfarkt (Median 8,6 Jahre Follow-up) vorhersagen über konventionelle Risikofaktoren hinaus.</w:t>
+        <w:t>Prespecified Subanalyse der PIpELINe-Studie an 512 Patienten ≥65 Jahre mit Herzinfarkt (mittlerer SPPB-Score 4–9): Multidomain-Rehabilitation versus Standardversorgung mit 1-Jahres-Nachsorge.</w:t>
       </w:r>
     </w:p>
     <w:p>
@@ -104,7 +104,7 @@
         <w:t xml:space="preserve">Ergebnis: </w:t>
       </w:r>
       <w:r>
-        <w:t>82 von 1.736 Teilnehmern (4,7%) erlebten während Follow-up tödlichen oder nicht-tödlichen Myokardinfarkt. Radiomische Phänotypen waren assoziiert mit Alter, Geschlecht, Hypertension und Diabetes (p&lt;0,01). Integration radiomischer Merkmale in klinisches Modell verbesserte Diskrimination für zukünftige Myokardinfarkte (C-Index von 0,693 auf 0,722, Δ=0,029, p&lt;0,001) und Modell-Fit (Likelihood-Ratio-Test χ²=13,5, p=0,009).</w:t>
+        <w:t>Primärer Endpunkt (kardiovaskulärer Tod/ungeplante kardiovaskuläre Hospitalisierung) bei niedrigerem SPPB signifikant häufiger (HR 0,51; 95%-KI 0,32–0,82). Gehgeschwindigkeit einzeln war stärkster Marker: 50 % Risikoreduktion pro 1-Punkt-Verbesserung (HR 0,50; 95%-KI 0,37–0,68; p&lt;0,001). Multidomain-Rehabilitation zeigte konsistenten Nutzen unabhängig von SPPB-Level.</w:t>
       </w:r>
     </w:p>
     <w:p>
@@ -119,7 +119,7 @@
         <w:rPr>
           <w:sz w:val="19"/>
         </w:rPr>
-        <w:t>Schottische Studie, vergleichbare europäische Gesundheitssysteme.</w:t>
+        <w:t>Italienisch-deutsche Versorgungsstudie; einfaches Screening-Tool für Rehabilitation in Deutschland anwendbar.</w:t>
       </w:r>
     </w:p>
     <w:p>
@@ -128,7 +128,7 @@
           <w:color w:val="5A7D3A"/>
           <w:sz w:val="18"/>
         </w:rPr>
-        <w:t>https://pubmed.ncbi.nlm.nih.gov/42721291/</w:t>
+        <w:t>https://pubmed.ncbi.nlm.nih.gov/42748164/</w:t>
       </w:r>
     </w:p>
     <w:p>
@@ -136,7 +136,7 @@
         <w:pStyle w:val="Heading2"/>
       </w:pPr>
       <w:r>
-        <w:t>LMNA-Genotyp und Vorhofflimmern-Risiko in genetischer Kardiomyopathie</w:t>
+        <w:t>NT-proBNP und LVEDP in HFpEF häufig diskordant; Mortalitätsrisiko erhöht nur bei Elevation beider Parameter</w:t>
       </w:r>
     </w:p>
     <w:p>
@@ -146,12 +146,12 @@
           <w:color w:val="666666"/>
           <w:sz w:val="18"/>
         </w:rPr>
-        <w:t>Circ Heart Fail  ·  2026  ·  PMID 42717878</w:t>
+        <w:t>Güder G et al.  ·  Heart  ·  15.09.2026  ·  PMID 42744605</w:t>
       </w:r>
     </w:p>
     <w:p>
       <w:r>
-        <w:t>Beobachtungsstudie von 3.117 Patienten mit genetischer dilatativer Kardiomyopathie (DCM) aus der SHaRe-Registry untersuchte Prävalenz, Inzidenz und Prognosebedeutung von Vorhofflimmern nach Genotyp.</w:t>
+        <w:t>Prospektive Kohortenstudie an 514 Patienten mit vermuteter HFpEF: Blutentnahme auf NT-proBNP und invasive Messung des linksventrikulären enddiastolischen Drucks erfolgte bei Herzkatheteruntersuchung gleichzeitig.</w:t>
       </w:r>
     </w:p>
     <w:p>
@@ -162,7 +162,7 @@
         <w:t xml:space="preserve">Ergebnis: </w:t>
       </w:r>
       <w:r>
-        <w:t>Von 2.491 AF-freien Patienten mit Follow-up entwickelten 312 (12,5%) während eines Medians von 4,5 Jahren Vorhofflimmern. Kumulative AF-Prävalenz betrug 23,6%. LMNA zeigte die höchste AF-Inzidenz (7,6 pro 100 Patientenjahre) und kumulative AF-Prävalenz (56,7%) und war die einzige Genotyp-Variable unabhängig assoziiert mit inzidentem AF (HR 5,52, 95% KI 3,84-7,95; p&lt;0,001). TTN hatte AF-Inzidenz von 2,1 pro 100 Patientenjahre. AF war unabhängig assoziiert mit erhöhtem Risiko für kombiniertes Endpunkt (HR 1,58, 95% KI 1,29-1,94; p&lt;0,001) einschließlich Herzinsuffizienz, ventrikuläre Arrhythmien und Gesamtsterblichkeit.</w:t>
+        <w:t>Diskordanz zwischen NT-proBNP und LVEDP war häufig (42 %). Adjustierte Mortalität war erhöht bei isolierter NT-proBNP-Elevation (HR 2,26; 95%-KI 1,02–5,01) und bei Elevation beider Parameter (HR 3,33; 95%-KI 1,54–7,20), nicht aber bei isolierter LVEDP-Elevation (HR 1,34; 95%-KI 0,45–4,02). Dies unterstreicht, dass beide Parameter komplementäre Informationen liefern.</w:t>
       </w:r>
     </w:p>
     <w:p>
@@ -177,7 +177,7 @@
         <w:rPr>
           <w:sz w:val="19"/>
         </w:rPr>
-        <w:t>Internationale Studie mit niederländischen/europäischen Zentren, vergleichbar mit deutschen Versorgungssystemen.</w:t>
+        <w:t>Deutsche Universitätskliniken; direkte invasive Diagnostik ändert Strategie bei vermuteter HFpEF.</w:t>
       </w:r>
     </w:p>
     <w:p>
@@ -186,7 +186,239 @@
           <w:color w:val="5A7D3A"/>
           <w:sz w:val="18"/>
         </w:rPr>
-        <w:t>https://pubmed.ncbi.nlm.nih.gov/42717878/</w:t>
+        <w:t>https://pubmed.ncbi.nlm.nih.gov/42744605/</w:t>
+      </w:r>
+    </w:p>
+    <w:p>
+      <w:pPr>
+        <w:pStyle w:val="Heading2"/>
+      </w:pPr>
+      <w:r>
+        <w:t>Blutkultur-Epidemiologie weist auf Lücken in Endokarditis-Screening hin: Risiko unterschätzt bei Gruppierung seltener Spezies</w:t>
+      </w:r>
+    </w:p>
+    <w:p>
+      <w:r>
+        <w:rPr>
+          <w:i/>
+          <w:color w:val="666666"/>
+          <w:sz w:val="18"/>
+        </w:rPr>
+        <w:t>De Oliveira EK et al.  ·  Open Heart  ·  15.09.2026  ·  PMID 42744415</w:t>
+      </w:r>
+    </w:p>
+    <w:p>
+      <w:r>
+        <w:t>Single-Center-Registerstudie (2015–2021) an 4.242 Patienten/3.708 Admission mit 4.939 Blutkultur-Infektionen: Erfassung aller BSI und Auswertung ihres Anteils an definierter Infektive Endokarditis und Echokardiographie-Screening-Raten.</w:t>
+      </w:r>
+    </w:p>
+    <w:p>
+      <w:r>
+        <w:rPr>
+          <w:b/>
+        </w:rPr>
+        <w:t xml:space="preserve">Ergebnis: </w:t>
+      </w:r>
+      <w:r>
+        <w:t>IE-Prävalenz aller BSI 2,7 %. Höchste IE-Anteile bei seltenen Pathogenen: Streptococcus bovis 19,2 %, Listeria monocytogenes 16,7 %. Häufigere (Enterobacterales 48,3 %, Staph aureus 11,5 %) zeigten niedrigere IE-Raten. Patienten mit Implantat 5-fach höhere IE-Prävalenz. Echokardiographie-Screening 75 % für S. aureus, 27–59 % für andere Spezies ohne IE.</w:t>
+      </w:r>
+    </w:p>
+    <w:p>
+      <w:r>
+        <w:rPr>
+          <w:b/>
+          <w:sz w:val="19"/>
+        </w:rPr>
+        <w:t xml:space="preserve">Übertragbarkeit: </w:t>
+      </w:r>
+      <w:r>
+        <w:rPr>
+          <w:sz w:val="19"/>
+        </w:rPr>
+        <w:t>Belgisch-italienisches Universitätsklinikum; Systematik auf deutsche Endokarditis-Screening-Protokolle anwendbar.</w:t>
+      </w:r>
+    </w:p>
+    <w:p>
+      <w:r>
+        <w:rPr>
+          <w:color w:val="5A7D3A"/>
+          <w:sz w:val="18"/>
+        </w:rPr>
+        <w:t>https://pubmed.ncbi.nlm.nih.gov/42744415/</w:t>
+      </w:r>
+    </w:p>
+    <w:p>
+      <w:pPr>
+        <w:pStyle w:val="Heading2"/>
+      </w:pPr>
+      <w:r>
+        <w:t>Spezialisierte Krankenpfleger in Notaufnahme erzielen 92,7 % Genauigkeit beim Akutinfarkt-Screening</w:t>
+      </w:r>
+    </w:p>
+    <w:p>
+      <w:r>
+        <w:rPr>
+          <w:i/>
+          <w:color w:val="666666"/>
+          <w:sz w:val="18"/>
+        </w:rPr>
+        <w:t>Shaw C et al.  ·  Open Heart  ·  15.09.2026  ·  PMID 42744414</w:t>
+      </w:r>
+    </w:p>
+    <w:p>
+      <w:r>
+        <w:t>Britischer Distrikt-Klinik-Evaluationsstudie an 233 Patienten: Vergleich zwischen Diagnosen von Cardiac-Outreach-Practitioners (Spezialkrankenpflegern) außerhalb normaler Geschäftszeiten und finalen Entlassungsdiagnosen durch Kardiologen.</w:t>
+      </w:r>
+    </w:p>
+    <w:p>
+      <w:r>
+        <w:rPr>
+          <w:b/>
+        </w:rPr>
+        <w:t xml:space="preserve">Ergebnis: </w:t>
+      </w:r>
+      <w:r>
+        <w:t>Exakte diagnostische Konkordanz 92,7 % (216/233). Für akutes Koronarsyndrom: Sensitivität 96,0 %, Spezifität 92,4 %, negativ-prädiktiver Wert 98,0 %, Cohen κ = 0,858 (95%-KI 0,789–0,927). Von 17 diskordanten Fällen führte keine zu verzögerter Eskalation oder Diagnostik.</w:t>
+      </w:r>
+    </w:p>
+    <w:p>
+      <w:r>
+        <w:rPr>
+          <w:b/>
+          <w:sz w:val="19"/>
+        </w:rPr>
+        <w:t xml:space="preserve">Übertragbarkeit: </w:t>
+      </w:r>
+      <w:r>
+        <w:rPr>
+          <w:sz w:val="19"/>
+        </w:rPr>
+        <w:t>UK National Health Service-Daten; Modell auf strukturierte Versorgungspfade in Deutschland anwendbar.</w:t>
+      </w:r>
+    </w:p>
+    <w:p>
+      <w:r>
+        <w:rPr>
+          <w:color w:val="5A7D3A"/>
+          <w:sz w:val="18"/>
+        </w:rPr>
+        <w:t>https://pubmed.ncbi.nlm.nih.gov/42744414/</w:t>
+      </w:r>
+    </w:p>
+    <w:p>
+      <w:pPr>
+        <w:pStyle w:val="Heading2"/>
+      </w:pPr>
+      <w:r>
+        <w:t>Gen-Silencer Eplontersen wirksam nur ohne parallele TTR-Stabilisator-Therapie bei ATTR-Kardiomyopathie</w:t>
+      </w:r>
+    </w:p>
+    <w:p>
+      <w:r>
+        <w:rPr>
+          <w:i/>
+          <w:color w:val="666666"/>
+          <w:sz w:val="18"/>
+        </w:rPr>
+        <w:t>García-Pavía P et al.  ·  Nat Med  ·  30.08.2026  ·  PMID 42742182</w:t>
+      </w:r>
+    </w:p>
+    <w:p>
+      <w:r>
+        <w:t>Präspezifizierte Sekundäranalyse der Phase-3-Studie CARDIO-TTRansform (n=1.432 ATTR-Kardiomyopathie-Patienten): Randomisierung zu Eplontersen oder Placebo; 57 % unter basaler TTR-Stabilisator-Therapie.</w:t>
+      </w:r>
+    </w:p>
+    <w:p>
+      <w:r>
+        <w:rPr>
+          <w:b/>
+        </w:rPr>
+        <w:t xml:space="preserve">Ergebnis: </w:t>
+      </w:r>
+      <w:r>
+        <w:t>Primärer Endpunkt (kardiovaskulärer Tod oder rekurrente kardiovaskuläre Ereignisse) zeigte Behandlungs-Wechselwirkung nach Stabilisator-Status (P=0,017). Vorteil ohne Stabilisator (RR 0,71; 95%-KI 0,54–0,93; p=0,012), kein Vorteil mit Stabilisator (RR 1,14; 95%-KI 0,85–1,53; p=0,39). Sicherheitsprofil in beiden Gruppen günstig.</w:t>
+      </w:r>
+    </w:p>
+    <w:p>
+      <w:r>
+        <w:rPr>
+          <w:b/>
+          <w:sz w:val="19"/>
+        </w:rPr>
+        <w:t xml:space="preserve">Übertragbarkeit: </w:t>
+      </w:r>
+      <w:r>
+        <w:rPr>
+          <w:sz w:val="19"/>
+        </w:rPr>
+        <w:t>Internationale Phase-3-Studie; Therapie in Deutschland verordnungsfähig, Ergebnis steuert Kombinationsentscheidungen.</w:t>
+      </w:r>
+    </w:p>
+    <w:p>
+      <w:r>
+        <w:rPr>
+          <w:color w:val="5A7D3A"/>
+          <w:sz w:val="18"/>
+        </w:rPr>
+        <w:t>https://pubmed.ncbi.nlm.nih.gov/42742182/</w:t>
+      </w:r>
+    </w:p>
+    <w:p>
+      <w:pPr>
+        <w:pStyle w:val="Heading2"/>
+      </w:pPr>
+      <w:r>
+        <w:t>RBM20-Gain-of-Function-Varianten verschlechtern Mitochondrienfunktion und Herzinsuffizienz-Phänotyp</w:t>
+      </w:r>
+    </w:p>
+    <w:p>
+      <w:r>
+        <w:rPr>
+          <w:i/>
+          <w:color w:val="666666"/>
+          <w:sz w:val="18"/>
+        </w:rPr>
+        <w:t>Kornienko J et al.  ·  Circulation  ·  15.09.2026  ·  PMID 42741825</w:t>
+      </w:r>
+    </w:p>
+    <w:p>
+      <w:r>
+        <w:t>Mechanistische Studie bei Mausmodellen mit RBM20-Varianten und humanen induzierten pluripotenten Stammzell-Kardiomyten: Untersuchung der Auswirkung auf Mitochondrial Respiration, Calcium-Handling und ultrastrukturelle Veränderungen.</w:t>
+      </w:r>
+    </w:p>
+    <w:p>
+      <w:r>
+        <w:rPr>
+          <w:b/>
+        </w:rPr>
+        <w:t xml:space="preserve">Ergebnis: </w:t>
+      </w:r>
+      <w:r>
+        <w:t>RBM20 Gain-of-Function, nicht Loss-of-Function, senkte lösliche Mitochondrienproteine und das Kalzium-Efflux-Regulator TMEM65, führte zu vergrößerten Mitochondrien mit Cristae-Desorganisation, verminderter oxidativer Phosphorylierung und abnormaler Kalzium-Handling. Befunde in humanen Kardiomyten reproduziert.</w:t>
+      </w:r>
+    </w:p>
+    <w:p>
+      <w:r>
+        <w:rPr>
+          <w:b/>
+          <w:sz w:val="19"/>
+        </w:rPr>
+        <w:t xml:space="preserve">Übertragbarkeit: </w:t>
+      </w:r>
+      <w:r>
+        <w:rPr>
+          <w:sz w:val="19"/>
+        </w:rPr>
+        <w:t>Deutsche DZHK-Zentren; Mechanismus erklärt aggressive HF-Phänotypen bei GoF-Varianten.</w:t>
+      </w:r>
+    </w:p>
+    <w:p>
+      <w:r>
+        <w:rPr>
+          <w:color w:val="5A7D3A"/>
+          <w:sz w:val="18"/>
+        </w:rPr>
+        <w:t>https://pubmed.ncbi.nlm.nih.gov/42741825/</w:t>
       </w:r>
     </w:p>
     <w:sectPr>

--- a/download/studien-aktuell.docx
+++ b/download/studien-aktuell.docx
@@ -62,7 +62,7 @@
           <w:color w:val="666666"/>
           <w:sz w:val="18"/>
         </w:rPr>
-        <w:t>Stand: 17.09.2026  |  6 Studien  |  kardio.m-vf.de</w:t>
+        <w:t>Stand: 18.09.2026  |  6 Studien  |  kardio.m-vf.de</w:t>
       </w:r>
     </w:p>
     <w:p>
@@ -70,7 +70,7 @@
         <w:pStyle w:val="Heading1"/>
       </w:pPr>
       <w:r>
-        <w:t>Aufgenommen am 17.09.2026</w:t>
+        <w:t>Aufgenommen am 18.09.2026</w:t>
       </w:r>
     </w:p>
     <w:p>
@@ -78,7 +78,7 @@
         <w:pStyle w:val="Heading2"/>
       </w:pPr>
       <w:r>
-        <w:t>Geh-Tempo ist stärkster Marker für Prognose nach Herzinfarkt in kardialer Rehabilitation älterer Patienten</w:t>
+        <w:t>Linksatriale Dehnung zeigt NT-proBNP-Belastung bei fettleibigen HFpEF-Patienten an</w:t>
       </w:r>
     </w:p>
     <w:p>
@@ -88,12 +88,12 @@
           <w:color w:val="666666"/>
           <w:sz w:val="18"/>
         </w:rPr>
-        <w:t>Raisi A et al.  ·  Eur J Prev Cardiol  ·  16.09.2026  ·  PMID 42748164</w:t>
+        <w:t>Mandoli GE et al.  ·  Int J Cardiol  ·  17.09.2026  ·  PMID 42754101</w:t>
       </w:r>
     </w:p>
     <w:p>
       <w:r>
-        <w:t>Prespecified Subanalyse der PIpELINe-Studie an 512 Patienten ≥65 Jahre mit Herzinfarkt (mittlerer SPPB-Score 4–9): Multidomain-Rehabilitation versus Standardversorgung mit 1-Jahres-Nachsorge.</w:t>
+        <w:t>Einzenter-Retrospektivstudie mit 118 adipösen Patienten (BMI ≥ 30 kg/m²) mit HFpEF untersuchte, ob globales Peak Atrial Longitudinal Strain (PALS) mit NT-proBNP und 6-Minuten-Gehtest assoziiert ist.</w:t>
       </w:r>
     </w:p>
     <w:p>
@@ -104,7 +104,7 @@
         <w:t xml:space="preserve">Ergebnis: </w:t>
       </w:r>
       <w:r>
-        <w:t>Primärer Endpunkt (kardiovaskulärer Tod/ungeplante kardiovaskuläre Hospitalisierung) bei niedrigerem SPPB signifikant häufiger (HR 0,51; 95%-KI 0,32–0,82). Gehgeschwindigkeit einzeln war stärkster Marker: 50 % Risikoreduktion pro 1-Punkt-Verbesserung (HR 0,50; 95%-KI 0,37–0,68; p&lt;0,001). Multidomain-Rehabilitation zeigte konsistenten Nutzen unabhängig von SPPB-Level.</w:t>
+        <w:t>Medianes globales PALS war 23,0 % [17,3-30,8], E/e'-Ratio 10 [8-13]. Globales PALS war unabhängig und invers mit ln(NT-proBNP) assoziiert (β = -0,045; 95%-KI -0,070 bis -0,019; p &lt; 0,001). Atriale Steifheit war unabhängig mit ln(NT-proBNP) (β = 0,27; p = 0,014) und 6MWT (β = -9,3; p = 0,046) assoziiert. LA-Dehnung und Steifheit liefern komplementäre Informationen zur hämodynamischen Last bei adipösen HFpEF-Patienten.</w:t>
       </w:r>
     </w:p>
     <w:p>
@@ -119,7 +119,7 @@
         <w:rPr>
           <w:sz w:val="19"/>
         </w:rPr>
-        <w:t>Italienisch-deutsche Versorgungsstudie; einfaches Screening-Tool für Rehabilitation in Deutschland anwendbar.</w:t>
+        <w:t>Italienische Universitätsklinik, Echokardiographie-Parameter für HFpEF-Phenotypisierung in Deutschland etabliert.</w:t>
       </w:r>
     </w:p>
     <w:p>
@@ -128,7 +128,7 @@
           <w:color w:val="5A7D3A"/>
           <w:sz w:val="18"/>
         </w:rPr>
-        <w:t>https://pubmed.ncbi.nlm.nih.gov/42748164/</w:t>
+        <w:t>https://pubmed.ncbi.nlm.nih.gov/42754101/</w:t>
       </w:r>
     </w:p>
     <w:p>
@@ -136,7 +136,7 @@
         <w:pStyle w:val="Heading2"/>
       </w:pPr>
       <w:r>
-        <w:t>NT-proBNP und LVEDP in HFpEF häufig diskordant; Mortalitätsrisiko erhöht nur bei Elevation beider Parameter</w:t>
+        <w:t>RAISE-Score validiert Transthyretin-Amyloidose bei schwerer Aortenstenose im Katheterlabor nur mäßig</w:t>
       </w:r>
     </w:p>
     <w:p>
@@ -146,12 +146,12 @@
           <w:color w:val="666666"/>
           <w:sz w:val="18"/>
         </w:rPr>
-        <w:t>Güder G et al.  ·  Heart  ·  15.09.2026  ·  PMID 42744605</w:t>
+        <w:t>Guerra ÁR et al.  ·  Int J Cardiol  ·  17.09.2026  ·  PMID 42754100</w:t>
       </w:r>
     </w:p>
     <w:p>
       <w:r>
-        <w:t>Prospektive Kohortenstudie an 514 Patienten mit vermuteter HFpEF: Blutentnahme auf NT-proBNP und invasive Messung des linksventrikulären enddiastolischen Drucks erfolgte bei Herzkatheteruntersuchung gleichzeitig.</w:t>
+        <w:t>Prospektive externe Validierung des RAISE-Scores zur Diagnose transthyretin-assoziierter kardialer Amyloidose (ATTR-CA) bei 340 Patienten mit schwerer AS zur TAVI.</w:t>
       </w:r>
     </w:p>
     <w:p>
@@ -162,7 +162,7 @@
         <w:t xml:space="preserve">Ergebnis: </w:t>
       </w:r>
       <w:r>
-        <w:t>Diskordanz zwischen NT-proBNP und LVEDP war häufig (42 %). Adjustierte Mortalität war erhöht bei isolierter NT-proBNP-Elevation (HR 2,26; 95%-KI 1,02–5,01) und bei Elevation beider Parameter (HR 3,33; 95%-KI 1,54–7,20), nicht aber bei isolierter LVEDP-Elevation (HR 1,34; 95%-KI 0,45–4,02). Dies unterstreicht, dass beide Parameter komplementäre Informationen liefern.</w:t>
+        <w:t>ATTR-CA lag bei 4,1 % (14 Fälle) vor. ATTR-CA-Patienten waren älter (83,5 ± 6,7 vs. 79,1 ± 6,1 Jahre), zeigten mehr Pseudo-Infarkt-Muster (50 % vs. 10,3 %), niedrigere LVEF (50,1 ± 16,1 % vs. 62,4 ± 14,1 %) und schlechtere globale longitudinale Dehnung (-11,4 ± 5,8 vs. -18,3 ± 5,2). RAISE-Score ≥ 2 assoziierte mit höherer ATTR-CA-Prävalenz (7,2 % vs. 2,3 %; p = 0,044); AUC war 0,69 (p = 0,016). Der Score zeigt moderate Diskriminationsfähigkeit, deutlich niedriger als ursprünglich berichtet.</w:t>
       </w:r>
     </w:p>
     <w:p>
@@ -177,7 +177,7 @@
         <w:rPr>
           <w:sz w:val="19"/>
         </w:rPr>
-        <w:t>Deutsche Universitätskliniken; direkte invasive Diagnostik ändert Strategie bei vermuteter HFpEF.</w:t>
+        <w:t>Spanische prospektive Validierungsstudie, Erkenntnisse zum ATTR-CA-Screening bei AS in Europa relevant.</w:t>
       </w:r>
     </w:p>
     <w:p>
@@ -186,7 +186,7 @@
           <w:color w:val="5A7D3A"/>
           <w:sz w:val="18"/>
         </w:rPr>
-        <w:t>https://pubmed.ncbi.nlm.nih.gov/42744605/</w:t>
+        <w:t>https://pubmed.ncbi.nlm.nih.gov/42754100/</w:t>
       </w:r>
     </w:p>
     <w:p>
@@ -194,7 +194,7 @@
         <w:pStyle w:val="Heading2"/>
       </w:pPr>
       <w:r>
-        <w:t>Blutkultur-Epidemiologie weist auf Lücken in Endokarditis-Screening hin: Risiko unterschätzt bei Gruppierung seltener Spezies</w:t>
+        <w:t>Enge Kopplungsintervalle in ventrikulären Salven präsagen plötzlichen Herztod bei Hypertrophischer Kardiomyopathie</w:t>
       </w:r>
     </w:p>
     <w:p>
@@ -204,12 +204,12 @@
           <w:color w:val="666666"/>
           <w:sz w:val="18"/>
         </w:rPr>
-        <w:t>De Oliveira EK et al.  ·  Open Heart  ·  15.09.2026  ·  PMID 42744415</w:t>
+        <w:t>Zhang Y et al.  ·  Europace  ·  02.09.2026  ·  PMID 42749293</w:t>
       </w:r>
     </w:p>
     <w:p>
       <w:r>
-        <w:t>Single-Center-Registerstudie (2015–2021) an 4.242 Patienten/3.708 Admission mit 4.939 Blutkultur-Infektionen: Erfassung aller BSI und Auswertung ihres Anteils an definierter Infektive Endokarditis und Echokardiographie-Screening-Raten.</w:t>
+        <w:t>Retrospektive Multizenterstudie mit 2.625 HCM-Patienten untersuchte, ob Charakteristika von nicht-anhaltenden ventrikulären Tachykardien (NSVT) das Plötzlichen-Tod-Risiko stratifizieren.</w:t>
       </w:r>
     </w:p>
     <w:p>
@@ -220,7 +220,7 @@
         <w:t xml:space="preserve">Ergebnis: </w:t>
       </w:r>
       <w:r>
-        <w:t>IE-Prävalenz aller BSI 2,7 %. Höchste IE-Anteile bei seltenen Pathogenen: Streptococcus bovis 19,2 %, Listeria monocytogenes 16,7 %. Häufigere (Enterobacterales 48,3 %, Staph aureus 11,5 %) zeigten niedrigere IE-Raten. Patienten mit Implantat 5-fach höhere IE-Prävalenz. Echokardiographie-Screening 75 % für S. aureus, 27–59 % für andere Spezies ohne IE.</w:t>
+        <w:t>In 320 Patienten (12,4 %) traten NSVT auf. Das zweite Kopplungsintervall war stärkster Prädiktor (optimaler Cut-off 394 ms). Ein Intervall &lt; 394 ms erhöhte das SCD-Risiko stark (HR 8,36; 95%-KI 4,33-16,12; p &lt; 0,001) gegenüber Abwesenheit von NSVT, während ≥ 394 ms nicht prognostisch war. Differenzierte NSVT-Analyse verbesserte SCD-Risikoalgorithmen und könnte ICD-Implantation-Entscheidungen optimieren.</w:t>
       </w:r>
     </w:p>
     <w:p>
@@ -235,7 +235,7 @@
         <w:rPr>
           <w:sz w:val="19"/>
         </w:rPr>
-        <w:t>Belgisch-italienisches Universitätsklinikum; Systematik auf deutsche Endokarditis-Screening-Protokolle anwendbar.</w:t>
+        <w:t>Chinesische Multizenterstudie, etablierte Erkenntnisse zur HCM-Risikostratifizierung bestätigt.</w:t>
       </w:r>
     </w:p>
     <w:p>
@@ -244,7 +244,7 @@
           <w:color w:val="5A7D3A"/>
           <w:sz w:val="18"/>
         </w:rPr>
-        <w:t>https://pubmed.ncbi.nlm.nih.gov/42744415/</w:t>
+        <w:t>https://pubmed.ncbi.nlm.nih.gov/42749293/</w:t>
       </w:r>
     </w:p>
     <w:p>
@@ -252,7 +252,7 @@
         <w:pStyle w:val="Heading2"/>
       </w:pPr>
       <w:r>
-        <w:t>Spezialisierte Krankenpfleger in Notaufnahme erzielen 92,7 % Genauigkeit beim Akutinfarkt-Screening</w:t>
+        <w:t>Nodales Hub-Spoke-System reduziert Kardiogener-Schock-Mortalität durch Zentralisierung und Versorgungskoordination</w:t>
       </w:r>
     </w:p>
     <w:p>
@@ -262,12 +262,12 @@
           <w:color w:val="666666"/>
           <w:sz w:val="18"/>
         </w:rPr>
-        <w:t>Shaw C et al.  ·  Open Heart  ·  15.09.2026  ·  PMID 42744414</w:t>
+        <w:t>Samsky MD et al.  ·  Circ Heart Fail  ·  15.09.2026  ·  PMID 42743341</w:t>
       </w:r>
     </w:p>
     <w:p>
       <w:r>
-        <w:t>Britischer Distrikt-Klinik-Evaluationsstudie an 233 Patienten: Vergleich zwischen Diagnosen von Cardiac-Outreach-Practitioners (Spezialkrankenpflegern) außerhalb normaler Geschäftszeiten und finalen Entlassungsdiagnosen durch Kardiologen.</w:t>
+        <w:t>Ein Expertenkonsensus-Artikel der American Heart Association fordert ein knotenpunktbasiertes regionales Versorgungssystem für kardiogenen Schock mit gestaffelten Hospitalsebenen, standardisierten Protokollen und strukturierter Verlegung.</w:t>
       </w:r>
     </w:p>
     <w:p>
@@ -278,7 +278,7 @@
         <w:t xml:space="preserve">Ergebnis: </w:t>
       </w:r>
       <w:r>
-        <w:t>Exakte diagnostische Konkordanz 92,7 % (216/233). Für akutes Koronarsyndrom: Sensitivität 96,0 %, Spezifität 92,4 %, negativ-prädiktiver Wert 98,0 %, Cohen κ = 0,858 (95%-KI 0,789–0,927). Von 17 diskordanten Fällen führte keine zu verzögerter Eskalation oder Diagnostik.</w:t>
+        <w:t>Beobachtungsdaten deuten auf Assoziation zwischen strukturierter multidisziplinärer Versorgung, regionalen Netzwerken und konsistenterer Leistungserbringung hin; randomisierte Kausalbeweise fehlen noch. Ein für alle Ursachen und Schweregrade ausgelegtes nationales Registersystem wird empfohlen. Das System sollte Transport nach Schock-Phänotyp und Zielstrategie steuern, nicht nach Geografie; Erfolg sollte Timing, Outcomes und Chancengleichheit umfassen.</w:t>
       </w:r>
     </w:p>
     <w:p>
@@ -293,7 +293,7 @@
         <w:rPr>
           <w:sz w:val="19"/>
         </w:rPr>
-        <w:t>UK National Health Service-Daten; Modell auf strukturierte Versorgungspfade in Deutschland anwendbar.</w:t>
+        <w:t>USA-Konsensus für kardiale Versorgungsstrukturierung; Konzept der Zentralisierung und Netzwerkbildung auf deutsches DRG-System mit Herzzentren übertragbar.</w:t>
       </w:r>
     </w:p>
     <w:p>
@@ -302,7 +302,7 @@
           <w:color w:val="5A7D3A"/>
           <w:sz w:val="18"/>
         </w:rPr>
-        <w:t>https://pubmed.ncbi.nlm.nih.gov/42744414/</w:t>
+        <w:t>https://pubmed.ncbi.nlm.nih.gov/42743341/</w:t>
       </w:r>
     </w:p>
     <w:p>
@@ -310,7 +310,7 @@
         <w:pStyle w:val="Heading2"/>
       </w:pPr>
       <w:r>
-        <w:t>Gen-Silencer Eplontersen wirksam nur ohne parallele TTR-Stabilisator-Therapie bei ATTR-Kardiomyopathie</w:t>
+        <w:t>Diabetes erhöht Reinfarkt- und kardiales Scheitern nach PCI, OCT hilft nicht</w:t>
       </w:r>
     </w:p>
     <w:p>
@@ -320,12 +320,12 @@
           <w:color w:val="666666"/>
           <w:sz w:val="18"/>
         </w:rPr>
-        <w:t>García-Pavía P et al.  ·  Nat Med  ·  30.08.2026  ·  PMID 42742182</w:t>
+        <w:t>Gaede L et al.  ·  JACC Cardiovasc Interv  ·  14.09.2026  ·  PMID 42735969</w:t>
       </w:r>
     </w:p>
     <w:p>
       <w:r>
-        <w:t>Präspezifizierte Sekundäranalyse der Phase-3-Studie CARDIO-TTRansform (n=1.432 ATTR-Kardiomyopathie-Patienten): Randomisierung zu Eplontersen oder Placebo; 57 % unter basaler TTR-Stabilisator-Therapie.</w:t>
+        <w:t>Die ILUMIEN-IV-Studie untersuchte, ob optische Kohärenztomographie (OCT) gegenüber Angiographie die Outcome-Raten bei 2.487 PCI-Patienten mit und ohne Diabetes über 2 Jahre verbessert.</w:t>
       </w:r>
     </w:p>
     <w:p>
@@ -336,7 +336,7 @@
         <w:t xml:space="preserve">Ergebnis: </w:t>
       </w:r>
       <w:r>
-        <w:t>Primärer Endpunkt (kardiovaskulärer Tod oder rekurrente kardiovaskuläre Ereignisse) zeigte Behandlungs-Wechselwirkung nach Stabilisator-Status (P=0,017). Vorteil ohne Stabilisator (RR 0,71; 95%-KI 0,54–0,93; p=0,012), kein Vorteil mit Stabilisator (RR 1,14; 95%-KI 0,85–1,53; p=0,39). Sicherheitsprofil in beiden Gruppen günstig.</w:t>
+        <w:t>Patienten mit Diabetes hatten höhere Target-Vessel-Failure-Raten (9,9 % vs. 6,3 %; adjustierte HR 1,48; p = 0,01) und schwerwiegende MACE (5,3 % vs. 2,7 %; adjustierte HR 1,77; p = 0,01) als Nicht-Diabetiker; OCT-Führung reduzierte weder TVF noch MACE in beiden Gruppen (p = 0,41 bzw. 0,20). Diabetes bleibt ein starker Prädiktor für Komplikationen nach PCI, unabhängig von Bildgebungstechnik.</w:t>
       </w:r>
     </w:p>
     <w:p>
@@ -351,7 +351,7 @@
         <w:rPr>
           <w:sz w:val="19"/>
         </w:rPr>
-        <w:t>Internationale Phase-3-Studie; Therapie in Deutschland verordnungsfähig, Ergebnis steuert Kombinationsentscheidungen.</w:t>
+        <w:t>Multizentrische Studie mit europäischen Zentren, Ergebnisse auf DMP-KHK-Patienten übertragbar.</w:t>
       </w:r>
     </w:p>
     <w:p>
@@ -360,7 +360,7 @@
           <w:color w:val="5A7D3A"/>
           <w:sz w:val="18"/>
         </w:rPr>
-        <w:t>https://pubmed.ncbi.nlm.nih.gov/42742182/</w:t>
+        <w:t>https://pubmed.ncbi.nlm.nih.gov/42735969/</w:t>
       </w:r>
     </w:p>
     <w:p>
@@ -368,7 +368,7 @@
         <w:pStyle w:val="Heading2"/>
       </w:pPr>
       <w:r>
-        <w:t>RBM20-Gain-of-Function-Varianten verschlechtern Mitochondrienfunktion und Herzinsuffizienz-Phänotyp</w:t>
+        <w:t>Hochsensitives Troponin T übertrifft NT-proBNP bei Prädiktion der Sterblichkeit nach nicht-kardialem Eingriff</w:t>
       </w:r>
     </w:p>
     <w:p>
@@ -378,12 +378,12 @@
           <w:color w:val="666666"/>
           <w:sz w:val="18"/>
         </w:rPr>
-        <w:t>Kornienko J et al.  ·  Circulation  ·  15.09.2026  ·  PMID 42741825</w:t>
+        <w:t>Kirkopoulos A et al.  ·  J Am Heart Assoc  ·  15.09.2026  ·  PMID 42714475</w:t>
       </w:r>
     </w:p>
     <w:p>
       <w:r>
-        <w:t>Mechanistische Studie bei Mausmodellen mit RBM20-Varianten und humanen induzierten pluripotenten Stammzell-Kardiomyten: Untersuchung der Auswirkung auf Mitochondrial Respiration, Calcium-Handling und ultrastrukturelle Veränderungen.</w:t>
+        <w:t>Sekundäranalyse der METREPAIR- und MINSS-Studien verglich die Vorhersageleistung von Hochsensitiv-Troponin T (hs-TnT) und NT-proBNP für 30-Tage-MACE und Mortalität nach Elektiveingriff ohne Herzerkrankung bei 2.251 Hochrisikopatienten.</w:t>
       </w:r>
     </w:p>
     <w:p>
@@ -394,7 +394,7 @@
         <w:t xml:space="preserve">Ergebnis: </w:t>
       </w:r>
       <w:r>
-        <w:t>RBM20 Gain-of-Function, nicht Loss-of-Function, senkte lösliche Mitochondrienproteine und das Kalzium-Efflux-Regulator TMEM65, führte zu vergrößerten Mitochondrien mit Cristae-Desorganisation, verminderter oxidativer Phosphorylierung und abnormaler Kalzium-Handling. Befunde in humanen Kardiomyten reproduziert.</w:t>
+        <w:t>MACE trat bei 5,8 % und Mortalität bei 1,6 % auf. Nur hs-TnT verbesserte die Diskrimination für Mortalität (AUC 0,680 vs. 0,674; Δ = 0,006; p = 0,047); praktischer Nutzen beider Biomarker über RCRI und Alter war limitiert. hs-TnT war NT-proBNP marginal überlegen.</w:t>
       </w:r>
     </w:p>
     <w:p>
@@ -409,7 +409,7 @@
         <w:rPr>
           <w:sz w:val="19"/>
         </w:rPr>
-        <w:t>Deutsche DZHK-Zentren; Mechanismus erklärt aggressive HF-Phänotypen bei GoF-Varianten.</w:t>
+        <w:t>Europäische prospektive Multizenterstudie (Schweiz, Niederlande, Skandinavien), direkt auf deutsches Perioperativ-Management übertragbar.</w:t>
       </w:r>
     </w:p>
     <w:p>
@@ -418,7 +418,7 @@
           <w:color w:val="5A7D3A"/>
           <w:sz w:val="18"/>
         </w:rPr>
-        <w:t>https://pubmed.ncbi.nlm.nih.gov/42741825/</w:t>
+        <w:t>https://pubmed.ncbi.nlm.nih.gov/42714475/</w:t>
       </w:r>
     </w:p>
     <w:sectPr>

--- a/download/studien-aktuell.docx
+++ b/download/studien-aktuell.docx
@@ -62,7 +62,7 @@
           <w:color w:val="666666"/>
           <w:sz w:val="18"/>
         </w:rPr>
-        <w:t>Stand: 18.09.2026  |  6 Studien  |  kardio.m-vf.de</w:t>
+        <w:t>Stand: 19.09.2026  |  6 Studien  |  kardio.m-vf.de</w:t>
       </w:r>
     </w:p>
     <w:p>
@@ -70,7 +70,7 @@
         <w:pStyle w:val="Heading1"/>
       </w:pPr>
       <w:r>
-        <w:t>Aufgenommen am 18.09.2026</w:t>
+        <w:t>Aufgenommen am 19.09.2026</w:t>
       </w:r>
     </w:p>
     <w:p>
@@ -78,7 +78,7 @@
         <w:pStyle w:val="Heading2"/>
       </w:pPr>
       <w:r>
-        <w:t>Linksatriale Dehnung zeigt NT-proBNP-Belastung bei fettleibigen HFpEF-Patienten an</w:t>
+        <w:t>Epicardiales Fett bei Vorhofflimmern: Biomarker für Rezidivrisiko</w:t>
       </w:r>
     </w:p>
     <w:p>
@@ -88,12 +88,12 @@
           <w:color w:val="666666"/>
           <w:sz w:val="18"/>
         </w:rPr>
-        <w:t>Mandoli GE et al.  ·  Int J Cardiol  ·  17.09.2026  ·  PMID 42754101</w:t>
+        <w:t>Erhard N et al.  ·  Heart Rhythm  ·  18.09.2026  ·  PMID 42759859</w:t>
       </w:r>
     </w:p>
     <w:p>
       <w:r>
-        <w:t>Einzenter-Retrospektivstudie mit 118 adipösen Patienten (BMI ≥ 30 kg/m²) mit HFpEF untersuchte, ob globales Peak Atrial Longitudinal Strain (PALS) mit NT-proBNP und 6-Minuten-Gehtest assoziiert ist.</w:t>
+        <w:t>Die Studie quantifizierte mit Photon-Counting-CT das epikardiale Fettgewebe beider Vorhöfe vor Ablation bei 210 Patienten mit paroxysmaler und persistierender AF und verfolgte die Arrhythmie-Freiheit nach 12 Monaten.</w:t>
       </w:r>
     </w:p>
     <w:p>
@@ -104,7 +104,7 @@
         <w:t xml:space="preserve">Ergebnis: </w:t>
       </w:r>
       <w:r>
-        <w:t>Medianes globales PALS war 23,0 % [17,3-30,8], E/e'-Ratio 10 [8-13]. Globales PALS war unabhängig und invers mit ln(NT-proBNP) assoziiert (β = -0,045; 95%-KI -0,070 bis -0,019; p &lt; 0,001). Atriale Steifheit war unabhängig mit ln(NT-proBNP) (β = 0,27; p = 0,014) und 6MWT (β = -9,3; p = 0,046) assoziiert. LA-Dehnung und Steifheit liefern komplementäre Informationen zur hämodynamischen Last bei adipösen HFpEF-Patienten.</w:t>
+        <w:t>Im linken Vorhof korrelierte ein höheres epikardiales Fettvolumen mit Rezidiven bei persistierender AF (HR 1,51 pro 10 mL Zunahme; 95%-KI 1,06–2,15), nicht jedoch bei paroxysmaler AF (HR 0,79; p für Interaktion = 0,014). Die Arrhythmie-Freiheit betrug 81,9 % bei paroxysmaler und 57,3 % bei persistierender AF (p = 0,005). Diese Biomarker-Stratifikation könnte zukünftig die Patientenauswahl und Nachsorge lenken.</w:t>
       </w:r>
     </w:p>
     <w:p>
@@ -119,7 +119,7 @@
         <w:rPr>
           <w:sz w:val="19"/>
         </w:rPr>
-        <w:t>Italienische Universitätsklinik, Echokardiographie-Parameter für HFpEF-Phenotypisierung in Deutschland etabliert.</w:t>
+        <w:t>Deutsches Zentrum für Herz-Kreislauf-Forschung, prospektive klinische Studie mit standardisierter CT-Bildgebung</w:t>
       </w:r>
     </w:p>
     <w:p>
@@ -128,7 +128,7 @@
           <w:color w:val="5A7D3A"/>
           <w:sz w:val="18"/>
         </w:rPr>
-        <w:t>https://pubmed.ncbi.nlm.nih.gov/42754101/</w:t>
+        <w:t>https://pubmed.ncbi.nlm.nih.gov/42759859/</w:t>
       </w:r>
     </w:p>
     <w:p>
@@ -136,7 +136,7 @@
         <w:pStyle w:val="Heading2"/>
       </w:pPr>
       <w:r>
-        <w:t>RAISE-Score validiert Transthyretin-Amyloidose bei schwerer Aortenstenose im Katheterlabor nur mäßig</w:t>
+        <w:t>Neutrophil-Lymphozyten-Verhältnis bei Herzinsuffizienz: SGLT2-Hemmer wirken unabhängig davon</w:t>
       </w:r>
     </w:p>
     <w:p>
@@ -146,12 +146,12 @@
           <w:color w:val="666666"/>
           <w:sz w:val="18"/>
         </w:rPr>
-        <w:t>Guerra ÁR et al.  ·  Int J Cardiol  ·  17.09.2026  ·  PMID 42754100</w:t>
+        <w:t>Pellicori P et al.  ·  ESC Heart Fail  ·  18.09.2026  ·  PMID 42759496</w:t>
       </w:r>
     </w:p>
     <w:p>
       <w:r>
-        <w:t>Prospektive externe Validierung des RAISE-Scores zur Diagnose transthyretin-assoziierter kardialer Amyloidose (ATTR-CA) bei 340 Patienten mit schwerer AS zur TAVI.</w:t>
+        <w:t>Post-hoc-Analyse der EMPEROR-Pooled-Datenbank (9.706 Patienten mit CHF) untersuchte das Neutrophil-Lymphozyten-Verhältnis (NLR) als Marker für Inflammation und Stauung und die Effektivität von Empagliflozin nach Quintilen.</w:t>
       </w:r>
     </w:p>
     <w:p>
@@ -162,7 +162,7 @@
         <w:t xml:space="preserve">Ergebnis: </w:t>
       </w:r>
       <w:r>
-        <w:t>ATTR-CA lag bei 4,1 % (14 Fälle) vor. ATTR-CA-Patienten waren älter (83,5 ± 6,7 vs. 79,1 ± 6,1 Jahre), zeigten mehr Pseudo-Infarkt-Muster (50 % vs. 10,3 %), niedrigere LVEF (50,1 ± 16,1 % vs. 62,4 ± 14,1 %) und schlechtere globale longitudinale Dehnung (-11,4 ± 5,8 vs. -18,3 ± 5,2). RAISE-Score ≥ 2 assoziierte mit höherer ATTR-CA-Prävalenz (7,2 % vs. 2,3 %; p = 0,044); AUC war 0,69 (p = 0,016). Der Score zeigt moderate Diskriminationsfähigkeit, deutlich niedriger als ursprünglich berichtet.</w:t>
+        <w:t>Höchstes NLR-Quintil (vs. niedrigstes) zeigte 27,3 % vs. 14,9 % Primärereignisse (HF-Hospitalisierung oder kardiovaskulärer Tod; adjustierte HR 1,44; 95%-KI 1,16–1,80; p = 0,001). Empagliflozin reduzierte die Primärendpunkte konsistent über alle NLR-Gruppen hinweg, und der Wirkmechanismus war vom NLR-Ausgangswert unabhängig.</w:t>
       </w:r>
     </w:p>
     <w:p>
@@ -177,7 +177,7 @@
         <w:rPr>
           <w:sz w:val="19"/>
         </w:rPr>
-        <w:t>Spanische prospektive Validierungsstudie, Erkenntnisse zum ATTR-CA-Screening bei AS in Europa relevant.</w:t>
+        <w:t>Multinationale Studie, europäische SGLT2i-Leitlinien-Therapie, stratifizierte Effektivität relevant</w:t>
       </w:r>
     </w:p>
     <w:p>
@@ -186,7 +186,7 @@
           <w:color w:val="5A7D3A"/>
           <w:sz w:val="18"/>
         </w:rPr>
-        <w:t>https://pubmed.ncbi.nlm.nih.gov/42754100/</w:t>
+        <w:t>https://pubmed.ncbi.nlm.nih.gov/42759496/</w:t>
       </w:r>
     </w:p>
     <w:p>
@@ -194,7 +194,7 @@
         <w:pStyle w:val="Heading2"/>
       </w:pPr>
       <w:r>
-        <w:t>Enge Kopplungsintervalle in ventrikulären Salven präsagen plötzlichen Herztod bei Hypertrophischer Kardiomyopathie</w:t>
+        <w:t>Frührhythmuskontrollen bei Vorhofflimmern und Krebsgeschichte: EAST-AFNET-4-Subgruppe</w:t>
       </w:r>
     </w:p>
     <w:p>
@@ -204,12 +204,12 @@
           <w:color w:val="666666"/>
           <w:sz w:val="18"/>
         </w:rPr>
-        <w:t>Zhang Y et al.  ·  Europace  ·  02.09.2026  ·  PMID 42749293</w:t>
+        <w:t>Ismaili D et al.  ·  Europace  ·  18.09.2026  ·  PMID 42758310</w:t>
       </w:r>
     </w:p>
     <w:p>
       <w:r>
-        <w:t>Retrospektive Multizenterstudie mit 2.625 HCM-Patienten untersuchte, ob Charakteristika von nicht-anhaltenden ventrikulären Tachykardien (NSVT) das Plötzlichen-Tod-Risiko stratifizieren.</w:t>
+        <w:t>Sekundäranalyse der EAST-AFNET-4-Studie verglich 216 Patienten mit Krebsgeschichte (7,8 %) gegen 2.563 ohne Krebs bezüglich Nutzen und Sicherheit einer frühen Rhythmuskontrolle.</w:t>
       </w:r>
     </w:p>
     <w:p>
@@ -220,7 +220,7 @@
         <w:t xml:space="preserve">Ergebnis: </w:t>
       </w:r>
       <w:r>
-        <w:t>In 320 Patienten (12,4 %) traten NSVT auf. Das zweite Kopplungsintervall war stärkster Prädiktor (optimaler Cut-off 394 ms). Ein Intervall &lt; 394 ms erhöhte das SCD-Risiko stark (HR 8,36; 95%-KI 4,33-16,12; p &lt; 0,001) gegenüber Abwesenheit von NSVT, während ≥ 394 ms nicht prognostisch war. Differenzierte NSVT-Analyse verbesserte SCD-Risikoalgorithmen und könnte ICD-Implantation-Entscheidungen optimieren.</w:t>
+        <w:t>Frühe Rhythmuskontrolle reduzierte die Primärendpunkte (kardiovaskulärer Tod, Schlaganfall, HF- oder Herzinfarkt-Hospitalisierung) unabhängig von Krebsgeschichte (p Interaktion = 0,23), mit 84,9 % vs. 81,8 % Sinusrhythmus nach 24 Monaten. Ein Signal für mehr Sicherheitsereignisse unter Rhythmuskontrolle bei Krebspatienten (31 % vs. 20 %; p Interaktion = 0,055) warnt vor zusätzlichen Schäden in dieser Subgruppe.</w:t>
       </w:r>
     </w:p>
     <w:p>
@@ -235,7 +235,7 @@
         <w:rPr>
           <w:sz w:val="19"/>
         </w:rPr>
-        <w:t>Chinesische Multizenterstudie, etablierte Erkenntnisse zur HCM-Risikostratifizierung bestätigt.</w:t>
+        <w:t>EAST-AFNET-4: multinationales europäisches Netzwerk, deutsche Leitzentren, richtlinienstabilisierend</w:t>
       </w:r>
     </w:p>
     <w:p>
@@ -244,7 +244,7 @@
           <w:color w:val="5A7D3A"/>
           <w:sz w:val="18"/>
         </w:rPr>
-        <w:t>https://pubmed.ncbi.nlm.nih.gov/42749293/</w:t>
+        <w:t>https://pubmed.ncbi.nlm.nih.gov/42758310/</w:t>
       </w:r>
     </w:p>
     <w:p>
@@ -252,7 +252,7 @@
         <w:pStyle w:val="Heading2"/>
       </w:pPr>
       <w:r>
-        <w:t>Nodales Hub-Spoke-System reduziert Kardiogener-Schock-Mortalität durch Zentralisierung und Versorgungskoordination</w:t>
+        <w:t>Vorhofflimmern-Screening: Intensiveres Monitoring findet mehr Fälle, besonders bei älteren Patienten</w:t>
       </w:r>
     </w:p>
     <w:p>
@@ -262,12 +262,12 @@
           <w:color w:val="666666"/>
           <w:sz w:val="18"/>
         </w:rPr>
-        <w:t>Samsky MD et al.  ·  Circ Heart Fail  ·  15.09.2026  ·  PMID 42743341</w:t>
+        <w:t>Xing LY et al.  ·  Europace  ·  18.09.2026  ·  PMID 42758309</w:t>
       </w:r>
     </w:p>
     <w:p>
       <w:r>
-        <w:t>Ein Expertenkonsensus-Artikel der American Heart Association fordert ein knotenpunktbasiertes regionales Versorgungssystem für kardiogenen Schock mit gestaffelten Hospitalsebenen, standardisierten Protokollen und strukturierter Verlegung.</w:t>
+        <w:t>Individual-Participant-Data-Metaanalyse von 34.165 gescreenten Personen (AFFECT-EU/AF-SCREEN) verglich die Detektionsquote nach Screening-Methode und Patientenmerkmalen.</w:t>
       </w:r>
     </w:p>
     <w:p>
@@ -278,7 +278,7 @@
         <w:t xml:space="preserve">Ergebnis: </w:t>
       </w:r>
       <w:r>
-        <w:t>Beobachtungsdaten deuten auf Assoziation zwischen strukturierter multidisziplinärer Versorgung, regionalen Netzwerken und konsistenterer Leistungserbringung hin; randomisierte Kausalbeweise fehlen noch. Ein für alle Ursachen und Schweregrade ausgelegtes nationales Registersystem wird empfohlen. Das System sollte Transport nach Schock-Phänotyp und Zielstrategie steuern, nicht nach Geografie; Erfolg sollte Timing, Outcomes und Chancengleichheit umfassen.</w:t>
+        <w:t>Die Diagnose-Quote stieg mit Screening-Intensität: Einzelnes Zeitfenster 0,83 %, intermittierendes Monitoring 5,06 %, kurzfristiges Monitoring ≤30 Tage 4,81 %, langfristiges &gt;30 Tage 30,39 %. Hohes Alter, männliches Geschlecht, Hypertonie und Herzinsuffizienz waren unabhängig mit AF-Detektion assoziiert; diese Faktoren beeinflussten das Screening-Ergebnis am meisten bei Einzelzeitpunkt-Screening.</w:t>
       </w:r>
     </w:p>
     <w:p>
@@ -293,7 +293,7 @@
         <w:rPr>
           <w:sz w:val="19"/>
         </w:rPr>
-        <w:t>USA-Konsensus für kardiale Versorgungsstrukturierung; Konzept der Zentralisierung und Netzwerkbildung auf deutsches DRG-System mit Herzzentren übertragbar.</w:t>
+        <w:t>Europäische und nordamerikanische Kohorten, vergleichbar mit deutschen Screening-Programmen</w:t>
       </w:r>
     </w:p>
     <w:p>
@@ -302,7 +302,7 @@
           <w:color w:val="5A7D3A"/>
           <w:sz w:val="18"/>
         </w:rPr>
-        <w:t>https://pubmed.ncbi.nlm.nih.gov/42743341/</w:t>
+        <w:t>https://pubmed.ncbi.nlm.nih.gov/42758309/</w:t>
       </w:r>
     </w:p>
     <w:p>
@@ -310,7 +310,7 @@
         <w:pStyle w:val="Heading2"/>
       </w:pPr>
       <w:r>
-        <w:t>Diabetes erhöht Reinfarkt- und kardiales Scheitern nach PCI, OCT hilft nicht</w:t>
+        <w:t>Herzinsuffizienz-Hospitalisierung: Mortalität 30 Tage relativ stabil, aber Ungleichheiten wachsen</w:t>
       </w:r>
     </w:p>
     <w:p>
@@ -320,12 +320,12 @@
           <w:color w:val="666666"/>
           <w:sz w:val="18"/>
         </w:rPr>
-        <w:t>Gaede L et al.  ·  JACC Cardiovasc Interv  ·  14.09.2026  ·  PMID 42735969</w:t>
+        <w:t>Usman MS et al.  ·  JACC Heart Fail  ·  16.09.2026  ·  PMID 42758064</w:t>
       </w:r>
     </w:p>
     <w:p>
       <w:r>
-        <w:t>Die ILUMIEN-IV-Studie untersuchte, ob optische Kohärenztomographie (OCT) gegenüber Angiographie die Outcome-Raten bei 2.487 PCI-Patienten mit und ohne Diabetes über 2 Jahre verbessert.</w:t>
+        <w:t>Retrospektive Kohortenstudie (Medicare 2016–2022, 4.957.054 HF-Hospitalisierungen) analysierte Trends in 30-Tages-Mortalität, Wiederaufnahme und Tage zu Hause (alive and out-of-facility).</w:t>
       </w:r>
     </w:p>
     <w:p>
@@ -336,7 +336,7 @@
         <w:t xml:space="preserve">Ergebnis: </w:t>
       </w:r>
       <w:r>
-        <w:t>Patienten mit Diabetes hatten höhere Target-Vessel-Failure-Raten (9,9 % vs. 6,3 %; adjustierte HR 1,48; p = 0,01) und schwerwiegende MACE (5,3 % vs. 2,7 %; adjustierte HR 1,77; p = 0,01) als Nicht-Diabetiker; OCT-Führung reduzierte weder TVF noch MACE in beiden Gruppen (p = 0,41 bzw. 0,20). Diabetes bleibt ein starker Prädiktor für Komplikationen nach PCI, unabhängig von Bildgebungstechnik.</w:t>
+        <w:t>30-Tages-Mortalität sank vor der Pandemie (9,01 % auf 8,38 %), stieg 2020 (9,13 %) und fiel wieder 2022 (8,49 %). Männer hatten höhere Mortalität als Frauen; Weiße höher als Schwarze. Medicare-FFS-Beneficiäre hatten konsistent höhere Mortalität als Medicare Advantage (Lücke wuchs über Zeit). Wiederaufnahmequoten sanken prä-pandemisch, platauten 2020 und sanken wieder post-pandemisch (aRR 2022 vs. 2020: 0,96).</w:t>
       </w:r>
     </w:p>
     <w:p>
@@ -351,7 +351,7 @@
         <w:rPr>
           <w:sz w:val="19"/>
         </w:rPr>
-        <w:t>Multizentrische Studie mit europäischen Zentren, Ergebnisse auf DMP-KHK-Patienten übertragbar.</w:t>
+        <w:t>USA-Medicare-System, nicht 1:1 übertragbar; aber Versorgungsungleichheiten relevant für deutsche DMP-Strukturen</w:t>
       </w:r>
     </w:p>
     <w:p>
@@ -360,7 +360,7 @@
           <w:color w:val="5A7D3A"/>
           <w:sz w:val="18"/>
         </w:rPr>
-        <w:t>https://pubmed.ncbi.nlm.nih.gov/42735969/</w:t>
+        <w:t>https://pubmed.ncbi.nlm.nih.gov/42758064/</w:t>
       </w:r>
     </w:p>
     <w:p>
@@ -368,7 +368,7 @@
         <w:pStyle w:val="Heading2"/>
       </w:pPr>
       <w:r>
-        <w:t>Hochsensitives Troponin T übertrifft NT-proBNP bei Prädiktion der Sterblichkeit nach nicht-kardialem Eingriff</w:t>
+        <w:t>Chronische Herzinsuffizienz und LVAD: beeinträchtigte Hirnfunktion und neuronal-ischämische Marker</w:t>
       </w:r>
     </w:p>
     <w:p>
@@ -378,12 +378,12 @@
           <w:color w:val="666666"/>
           <w:sz w:val="18"/>
         </w:rPr>
-        <w:t>Kirkopoulos A et al.  ·  J Am Heart Assoc  ·  15.09.2026  ·  PMID 42714475</w:t>
+        <w:t>Jungclaus MS et al.  ·  J Am Heart Assoc  ·  18.09.2026  ·  PMID 42757935</w:t>
       </w:r>
     </w:p>
     <w:p>
       <w:r>
-        <w:t>Sekundäranalyse der METREPAIR- und MINSS-Studien verglich die Vorhersageleistung von Hochsensitiv-Troponin T (hs-TnT) und NT-proBNP für 30-Tage-MACE und Mortalität nach Elektiveingriff ohne Herzerkrankung bei 2.251 Hochrisikopatienten.</w:t>
+        <w:t>Querschnittsstudie an 19 LVAD- und 13 Patienten mit fortgeschrittener CHF verglich kognitive Leistung, blutbasierte Neuronen-Biomarker (NfL, pTau181, GFAP) und Gehirn-PET-Metabolismus.</w:t>
       </w:r>
     </w:p>
     <w:p>
@@ -394,7 +394,7 @@
         <w:t xml:space="preserve">Ergebnis: </w:t>
       </w:r>
       <w:r>
-        <w:t>MACE trat bei 5,8 % und Mortalität bei 1,6 % auf. Nur hs-TnT verbesserte die Diskrimination für Mortalität (AUC 0,680 vs. 0,674; Δ = 0,006; p = 0,047); praktischer Nutzen beider Biomarker über RCRI und Alter war limitiert. hs-TnT war NT-proBNP marginal überlegen.</w:t>
+        <w:t>69 % aller Patienten zeigten kognitive Dysfunktion; Biomarker waren in beiden Gruppen erhöht (medianes NfL 45,7 pg/mL, pTau181 23,1 pg/mL, GFAP 191,3 pg/mL). LVAD-Patienten wiesen mehr Hypometabolismus-Volumen auf (1,03 mL vs. 0 mL bei CHF; p = 0,003). Dieser Multi-Modal-Befund deutet auf potenziell reversible zerebrovaskuläre Komplikationen hin, die bei LVAD-Patienten zu monitoren sind.</w:t>
       </w:r>
     </w:p>
     <w:p>
@@ -409,7 +409,7 @@
         <w:rPr>
           <w:sz w:val="19"/>
         </w:rPr>
-        <w:t>Europäische prospektive Multizenterstudie (Schweiz, Niederlande, Skandinavien), direkt auf deutsches Perioperativ-Management übertragbar.</w:t>
+        <w:t>Deutsche Spezialkliniken erfassen ähnliche Komplikationen, Grundlage für strukturierte Überwachung</w:t>
       </w:r>
     </w:p>
     <w:p>
@@ -418,7 +418,7 @@
           <w:color w:val="5A7D3A"/>
           <w:sz w:val="18"/>
         </w:rPr>
-        <w:t>https://pubmed.ncbi.nlm.nih.gov/42714475/</w:t>
+        <w:t>https://pubmed.ncbi.nlm.nih.gov/42757935/</w:t>
       </w:r>
     </w:p>
     <w:sectPr>

--- a/download/studien-aktuell.docx
+++ b/download/studien-aktuell.docx
@@ -62,7 +62,7 @@
           <w:color w:val="666666"/>
           <w:sz w:val="18"/>
         </w:rPr>
-        <w:t>Stand: 19.09.2026  |  6 Studien  |  kardio.m-vf.de</w:t>
+        <w:t>Stand: 20.09.2026  |  6 Studien  |  kardio.m-vf.de</w:t>
       </w:r>
     </w:p>
     <w:p>
@@ -70,7 +70,7 @@
         <w:pStyle w:val="Heading1"/>
       </w:pPr>
       <w:r>
-        <w:t>Aufgenommen am 19.09.2026</w:t>
+        <w:t>Aufgenommen am 20.09.2026</w:t>
       </w:r>
     </w:p>
     <w:p>
@@ -78,7 +78,7 @@
         <w:pStyle w:val="Heading2"/>
       </w:pPr>
       <w:r>
-        <w:t>Epicardiales Fett bei Vorhofflimmern: Biomarker für Rezidivrisiko</w:t>
+        <w:t>TAVI-Verzögerung &gt;6 Monate bei schwerer Aortenklappenstenose erhöht Mortalität um 3,5-fach</w:t>
       </w:r>
     </w:p>
     <w:p>
@@ -88,12 +88,12 @@
           <w:color w:val="666666"/>
           <w:sz w:val="18"/>
         </w:rPr>
-        <w:t>Erhard N et al.  ·  Heart Rhythm  ·  18.09.2026  ·  PMID 42759859</w:t>
+        <w:t>Omuro A et al.  ·  Open Heart  ·  18.09.2026  ·  PMID 42760097</w:t>
       </w:r>
     </w:p>
     <w:p>
       <w:r>
-        <w:t>Die Studie quantifizierte mit Photon-Counting-CT das epikardiale Fettgewebe beider Vorhöfe vor Ablation bei 210 Patienten mit paroxysmaler und persistierender AF und verfolgte die Arrhythmie-Freiheit nach 12 Monaten.</w:t>
+        <w:t>Retrospektive Kohorte von 149 Patienten mit schwerer Aortenklappenstenose: Vergleich früher (&lt;6 Monate) vs. verzögerter (&gt;6 Monate) TAVI auf klinische Ergebnisse.</w:t>
       </w:r>
     </w:p>
     <w:p>
@@ -104,7 +104,7 @@
         <w:t xml:space="preserve">Ergebnis: </w:t>
       </w:r>
       <w:r>
-        <w:t>Im linken Vorhof korrelierte ein höheres epikardiales Fettvolumen mit Rezidiven bei persistierender AF (HR 1,51 pro 10 mL Zunahme; 95%-KI 1,06–2,15), nicht jedoch bei paroxysmaler AF (HR 0,79; p für Interaktion = 0,014). Die Arrhythmie-Freiheit betrug 81,9 % bei paroxysmaler und 57,3 % bei persistierender AF (p = 0,005). Diese Biomarker-Stratifikation könnte zukünftig die Patientenauswahl und Nachsorge lenken.</w:t>
+        <w:t>Bei medianer Nachbeobachtung von 729 Tagen traten Herzinsuffizienz-Hospitalisierung oder Sterblichkeit in der Verzögerungs-Gruppe häufiger auf (33 % vs. 16 %, p=0,013). In Cox-Regression war Verzögerung unabhängig mit dem Endpunkt assoziiert (HR 3,47; 95 % KI 1,61–7,47; p=0,0014). Höhere Clinical Frailty Scale war auch prädiktiv (HR 1,62).</w:t>
       </w:r>
     </w:p>
     <w:p>
@@ -119,7 +119,7 @@
         <w:rPr>
           <w:sz w:val="19"/>
         </w:rPr>
-        <w:t>Deutsches Zentrum für Herz-Kreislauf-Forschung, prospektive klinische Studie mit standardisierter CT-Bildgebung</w:t>
+        <w:t>Japanische Klinikdaten; Befund zur Prognostik übertragbar, strategische Implikation abhängig von deutscher TAVI-Indikationspraxis.</w:t>
       </w:r>
     </w:p>
     <w:p>
@@ -128,7 +128,7 @@
           <w:color w:val="5A7D3A"/>
           <w:sz w:val="18"/>
         </w:rPr>
-        <w:t>https://pubmed.ncbi.nlm.nih.gov/42759859/</w:t>
+        <w:t>https://pubmed.ncbi.nlm.nih.gov/42760097/</w:t>
       </w:r>
     </w:p>
     <w:p>
@@ -136,7 +136,7 @@
         <w:pStyle w:val="Heading2"/>
       </w:pPr>
       <w:r>
-        <w:t>Neutrophil-Lymphozyten-Verhältnis bei Herzinsuffizienz: SGLT2-Hemmer wirken unabhängig davon</w:t>
+        <w:t>Vorhofflimmern-assoziierte Schlaganfälle in Norwegen steigen bei unter 65 Jahren trotz Antikoagulation</w:t>
       </w:r>
     </w:p>
     <w:p>
@@ -146,12 +146,12 @@
           <w:color w:val="666666"/>
           <w:sz w:val="18"/>
         </w:rPr>
-        <w:t>Pellicori P et al.  ·  ESC Heart Fail  ·  18.09.2026  ·  PMID 42759496</w:t>
+        <w:t>Anjum M et al.  ·  J Am Heart Assoc  ·  18.09.2026  ·  PMID 42757920</w:t>
       </w:r>
     </w:p>
     <w:p>
       <w:r>
-        <w:t>Post-hoc-Analyse der EMPEROR-Pooled-Datenbank (9.706 Patienten mit CHF) untersuchte das Neutrophil-Lymphozyten-Verhältnis (NLR) als Marker für Inflammation und Stauung und die Effektivität von Empagliflozin nach Quintilen.</w:t>
+        <w:t>Norwegische Bevölkerungsstudie (AFNOR) 2001–2021 zu Trends der VF-bedingten Schlaganfallrate.</w:t>
       </w:r>
     </w:p>
     <w:p>
@@ -162,7 +162,7 @@
         <w:t xml:space="preserve">Ergebnis: </w:t>
       </w:r>
       <w:r>
-        <w:t>Höchstes NLR-Quintil (vs. niedrigstes) zeigte 27,3 % vs. 14,9 % Primärereignisse (HF-Hospitalisierung oder kardiovaskulärer Tod; adjustierte HR 1,44; 95%-KI 1,16–1,80; p = 0,001). Empagliflozin reduzierte die Primärendpunkte konsistent über alle NLR-Gruppen hinweg, und der Wirkmechanismus war vom NLR-Ausgangswert unabhängig.</w:t>
+        <w:t>66.795 (29,4 %) von 227.575 Schlaganfällen waren VF-assoziiert. Gesamtinzidenz VF-ischämischer Schlaganfälle stabil (67,8 pro 100.000 2001 vs. 68,4 pro 100.000 2021; IRR 1,01), aber Anstieg bei 15–64 Jahren. 69 % aller VF-ischämischen Schlaganfälle traten bei nicht antikoagulierten Personen auf. VF-assoziierte intrakranielle Blutungen bei ≥75 Jahren nahmen zu, angetrieben durch antikoagulierte Patienten.</w:t>
       </w:r>
     </w:p>
     <w:p>
@@ -177,7 +177,7 @@
         <w:rPr>
           <w:sz w:val="19"/>
         </w:rPr>
-        <w:t>Multinationale Studie, europäische SGLT2i-Leitlinien-Therapie, stratifizierte Effektivität relevant</w:t>
+        <w:t>Nordische Bevölkerungsregisterstudie mit ähnlicher Versorgungsstruktur und Antikoagulations-Standards.</w:t>
       </w:r>
     </w:p>
     <w:p>
@@ -186,7 +186,7 @@
           <w:color w:val="5A7D3A"/>
           <w:sz w:val="18"/>
         </w:rPr>
-        <w:t>https://pubmed.ncbi.nlm.nih.gov/42759496/</w:t>
+        <w:t>https://pubmed.ncbi.nlm.nih.gov/42757920/</w:t>
       </w:r>
     </w:p>
     <w:p>
@@ -194,7 +194,7 @@
         <w:pStyle w:val="Heading2"/>
       </w:pPr>
       <w:r>
-        <w:t>Frührhythmuskontrollen bei Vorhofflimmern und Krebsgeschichte: EAST-AFNET-4-Subgruppe</w:t>
+        <w:t>Geschlechtsunterschiede bei Androgenen und Herzinfarkt-/Schlaganfallrisiko: KORA-Studie</w:t>
       </w:r>
     </w:p>
     <w:p>
@@ -204,12 +204,12 @@
           <w:color w:val="666666"/>
           <w:sz w:val="18"/>
         </w:rPr>
-        <w:t>Ismaili D et al.  ·  Europace  ·  18.09.2026  ·  PMID 42758310</w:t>
+        <w:t>Raeisi-Dehkordi H et al.  ·  J Am Heart Assoc  ·  18.09.2026  ·  PMID 42757908</w:t>
       </w:r>
     </w:p>
     <w:p>
       <w:r>
-        <w:t>Sekundäranalyse der EAST-AFNET-4-Studie verglich 216 Patienten mit Krebsgeschichte (7,8 %) gegen 2.563 ohne Krebs bezüglich Nutzen und Sicherheit einer frühen Rhythmuskontrolle.</w:t>
+        <w:t>Beobachtungsstudie an 1.970 Personen in Bayern über 8,6 Jahre zur Rolle von Testosteron und SHBG als Mediatoren geschlechtsspezifischer kardiovaskulärer Risiken.</w:t>
       </w:r>
     </w:p>
     <w:p>
@@ -220,7 +220,7 @@
         <w:t xml:space="preserve">Ergebnis: </w:t>
       </w:r>
       <w:r>
-        <w:t>Frühe Rhythmuskontrolle reduzierte die Primärendpunkte (kardiovaskulärer Tod, Schlaganfall, HF- oder Herzinfarkt-Hospitalisierung) unabhängig von Krebsgeschichte (p Interaktion = 0,23), mit 84,9 % vs. 81,8 % Sinusrhythmus nach 24 Monaten. Ein Signal für mehr Sicherheitsereignisse unter Rhythmuskontrolle bei Krebspatienten (31 % vs. 20 %; p Interaktion = 0,055) warnt vor zusätzlichen Schäden in dieser Subgruppe.</w:t>
+        <w:t>71 Schlaganfälle und 63 Herzinfarkte traten auf. Testosteron und Dihydrotestosteron zeigten dimorphe Mediator-Effekte auf das Schlaganfallrisiko (direkt: HR 0,42 und 0,40; indirekt: HR 2,48 und 2,90), nicht auf das Herzinfarktrisiko. Die Geschlechtsdifferenzen bei kardiovaskulären Ereignissen werden nur teilweise durch Androgene erklärt.</w:t>
       </w:r>
     </w:p>
     <w:p>
@@ -235,7 +235,7 @@
         <w:rPr>
           <w:sz w:val="19"/>
         </w:rPr>
-        <w:t>EAST-AFNET-4: multinationales europäisches Netzwerk, deutsche Leitzentren, richtlinienstabilisierend</w:t>
+        <w:t>Deutsche Kohortendaten KORA mit Baseline-Messungen vergleichbar zu Versorgungsdaten.</w:t>
       </w:r>
     </w:p>
     <w:p>
@@ -244,7 +244,7 @@
           <w:color w:val="5A7D3A"/>
           <w:sz w:val="18"/>
         </w:rPr>
-        <w:t>https://pubmed.ncbi.nlm.nih.gov/42758310/</w:t>
+        <w:t>https://pubmed.ncbi.nlm.nih.gov/42757908/</w:t>
       </w:r>
     </w:p>
     <w:p>
@@ -252,7 +252,7 @@
         <w:pStyle w:val="Heading2"/>
       </w:pPr>
       <w:r>
-        <w:t>Vorhofflimmern-Screening: Intensiveres Monitoring findet mehr Fälle, besonders bei älteren Patienten</w:t>
+        <w:t>GLP-1-RA und SGLT2i mit kombinierter Therapie senken Sterblichkeit nach VF-Ablation auf 40 %</w:t>
       </w:r>
     </w:p>
     <w:p>
@@ -262,12 +262,12 @@
           <w:color w:val="666666"/>
           <w:sz w:val="18"/>
         </w:rPr>
-        <w:t>Xing LY et al.  ·  Europace  ·  18.09.2026  ·  PMID 42758309</w:t>
+        <w:t>Ramadan A et al.  ·  Heart Rhythm  ·  17.09.2026  ·  PMID 42753998</w:t>
       </w:r>
     </w:p>
     <w:p>
       <w:r>
-        <w:t>Individual-Participant-Data-Metaanalyse von 34.165 gescreenten Personen (AFFECT-EU/AF-SCREEN) verglich die Detektionsquote nach Screening-Methode und Patientenmerkmalen.</w:t>
+        <w:t>TriNetX-Datenbank 2018–2024: Vergleich von Glukagon-ähnlichem Peptid-1-Rezeptoragonist (GLP-1 RA), SGLT2-Inhibitor (SGLT2i) und Kombinationstherapie auf VF-Rezidiv und kardiovaskuläre Ergebnisse nach Katheter-Ablation.</w:t>
       </w:r>
     </w:p>
     <w:p>
@@ -278,7 +278,7 @@
         <w:t xml:space="preserve">Ergebnis: </w:t>
       </w:r>
       <w:r>
-        <w:t>Die Diagnose-Quote stieg mit Screening-Intensität: Einzelnes Zeitfenster 0,83 %, intermittierendes Monitoring 5,06 %, kurzfristiges Monitoring ≤30 Tage 4,81 %, langfristiges &gt;30 Tage 30,39 %. Hohes Alter, männliches Geschlecht, Hypertonie und Herzinsuffizienz waren unabhängig mit AF-Detektion assoziiert; diese Faktoren beeinflussten das Screening-Ergebnis am meisten bei Einzelzeitpunkt-Screening.</w:t>
+        <w:t>Bei 1.393 Patienten pro Gruppe war VF-Rezidiv ähnlich unter GLP-1 RA vs. SGLT2i (HR 1,01; p=0,86). Kombinationstherapie vs. GLP-1 RA (n=952 je Gruppe): VF-Rezidiv ähnlich (HR 1,13), aber Gesamtsterblichkeit niedriger (HR 0,54; p=0,01). Kombinationstherapie vs. SGLT2i (n=1.213 je Gruppe): Rezidiv ähnlich (HR 1,09), Sterblichkeit reduziert (HR 0,60; p=0,02).</w:t>
       </w:r>
     </w:p>
     <w:p>
@@ -293,7 +293,7 @@
         <w:rPr>
           <w:sz w:val="19"/>
         </w:rPr>
-        <w:t>Europäische und nordamerikanische Kohorten, vergleichbar mit deutschen Screening-Programmen</w:t>
+        <w:t>USA-Datenbank TriNetX; Medikationsmuster übertragbar für Deutschland, aber VF-Ablations-Strategien unterscheiden sich regional.</w:t>
       </w:r>
     </w:p>
     <w:p>
@@ -302,7 +302,7 @@
           <w:color w:val="5A7D3A"/>
           <w:sz w:val="18"/>
         </w:rPr>
-        <w:t>https://pubmed.ncbi.nlm.nih.gov/42758309/</w:t>
+        <w:t>https://pubmed.ncbi.nlm.nih.gov/42753998/</w:t>
       </w:r>
     </w:p>
     <w:p>
@@ -310,7 +310,7 @@
         <w:pStyle w:val="Heading2"/>
       </w:pPr>
       <w:r>
-        <w:t>Herzinsuffizienz-Hospitalisierung: Mortalität 30 Tage relativ stabil, aber Ungleichheiten wachsen</w:t>
+        <w:t>Persistente CRP-Erhöhung erhöht Herzinsuffizienz-Inzidenz um 34 % bei erhöhtem kardiovaskulärem Risiko</w:t>
       </w:r>
     </w:p>
     <w:p>
@@ -320,12 +320,12 @@
           <w:color w:val="666666"/>
           <w:sz w:val="18"/>
         </w:rPr>
-        <w:t>Usman MS et al.  ·  JACC Heart Fail  ·  16.09.2026  ·  PMID 42758064</w:t>
+        <w:t>Busti M et al.  ·  Int J Cardiol  ·  16.09.2026  ·  PMID 42749086</w:t>
       </w:r>
     </w:p>
     <w:p>
       <w:r>
-        <w:t>Retrospektive Kohortenstudie (Medicare 2016–2022, 4.957.054 HF-Hospitalisierungen) analysierte Trends in 30-Tages-Mortalität, Wiederaufnahme und Tage zu Hause (alive and out-of-facility).</w:t>
+        <w:t>Multizentrische elektronische Gesundheitsakte-Studie mit 64.743 Erwachsenen (40–80 Jahre) zu Assoziation persistenter C-reaktiver Protein-Erhöhung (CRP) mit neu aufgetretener Herzinsuffizienz über 10 Jahre.</w:t>
       </w:r>
     </w:p>
     <w:p>
@@ -336,7 +336,7 @@
         <w:t xml:space="preserve">Ergebnis: </w:t>
       </w:r>
       <w:r>
-        <w:t>30-Tages-Mortalität sank vor der Pandemie (9,01 % auf 8,38 %), stieg 2020 (9,13 %) und fiel wieder 2022 (8,49 %). Männer hatten höhere Mortalität als Frauen; Weiße höher als Schwarze. Medicare-FFS-Beneficiäre hatten konsistent höhere Mortalität als Medicare Advantage (Lücke wuchs über Zeit). Wiederaufnahmequoten sanken prä-pandemisch, platauten 2020 und sanken wieder post-pandemisch (aRR 2022 vs. 2020: 0,96).</w:t>
+        <w:t>Erhöhtes CRP (3,1–10,0 mg/L vs. 0,1–3,0 mg/L) assoziiert mit höherem HF-Risiko (HR 1,34; 95 % KI 1,22–1,48), Gesamtsterblichkeit (HR 1,90; KI 1,67–2,17) und Kombination (HR 1,49). Phänotyp-spezifische Analysen zeigten konsistente Assoziationen bei HFrEF (HR 1,53) und HFpEF (HR 1,44). Stärkerer Effekt bei Nicht-Adipösen.</w:t>
       </w:r>
     </w:p>
     <w:p>
@@ -351,7 +351,7 @@
         <w:rPr>
           <w:sz w:val="19"/>
         </w:rPr>
-        <w:t>USA-Medicare-System, nicht 1:1 übertragbar; aber Versorgungsungleichheiten relevant für deutsche DMP-Strukturen</w:t>
+        <w:t>TriNetX-Netzwerk, Amerika und internationale Standorte; Inflammations-Biomarker-Assoziationen konzeptionell übertragbar, aber US-Datenschutz-Standards unterschiedlich.</w:t>
       </w:r>
     </w:p>
     <w:p>
@@ -360,7 +360,7 @@
           <w:color w:val="5A7D3A"/>
           <w:sz w:val="18"/>
         </w:rPr>
-        <w:t>https://pubmed.ncbi.nlm.nih.gov/42758064/</w:t>
+        <w:t>https://pubmed.ncbi.nlm.nih.gov/42749086/</w:t>
       </w:r>
     </w:p>
     <w:p>
@@ -368,7 +368,7 @@
         <w:pStyle w:val="Heading2"/>
       </w:pPr>
       <w:r>
-        <w:t>Chronische Herzinsuffizienz und LVAD: beeinträchtigte Hirnfunktion und neuronal-ischämische Marker</w:t>
+        <w:t>Psychiatrische Störungen nach Trauma als Herz-Kreislauf-Risiko: dänische Registerstudie</w:t>
       </w:r>
     </w:p>
     <w:p>
@@ -378,12 +378,12 @@
           <w:color w:val="666666"/>
           <w:sz w:val="18"/>
         </w:rPr>
-        <w:t>Jungclaus MS et al.  ·  J Am Heart Assoc  ·  18.09.2026  ·  PMID 42757935</w:t>
+        <w:t>Sumner JA et al.  ·  J Am Heart Assoc  ·  15.09.2026  ·  PMID 42684053</w:t>
       </w:r>
     </w:p>
     <w:p>
       <w:r>
-        <w:t>Querschnittsstudie an 19 LVAD- und 13 Patienten mit fortgeschrittener CHF verglich kognitive Leistung, blutbasierte Neuronen-Biomarker (NfL, pTau181, GFAP) und Gehirn-PET-Metabolismus.</w:t>
+        <w:t>Populationsbasierte Fallkontroll-Studie zu psychischen Folgeerkrankungen nach Traumaexposition und Risiko für Major Adverse Cardiac and Cerebrovascular Events (MACCE).</w:t>
       </w:r>
     </w:p>
     <w:p>
@@ -394,7 +394,7 @@
         <w:t xml:space="preserve">Ergebnis: </w:t>
       </w:r>
       <w:r>
-        <w:t>69 % aller Patienten zeigten kognitive Dysfunktion; Biomarker waren in beiden Gruppen erhöht (medianes NfL 45,7 pg/mL, pTau181 23,1 pg/mL, GFAP 191,3 pg/mL). LVAD-Patienten wiesen mehr Hypometabolismus-Volumen auf (1,03 mL vs. 0 mL bei CHF; p = 0,003). Dieser Multi-Modal-Befund deutet auf potenziell reversible zerebrovaskuläre Komplikationen hin, die bei LVAD-Patienten zu monitoren sind.</w:t>
+        <w:t>Unter 43.994 MACCE-Fällen war Alkoholverwandtschaftsstörung der stärkste psychiatrische Prädiktor, gefolgt von depressiven Störungen und PTSD. In maschinellen Lernmodellen zeigte das Modell mittlere Diskriminationsfähigkeit (Konkordanzindex 0,65). Depressionen waren bei Frauen stärker assoziiert als bei Männern. Suchtstörungen über alle Geschlechter signifikant mit erhöhtem MACCE-Risiko verbunden.</w:t>
       </w:r>
     </w:p>
     <w:p>
@@ -409,7 +409,7 @@
         <w:rPr>
           <w:sz w:val="19"/>
         </w:rPr>
-        <w:t>Deutsche Spezialkliniken erfassen ähnliche Komplikationen, Grundlage für strukturierte Überwachung</w:t>
+        <w:t>Dänisches Universalregister 1995–2021, ähnliches Gesundheitssystem wie Deutschland.</w:t>
       </w:r>
     </w:p>
     <w:p>
@@ -418,7 +418,7 @@
           <w:color w:val="5A7D3A"/>
           <w:sz w:val="18"/>
         </w:rPr>
-        <w:t>https://pubmed.ncbi.nlm.nih.gov/42757935/</w:t>
+        <w:t>https://pubmed.ncbi.nlm.nih.gov/42684053/</w:t>
       </w:r>
     </w:p>
     <w:sectPr>

--- a/download/studien-aktuell.docx
+++ b/download/studien-aktuell.docx
@@ -62,7 +62,7 @@
           <w:color w:val="666666"/>
           <w:sz w:val="18"/>
         </w:rPr>
-        <w:t>Stand: 20.09.2026  |  6 Studien  |  kardio.m-vf.de</w:t>
+        <w:t>Stand: 21.09.2026  |  7 Studien  |  kardio.m-vf.de</w:t>
       </w:r>
     </w:p>
     <w:p>
@@ -70,7 +70,7 @@
         <w:pStyle w:val="Heading1"/>
       </w:pPr>
       <w:r>
-        <w:t>Aufgenommen am 20.09.2026</w:t>
+        <w:t>Aufgenommen am 21.09.2026</w:t>
       </w:r>
     </w:p>
     <w:p>
@@ -78,7 +78,7 @@
         <w:pStyle w:val="Heading2"/>
       </w:pPr>
       <w:r>
-        <w:t>TAVI-Verzögerung &gt;6 Monate bei schwerer Aortenklappenstenose erhöht Mortalität um 3,5-fach</w:t>
+        <w:t>Wearable mediane Nervenstimulation reduziert Vorhofflimmern nach Ablation</w:t>
       </w:r>
     </w:p>
     <w:p>
@@ -88,12 +88,12 @@
           <w:color w:val="666666"/>
           <w:sz w:val="18"/>
         </w:rPr>
-        <w:t>Omuro A et al.  ·  Open Heart  ·  18.09.2026  ·  PMID 42760097</w:t>
+        <w:t>Reddy VY et al.  ·  Heart Rhythm  ·  20.09.2026  ·  PMID 42764112</w:t>
       </w:r>
     </w:p>
     <w:p>
       <w:r>
-        <w:t>Retrospektive Kohorte von 149 Patienten mit schwerer Aortenklappenstenose: Vergleich früher (&lt;6 Monate) vs. verzögerter (&gt;6 Monate) TAVI auf klinische Ergebnisse.</w:t>
+        <w:t>Pilot-RCT zur kutanen medianen Nervenstimulation (MNS) mittels tragbarem Gerät zur Hemmung des autonomen Nervensystems nach Vorhofflimmer-Ablation. 77 Patienten randomisiert, 59 in modifizierter Intention-to-treat-Population ausgewertet.</w:t>
       </w:r>
     </w:p>
     <w:p>
@@ -104,7 +104,7 @@
         <w:t xml:space="preserve">Ergebnis: </w:t>
       </w:r>
       <w:r>
-        <w:t>Bei medianer Nachbeobachtung von 729 Tagen traten Herzinsuffizienz-Hospitalisierung oder Sterblichkeit in der Verzögerungs-Gruppe häufiger auf (33 % vs. 16 %, p=0,013). In Cox-Regression war Verzögerung unabhängig mit dem Endpunkt assoziiert (HR 3,47; 95 % KI 1,61–7,47; p=0,0014). Höhere Clinical Frailty Scale war auch prädiktiv (HR 1,62).</w:t>
+        <w:t>In Monaten 2–6 post-blanking traten Vorhofflimmern/Vorhofflattern/Flattern-Ereignisse unter MNS deutlich seltener auf: 12 vs. 243 Events (Rate Ratio 17,93, 95%-KI 10,04–32,0, p&lt;0,0001). Nach Ausschluss eines Hochlast-Ausreißers: 12 vs. 28 Events (RR 2,17, 95%-KI 1,10–4,27, p=0,025). Arrhythmie-Freiheit nach 6 Monaten: 90,0% (MNS) vs. 80,8% (Sham), Hazard Ratio 2,15 (95%-KI 0,42–11,1, p=0,36). Keine ernsthafte unerwünschte Ereignisse gemeldet.</w:t>
       </w:r>
     </w:p>
     <w:p>
@@ -119,7 +119,7 @@
         <w:rPr>
           <w:sz w:val="19"/>
         </w:rPr>
-        <w:t>Japanische Klinikdaten; Befund zur Prognostik übertragbar, strategische Implikation abhängig von deutscher TAVI-Indikationspraxis.</w:t>
+        <w:t>USA-Pilotstudie, Sicherheitsdaten übertragbar; Wirksamkeit bedarf größerer RCT</w:t>
       </w:r>
     </w:p>
     <w:p>
@@ -128,7 +128,7 @@
           <w:color w:val="5A7D3A"/>
           <w:sz w:val="18"/>
         </w:rPr>
-        <w:t>https://pubmed.ncbi.nlm.nih.gov/42760097/</w:t>
+        <w:t>https://pubmed.ncbi.nlm.nih.gov/42764112/</w:t>
       </w:r>
     </w:p>
     <w:p>
@@ -136,7 +136,7 @@
         <w:pStyle w:val="Heading2"/>
       </w:pPr>
       <w:r>
-        <w:t>Vorhofflimmern-assoziierte Schlaganfälle in Norwegen steigen bei unter 65 Jahren trotz Antikoagulation</w:t>
+        <w:t>STAR Apollo™-Mapping lenkt Redo-Ablation für rezidivierendes Vorhofflimmern: 82,5% Sinusrhythmus nach 12 Monaten</w:t>
       </w:r>
     </w:p>
     <w:p>
@@ -146,12 +146,12 @@
           <w:color w:val="666666"/>
           <w:sz w:val="18"/>
         </w:rPr>
-        <w:t>Anjum M et al.  ·  J Am Heart Assoc  ·  18.09.2026  ·  PMID 42757920</w:t>
+        <w:t>Kabra R et al.  ·  Heart Rhythm  ·  20.09.2026  ·  PMID 42764111</w:t>
       </w:r>
     </w:p>
     <w:p>
       <w:r>
-        <w:t>Norwegische Bevölkerungsstudie (AFNOR) 2001–2021 zu Trends der VF-bedingten Schlaganfallrate.</w:t>
+        <w:t>Prospektive multizentrische Machbarkeitsstudie: STAR Apollo-System (Stochastischer Trajektorie-Analyse zum Auffinden repetitiver Muster und früher Aktivierungsstellen) bei 50 Patienten mit rezidivierendem persistentem Vorhofflimmern nach Pulmonalvenenisolation. Follow-up 12 Monate.</w:t>
       </w:r>
     </w:p>
     <w:p>
@@ -162,7 +162,7 @@
         <w:t xml:space="preserve">Ergebnis: </w:t>
       </w:r>
       <w:r>
-        <w:t>66.795 (29,4 %) von 227.575 Schlaganfällen waren VF-assoziiert. Gesamtinzidenz VF-ischämischer Schlaganfälle stabil (67,8 pro 100.000 2001 vs. 68,4 pro 100.000 2021; IRR 1,01), aber Anstieg bei 15–64 Jahren. 69 % aller VF-ischämischen Schlaganfälle traten bei nicht antikoagulierten Personen auf. VF-assoziierte intrakranielle Blutungen bei ≥75 Jahren nahmen zu, angetrieben durch antikoagulierte Patienten.</w:t>
+        <w:t>Pulmonalvenenwiederverschluss 92,0% (46/50). Sinusrhythmus ohne Kardioversion 46,0%, mit Kardioversion insgesamt 98,0%. Bei 12-Monats-Follow-up (n=40 Patienten): 33 (82,5%) im Sinusrhythmus, Symptomklasse EHRA I in 76,7%. Kaplan-Meier-Analyse (Single-Prozedur): AF-Freiheit 95,3% (6 Monate), 75,3% (12 Monate). Eine Perikarderguss-Komplikation (2,0%).</w:t>
       </w:r>
     </w:p>
     <w:p>
@@ -177,7 +177,7 @@
         <w:rPr>
           <w:sz w:val="19"/>
         </w:rPr>
-        <w:t>Nordische Bevölkerungsregisterstudie mit ähnlicher Versorgungsstruktur und Antikoagulations-Standards.</w:t>
+        <w:t>USA-Multizenterstudie; System FDA-genehmigt; Machbarkeit und Sicherheit belegt</w:t>
       </w:r>
     </w:p>
     <w:p>
@@ -186,7 +186,7 @@
           <w:color w:val="5A7D3A"/>
           <w:sz w:val="18"/>
         </w:rPr>
-        <w:t>https://pubmed.ncbi.nlm.nih.gov/42757920/</w:t>
+        <w:t>https://pubmed.ncbi.nlm.nih.gov/42764111/</w:t>
       </w:r>
     </w:p>
     <w:p>
@@ -194,7 +194,7 @@
         <w:pStyle w:val="Heading2"/>
       </w:pPr>
       <w:r>
-        <w:t>Geschlechtsunterschiede bei Androgenen und Herzinfarkt-/Schlaganfallrisiko: KORA-Studie</w:t>
+        <w:t>MYBPC3-Mutationen treiben schwere linksventrikuläre Hypertrophie in pädiatrischer HCM</w:t>
       </w:r>
     </w:p>
     <w:p>
@@ -204,12 +204,12 @@
           <w:color w:val="666666"/>
           <w:sz w:val="18"/>
         </w:rPr>
-        <w:t>Raeisi-Dehkordi H et al.  ·  J Am Heart Assoc  ·  18.09.2026  ·  PMID 42757908</w:t>
+        <w:t>Pahl E et al.  ·  JACC Heart Fail  ·  17.09.2026  ·  PMID 42758059</w:t>
       </w:r>
     </w:p>
     <w:p>
       <w:r>
-        <w:t>Beobachtungsstudie an 1.970 Personen in Bayern über 8,6 Jahre zur Rolle von Testosteron und SHBG als Mediatoren geschlechtsspezifischer kardiovaskulärer Risiken.</w:t>
+        <w:t>Genotyp-Phänotyp-Studie aus US-Pädiatriekardiologie-Zentren: 143 Kinder mit HCM, Exom-Sequenzierung, Echokardiographie mit z-Score-Klassifikation der LV-Wanddicke (mild/moderat/schwer).</w:t>
       </w:r>
     </w:p>
     <w:p>
@@ -220,7 +220,7 @@
         <w:t xml:space="preserve">Ergebnis: </w:t>
       </w:r>
       <w:r>
-        <w:t>71 Schlaganfälle und 63 Herzinfarkte traten auf. Testosteron und Dihydrotestosteron zeigten dimorphe Mediator-Effekte auf das Schlaganfallrisiko (direkt: HR 0,42 und 0,40; indirekt: HR 2,48 und 2,90), nicht auf das Herzinfarktrisiko. Die Geschlechtsdifferenzen bei kardiovaskulären Ereignissen werden nur teilweise durch Androgene erklärt.</w:t>
+        <w:t>51% der Kinder trugen pathogene Varianten (93% sarkomisch). Schwere LVH (28%, n=40) korrelierte mit jüngeres Alter (6,4 vs. 12,9 Jahre, p=0,005) und höherer Wahrscheinlichkeit pathogener Varianten; MYBPC3-Assoziation besonders stark (OR 4,1, 95%-KI 1,7–9,9). Missense-Varianten in MYBPC3 überwogen in Schwer-Fällen gegenüber Stop/Indel/Splicing.</w:t>
       </w:r>
     </w:p>
     <w:p>
@@ -235,7 +235,7 @@
         <w:rPr>
           <w:sz w:val="19"/>
         </w:rPr>
-        <w:t>Deutsche Kohortendaten KORA mit Baseline-Messungen vergleichbar zu Versorgungsdaten.</w:t>
+        <w:t>USA-Register; Genotypisierung auch in Deutschland verfügbar; Kinderkardiologie strukturiert</w:t>
       </w:r>
     </w:p>
     <w:p>
@@ -244,7 +244,7 @@
           <w:color w:val="5A7D3A"/>
           <w:sz w:val="18"/>
         </w:rPr>
-        <w:t>https://pubmed.ncbi.nlm.nih.gov/42757908/</w:t>
+        <w:t>https://pubmed.ncbi.nlm.nih.gov/42758059/</w:t>
       </w:r>
     </w:p>
     <w:p>
@@ -252,7 +252,7 @@
         <w:pStyle w:val="Heading2"/>
       </w:pPr>
       <w:r>
-        <w:t>GLP-1-RA und SGLT2i mit kombinierter Therapie senken Sterblichkeit nach VF-Ablation auf 40 %</w:t>
+        <w:t>Alleinige Kulprit-Revaskularisierung bei Herzinfarkt mit Kardiogenem Schock</w:t>
       </w:r>
     </w:p>
     <w:p>
@@ -262,12 +262,12 @@
           <w:color w:val="666666"/>
           <w:sz w:val="18"/>
         </w:rPr>
-        <w:t>Ramadan A et al.  ·  Heart Rhythm  ·  17.09.2026  ·  PMID 42753998</w:t>
+        <w:t>Bogerd M et al.  ·  J Am Heart Assoc  ·  18.09.2026  ·  PMID 42757943</w:t>
       </w:r>
     </w:p>
     <w:p>
       <w:r>
-        <w:t>TriNetX-Datenbank 2018–2024: Vergleich von Glukagon-ähnlichem Peptid-1-Rezeptoragonist (GLP-1 RA), SGLT2-Inhibitor (SGLT2i) und Kombinationstherapie auf VF-Rezidiv und kardiovaskuläre Ergebnisse nach Katheter-Ablation.</w:t>
+        <w:t>Registerstudie aus den Niederlanden zu Revaskularisierungsstrategie (Culprit-only vs. Multivessel) bei akutem Myokardinfarkt mit kardiogenem Schock.</w:t>
       </w:r>
     </w:p>
     <w:p>
@@ -278,7 +278,7 @@
         <w:t xml:space="preserve">Ergebnis: </w:t>
       </w:r>
       <w:r>
-        <w:t>Bei 1.393 Patienten pro Gruppe war VF-Rezidiv ähnlich unter GLP-1 RA vs. SGLT2i (HR 1,01; p=0,86). Kombinationstherapie vs. GLP-1 RA (n=952 je Gruppe): VF-Rezidiv ähnlich (HR 1,13), aber Gesamtsterblichkeit niedriger (HR 0,54; p=0,01). Kombinationstherapie vs. SGLT2i (n=1.213 je Gruppe): Rezidiv ähnlich (HR 1,09), Sterblichkeit reduziert (HR 0,60; p=0,02).</w:t>
+        <w:t>Keine statistisch signifikanten Unterschiede in Krankenhausmortalität, wiederholter Revaskularisierung oder Stentrestenose bei Culprit-only-Strategie. Daten bestätigen Sicherheit und Effizienz des Culprit-only-Ansatzes in realer Versorgungspraxis, um unnötige Koronarverletzung zu vermeiden.</w:t>
       </w:r>
     </w:p>
     <w:p>
@@ -293,7 +293,7 @@
         <w:rPr>
           <w:sz w:val="19"/>
         </w:rPr>
-        <w:t>USA-Datenbank TriNetX; Medikationsmuster übertragbar für Deutschland, aber VF-Ablations-Strategien unterscheiden sich regional.</w:t>
+        <w:t>Niederlande, ähnliches Gesundheitssystem; deutsches Infarktmanagement orientiert sich an europäischen Leitlinien</w:t>
       </w:r>
     </w:p>
     <w:p>
@@ -302,7 +302,7 @@
           <w:color w:val="5A7D3A"/>
           <w:sz w:val="18"/>
         </w:rPr>
-        <w:t>https://pubmed.ncbi.nlm.nih.gov/42753998/</w:t>
+        <w:t>https://pubmed.ncbi.nlm.nih.gov/42757943/</w:t>
       </w:r>
     </w:p>
     <w:p>
@@ -310,7 +310,7 @@
         <w:pStyle w:val="Heading2"/>
       </w:pPr>
       <w:r>
-        <w:t>Persistente CRP-Erhöhung erhöht Herzinsuffizienz-Inzidenz um 34 % bei erhöhtem kardiovaskulärem Risiko</w:t>
+        <w:t>Krebspatienten mit Herzinfarkt erhalten gleich oft Koronarintervention wie ohne Krebs</w:t>
       </w:r>
     </w:p>
     <w:p>
@@ -320,12 +320,12 @@
           <w:color w:val="666666"/>
           <w:sz w:val="18"/>
         </w:rPr>
-        <w:t>Busti M et al.  ·  Int J Cardiol  ·  16.09.2026  ·  PMID 42749086</w:t>
+        <w:t>Greco A et al.  ·  Int J Cardiol  ·  17.09.2026  ·  PMID 42754098</w:t>
       </w:r>
     </w:p>
     <w:p>
       <w:r>
-        <w:t>Multizentrische elektronische Gesundheitsakte-Studie mit 64.743 Erwachsenen (40–80 Jahre) zu Assoziation persistenter C-reaktiver Protein-Erhöhung (CRP) mit neu aufgetretener Herzinsuffizienz über 10 Jahre.</w:t>
+        <w:t>EYESHOT-2-Register: Vergleich Herzinfarkt-Management bei Patienten mit aktuellem Krebs (3,5%), früheren Krebs (4,8%) vs. ohne Krebs; 2797 Patienten in italienischen Herzkliniken.</w:t>
       </w:r>
     </w:p>
     <w:p>
@@ -336,7 +336,7 @@
         <w:t xml:space="preserve">Ergebnis: </w:t>
       </w:r>
       <w:r>
-        <w:t>Erhöhtes CRP (3,1–10,0 mg/L vs. 0,1–3,0 mg/L) assoziiert mit höherem HF-Risiko (HR 1,34; 95 % KI 1,22–1,48), Gesamtsterblichkeit (HR 1,90; KI 1,67–2,17) und Kombination (HR 1,49). Phänotyp-spezifische Analysen zeigten konsistente Assoziationen bei HFrEF (HR 1,53) und HFpEF (HR 1,44). Stärkerer Effekt bei Nicht-Adipösen.</w:t>
+        <w:t>PCI-Raten STEMI: 95,6% (aktiv Krebs), 97,1% (Vorgeschichte), 94,0% (kein Krebs), p=0,65. NSTEMI: 69,8%, 73,8%, 73,3%, p=0,84. Nach Adjustierung kein signifikanter Unterschied in PCI-Verzicht (STEMI p=0,42, NSTEMI p=0,78). Blutungskomplikationen in NSTEMI erhöht bei Krebs (5,7 % und 4,6% vs. 1,7%, p=0,03).</w:t>
       </w:r>
     </w:p>
     <w:p>
@@ -351,7 +351,7 @@
         <w:rPr>
           <w:sz w:val="19"/>
         </w:rPr>
-        <w:t>TriNetX-Netzwerk, Amerika und internationale Standorte; Inflammations-Biomarker-Assoziationen konzeptionell übertragbar, aber US-Datenschutz-Standards unterschiedlich.</w:t>
+        <w:t>Italien, europäisches Versicherungssystem; Datenqualität durch nationales ANMCO-Register</w:t>
       </w:r>
     </w:p>
     <w:p>
@@ -360,7 +360,7 @@
           <w:color w:val="5A7D3A"/>
           <w:sz w:val="18"/>
         </w:rPr>
-        <w:t>https://pubmed.ncbi.nlm.nih.gov/42749086/</w:t>
+        <w:t>https://pubmed.ncbi.nlm.nih.gov/42754098/</w:t>
       </w:r>
     </w:p>
     <w:p>
@@ -368,7 +368,7 @@
         <w:pStyle w:val="Heading2"/>
       </w:pPr>
       <w:r>
-        <w:t>Psychiatrische Störungen nach Trauma als Herz-Kreislauf-Risiko: dänische Registerstudie</w:t>
+        <w:t>Kolchizin senkt perioperative Herzinfarkte nach Brustkorb-OP, unabhängig von KHK-Status</w:t>
       </w:r>
     </w:p>
     <w:p>
@@ -378,12 +378,12 @@
           <w:color w:val="666666"/>
           <w:sz w:val="18"/>
         </w:rPr>
-        <w:t>Sumner JA et al.  ·  J Am Heart Assoc  ·  15.09.2026  ·  PMID 42684053</w:t>
+        <w:t>Razeghi G et al.  ·  Open Heart  ·  15.09.2026  ·  PMID 42744416</w:t>
       </w:r>
     </w:p>
     <w:p>
       <w:r>
-        <w:t>Populationsbasierte Fallkontroll-Studie zu psychischen Folgeerkrankungen nach Traumaexposition und Risiko für Major Adverse Cardiac and Cerebrovascular Events (MACCE).</w:t>
+        <w:t>Sekundäranalyse der COP-AF-RCT: Kolchizin 0,5 mg vs. Placebo 2×täglich für 10 Tage perioperativ bei nicht-kardialer Brustkorb-Chirurgie; Endpunkt Myokardverletzung nach nicht-kardialer Operation (MINS).</w:t>
       </w:r>
     </w:p>
     <w:p>
@@ -394,7 +394,7 @@
         <w:t xml:space="preserve">Ergebnis: </w:t>
       </w:r>
       <w:r>
-        <w:t>Unter 43.994 MACCE-Fällen war Alkoholverwandtschaftsstörung der stärkste psychiatrische Prädiktor, gefolgt von depressiven Störungen und PTSD. In maschinellen Lernmodellen zeigte das Modell mittlere Diskriminationsfähigkeit (Konkordanzindex 0,65). Depressionen waren bei Frauen stärker assoziiert als bei Männern. Suchtstörungen über alle Geschlechter signifikant mit erhöhtem MACCE-Risiko verbunden.</w:t>
+        <w:t>MINS trat bei Patienten mit KHK häufiger auf (29,3% vs. 18,2% ohne KHK, adjustiert HR 1,53, 95%-KI 1,22–1,92, p&lt;0,001). Kolchizin zeigte keinen signifikanten differenziellen Effekt nach KHK-Status (HR 0,82 vs. 0,91, p für Interaktion=0,61). Für Endpunkt Death/Stroke/MINS: aHR 1,53 (95%-KI 1,22–1,91) bei KHK.</w:t>
       </w:r>
     </w:p>
     <w:p>
@@ -409,7 +409,7 @@
         <w:rPr>
           <w:sz w:val="19"/>
         </w:rPr>
-        <w:t>Dänisches Universalregister 1995–2021, ähnliches Gesundheitssystem wie Deutschland.</w:t>
+        <w:t>Multi-nationale RCT (Kanada, Europa, Asien), europäische Chirurgieleitlinien übertragbar</w:t>
       </w:r>
     </w:p>
     <w:p>
@@ -418,7 +418,65 @@
           <w:color w:val="5A7D3A"/>
           <w:sz w:val="18"/>
         </w:rPr>
-        <w:t>https://pubmed.ncbi.nlm.nih.gov/42684053/</w:t>
+        <w:t>https://pubmed.ncbi.nlm.nih.gov/42744416/</w:t>
+      </w:r>
+    </w:p>
+    <w:p>
+      <w:pPr>
+        <w:pStyle w:val="Heading2"/>
+      </w:pPr>
+      <w:r>
+        <w:t>Genotyp bestimmt Linkschenkelblock-Phänotyp und Symptomatik bei dilatativer Kardiomyopathie</w:t>
+      </w:r>
+    </w:p>
+    <w:p>
+      <w:r>
+        <w:rPr>
+          <w:i/>
+          <w:color w:val="666666"/>
+          <w:sz w:val="18"/>
+        </w:rPr>
+        <w:t>Fink T et al.  ·  Eur J Heart Fail  ·  04.09.2026  ·  PMID 42695499</w:t>
+      </w:r>
+    </w:p>
+    <w:p>
+      <w:r>
+        <w:t>Kommentar zu Rolle genetischer Varianten bei Linkschenkelblock im Kontext genetischer Kardiomyopathien; Differenzierung zwischen genetischem Ursprung und Reizleitungsmuster.</w:t>
+      </w:r>
+    </w:p>
+    <w:p>
+      <w:r>
+        <w:rPr>
+          <w:b/>
+        </w:rPr>
+        <w:t xml:space="preserve">Ergebnis: </w:t>
+      </w:r>
+      <w:r>
+        <w:t>Nicht alle Linkschenkelblöcke sind identisch: Genotyp bestimmt funktionelle Ausprägung; MYBPC3-Mutationen zeigen andere Phänotypen als MYH7 oder andere Gene. Implikation für CRT-Indikation und therapeutische Ansätze.</w:t>
+      </w:r>
+    </w:p>
+    <w:p>
+      <w:r>
+        <w:rPr>
+          <w:b/>
+          <w:sz w:val="19"/>
+        </w:rPr>
+        <w:t xml:space="preserve">Übertragbarkeit: </w:t>
+      </w:r>
+      <w:r>
+        <w:rPr>
+          <w:sz w:val="19"/>
+        </w:rPr>
+        <w:t>Deutschland/Österreich, DZHK-beteilte Zentren; Genotypisierung in Spezialkliniken verfügbar</w:t>
+      </w:r>
+    </w:p>
+    <w:p>
+      <w:r>
+        <w:rPr>
+          <w:color w:val="5A7D3A"/>
+          <w:sz w:val="18"/>
+        </w:rPr>
+        <w:t>https://pubmed.ncbi.nlm.nih.gov/42695499/</w:t>
       </w:r>
     </w:p>
     <w:sectPr>

--- a/download/studien-aktuell.docx
+++ b/download/studien-aktuell.docx
@@ -62,7 +62,7 @@
           <w:color w:val="666666"/>
           <w:sz w:val="18"/>
         </w:rPr>
-        <w:t>Stand: 21.09.2026  |  7 Studien  |  kardio.m-vf.de</w:t>
+        <w:t>Stand: 22.09.2026  |  6 Studien  |  kardio.m-vf.de</w:t>
       </w:r>
     </w:p>
     <w:p>
@@ -70,7 +70,7 @@
         <w:pStyle w:val="Heading1"/>
       </w:pPr>
       <w:r>
-        <w:t>Aufgenommen am 21.09.2026</w:t>
+        <w:t>Aufgenommen am 22.09.2026</w:t>
       </w:r>
     </w:p>
     <w:p>
@@ -78,7 +78,7 @@
         <w:pStyle w:val="Heading2"/>
       </w:pPr>
       <w:r>
-        <w:t>Wearable mediane Nervenstimulation reduziert Vorhofflimmern nach Ablation</w:t>
+        <w:t>Blutdruckoptimierung senkt intrakranielle Blutung nach Tenecteplase bei Myokardinfarkt</w:t>
       </w:r>
     </w:p>
     <w:p>
@@ -88,12 +88,12 @@
           <w:color w:val="666666"/>
           <w:sz w:val="18"/>
         </w:rPr>
-        <w:t>Reddy VY et al.  ·  Heart Rhythm  ·  20.09.2026  ·  PMID 42764112</w:t>
+        <w:t>Armstrong PW et al.  ·  Eur Heart J  ·  21.09.2026  ·  PMID 42766418</w:t>
       </w:r>
     </w:p>
     <w:p>
       <w:r>
-        <w:t>Pilot-RCT zur kutanen medianen Nervenstimulation (MNS) mittels tragbarem Gerät zur Hemmung des autonomen Nervensystems nach Vorhofflimmer-Ablation. 77 Patienten randomisiert, 59 in modifizierter Intention-to-treat-Population ausgewertet.</w:t>
+        <w:t>Poolanalyse von 15.954 STEMI-Patienten aus 6 randomisierten Studien zur Ermittlung von Risikofaktoren für intrakranielle Blutung nach Fibrinolyse-Therapie mit Tenecteplase.</w:t>
       </w:r>
     </w:p>
     <w:p>
@@ -104,7 +104,7 @@
         <w:t xml:space="preserve">Ergebnis: </w:t>
       </w:r>
       <w:r>
-        <w:t>In Monaten 2–6 post-blanking traten Vorhofflimmern/Vorhofflattern/Flattern-Ereignisse unter MNS deutlich seltener auf: 12 vs. 243 Events (Rate Ratio 17,93, 95%-KI 10,04–32,0, p&lt;0,0001). Nach Ausschluss eines Hochlast-Ausreißers: 12 vs. 28 Events (RR 2,17, 95%-KI 1,10–4,27, p=0,025). Arrhythmie-Freiheit nach 6 Monaten: 90,0% (MNS) vs. 80,8% (Sham), Hazard Ratio 2,15 (95%-KI 0,42–11,1, p=0,36). Keine ernsthafte unerwünschte Ereignisse gemeldet.</w:t>
+        <w:t>Für jeden 1 mmHg Anstieg des systolischen Blutdrucks über 110 mmHg erhöhte sich das ICH-Risiko um 2% (aOR 1,02; KI 1,01–1,03; p&lt;0,0001). Weibliches Geschlecht (aOR 1,49; KI 1,06–2,11) und niedriges Körpergewicht (je 5 kg Abnahme aOR 1,16; KI 1,03–1,30) erhöhten das Risiko signifikant. Ein Nomogramm mit Age-Dose-Interaktion zeigte gute Diskriminanz (C-Index 0,718).</w:t>
       </w:r>
     </w:p>
     <w:p>
@@ -119,7 +119,7 @@
         <w:rPr>
           <w:sz w:val="19"/>
         </w:rPr>
-        <w:t>USA-Pilotstudie, Sicherheitsdaten übertragbar; Wirksamkeit bedarf größerer RCT</w:t>
+        <w:t>Internationale Myokardinfarkt-Studien mit standardisierter Blutdruck-Exclusion</w:t>
       </w:r>
     </w:p>
     <w:p>
@@ -128,7 +128,7 @@
           <w:color w:val="5A7D3A"/>
           <w:sz w:val="18"/>
         </w:rPr>
-        <w:t>https://pubmed.ncbi.nlm.nih.gov/42764112/</w:t>
+        <w:t>https://pubmed.ncbi.nlm.nih.gov/42766418/</w:t>
       </w:r>
     </w:p>
     <w:p>
@@ -136,7 +136,7 @@
         <w:pStyle w:val="Heading2"/>
       </w:pPr>
       <w:r>
-        <w:t>STAR Apollo™-Mapping lenkt Redo-Ablation für rezidivierendes Vorhofflimmern: 82,5% Sinusrhythmus nach 12 Monaten</w:t>
+        <w:t>FFR-gesteuertes Revaskularisieren bei NSTE-ACS verringert unnötige Eingriffe</w:t>
       </w:r>
     </w:p>
     <w:p>
@@ -146,12 +146,12 @@
           <w:color w:val="666666"/>
           <w:sz w:val="18"/>
         </w:rPr>
-        <w:t>Kabra R et al.  ·  Heart Rhythm  ·  20.09.2026  ·  PMID 42764111</w:t>
+        <w:t>Paolucci L et al.  ·  EuroIntervention  ·  21.09.2026  ·  PMID 42765399</w:t>
       </w:r>
     </w:p>
     <w:p>
       <w:r>
-        <w:t>Prospektive multizentrische Machbarkeitsstudie: STAR Apollo-System (Stochastischer Trajektorie-Analyse zum Auffinden repetitiver Muster und früher Aktivierungsstellen) bei 50 Patienten mit rezidivierendem persistentem Vorhofflimmern nach Pulmonalvenenisolation. Follow-up 12 Monate.</w:t>
+        <w:t>Meta-Analyse von 5 randomisierten Studien mit 2.493 Patienten (52,8% Chronische Koronarsyndrom, 47,2% NSTE-ACS) zu Outcomes nach FFR-gesteuert vs. angiographisch-gesteuerter PCI.</w:t>
       </w:r>
     </w:p>
     <w:p>
@@ -162,7 +162,7 @@
         <w:t xml:space="preserve">Ergebnis: </w:t>
       </w:r>
       <w:r>
-        <w:t>Pulmonalvenenwiederverschluss 92,0% (46/50). Sinusrhythmus ohne Kardioversion 46,0%, mit Kardioversion insgesamt 98,0%. Bei 12-Monats-Follow-up (n=40 Patienten): 33 (82,5%) im Sinusrhythmus, Symptomklasse EHRA I in 76,7%. Kaplan-Meier-Analyse (Single-Prozedur): AF-Freiheit 95,3% (6 Monate), 75,3% (12 Monate). Eine Perikarderguss-Komplikation (2,0%).</w:t>
+        <w:t>FFR-Strategie war mit ähnlicher MACE-Rate bei 1 Jahr assoziiert in NSTE-ACS (HR 0,86; KI 0,63–1,18) und CCS (HR 0,78; KI 0,58–1,05); p-Interaktion=0,792. Keine erhöhte MACE-Rate durch Lesion-Deferral. Befund über 5 Jahre bestätigt.</w:t>
       </w:r>
     </w:p>
     <w:p>
@@ -177,7 +177,7 @@
         <w:rPr>
           <w:sz w:val="19"/>
         </w:rPr>
-        <w:t>USA-Multizenterstudie; System FDA-genehmigt; Machbarkeit und Sicherheit belegt</w:t>
+        <w:t>Europäische Studiennetze, direkt auf deutsches Revaskularisierungs-Management übertragbar</w:t>
       </w:r>
     </w:p>
     <w:p>
@@ -186,7 +186,7 @@
           <w:color w:val="5A7D3A"/>
           <w:sz w:val="18"/>
         </w:rPr>
-        <w:t>https://pubmed.ncbi.nlm.nih.gov/42764111/</w:t>
+        <w:t>https://pubmed.ncbi.nlm.nih.gov/42765399/</w:t>
       </w:r>
     </w:p>
     <w:p>
@@ -194,7 +194,7 @@
         <w:pStyle w:val="Heading2"/>
       </w:pPr>
       <w:r>
-        <w:t>MYBPC3-Mutationen treiben schwere linksventrikuläre Hypertrophie in pädiatrischer HCM</w:t>
+        <w:t>SCAI-V-Klassifikation stratifiziert Kardiogenen Schock nach Reanimation und vorhersagt Sterblichkeit</w:t>
       </w:r>
     </w:p>
     <w:p>
@@ -204,12 +204,12 @@
           <w:color w:val="666666"/>
           <w:sz w:val="18"/>
         </w:rPr>
-        <w:t>Pahl E et al.  ·  JACC Heart Fail  ·  17.09.2026  ·  PMID 42758059</w:t>
+        <w:t>Roy R et al.  ·  EuroIntervention  ·  21.09.2026  ·  PMID 42765398</w:t>
       </w:r>
     </w:p>
     <w:p>
       <w:r>
-        <w:t>Genotyp-Phänotyp-Studie aus US-Pädiatriekardiologie-Zentren: 143 Kinder mit HCM, Exom-Sequenzierung, Echokardiographie mit z-Score-Klassifikation der LV-Wanddicke (mild/moderat/schwer).</w:t>
+        <w:t>Neue Klassifikation des kardiogenen Schocks nach außerklinischem Herzstillstand mittels Schockgrad und Laktat-Level; Derivation (London, Gdańsk; n=627) und externe Validation (TTM-2-Kohorte; n=1.781).</w:t>
       </w:r>
     </w:p>
     <w:p>
@@ -220,7 +220,7 @@
         <w:t xml:space="preserve">Ergebnis: </w:t>
       </w:r>
       <w:r>
-        <w:t>51% der Kinder trugen pathogene Varianten (93% sarkomisch). Schwere LVH (28%, n=40) korrelierte mit jüngeres Alter (6,4 vs. 12,9 Jahre, p=0,005) und höherer Wahrscheinlichkeit pathogener Varianten; MYBPC3-Assoziation besonders stark (OR 4,1, 95%-KI 1,7–9,9). Missense-Varianten in MYBPC3 überwogen in Schwer-Fällen gegenüber Stop/Indel/Splicing.</w:t>
+        <w:t>SCAI-V mit 4 Phänotypen: Non-Shock (Überlebensrate 78% Derivation, 68% Validation), Haemometabolic Shock (20%/27%) als höchstes Mortalitätsrisiko. SCAI-V zeigte besseres Model-Fit und Diskriminanz als SCAI-2022 und -2019. Alle-Ursachen-Mortalität p&lt;0,001.</w:t>
       </w:r>
     </w:p>
     <w:p>
@@ -235,7 +235,7 @@
         <w:rPr>
           <w:sz w:val="19"/>
         </w:rPr>
-        <w:t>USA-Register; Genotypisierung auch in Deutschland verfügbar; Kinderkardiologie strukturiert</w:t>
+        <w:t>Europäische Intensivmedizin und Reanimations-Praxis, vergleichbare Standards</w:t>
       </w:r>
     </w:p>
     <w:p>
@@ -244,7 +244,7 @@
           <w:color w:val="5A7D3A"/>
           <w:sz w:val="18"/>
         </w:rPr>
-        <w:t>https://pubmed.ncbi.nlm.nih.gov/42758059/</w:t>
+        <w:t>https://pubmed.ncbi.nlm.nih.gov/42765398/</w:t>
       </w:r>
     </w:p>
     <w:p>
@@ -252,7 +252,7 @@
         <w:pStyle w:val="Heading2"/>
       </w:pPr>
       <w:r>
-        <w:t>Alleinige Kulprit-Revaskularisierung bei Herzinfarkt mit Kardiogenem Schock</w:t>
+        <w:t>Herztransplantation und mechanische Kreislaufunterstützung verbessern Lebensqualität älterer Patienten unterschiedlich</w:t>
       </w:r>
     </w:p>
     <w:p>
@@ -262,12 +262,12 @@
           <w:color w:val="666666"/>
           <w:sz w:val="18"/>
         </w:rPr>
-        <w:t>Bogerd M et al.  ·  J Am Heart Assoc  ·  18.09.2026  ·  PMID 42757943</w:t>
+        <w:t>Grady KL et al.  ·  Circ Heart Fail  ·  21.09.2026  ·  PMID 42765308</w:t>
       </w:r>
     </w:p>
     <w:p>
       <w:r>
-        <w:t>Registerstudie aus den Niederlanden zu Revaskularisierungsstrategie (Culprit-only vs. Multivessel) bei akutem Myokardinfarkt mit kardiogenem Schock.</w:t>
+        <w:t>Prospektive Beobachtungsstudie der SUSTAIN-IT-Studie mit 305 älteren Patienten (60–80 Jahre) von 13 US-Zentren zu Veränderung der gesundheitsbezogenen Lebensqualität vom präoperativen Zeitpunkt bis 24 Monate nach Herztransplantation oder mechanischer Unterstützung.</w:t>
       </w:r>
     </w:p>
     <w:p>
@@ -278,7 +278,7 @@
         <w:t xml:space="preserve">Ergebnis: </w:t>
       </w:r>
       <w:r>
-        <w:t>Keine statistisch signifikanten Unterschiede in Krankenhausmortalität, wiederholter Revaskularisierung oder Stentrestenose bei Culprit-only-Strategie. Daten bestätigen Sicherheit und Effizienz des Culprit-only-Ansatzes in realer Versorgungspraxis, um unnötige Koronarverletzung zu vermeiden.</w:t>
+        <w:t>HT ohne Präoperative MCS und langfristige MCS: signifikante Verbesserung im EQ-5D-3L Visual Analog Scale innerhalb 6 Monaten, sustained über 24 Monate. Kansas City Cardiomyopathy Questionnaire verbesserte sich in allen 3 Gruppen. MCS zeigte Reduktion von -11,2 Punkten (KI -17,3 bis -5,1; p&lt;0,001) vs. HT ohne MCS.</w:t>
       </w:r>
     </w:p>
     <w:p>
@@ -293,7 +293,7 @@
         <w:rPr>
           <w:sz w:val="19"/>
         </w:rPr>
-        <w:t>Niederlande, ähnliches Gesundheitssystem; deutsches Infarktmanagement orientiert sich an europäischen Leitlinien</w:t>
+        <w:t>USA-Studie, aber HRQOL-Methoden und Outcomemessung sind international standardisiert</w:t>
       </w:r>
     </w:p>
     <w:p>
@@ -302,7 +302,7 @@
           <w:color w:val="5A7D3A"/>
           <w:sz w:val="18"/>
         </w:rPr>
-        <w:t>https://pubmed.ncbi.nlm.nih.gov/42757943/</w:t>
+        <w:t>https://pubmed.ncbi.nlm.nih.gov/42765308/</w:t>
       </w:r>
     </w:p>
     <w:p>
@@ -310,7 +310,7 @@
         <w:pStyle w:val="Heading2"/>
       </w:pPr>
       <w:r>
-        <w:t>Krebspatienten mit Herzinfarkt erhalten gleich oft Koronarintervention wie ohne Krebs</w:t>
+        <w:t>Screeningalgorithmus für Titin-Trunkierungs-Träger senkt Überdiagnose und spart Ressourcen</w:t>
       </w:r>
     </w:p>
     <w:p>
@@ -320,12 +320,12 @@
           <w:color w:val="666666"/>
           <w:sz w:val="18"/>
         </w:rPr>
-        <w:t>Greco A et al.  ·  Int J Cardiol  ·  17.09.2026  ·  PMID 42754098</w:t>
+        <w:t>Muller SA et al.  ·  Circ Heart Fail  ·  21.09.2026  ·  PMID 42765307</w:t>
       </w:r>
     </w:p>
     <w:p>
       <w:r>
-        <w:t>EYESHOT-2-Register: Vergleich Herzinfarkt-Management bei Patienten mit aktuellem Krebs (3,5%), früheren Krebs (4,8%) vs. ohne Krebs; 2797 Patienten in italienischen Herzkliniken.</w:t>
+        <w:t>Multizentrische prospektive Studie von 413 verwandten Trägern pathogener Titin-Trunkierungs-Varianten (Folgup 301 Patienten, median 5,7 Jahre) zur Entwicklung eines Screening-Algorithmus für dilatative Kardiomyopathie.</w:t>
       </w:r>
     </w:p>
     <w:p>
@@ -336,7 +336,7 @@
         <w:t xml:space="preserve">Ergebnis: </w:t>
       </w:r>
       <w:r>
-        <w:t>PCI-Raten STEMI: 95,6% (aktiv Krebs), 97,1% (Vorgeschichte), 94,0% (kein Krebs), p=0,65. NSTEMI: 69,8%, 73,8%, 73,3%, p=0,84. Nach Adjustierung kein signifikanter Unterschied in PCI-Verzicht (STEMI p=0,42, NSTEMI p=0,78). Blutungskomplikationen in NSTEMI erhöht bei Krebs (5,7 % und 4,6% vs. 1,7%, p=0,03).</w:t>
+        <w:t>24,6% entwickelten linksventrikuläre Disfunktion oder Dilatation, 17,3% DCM. 3 Risikoprofile definiert (partielle DCM, weiblich ≥30 Jahre, weiblich &lt;30 Jahre) mit empfohlenen Screening-Intervallen von 1, 3, 5 Jahren. 5,3% erlebten Major Adverse Cardiac Events nach DCM-Diagnose.</w:t>
       </w:r>
     </w:p>
     <w:p>
@@ -351,7 +351,7 @@
         <w:rPr>
           <w:sz w:val="19"/>
         </w:rPr>
-        <w:t>Italien, europäisches Versicherungssystem; Datenqualität durch nationales ANMCO-Register</w:t>
+        <w:t>Europäisches Netzwerk seltene Herzerkrankungen, nationale genetische Screeningprogramme</w:t>
       </w:r>
     </w:p>
     <w:p>
@@ -360,7 +360,7 @@
           <w:color w:val="5A7D3A"/>
           <w:sz w:val="18"/>
         </w:rPr>
-        <w:t>https://pubmed.ncbi.nlm.nih.gov/42754098/</w:t>
+        <w:t>https://pubmed.ncbi.nlm.nih.gov/42765307/</w:t>
       </w:r>
     </w:p>
     <w:p>
@@ -368,7 +368,7 @@
         <w:pStyle w:val="Heading2"/>
       </w:pPr>
       <w:r>
-        <w:t>Kolchizin senkt perioperative Herzinfarkte nach Brustkorb-OP, unabhängig von KHK-Status</w:t>
+        <w:t>Erhöhtes β-Hydroxybutyrat vorhersagt Sterblichkeit bei Herzinsuffizienz unabhängig von etablierten Risiken</w:t>
       </w:r>
     </w:p>
     <w:p>
@@ -378,12 +378,12 @@
           <w:color w:val="666666"/>
           <w:sz w:val="18"/>
         </w:rPr>
-        <w:t>Razeghi G et al.  ·  Open Heart  ·  15.09.2026  ·  PMID 42744416</w:t>
+        <w:t>Palm CL et al.  ·  ESC Heart Fail  ·  27.08.2026  ·  PMID 42764375</w:t>
       </w:r>
     </w:p>
     <w:p>
       <w:r>
-        <w:t>Sekundäranalyse der COP-AF-RCT: Kolchizin 0,5 mg vs. Placebo 2×täglich für 10 Tage perioperativ bei nicht-kardialer Brustkorb-Chirurgie; Endpunkt Myokardverletzung nach nicht-kardialer Operation (MINS).</w:t>
+        <w:t>Proteomic-Analyse von 478 Herzinsuffizienz-Patienten aus der BIOSTAT-CHF-Kohorte zur Assoziation von Ketokörpern mit Mortalität und zugrundeliegenden Mechanismen.</w:t>
       </w:r>
     </w:p>
     <w:p>
@@ -394,7 +394,7 @@
         <w:t xml:space="preserve">Ergebnis: </w:t>
       </w:r>
       <w:r>
-        <w:t>MINS trat bei Patienten mit KHK häufiger auf (29,3% vs. 18,2% ohne KHK, adjustiert HR 1,53, 95%-KI 1,22–1,92, p&lt;0,001). Kolchizin zeigte keinen signifikanten differenziellen Effekt nach KHK-Status (HR 0,82 vs. 0,91, p für Interaktion=0,61). Für Endpunkt Death/Stroke/MINS: aHR 1,53 (95%-KI 1,22–1,91) bei KHK.</w:t>
+        <w:t>Jede Verdopplung von β-Hydroxybutyrat war mit 36,4% höherer Mortalität assoziiert (adjustierte HR 1,389; KI 1,150–1,677; p&lt;0,001). Pathway-Analyse zeigte Hochregulation von Entzündungs- und Katabalie-Genen; 76% der Mortalitäts-Assoziation wurde durch diese biologischen Pfade erklärt.</w:t>
       </w:r>
     </w:p>
     <w:p>
@@ -409,7 +409,7 @@
         <w:rPr>
           <w:sz w:val="19"/>
         </w:rPr>
-        <w:t>Multi-nationale RCT (Kanada, Europa, Asien), europäische Chirurgieleitlinien übertragbar</w:t>
+        <w:t>Niederländische-deutsche Multinationale Kohorte, europäische Biomarker-Standards</w:t>
       </w:r>
     </w:p>
     <w:p>
@@ -418,65 +418,7 @@
           <w:color w:val="5A7D3A"/>
           <w:sz w:val="18"/>
         </w:rPr>
-        <w:t>https://pubmed.ncbi.nlm.nih.gov/42744416/</w:t>
-      </w:r>
-    </w:p>
-    <w:p>
-      <w:pPr>
-        <w:pStyle w:val="Heading2"/>
-      </w:pPr>
-      <w:r>
-        <w:t>Genotyp bestimmt Linkschenkelblock-Phänotyp und Symptomatik bei dilatativer Kardiomyopathie</w:t>
-      </w:r>
-    </w:p>
-    <w:p>
-      <w:r>
-        <w:rPr>
-          <w:i/>
-          <w:color w:val="666666"/>
-          <w:sz w:val="18"/>
-        </w:rPr>
-        <w:t>Fink T et al.  ·  Eur J Heart Fail  ·  04.09.2026  ·  PMID 42695499</w:t>
-      </w:r>
-    </w:p>
-    <w:p>
-      <w:r>
-        <w:t>Kommentar zu Rolle genetischer Varianten bei Linkschenkelblock im Kontext genetischer Kardiomyopathien; Differenzierung zwischen genetischem Ursprung und Reizleitungsmuster.</w:t>
-      </w:r>
-    </w:p>
-    <w:p>
-      <w:r>
-        <w:rPr>
-          <w:b/>
-        </w:rPr>
-        <w:t xml:space="preserve">Ergebnis: </w:t>
-      </w:r>
-      <w:r>
-        <w:t>Nicht alle Linkschenkelblöcke sind identisch: Genotyp bestimmt funktionelle Ausprägung; MYBPC3-Mutationen zeigen andere Phänotypen als MYH7 oder andere Gene. Implikation für CRT-Indikation und therapeutische Ansätze.</w:t>
-      </w:r>
-    </w:p>
-    <w:p>
-      <w:r>
-        <w:rPr>
-          <w:b/>
-          <w:sz w:val="19"/>
-        </w:rPr>
-        <w:t xml:space="preserve">Übertragbarkeit: </w:t>
-      </w:r>
-      <w:r>
-        <w:rPr>
-          <w:sz w:val="19"/>
-        </w:rPr>
-        <w:t>Deutschland/Österreich, DZHK-beteilte Zentren; Genotypisierung in Spezialkliniken verfügbar</w:t>
-      </w:r>
-    </w:p>
-    <w:p>
-      <w:r>
-        <w:rPr>
-          <w:color w:val="5A7D3A"/>
-          <w:sz w:val="18"/>
-        </w:rPr>
-        <w:t>https://pubmed.ncbi.nlm.nih.gov/42695499/</w:t>
+        <w:t>https://pubmed.ncbi.nlm.nih.gov/42764375/</w:t>
       </w:r>
     </w:p>
     <w:sectPr>

--- a/download/studien-aktuell.docx
+++ b/download/studien-aktuell.docx
@@ -62,7 +62,7 @@
           <w:color w:val="666666"/>
           <w:sz w:val="18"/>
         </w:rPr>
-        <w:t>Stand: 22.09.2026  |  6 Studien  |  kardio.m-vf.de</w:t>
+        <w:t>Stand: 23.09.2026  |  6 Studien  |  kardio.m-vf.de</w:t>
       </w:r>
     </w:p>
     <w:p>
@@ -70,7 +70,7 @@
         <w:pStyle w:val="Heading1"/>
       </w:pPr>
       <w:r>
-        <w:t>Aufgenommen am 22.09.2026</w:t>
+        <w:t>Aufgenommen am 23.09.2026</w:t>
       </w:r>
     </w:p>
     <w:p>
@@ -78,7 +78,7 @@
         <w:pStyle w:val="Heading2"/>
       </w:pPr>
       <w:r>
-        <w:t>Blutdruckoptimierung senkt intrakranielle Blutung nach Tenecteplase bei Myokardinfarkt</w:t>
+        <w:t>Refibrillation nach öffentlichen Defibrillatoren in Laienreanimation</w:t>
       </w:r>
     </w:p>
     <w:p>
@@ -88,12 +88,12 @@
           <w:color w:val="666666"/>
           <w:sz w:val="18"/>
         </w:rPr>
-        <w:t>Armstrong PW et al.  ·  Eur Heart J  ·  21.09.2026  ·  PMID 42766418</w:t>
+        <w:t>Kernaghan A et al.  ·  Open Heart  ·  22.09.2026  ·  PMID 42772919</w:t>
       </w:r>
     </w:p>
     <w:p>
       <w:r>
-        <w:t>Poolanalyse von 15.954 STEMI-Patienten aus 6 randomisierten Studien zur Ermittlung von Risikofaktoren für intrakranielle Blutung nach Fibrinolyse-Therapie mit Tenecteplase.</w:t>
+        <w:t>Analyse von 1.459 Herzstillstands-Patienten mit öffentlichen Defibrillatoren, um Refibrillations-Muster und zeitliche Verläufe zu beschreiben.</w:t>
       </w:r>
     </w:p>
     <w:p>
@@ -104,7 +104,7 @@
         <w:t xml:space="preserve">Ergebnis: </w:t>
       </w:r>
       <w:r>
-        <w:t>Für jeden 1 mmHg Anstieg des systolischen Blutdrucks über 110 mmHg erhöhte sich das ICH-Risiko um 2% (aOR 1,02; KI 1,01–1,03; p&lt;0,0001). Weibliches Geschlecht (aOR 1,49; KI 1,06–2,11) und niedriges Körpergewicht (je 5 kg Abnahme aOR 1,16; KI 1,03–1,30) erhöhten das Risiko signifikant. Ein Nomogramm mit Age-Dose-Interaktion zeigte gute Diskriminanz (C-Index 0,718).</w:t>
+        <w:t>Refibrillation trat bei 498 Patienten (34,1%) auf mit Median-Zeit von 29,8 s nach erfolgreichem Schock. Nur 11 Patienten (4,8% der 231 mit drei Schocks) hatten schockresistentes Kammerflimmern. Bei 2-Minuten-CPR-Zyklen folgt der nächste Schock etwa 90 s später; dies unterstreicht, dass Refibrillation ein relevantes Phänomen ist.</w:t>
       </w:r>
     </w:p>
     <w:p>
@@ -119,7 +119,7 @@
         <w:rPr>
           <w:sz w:val="19"/>
         </w:rPr>
-        <w:t>Internationale Myokardinfarkt-Studien mit standardisierter Blutdruck-Exclusion</w:t>
+        <w:t>UK-Daten, Defibrillations-Physiologie universal</w:t>
       </w:r>
     </w:p>
     <w:p>
@@ -128,7 +128,7 @@
           <w:color w:val="5A7D3A"/>
           <w:sz w:val="18"/>
         </w:rPr>
-        <w:t>https://pubmed.ncbi.nlm.nih.gov/42766418/</w:t>
+        <w:t>https://pubmed.ncbi.nlm.nih.gov/42772919/</w:t>
       </w:r>
     </w:p>
     <w:p>
@@ -136,7 +136,7 @@
         <w:pStyle w:val="Heading2"/>
       </w:pPr>
       <w:r>
-        <w:t>FFR-gesteuertes Revaskularisieren bei NSTE-ACS verringert unnötige Eingriffe</w:t>
+        <w:t>Diabetes Typ 2 verschlimmert Fibrosen und Ausgang bei hypertrophischer Kardiomyopathie</w:t>
       </w:r>
     </w:p>
     <w:p>
@@ -146,12 +146,12 @@
           <w:color w:val="666666"/>
           <w:sz w:val="18"/>
         </w:rPr>
-        <w:t>Paolucci L et al.  ·  EuroIntervention  ·  21.09.2026  ·  PMID 42765399</w:t>
+        <w:t>Cao Y et al.  ·  Int J Cardiol  ·  22.09.2026  ·  PMID 42772601</w:t>
       </w:r>
     </w:p>
     <w:p>
       <w:r>
-        <w:t>Meta-Analyse von 5 randomisierten Studien mit 2.493 Patienten (52,8% Chronische Koronarsyndrom, 47,2% NSTE-ACS) zu Outcomes nach FFR-gesteuert vs. angiographisch-gesteuerter PCI.</w:t>
+        <w:t>Kardiale Magnetresonanz-Studie an 582 HCM-Patienten mit/ohne Diabetes Typ 2 zur Einschätzung struktureller und prognostischer Unterschiede.</w:t>
       </w:r>
     </w:p>
     <w:p>
@@ -162,7 +162,7 @@
         <w:t xml:space="preserve">Ergebnis: </w:t>
       </w:r>
       <w:r>
-        <w:t>FFR-Strategie war mit ähnlicher MACE-Rate bei 1 Jahr assoziiert in NSTE-ACS (HR 0,86; KI 0,63–1,18) und CCS (HR 0,78; KI 0,58–1,05); p-Interaktion=0,792. Keine erhöhte MACE-Rate durch Lesion-Deferral. Befund über 5 Jahre bestätigt.</w:t>
+        <w:t>HbA1c-Erhöhung war mit stärkerer Fibrosen-Last (6,1% vs. 2,3% late gadolinium enhancement; p &lt; 0,001) und schlechterer linksventrikulärer Längsdehnung (11,0% vs. 11,9%; p = 0,002) assoziiert. Über 35 Monate Nachsorge hatten T2DM-Patienten höheres Risiko für Endpunkt-Ereignisse (24% vs. 16%; p = 0,015). Mediationsanalyse zeigte 71% Effekt über Fibrosen vermittelt.</w:t>
       </w:r>
     </w:p>
     <w:p>
@@ -177,7 +177,7 @@
         <w:rPr>
           <w:sz w:val="19"/>
         </w:rPr>
-        <w:t>Europäische Studiennetze, direkt auf deutsches Revaskularisierungs-Management übertragbar</w:t>
+        <w:t>China, prospektive Validierung nötig, aber HCM-Phänotyp global konsistent</w:t>
       </w:r>
     </w:p>
     <w:p>
@@ -186,7 +186,7 @@
           <w:color w:val="5A7D3A"/>
           <w:sz w:val="18"/>
         </w:rPr>
-        <w:t>https://pubmed.ncbi.nlm.nih.gov/42765399/</w:t>
+        <w:t>https://pubmed.ncbi.nlm.nih.gov/42772601/</w:t>
       </w:r>
     </w:p>
     <w:p>
@@ -194,7 +194,7 @@
         <w:pStyle w:val="Heading2"/>
       </w:pPr>
       <w:r>
-        <w:t>SCAI-V-Klassifikation stratifiziert Kardiogenen Schock nach Reanimation und vorhersagt Sterblichkeit</w:t>
+        <w:t>Interleukin-8 und Neutrophilen-Biomarker für 1-Jahres-Sterblichkeit nach Herzinfarkt</w:t>
       </w:r>
     </w:p>
     <w:p>
@@ -204,12 +204,12 @@
           <w:color w:val="666666"/>
           <w:sz w:val="18"/>
         </w:rPr>
-        <w:t>Roy R et al.  ·  EuroIntervention  ·  21.09.2026  ·  PMID 42765398</w:t>
+        <w:t>Wang YJ et al.  ·  Clin Res Cardiol  ·  22.09.2026  ·  PMID 42771188</w:t>
       </w:r>
     </w:p>
     <w:p>
       <w:r>
-        <w:t>Neue Klassifikation des kardiogenen Schocks nach außerklinischem Herzstillstand mittels Schockgrad und Laktat-Level; Derivation (London, Gdańsk; n=627) und externe Validation (TTM-2-Kohorte; n=1.781).</w:t>
+        <w:t>Untersuchung, welche Neutrophilen-assoziierten Biomarker bei Herzinfarkt-Patienten die 1-Jahres-Sterblichkeit vorhersagen.</w:t>
       </w:r>
     </w:p>
     <w:p>
@@ -220,7 +220,7 @@
         <w:t xml:space="preserve">Ergebnis: </w:t>
       </w:r>
       <w:r>
-        <w:t>SCAI-V mit 4 Phänotypen: Non-Shock (Überlebensrate 78% Derivation, 68% Validation), Haemometabolic Shock (20%/27%) als höchstes Mortalitätsrisiko. SCAI-V zeigte besseres Model-Fit und Diskriminanz als SCAI-2022 und -2019. Alle-Ursachen-Mortalität p&lt;0,001.</w:t>
+        <w:t>IL-8 (Median: 66,82 vs. 41,24 pg/mL; p = 0,001) und zellfreie DNA waren signifikant erhöht bei Fällen mit Tod oder erneutem Herzinfarkt innerhalb eines Jahres. IL-8 zeigte die stärkste Assoziation mit Sterblichkeit (OR = 2,14; p = 0,019 für Tod) und war am höchsten in der hyperakuten Phase (&lt;6 h), noch vor hochsensitivem Troponin T. Diese Marker könnten die frühe Risikostratifizierung verbessern.</w:t>
       </w:r>
     </w:p>
     <w:p>
@@ -235,7 +235,7 @@
         <w:rPr>
           <w:sz w:val="19"/>
         </w:rPr>
-        <w:t>Europäische Intensivmedizin und Reanimations-Praxis, vergleichbare Standards</w:t>
+        <w:t>Schweizer Kohortendaten (SPUM-ACS), vergleichbar mit deutschem Dokumentations­standard</w:t>
       </w:r>
     </w:p>
     <w:p>
@@ -244,7 +244,7 @@
           <w:color w:val="5A7D3A"/>
           <w:sz w:val="18"/>
         </w:rPr>
-        <w:t>https://pubmed.ncbi.nlm.nih.gov/42765398/</w:t>
+        <w:t>https://pubmed.ncbi.nlm.nih.gov/42771188/</w:t>
       </w:r>
     </w:p>
     <w:p>
@@ -252,7 +252,7 @@
         <w:pStyle w:val="Heading2"/>
       </w:pPr>
       <w:r>
-        <w:t>Herztransplantation und mechanische Kreislaufunterstützung verbessern Lebensqualität älterer Patienten unterschiedlich</w:t>
+        <w:t>Frühe Empagliflozin-Gabe senkt Sterblichkeit nach Herzinsuffizienz-Hospitalisierung</w:t>
       </w:r>
     </w:p>
     <w:p>
@@ -262,12 +262,12 @@
           <w:color w:val="666666"/>
           <w:sz w:val="18"/>
         </w:rPr>
-        <w:t>Grady KL et al.  ·  Circ Heart Fail  ·  21.09.2026  ·  PMID 42765308</w:t>
+        <w:t>Greene SJ et al.  ·  ESC Heart Fail  ·  22.09.2026  ·  PMID 42770322</w:t>
       </w:r>
     </w:p>
     <w:p>
       <w:r>
-        <w:t>Prospektive Beobachtungsstudie der SUSTAIN-IT-Studie mit 305 älteren Patienten (60–80 Jahre) von 13 US-Zentren zu Veränderung der gesundheitsbezogenen Lebensqualität vom präoperativen Zeitpunkt bis 24 Monate nach Herztransplantation oder mechanischer Unterstützung.</w:t>
+        <w:t>Vergleich der 1-Jahres-Ergebnisse bei früher (während Aufenthalt oder 0–7 Tage nach Entlassung) versus verzögerter oder keiner Empagliflozin-Initiation nach Krankenhausaufenthalt wegen Herzinsuffizienz.</w:t>
       </w:r>
     </w:p>
     <w:p>
@@ -278,7 +278,7 @@
         <w:t xml:space="preserve">Ergebnis: </w:t>
       </w:r>
       <w:r>
-        <w:t>HT ohne Präoperative MCS und langfristige MCS: signifikante Verbesserung im EQ-5D-3L Visual Analog Scale innerhalb 6 Monaten, sustained über 24 Monate. Kansas City Cardiomyopathy Questionnaire verbesserte sich in allen 3 Gruppen. MCS zeigte Reduktion von -11,2 Punkten (KI -17,3 bis -5,1; p&lt;0,001) vs. HT ohne MCS.</w:t>
+        <w:t>Frühe Empagliflozin-Initiation war mit niedrigerer 1-Jahres-Sterblichkeit assoziiert (RR 0,73, 95%-KI: 0,69–0,78). Absolute Mortalitätsrisiken betrugen 24,7% (früh), 31,1% (intermediate) und 33,6% (verzögert/keine). Frühe Initiation reduzierte auch Wiederaufnahmen (RR 0,86, KI: 0,81–0,92) und Notfall-Besuche (RR 0,87, KI: 0,82–0,93).</w:t>
       </w:r>
     </w:p>
     <w:p>
@@ -293,7 +293,7 @@
         <w:rPr>
           <w:sz w:val="19"/>
         </w:rPr>
-        <w:t>USA-Studie, aber HRQOL-Methoden und Outcomemessung sind international standardisiert</w:t>
+        <w:t>US-Verwaltungsdaten (Optum), Ergebnis unabhängig von Versorgungssystem</w:t>
       </w:r>
     </w:p>
     <w:p>
@@ -302,7 +302,7 @@
           <w:color w:val="5A7D3A"/>
           <w:sz w:val="18"/>
         </w:rPr>
-        <w:t>https://pubmed.ncbi.nlm.nih.gov/42765308/</w:t>
+        <w:t>https://pubmed.ncbi.nlm.nih.gov/42770322/</w:t>
       </w:r>
     </w:p>
     <w:p>
@@ -310,7 +310,7 @@
         <w:pStyle w:val="Heading2"/>
       </w:pPr>
       <w:r>
-        <w:t>Screeningalgorithmus für Titin-Trunkierungs-Träger senkt Überdiagnose und spart Ressourcen</w:t>
+        <w:t>Kurzkettige Fettsäuren fördern Herzinfarkt-Heilung via Makrophagen-Weg</w:t>
       </w:r>
     </w:p>
     <w:p>
@@ -320,12 +320,12 @@
           <w:color w:val="666666"/>
           <w:sz w:val="18"/>
         </w:rPr>
-        <w:t>Muller SA et al.  ·  Circ Heart Fail  ·  21.09.2026  ·  PMID 42765307</w:t>
+        <w:t>Zhang Q et al.  ·  Basic Res Cardiol  ·  21.09.2026  ·  PMID 42766108</w:t>
       </w:r>
     </w:p>
     <w:p>
       <w:r>
-        <w:t>Multizentrische prospektive Studie von 413 verwandten Trägern pathogener Titin-Trunkierungs-Varianten (Folgup 301 Patienten, median 5,7 Jahre) zur Entwicklung eines Screening-Algorithmus für dilatative Kardiomyopathie.</w:t>
+        <w:t>Integrierte klinische und experimentelle Studie zum Einfluss von Blutspiegel-Kurzkettige-Fettsäuren (Butyrat, Propionat) auf Post-Infarkt-Remodeling im Menschen und Mausmodell.</w:t>
       </w:r>
     </w:p>
     <w:p>
@@ -336,7 +336,7 @@
         <w:t xml:space="preserve">Ergebnis: </w:t>
       </w:r>
       <w:r>
-        <w:t>24,6% entwickelten linksventrikuläre Disfunktion oder Dilatation, 17,3% DCM. 3 Risikoprofile definiert (partielle DCM, weiblich ≥30 Jahre, weiblich &lt;30 Jahre) mit empfohlenen Screening-Intervallen von 1, 3, 5 Jahren. 5,3% erlebten Major Adverse Cardiac Events nach DCM-Diagnose.</w:t>
+        <w:t>Im Menschen waren zirkulierende Kurzketten-Fettsäuren nach Herzinfarkt deutlich erniedrigt und assoziiert mit komplexeren koronaren Läsionen und höherem MACE-Risiko. Im Maus-Herzinfarkt: SCFA-Supplementierung reduzierte Infarkt-Expansion, Kardiomyozyten-Apoptose und kardiale Ruptur und verbesserte linksventrikuläre Funktion. Mechanistisch: FFAR2-Aktivierung unterdrückt osteoklasten-ähnliche Makrophagen-Differenzierung.</w:t>
       </w:r>
     </w:p>
     <w:p>
@@ -351,7 +351,7 @@
         <w:rPr>
           <w:sz w:val="19"/>
         </w:rPr>
-        <w:t>Europäisches Netzwerk seltene Herzerkrankungen, nationale genetische Screeningprogramme</w:t>
+        <w:t>Deutsch-chinesische Kooperation (Beijing), Mechanisms gelten translational</w:t>
       </w:r>
     </w:p>
     <w:p>
@@ -360,7 +360,7 @@
           <w:color w:val="5A7D3A"/>
           <w:sz w:val="18"/>
         </w:rPr>
-        <w:t>https://pubmed.ncbi.nlm.nih.gov/42765307/</w:t>
+        <w:t>https://pubmed.ncbi.nlm.nih.gov/42766108/</w:t>
       </w:r>
     </w:p>
     <w:p>
@@ -368,7 +368,7 @@
         <w:pStyle w:val="Heading2"/>
       </w:pPr>
       <w:r>
-        <w:t>Erhöhtes β-Hydroxybutyrat vorhersagt Sterblichkeit bei Herzinsuffizienz unabhängig von etablierten Risiken</w:t>
+        <w:t>Neuer Kalziumkanal-Modulator bessert hypertrophe Kardiomyopathie</w:t>
       </w:r>
     </w:p>
     <w:p>
@@ -378,12 +378,12 @@
           <w:color w:val="666666"/>
           <w:sz w:val="18"/>
         </w:rPr>
-        <w:t>Palm CL et al.  ·  ESC Heart Fail  ·  27.08.2026  ·  PMID 42764375</w:t>
+        <w:t>Er TS et al.  ·  Circ Res  ·  18.09.2026  ·  PMID 42755710</w:t>
       </w:r>
     </w:p>
     <w:p>
       <w:r>
-        <w:t>Proteomic-Analyse von 478 Herzinsuffizienz-Patienten aus der BIOSTAT-CHF-Kohorte zur Assoziation von Ketokörpern mit Mortalität und zugrundeliegenden Mechanismen.</w:t>
+        <w:t>Experimentelle Grundlagenstudie an einem Tiermodell zur Wirksamkeit eines neuartigen Kalziumkanal-Modulators gegen Herzhypertrophie.</w:t>
       </w:r>
     </w:p>
     <w:p>
@@ -394,7 +394,7 @@
         <w:t xml:space="preserve">Ergebnis: </w:t>
       </w:r>
       <w:r>
-        <w:t>Jede Verdopplung von β-Hydroxybutyrat war mit 36,4% höherer Mortalität assoziiert (adjustierte HR 1,389; KI 1,150–1,677; p&lt;0,001). Pathway-Analyse zeigte Hochregulation von Entzündungs- und Katabalie-Genen; 76% der Mortalitäts-Assoziation wurde durch diese biologischen Pfade erklärt.</w:t>
+        <w:t>Abstract stellt nur die Untersuchung dar, nennt aber keine quantitativen Ergebnisse zur Wirkung oder zum Ausmaß der Besserung.</w:t>
       </w:r>
     </w:p>
     <w:p>
@@ -409,7 +409,7 @@
         <w:rPr>
           <w:sz w:val="19"/>
         </w:rPr>
-        <w:t>Niederländische-deutsche Multinationale Kohorte, europäische Biomarker-Standards</w:t>
+        <w:t>Australisch-deutsches Grundlagenwerk, noch klinischer Weg unklar</w:t>
       </w:r>
     </w:p>
     <w:p>
@@ -418,7 +418,7 @@
           <w:color w:val="5A7D3A"/>
           <w:sz w:val="18"/>
         </w:rPr>
-        <w:t>https://pubmed.ncbi.nlm.nih.gov/42764375/</w:t>
+        <w:t>https://pubmed.ncbi.nlm.nih.gov/42755710/</w:t>
       </w:r>
     </w:p>
     <w:sectPr>

--- a/download/studien-aktuell.docx
+++ b/download/studien-aktuell.docx
@@ -62,7 +62,7 @@
           <w:color w:val="666666"/>
           <w:sz w:val="18"/>
         </w:rPr>
-        <w:t>Stand: 23.09.2026  |  6 Studien  |  kardio.m-vf.de</w:t>
+        <w:t>Stand: 24.09.2026  |  6 Studien  |  kardio.m-vf.de</w:t>
       </w:r>
     </w:p>
     <w:p>
@@ -70,7 +70,7 @@
         <w:pStyle w:val="Heading1"/>
       </w:pPr>
       <w:r>
-        <w:t>Aufgenommen am 23.09.2026</w:t>
+        <w:t>Aufgenommen am 24.09.2026</w:t>
       </w:r>
     </w:p>
     <w:p>
@@ -78,7 +78,7 @@
         <w:pStyle w:val="Heading2"/>
       </w:pPr>
       <w:r>
-        <w:t>Refibrillation nach öffentlichen Defibrillatoren in Laienreanimation</w:t>
+        <w:t>Orale Hormontherapie erhöht thrombotische Ereignisse in der Menopause deutlich</w:t>
       </w:r>
     </w:p>
     <w:p>
@@ -88,12 +88,12 @@
           <w:color w:val="666666"/>
           <w:sz w:val="18"/>
         </w:rPr>
-        <w:t>Kernaghan A et al.  ·  Open Heart  ·  22.09.2026  ·  PMID 42772919</w:t>
+        <w:t>Berggreen J et al.  ·  BMJ  ·  23.09.2026  ·  PMID 42778212</w:t>
       </w:r>
     </w:p>
     <w:p>
       <w:r>
-        <w:t>Analyse von 1.459 Herzstillstands-Patienten mit öffentlichen Defibrillatoren, um Refibrillations-Muster und zeitliche Verläufe zu beschreiben.</w:t>
+        <w:t>Dänische Kohortenstudie mit 9807 Frauen mit venöser Thromboembolie, 18460 mit ischämischem Schlaganfall und 11974 mit Herzinfarkt zwischen 2003 und 2021; Vergleich zwischen Frauen mit und ohne Hormontherapie.</w:t>
       </w:r>
     </w:p>
     <w:p>
@@ -104,7 +104,7 @@
         <w:t xml:space="preserve">Ergebnis: </w:t>
       </w:r>
       <w:r>
-        <w:t>Refibrillation trat bei 498 Patienten (34,1%) auf mit Median-Zeit von 29,8 s nach erfolgreichem Schock. Nur 11 Patienten (4,8% der 231 mit drei Schocks) hatten schockresistentes Kammerflimmern. Bei 2-Minuten-CPR-Zyklen folgt der nächste Schock etwa 90 s später; dies unterstreicht, dass Refibrillation ein relevantes Phänomen ist.</w:t>
+        <w:t>Oral-Östrogen-Therapie erhöhte gegenüber Nichtanwendung: Venöse Thromboembolie HR 1,6 (95% CI 1,5–1,8), ischämischer Schlaganfall HR 1,3 (1,2–1,4), Herzinfarkt HR 1,2 (1,1–1,3). Absolute Risikozunahme pro Jahr: 0,09% (VTE), 0,06% (Schlaganfall), 0,03% (Herzinfarkt). Transdermal-Therapie zeigte keine erhöhten Risiken außer für kombinierte zyklische Therapie (MI HR 2,1). Die Risiken stiegen mit Dosis (&gt;1 mg/Tag) und Dauer (&gt;5 Jahre).</w:t>
       </w:r>
     </w:p>
     <w:p>
@@ -119,7 +119,7 @@
         <w:rPr>
           <w:sz w:val="19"/>
         </w:rPr>
-        <w:t>UK-Daten, Defibrillations-Physiologie universal</w:t>
+        <w:t>Dänische Registerdaten, europäischer Sozialversicherungskontext, direkt übertragbar</w:t>
       </w:r>
     </w:p>
     <w:p>
@@ -128,7 +128,7 @@
           <w:color w:val="5A7D3A"/>
           <w:sz w:val="18"/>
         </w:rPr>
-        <w:t>https://pubmed.ncbi.nlm.nih.gov/42772919/</w:t>
+        <w:t>https://pubmed.ncbi.nlm.nih.gov/42778212/</w:t>
       </w:r>
     </w:p>
     <w:p>
@@ -136,7 +136,7 @@
         <w:pStyle w:val="Heading2"/>
       </w:pPr>
       <w:r>
-        <w:t>Diabetes Typ 2 verschlimmert Fibrosen und Ausgang bei hypertrophischer Kardiomyopathie</w:t>
+        <w:t>Finerenon bei Herzinsuffizienz mit unerkannter chronischer Nierenerkrankung</w:t>
       </w:r>
     </w:p>
     <w:p>
@@ -146,12 +146,12 @@
           <w:color w:val="666666"/>
           <w:sz w:val="18"/>
         </w:rPr>
-        <w:t>Cao Y et al.  ·  Int J Cardiol  ·  22.09.2026  ·  PMID 42772601</w:t>
+        <w:t>Ostrominski JW et al.  ·  JAMA Cardiol  ·  23.09.2026  ·  PMID 42776557</w:t>
       </w:r>
     </w:p>
     <w:p>
       <w:r>
-        <w:t>Kardiale Magnetresonanz-Studie an 582 HCM-Patienten mit/ohne Diabetes Typ 2 zur Einschätzung struktureller und prognostischer Unterschiede.</w:t>
+        <w:t>Sekundäranalyse der FINEARTS-HF-Studie zur Prävalenz und kardiovaskulären Folgen undiagnostizierter chronischer Nierenerkrankung bei Herzinsuffizienz-Hochrisikopatienten.</w:t>
       </w:r>
     </w:p>
     <w:p>
@@ -162,7 +162,50 @@
         <w:t xml:space="preserve">Ergebnis: </w:t>
       </w:r>
       <w:r>
-        <w:t>HbA1c-Erhöhung war mit stärkerer Fibrosen-Last (6,1% vs. 2,3% late gadolinium enhancement; p &lt; 0,001) und schlechterer linksventrikulärer Längsdehnung (11,0% vs. 11,9%; p = 0,002) assoziiert. Über 35 Monate Nachsorge hatten T2DM-Patienten höheres Risiko für Endpunkt-Ereignisse (24% vs. 16%; p = 0,015). Mediationsanalyse zeigte 71% Effekt über Fibrosen vermittelt.</w:t>
+        <w:t>Keine Abstrakt-Ergebnisse verfügbar (nur Ankündigung der Analyse); Sekundäranalyse ohne benannte Endpunkte im Abstract.</w:t>
+      </w:r>
+    </w:p>
+    <w:p>
+      <w:r>
+        <w:rPr>
+          <w:color w:val="5A7D3A"/>
+          <w:sz w:val="18"/>
+        </w:rPr>
+        <w:t>https://pubmed.ncbi.nlm.nih.gov/42776557/</w:t>
+      </w:r>
+    </w:p>
+    <w:p>
+      <w:pPr>
+        <w:pStyle w:val="Heading2"/>
+      </w:pPr>
+      <w:r>
+        <w:t>Neue Flussparameter senken unbestimmte Stress-Echos bei Aortenstenose</w:t>
+      </w:r>
+    </w:p>
+    <w:p>
+      <w:r>
+        <w:rPr>
+          <w:i/>
+          <w:color w:val="666666"/>
+          <w:sz w:val="18"/>
+        </w:rPr>
+        <w:t>Vamvakidou A et al.  ·  Circ Cardiovasc Imaging  ·  23.09.2026  ·  PMID 42775464</w:t>
+      </w:r>
+    </w:p>
+    <w:p>
+      <w:r>
+        <w:t>Retrospektive europäische Multicenterstudie mit 287 Patienten mit Low-gradient-Aortenstenose und Dobutamin-Stressechokardiographie; Bewertung konventioneller vs. neuer transvalvulärer Flusskriterien.</w:t>
+      </w:r>
+    </w:p>
+    <w:p>
+      <w:r>
+        <w:rPr>
+          <w:b/>
+        </w:rPr>
+        <w:t xml:space="preserve">Ergebnis: </w:t>
+      </w:r>
+      <w:r>
+        <w:t>Mit konventionellen Kriterien: 43% unbestimmte Befunde. Mit neuen Flusskriterien sank dieser Anteil auf 9%. Bei 84 (29%) Patienten mit angewandten neuen Kriterien hatte Aortenklappenintervention einen Überlebensvorteil (HR 0,50; 95% CI 0,27–0,92; p=0,03). Die neuen Kriterien verbesserten diagnostische Testraten von 57% auf 91% insgesamt.</w:t>
       </w:r>
     </w:p>
     <w:p>
@@ -177,7 +220,7 @@
         <w:rPr>
           <w:sz w:val="19"/>
         </w:rPr>
-        <w:t>China, prospektive Validierung nötig, aber HCM-Phänotyp global konsistent</w:t>
+        <w:t>Multi-nationale europäische Studie, vergleichbare Leitlinien und Echokardiographie-Standards</w:t>
       </w:r>
     </w:p>
     <w:p>
@@ -186,7 +229,7 @@
           <w:color w:val="5A7D3A"/>
           <w:sz w:val="18"/>
         </w:rPr>
-        <w:t>https://pubmed.ncbi.nlm.nih.gov/42772601/</w:t>
+        <w:t>https://pubmed.ncbi.nlm.nih.gov/42775464/</w:t>
       </w:r>
     </w:p>
     <w:p>
@@ -194,7 +237,7 @@
         <w:pStyle w:val="Heading2"/>
       </w:pPr>
       <w:r>
-        <w:t>Interleukin-8 und Neutrophilen-Biomarker für 1-Jahres-Sterblichkeit nach Herzinfarkt</w:t>
+        <w:t>Asb2-KIF11-Achse schützt vor Herzinsuffizienz durch Lysosomal-Homöostase</w:t>
       </w:r>
     </w:p>
     <w:p>
@@ -204,12 +247,12 @@
           <w:color w:val="666666"/>
           <w:sz w:val="18"/>
         </w:rPr>
-        <w:t>Wang YJ et al.  ·  Clin Res Cardiol  ·  22.09.2026  ·  PMID 42771188</w:t>
+        <w:t>Lv Y et al.  ·  Circulation  ·  22.09.2026  ·  PMID 42770210</w:t>
       </w:r>
     </w:p>
     <w:p>
       <w:r>
-        <w:t>Untersuchung, welche Neutrophilen-assoziierten Biomarker bei Herzinfarkt-Patienten die 1-Jahres-Sterblichkeit vorhersagen.</w:t>
+        <w:t>Präklinische Studie in transgenen Mäusen: Asb2-Mangel führte zu Herzinsuffizienz; Wiederherstellung von Asb2 oder KIF11-Inhibition verbesserte Herzfunktion bei Druckbelastung und Alterung.</w:t>
       </w:r>
     </w:p>
     <w:p>
@@ -220,7 +263,7 @@
         <w:t xml:space="preserve">Ergebnis: </w:t>
       </w:r>
       <w:r>
-        <w:t>IL-8 (Median: 66,82 vs. 41,24 pg/mL; p = 0,001) und zellfreie DNA waren signifikant erhöht bei Fällen mit Tod oder erneutem Herzinfarkt innerhalb eines Jahres. IL-8 zeigte die stärkste Assoziation mit Sterblichkeit (OR = 2,14; p = 0,019 für Tod) und war am höchsten in der hyperakuten Phase (&lt;6 h), noch vor hochsensitivem Troponin T. Diese Marker könnten die frühe Risikostratifizierung verbessern.</w:t>
+        <w:t>Asb2-defiziente Mäuse entwickelten spontan kardialen Hypertrophie und Herzinsuffizienz mit Mitochondrien-Dysfunktion. Therapeutische Asb2-Wiederherstellung attenuierte Druckbelastungs- und altersinduzierte Kardiomyopathie. Sowohl genetische als auch pharmakologische KIF11-Inhibition besserte pathologisches kardialen Remodeling in Asb2-defizienten Herzen und TAC-induzierter Dysfunktion.</w:t>
       </w:r>
     </w:p>
     <w:p>
@@ -235,7 +278,7 @@
         <w:rPr>
           <w:sz w:val="19"/>
         </w:rPr>
-        <w:t>Schweizer Kohortendaten (SPUM-ACS), vergleichbar mit deutschem Dokumentations­standard</w:t>
+        <w:t>Mausmodell, Grundlagen-Zielstruktur KIF11, noch klinisch nicht gestestet</w:t>
       </w:r>
     </w:p>
     <w:p>
@@ -244,7 +287,7 @@
           <w:color w:val="5A7D3A"/>
           <w:sz w:val="18"/>
         </w:rPr>
-        <w:t>https://pubmed.ncbi.nlm.nih.gov/42771188/</w:t>
+        <w:t>https://pubmed.ncbi.nlm.nih.gov/42770210/</w:t>
       </w:r>
     </w:p>
     <w:p>
@@ -252,7 +295,7 @@
         <w:pStyle w:val="Heading2"/>
       </w:pPr>
       <w:r>
-        <w:t>Frühe Empagliflozin-Gabe senkt Sterblichkeit nach Herzinsuffizienz-Hospitalisierung</w:t>
+        <w:t>Pulmonalarterien-Compliance vorhersagt schlechte Prognose bei rechtsventrikulärer Dysfunktion</w:t>
       </w:r>
     </w:p>
     <w:p>
@@ -262,12 +305,12 @@
           <w:color w:val="666666"/>
           <w:sz w:val="18"/>
         </w:rPr>
-        <w:t>Greene SJ et al.  ·  ESC Heart Fail  ·  22.09.2026  ·  PMID 42770322</w:t>
+        <w:t>Nishikawa K et al.  ·  Open Heart  ·  21.09.2026  ·  PMID 42767710</w:t>
       </w:r>
     </w:p>
     <w:p>
       <w:r>
-        <w:t>Vergleich der 1-Jahres-Ergebnisse bei früher (während Aufenthalt oder 0–7 Tage nach Entlassung) versus verzögerter oder keiner Empagliflozin-Initiation nach Krankenhausaufenthalt wegen Herzinsuffizienz.</w:t>
+        <w:t>Japanische Kohortenstudie mit 155 Patienten (202 Rechtsherzkateter); Untersuchung von Hämodynamik-Parametern und prognostischen Prädiktoren bei rechtsventrikulärer Dysfunktion und Herzinsuffizienz.</w:t>
       </w:r>
     </w:p>
     <w:p>
@@ -278,7 +321,7 @@
         <w:t xml:space="preserve">Ergebnis: </w:t>
       </w:r>
       <w:r>
-        <w:t>Frühe Empagliflozin-Initiation war mit niedrigerer 1-Jahres-Sterblichkeit assoziiert (RR 0,73, 95%-KI: 0,69–0,78). Absolute Mortalitätsrisiken betrugen 24,7% (früh), 31,1% (intermediate) und 33,6% (verzögert/keine). Frühe Initiation reduzierte auch Wiederaufnahmen (RR 0,86, KI: 0,81–0,92) und Notfall-Besuche (RR 0,87, KI: 0,82–0,93).</w:t>
+        <w:t>Optimales Herzminuten-Volumen erreicht bei RAP 10–15 mm Hg. Herzfrequenz zeigte nicht-linearen Zusammenhang mit Herzminutenvolumen (Gipfel ~80 bpm). PA-Compliance &lt;4,9 mL/mm Hg war unabhängiger Prädiktor des primären Endpunkts (Tod oder HF-Hospitalisierung) über 1,4 Jahre Median-Follow-up. RAP &gt;10 mm Hg war in univariaten, nicht aber multivariaten Analysen signifikant.</w:t>
       </w:r>
     </w:p>
     <w:p>
@@ -293,7 +336,7 @@
         <w:rPr>
           <w:sz w:val="19"/>
         </w:rPr>
-        <w:t>US-Verwaltungsdaten (Optum), Ergebnis unabhängig von Versorgungssystem</w:t>
+        <w:t>Japan-Kohorte, physiologische Parameter übertragbar auf deutsches Katheter-Setting</w:t>
       </w:r>
     </w:p>
     <w:p>
@@ -302,7 +345,7 @@
           <w:color w:val="5A7D3A"/>
           <w:sz w:val="18"/>
         </w:rPr>
-        <w:t>https://pubmed.ncbi.nlm.nih.gov/42770322/</w:t>
+        <w:t>https://pubmed.ncbi.nlm.nih.gov/42767710/</w:t>
       </w:r>
     </w:p>
     <w:p>
@@ -310,7 +353,7 @@
         <w:pStyle w:val="Heading2"/>
       </w:pPr>
       <w:r>
-        <w:t>Kurzkettige Fettsäuren fördern Herzinfarkt-Heilung via Makrophagen-Weg</w:t>
+        <w:t>Standardisiertes Imaging für linksventrikuläre Appendage-Verschluss-Prozeduren</w:t>
       </w:r>
     </w:p>
     <w:p>
@@ -320,12 +363,12 @@
           <w:color w:val="666666"/>
           <w:sz w:val="18"/>
         </w:rPr>
-        <w:t>Zhang Q et al.  ·  Basic Res Cardiol  ·  21.09.2026  ·  PMID 42766108</w:t>
+        <w:t>Wunderlich NC et al.  ·  EuroIntervention  ·  07.09.2026  ·  PMID 42703764</w:t>
       </w:r>
     </w:p>
     <w:p>
       <w:r>
-        <w:t>Integrierte klinische und experimentelle Studie zum Einfluss von Blutspiegel-Kurzkettige-Fettsäuren (Butyrat, Propionat) auf Post-Infarkt-Remodeling im Menschen und Mausmodell.</w:t>
+        <w:t>Europäischer Experten-Konsens der ELAACC mit vereinheitlichtem Rahmen für prä-, intra- und postprozedurales Imaging beim links-atrialen-Appendage-Verschluss zur Reduktion von Variabilität und Verbesserung der Reproduzierbarkeit.</w:t>
       </w:r>
     </w:p>
     <w:p>
@@ -336,7 +379,7 @@
         <w:t xml:space="preserve">Ergebnis: </w:t>
       </w:r>
       <w:r>
-        <w:t>Im Menschen waren zirkulierende Kurzketten-Fettsäuren nach Herzinfarkt deutlich erniedrigt und assoziiert mit komplexeren koronaren Läsionen und höherem MACE-Risiko. Im Maus-Herzinfarkt: SCFA-Supplementierung reduzierte Infarkt-Expansion, Kardiomyozyten-Apoptose und kardiale Ruptur und verbesserte linksventrikuläre Funktion. Mechanistisch: FFAR2-Aktivierung unterdrückt osteoklasten-ähnliche Makrophagen-Differenzierung.</w:t>
+        <w:t>Konsens empfiehlt hochqualitative 3D-Bildakquisition, multiplanare Rekonstruktion, standardisierte Nomenklatur und Messungen. Prä-prozedural: 3D-Bildgebung und Measurements. Intra-prozedural: 3D-TEE, ICE, Fusionsbildgebung für Punktion und Device-Platzierung. Post-prozedural: Harmonisierte Echo- und CT-Kriterien für Device-Thrombus, Leck und Stabilität mit strukturiertem Follow-up-Pfad.</w:t>
       </w:r>
     </w:p>
     <w:p>
@@ -351,7 +394,7 @@
         <w:rPr>
           <w:sz w:val="19"/>
         </w:rPr>
-        <w:t>Deutsch-chinesische Kooperation (Beijing), Mechanisms gelten translational</w:t>
+        <w:t>Europäische Expertengruppe, deutsches Versorgungssystem beteiligt, unmittelbar umsetzbar</w:t>
       </w:r>
     </w:p>
     <w:p>
@@ -360,65 +403,7 @@
           <w:color w:val="5A7D3A"/>
           <w:sz w:val="18"/>
         </w:rPr>
-        <w:t>https://pubmed.ncbi.nlm.nih.gov/42766108/</w:t>
-      </w:r>
-    </w:p>
-    <w:p>
-      <w:pPr>
-        <w:pStyle w:val="Heading2"/>
-      </w:pPr>
-      <w:r>
-        <w:t>Neuer Kalziumkanal-Modulator bessert hypertrophe Kardiomyopathie</w:t>
-      </w:r>
-    </w:p>
-    <w:p>
-      <w:r>
-        <w:rPr>
-          <w:i/>
-          <w:color w:val="666666"/>
-          <w:sz w:val="18"/>
-        </w:rPr>
-        <w:t>Er TS et al.  ·  Circ Res  ·  18.09.2026  ·  PMID 42755710</w:t>
-      </w:r>
-    </w:p>
-    <w:p>
-      <w:r>
-        <w:t>Experimentelle Grundlagenstudie an einem Tiermodell zur Wirksamkeit eines neuartigen Kalziumkanal-Modulators gegen Herzhypertrophie.</w:t>
-      </w:r>
-    </w:p>
-    <w:p>
-      <w:r>
-        <w:rPr>
-          <w:b/>
-        </w:rPr>
-        <w:t xml:space="preserve">Ergebnis: </w:t>
-      </w:r>
-      <w:r>
-        <w:t>Abstract stellt nur die Untersuchung dar, nennt aber keine quantitativen Ergebnisse zur Wirkung oder zum Ausmaß der Besserung.</w:t>
-      </w:r>
-    </w:p>
-    <w:p>
-      <w:r>
-        <w:rPr>
-          <w:b/>
-          <w:sz w:val="19"/>
-        </w:rPr>
-        <w:t xml:space="preserve">Übertragbarkeit: </w:t>
-      </w:r>
-      <w:r>
-        <w:rPr>
-          <w:sz w:val="19"/>
-        </w:rPr>
-        <w:t>Australisch-deutsches Grundlagenwerk, noch klinischer Weg unklar</w:t>
-      </w:r>
-    </w:p>
-    <w:p>
-      <w:r>
-        <w:rPr>
-          <w:color w:val="5A7D3A"/>
-          <w:sz w:val="18"/>
-        </w:rPr>
-        <w:t>https://pubmed.ncbi.nlm.nih.gov/42755710/</w:t>
+        <w:t>https://pubmed.ncbi.nlm.nih.gov/42703764/</w:t>
       </w:r>
     </w:p>
     <w:sectPr>

--- a/download/studien-aktuell.docx
+++ b/download/studien-aktuell.docx
@@ -62,7 +62,7 @@
           <w:color w:val="666666"/>
           <w:sz w:val="18"/>
         </w:rPr>
-        <w:t>Stand: 24.09.2026  |  6 Studien  |  kardio.m-vf.de</w:t>
+        <w:t>Stand: 25.09.2026  |  7 Studien  |  kardio.m-vf.de</w:t>
       </w:r>
     </w:p>
     <w:p>
@@ -70,7 +70,7 @@
         <w:pStyle w:val="Heading1"/>
       </w:pPr>
       <w:r>
-        <w:t>Aufgenommen am 24.09.2026</w:t>
+        <w:t>Aufgenommen am 25.09.2026</w:t>
       </w:r>
     </w:p>
     <w:p>
@@ -78,7 +78,7 @@
         <w:pStyle w:val="Heading2"/>
       </w:pPr>
       <w:r>
-        <w:t>Orale Hormontherapie erhöht thrombotische Ereignisse in der Menopause deutlich</w:t>
+        <w:t>Kardiales Risiko in der Schwangerschaft - Scores überschätzen Komplikationen</w:t>
       </w:r>
     </w:p>
     <w:p>
@@ -88,12 +88,12 @@
           <w:color w:val="666666"/>
           <w:sz w:val="18"/>
         </w:rPr>
-        <w:t>Berggreen J et al.  ·  BMJ  ·  23.09.2026  ·  PMID 42778212</w:t>
+        <w:t>Houri O et al.  ·  Open Heart  ·  24.09.2026  ·  PMID 42785923</w:t>
       </w:r>
     </w:p>
     <w:p>
       <w:r>
-        <w:t>Dänische Kohortenstudie mit 9807 Frauen mit venöser Thromboembolie, 18460 mit ischämischem Schlaganfall und 11974 mit Herzinfarkt zwischen 2003 und 2021; Vergleich zwischen Frauen mit und ohne Hormontherapie.</w:t>
+        <w:t>Externe Validierung dreier etablierter Risikoscores (mWHO, CARPREG II, ZAHARA) an einer israelischen Hochrisiko-Kohorte von 407 Schwangerschaften bei 282 Frauen mit Herzerkrankung (2009–2023).</w:t>
       </w:r>
     </w:p>
     <w:p>
@@ -104,7 +104,7 @@
         <w:t xml:space="preserve">Ergebnis: </w:t>
       </w:r>
       <w:r>
-        <w:t>Oral-Östrogen-Therapie erhöhte gegenüber Nichtanwendung: Venöse Thromboembolie HR 1,6 (95% CI 1,5–1,8), ischämischer Schlaganfall HR 1,3 (1,2–1,4), Herzinfarkt HR 1,2 (1,1–1,3). Absolute Risikozunahme pro Jahr: 0,09% (VTE), 0,06% (Schlaganfall), 0,03% (Herzinfarkt). Transdermal-Therapie zeigte keine erhöhten Risiken außer für kombinierte zyklische Therapie (MI HR 2,1). Die Risiken stiegen mit Dosis (&gt;1 mg/Tag) und Dauer (&gt;5 Jahre).</w:t>
+        <w:t>Beobachtete kardiale Komplikationen: 4,18 % (17 Ereignisse), kein mütterlicher Tod. Vorhergesagte Raten: CARPREG II 12,78 %, mWHO 8,3 %, ZAHARA 6,7 %. Observed-to-Expected-Quoten 0,33, 0,50 und 0,62. Diskriminationsfähigkeit moderat (AUC 0,69–0,74). Keine der Scores sagte geburtshilfliche Komplikationen voraus.</w:t>
       </w:r>
     </w:p>
     <w:p>
@@ -119,7 +119,7 @@
         <w:rPr>
           <w:sz w:val="19"/>
         </w:rPr>
-        <w:t>Dänische Registerdaten, europäischer Sozialversicherungskontext, direkt übertragbar</w:t>
+        <w:t>Spezialisierte Zentren, externe Validierung in anderer Population - Ergebnis zeigt Kalibrierdrift, erfordert Individualisierung</w:t>
       </w:r>
     </w:p>
     <w:p>
@@ -128,7 +128,7 @@
           <w:color w:val="5A7D3A"/>
           <w:sz w:val="18"/>
         </w:rPr>
-        <w:t>https://pubmed.ncbi.nlm.nih.gov/42778212/</w:t>
+        <w:t>https://pubmed.ncbi.nlm.nih.gov/42785923/</w:t>
       </w:r>
     </w:p>
     <w:p>
@@ -136,7 +136,7 @@
         <w:pStyle w:val="Heading2"/>
       </w:pPr>
       <w:r>
-        <w:t>Finerenon bei Herzinsuffizienz mit unerkannter chronischer Nierenerkrankung</w:t>
+        <w:t>Katheterablation bei Vorhofflimmern unter 30 Jahren - hohe Erfolgsraten ohne Komplikationen</w:t>
       </w:r>
     </w:p>
     <w:p>
@@ -146,12 +146,12 @@
           <w:color w:val="666666"/>
           <w:sz w:val="18"/>
         </w:rPr>
-        <w:t>Ostrominski JW et al.  ·  JAMA Cardiol  ·  23.09.2026  ·  PMID 42776557</w:t>
+        <w:t>Doldi F et al.  ·  Heart Rhythm  ·  24.09.2026  ·  PMID 42785609</w:t>
       </w:r>
     </w:p>
     <w:p>
       <w:r>
-        <w:t>Sekundäranalyse der FINEARTS-HF-Studie zur Prävalenz und kardiovaskulären Folgen undiagnostizierter chronischer Nierenerkrankung bei Herzinsuffizienz-Hochrisikopatienten.</w:t>
+        <w:t>Multizentrische deutsche Registerstudie zu Ablationsergebnissen bei jungen Patienten (≤30 Jahre) mit Vorhofflimmern und erstmaliger Pulmonalvenenisolation (2005–2025).</w:t>
       </w:r>
     </w:p>
     <w:p>
@@ -162,50 +162,7 @@
         <w:t xml:space="preserve">Ergebnis: </w:t>
       </w:r>
       <w:r>
-        <w:t>Keine Abstrakt-Ergebnisse verfügbar (nur Ankündigung der Analyse); Sekundäranalyse ohne benannte Endpunkte im Abstract.</w:t>
-      </w:r>
-    </w:p>
-    <w:p>
-      <w:r>
-        <w:rPr>
-          <w:color w:val="5A7D3A"/>
-          <w:sz w:val="18"/>
-        </w:rPr>
-        <w:t>https://pubmed.ncbi.nlm.nih.gov/42776557/</w:t>
-      </w:r>
-    </w:p>
-    <w:p>
-      <w:pPr>
-        <w:pStyle w:val="Heading2"/>
-      </w:pPr>
-      <w:r>
-        <w:t>Neue Flussparameter senken unbestimmte Stress-Echos bei Aortenstenose</w:t>
-      </w:r>
-    </w:p>
-    <w:p>
-      <w:r>
-        <w:rPr>
-          <w:i/>
-          <w:color w:val="666666"/>
-          <w:sz w:val="18"/>
-        </w:rPr>
-        <w:t>Vamvakidou A et al.  ·  Circ Cardiovasc Imaging  ·  23.09.2026  ·  PMID 42775464</w:t>
-      </w:r>
-    </w:p>
-    <w:p>
-      <w:r>
-        <w:t>Retrospektive europäische Multicenterstudie mit 287 Patienten mit Low-gradient-Aortenstenose und Dobutamin-Stressechokardiographie; Bewertung konventioneller vs. neuer transvalvulärer Flusskriterien.</w:t>
-      </w:r>
-    </w:p>
-    <w:p>
-      <w:r>
-        <w:rPr>
-          <w:b/>
-        </w:rPr>
-        <w:t xml:space="preserve">Ergebnis: </w:t>
-      </w:r>
-      <w:r>
-        <w:t>Mit konventionellen Kriterien: 43% unbestimmte Befunde. Mit neuen Flusskriterien sank dieser Anteil auf 9%. Bei 84 (29%) Patienten mit angewandten neuen Kriterien hatte Aortenklappenintervention einen Überlebensvorteil (HR 0,50; 95% CI 0,27–0,92; p=0,03). Die neuen Kriterien verbesserten diagnostische Testraten von 57% auf 91% insgesamt.</w:t>
+        <w:t>Von 104 Patienten mit mittlerem Alter 29,1 Jahren (83,6 % paroxysmales VHF) betrug die Freiheit von VHF bei 1, 2 und 3 Jahren 93,6 %, 88,2 % und 82,1 %; 94,9 % nach bis zu zwei Prozeduren. Komplikationen: 2,1 % (3 Patienten). Paroxysmal vs. persistentes VHF: 98,5 % vs. 67,7 % bei 1 Jahr (p&lt;0,001).</w:t>
       </w:r>
     </w:p>
     <w:p>
@@ -220,7 +177,7 @@
         <w:rPr>
           <w:sz w:val="19"/>
         </w:rPr>
-        <w:t>Multi-nationale europäische Studie, vergleichbare Leitlinien und Echokardiographie-Standards</w:t>
+        <w:t>Deutsche Hochvolumenzentren, direkt auf nationale Strukturen übertragbar</w:t>
       </w:r>
     </w:p>
     <w:p>
@@ -229,7 +186,7 @@
           <w:color w:val="5A7D3A"/>
           <w:sz w:val="18"/>
         </w:rPr>
-        <w:t>https://pubmed.ncbi.nlm.nih.gov/42775464/</w:t>
+        <w:t>https://pubmed.ncbi.nlm.nih.gov/42785609/</w:t>
       </w:r>
     </w:p>
     <w:p>
@@ -237,7 +194,7 @@
         <w:pStyle w:val="Heading2"/>
       </w:pPr>
       <w:r>
-        <w:t>Asb2-KIF11-Achse schützt vor Herzinsuffizienz durch Lysosomal-Homöostase</w:t>
+        <w:t>Akutes Nierenversagen im kardiogenen Schock - Phänotypen und Therapeutische Ziele</w:t>
       </w:r>
     </w:p>
     <w:p>
@@ -247,12 +204,12 @@
           <w:color w:val="666666"/>
           <w:sz w:val="18"/>
         </w:rPr>
-        <w:t>Lv Y et al.  ·  Circulation  ·  22.09.2026  ·  PMID 42770210</w:t>
+        <w:t>Hanff TC et al.  ·  Circ Heart Fail  ·  15.09.2026  ·  PMID 42743342</w:t>
       </w:r>
     </w:p>
     <w:p>
       <w:r>
-        <w:t>Präklinische Studie in transgenen Mäusen: Asb2-Mangel führte zu Herzinsuffizienz; Wiederherstellung von Asb2 oder KIF11-Inhibition verbesserte Herzfunktion bei Druckbelastung und Alterung.</w:t>
+        <w:t>Narratives Review zur Epidemiologie, Pathophysiologie und Klassifikation akuter Nierenschädigung (AKI) im kardiogenen Schock mit Fokus auf heterogene Phänotypen und therapeutische Ansätze.</w:t>
       </w:r>
     </w:p>
     <w:p>
@@ -263,7 +220,7 @@
         <w:t xml:space="preserve">Ergebnis: </w:t>
       </w:r>
       <w:r>
-        <w:t>Asb2-defiziente Mäuse entwickelten spontan kardialen Hypertrophie und Herzinsuffizienz mit Mitochondrien-Dysfunktion. Therapeutische Asb2-Wiederherstellung attenuierte Druckbelastungs- und altersinduzierte Kardiomyopathie. Sowohl genetische als auch pharmakologische KIF11-Inhibition besserte pathologisches kardialen Remodeling in Asb2-defizienten Herzen und TAC-induzierter Dysfunktion.</w:t>
+        <w:t>AKI tritt häufig auf und verschlechtert sowohl Kurz- als auch Langzeitprognose erheblich. Mehrere biologisch unterscheidbare Phänotypen wurden identifiziert (früh vs. spät, akut vs. akut auf chronisch). Neue biomarkerbasierte und gerätegestützte Strategien zeigen Potential, Nierenperfusion zu verbessern und Stauung zu reduzieren.</w:t>
       </w:r>
     </w:p>
     <w:p>
@@ -278,7 +235,7 @@
         <w:rPr>
           <w:sz w:val="19"/>
         </w:rPr>
-        <w:t>Mausmodell, Grundlagen-Zielstruktur KIF11, noch klinisch nicht gestestet</w:t>
+        <w:t>Konzeptionell-mechanistisches Überblickswerk, Empfehlungen zur individualisiertem Diagnostik und Therapie</w:t>
       </w:r>
     </w:p>
     <w:p>
@@ -287,7 +244,7 @@
           <w:color w:val="5A7D3A"/>
           <w:sz w:val="18"/>
         </w:rPr>
-        <w:t>https://pubmed.ncbi.nlm.nih.gov/42770210/</w:t>
+        <w:t>https://pubmed.ncbi.nlm.nih.gov/42743342/</w:t>
       </w:r>
     </w:p>
     <w:p>
@@ -295,7 +252,7 @@
         <w:pStyle w:val="Heading2"/>
       </w:pPr>
       <w:r>
-        <w:t>Pulmonalarterien-Compliance vorhersagt schlechte Prognose bei rechtsventrikulärer Dysfunktion</w:t>
+        <w:t>Zytomegalievirus-Latenz verstärkt Entzündung nach Herzinfarkt - experimentelle und klinische Evidenz</w:t>
       </w:r>
     </w:p>
     <w:p>
@@ -305,12 +262,12 @@
           <w:color w:val="666666"/>
           <w:sz w:val="18"/>
         </w:rPr>
-        <w:t>Nishikawa K et al.  ·  Open Heart  ·  21.09.2026  ·  PMID 42767710</w:t>
+        <w:t>Dapergola E et al.  ·  Circ Res  ·  14.09.2026  ·  PMID 42734064</w:t>
       </w:r>
     </w:p>
     <w:p>
       <w:r>
-        <w:t>Japanische Kohortenstudie mit 155 Patienten (202 Rechtsherzkateter); Untersuchung von Hämodynamik-Parametern und prognostischen Prädiktoren bei rechtsventrikulärer Dysfunktion und Herzinsuffizienz.</w:t>
+        <w:t>Kombination aus experimentellem Mausmodell und klinischer Kohortenanalyse zur Frage, ob latente CMV-Infektion die kardiale Heilung nach Myokardinfarkt durch persistente Entzündung beeinträchtigt.</w:t>
       </w:r>
     </w:p>
     <w:p>
@@ -321,7 +278,7 @@
         <w:t xml:space="preserve">Ergebnis: </w:t>
       </w:r>
       <w:r>
-        <w:t>Optimales Herzminuten-Volumen erreicht bei RAP 10–15 mm Hg. Herzfrequenz zeigte nicht-linearen Zusammenhang mit Herzminutenvolumen (Gipfel ~80 bpm). PA-Compliance &lt;4,9 mL/mm Hg war unabhängiger Prädiktor des primären Endpunkts (Tod oder HF-Hospitalisierung) über 1,4 Jahre Median-Follow-up. RAP &gt;10 mm Hg war in univariaten, nicht aber multivariaten Analysen signifikant.</w:t>
+        <w:t>Mäuse mit CMV-Exposition zeigten post-MI stärkere Entzündungsantworten mit erhöhter CD8+-T-Zellinfiltraten und verschlechterter Herzfunktion. In Patienten mit CMV-seropositiven MI fanden sich CMV-responsive T-Zellen im Myokard. Latente CMV-Infektion führt zu langfristigen Veränderungen der kardialen Mikroumgebung und beeinträchtigt die Heilung nach MI.</w:t>
       </w:r>
     </w:p>
     <w:p>
@@ -336,7 +293,7 @@
         <w:rPr>
           <w:sz w:val="19"/>
         </w:rPr>
-        <w:t>Japan-Kohorte, physiologische Parameter übertragbar auf deutsches Katheter-Setting</w:t>
+        <w:t>Grundlagenarbeit mit erkennbarem Weg zur Klinik (Biomarker, Immuntherapie)</w:t>
       </w:r>
     </w:p>
     <w:p>
@@ -345,7 +302,7 @@
           <w:color w:val="5A7D3A"/>
           <w:sz w:val="18"/>
         </w:rPr>
-        <w:t>https://pubmed.ncbi.nlm.nih.gov/42767710/</w:t>
+        <w:t>https://pubmed.ncbi.nlm.nih.gov/42734064/</w:t>
       </w:r>
     </w:p>
     <w:p>
@@ -353,7 +310,7 @@
         <w:pStyle w:val="Heading2"/>
       </w:pPr>
       <w:r>
-        <w:t>Standardisiertes Imaging für linksventrikuläre Appendage-Verschluss-Prozeduren</w:t>
+        <w:t>Geschlechtsspezifische Unterschiede bei Kryoballonablation bei Vorhofflimmern</w:t>
       </w:r>
     </w:p>
     <w:p>
@@ -363,12 +320,12 @@
           <w:color w:val="666666"/>
           <w:sz w:val="18"/>
         </w:rPr>
-        <w:t>Wunderlich NC et al.  ·  EuroIntervention  ·  07.09.2026  ·  PMID 42703764</w:t>
+        <w:t>Heil E et al.  ·  Europace  ·  02.09.2026  ·  PMID 42696497</w:t>
       </w:r>
     </w:p>
     <w:p>
       <w:r>
-        <w:t>Europäischer Experten-Konsens der ELAACC mit vereinheitlichtem Rahmen für prä-, intra- und postprozedurales Imaging beim links-atrialen-Appendage-Verschluss zur Reduktion von Variabilität und Verbesserung der Reproduzierbarkeit.</w:t>
+        <w:t>Deutsche Registerstudie aus dem Deutschen Herzzentrum der Charité zu Unterschieden bei Läsionserzeugung und VHF-Rezidiven nach Kryoballonablation zwischen Männern und Frauen.</w:t>
       </w:r>
     </w:p>
     <w:p>
@@ -379,7 +336,7 @@
         <w:t xml:space="preserve">Ergebnis: </w:t>
       </w:r>
       <w:r>
-        <w:t>Konsens empfiehlt hochqualitative 3D-Bildakquisition, multiplanare Rekonstruktion, standardisierte Nomenklatur und Messungen. Prä-prozedural: 3D-Bildgebung und Measurements. Intra-prozedural: 3D-TEE, ICE, Fusionsbildgebung für Punktion und Device-Platzierung. Post-prozedural: Harmonisierte Echo- und CT-Kriterien für Device-Thrombus, Leck und Stabilität mit strukturiertem Follow-up-Pfad.</w:t>
+        <w:t>Geschlechtsspezifische Unterschiede in Läsionsmerkamlen und Rezidivraten werden identifiziert - die genauen Zahlen sind im zur Verfügung stehenden Abstract nicht genannt, aber systematische Unterschiede in der Ablationswirksamkeit zwischen Frauen und Männern wurden nachgewiesen.</w:t>
       </w:r>
     </w:p>
     <w:p>
@@ -394,7 +351,7 @@
         <w:rPr>
           <w:sz w:val="19"/>
         </w:rPr>
-        <w:t>Europäische Expertengruppe, deutsches Versorgungssystem beteiligt, unmittelbar umsetzbar</w:t>
+        <w:t>Deutsche Klinikdaten, vergleichbare Dokumentation und Strukturen</w:t>
       </w:r>
     </w:p>
     <w:p>
@@ -403,7 +360,123 @@
           <w:color w:val="5A7D3A"/>
           <w:sz w:val="18"/>
         </w:rPr>
-        <w:t>https://pubmed.ncbi.nlm.nih.gov/42703764/</w:t>
+        <w:t>https://pubmed.ncbi.nlm.nih.gov/42696497/</w:t>
+      </w:r>
+    </w:p>
+    <w:p>
+      <w:pPr>
+        <w:pStyle w:val="Heading2"/>
+      </w:pPr>
+      <w:r>
+        <w:t>Zielplatzierung der Ventrikelektrodenposition - keine Verbesserung der Krankenhausaufenthalte</w:t>
+      </w:r>
+    </w:p>
+    <w:p>
+      <w:r>
+        <w:rPr>
+          <w:i/>
+          <w:color w:val="666666"/>
+          <w:sz w:val="18"/>
+        </w:rPr>
+        <w:t>Nielsen JC et al.  ·  Lancet  ·  26.09.2026  ·  PMID 42673980</w:t>
+      </w:r>
+    </w:p>
+    <w:p>
+      <w:r>
+        <w:t>Randomisierte kontrollierte Studie aus Dänemark zur Frage, ob die Positionierung der LV-Elektrode an der Stelle spätester elektrischer Aktivierung bei der biventrikulären Therapie der Herzinsuffizienz (HF) Todesfälle oder HF-Hospitalisierungen reduziert.</w:t>
+      </w:r>
+    </w:p>
+    <w:p>
+      <w:r>
+        <w:rPr>
+          <w:b/>
+        </w:rPr>
+        <w:t xml:space="preserve">Ergebnis: </w:t>
+      </w:r>
+      <w:r>
+        <w:t>Unter 1000 Patienten mit HF und breitem QRS trat der primäre Endpunkt in 28 % der Interventionsgruppe vs. 26 % der Kontrollgruppe auf (HR 1,10, 95%-KI 0,86–1,39; p=0,45). Komplikationen waren ähnlich, aber Elektrodenkomplikationen häufiger in der Interventionsgruppe. Zielgerichtete Elektrodenplatzierung reduzierte Todesfälle oder HF-Hospitalisierungen nicht.</w:t>
+      </w:r>
+    </w:p>
+    <w:p>
+      <w:r>
+        <w:rPr>
+          <w:b/>
+          <w:sz w:val="19"/>
+        </w:rPr>
+        <w:t xml:space="preserve">Übertragbarkeit: </w:t>
+      </w:r>
+      <w:r>
+        <w:rPr>
+          <w:sz w:val="19"/>
+        </w:rPr>
+        <w:t>Dänemark, nationales, multizentrisch koordiniertes Versorgungssystem, übertragbar auf Deutschland</w:t>
+      </w:r>
+    </w:p>
+    <w:p>
+      <w:r>
+        <w:rPr>
+          <w:color w:val="5A7D3A"/>
+          <w:sz w:val="18"/>
+        </w:rPr>
+        <w:t>https://pubmed.ncbi.nlm.nih.gov/42673980/</w:t>
+      </w:r>
+    </w:p>
+    <w:p>
+      <w:pPr>
+        <w:pStyle w:val="Heading2"/>
+      </w:pPr>
+      <w:r>
+        <w:t>Hämoglobin bei Herzinsuffizienz - kontextabhängige Deutung von Normalwerten erforderlich</w:t>
+      </w:r>
+    </w:p>
+    <w:p>
+      <w:r>
+        <w:rPr>
+          <w:i/>
+          <w:color w:val="666666"/>
+          <w:sz w:val="18"/>
+        </w:rPr>
+        <w:t>Anker SD et al.  ·  J Am Coll Cardiol  ·  28.08.2026  ·  PMID 42670736</w:t>
+      </w:r>
+    </w:p>
+    <w:p>
+      <w:r>
+        <w:t>Kritische Analyse zur Rolle des Hämoglobins bei Herzinsuffizienzpatienten mit Bezug auf prognostische Implikationen und individualisierte Therapieentscheidungen.</w:t>
+      </w:r>
+    </w:p>
+    <w:p>
+      <w:r>
+        <w:rPr>
+          <w:b/>
+        </w:rPr>
+        <w:t xml:space="preserve">Ergebnis: </w:t>
+      </w:r>
+      <w:r>
+        <w:t>Während Anämie ein Risikofaktor ist, ist der prädiktive Wert von Hämoglobinwerten im Normalbereich bei HF nicht linear und stark abhängig von Begleiterkrankungen. Normale Hämoglobinwerte können bei HF-Patienten mit Niereninsuffizienz oder anderen Begleiterkrankungen pathologische Bedeutung haben.</w:t>
+      </w:r>
+    </w:p>
+    <w:p>
+      <w:r>
+        <w:rPr>
+          <w:b/>
+          <w:sz w:val="19"/>
+        </w:rPr>
+        <w:t xml:space="preserve">Übertragbarkeit: </w:t>
+      </w:r>
+      <w:r>
+        <w:rPr>
+          <w:sz w:val="19"/>
+        </w:rPr>
+        <w:t>Europäische und deutsche Praxis, etablierte Definitionen gelten auch hier</w:t>
+      </w:r>
+    </w:p>
+    <w:p>
+      <w:r>
+        <w:rPr>
+          <w:color w:val="5A7D3A"/>
+          <w:sz w:val="18"/>
+        </w:rPr>
+        <w:t>https://pubmed.ncbi.nlm.nih.gov/42670736/</w:t>
       </w:r>
     </w:p>
     <w:sectPr>

--- a/download/studien-aktuell.docx
+++ b/download/studien-aktuell.docx
@@ -62,7 +62,7 @@
           <w:color w:val="666666"/>
           <w:sz w:val="18"/>
         </w:rPr>
-        <w:t>Stand: 25.09.2026  |  7 Studien  |  kardio.m-vf.de</w:t>
+        <w:t>Stand: 26.09.2026  |  6 Studien  |  kardio.m-vf.de</w:t>
       </w:r>
     </w:p>
     <w:p>
@@ -70,7 +70,7 @@
         <w:pStyle w:val="Heading1"/>
       </w:pPr>
       <w:r>
-        <w:t>Aufgenommen am 25.09.2026</w:t>
+        <w:t>Aufgenommen am 26.09.2026</w:t>
       </w:r>
     </w:p>
     <w:p>
@@ -78,7 +78,7 @@
         <w:pStyle w:val="Heading2"/>
       </w:pPr>
       <w:r>
-        <w:t>Kardiales Risiko in der Schwangerschaft - Scores überschätzen Komplikationen</w:t>
+        <w:t>Geografische Variation der HCM-Diagnostik in Dänemark: Prävalenz 71/100.000, regional bis 80,3</w:t>
       </w:r>
     </w:p>
     <w:p>
@@ -88,12 +88,12 @@
           <w:color w:val="666666"/>
           <w:sz w:val="18"/>
         </w:rPr>
-        <w:t>Houri O et al.  ·  Open Heart  ·  24.09.2026  ·  PMID 42785923</w:t>
+        <w:t>Bhardwaj P et al.  ·  Open Heart  ·  25.09.2026  ·  PMID 42791014</w:t>
       </w:r>
     </w:p>
     <w:p>
       <w:r>
-        <w:t>Externe Validierung dreier etablierter Risikoscores (mWHO, CARPREG II, ZAHARA) an einer israelischen Hochrisiko-Kohorte von 407 Schwangerschaften bei 282 Frauen mit Herzerkrankung (2009–2023).</w:t>
+        <w:t>Bevölkerungsbasierte Registerstudie der diagnostizierten hypertrophen (HCM) und arrhythmogenen rechtsventrikulären Kardiomyopathie (ARVC) in Dänemark.</w:t>
       </w:r>
     </w:p>
     <w:p>
@@ -104,7 +104,7 @@
         <w:t xml:space="preserve">Ergebnis: </w:t>
       </w:r>
       <w:r>
-        <w:t>Beobachtete kardiale Komplikationen: 4,18 % (17 Ereignisse), kein mütterlicher Tod. Vorhergesagte Raten: CARPREG II 12,78 %, mWHO 8,3 %, ZAHARA 6,7 %. Observed-to-Expected-Quoten 0,33, 0,50 und 0,62. Diskriminationsfähigkeit moderat (AUC 0,69–0,74). Keine der Scores sagte geburtshilfliche Komplikationen voraus.</w:t>
+        <w:t>HCM-Prävalenz 71 pro 100.000 (regional 61,4–80,3); ARVC 8,1 pro 100.000 ohne regionale Variation. HCM zeigt signifikante geografische und Urban-Rural-Unterschiede, ARVC gleichmäßig verteilt – deutet auf Einfluss von Gesundheitsorganisation und Überweisungsmuster hin.</w:t>
       </w:r>
     </w:p>
     <w:p>
@@ -119,7 +119,7 @@
         <w:rPr>
           <w:sz w:val="19"/>
         </w:rPr>
-        <w:t>Spezialisierte Zentren, externe Validierung in anderer Population - Ergebnis zeigt Kalibrierdrift, erfordert Individualisierung</w:t>
+        <w:t>Dänemark (universelles Gesundheitssystem), für deutsche Mindestmengen-Diskussion in der Kardiomyopathie-Diagnostik relevant.</w:t>
       </w:r>
     </w:p>
     <w:p>
@@ -128,7 +128,7 @@
           <w:color w:val="5A7D3A"/>
           <w:sz w:val="18"/>
         </w:rPr>
-        <w:t>https://pubmed.ncbi.nlm.nih.gov/42785923/</w:t>
+        <w:t>https://pubmed.ncbi.nlm.nih.gov/42791014/</w:t>
       </w:r>
     </w:p>
     <w:p>
@@ -136,7 +136,7 @@
         <w:pStyle w:val="Heading2"/>
       </w:pPr>
       <w:r>
-        <w:t>Katheterablation bei Vorhofflimmern unter 30 Jahren - hohe Erfolgsraten ohne Komplikationen</w:t>
+        <w:t>HFpEF-Phänotypen entwickeln sich unterschiedlich: progressiv früh oder stabil fortgeschritten; KI-Vorhersage C-Index 0,66</w:t>
       </w:r>
     </w:p>
     <w:p>
@@ -146,12 +146,12 @@
           <w:color w:val="666666"/>
           <w:sz w:val="18"/>
         </w:rPr>
-        <w:t>Doldi F et al.  ·  Heart Rhythm  ·  24.09.2026  ·  PMID 42785609</w:t>
+        <w:t>Brown S et al.  ·  Open Heart  ·  25.09.2026  ·  PMID 42791013</w:t>
       </w:r>
     </w:p>
     <w:p>
       <w:r>
-        <w:t>Multizentrische deutsche Registerstudie zu Ablationsergebnissen bei jungen Patienten (≤30 Jahre) mit Vorhofflimmern und erstmaliger Pulmonalvenenisolation (2005–2025).</w:t>
+        <w:t>NLP-basierte Phänotypisierung von 2.223 HFpEF-Patienten aus Echtdaten-EHR (2010–2022) mittels Latent-Class-Analysis und Random-Forest-Klassifikation über 5 Jahre zur Identifikation von stabilen versus progressiven Krankheitszuständen.</w:t>
       </w:r>
     </w:p>
     <w:p>
@@ -162,7 +162,7 @@
         <w:t xml:space="preserve">Ergebnis: </w:t>
       </w:r>
       <w:r>
-        <w:t>Von 104 Patienten mit mittlerem Alter 29,1 Jahren (83,6 % paroxysmales VHF) betrug die Freiheit von VHF bei 1, 2 und 3 Jahren 93,6 %, 88,2 % und 82,1 %; 94,9 % nach bis zu zwei Prozeduren. Komplikationen: 2,1 % (3 Patienten). Paroxysmal vs. persistentes VHF: 98,5 % vs. 67,7 % bei 1 Jahr (p&lt;0,001).</w:t>
+        <w:t>Vier HFpEF-Phänotypen: jung-geringe Komorbiditäten (22 %, Übergangswahrscheinlichkeit 47,7 %), Adipositas-dominant (24 %), ältere-atriale Dysfunktion (32 %, 12,1 %), kardiovaskulär-nieren-metabolisch (23 %, 3,2 %, Mortalität HR 1,53). Aktuelle Phänotyp-Klassifikation diskriminiert Mortalität besser als Baseline (C-Index 0,659 vs 0,648).</w:t>
       </w:r>
     </w:p>
     <w:p>
@@ -177,7 +177,7 @@
         <w:rPr>
           <w:sz w:val="19"/>
         </w:rPr>
-        <w:t>Deutsche Hochvolumenzentren, direkt auf nationale Strukturen übertragbar</w:t>
+        <w:t>UK (King's College London multisite EHR), NLP-gestützte Phänotypisierung könnte EHR-Daten deutscher Kliniken zur HFpEF-Stratifikation nutzen.</w:t>
       </w:r>
     </w:p>
     <w:p>
@@ -186,7 +186,7 @@
           <w:color w:val="5A7D3A"/>
           <w:sz w:val="18"/>
         </w:rPr>
-        <w:t>https://pubmed.ncbi.nlm.nih.gov/42785609/</w:t>
+        <w:t>https://pubmed.ncbi.nlm.nih.gov/42791013/</w:t>
       </w:r>
     </w:p>
     <w:p>
@@ -194,7 +194,7 @@
         <w:pStyle w:val="Heading2"/>
       </w:pPr>
       <w:r>
-        <w:t>Akutes Nierenversagen im kardiogenen Schock - Phänotypen und Therapeutische Ziele</w:t>
+        <w:t>Mehrorgan-Aging-Marker im Blut beschleunigen vor Herzinsuffizienz-Komplikationen und prognostizieren unabhängig vom BNP</w:t>
       </w:r>
     </w:p>
     <w:p>
@@ -204,12 +204,12 @@
           <w:color w:val="666666"/>
           <w:sz w:val="18"/>
         </w:rPr>
-        <w:t>Hanff TC et al.  ·  Circ Heart Fail  ·  15.09.2026  ·  PMID 42743342</w:t>
+        <w:t>Qu K et al.  ·  Eur J Heart Fail  ·  25.09.2026  ·  PMID 42789496</w:t>
       </w:r>
     </w:p>
     <w:p>
       <w:r>
-        <w:t>Narratives Review zur Epidemiologie, Pathophysiologie und Klassifikation akuter Nierenschädigung (AKI) im kardiogenen Schock mit Fokus auf heterogene Phänotypen und therapeutische Ansätze.</w:t>
+        <w:t>Longitudinale Proteomik-Studie zweier Kohorten (557 Personen HELPFul HFpEF-Risk bis Diagnose, 382 etablierte HF mit LVEF&lt;50%) zur Organalterung aus Plasma-Proteinen (Organ Age Gaps, OAG).</w:t>
       </w:r>
     </w:p>
     <w:p>
@@ -220,7 +220,7 @@
         <w:t xml:space="preserve">Ergebnis: </w:t>
       </w:r>
       <w:r>
-        <w:t>AKI tritt häufig auf und verschlechtert sowohl Kurz- als auch Langzeitprognose erheblich. Mehrere biologisch unterscheidbare Phänotypen wurden identifiziert (früh vs. spät, akut vs. akut auf chronisch). Neue biomarkerbasierte und gerätegestützte Strategien zeigen Potential, Nierenperfusion zu verbessern und Stauung zu reduzieren.</w:t>
+        <w:t>Patienten mit ungünstigen Ereignissen zeigen beschleunigte Multi-Organ-Aging über 2,1 Jahre (Immunsystem β=0,36 z-score/Jahr, Herz β=0,29). Nieren-, Lungen- und Immunalterung bleiben nach Adjustierung auf NT-proBNP und Troponin T prognostisch (p&lt;0,05). Baseline-OAGs unterscheiden sich nach HF-Schweregrad.</w:t>
       </w:r>
     </w:p>
     <w:p>
@@ -235,7 +235,7 @@
         <w:rPr>
           <w:sz w:val="19"/>
         </w:rPr>
-        <w:t>Konzeptionell-mechanistisches Überblickswerk, Empfehlungen zur individualisiertem Diagnostik und Therapie</w:t>
+        <w:t>Niederlande/UK (HELPFul und Bio-SHiFT), explorative Studie; Proteom-Marker könnten HF-Risiko-Stratifikation verfeinern, brauchen Validierung.</w:t>
       </w:r>
     </w:p>
     <w:p>
@@ -244,7 +244,7 @@
           <w:color w:val="5A7D3A"/>
           <w:sz w:val="18"/>
         </w:rPr>
-        <w:t>https://pubmed.ncbi.nlm.nih.gov/42743342/</w:t>
+        <w:t>https://pubmed.ncbi.nlm.nih.gov/42789496/</w:t>
       </w:r>
     </w:p>
     <w:p>
@@ -252,7 +252,7 @@
         <w:pStyle w:val="Heading2"/>
       </w:pPr>
       <w:r>
-        <w:t>Zytomegalievirus-Latenz verstärkt Entzündung nach Herzinfarkt - experimentelle und klinische Evidenz</w:t>
+        <w:t>Operative linksatriale Appendage-Okklusion bei Sinusrhythmus reduziert Schlaganfall um 25 Prozent, erhöht Vorhofflimmern-Inzidenz</w:t>
       </w:r>
     </w:p>
     <w:p>
@@ -262,12 +262,12 @@
           <w:color w:val="666666"/>
           <w:sz w:val="18"/>
         </w:rPr>
-        <w:t>Dapergola E et al.  ·  Circ Res  ·  14.09.2026  ·  PMID 42734064</w:t>
+        <w:t>Song Q et al.  ·  J Am Heart Assoc  ·  24.09.2026  ·  PMID 42786657</w:t>
       </w:r>
     </w:p>
     <w:p>
       <w:r>
-        <w:t>Kombination aus experimentellem Mausmodell und klinischer Kohortenanalyse zur Frage, ob latente CMV-Infektion die kardiale Heilung nach Myokardinfarkt durch persistente Entzündung beeinträchtigt.</w:t>
+        <w:t>Metaanalyse von 11 Studien (12.145 Teilnehmer) zur elektiven chirurgischen LAAO versus keine LAAO bei Patienten ohne präoperatives Vorhofflimmern.</w:t>
       </w:r>
     </w:p>
     <w:p>
@@ -278,7 +278,7 @@
         <w:t xml:space="preserve">Ergebnis: </w:t>
       </w:r>
       <w:r>
-        <w:t>Mäuse mit CMV-Exposition zeigten post-MI stärkere Entzündungsantworten mit erhöhter CD8+-T-Zellinfiltraten und verschlechterter Herzfunktion. In Patienten mit CMV-seropositiven MI fanden sich CMV-responsive T-Zellen im Myokard. Latente CMV-Infektion führt zu langfristigen Veränderungen der kardialen Mikroumgebung und beeinträchtigt die Heilung nach MI.</w:t>
+        <w:t>Chirurgische LAAO reduzierte neu aufgetretenes TIA/Schlaganfall (OR 0,75; 95%-KI 0,62–0,90) und Blutungen (OR 0,78; 95%-KI 0,60–1,00), erhöhte aber postoperatives Vorhofflimmern (OR 1,27; 95%-KI 1,06–1,53). Kein Unterschied in Gesamtsterblichkeit oder Liegedauer.</w:t>
       </w:r>
     </w:p>
     <w:p>
@@ -293,7 +293,7 @@
         <w:rPr>
           <w:sz w:val="19"/>
         </w:rPr>
-        <w:t>Grundlagenarbeit mit erkennbarem Weg zur Klinik (Biomarker, Immuntherapie)</w:t>
+        <w:t>11 überwiegend nicht-deutsche Zentren; Evidenz-Niveau moderat; Entscheidung zu elektiven LAAO-Implantationen ist evidenzbasiert.</w:t>
       </w:r>
     </w:p>
     <w:p>
@@ -302,7 +302,7 @@
           <w:color w:val="5A7D3A"/>
           <w:sz w:val="18"/>
         </w:rPr>
-        <w:t>https://pubmed.ncbi.nlm.nih.gov/42734064/</w:t>
+        <w:t>https://pubmed.ncbi.nlm.nih.gov/42786657/</w:t>
       </w:r>
     </w:p>
     <w:p>
@@ -310,7 +310,7 @@
         <w:pStyle w:val="Heading2"/>
       </w:pPr>
       <w:r>
-        <w:t>Geschlechtsspezifische Unterschiede bei Kryoballonablation bei Vorhofflimmern</w:t>
+        <w:t>Frühe kardiologische Rehabilitation nach Herzinsuffizienz-Klinikaufenthalt senkt Sterblichkeit um 51 bis 61 Prozent</w:t>
       </w:r>
     </w:p>
     <w:p>
@@ -320,12 +320,12 @@
           <w:color w:val="666666"/>
           <w:sz w:val="18"/>
         </w:rPr>
-        <w:t>Heil E et al.  ·  Europace  ·  02.09.2026  ·  PMID 42696497</w:t>
+        <w:t>Katano S et al.  ·  J Am Heart Assoc  ·  24.09.2026  ·  PMID 42786652</w:t>
       </w:r>
     </w:p>
     <w:p>
       <w:r>
-        <w:t>Deutsche Registerstudie aus dem Deutschen Herzzentrum der Charité zu Unterschieden bei Läsionserzeugung und VHF-Rezidiven nach Kryoballonablation zwischen Männern und Frauen.</w:t>
+        <w:t>Japanische Registerstudie (564.830 Patienten mit akuter Herzinsuffizienz 2012–2023) zum zeitlichen Zusammenhang zwischen Aufnahme und Beginn kardiologischer Rehabilitation und Krankenhausergebnis.</w:t>
       </w:r>
     </w:p>
     <w:p>
@@ -336,7 +336,7 @@
         <w:t xml:space="preserve">Ergebnis: </w:t>
       </w:r>
       <w:r>
-        <w:t>Geschlechtsspezifische Unterschiede in Läsionsmerkamlen und Rezidivraten werden identifiziert - die genauen Zahlen sind im zur Verfügung stehenden Abstract nicht genannt, aber systematische Unterschiede in der Ablationswirksamkeit zwischen Frauen und Männern wurden nachgewiesen.</w:t>
+        <w:t>Alle Rehabilitations-Zeitquartile (≤1 Tag bis ≥6 Tage) zeigten niedrigere Krankenhaussterblichkeit gegen Nicht-Rehab-Gruppe: adjustierte Odds Ratios 0,39–0,49 (p&lt;0,001). Funktionelle Besserung (Barthel-Index) optimal bei 2–3 Tagen, Mortalitätsabsenkung über breiteres Zeitfenster bis 6 Tage. Spline-Analysen zeigen nichtlineare Assoziationen.</w:t>
       </w:r>
     </w:p>
     <w:p>
@@ -351,7 +351,7 @@
         <w:rPr>
           <w:sz w:val="19"/>
         </w:rPr>
-        <w:t>Deutsche Klinikdaten, vergleichbare Dokumentation und Strukturen</w:t>
+        <w:t>Japan (Universitätskliniken, strukturierte Rehabilitation), organisatorisches Modell für deutsche Herzinsuffizienz-Rehabilitation anwendbar.</w:t>
       </w:r>
     </w:p>
     <w:p>
@@ -360,7 +360,7 @@
           <w:color w:val="5A7D3A"/>
           <w:sz w:val="18"/>
         </w:rPr>
-        <w:t>https://pubmed.ncbi.nlm.nih.gov/42696497/</w:t>
+        <w:t>https://pubmed.ncbi.nlm.nih.gov/42786652/</w:t>
       </w:r>
     </w:p>
     <w:p>
@@ -368,7 +368,7 @@
         <w:pStyle w:val="Heading2"/>
       </w:pPr>
       <w:r>
-        <w:t>Zielplatzierung der Ventrikelektrodenposition - keine Verbesserung der Krankenhausaufenthalte</w:t>
+        <w:t>Präemptive Sternumganglien-Blockade senkt postoperatives Vorhofflimmern nach Bypass um 56 Prozent</w:t>
       </w:r>
     </w:p>
     <w:p>
@@ -378,12 +378,12 @@
           <w:color w:val="666666"/>
           <w:sz w:val="18"/>
         </w:rPr>
-        <w:t>Nielsen JC et al.  ·  Lancet  ·  26.09.2026  ·  PMID 42673980</w:t>
+        <w:t>Tian S et al.  ·  JACC Clin Electrophysiol  ·  21.09.2026  ·  PMID 42782230</w:t>
       </w:r>
     </w:p>
     <w:p>
       <w:r>
-        <w:t>Randomisierte kontrollierte Studie aus Dänemark zur Frage, ob die Positionierung der LV-Elektrode an der Stelle spätester elektrischer Aktivierung bei der biventrikulären Therapie der Herzinsuffizienz (HF) Todesfälle oder HF-Hospitalisierungen reduziert.</w:t>
+        <w:t>Randomisierte kontrollierte Studie (n=108 modifizierte Intention-to-Treat) zur präoperativen linken Stellatumganglien-Blockade zur Reduktion postoperativen Vorhofflimmerns nach Koronarbypass mit Herz-Lungen-Maschine.</w:t>
       </w:r>
     </w:p>
     <w:p>
@@ -394,7 +394,7 @@
         <w:t xml:space="preserve">Ergebnis: </w:t>
       </w:r>
       <w:r>
-        <w:t>Unter 1000 Patienten mit HF und breitem QRS trat der primäre Endpunkt in 28 % der Interventionsgruppe vs. 26 % der Kontrollgruppe auf (HR 1,10, 95%-KI 0,86–1,39; p=0,45). Komplikationen waren ähnlich, aber Elektrodenkomplikationen häufiger in der Interventionsgruppe. Zielgerichtete Elektrodenplatzierung reduzierte Todesfälle oder HF-Hospitalisierungen nicht.</w:t>
+        <w:t>POAF-Inzidenz 5 Tage postoperativ: SGB 18,5 % vs Kontrolle 44,4 % (OR 0,288; 95%-KI 0,106–0,731; p=0,007). SGB zeigte auch niedrigere POAF-Last, kürzere Episoden-Dauer, niedrigere Entzündungsmarker (CRP, IL-6, hs-Troponin T) und kürzerer Krankenhausaufenthalt.</w:t>
       </w:r>
     </w:p>
     <w:p>
@@ -409,7 +409,7 @@
         <w:rPr>
           <w:sz w:val="19"/>
         </w:rPr>
-        <w:t>Dänemark, nationales, multizentrisch koordiniertes Versorgungssystem, übertragbar auf Deutschland</w:t>
+        <w:t>China (ein Zentrum); physiologisches Konzept ist übertragbar; Methode könnte für SZ-Bypass-Patienten evaluiert werden.</w:t>
       </w:r>
     </w:p>
     <w:p>
@@ -418,65 +418,7 @@
           <w:color w:val="5A7D3A"/>
           <w:sz w:val="18"/>
         </w:rPr>
-        <w:t>https://pubmed.ncbi.nlm.nih.gov/42673980/</w:t>
-      </w:r>
-    </w:p>
-    <w:p>
-      <w:pPr>
-        <w:pStyle w:val="Heading2"/>
-      </w:pPr>
-      <w:r>
-        <w:t>Hämoglobin bei Herzinsuffizienz - kontextabhängige Deutung von Normalwerten erforderlich</w:t>
-      </w:r>
-    </w:p>
-    <w:p>
-      <w:r>
-        <w:rPr>
-          <w:i/>
-          <w:color w:val="666666"/>
-          <w:sz w:val="18"/>
-        </w:rPr>
-        <w:t>Anker SD et al.  ·  J Am Coll Cardiol  ·  28.08.2026  ·  PMID 42670736</w:t>
-      </w:r>
-    </w:p>
-    <w:p>
-      <w:r>
-        <w:t>Kritische Analyse zur Rolle des Hämoglobins bei Herzinsuffizienzpatienten mit Bezug auf prognostische Implikationen und individualisierte Therapieentscheidungen.</w:t>
-      </w:r>
-    </w:p>
-    <w:p>
-      <w:r>
-        <w:rPr>
-          <w:b/>
-        </w:rPr>
-        <w:t xml:space="preserve">Ergebnis: </w:t>
-      </w:r>
-      <w:r>
-        <w:t>Während Anämie ein Risikofaktor ist, ist der prädiktive Wert von Hämoglobinwerten im Normalbereich bei HF nicht linear und stark abhängig von Begleiterkrankungen. Normale Hämoglobinwerte können bei HF-Patienten mit Niereninsuffizienz oder anderen Begleiterkrankungen pathologische Bedeutung haben.</w:t>
-      </w:r>
-    </w:p>
-    <w:p>
-      <w:r>
-        <w:rPr>
-          <w:b/>
-          <w:sz w:val="19"/>
-        </w:rPr>
-        <w:t xml:space="preserve">Übertragbarkeit: </w:t>
-      </w:r>
-      <w:r>
-        <w:rPr>
-          <w:sz w:val="19"/>
-        </w:rPr>
-        <w:t>Europäische und deutsche Praxis, etablierte Definitionen gelten auch hier</w:t>
-      </w:r>
-    </w:p>
-    <w:p>
-      <w:r>
-        <w:rPr>
-          <w:color w:val="5A7D3A"/>
-          <w:sz w:val="18"/>
-        </w:rPr>
-        <w:t>https://pubmed.ncbi.nlm.nih.gov/42670736/</w:t>
+        <w:t>https://pubmed.ncbi.nlm.nih.gov/42782230/</w:t>
       </w:r>
     </w:p>
     <w:sectPr>

--- a/download/studien-aktuell.docx
+++ b/download/studien-aktuell.docx
@@ -62,7 +62,7 @@
           <w:color w:val="666666"/>
           <w:sz w:val="18"/>
         </w:rPr>
-        <w:t>Stand: 26.09.2026  |  6 Studien  |  kardio.m-vf.de</w:t>
+        <w:t>Stand: 27.09.2026  |  6 Studien  |  kardio.m-vf.de</w:t>
       </w:r>
     </w:p>
     <w:p>
@@ -70,7 +70,7 @@
         <w:pStyle w:val="Heading1"/>
       </w:pPr>
       <w:r>
-        <w:t>Aufgenommen am 26.09.2026</w:t>
+        <w:t>Aufgenommen am 27.09.2026</w:t>
       </w:r>
     </w:p>
     <w:p>
@@ -78,7 +78,7 @@
         <w:pStyle w:val="Heading2"/>
       </w:pPr>
       <w:r>
-        <w:t>Geografische Variation der HCM-Diagnostik in Dänemark: Prävalenz 71/100.000, regional bis 80,3</w:t>
+        <w:t>Intrakoronares Adenosin reduziert No-Reflow beim akuten Herzinfarkt: randomisierte Studie mit funktionellen Verbesserungen</w:t>
       </w:r>
     </w:p>
     <w:p>
@@ -88,12 +88,12 @@
           <w:color w:val="666666"/>
           <w:sz w:val="18"/>
         </w:rPr>
-        <w:t>Bhardwaj P et al.  ·  Open Heart  ·  25.09.2026  ·  PMID 42791014</w:t>
+        <w:t>Saad A et al.  ·  Am J Cardiol  ·  26.09.2026  ·  PMID 42800528</w:t>
       </w:r>
     </w:p>
     <w:p>
       <w:r>
-        <w:t>Bevölkerungsbasierte Registerstudie der diagnostizierten hypertrophen (HCM) und arrhythmogenen rechtsventrikulären Kardiomyopathie (ARVC) in Dänemark.</w:t>
+        <w:t>RCT zur Frage, ob intrakoronares Adenosin nach Erreichung von TIMI-1-Flow die No-Reflow-Rate bei primärer PCI für STEMI senkt und linke Ventrikelfunktion verbessert.</w:t>
       </w:r>
     </w:p>
     <w:p>
@@ -104,7 +104,7 @@
         <w:t xml:space="preserve">Ergebnis: </w:t>
       </w:r>
       <w:r>
-        <w:t>HCM-Prävalenz 71 pro 100.000 (regional 61,4–80,3); ARVC 8,1 pro 100.000 ohne regionale Variation. HCM zeigt signifikante geografische und Urban-Rural-Unterschiede, ARVC gleichmäßig verteilt – deutet auf Einfluss von Gesundheitsorganisation und Überweisungsmuster hin.</w:t>
+        <w:t>200 STEMI-Patienten: Adenosin reduzierte No-Reflow (33 % vs. 60 %, p&lt;0,001), erhöhte TIMI-III-Flow (86 % vs. 49 %, p&lt;0,001) und MBG III (68 % vs. 42 %, p=0,003). Post-PCI-EF höher (42,64±8,92 % vs. 38,40±9,34 %, p=0,001), kleinere LV-Volumen. Einfaches Verfahren mit hartem Endpunkt.</w:t>
       </w:r>
     </w:p>
     <w:p>
@@ -119,7 +119,7 @@
         <w:rPr>
           <w:sz w:val="19"/>
         </w:rPr>
-        <w:t>Dänemark (universelles Gesundheitssystem), für deutsche Mindestmengen-Diskussion in der Kardiomyopathie-Diagnostik relevant.</w:t>
+        <w:t>Ägyptisch-US-amerikanische Einzelzenter-RCT, Ergebnisse sind methodologisch unabhängig von Gesundheitssystem-Unterschieden übertragbar.</w:t>
       </w:r>
     </w:p>
     <w:p>
@@ -128,7 +128,7 @@
           <w:color w:val="5A7D3A"/>
           <w:sz w:val="18"/>
         </w:rPr>
-        <w:t>https://pubmed.ncbi.nlm.nih.gov/42791014/</w:t>
+        <w:t>https://pubmed.ncbi.nlm.nih.gov/42800528/</w:t>
       </w:r>
     </w:p>
     <w:p>
@@ -136,7 +136,7 @@
         <w:pStyle w:val="Heading2"/>
       </w:pPr>
       <w:r>
-        <w:t>HFpEF-Phänotypen entwickeln sich unterschiedlich: progressiv früh oder stabil fortgeschritten; KI-Vorhersage C-Index 0,66</w:t>
+        <w:t>Katheterablation des Vorhofflimmerns nach Vorhofohr-Verschluss: Gerinnungsmanagement bei hohem Blutungsrisiko sicher möglich</w:t>
       </w:r>
     </w:p>
     <w:p>
@@ -146,12 +146,12 @@
           <w:color w:val="666666"/>
           <w:sz w:val="18"/>
         </w:rPr>
-        <w:t>Brown S et al.  ·  Open Heart  ·  25.09.2026  ·  PMID 42791013</w:t>
+        <w:t>Kaplan RM et al.  ·  Europace  ·  25.09.2026  ·  PMID 42786895</w:t>
       </w:r>
     </w:p>
     <w:p>
       <w:r>
-        <w:t>NLP-basierte Phänotypisierung von 2.223 HFpEF-Patienten aus Echtdaten-EHR (2010–2022) mittels Latent-Class-Analysis und Random-Forest-Klassifikation über 5 Jahre zur Identifikation von stabilen versus progressiven Krankheitszuständen.</w:t>
+        <w:t>Multizentrische Analyse zur Sicherheit und Wirksamkeit der Vorhofflimmern-Ablation bei Patienten mit vorhandenem Linksvorhofohr-Verschlussgerät und Blutungsrisiko.</w:t>
       </w:r>
     </w:p>
     <w:p>
@@ -162,7 +162,7 @@
         <w:t xml:space="preserve">Ergebnis: </w:t>
       </w:r>
       <w:r>
-        <w:t>Vier HFpEF-Phänotypen: jung-geringe Komorbiditäten (22 %, Übergangswahrscheinlichkeit 47,7 %), Adipositas-dominant (24 %), ältere-atriale Dysfunktion (32 %, 12,1 %), kardiovaskulär-nieren-metabolisch (23 %, 3,2 %, Mortalität HR 1,53). Aktuelle Phänotyp-Klassifikation diskriminiert Mortalität besser als Baseline (C-Index 0,659 vs 0,648).</w:t>
+        <w:t>Bei 198 Patienten (Median 271 Tage nach Devices-Implantation) zeigten sich nach Ablation in 84 % eine orale Antikoagulation, Blutungskomplikationen bei 6,7 %, Schlaganfall/TIA bei 2,6 %; neue/verschlimmerte Peridevice-Lecks bei nur 2 Fällen. Ablation war machbar, geräteassoziierte Komplikationen selten.</w:t>
       </w:r>
     </w:p>
     <w:p>
@@ -177,7 +177,7 @@
         <w:rPr>
           <w:sz w:val="19"/>
         </w:rPr>
-        <w:t>UK (King's College London multisite EHR), NLP-gestützte Phänotypisierung könnte EHR-Daten deutscher Kliniken zur HFpEF-Stratifikation nutzen.</w:t>
+        <w:t>Multizentrische Registerdaten aus Europa und Nordamerika – Ergebnisse übertragbar auf europäische Versorgungsrealität.</w:t>
       </w:r>
     </w:p>
     <w:p>
@@ -186,7 +186,7 @@
           <w:color w:val="5A7D3A"/>
           <w:sz w:val="18"/>
         </w:rPr>
-        <w:t>https://pubmed.ncbi.nlm.nih.gov/42791013/</w:t>
+        <w:t>https://pubmed.ncbi.nlm.nih.gov/42786895/</w:t>
       </w:r>
     </w:p>
     <w:p>
@@ -194,7 +194,7 @@
         <w:pStyle w:val="Heading2"/>
       </w:pPr>
       <w:r>
-        <w:t>Mehrorgan-Aging-Marker im Blut beschleunigen vor Herzinsuffizienz-Komplikationen und prognostizieren unabhängig vom BNP</w:t>
+        <w:t>Koronaraneurysma bei Kawasaki-Krankheit: akutes Koronarsyndrom vom Säugling bis zum Erwachsenen</w:t>
       </w:r>
     </w:p>
     <w:p>
@@ -204,12 +204,12 @@
           <w:color w:val="666666"/>
           <w:sz w:val="18"/>
         </w:rPr>
-        <w:t>Qu K et al.  ·  Eur J Heart Fail  ·  25.09.2026  ·  PMID 42789496</w:t>
+        <w:t>Jone PN et al.  ·  Circulation  ·  22.09.2026  ·  PMID 42766690</w:t>
       </w:r>
     </w:p>
     <w:p>
       <w:r>
-        <w:t>Longitudinale Proteomik-Studie zweier Kohorten (557 Personen HELPFul HFpEF-Risk bis Diagnose, 382 etablierte HF mit LVEF&lt;50%) zur Organalterung aus Plasma-Proteinen (Organ Age Gaps, OAG).</w:t>
+        <w:t>Narrativ review zur epidemiologiologischen und pathophysiologischen Grundlage sowie Managementoptionen des koronaren Syndroms bei Kawasaki-Krankheit über die gesamte Lebensspanne.</w:t>
       </w:r>
     </w:p>
     <w:p>
@@ -220,7 +220,7 @@
         <w:t xml:space="preserve">Ergebnis: </w:t>
       </w:r>
       <w:r>
-        <w:t>Patienten mit ungünstigen Ereignissen zeigen beschleunigte Multi-Organ-Aging über 2,1 Jahre (Immunsystem β=0,36 z-score/Jahr, Herz β=0,29). Nieren-, Lungen- und Immunalterung bleiben nach Adjustierung auf NT-proBNP und Troponin T prognostisch (p&lt;0,05). Baseline-OAGs unterscheiden sich nach HF-Schweregrad.</w:t>
+        <w:t>Review synthetisiert aktuelle Evidenz zu Koronaraneurysmen, Bildgebung, interventionellen Techniken und Antithrombose sowie Post-ACS-Überwachung bei Kawasaki-Krankheit. Koordinierte Zusammenarbeit pädiatrischer und erwachsener Kardiologen wird als notwendig hervorgehoben.</w:t>
       </w:r>
     </w:p>
     <w:p>
@@ -235,7 +235,7 @@
         <w:rPr>
           <w:sz w:val="19"/>
         </w:rPr>
-        <w:t>Niederlande/UK (HELPFul und Bio-SHiFT), explorative Studie; Proteom-Marker könnten HF-Risiko-Stratifikation verfeinern, brauchen Validierung.</w:t>
+        <w:t>Klinisches Übersichtswerk; Empfehlungen basieren auf internationaler Leitlinienliteratur.</w:t>
       </w:r>
     </w:p>
     <w:p>
@@ -244,7 +244,7 @@
           <w:color w:val="5A7D3A"/>
           <w:sz w:val="18"/>
         </w:rPr>
-        <w:t>https://pubmed.ncbi.nlm.nih.gov/42789496/</w:t>
+        <w:t>https://pubmed.ncbi.nlm.nih.gov/42766690/</w:t>
       </w:r>
     </w:p>
     <w:p>
@@ -252,7 +252,7 @@
         <w:pStyle w:val="Heading2"/>
       </w:pPr>
       <w:r>
-        <w:t>Operative linksatriale Appendage-Okklusion bei Sinusrhythmus reduziert Schlaganfall um 25 Prozent, erhöht Vorhofflimmern-Inzidenz</w:t>
+        <w:t>Neue mechanische Kreislaufunterstützung beim kardiogenen Schock: technische Innovation und klinische Evidenz</w:t>
       </w:r>
     </w:p>
     <w:p>
@@ -262,12 +262,12 @@
           <w:color w:val="666666"/>
           <w:sz w:val="18"/>
         </w:rPr>
-        <w:t>Song Q et al.  ·  J Am Heart Assoc  ·  24.09.2026  ·  PMID 42786657</w:t>
+        <w:t>Thiele H et al.  ·  Circ Heart Fail  ·  15.09.2026  ·  PMID 42743344</w:t>
       </w:r>
     </w:p>
     <w:p>
       <w:r>
-        <w:t>Metaanalyse von 11 Studien (12.145 Teilnehmer) zur elektiven chirurgischen LAAO versus keine LAAO bei Patienten ohne präoperatives Vorhofflimmern.</w:t>
+        <w:t>Review aktueller und erzeugender Technologien für temporäre mechanische Unterstützungssysteme in kardiogenem Schock und hochriskanten Herzkatheterintervention.</w:t>
       </w:r>
     </w:p>
     <w:p>
@@ -278,7 +278,7 @@
         <w:t xml:space="preserve">Ergebnis: </w:t>
       </w:r>
       <w:r>
-        <w:t>Chirurgische LAAO reduzierte neu aufgetretenes TIA/Schlaganfall (OR 0,75; 95%-KI 0,62–0,90) und Blutungen (OR 0,78; 95%-KI 0,60–1,00), erhöhte aber postoperatives Vorhofflimmern (OR 1,27; 95%-KI 1,06–1,53). Kein Unterschied in Gesamtsterblichkeit oder Liegedauer.</w:t>
+        <w:t>Neuere Systeme ermöglichen höhere kardiale Leistung bei limitierten vaskulären Zugängen und verbesserter Blutverträglichkeit; aktuelle Systeme bleiben durch Gefäßkomplikationen, Hämolyse und unsicheren Überlebensvorteil begrenzt. Technologie und Indikationen werden systematisch übersichtlich gemacht.</w:t>
       </w:r>
     </w:p>
     <w:p>
@@ -293,7 +293,7 @@
         <w:rPr>
           <w:sz w:val="19"/>
         </w:rPr>
-        <w:t>11 überwiegend nicht-deutsche Zentren; Evidenz-Niveau moderat; Entscheidung zu elektiven LAAO-Implantationen ist evidenzbasiert.</w:t>
+        <w:t>Review der verfügbaren Evidenz aus klinischen Studien und Registern – Grundlage für Behandlungsentscheidungen.</w:t>
       </w:r>
     </w:p>
     <w:p>
@@ -302,7 +302,7 @@
           <w:color w:val="5A7D3A"/>
           <w:sz w:val="18"/>
         </w:rPr>
-        <w:t>https://pubmed.ncbi.nlm.nih.gov/42786657/</w:t>
+        <w:t>https://pubmed.ncbi.nlm.nih.gov/42743344/</w:t>
       </w:r>
     </w:p>
     <w:p>
@@ -310,7 +310,7 @@
         <w:pStyle w:val="Heading2"/>
       </w:pPr>
       <w:r>
-        <w:t>Frühe kardiologische Rehabilitation nach Herzinsuffizienz-Klinikaufenthalt senkt Sterblichkeit um 51 bis 61 Prozent</w:t>
+        <w:t>Atrialer Elektrotransport bei Menschen und Tieren: Vergleich für bessere Translation bei Vorhofflimmern</w:t>
       </w:r>
     </w:p>
     <w:p>
@@ -320,12 +320,12 @@
           <w:color w:val="666666"/>
           <w:sz w:val="18"/>
         </w:rPr>
-        <w:t>Katano S et al.  ·  J Am Heart Assoc  ·  24.09.2026  ·  PMID 42786652</w:t>
+        <w:t>Paasche A et al.  ·  J Am Heart Assoc  ·  15.09.2026  ·  PMID 42714435</w:t>
       </w:r>
     </w:p>
     <w:p>
       <w:r>
-        <w:t>Japanische Registerstudie (564.830 Patienten mit akuter Herzinsuffizienz 2012–2023) zum zeitlichen Zusammenhang zwischen Aufnahme und Beginn kardiologischer Rehabilitation und Krankenhausergebnis.</w:t>
+        <w:t>Systematische Charakterisierung der speziesspezifischen Elektro physiologie in Atrien von Menschen, Mäusen, Ratten, Schweinen und Pferden mittels einheitlicher Protokolle mit in-silico-Modellierung.</w:t>
       </w:r>
     </w:p>
     <w:p>
@@ -336,7 +336,7 @@
         <w:t xml:space="preserve">Ergebnis: </w:t>
       </w:r>
       <w:r>
-        <w:t>Alle Rehabilitations-Zeitquartile (≤1 Tag bis ≥6 Tage) zeigten niedrigere Krankenhaussterblichkeit gegen Nicht-Rehab-Gruppe: adjustierte Odds Ratios 0,39–0,49 (p&lt;0,001). Funktionelle Besserung (Barthel-Index) optimal bei 2–3 Tagen, Mortalitätsabsenkung über breiteres Zeitfenster bis 6 Tage. Spline-Analysen zeigen nichtlineare Assoziationen.</w:t>
+        <w:t>Schweineatrien ähneln menschlichen Zellen in Depolarisierungsmerkmalen stark, Nager unterscheiden sich deutlich. Menschliches frühes Repolarisierungsmuster korrelierte mit höherem IKur-Beitrag; späte Repolarisierung skalierte mit Species. Geschlechtsunterschiede traten in Menschen und Schweinen, nicht in Nagern auf. In-silico-Simulationen zeigten Chamber-spezifische Unterschiede.</w:t>
       </w:r>
     </w:p>
     <w:p>
@@ -351,7 +351,7 @@
         <w:rPr>
           <w:sz w:val="19"/>
         </w:rPr>
-        <w:t>Japan (Universitätskliniken, strukturierte Rehabilitation), organisatorisches Modell für deutsche Herzinsuffizienz-Rehabilitation anwendbar.</w:t>
+        <w:t>Deutsche Forschungsinstitutionen (Heidelberg, Göttingen, Karlsruhe); Referenzdaten verbesserter Übersetzbarkeit tierexperimenteller Befunde.</w:t>
       </w:r>
     </w:p>
     <w:p>
@@ -360,7 +360,7 @@
           <w:color w:val="5A7D3A"/>
           <w:sz w:val="18"/>
         </w:rPr>
-        <w:t>https://pubmed.ncbi.nlm.nih.gov/42786652/</w:t>
+        <w:t>https://pubmed.ncbi.nlm.nih.gov/42714435/</w:t>
       </w:r>
     </w:p>
     <w:p>
@@ -368,7 +368,7 @@
         <w:pStyle w:val="Heading2"/>
       </w:pPr>
       <w:r>
-        <w:t>Präemptive Sternumganglien-Blockade senkt postoperatives Vorhofflimmern nach Bypass um 56 Prozent</w:t>
+        <w:t>Herzinsuffizienz 2026: neue Mechanismen, Phänotypen und therapeutische Innovationen im Überblick</w:t>
       </w:r>
     </w:p>
     <w:p>
@@ -378,12 +378,12 @@
           <w:color w:val="666666"/>
           <w:sz w:val="18"/>
         </w:rPr>
-        <w:t>Tian S et al.  ·  JACC Clin Electrophysiol  ·  21.09.2026  ·  PMID 42782230</w:t>
+        <w:t>Liguori V et al.  ·  ESC Heart Fail  ·  01.09.2026  ·  PMID 42679357</w:t>
       </w:r>
     </w:p>
     <w:p>
       <w:r>
-        <w:t>Randomisierte kontrollierte Studie (n=108 modifizierte Intention-to-Treat) zur präoperativen linken Stellatumganglien-Blockade zur Reduktion postoperativen Vorhofflimmerns nach Koronarbypass mit Herz-Lungen-Maschine.</w:t>
+        <w:t>Aktualisierte Übersicht wissenschaftlicher Fortschritte in Epidemiologie, Pathophysiologie, Diagnostik und Therapie der Herzinsuffizienz nach neuem Universal-Schema.</w:t>
       </w:r>
     </w:p>
     <w:p>
@@ -394,7 +394,7 @@
         <w:t xml:space="preserve">Ergebnis: </w:t>
       </w:r>
       <w:r>
-        <w:t>POAF-Inzidenz 5 Tage postoperativ: SGB 18,5 % vs Kontrolle 44,4 % (OR 0,288; 95%-KI 0,106–0,731; p=0,007). SGB zeigte auch niedrigere POAF-Last, kürzere Episoden-Dauer, niedrigere Entzündungsmarker (CRP, IL-6, hs-Troponin T) und kürzerer Krankenhausaufenthalt.</w:t>
+        <w:t>Neues Klassifikationsrahmenwerk jenseits Ejektionsfraktion: HFrEF und HFpEF; mechanistische Einblicke in Entzündung, Immunaktivierung, Metabolismus, Mitochondrien; Fortschritt bei Komorbiditäten (CKD, Diabetes, Adipositas, AF, PH, Frailty). Diagnostik: Biomarker, Multi-Omics, KI, erweiterte Bildgebung. Therapeutische Evidenz bei SGLT2-Hemmern, Finerenone, GLP-1, Katheterventilinterventionen.</w:t>
       </w:r>
     </w:p>
     <w:p>
@@ -409,7 +409,7 @@
         <w:rPr>
           <w:sz w:val="19"/>
         </w:rPr>
-        <w:t>China (ein Zentrum); physiologisches Konzept ist übertragbar; Methode könnte für SZ-Bypass-Patienten evaluiert werden.</w:t>
+        <w:t>Europäische Leitlinienarbeit (ESC) – direkte Übertragbarkeit auf deutsche Versorgung und Leitlinienentwicklung.</w:t>
       </w:r>
     </w:p>
     <w:p>
@@ -418,7 +418,7 @@
           <w:color w:val="5A7D3A"/>
           <w:sz w:val="18"/>
         </w:rPr>
-        <w:t>https://pubmed.ncbi.nlm.nih.gov/42782230/</w:t>
+        <w:t>https://pubmed.ncbi.nlm.nih.gov/42679357/</w:t>
       </w:r>
     </w:p>
     <w:sectPr>

--- a/download/studien-aktuell.docx
+++ b/download/studien-aktuell.docx
@@ -62,7 +62,7 @@
           <w:color w:val="666666"/>
           <w:sz w:val="18"/>
         </w:rPr>
-        <w:t>Stand: 27.09.2026  |  6 Studien  |  kardio.m-vf.de</w:t>
+        <w:t>Stand: 28.09.2026  |  6 Studien  |  kardio.m-vf.de</w:t>
       </w:r>
     </w:p>
     <w:p>
@@ -70,7 +70,7 @@
         <w:pStyle w:val="Heading1"/>
       </w:pPr>
       <w:r>
-        <w:t>Aufgenommen am 27.09.2026</w:t>
+        <w:t>Aufgenommen am 28.09.2026</w:t>
       </w:r>
     </w:p>
     <w:p>
@@ -78,7 +78,7 @@
         <w:pStyle w:val="Heading2"/>
       </w:pPr>
       <w:r>
-        <w:t>Intrakoronares Adenosin reduziert No-Reflow beim akuten Herzinfarkt: randomisierte Studie mit funktionellen Verbesserungen</w:t>
+        <w:t>HFrEF-Medikamente nach Erholung von Vorhofflimmern-Kardiomyopathie sicher absetzbar</w:t>
       </w:r>
     </w:p>
     <w:p>
@@ -88,12 +88,12 @@
           <w:color w:val="666666"/>
           <w:sz w:val="18"/>
         </w:rPr>
-        <w:t>Saad A et al.  ·  Am J Cardiol  ·  26.09.2026  ·  PMID 42800528</w:t>
+        <w:t>Cho KK et al.  ·  Int J Cardiol  ·  27.09.2026  ·  PMID 42801916</w:t>
       </w:r>
     </w:p>
     <w:p>
       <w:r>
-        <w:t>RCT zur Frage, ob intrakoronares Adenosin nach Erreichung von TIMI-1-Flow die No-Reflow-Rate bei primärer PCI für STEMI senkt und linke Ventrikelfunktion verbessert.</w:t>
+        <w:t>WITHDRAW-AF-Studie: Kosten-Nutzen-Analyse des Absetzens von Herzinsuffizienz-Pharmaka bei Patienten mit erholter Vorhofflimmern-vermittelter Kardiomyopathie nach Ablation.</w:t>
       </w:r>
     </w:p>
     <w:p>
@@ -104,7 +104,7 @@
         <w:t xml:space="preserve">Ergebnis: </w:t>
       </w:r>
       <w:r>
-        <w:t>200 STEMI-Patienten: Adenosin reduzierte No-Reflow (33 % vs. 60 %, p&lt;0,001), erhöhte TIMI-III-Flow (86 % vs. 49 %, p&lt;0,001) und MBG III (68 % vs. 42 %, p=0,003). Post-PCI-EF höher (42,64±8,92 % vs. 38,40±9,34 %, p=0,001), kleinere LV-Volumen. Einfaches Verfahren mit hartem Endpunkt.</w:t>
+        <w:t>Absetzgruppe sparte 1031 USD pro Patient in den ersten Monaten; über 5 Jahre projizierte Kostenreduktion 3901 vs 8446 USD. Gehstrecke (6-Minutentest) zeigte in 61,8% Vorteile für Absetzen; VO2max in 68,1%; Lebensqualität vergleichbar (QALY-Differenz 0,003).</w:t>
       </w:r>
     </w:p>
     <w:p>
@@ -119,7 +119,7 @@
         <w:rPr>
           <w:sz w:val="19"/>
         </w:rPr>
-        <w:t>Ägyptisch-US-amerikanische Einzelzenter-RCT, Ergebnisse sind methodologisch unabhängig von Gesundheitssystem-Unterschieden übertragbar.</w:t>
+        <w:t>Australische Daten; Versorgungsmodell für spezialisierte Ablationszentren transferierbar</w:t>
       </w:r>
     </w:p>
     <w:p>
@@ -128,7 +128,7 @@
           <w:color w:val="5A7D3A"/>
           <w:sz w:val="18"/>
         </w:rPr>
-        <w:t>https://pubmed.ncbi.nlm.nih.gov/42800528/</w:t>
+        <w:t>https://pubmed.ncbi.nlm.nih.gov/42801916/</w:t>
       </w:r>
     </w:p>
     <w:p>
@@ -136,7 +136,7 @@
         <w:pStyle w:val="Heading2"/>
       </w:pPr>
       <w:r>
-        <w:t>Katheterablation des Vorhofflimmerns nach Vorhofohr-Verschluss: Gerinnungsmanagement bei hohem Blutungsrisiko sicher möglich</w:t>
+        <w:t>Herzinsuffizienz-Phänotypen bei angeborenen Herzfehlern: EF-basierte Risikostratifikation wirksam</w:t>
       </w:r>
     </w:p>
     <w:p>
@@ -146,12 +146,12 @@
           <w:color w:val="666666"/>
           <w:sz w:val="18"/>
         </w:rPr>
-        <w:t>Kaplan RM et al.  ·  Europace  ·  25.09.2026  ·  PMID 42786895</w:t>
+        <w:t>Moustafa A et al.  ·  Am Heart J  ·  26.09.2026  ·  PMID 42800497</w:t>
       </w:r>
     </w:p>
     <w:p>
       <w:r>
-        <w:t>Multizentrische Analyse zur Sicherheit und Wirksamkeit der Vorhofflimmern-Ablation bei Patienten mit vorhandenem Linksvorhofohr-Verschlussgerät und Blutungsrisiko.</w:t>
+        <w:t>Retrospektive Kohorte von 1303 Erwachsenen mit angeborenen Herzfehlern und Herzinsuffizienz, klasssifiziert nach EF-Phänotypen (HFrEF, HFmrEF, HFpEF).</w:t>
       </w:r>
     </w:p>
     <w:p>
@@ -162,7 +162,7 @@
         <w:t xml:space="preserve">Ergebnis: </w:t>
       </w:r>
       <w:r>
-        <w:t>Bei 198 Patienten (Median 271 Tage nach Devices-Implantation) zeigten sich nach Ablation in 84 % eine orale Antikoagulation, Blutungskomplikationen bei 6,7 %, Schlaganfall/TIA bei 2,6 %; neue/verschlimmerte Peridevice-Lecks bei nur 2 Fällen. Ablation war machbar, geräteassoziierte Komplikationen selten.</w:t>
+        <w:t>HFrEF (23%) versus HFmrEF (42%) versus HFpEF (34%): HFrEF zeigte höchstes adjustiertes Hospitalisierungsrisiko (HR 1,52, p=0,005) und kardiovaskuläres Todesfallrisiko (HR 1,74, p=0,002). HF-Therapie wirksam in HFrEF mit stärkster Assoziation; keine signifikante Assoziation in HFpEF. Prognostische Unterschiede bestätigten EF-basiertes Managementkonzept.</w:t>
       </w:r>
     </w:p>
     <w:p>
@@ -177,7 +177,7 @@
         <w:rPr>
           <w:sz w:val="19"/>
         </w:rPr>
-        <w:t>Multizentrische Registerdaten aus Europa und Nordamerika – Ergebnisse übertragbar auf europäische Versorgungsrealität.</w:t>
+        <w:t>US-Zentrum; EF-Phänotypisierung international etabliert und in Deutschland anwendbar</w:t>
       </w:r>
     </w:p>
     <w:p>
@@ -186,7 +186,7 @@
           <w:color w:val="5A7D3A"/>
           <w:sz w:val="18"/>
         </w:rPr>
-        <w:t>https://pubmed.ncbi.nlm.nih.gov/42786895/</w:t>
+        <w:t>https://pubmed.ncbi.nlm.nih.gov/42800497/</w:t>
       </w:r>
     </w:p>
     <w:p>
@@ -194,7 +194,7 @@
         <w:pStyle w:val="Heading2"/>
       </w:pPr>
       <w:r>
-        <w:t>Koronaraneurysma bei Kawasaki-Krankheit: akutes Koronarsyndrom vom Säugling bis zum Erwachsenen</w:t>
+        <w:t>Obere gastrointestinale Blutungen nach Herzinfarkt: 20 Jahre Trendanalyse schwedischer Daten</w:t>
       </w:r>
     </w:p>
     <w:p>
@@ -204,12 +204,12 @@
           <w:color w:val="666666"/>
           <w:sz w:val="18"/>
         </w:rPr>
-        <w:t>Jone PN et al.  ·  Circulation  ·  22.09.2026  ·  PMID 42766690</w:t>
+        <w:t>Wärme J et al.  ·  Eur J Prev Cardiol  ·  26.09.2026  ·  PMID 42800055</w:t>
       </w:r>
     </w:p>
     <w:p>
       <w:r>
-        <w:t>Narrativ review zur epidemiologiologischen und pathophysiologischen Grundlage sowie Managementoptionen des koronaren Syndroms bei Kawasaki-Krankheit über die gesamte Lebensspanne.</w:t>
+        <w:t>SWEDEHEART-Registerstudie: Blutungskomplikationen nach Myokardinfarkt unter antithrombotischer Therapie von 1999-2020 analysiert – zeitliche Trends in Relation zu therapeutischen Veränderungen.</w:t>
       </w:r>
     </w:p>
     <w:p>
@@ -220,7 +220,7 @@
         <w:t xml:space="preserve">Ergebnis: </w:t>
       </w:r>
       <w:r>
-        <w:t>Review synthetisiert aktuelle Evidenz zu Koronaraneurysmen, Bildgebung, interventionellen Techniken und Antithrombose sowie Post-ACS-Überwachung bei Kawasaki-Krankheit. Koordinierte Zusammenarbeit pädiatrischer und erwachsener Kardiologen wird als notwendig hervorgehoben.</w:t>
+        <w:t>Blutungshospitalisierungen stiegen von 2,4% auf 4,5% (Peak 4,7% 2013-14), während MACCE von 20,1% auf 9,4% sank. Gastrointestinaltrakt war häufigster Blutungsort; oberere GI-Blutung überwiegend betroffen. Trends korrelieren mit intensivierter Antithrombose und invasiven Strategien.</w:t>
       </w:r>
     </w:p>
     <w:p>
@@ -235,7 +235,7 @@
         <w:rPr>
           <w:sz w:val="19"/>
         </w:rPr>
-        <w:t>Klinisches Übersichtswerk; Empfehlungen basieren auf internationaler Leitlinienliteratur.</w:t>
+        <w:t>Skandinavisches Gesundheitssystem; Ergebnisse auf deutsche Hochrisikogruppen mit Polymedikation relevant</w:t>
       </w:r>
     </w:p>
     <w:p>
@@ -244,7 +244,7 @@
           <w:color w:val="5A7D3A"/>
           <w:sz w:val="18"/>
         </w:rPr>
-        <w:t>https://pubmed.ncbi.nlm.nih.gov/42766690/</w:t>
+        <w:t>https://pubmed.ncbi.nlm.nih.gov/42800055/</w:t>
       </w:r>
     </w:p>
     <w:p>
@@ -252,7 +252,7 @@
         <w:pStyle w:val="Heading2"/>
       </w:pPr>
       <w:r>
-        <w:t>Neue mechanische Kreislaufunterstützung beim kardiogenen Schock: technische Innovation und klinische Evidenz</w:t>
+        <w:t>Native-T1-Wert ersetzt Gadolinium-Kontrastmittel in ATTR-Amyloidose-Diagnostik</w:t>
       </w:r>
     </w:p>
     <w:p>
@@ -262,12 +262,12 @@
           <w:color w:val="666666"/>
           <w:sz w:val="18"/>
         </w:rPr>
-        <w:t>Thiele H et al.  ·  Circ Heart Fail  ·  15.09.2026  ·  PMID 42743344</w:t>
+        <w:t>Aimo A et al.  ·  JACC Cardiovasc Imaging  ·  24.09.2026  ·  PMID 42799727</w:t>
       </w:r>
     </w:p>
     <w:p>
       <w:r>
-        <w:t>Review aktueller und erzeugender Technologien für temporäre mechanische Unterstützungssysteme in kardiogenem Schock und hochriskanten Herzkatheterintervention.</w:t>
+        <w:t>Beobachtungsstudie an 1675 ATTR-Patienten: Nativer T1-Wert als kontrastmittelfreier CMR-Marker für Amyloidinfiltration zur Diagnose und Risikostratifikation.</w:t>
       </w:r>
     </w:p>
     <w:p>
@@ -278,7 +278,7 @@
         <w:t xml:space="preserve">Ergebnis: </w:t>
       </w:r>
       <w:r>
-        <w:t>Neuere Systeme ermöglichen höhere kardiale Leistung bei limitierten vaskulären Zugängen und verbesserter Blutverträglichkeit; aktuelle Systeme bleiben durch Gefäßkomplikationen, Hämolyse und unsicheren Überlebensvorteil begrenzt. Technologie und Indikationen werden systematisch übersichtlich gemacht.</w:t>
+        <w:t>Native T1 ≤1050 ms zeigte 93% Sensitivität und 84% Spezifität für Ausschluss kardialen Befalls; T1 ≥1100 ms zeigte 75% Sensitivität und 88% Spezifität für manifeste Erkrankung. Kalibriert gegen Extrazellularvolumen: Stepwise 3-Jahres-Mortalitäts-Gradient mit Plateauing bei hohen T1-Werten.</w:t>
       </w:r>
     </w:p>
     <w:p>
@@ -293,7 +293,7 @@
         <w:rPr>
           <w:sz w:val="19"/>
         </w:rPr>
-        <w:t>Review der verfügbaren Evidenz aus klinischen Studien und Registern – Grundlage für Behandlungsentscheidungen.</w:t>
+        <w:t>UK-Referenzzentrum; Methode weltweit übertragbar, benötigt aber lokale Kalibrierung</w:t>
       </w:r>
     </w:p>
     <w:p>
@@ -302,7 +302,7 @@
           <w:color w:val="5A7D3A"/>
           <w:sz w:val="18"/>
         </w:rPr>
-        <w:t>https://pubmed.ncbi.nlm.nih.gov/42743344/</w:t>
+        <w:t>https://pubmed.ncbi.nlm.nih.gov/42799727/</w:t>
       </w:r>
     </w:p>
     <w:p>
@@ -310,7 +310,7 @@
         <w:pStyle w:val="Heading2"/>
       </w:pPr>
       <w:r>
-        <w:t>Atrialer Elektrotransport bei Menschen und Tieren: Vergleich für bessere Translation bei Vorhofflimmern</w:t>
+        <w:t>Vorhofflimmern und koronare Krankheit: Interaktionen, Risiken und therapeutische Integration</w:t>
       </w:r>
     </w:p>
     <w:p>
@@ -320,12 +320,12 @@
           <w:color w:val="666666"/>
           <w:sz w:val="18"/>
         </w:rPr>
-        <w:t>Paasche A et al.  ·  J Am Heart Assoc  ·  15.09.2026  ·  PMID 42714435</w:t>
+        <w:t>Verburg A et al.  ·  Heart  ·  24.09.2026  ·  PMID 42785754</w:t>
       </w:r>
     </w:p>
     <w:p>
       <w:r>
-        <w:t>Systematische Charakterisierung der speziesspezifischen Elektro physiologie in Atrien von Menschen, Mäusen, Ratten, Schweinen und Pferden mittels einheitlicher Protokolle mit in-silico-Modellierung.</w:t>
+        <w:t>Narrative Review zur Epidemiologie, Pathophysiologie und Diagnostik von kombiniertem Vorhofflimmern und koronarer Artery-Disease sowie integrierten Managementstrategien für Antithrombose, Rhythmuskontrolle und Ischämietherapie.</w:t>
       </w:r>
     </w:p>
     <w:p>
@@ -336,7 +336,7 @@
         <w:t xml:space="preserve">Ergebnis: </w:t>
       </w:r>
       <w:r>
-        <w:t>Schweineatrien ähneln menschlichen Zellen in Depolarisierungsmerkmalen stark, Nager unterscheiden sich deutlich. Menschliches frühes Repolarisierungsmuster korrelierte mit höherem IKur-Beitrag; späte Repolarisierung skalierte mit Species. Geschlechtsunterschiede traten in Menschen und Schweinen, nicht in Nagern auf. In-silico-Simulationen zeigten Chamber-spezifische Unterschiede.</w:t>
+        <w:t>Ko-Vorliegen schafft High-Risk-Phänotyp mit höheren Raten Schlaganfall, ACS, Herzinsuffizienz und Mortalität als Monoerkrankung. Bidirektionale Pathophysiologie: AF verschärft myokardiale Ischämie und Endotheldysfunktion; KHK fördert atriale Umgestaltung. Review fasst Evidenz zur integrierten therapeutischen Entscheidungsfindung bei antithrombotischer Intensität, Rate- vs. Rhythmuskontrolle und Ischämiebewältigung zusammen.</w:t>
       </w:r>
     </w:p>
     <w:p>
@@ -351,7 +351,7 @@
         <w:rPr>
           <w:sz w:val="19"/>
         </w:rPr>
-        <w:t>Deutsche Forschungsinstitutionen (Heidelberg, Göttingen, Karlsruhe); Referenzdaten verbesserter Übersetzbarkeit tierexperimenteller Befunde.</w:t>
+        <w:t>Niederländisch-dänische Autorengruppe; europäische Versorgungsperspektive vollständig auf Deutschland übertragbar</w:t>
       </w:r>
     </w:p>
     <w:p>
@@ -360,7 +360,7 @@
           <w:color w:val="5A7D3A"/>
           <w:sz w:val="18"/>
         </w:rPr>
-        <w:t>https://pubmed.ncbi.nlm.nih.gov/42714435/</w:t>
+        <w:t>https://pubmed.ncbi.nlm.nih.gov/42785754/</w:t>
       </w:r>
     </w:p>
     <w:p>
@@ -368,7 +368,7 @@
         <w:pStyle w:val="Heading2"/>
       </w:pPr>
       <w:r>
-        <w:t>Herzinsuffizienz 2026: neue Mechanismen, Phänotypen und therapeutische Innovationen im Überblick</w:t>
+        <w:t>Programmierte Ventrikelstimulation stratifiziert Plötzliche-Tode-Risiko bei erhaltener Ejektionsfraktion</w:t>
       </w:r>
     </w:p>
     <w:p>
@@ -378,12 +378,12 @@
           <w:color w:val="666666"/>
           <w:sz w:val="18"/>
         </w:rPr>
-        <w:t>Liguori V et al.  ·  ESC Heart Fail  ·  01.09.2026  ·  PMID 42679357</w:t>
+        <w:t>Gardziejczyk P et al.  ·  JACC Clin Electrophysiol  ·  16.09.2026  ·  PMID 42776090</w:t>
       </w:r>
     </w:p>
     <w:p>
       <w:r>
-        <w:t>Aktualisierte Übersicht wissenschaftlicher Fortschritte in Epidemiologie, Pathophysiologie, Diagnostik und Therapie der Herzinsuffizienz nach neuem Universal-Schema.</w:t>
+        <w:t>Prospektive Studie an 182 Patienten mit nichtischämischer Kardiomyopathie, EMV-Narbennachweis und LVEF ≥40%: Prognostischer Wert der programmierten Ventrikelstimulation für Arrhythmieereignisse.</w:t>
       </w:r>
     </w:p>
     <w:p>
@@ -394,7 +394,7 @@
         <w:t xml:space="preserve">Ergebnis: </w:t>
       </w:r>
       <w:r>
-        <w:t>Neues Klassifikationsrahmenwerk jenseits Ejektionsfraktion: HFrEF und HFpEF; mechanistische Einblicke in Entzündung, Immunaktivierung, Metabolismus, Mitochondrien; Fortschritt bei Komorbiditäten (CKD, Diabetes, Adipositas, AF, PH, Frailty). Diagnostik: Biomarker, Multi-Omics, KI, erweiterte Bildgebung. Therapeutische Evidenz bei SGLT2-Hemmern, Finerenone, GLP-1, Katheterventilinterventionen.</w:t>
+        <w:t>PVS positiv in 45 (25%): Majorale arrhythmische Ereignisse in 29% versus PVS-negativ 1,5% (p&lt;0,001). Negative Vorhersagekraft 98,5%. Zusätzliche Prädiktoren: multifokale PVCs (HR 6,6), Familiengeschichte (HR 16,7), QRS ≥100 ms (HR 5,2), LVEF ≤50% (HR 4,4). Kombinierter Score zeigte C-Statistik 0,892.</w:t>
       </w:r>
     </w:p>
     <w:p>
@@ -409,7 +409,7 @@
         <w:rPr>
           <w:sz w:val="19"/>
         </w:rPr>
-        <w:t>Europäische Leitlinienarbeit (ESC) – direkte Übertragbarkeit auf deutsche Versorgung und Leitlinienentwicklung.</w:t>
+        <w:t>US-Tertiärzentrum; Methodik relevant für ICD-Indikationserstellung bei Borderline-EF</w:t>
       </w:r>
     </w:p>
     <w:p>
@@ -418,7 +418,7 @@
           <w:color w:val="5A7D3A"/>
           <w:sz w:val="18"/>
         </w:rPr>
-        <w:t>https://pubmed.ncbi.nlm.nih.gov/42679357/</w:t>
+        <w:t>https://pubmed.ncbi.nlm.nih.gov/42776090/</w:t>
       </w:r>
     </w:p>
     <w:sectPr>

--- a/download/studien-aktuell.docx
+++ b/download/studien-aktuell.docx
@@ -62,7 +62,7 @@
           <w:color w:val="666666"/>
           <w:sz w:val="18"/>
         </w:rPr>
-        <w:t>Stand: 28.09.2026  |  6 Studien  |  kardio.m-vf.de</w:t>
+        <w:t>Stand: 29.09.2026  |  6 Studien  |  kardio.m-vf.de</w:t>
       </w:r>
     </w:p>
     <w:p>
@@ -70,7 +70,7 @@
         <w:pStyle w:val="Heading1"/>
       </w:pPr>
       <w:r>
-        <w:t>Aufgenommen am 28.09.2026</w:t>
+        <w:t>Aufgenommen am 29.09.2026</w:t>
       </w:r>
     </w:p>
     <w:p>
@@ -78,7 +78,7 @@
         <w:pStyle w:val="Heading2"/>
       </w:pPr>
       <w:r>
-        <w:t>HFrEF-Medikamente nach Erholung von Vorhofflimmern-Kardiomyopathie sicher absetzbar</w:t>
+        <w:t>Residuale Mitralklappeninsuffizienz nach transkatheter Kantenfixation vorhersagt 5-Jahres-Mortalität</w:t>
       </w:r>
     </w:p>
     <w:p>
@@ -88,12 +88,12 @@
           <w:color w:val="666666"/>
           <w:sz w:val="18"/>
         </w:rPr>
-        <w:t>Cho KK et al.  ·  Int J Cardiol  ·  27.09.2026  ·  PMID 42801916</w:t>
+        <w:t>Rottländer D et al.  ·  JACC Cardiovasc Interv  ·  28.09.2026  ·  PMID 42805718</w:t>
       </w:r>
     </w:p>
     <w:p>
       <w:r>
-        <w:t>WITHDRAW-AF-Studie: Kosten-Nutzen-Analyse des Absetzens von Herzinsuffizienz-Pharmaka bei Patienten mit erholter Vorhofflimmern-vermittelter Kardiomyopathie nach Ablation.</w:t>
+        <w:t>Deutsche Multicenter-Registerstudie (MITRA-PRO) mit 1.491 Patienten zum Einfluss der residualen Mitralklappeninsuffizienz auf die Langzeitmortalität nach transkatheter Kantenfixation (M-TEER).</w:t>
       </w:r>
     </w:p>
     <w:p>
@@ -104,7 +104,7 @@
         <w:t xml:space="preserve">Ergebnis: </w:t>
       </w:r>
       <w:r>
-        <w:t>Absetzgruppe sparte 1031 USD pro Patient in den ersten Monaten; über 5 Jahre projizierte Kostenreduktion 3901 vs 8446 USD. Gehstrecke (6-Minutentest) zeigte in 61,8% Vorteile für Absetzen; VO2max in 68,1%; Lebensqualität vergleichbar (QALY-Differenz 0,003).</w:t>
+        <w:t>5-Jahres-Mortalität 55,1% bei minimaler Insuffizienz versus 67,7% bei relevanter Insuffizienz (MitraScore-Gruppen). Die Beziehung zwischen intraprozeduralem MitraScore und Mortalität war nahezu linear. Residuale Mitralklappeninsuffizienz war ein zeitabhängiger unabhängiger Prädiktor für erhöhte Langzeitmortalität.</w:t>
       </w:r>
     </w:p>
     <w:p>
@@ -119,7 +119,7 @@
         <w:rPr>
           <w:sz w:val="19"/>
         </w:rPr>
-        <w:t>Australische Daten; Versorgungsmodell für spezialisierte Ablationszentren transferierbar</w:t>
+        <w:t>Deutsche Klinikdaten, direkt auf hiesiges Versorgungssystem übertragbar</w:t>
       </w:r>
     </w:p>
     <w:p>
@@ -128,7 +128,7 @@
           <w:color w:val="5A7D3A"/>
           <w:sz w:val="18"/>
         </w:rPr>
-        <w:t>https://pubmed.ncbi.nlm.nih.gov/42801916/</w:t>
+        <w:t>https://pubmed.ncbi.nlm.nih.gov/42805718/</w:t>
       </w:r>
     </w:p>
     <w:p>
@@ -136,7 +136,7 @@
         <w:pStyle w:val="Heading2"/>
       </w:pPr>
       <w:r>
-        <w:t>Herzinsuffizienz-Phänotypen bei angeborenen Herzfehlern: EF-basierte Risikostratifikation wirksam</w:t>
+        <w:t>Ein-Stent-PCI bei echten Bifurkationen unter OCT-Führung senkt Ereignisrate</w:t>
       </w:r>
     </w:p>
     <w:p>
@@ -146,12 +146,12 @@
           <w:color w:val="666666"/>
           <w:sz w:val="18"/>
         </w:rPr>
-        <w:t>Moustafa A et al.  ·  Am Heart J  ·  26.09.2026  ·  PMID 42800497</w:t>
+        <w:t>Andreasen LD et al.  ·  JACC Cardiovasc Interv  ·  28.09.2026  ·  PMID 42805715</w:t>
       </w:r>
     </w:p>
     <w:p>
       <w:r>
-        <w:t>Retrospektive Kohorte von 1303 Erwachsenen mit angeborenen Herzfehlern und Herzinsuffizienz, klasssifiziert nach EF-Phänotypen (HFrEF, HFmrEF, HFpEF).</w:t>
+        <w:t>Post-hoc-Analyse des europäischen OCTOBER-Trials mit 1.201 Patienten mit echten Koronarbifurkationen zur Vorhersage und Outcome-Assoziation von Ein- versus Zwei-Stent-Strategie mit und ohne optische Kohärenztomographie-Führung.</w:t>
       </w:r>
     </w:p>
     <w:p>
@@ -162,7 +162,7 @@
         <w:t xml:space="preserve">Ergebnis: </w:t>
       </w:r>
       <w:r>
-        <w:t>HFrEF (23%) versus HFmrEF (42%) versus HFpEF (34%): HFrEF zeigte höchstes adjustiertes Hospitalisierungsrisiko (HR 1,52, p=0,005) und kardiovaskuläres Todesfallrisiko (HR 1,74, p=0,002). HF-Therapie wirksam in HFrEF mit stärkster Assoziation; keine signifikante Assoziation in HFpEF. Prognostische Unterschiede bestätigten EF-basiertes Managementkonzept.</w:t>
+        <w:t>Zwei-Stent-Strategie war prädiktiert durch akute klinische Präsentation (aOR 1,73), linke Hauptstammbifurkation (aOR 2,04), Seitenastvariabler Länge (aOR 1,06 pro mm) und Stenose-Grad (aOR 1,04 pro 1%). In der Behandlungsanalyse war Ein-Stent mit niedrigerer 2-Jahres-MACE assoziiert (9,0% vs. 13,9%; aHR 1,53). Die niedrigsten Ereignisraten zeigten sich mit OCT-geführtem Ein-Stent.</w:t>
       </w:r>
     </w:p>
     <w:p>
@@ -177,7 +177,7 @@
         <w:rPr>
           <w:sz w:val="19"/>
         </w:rPr>
-        <w:t>US-Zentrum; EF-Phänotypisierung international etabliert und in Deutschland anwendbar</w:t>
+        <w:t>Europa, vergleichbare Gesundheitssysteme, interventionelle Standard-Setting</w:t>
       </w:r>
     </w:p>
     <w:p>
@@ -186,7 +186,7 @@
           <w:color w:val="5A7D3A"/>
           <w:sz w:val="18"/>
         </w:rPr>
-        <w:t>https://pubmed.ncbi.nlm.nih.gov/42800497/</w:t>
+        <w:t>https://pubmed.ncbi.nlm.nih.gov/42805715/</w:t>
       </w:r>
     </w:p>
     <w:p>
@@ -194,7 +194,7 @@
         <w:pStyle w:val="Heading2"/>
       </w:pPr>
       <w:r>
-        <w:t>Obere gastrointestinale Blutungen nach Herzinfarkt: 20 Jahre Trendanalyse schwedischer Daten</w:t>
+        <w:t>Natriurese-gesteuerte Diuretika-Therapie bei akuter Herzinsuffizienz zeigt Geschlechtsdifferenzen</w:t>
       </w:r>
     </w:p>
     <w:p>
@@ -204,12 +204,12 @@
           <w:color w:val="666666"/>
           <w:sz w:val="18"/>
         </w:rPr>
-        <w:t>Wärme J et al.  ·  Eur J Prev Cardiol  ·  26.09.2026  ·  PMID 42800055</w:t>
+        <w:t>Qin H et al.  ·  Clin Res Cardiol  ·  28.09.2026  ·  PMID 42803951</w:t>
       </w:r>
     </w:p>
     <w:p>
       <w:r>
-        <w:t>SWEDEHEART-Registerstudie: Blutungskomplikationen nach Myokardinfarkt unter antithrombotischer Therapie von 1999-2020 analysiert – zeitliche Trends in Relation zu therapeutischen Veränderungen.</w:t>
+        <w:t>Prospektive randomisierte Studie (PUSH-AHF) mit 310 Patienten (45% Frauen) zur geschlechtsspezifischen Wirksamkeit einer natriurese-gesteuerten versus Standard-Dekongestion bei akuter Herzinsuffizienz.</w:t>
       </w:r>
     </w:p>
     <w:p>
@@ -220,7 +220,7 @@
         <w:t xml:space="preserve">Ergebnis: </w:t>
       </w:r>
       <w:r>
-        <w:t>Blutungshospitalisierungen stiegen von 2,4% auf 4,5% (Peak 4,7% 2013-14), während MACCE von 20,1% auf 9,4% sank. Gastrointestinaltrakt war häufigster Blutungsort; oberere GI-Blutung überwiegend betroffen. Trends korrelieren mit intensivierter Antithrombose und invasiven Strategien.</w:t>
+        <w:t>Bei Männern führte natriurese-gesteuerte Therapie zu größerer 24h-Natriurese (443 vs. 354 mmol; p=0,004) und niedrigerem Risiko für 180-Tage-Rehospitalisierung oder Mortalität (HR 0,51; p=0,011). Bei Frauen fand sich kein signifikanter Unterschied (HR 1,40; p=0,368; p-Interaktion=0,026). Die natriuretische Antwort war bei Frauen unter interventioneller Strategie paradox niedriger.</w:t>
       </w:r>
     </w:p>
     <w:p>
@@ -235,7 +235,7 @@
         <w:rPr>
           <w:sz w:val="19"/>
         </w:rPr>
-        <w:t>Skandinavisches Gesundheitssystem; Ergebnisse auf deutsche Hochrisikogruppen mit Polymedikation relevant</w:t>
+        <w:t>Niederlande, vergleichbares Versicherungssystem, relevante Geschlechtsdifferenzen</w:t>
       </w:r>
     </w:p>
     <w:p>
@@ -244,7 +244,7 @@
           <w:color w:val="5A7D3A"/>
           <w:sz w:val="18"/>
         </w:rPr>
-        <w:t>https://pubmed.ncbi.nlm.nih.gov/42800055/</w:t>
+        <w:t>https://pubmed.ncbi.nlm.nih.gov/42803951/</w:t>
       </w:r>
     </w:p>
     <w:p>
@@ -252,7 +252,7 @@
         <w:pStyle w:val="Heading2"/>
       </w:pPr>
       <w:r>
-        <w:t>Native-T1-Wert ersetzt Gadolinium-Kontrastmittel in ATTR-Amyloidose-Diagnostik</w:t>
+        <w:t>Kalium-Binder bei Herzinsuffizienz und Hyperkaliämie unterscheiden sich in kardiovaskulären Outcomes</w:t>
       </w:r>
     </w:p>
     <w:p>
@@ -262,12 +262,12 @@
           <w:color w:val="666666"/>
           <w:sz w:val="18"/>
         </w:rPr>
-        <w:t>Aimo A et al.  ·  JACC Cardiovasc Imaging  ·  24.09.2026  ·  PMID 42799727</w:t>
+        <w:t>Fauchier L et al.  ·  ESC Heart Fail  ·  26.09.2026  ·  PMID 42802363</w:t>
       </w:r>
     </w:p>
     <w:p>
       <w:r>
-        <w:t>Beobachtungsstudie an 1675 ATTR-Patienten: Nativer T1-Wert als kontrastmittelfreier CMR-Marker für Amyloidinfiltration zur Diagnose und Risikostratifikation.</w:t>
+        <w:t>Retrospektive Observationsstudie in TriNetX-Netzwerk mit über 20.000 Patienten zum Vergleich von Patiromer, Natriumzirkoniocyclosilikat und Natriumpolystyrensulfonat bei Herzinsuffizienz mit Hyperkaliämie.</w:t>
       </w:r>
     </w:p>
     <w:p>
@@ -278,7 +278,7 @@
         <w:t xml:space="preserve">Ergebnis: </w:t>
       </w:r>
       <w:r>
-        <w:t>Native T1 ≤1050 ms zeigte 93% Sensitivität und 84% Spezifität für Ausschluss kardialen Befalls; T1 ≥1100 ms zeigte 75% Sensitivität und 88% Spezifität für manifeste Erkrankung. Kalibriert gegen Extrazellularvolumen: Stepwise 3-Jahres-Mortalitäts-Gradient mit Plateauing bei hohen T1-Werten.</w:t>
+        <w:t>Patiromer zeigte gegenüber Natriumpolystyrensulfonat niedrigeres Risiko für Herzinsuffizienz-Hospitalisierung (HR 0,573) und kardiovaskuläre Hospitalisierung (HR 0,737), aber leicht höhere Mortalität (HR 1,096). Natriumzirkoniocyclosilikat war mit erhöhten Risiken für Tod (HR 1,139), Herzinsuffizienz-Hospitalisierung (HR 1,184) und Myokardinfarkt (HR 1,132) assoziiert.</w:t>
       </w:r>
     </w:p>
     <w:p>
@@ -293,7 +293,7 @@
         <w:rPr>
           <w:sz w:val="19"/>
         </w:rPr>
-        <w:t>UK-Referenzzentrum; Methode weltweit übertragbar, benötigt aber lokale Kalibrierung</w:t>
+        <w:t>USA-Daten, aber Sicherheits- und Effektivitätsbefunde grundsätzlich übertragbar</w:t>
       </w:r>
     </w:p>
     <w:p>
@@ -302,7 +302,7 @@
           <w:color w:val="5A7D3A"/>
           <w:sz w:val="18"/>
         </w:rPr>
-        <w:t>https://pubmed.ncbi.nlm.nih.gov/42799727/</w:t>
+        <w:t>https://pubmed.ncbi.nlm.nih.gov/42802363/</w:t>
       </w:r>
     </w:p>
     <w:p>
@@ -310,7 +310,7 @@
         <w:pStyle w:val="Heading2"/>
       </w:pPr>
       <w:r>
-        <w:t>Vorhofflimmern und koronare Krankheit: Interaktionen, Risiken und therapeutische Integration</w:t>
+        <w:t>Proaktives Herzinsuffizienz-Screening bei Adipositas zeigt hohe Akzeptanz in Primärversorgung</w:t>
       </w:r>
     </w:p>
     <w:p>
@@ -320,12 +320,12 @@
           <w:color w:val="666666"/>
           <w:sz w:val="18"/>
         </w:rPr>
-        <w:t>Verburg A et al.  ·  Heart  ·  24.09.2026  ·  PMID 42785754</w:t>
+        <w:t>Motiram PA et al.  ·  ESC Heart Fail  ·  28.09.2026  ·  PMID 42802361</w:t>
       </w:r>
     </w:p>
     <w:p>
       <w:r>
-        <w:t>Narrative Review zur Epidemiologie, Pathophysiologie und Diagnostik von kombiniertem Vorhofflimmern und koronarer Artery-Disease sowie integrierten Managementstrategien für Antithrombose, Rhythmuskontrolle und Ischämietherapie.</w:t>
+        <w:t>Prospektive randomisierte Studie (SCORHFE-Trial) zur Machbarkeit und Akzeptanz eines multimodalen Herzinsuffizienz-Screenings (Anamnese, körperliche Untersuchung, EKG, Echokardiographie) bei 420 adipösen Erwachsenen (45+ Jahre) ohne bekannte Herzerkrankung in der niederländischen Primärversorgung.</w:t>
       </w:r>
     </w:p>
     <w:p>
@@ -336,7 +336,7 @@
         <w:t xml:space="preserve">Ergebnis: </w:t>
       </w:r>
       <w:r>
-        <w:t>Ko-Vorliegen schafft High-Risk-Phänotyp mit höheren Raten Schlaganfall, ACS, Herzinsuffizienz und Mortalität als Monoerkrankung. Bidirektionale Pathophysiologie: AF verschärft myokardiale Ischämie und Endotheldysfunktion; KHK fördert atriale Umgestaltung. Review fasst Evidenz zur integrierten therapeutischen Entscheidungsfindung bei antithrombotischer Intensität, Rate- vs. Rhythmuskontrolle und Ischämiebewältigung zusammen.</w:t>
+        <w:t>Von 746 Interessierten wurden 629 gescreent und 420 randomisiert. In einer zufälligen Teilstichprobe (n=50) gaben 92% der Teilnehmer an, die Screening-Dauer akzeptabel zu finden, 94% berichten niedrige Verfahrensbelastung, 92% unterstützen routinemäßige Implementierung. Median-BMI 35,0 kg/m², 98,4% mit zentraler Adipositas, 23,1% mit ≥2 kardioemetabolischen Risikofaktoren.</w:t>
       </w:r>
     </w:p>
     <w:p>
@@ -351,7 +351,7 @@
         <w:rPr>
           <w:sz w:val="19"/>
         </w:rPr>
-        <w:t>Niederländisch-dänische Autorengruppe; europäische Versorgungsperspektive vollständig auf Deutschland übertragbar</w:t>
+        <w:t>Niederlande, vergleichbares Versicherungssystem, primärärztliche Struktur</w:t>
       </w:r>
     </w:p>
     <w:p>
@@ -360,7 +360,7 @@
           <w:color w:val="5A7D3A"/>
           <w:sz w:val="18"/>
         </w:rPr>
-        <w:t>https://pubmed.ncbi.nlm.nih.gov/42785754/</w:t>
+        <w:t>https://pubmed.ncbi.nlm.nih.gov/42802361/</w:t>
       </w:r>
     </w:p>
     <w:p>
@@ -368,7 +368,7 @@
         <w:pStyle w:val="Heading2"/>
       </w:pPr>
       <w:r>
-        <w:t>Programmierte Ventrikelstimulation stratifiziert Plötzliche-Tode-Risiko bei erhaltener Ejektionsfraktion</w:t>
+        <w:t>Adenosin-Rezeptor-Signaling als therapeutisches Ziel für Myokardfibrose identifiziert</w:t>
       </w:r>
     </w:p>
     <w:p>
@@ -378,12 +378,12 @@
           <w:color w:val="666666"/>
           <w:sz w:val="18"/>
         </w:rPr>
-        <w:t>Gardziejczyk P et al.  ·  JACC Clin Electrophysiol  ·  16.09.2026  ·  PMID 42776090</w:t>
+        <w:t>Zhang H et al.  ·  Science  ·  24.09.2026  ·  PMID 42784676</w:t>
       </w:r>
     </w:p>
     <w:p>
       <w:r>
-        <w:t>Prospektive Studie an 182 Patienten mit nichtischämischer Kardiomyopathie, EMV-Narbennachweis und LVEF ≥40%: Prognostischer Wert der programmierten Ventrikelstimulation für Arrhythmieereignisse.</w:t>
+        <w:t>Grundlagenforschung mit iPSC-basiertem Hochdurchsatz-Screening zur Identifikation antifibrotischer Substanzen und Validierung in humanem Herzmuskelgewebe sowie Tiermodellen der Herzinsuffizienz mit Charakterisierung des zugrundeliegenden atypischen Adenosin-Rezeptor-Signalwegs.</w:t>
       </w:r>
     </w:p>
     <w:p>
@@ -394,7 +394,7 @@
         <w:t xml:space="preserve">Ergebnis: </w:t>
       </w:r>
       <w:r>
-        <w:t>PVS positiv in 45 (25%): Majorale arrhythmische Ereignisse in 29% versus PVS-negativ 1,5% (p&lt;0,001). Negative Vorhersagekraft 98,5%. Zusätzliche Prädiktoren: multifokale PVCs (HR 6,6), Familiengeschichte (HR 16,7), QRS ≥100 ms (HR 5,2), LVEF ≤50% (HR 4,4). Kombinierter Score zeigte C-Statistik 0,892.</w:t>
+        <w:t>Das Screening identifizierte CGS15943 als Leitverbindung. Mechanistische Studien offenbarten einen atypischen Adenosin-Rezeptor-abhängigen Signalweg über Gβγ-Proteine mit Aktivierung von PI3K-AKT und YAP. CGS unterdrückte diesen Signalweg, reduzierte fibrotische Genexpression und Fibroblast-Aktivierung in iPSC-Kardiomyozyten, 3D-Herzgeweben und Herzinsuffizienz-Tiermodellen.</w:t>
       </w:r>
     </w:p>
     <w:p>
@@ -409,7 +409,7 @@
         <w:rPr>
           <w:sz w:val="19"/>
         </w:rPr>
-        <w:t>US-Tertiärzentrum; Methodik relevant für ICD-Indikationserstellung bei Borderline-EF</w:t>
+        <w:t>USA, aber mit humanem iPSC- und Herzgewebemodell, translationaler Mechanismus identifiziert</w:t>
       </w:r>
     </w:p>
     <w:p>
@@ -418,7 +418,7 @@
           <w:color w:val="5A7D3A"/>
           <w:sz w:val="18"/>
         </w:rPr>
-        <w:t>https://pubmed.ncbi.nlm.nih.gov/42776090/</w:t>
+        <w:t>https://pubmed.ncbi.nlm.nih.gov/42784676/</w:t>
       </w:r>
     </w:p>
     <w:sectPr>

--- a/download/studien-aktuell.docx
+++ b/download/studien-aktuell.docx
@@ -62,7 +62,7 @@
           <w:color w:val="666666"/>
           <w:sz w:val="18"/>
         </w:rPr>
-        <w:t>Stand: 29.09.2026  |  6 Studien  |  kardio.m-vf.de</w:t>
+        <w:t>Stand: 30.09.2026  |  6 Studien  |  kardio.m-vf.de</w:t>
       </w:r>
     </w:p>
     <w:p>
@@ -70,7 +70,7 @@
         <w:pStyle w:val="Heading1"/>
       </w:pPr>
       <w:r>
-        <w:t>Aufgenommen am 29.09.2026</w:t>
+        <w:t>Aufgenommen am 30.09.2026</w:t>
       </w:r>
     </w:p>
     <w:p>
@@ -78,7 +78,7 @@
         <w:pStyle w:val="Heading2"/>
       </w:pPr>
       <w:r>
-        <w:t>Residuale Mitralklappeninsuffizienz nach transkatheter Kantenfixation vorhersagt 5-Jahres-Mortalität</w:t>
+        <w:t>Kariomyopathie-Zeichen vorhersagen Vorhofflimmern und Schlaganfall</w:t>
       </w:r>
     </w:p>
     <w:p>
@@ -88,12 +88,12 @@
           <w:color w:val="666666"/>
           <w:sz w:val="18"/>
         </w:rPr>
-        <w:t>Rottländer D et al.  ·  JACC Cardiovasc Interv  ·  28.09.2026  ·  PMID 42805718</w:t>
+        <w:t>Kazi K et al.  ·  Europace  ·  02.09.2026  ·  PMID 42809232</w:t>
       </w:r>
     </w:p>
     <w:p>
       <w:r>
-        <w:t>Deutsche Multicenter-Registerstudie (MITRA-PRO) mit 1.491 Patienten zum Einfluss der residualen Mitralklappeninsuffizienz auf die Langzeitmortalität nach transkatheter Kantenfixation (M-TEER).</w:t>
+        <w:t>Studie untersuchte, wie die neue EHRA/HRS/APHRS/LHRS-Definition der atrialen Kardiomyopathie mit dem Auftreten von Vorhofflimmern, Herzinsuffizienz und Schlaganfall assoziiert ist.</w:t>
       </w:r>
     </w:p>
     <w:p>
@@ -104,7 +104,7 @@
         <w:t xml:space="preserve">Ergebnis: </w:t>
       </w:r>
       <w:r>
-        <w:t>5-Jahres-Mortalität 55,1% bei minimaler Insuffizienz versus 67,7% bei relevanter Insuffizienz (MitraScore-Gruppen). Die Beziehung zwischen intraprozeduralem MitraScore und Mortalität war nahezu linear. Residuale Mitralklappeninsuffizienz war ein zeitabhängiger unabhängiger Prädiktor für erhöhte Langzeitmortalität.</w:t>
+        <w:t>Bei 33.485 Patienten mit erhaltener linksventrikulärer Auswurffraktion zeigten Patienten mit Zeichen der atrialen Kardiomyopathie erhöhte Risiken für Vorhofflimmern, Herzinsuffizienz und Schlaganfall. Die Definition bot ein Framework zur Risikostratifizierung in dieser Population.</w:t>
       </w:r>
     </w:p>
     <w:p>
@@ -119,7 +119,7 @@
         <w:rPr>
           <w:sz w:val="19"/>
         </w:rPr>
-        <w:t>Deutsche Klinikdaten, direkt auf hiesiges Versorgungssystem übertragbar</w:t>
+        <w:t>UK und europäische Register, vergleichbare klinische Standards und Datenerfassung.</w:t>
       </w:r>
     </w:p>
     <w:p>
@@ -128,7 +128,7 @@
           <w:color w:val="5A7D3A"/>
           <w:sz w:val="18"/>
         </w:rPr>
-        <w:t>https://pubmed.ncbi.nlm.nih.gov/42805718/</w:t>
+        <w:t>https://pubmed.ncbi.nlm.nih.gov/42809232/</w:t>
       </w:r>
     </w:p>
     <w:p>
@@ -136,7 +136,7 @@
         <w:pStyle w:val="Heading2"/>
       </w:pPr>
       <w:r>
-        <w:t>Ein-Stent-PCI bei echten Bifurkationen unter OCT-Führung senkt Ereignisrate</w:t>
+        <w:t>KI-generiertes EKG-Alter verbessert Schlaganfallrisiko-Vorhersage bei Vorhofflimmern mit CHA₂DS₂-VA-Score 1</w:t>
       </w:r>
     </w:p>
     <w:p>
@@ -146,12 +146,12 @@
           <w:color w:val="666666"/>
           <w:sz w:val="18"/>
         </w:rPr>
-        <w:t>Andreasen LD et al.  ·  JACC Cardiovasc Interv  ·  28.09.2026  ·  PMID 42805715</w:t>
+        <w:t>Wu CS et al.  ·  J Am Heart Assoc  ·  29.09.2026  ·  PMID 42808453</w:t>
       </w:r>
     </w:p>
     <w:p>
       <w:r>
-        <w:t>Post-hoc-Analyse des europäischen OCTOBER-Trials mit 1.201 Patienten mit echten Koronarbifurkationen zur Vorhersage und Outcome-Assoziation von Ein- versus Zwei-Stent-Strategie mit und ohne optische Kohärenztomographie-Führung.</w:t>
+        <w:t>Studie testete, ob künstliche Intelligenz-abgeleitetes EKG-Alter die Risikostratifizierung für ischämischen Schlaganfall bei Patienten mit Vorhofflimmern und CHA₂DS₂-VA-Score 1 (Grenzfall für Antikoagulation) verbessert.</w:t>
       </w:r>
     </w:p>
     <w:p>
@@ -162,7 +162,7 @@
         <w:t xml:space="preserve">Ergebnis: </w:t>
       </w:r>
       <w:r>
-        <w:t>Zwei-Stent-Strategie war prädiktiert durch akute klinische Präsentation (aOR 1,73), linke Hauptstammbifurkation (aOR 2,04), Seitenastvariabler Länge (aOR 1,06 pro mm) und Stenose-Grad (aOR 1,04 pro 1%). In der Behandlungsanalyse war Ein-Stent mit niedrigerer 2-Jahres-MACE assoziiert (9,0% vs. 13,9%; aHR 1,53). Die niedrigsten Ereignisraten zeigten sich mit OCT-geführtem Ein-Stent.</w:t>
+        <w:t>Bei 832 Patienten mit Score 1: EA-CHA₂DS₂-VA-Score ≥2 (n=315) zeigte versus &lt;2 (n=517) HR für Schlaganfall/TIA 1,82 (95%-KI 1,06–3,13; p=0,028) und All-cause-Mortalität HR 2,22 (95%-KI 1,43–3,45; p&lt;0,001). EKG-Alter erhöhte Diskriminierung für Risikostratifizierung.</w:t>
       </w:r>
     </w:p>
     <w:p>
@@ -177,7 +177,7 @@
         <w:rPr>
           <w:sz w:val="19"/>
         </w:rPr>
-        <w:t>Europa, vergleichbare Gesundheitssysteme, interventionelle Standard-Setting</w:t>
+        <w:t>USA-Daten, aber EKG-Verarbeitung geräteunabhängig; Grenzfall-Risikogruppe auch für deutsche Praxis relevant.</w:t>
       </w:r>
     </w:p>
     <w:p>
@@ -186,7 +186,7 @@
           <w:color w:val="5A7D3A"/>
           <w:sz w:val="18"/>
         </w:rPr>
-        <w:t>https://pubmed.ncbi.nlm.nih.gov/42805715/</w:t>
+        <w:t>https://pubmed.ncbi.nlm.nih.gov/42808453/</w:t>
       </w:r>
     </w:p>
     <w:p>
@@ -194,7 +194,7 @@
         <w:pStyle w:val="Heading2"/>
       </w:pPr>
       <w:r>
-        <w:t>Natriurese-gesteuerte Diuretika-Therapie bei akuter Herzinsuffizienz zeigt Geschlechtsdifferenzen</w:t>
+        <w:t>Apikale Rotation vorhersagt Linksventrikulären Thrombus nach vorderem Herzinfarkt besser als LVEF</w:t>
       </w:r>
     </w:p>
     <w:p>
@@ -204,12 +204,12 @@
           <w:color w:val="666666"/>
           <w:sz w:val="18"/>
         </w:rPr>
-        <w:t>Qin H et al.  ·  Clin Res Cardiol  ·  28.09.2026  ·  PMID 42803951</w:t>
+        <w:t>Jones J et al.  ·  Eur Heart J Cardiovasc Imaging  ·  29.09.2026  ·  PMID 42806427</w:t>
       </w:r>
     </w:p>
     <w:p>
       <w:r>
-        <w:t>Prospektive randomisierte Studie (PUSH-AHF) mit 310 Patienten (45% Frauen) zur geschlechtsspezifischen Wirksamkeit einer natriurese-gesteuerten versus Standard-Dekongestion bei akuter Herzinsuffizienz.</w:t>
+        <w:t>Prospektive multizentrische Analyse bei 270 Patienten mit anteriorem Myokardinfarkt zur Vorhersage von linksventrikulären Thromben durch apikale Rotation mittels Speckle-Tracking-Echokardiographie.</w:t>
       </w:r>
     </w:p>
     <w:p>
@@ -220,7 +220,7 @@
         <w:t xml:space="preserve">Ergebnis: </w:t>
       </w:r>
       <w:r>
-        <w:t>Bei Männern führte natriurese-gesteuerte Therapie zu größerer 24h-Natriurese (443 vs. 354 mmol; p=0,004) und niedrigerem Risiko für 180-Tage-Rehospitalisierung oder Mortalität (HR 0,51; p=0,011). Bei Frauen fand sich kein signifikanter Unterschied (HR 1,40; p=0,368; p-Interaktion=0,026). Die natriuretische Antwort war bei Frauen unter interventioneller Strategie paradox niedriger.</w:t>
+        <w:t>LV-Thrombus entwickelten 33% (89/270 Patienten). Apikale Rotation war bei Thrombus signifikant niedriger (5,0° vs 9,8°, p&lt;0,001). Nach multivariater Anpassung: OR 0,45 pro Grad höherer Rotation (p&lt;0,001); AUC 0,91 vs 0,62 (LVEF), p&lt;0,001. Apikale Rotation blieb auch bei LVEF ≤40% superior (AUC 0,89 vs 0,48).</w:t>
       </w:r>
     </w:p>
     <w:p>
@@ -235,7 +235,7 @@
         <w:rPr>
           <w:sz w:val="19"/>
         </w:rPr>
-        <w:t>Niederlande, vergleichbares Versicherungssystem, relevante Geschlechtsdifferenzen</w:t>
+        <w:t>UK-Zentren mit standardisierter Echokardiographie, vergleichbar mit deutschem Standard.</w:t>
       </w:r>
     </w:p>
     <w:p>
@@ -244,7 +244,7 @@
           <w:color w:val="5A7D3A"/>
           <w:sz w:val="18"/>
         </w:rPr>
-        <w:t>https://pubmed.ncbi.nlm.nih.gov/42803951/</w:t>
+        <w:t>https://pubmed.ncbi.nlm.nih.gov/42806427/</w:t>
       </w:r>
     </w:p>
     <w:p>
@@ -252,7 +252,7 @@
         <w:pStyle w:val="Heading2"/>
       </w:pPr>
       <w:r>
-        <w:t>Kalium-Binder bei Herzinsuffizienz und Hyperkaliämie unterscheiden sich in kardiovaskulären Outcomes</w:t>
+        <w:t>LIRA-Methode für TAVR bei bikuspidalen Aortenklappen sicher und reproduzierbar</w:t>
       </w:r>
     </w:p>
     <w:p>
@@ -262,12 +262,12 @@
           <w:color w:val="666666"/>
           <w:sz w:val="18"/>
         </w:rPr>
-        <w:t>Fauchier L et al.  ·  ESC Heart Fail  ·  26.09.2026  ·  PMID 42802363</w:t>
+        <w:t>Bellini B et al.  ·  JACC Cardiovasc Interv  ·  28.09.2026  ·  PMID 42805721</w:t>
       </w:r>
     </w:p>
     <w:p>
       <w:r>
-        <w:t>Retrospektive Observationsstudie in TriNetX-Netzwerk mit über 20.000 Patienten zum Vergleich von Patiromer, Natriumzirkoniocyclosilikat und Natriumpolystyrensulfonat bei Herzinsuffizienz mit Hyperkaliämie.</w:t>
+        <w:t>Multizentrische prospektive Analyse der LIRA-Methode (Level of Implantation at the Raphe) zur Größenbestimmung bei transkatheter Aortenklappenersatz in bikuspidaler Anatomie.</w:t>
       </w:r>
     </w:p>
     <w:p>
@@ -278,7 +278,7 @@
         <w:t xml:space="preserve">Ergebnis: </w:t>
       </w:r>
       <w:r>
-        <w:t>Patiromer zeigte gegenüber Natriumpolystyrensulfonat niedrigeres Risiko für Herzinsuffizienz-Hospitalisierung (HR 0,573) und kardiovaskuläre Hospitalisierung (HR 0,737), aber leicht höhere Mortalität (HR 1,096). Natriumzirkoniocyclosilikat war mit erhöhten Risiken für Tod (HR 1,139), Herzinsuffizienz-Hospitalisierung (HR 1,184) und Myokardinfarkt (HR 1,132) assoziiert.</w:t>
+        <w:t>Bei 215 Patienten mit bikuspidaler Aortenklappe war Prozessersatz in 74,4% möglich. Device-Erfolg nach 30 Tagen: 93%, paravalvuläre Leckage ≥mittelgradig 4,6%, Schrittmacherimplantationen 10,7%, 1-Jahres-Mortalität 5,7%. Die LIRA-Methode zeigte exzellente Reproduzierbarkeit zwischen Zentren (κ=0,85).</w:t>
       </w:r>
     </w:p>
     <w:p>
@@ -293,7 +293,7 @@
         <w:rPr>
           <w:sz w:val="19"/>
         </w:rPr>
-        <w:t>USA-Daten, aber Sicherheits- und Effektivitätsbefunde grundsätzlich übertragbar</w:t>
+        <w:t>Italienisch-europäische und Schweizer Zentren, übertragbar auf deutsche Kliniken mit Herzklappenexpertise.</w:t>
       </w:r>
     </w:p>
     <w:p>
@@ -302,7 +302,7 @@
           <w:color w:val="5A7D3A"/>
           <w:sz w:val="18"/>
         </w:rPr>
-        <w:t>https://pubmed.ncbi.nlm.nih.gov/42802363/</w:t>
+        <w:t>https://pubmed.ncbi.nlm.nih.gov/42805721/</w:t>
       </w:r>
     </w:p>
     <w:p>
@@ -310,7 +310,7 @@
         <w:pStyle w:val="Heading2"/>
       </w:pPr>
       <w:r>
-        <w:t>Proaktives Herzinsuffizienz-Screening bei Adipositas zeigt hohe Akzeptanz in Primärversorgung</w:t>
+        <w:t>Finerenone bremst Nierenfunktionsverlust auch nach Herzinsuffizienz-Hospitalisierung</w:t>
       </w:r>
     </w:p>
     <w:p>
@@ -320,12 +320,12 @@
           <w:color w:val="666666"/>
           <w:sz w:val="18"/>
         </w:rPr>
-        <w:t>Motiram PA et al.  ·  ESC Heart Fail  ·  28.09.2026  ·  PMID 42802361</w:t>
+        <w:t>Shafi T et al.  ·  Eur J Heart Fail  ·  28.09.2026  ·  PMID 42803273</w:t>
       </w:r>
     </w:p>
     <w:p>
       <w:r>
-        <w:t>Prospektive randomisierte Studie (SCORHFE-Trial) zur Machbarkeit und Akzeptanz eines multimodalen Herzinsuffizienz-Screenings (Anamnese, körperliche Untersuchung, EKG, Echokardiographie) bei 420 adipösen Erwachsenen (45+ Jahre) ohne bekannte Herzerkrankung in der niederländischen Primärversorgung.</w:t>
+        <w:t>Post-hoc-Analyse der FIDELITY-Studien (gepoolte FIDELIO-DKD und FIGARO-DKD) untersuchte, ob Finerenone den Rückgang der geschätzten glomerulären Filtrationsrate (eGFR) auch nach Herzinsuffizienz-Hospitalisierung verlangsamt.</w:t>
       </w:r>
     </w:p>
     <w:p>
@@ -336,7 +336,7 @@
         <w:t xml:space="preserve">Ergebnis: </w:t>
       </w:r>
       <w:r>
-        <w:t>Von 746 Interessierten wurden 629 gescreent und 420 randomisiert. In einer zufälligen Teilstichprobe (n=50) gaben 92% der Teilnehmer an, die Screening-Dauer akzeptabel zu finden, 94% berichten niedrige Verfahrensbelastung, 92% unterstützen routinemäßige Implementierung. Median-BMI 35,0 kg/m², 98,4% mit zentraler Adipositas, 23,1% mit ≥2 kardioemetabolischen Risikofaktoren.</w:t>
+        <w:t>Vor Herzinsuffizienz-Hospitalisierung sank eGFR unter Finerenone um 2,68 mL/min/1,73m²/Jahr langsamer als Placebo (95%-KI 0,87–4,49), nach Hospitalisierung um 0,96 mL/min/1,73m²/Jahr (95%-KI −0,99–2,91). Der renale Schutzeffekt persistierte auch nach Herzinsuffizienz-Ereignis.</w:t>
       </w:r>
     </w:p>
     <w:p>
@@ -351,7 +351,7 @@
         <w:rPr>
           <w:sz w:val="19"/>
         </w:rPr>
-        <w:t>Niederlande, vergleichbares Versicherungssystem, primärärztliche Struktur</w:t>
+        <w:t>Internationale Studien, deutsches DMP-System berücksichtigt Finerenone für Diabetiker mit CKD, übertragbar.</w:t>
       </w:r>
     </w:p>
     <w:p>
@@ -360,7 +360,7 @@
           <w:color w:val="5A7D3A"/>
           <w:sz w:val="18"/>
         </w:rPr>
-        <w:t>https://pubmed.ncbi.nlm.nih.gov/42802361/</w:t>
+        <w:t>https://pubmed.ncbi.nlm.nih.gov/42803273/</w:t>
       </w:r>
     </w:p>
     <w:p>
@@ -368,7 +368,7 @@
         <w:pStyle w:val="Heading2"/>
       </w:pPr>
       <w:r>
-        <w:t>Adenosin-Rezeptor-Signaling als therapeutisches Ziel für Myokardfibrose identifiziert</w:t>
+        <w:t>Nicht-ischämische Spätgadolinium-Anreicherung im Septum nach Infarkt erklärt Herzinsuffizienz-Risiko besser</w:t>
       </w:r>
     </w:p>
     <w:p>
@@ -378,12 +378,12 @@
           <w:color w:val="666666"/>
           <w:sz w:val="18"/>
         </w:rPr>
-        <w:t>Zhang H et al.  ·  Science  ·  24.09.2026  ·  PMID 42784676</w:t>
+        <w:t>Zhou P et al.  ·  J Am Heart Assoc  ·  24.09.2026  ·  PMID 42786658</w:t>
       </w:r>
     </w:p>
     <w:p>
       <w:r>
-        <w:t>Grundlagenforschung mit iPSC-basiertem Hochdurchsatz-Screening zur Identifikation antifibrotischer Substanzen und Validierung in humanem Herzmuskelgewebe sowie Tiermodellen der Herzinsuffizienz mit Charakterisierung des zugrundeliegenden atypischen Adenosin-Rezeptor-Signalwegs.</w:t>
+        <w:t>Analyse von 948 Patienten mit Myokardinfarkt zum Vorkommen, zur Verteilung und zur prognostischen Bedeutung nicht-ischämischer Spätgadolinium-Anreicherung (NI-LGE) mittels Kardio-MRT.</w:t>
       </w:r>
     </w:p>
     <w:p>
@@ -394,7 +394,7 @@
         <w:t xml:space="preserve">Ergebnis: </w:t>
       </w:r>
       <w:r>
-        <w:t>Das Screening identifizierte CGS15943 als Leitverbindung. Mechanistische Studien offenbarten einen atypischen Adenosin-Rezeptor-abhängigen Signalweg über Gβγ-Proteine mit Aktivierung von PI3K-AKT und YAP. CGS unterdrückte diesen Signalweg, reduzierte fibrotische Genexpression und Fibroblast-Aktivierung in iPSC-Kardiomyozyten, 3D-Herzgeweben und Herzinsuffizienz-Tiermodellen.</w:t>
+        <w:t>NI-LGE in 78/948 Patienten (8,2%), septal in 100%. Nach Median 69,6 Monaten: 99 HF- und 63 plötzliche Todesfälle. NI-LGE erhöhte HF-Risiko (sHR 5,98, p&lt;0,001), nicht aber plötzlichen Herztod. C-Index für HF stieg von 0,84 auf 0,87 mit NI-LGE (p&lt;0,001). Septum+freie Wand-Beteiligung riskanter als isoliert septal (sHR 2,42, p=0,02).</w:t>
       </w:r>
     </w:p>
     <w:p>
@@ -409,7 +409,7 @@
         <w:rPr>
           <w:sz w:val="19"/>
         </w:rPr>
-        <w:t>USA, aber mit humanem iPSC- und Herzgewebemodell, translationaler Mechanismus identifiziert</w:t>
+        <w:t>China, aber kardiales MRT und CMR-Protokoll international standardisiert, auf deutsches Datenformat übertragbar.</w:t>
       </w:r>
     </w:p>
     <w:p>
@@ -418,7 +418,7 @@
           <w:color w:val="5A7D3A"/>
           <w:sz w:val="18"/>
         </w:rPr>
-        <w:t>https://pubmed.ncbi.nlm.nih.gov/42784676/</w:t>
+        <w:t>https://pubmed.ncbi.nlm.nih.gov/42786658/</w:t>
       </w:r>
     </w:p>
     <w:sectPr>

--- a/download/studien-aktuell.docx
+++ b/download/studien-aktuell.docx
@@ -62,7 +62,7 @@
           <w:color w:val="666666"/>
           <w:sz w:val="18"/>
         </w:rPr>
-        <w:t>Stand: 30.09.2026  |  6 Studien  |  kardio.m-vf.de</w:t>
+        <w:t>Stand: 01.10.2026  |  6 Studien  |  kardio.m-vf.de</w:t>
       </w:r>
     </w:p>
     <w:p>
@@ -70,7 +70,7 @@
         <w:pStyle w:val="Heading1"/>
       </w:pPr>
       <w:r>
-        <w:t>Aufgenommen am 30.09.2026</w:t>
+        <w:t>Aufgenommen am 01.10.2026</w:t>
       </w:r>
     </w:p>
     <w:p>
@@ -78,7 +78,7 @@
         <w:pStyle w:val="Heading2"/>
       </w:pPr>
       <w:r>
-        <w:t>Kariomyopathie-Zeichen vorhersagen Vorhofflimmern und Schlaganfall</w:t>
+        <w:t>AF hospitalization: reduced readmissions, unchanged mortality over 14 years</w:t>
       </w:r>
     </w:p>
     <w:p>
@@ -88,12 +88,12 @@
           <w:color w:val="666666"/>
           <w:sz w:val="18"/>
         </w:rPr>
-        <w:t>Kazi K et al.  ·  Europace  ·  02.09.2026  ·  PMID 42809232</w:t>
+        <w:t>Moshkovits Y et al.  ·  Int J Cardiol  ·  30.09.2026  ·  PMID 42815583</w:t>
       </w:r>
     </w:p>
     <w:p>
       <w:r>
-        <w:t>Studie untersuchte, wie die neue EHRA/HRS/APHRS/LHRS-Definition der atrialen Kardiomyopathie mit dem Auftreten von Vorhofflimmern, Herzinsuffizienz und Schlaganfall assoziiert ist.</w:t>
+        <w:t>Population-based analysis of 12,141 newly diagnosed AF patients requiring hospitalization in Israel from 2008–2022, examining temporal trends in mortality, hospitalizations, bleeding, and stroke.</w:t>
       </w:r>
     </w:p>
     <w:p>
@@ -104,7 +104,7 @@
         <w:t xml:space="preserve">Ergebnis: </w:t>
       </w:r>
       <w:r>
-        <w:t>Bei 33.485 Patienten mit erhaltener linksventrikulärer Auswurffraktion zeigten Patienten mit Zeichen der atrialen Kardiomyopathie erhöhte Risiken für Vorhofflimmern, Herzinsuffizienz und Schlaganfall. Die Definition bot ein Framework zur Risikostratifizierung in dieser Population.</w:t>
+        <w:t>One-year mortality stable at 11,3 % (adjusted RR per year 1,01; 95 % CI 0,99–1,02). All-cause hospitalization declined from 61,6 % (adjusted RR 2008/09 vs 2020/21: 0,87; 95 % CI 0,79–0,95); AF-specific readmissions dropped markedly (adjusted RR 0,24; 95 % CI 0,22–0,26). Greater reduction in younger patients.</w:t>
       </w:r>
     </w:p>
     <w:p>
@@ -119,7 +119,7 @@
         <w:rPr>
           <w:sz w:val="19"/>
         </w:rPr>
-        <w:t>UK und europäische Register, vergleichbare klinische Standards und Datenerfassung.</w:t>
+        <w:t>Israeli national registry (Clalit Health Services); comparable healthcare system and AF epidemiology to Central Europe.</w:t>
       </w:r>
     </w:p>
     <w:p>
@@ -128,7 +128,7 @@
           <w:color w:val="5A7D3A"/>
           <w:sz w:val="18"/>
         </w:rPr>
-        <w:t>https://pubmed.ncbi.nlm.nih.gov/42809232/</w:t>
+        <w:t>https://pubmed.ncbi.nlm.nih.gov/42815583/</w:t>
       </w:r>
     </w:p>
     <w:p>
@@ -136,7 +136,7 @@
         <w:pStyle w:val="Heading2"/>
       </w:pPr>
       <w:r>
-        <w:t>KI-generiertes EKG-Alter verbessert Schlaganfallrisiko-Vorhersage bei Vorhofflimmern mit CHA₂DS₂-VA-Score 1</w:t>
+        <w:t>Cardiovascular-kidney-metabolic multimorbidity increases mortality and HF readmission across all ejection fractions</w:t>
       </w:r>
     </w:p>
     <w:p>
@@ -146,12 +146,12 @@
           <w:color w:val="666666"/>
           <w:sz w:val="18"/>
         </w:rPr>
-        <w:t>Wu CS et al.  ·  J Am Heart Assoc  ·  29.09.2026  ·  PMID 42808453</w:t>
+        <w:t>Kittipibul V et al.  ·  JAMA Cardiol  ·  30.09.2026  ·  PMID 42814450</w:t>
       </w:r>
     </w:p>
     <w:p>
       <w:r>
-        <w:t>Studie testete, ob künstliche Intelligenz-abgeleitetes EKG-Alter die Risikostratifizierung für ischämischen Schlaganfall bei Patienten mit Vorhofflimmern und CHA₂DS₂-VA-Score 1 (Grenzfall für Antikoagulation) verbessert.</w:t>
+        <w:t>Retrospective cohort of 725,205 US hospitalized HF patients examining prevalence of overlapping cardiovascular-kidney-metabolic conditions and association with in-hospital and 1-year outcomes.</w:t>
       </w:r>
     </w:p>
     <w:p>
@@ -162,7 +162,7 @@
         <w:t xml:space="preserve">Ergebnis: </w:t>
       </w:r>
       <w:r>
-        <w:t>Bei 832 Patienten mit Score 1: EA-CHA₂DS₂-VA-Score ≥2 (n=315) zeigte versus &lt;2 (n=517) HR für Schlaganfall/TIA 1,82 (95%-KI 1,06–3,13; p=0,028) und All-cause-Mortalität HR 2,22 (95%-KI 1,43–3,45; p&lt;0,001). EKG-Alter erhöhte Diskriminierung für Risikostratifizierung.</w:t>
+        <w:t>71,9 % (521,739) had ≥2 overlapping conditions; 6,7 % had HF alone. Compared to HF only, 4 overlapping conditions: in-hospital mortality HFrEF aOR 5,08 (95 % CI 4,43–5,83), HFpEF aOR 2,05 (95 % CI 1,77–2,38); 1-year postdischarge mortality HFrEF aHR 2,10 (95 % CI 1,93–2,29). Steepest risk increases in HFrEF.</w:t>
       </w:r>
     </w:p>
     <w:p>
@@ -177,7 +177,7 @@
         <w:rPr>
           <w:sz w:val="19"/>
         </w:rPr>
-        <w:t>USA-Daten, aber EKG-Verarbeitung geräteunabhängig; Grenzfall-Risikogruppe auch für deutsche Praxis relevant.</w:t>
+        <w:t>US registry 2019–2025; multimorbidity patterns relevant for stratifying German HF cohorts.</w:t>
       </w:r>
     </w:p>
     <w:p>
@@ -186,7 +186,7 @@
           <w:color w:val="5A7D3A"/>
           <w:sz w:val="18"/>
         </w:rPr>
-        <w:t>https://pubmed.ncbi.nlm.nih.gov/42808453/</w:t>
+        <w:t>https://pubmed.ncbi.nlm.nih.gov/42814450/</w:t>
       </w:r>
     </w:p>
     <w:p>
@@ -194,7 +194,7 @@
         <w:pStyle w:val="Heading2"/>
       </w:pPr>
       <w:r>
-        <w:t>Apikale Rotation vorhersagt Linksventrikulären Thrombus nach vorderem Herzinfarkt besser als LVEF</w:t>
+        <w:t>Fixed-dose heart failure polypill improves medication adherence in Sri Lanka</w:t>
       </w:r>
     </w:p>
     <w:p>
@@ -204,12 +204,12 @@
           <w:color w:val="666666"/>
           <w:sz w:val="18"/>
         </w:rPr>
-        <w:t>Jones J et al.  ·  Eur Heart J Cardiovasc Imaging  ·  29.09.2026  ·  PMID 42806427</w:t>
+        <w:t>Agarwal A et al.  ·  JAMA Cardiol  ·  30.09.2026  ·  PMID 42814433</w:t>
       </w:r>
     </w:p>
     <w:p>
       <w:r>
-        <w:t>Prospektive multizentrische Analyse bei 270 Patienten mit anteriorem Myokardinfarkt zur Vorhersage von linksventrikulären Thromben durch apikale Rotation mittels Speckle-Tracking-Echokardiographie.</w:t>
+        <w:t>Randomized clinical trial in Sri Lanka assessing feasibility, adherence, and safety of a novel fixed-dose HFrEF polypill versus usual care.</w:t>
       </w:r>
     </w:p>
     <w:p>
@@ -220,7 +220,7 @@
         <w:t xml:space="preserve">Ergebnis: </w:t>
       </w:r>
       <w:r>
-        <w:t>LV-Thrombus entwickelten 33% (89/270 Patienten). Apikale Rotation war bei Thrombus signifikant niedriger (5,0° vs 9,8°, p&lt;0,001). Nach multivariater Anpassung: OR 0,45 pro Grad höherer Rotation (p&lt;0,001); AUC 0,91 vs 0,62 (LVEF), p&lt;0,001. Apikale Rotation blieb auch bei LVEF ≤40% superior (AUC 0,89 vs 0,48).</w:t>
+        <w:t>Trial demonstrates feasibility, improved medication adherence, and acceptable safety profile of polypill approach in resource-limited setting, addressing treatment gap in HFrEF management.</w:t>
       </w:r>
     </w:p>
     <w:p>
@@ -235,7 +235,7 @@
         <w:rPr>
           <w:sz w:val="19"/>
         </w:rPr>
-        <w:t>UK-Zentren mit standardisierter Echokardiographie, vergleichbar mit deutschem Standard.</w:t>
+        <w:t>South Asia/India setting with lower-income healthcare system; polypill strategy potentially adaptable to German DMP-HKK framework.</w:t>
       </w:r>
     </w:p>
     <w:p>
@@ -244,7 +244,7 @@
           <w:color w:val="5A7D3A"/>
           <w:sz w:val="18"/>
         </w:rPr>
-        <w:t>https://pubmed.ncbi.nlm.nih.gov/42806427/</w:t>
+        <w:t>https://pubmed.ncbi.nlm.nih.gov/42814433/</w:t>
       </w:r>
     </w:p>
     <w:p>
@@ -252,7 +252,7 @@
         <w:pStyle w:val="Heading2"/>
       </w:pPr>
       <w:r>
-        <w:t>LIRA-Methode für TAVR bei bikuspidalen Aortenklappen sicher und reproduzierbar</w:t>
+        <w:t>Global heart failure burden: 56 million cases in 2023, varying etiologies by region and age</w:t>
       </w:r>
     </w:p>
     <w:p>
@@ -262,12 +262,12 @@
           <w:color w:val="666666"/>
           <w:sz w:val="18"/>
         </w:rPr>
-        <w:t>Bellini B et al.  ·  JACC Cardiovasc Interv  ·  28.09.2026  ·  PMID 42805721</w:t>
+        <w:t>Johnson CO et al.  ·  JAMA Cardiol  ·  30.09.2026  ·  PMID 42814432</w:t>
       </w:r>
     </w:p>
     <w:p>
       <w:r>
-        <w:t>Multizentrische prospektive Analyse der LIRA-Methode (Level of Implantation at the Raphe) zur Größenbestimmung bei transkatheter Aortenklappenersatz in bikuspidaler Anatomie.</w:t>
+        <w:t>Systematic analysis estimated global heart failure prevalence, years lived with disability, and etiologies across 204 countries from 1990–2023.</w:t>
       </w:r>
     </w:p>
     <w:p>
@@ -278,7 +278,7 @@
         <w:t xml:space="preserve">Ergebnis: </w:t>
       </w:r>
       <w:r>
-        <w:t>Bei 215 Patienten mit bikuspidaler Aortenklappe war Prozessersatz in 74,4% möglich. Device-Erfolg nach 30 Tagen: 93%, paravalvuläre Leckage ≥mittelgradig 4,6%, Schrittmacherimplantationen 10,7%, 1-Jahres-Mortalität 5,7%. Die LIRA-Methode zeigte exzellente Reproduzierbarkeit zwischen Zentren (κ=0,85).</w:t>
+        <w:t>Globally 56,0 million (95 % UI: 49,9–62,2) cases of HF in 2023, with ischemic heart disease and hypertensive heart disease as leading causes in older adults; substantial geographic variation in etiology including rheumatic heart disease in South/Southeast Asia, alcohol-related HF in Eastern Europe, Chagas disease in Latin America. Most etiologies preventable through interventions targeting modifiable risk factors.</w:t>
       </w:r>
     </w:p>
     <w:p>
@@ -293,7 +293,7 @@
         <w:rPr>
           <w:sz w:val="19"/>
         </w:rPr>
-        <w:t>Italienisch-europäische und Schweizer Zentren, übertragbar auf deutsche Kliniken mit Herzklappenexpertise.</w:t>
+        <w:t>Global registry study; findings on preventable etiologies applicable to German public health prioritization.</w:t>
       </w:r>
     </w:p>
     <w:p>
@@ -302,7 +302,7 @@
           <w:color w:val="5A7D3A"/>
           <w:sz w:val="18"/>
         </w:rPr>
-        <w:t>https://pubmed.ncbi.nlm.nih.gov/42805721/</w:t>
+        <w:t>https://pubmed.ncbi.nlm.nih.gov/42814432/</w:t>
       </w:r>
     </w:p>
     <w:p>
@@ -310,7 +310,7 @@
         <w:pStyle w:val="Heading2"/>
       </w:pPr>
       <w:r>
-        <w:t>Finerenone bremst Nierenfunktionsverlust auch nach Herzinsuffizienz-Hospitalisierung</w:t>
+        <w:t>DOAC and VKA equally effective for left ventricular thrombus resolution after myocardial infarction</w:t>
       </w:r>
     </w:p>
     <w:p>
@@ -320,12 +320,12 @@
           <w:color w:val="666666"/>
           <w:sz w:val="18"/>
         </w:rPr>
-        <w:t>Shafi T et al.  ·  Eur J Heart Fail  ·  28.09.2026  ·  PMID 42803273</w:t>
+        <w:t>Maslarska-Martens M et al.  ·  Clin Res Cardiol  ·  30.09.2026  ·  PMID 42814115</w:t>
       </w:r>
     </w:p>
     <w:p>
       <w:r>
-        <w:t>Post-hoc-Analyse der FIDELITY-Studien (gepoolte FIDELIO-DKD und FIGARO-DKD) untersuchte, ob Finerenone den Rückgang der geschätzten glomerulären Filtrationsrate (eGFR) auch nach Herzinsuffizienz-Hospitalisierung verlangsamt.</w:t>
+        <w:t>Single-center retrospective study of 166 MI patients with confirmed left ventricular thrombus, comparing anticoagulation regimens and thrombus resolution.</w:t>
       </w:r>
     </w:p>
     <w:p>
@@ -336,7 +336,7 @@
         <w:t xml:space="preserve">Ergebnis: </w:t>
       </w:r>
       <w:r>
-        <w:t>Vor Herzinsuffizienz-Hospitalisierung sank eGFR unter Finerenone um 2,68 mL/min/1,73m²/Jahr langsamer als Placebo (95%-KI 0,87–4,49), nach Hospitalisierung um 0,96 mL/min/1,73m²/Jahr (95%-KI −0,99–2,91). Der renale Schutzeffekt persistierte auch nach Herzinsuffizienz-Ereignis.</w:t>
+        <w:t>Of 166 MI patients (0,83 % incidence), 120 had follow-up echocardiography; 79 % showed complete thrombus resolution. No significant difference between DOAC (87 %) and VKA (79 %; p = 0,42). Thirty-eight clinical events (bleeding, death, emboli) in 12 months, no significant differences between groups.</w:t>
       </w:r>
     </w:p>
     <w:p>
@@ -351,7 +351,7 @@
         <w:rPr>
           <w:sz w:val="19"/>
         </w:rPr>
-        <w:t>Internationale Studien, deutsches DMP-System berücksichtigt Finerenone für Diabetiker mit CKD, übertragbar.</w:t>
+        <w:t>German clinic data from 2008–2022; directly applicable to treatment decisions in similar healthcare setting.</w:t>
       </w:r>
     </w:p>
     <w:p>
@@ -360,7 +360,7 @@
           <w:color w:val="5A7D3A"/>
           <w:sz w:val="18"/>
         </w:rPr>
-        <w:t>https://pubmed.ncbi.nlm.nih.gov/42803273/</w:t>
+        <w:t>https://pubmed.ncbi.nlm.nih.gov/42814115/</w:t>
       </w:r>
     </w:p>
     <w:p>
@@ -368,7 +368,7 @@
         <w:pStyle w:val="Heading2"/>
       </w:pPr>
       <w:r>
-        <w:t>Nicht-ischämische Spätgadolinium-Anreicherung im Septum nach Infarkt erklärt Herzinsuffizienz-Risiko besser</w:t>
+        <w:t>Finerenone superior to spironolactone for HFmrEF/HFpEF: lower mortality, HF events, hyperkalaemia</w:t>
       </w:r>
     </w:p>
     <w:p>
@@ -378,12 +378,12 @@
           <w:color w:val="666666"/>
           <w:sz w:val="18"/>
         </w:rPr>
-        <w:t>Zhou P et al.  ·  J Am Heart Assoc  ·  24.09.2026  ·  PMID 42786658</w:t>
+        <w:t>Ha PTK et al.  ·  ESC Heart Fail  ·  30.09.2026  ·  PMID 42813221</w:t>
       </w:r>
     </w:p>
     <w:p>
       <w:r>
-        <w:t>Analyse von 948 Patienten mit Myokardinfarkt zum Vorkommen, zur Verteilung und zur prognostischen Bedeutung nicht-ischämischer Spätgadolinium-Anreicherung (NI-LGE) mittels Kardio-MRT.</w:t>
+        <w:t>Retrospective active-comparator cohort study using TriNetX Network (9 July 2021 to 31 March 2025) comparing 12-month effectiveness and safety of finerenone versus spironolactone initiation in HFmrEF/HFpEF.</w:t>
       </w:r>
     </w:p>
     <w:p>
@@ -394,7 +394,7 @@
         <w:t xml:space="preserve">Ergebnis: </w:t>
       </w:r>
       <w:r>
-        <w:t>NI-LGE in 78/948 Patienten (8,2%), septal in 100%. Nach Median 69,6 Monaten: 99 HF- und 63 plötzliche Todesfälle. NI-LGE erhöhte HF-Risiko (sHR 5,98, p&lt;0,001), nicht aber plötzlichen Herztod. C-Index für HF stieg von 0,84 auf 0,87 mit NI-LGE (p&lt;0,001). Septum+freie Wand-Beteiligung riskanter als isoliert septal (sHR 2,42, p=0,02).</w:t>
+        <w:t>After 1:1 propensity-score matching (n=1,417 per group), finerenone associated with lower primary outcome (all-cause mortality or HF exacerbation: 32,3 % vs 41,7 %; aHR 0,72; 95 % CI 0,64–0,82; p&lt;0,001), all-cause mortality (aHR 0,67; 95 % CI 0,51–0,87), HF exacerbation (aHR 0,73; 95 % CI 0,64–0,83), all-cause hospitalisation (aHR 0,83; 95 % CI 0,76–0,91); hyperkalaemia less frequent with finerenone (17,9 % vs 22,8 %; RR 0,79; 95 % CI 0,68–0,91).</w:t>
       </w:r>
     </w:p>
     <w:p>
@@ -409,7 +409,7 @@
         <w:rPr>
           <w:sz w:val="19"/>
         </w:rPr>
-        <w:t>China, aber kardiales MRT und CMR-Protokoll international standardisiert, auf deutsches Datenformat übertragbar.</w:t>
+        <w:t>Real-world US data (TriNetX); observational; hypothesis-generating for HFpEF treatment optimization in Germany.</w:t>
       </w:r>
     </w:p>
     <w:p>
@@ -418,7 +418,7 @@
           <w:color w:val="5A7D3A"/>
           <w:sz w:val="18"/>
         </w:rPr>
-        <w:t>https://pubmed.ncbi.nlm.nih.gov/42786658/</w:t>
+        <w:t>https://pubmed.ncbi.nlm.nih.gov/42813221/</w:t>
       </w:r>
     </w:p>
     <w:sectPr>

--- a/download/studien-aktuell.docx
+++ b/download/studien-aktuell.docx
@@ -78,7 +78,7 @@
         <w:pStyle w:val="Heading2"/>
       </w:pPr>
       <w:r>
-        <w:t>AF hospitalization: reduced readmissions, unchanged mortality over 14 years</w:t>
+        <w:t>Kardiovaskulär-Metabolische Überlappung bei hospitalisierten Herzinsuffizienz-Patienten: stark assoziiert mit Mortalität und Neuaufnahmen</w:t>
       </w:r>
     </w:p>
     <w:p>
@@ -88,12 +88,12 @@
           <w:color w:val="666666"/>
           <w:sz w:val="18"/>
         </w:rPr>
-        <w:t>Moshkovits Y et al.  ·  Int J Cardiol  ·  30.09.2026  ·  PMID 42815583</w:t>
+        <w:t>Kittipibul V et al.  ·  JAMA Cardiol  ·  30.09.2026  ·  PMID 42814450</w:t>
       </w:r>
     </w:p>
     <w:p>
       <w:r>
-        <w:t>Population-based analysis of 12,141 newly diagnosed AF patients requiring hospitalization in Israel from 2008–2022, examining temporal trends in mortality, hospitalizations, bleeding, and stroke.</w:t>
+        <w:t>Retrospektive Kohortenstudie US-weit (GWTG-HF-Register 2019-2025): 725.205 hospitalierte HI-Patienten analysiert zur Prävalenz und Prognoserelevanz von bis zu 4 kardiovaskulär-metabolischen Komorbiditäten.</w:t>
       </w:r>
     </w:p>
     <w:p>
@@ -104,7 +104,7 @@
         <w:t xml:space="preserve">Ergebnis: </w:t>
       </w:r>
       <w:r>
-        <w:t>One-year mortality stable at 11,3 % (adjusted RR per year 1,01; 95 % CI 0,99–1,02). All-cause hospitalization declined from 61,6 % (adjusted RR 2008/09 vs 2020/21: 0,87; 95 % CI 0,79–0,95); AF-specific readmissions dropped markedly (adjusted RR 0,24; 95 % CI 0,22–0,26). Greater reduction in younger patients.</w:t>
+        <w:t>71,9% hatten ≥2 CKM-Komorbiditäten (ACVD, CKD, Diabetes, Adipositas), nur 6,7% isolierte HI. Mit jeder zusätzlichen Komorbidität stieg die In-Hospital-Mortalität (z. B. 4 CKM bei HFrEF aOR 5,08 vs. nur HI), ebenso 1-Jahres-Mortalität (aHR 2,10 bei 4 CKM) und HI-Readmission (aHR 2,33), stärker in HFrEF als HFpEF.</w:t>
       </w:r>
     </w:p>
     <w:p>
@@ -119,65 +119,7 @@
         <w:rPr>
           <w:sz w:val="19"/>
         </w:rPr>
-        <w:t>Israeli national registry (Clalit Health Services); comparable healthcare system and AF epidemiology to Central Europe.</w:t>
-      </w:r>
-    </w:p>
-    <w:p>
-      <w:r>
-        <w:rPr>
-          <w:color w:val="5A7D3A"/>
-          <w:sz w:val="18"/>
-        </w:rPr>
-        <w:t>https://pubmed.ncbi.nlm.nih.gov/42815583/</w:t>
-      </w:r>
-    </w:p>
-    <w:p>
-      <w:pPr>
-        <w:pStyle w:val="Heading2"/>
-      </w:pPr>
-      <w:r>
-        <w:t>Cardiovascular-kidney-metabolic multimorbidity increases mortality and HF readmission across all ejection fractions</w:t>
-      </w:r>
-    </w:p>
-    <w:p>
-      <w:r>
-        <w:rPr>
-          <w:i/>
-          <w:color w:val="666666"/>
-          <w:sz w:val="18"/>
-        </w:rPr>
-        <w:t>Kittipibul V et al.  ·  JAMA Cardiol  ·  30.09.2026  ·  PMID 42814450</w:t>
-      </w:r>
-    </w:p>
-    <w:p>
-      <w:r>
-        <w:t>Retrospective cohort of 725,205 US hospitalized HF patients examining prevalence of overlapping cardiovascular-kidney-metabolic conditions and association with in-hospital and 1-year outcomes.</w:t>
-      </w:r>
-    </w:p>
-    <w:p>
-      <w:r>
-        <w:rPr>
-          <w:b/>
-        </w:rPr>
-        <w:t xml:space="preserve">Ergebnis: </w:t>
-      </w:r>
-      <w:r>
-        <w:t>71,9 % (521,739) had ≥2 overlapping conditions; 6,7 % had HF alone. Compared to HF only, 4 overlapping conditions: in-hospital mortality HFrEF aOR 5,08 (95 % CI 4,43–5,83), HFpEF aOR 2,05 (95 % CI 1,77–2,38); 1-year postdischarge mortality HFrEF aHR 2,10 (95 % CI 1,93–2,29). Steepest risk increases in HFrEF.</w:t>
-      </w:r>
-    </w:p>
-    <w:p>
-      <w:r>
-        <w:rPr>
-          <w:b/>
-          <w:sz w:val="19"/>
-        </w:rPr>
-        <w:t xml:space="preserve">Übertragbarkeit: </w:t>
-      </w:r>
-      <w:r>
-        <w:rPr>
-          <w:sz w:val="19"/>
-        </w:rPr>
-        <w:t>US registry 2019–2025; multimorbidity patterns relevant for stratifying German HF cohorts.</w:t>
+        <w:t>USA-Registry mit übertragbaren Patienten-Merkmalmustern; Komorbidität als unabhängiger Prognosefaktor.</w:t>
       </w:r>
     </w:p>
     <w:p>
@@ -194,7 +136,7 @@
         <w:pStyle w:val="Heading2"/>
       </w:pPr>
       <w:r>
-        <w:t>Fixed-dose heart failure polypill improves medication adherence in Sri Lanka</w:t>
+        <w:t>Fixdosis-HFrEF-Polypill erhöht Therapietreue, Sri-Lanka-RCT zeigt Sicherheit</w:t>
       </w:r>
     </w:p>
     <w:p>
@@ -209,7 +151,7 @@
     </w:p>
     <w:p>
       <w:r>
-        <w:t>Randomized clinical trial in Sri Lanka assessing feasibility, adherence, and safety of a novel fixed-dose HFrEF polypill versus usual care.</w:t>
+        <w:t>Randomisierte Studie aus Sri Lanka zur Machbarkeit, Medication-Adherence und Sicherheit einer neuen Mehrfach-Wirkstoff-Fixdosis gegen übliche HFrEF-Therapie.</w:t>
       </w:r>
     </w:p>
     <w:p>
@@ -220,7 +162,7 @@
         <w:t xml:space="preserve">Ergebnis: </w:t>
       </w:r>
       <w:r>
-        <w:t>Trial demonstrates feasibility, improved medication adherence, and acceptable safety profile of polypill approach in resource-limited setting, addressing treatment gap in HFrEF management.</w:t>
+        <w:t>Fixdosis-Polypill zeigte Machbarkeit und Sicherheit; primärer Endpunkt: Verbesserte Medication-Adherence und Sicherheitsprofil. Detaillierte Zwischenergebnisse im Abstract nicht vollständig berichtet, aber Durchführbarkeit in einkommensschwacherem Umfeld demonstriert.</w:t>
       </w:r>
     </w:p>
     <w:p>
@@ -235,7 +177,7 @@
         <w:rPr>
           <w:sz w:val="19"/>
         </w:rPr>
-        <w:t>South Asia/India setting with lower-income healthcare system; polypill strategy potentially adaptable to German DMP-HKK framework.</w:t>
+        <w:t>Südostasiatischer Versorgungskontext; Modell für Polypill-Implementierung in Ländern mit niedrigen bis mittleren Ressourcen.</w:t>
       </w:r>
     </w:p>
     <w:p>
@@ -252,7 +194,7 @@
         <w:pStyle w:val="Heading2"/>
       </w:pPr>
       <w:r>
-        <w:t>Global heart failure burden: 56 million cases in 2023, varying etiologies by region and age</w:t>
+        <w:t>Globale Herzinsuffizienz-Last 1990-2023: 56 Millionen Fälle mit großer geographischer Variation</w:t>
       </w:r>
     </w:p>
     <w:p>
@@ -267,7 +209,7 @@
     </w:p>
     <w:p>
       <w:r>
-        <w:t>Systematic analysis estimated global heart failure prevalence, years lived with disability, and etiologies across 204 countries from 1990–2023.</w:t>
+        <w:t>Global Burden of Disease-Analyse der Herzinsuffizienz weltweit über drei Jahrzehnte mit Schätzungen nach Alter, Geschlecht, Ort und Ätiologie.</w:t>
       </w:r>
     </w:p>
     <w:p>
@@ -278,7 +220,7 @@
         <w:t xml:space="preserve">Ergebnis: </w:t>
       </w:r>
       <w:r>
-        <w:t>Globally 56,0 million (95 % UI: 49,9–62,2) cases of HF in 2023, with ischemic heart disease and hypertensive heart disease as leading causes in older adults; substantial geographic variation in etiology including rheumatic heart disease in South/Southeast Asia, alcohol-related HF in Eastern Europe, Chagas disease in Latin America. Most etiologies preventable through interventions targeting modifiable risk factors.</w:t>
+        <w:t>56,0 Mio. Herzinsuffizienz-Fälle global 2023 (95%-UI 49,9-62,2). Ischämische und hypertensive Herzerkrankung dominieren bei älteren Erwachsenen, regionale Unterschiede in Ätiologien: Rheumamitbeteiligung in Süd-/Südostasien, Alkoholbedingte HI in Osteuropa, Chagas in Lateinamerika. Eine Prävention durch Reduktion modifizierbarer Risikofaktoren wird als möglich dargestellt.</w:t>
       </w:r>
     </w:p>
     <w:p>
@@ -293,7 +235,7 @@
         <w:rPr>
           <w:sz w:val="19"/>
         </w:rPr>
-        <w:t>Global registry study; findings on preventable etiologies applicable to German public health prioritization.</w:t>
+        <w:t>Global umfassend erhobene Daten zu Krankheitslast und Ätiologien; Grundlage für Priorisierung präventiver Interventionen.</w:t>
       </w:r>
     </w:p>
     <w:p>
@@ -310,7 +252,7 @@
         <w:pStyle w:val="Heading2"/>
       </w:pPr>
       <w:r>
-        <w:t>DOAC and VKA equally effective for left ventricular thrombus resolution after myocardial infarction</w:t>
+        <w:t>Linksventrikulärer Thrombus nach Herzinfarkt: DOAC versus VKA ohne Unterschied bei Thrombuslösung</w:t>
       </w:r>
     </w:p>
     <w:p>
@@ -325,7 +267,7 @@
     </w:p>
     <w:p>
       <w:r>
-        <w:t>Single-center retrospective study of 166 MI patients with confirmed left ventricular thrombus, comparing anticoagulation regimens and thrombus resolution.</w:t>
+        <w:t>Retrospektive Kohortenstudie an einer deutschen Universitätsklinik (Freiburg): 19.964 MI-Patienten gescreent, 166 (0,83%) mit linksventrikulärem Thrombus behandelt mit oraler Antikoagulation.</w:t>
       </w:r>
     </w:p>
     <w:p>
@@ -336,7 +278,7 @@
         <w:t xml:space="preserve">Ergebnis: </w:t>
       </w:r>
       <w:r>
-        <w:t>Of 166 MI patients (0,83 % incidence), 120 had follow-up echocardiography; 79 % showed complete thrombus resolution. No significant difference between DOAC (87 %) and VKA (79 %; p = 0,42). Thirty-eight clinical events (bleeding, death, emboli) in 12 months, no significant differences between groups.</w:t>
+        <w:t>79% komplette Thrombuslösung (n=120 mit Follow-up); kein statistisch signifikanter Unterschied zwischen DOAC (87%) und VKA (79%; p=0,42). 38 klinische Ereignisse in 12 Monaten ohne signifikante Unterschiede zwischen Gruppen. DOACs nahmen über Zeit zu.</w:t>
       </w:r>
     </w:p>
     <w:p>
@@ -351,7 +293,7 @@
         <w:rPr>
           <w:sz w:val="19"/>
         </w:rPr>
-        <w:t>German clinic data from 2008–2022; directly applicable to treatment decisions in similar healthcare setting.</w:t>
+        <w:t>Deutsche Klinikdaten von 2008-2022, vergleichbare Dokumentationspflichten und Behandlungsstandards.</w:t>
       </w:r>
     </w:p>
     <w:p>
@@ -368,7 +310,7 @@
         <w:pStyle w:val="Heading2"/>
       </w:pPr>
       <w:r>
-        <w:t>Finerenone superior to spironolactone for HFmrEF/HFpEF: lower mortality, HF events, hyperkalaemia</w:t>
+        <w:t>Neue Effektivitäts- und Sicherheits-Endpunkte für Vorhofflimmer-Ablations-Studien definiert</w:t>
       </w:r>
     </w:p>
     <w:p>
@@ -378,12 +320,12 @@
           <w:color w:val="666666"/>
           <w:sz w:val="18"/>
         </w:rPr>
-        <w:t>Ha PTK et al.  ·  ESC Heart Fail  ·  30.09.2026  ·  PMID 42813221</w:t>
+        <w:t>Wang PJ et al.  ·  Circ Arrhythm Electrophysiol  ·  29.09.2026  ·  PMID 42808156</w:t>
       </w:r>
     </w:p>
     <w:p>
       <w:r>
-        <w:t>Retrospective active-comparator cohort study using TriNetX Network (9 July 2021 to 31 March 2025) comparing 12-month effectiveness and safety of finerenone versus spironolactone initiation in HFmrEF/HFpEF.</w:t>
+        <w:t>AFA-ARC Initiative: Internationale Arbeitsgruppe mit FDA, HRS und Patienten-Vertreter überarbeitete Studiendesign und Endpunkte für klinische Prüfungen der Katheter-Ablation bei symptomatischem Vorhofflimmer.</w:t>
       </w:r>
     </w:p>
     <w:p>
@@ -394,7 +336,7 @@
         <w:t xml:space="preserve">Ergebnis: </w:t>
       </w:r>
       <w:r>
-        <w:t>After 1:1 propensity-score matching (n=1,417 per group), finerenone associated with lower primary outcome (all-cause mortality or HF exacerbation: 32,3 % vs 41,7 %; aHR 0,72; 95 % CI 0,64–0,82; p&lt;0,001), all-cause mortality (aHR 0,67; 95 % CI 0,51–0,87), HF exacerbation (aHR 0,73; 95 % CI 0,64–0,83), all-cause hospitalisation (aHR 0,83; 95 % CI 0,76–0,91); hyperkalaemia less frequent with finerenone (17,9 % vs 22,8 %; RR 0,79; 95 % CI 0,68–0,91).</w:t>
+        <w:t>Konsensus-Dokument mit revidierten Effektivitäts- und Sicherheits-Endpunkten sowie Studiendesign-Empfehlungen für AF-Ablations-Studien bei paroxysmalem, persistierendem und langjährig persistierendem Vorhofflimmer. Von der Heart Rhythm Society gebilligt.</w:t>
       </w:r>
     </w:p>
     <w:p>
@@ -409,7 +351,7 @@
         <w:rPr>
           <w:sz w:val="19"/>
         </w:rPr>
-        <w:t>Real-world US data (TriNetX); observational; hypothesis-generating for HFpEF treatment optimization in Germany.</w:t>
+        <w:t>Internationale Expert:innen-Konvention mit FDA; Standards übertragbar auf deutsche und europäische Studienplanung.</w:t>
       </w:r>
     </w:p>
     <w:p>
@@ -418,7 +360,65 @@
           <w:color w:val="5A7D3A"/>
           <w:sz w:val="18"/>
         </w:rPr>
-        <w:t>https://pubmed.ncbi.nlm.nih.gov/42813221/</w:t>
+        <w:t>https://pubmed.ncbi.nlm.nih.gov/42808156/</w:t>
+      </w:r>
+    </w:p>
+    <w:p>
+      <w:pPr>
+        <w:pStyle w:val="Heading2"/>
+      </w:pPr>
+      <w:r>
+        <w:t>Alternsassoziierte Entzündung verschärft Herzschaden nach Myokardinfarkt bei Mäusen</w:t>
+      </w:r>
+    </w:p>
+    <w:p>
+      <w:r>
+        <w:rPr>
+          <w:i/>
+          <w:color w:val="666666"/>
+          <w:sz w:val="18"/>
+        </w:rPr>
+        <w:t>Melika ET et al.  ·  J Mol Cell Cardiol  ·  28.09.2026  ·  PMID 42805582</w:t>
+      </w:r>
+    </w:p>
+    <w:p>
+      <w:r>
+        <w:t>Experimentelle Studie zur vergleichenden Analyse post-MI-Inflammations-Antworten in jungen und alten Mäusen mit Reporter-Transgenen für Interferon-gamma.</w:t>
+      </w:r>
+    </w:p>
+    <w:p>
+      <w:r>
+        <w:rPr>
+          <w:b/>
+        </w:rPr>
+        <w:t xml:space="preserve">Ergebnis: </w:t>
+      </w:r>
+      <w:r>
+        <w:t>Alte Mäuse zeigen konservierte IFN-γ-Produktionssignatur und erhöhte pro-inflammatorische Genexpression mit verstärkter IFN-γ-exprimierender T-Zell-Rekrutierung nach MI. Chronische Entzündung in älteren Tieren war mit Verschlimmerung des Remodellings und HI-Progression assoziiert. Akute post-MI-Reaktion kaum beeinträchtigt.</w:t>
+      </w:r>
+    </w:p>
+    <w:p>
+      <w:r>
+        <w:rPr>
+          <w:b/>
+          <w:sz w:val="19"/>
+        </w:rPr>
+        <w:t xml:space="preserve">Übertragbarkeit: </w:t>
+      </w:r>
+      <w:r>
+        <w:rPr>
+          <w:sz w:val="19"/>
+        </w:rPr>
+        <w:t>Grundmechanismus der altersassoziierten Herzinsuffizienz-Progression; präklinisches Modell zur Pathophysiologie.</w:t>
+      </w:r>
+    </w:p>
+    <w:p>
+      <w:r>
+        <w:rPr>
+          <w:color w:val="5A7D3A"/>
+          <w:sz w:val="18"/>
+        </w:rPr>
+        <w:t>https://pubmed.ncbi.nlm.nih.gov/42805582/</w:t>
       </w:r>
     </w:p>
     <w:sectPr>

--- a/download/studien-aktuell.docx
+++ b/download/studien-aktuell.docx
@@ -62,7 +62,7 @@
           <w:color w:val="666666"/>
           <w:sz w:val="18"/>
         </w:rPr>
-        <w:t>Stand: 01.10.2026  |  6 Studien  |  kardio.m-vf.de</w:t>
+        <w:t>Stand: 01.10.2026  |  5 Studien  |  kardio.m-vf.de</w:t>
       </w:r>
     </w:p>
     <w:p>
@@ -361,64 +361,6 @@
           <w:sz w:val="18"/>
         </w:rPr>
         <w:t>https://pubmed.ncbi.nlm.nih.gov/42808156/</w:t>
-      </w:r>
-    </w:p>
-    <w:p>
-      <w:pPr>
-        <w:pStyle w:val="Heading2"/>
-      </w:pPr>
-      <w:r>
-        <w:t>Alternsassoziierte Entzündung verschärft Herzschaden nach Myokardinfarkt bei Mäusen</w:t>
-      </w:r>
-    </w:p>
-    <w:p>
-      <w:r>
-        <w:rPr>
-          <w:i/>
-          <w:color w:val="666666"/>
-          <w:sz w:val="18"/>
-        </w:rPr>
-        <w:t>Melika ET et al.  ·  J Mol Cell Cardiol  ·  28.09.2026  ·  PMID 42805582</w:t>
-      </w:r>
-    </w:p>
-    <w:p>
-      <w:r>
-        <w:t>Experimentelle Studie zur vergleichenden Analyse post-MI-Inflammations-Antworten in jungen und alten Mäusen mit Reporter-Transgenen für Interferon-gamma.</w:t>
-      </w:r>
-    </w:p>
-    <w:p>
-      <w:r>
-        <w:rPr>
-          <w:b/>
-        </w:rPr>
-        <w:t xml:space="preserve">Ergebnis: </w:t>
-      </w:r>
-      <w:r>
-        <w:t>Alte Mäuse zeigen konservierte IFN-γ-Produktionssignatur und erhöhte pro-inflammatorische Genexpression mit verstärkter IFN-γ-exprimierender T-Zell-Rekrutierung nach MI. Chronische Entzündung in älteren Tieren war mit Verschlimmerung des Remodellings und HI-Progression assoziiert. Akute post-MI-Reaktion kaum beeinträchtigt.</w:t>
-      </w:r>
-    </w:p>
-    <w:p>
-      <w:r>
-        <w:rPr>
-          <w:b/>
-          <w:sz w:val="19"/>
-        </w:rPr>
-        <w:t xml:space="preserve">Übertragbarkeit: </w:t>
-      </w:r>
-      <w:r>
-        <w:rPr>
-          <w:sz w:val="19"/>
-        </w:rPr>
-        <w:t>Grundmechanismus der altersassoziierten Herzinsuffizienz-Progression; präklinisches Modell zur Pathophysiologie.</w:t>
-      </w:r>
-    </w:p>
-    <w:p>
-      <w:r>
-        <w:rPr>
-          <w:color w:val="5A7D3A"/>
-          <w:sz w:val="18"/>
-        </w:rPr>
-        <w:t>https://pubmed.ncbi.nlm.nih.gov/42805582/</w:t>
       </w:r>
     </w:p>
     <w:sectPr>

--- a/download/studien-aktuell.docx
+++ b/download/studien-aktuell.docx
@@ -62,7 +62,7 @@
           <w:color w:val="666666"/>
           <w:sz w:val="18"/>
         </w:rPr>
-        <w:t>Stand: 01.10.2026  |  5 Studien  |  kardio.m-vf.de</w:t>
+        <w:t>Stand: 02.10.2026  |  6 Studien  |  kardio.m-vf.de</w:t>
       </w:r>
     </w:p>
     <w:p>
@@ -70,7 +70,7 @@
         <w:pStyle w:val="Heading1"/>
       </w:pPr>
       <w:r>
-        <w:t>Aufgenommen am 01.10.2026</w:t>
+        <w:t>Aufgenommen am 02.10.2026</w:t>
       </w:r>
     </w:p>
     <w:p>
@@ -78,7 +78,7 @@
         <w:pStyle w:val="Heading2"/>
       </w:pPr>
       <w:r>
-        <w:t>Kardiovaskulär-Metabolische Überlappung bei hospitalisierten Herzinsuffizienz-Patienten: stark assoziiert mit Mortalität und Neuaufnahmen</w:t>
+        <w:t>Lebensqualität bei Herzinsuffizienz vorhersagt 1-Jahres-Mortalität unabhängig von Auswurfleistung</w:t>
       </w:r>
     </w:p>
     <w:p>
@@ -88,12 +88,12 @@
           <w:color w:val="666666"/>
           <w:sz w:val="18"/>
         </w:rPr>
-        <w:t>Kittipibul V et al.  ·  JAMA Cardiol  ·  30.09.2026  ·  PMID 42814450</w:t>
+        <w:t>Walli-Attaei M et al.  ·  Eur J Heart Fail  ·  01.10.2026  ·  PMID 42820334</w:t>
       </w:r>
     </w:p>
     <w:p>
       <w:r>
-        <w:t>Retrospektive Kohortenstudie US-weit (GWTG-HF-Register 2019-2025): 725.205 hospitalierte HI-Patienten analysiert zur Prävalenz und Prognoserelevanz von bis zu 4 kardiovaskulär-metabolischen Komorbiditäten.</w:t>
+        <w:t>ESC-Registry mit 10.130 HF-Patienten (38,6% akut, 61,4% ambulant): Assoziation zwischen gemessener Lebensqualität (EQ-5D-5L) und 1-Jahres-Ergebnis wurde untersucht.</w:t>
       </w:r>
     </w:p>
     <w:p>
@@ -104,7 +104,7 @@
         <w:t xml:space="preserve">Ergebnis: </w:t>
       </w:r>
       <w:r>
-        <w:t>71,9% hatten ≥2 CKM-Komorbiditäten (ACVD, CKD, Diabetes, Adipositas), nur 6,7% isolierte HI. Mit jeder zusätzlichen Komorbidität stieg die In-Hospital-Mortalität (z. B. 4 CKM bei HFrEF aOR 5,08 vs. nur HI), ebenso 1-Jahres-Mortalität (aHR 2,10 bei 4 CKM) und HI-Readmission (aHR 2,33), stärker in HFrEF als HFpEF.</w:t>
+        <w:t>0,1-Punkt-Abfall der Lebensqualität (Skala -0,59 bis 1,00) assoziiert mit 9% erhöhtem Mortalitätsrisiko (äquivalent 37 Tagen verlorener Vollgesundheit pro Jahr); Assoziation konsistent über alle EF-Kategorien. 45% der Patienten zeigten HRQoL-Verbesserung nach 1 Jahr; ACEi/ARB/ARNI-Nutzer profitiert mehr.</w:t>
       </w:r>
     </w:p>
     <w:p>
@@ -119,7 +119,7 @@
         <w:rPr>
           <w:sz w:val="19"/>
         </w:rPr>
-        <w:t>USA-Registry mit übertragbaren Patienten-Merkmalmustern; Komorbidität als unabhängiger Prognosefaktor.</w:t>
+        <w:t>Europäische Multizenterstudie, deutsches Versicherungssystem vergleichbar</w:t>
       </w:r>
     </w:p>
     <w:p>
@@ -128,7 +128,7 @@
           <w:color w:val="5A7D3A"/>
           <w:sz w:val="18"/>
         </w:rPr>
-        <w:t>https://pubmed.ncbi.nlm.nih.gov/42814450/</w:t>
+        <w:t>https://pubmed.ncbi.nlm.nih.gov/42820334/</w:t>
       </w:r>
     </w:p>
     <w:p>
@@ -136,7 +136,7 @@
         <w:pStyle w:val="Heading2"/>
       </w:pPr>
       <w:r>
-        <w:t>Fixdosis-HFrEF-Polypill erhöht Therapietreue, Sri-Lanka-RCT zeigt Sicherheit</w:t>
+        <w:t>Prävention von Herzinsuffizienz über Kardio-Nieren-Metabolik-Spektrum: Europäischer Konsens</w:t>
       </w:r>
     </w:p>
     <w:p>
@@ -146,12 +146,12 @@
           <w:color w:val="666666"/>
           <w:sz w:val="18"/>
         </w:rPr>
-        <w:t>Agarwal A et al.  ·  JAMA Cardiol  ·  30.09.2026  ·  PMID 42814433</w:t>
+        <w:t>Inciardi RM et al.  ·  Eur J Heart Fail  ·  01.10.2026  ·  PMID 42817848</w:t>
       </w:r>
     </w:p>
     <w:p>
       <w:r>
-        <w:t>Randomisierte Studie aus Sri Lanka zur Machbarkeit, Medication-Adherence und Sicherheit einer neuen Mehrfach-Wirkstoff-Fixdosis gegen übliche HFrEF-Therapie.</w:t>
+        <w:t>Europäischer Expertenkonsens zu pharmakologischen Strategien zur Herzinsuffizienz-Prävention durch frühe, parallele Initiierung von ACE-Hemmern/ARNi, SGLT2-Hemmern, nicht-steroidalen MRA und Inkretinagenzien.</w:t>
       </w:r>
     </w:p>
     <w:p>
@@ -162,7 +162,7 @@
         <w:t xml:space="preserve">Ergebnis: </w:t>
       </w:r>
       <w:r>
-        <w:t>Fixdosis-Polypill zeigte Machbarkeit und Sicherheit; primärer Endpunkt: Verbesserte Medication-Adherence und Sicherheitsprofil. Detaillierte Zwischenergebnisse im Abstract nicht vollständig berichtet, aber Durchführbarkeit in einkommensschwacherem Umfeld demonstriert.</w:t>
+        <w:t>ACE-Hemmer/ARNi, SGLT2-Hemmer, nicht-steroidale MRA und Inkretinagenzien zeigen komplementäre Benefits bei Reduktion von HF-Ereignissen, kardiovaskulärem Tod und CKD-Progression in Hochrisikogruppen. Frühe parallele Initiierung kann Krankheitsverlauf modifizieren und Progression von Präklinik zu manifester HF verhindern.</w:t>
       </w:r>
     </w:p>
     <w:p>
@@ -177,7 +177,7 @@
         <w:rPr>
           <w:sz w:val="19"/>
         </w:rPr>
-        <w:t>Südostasiatischer Versorgungskontext; Modell für Polypill-Implementierung in Ländern mit niedrigen bis mittleren Ressourcen.</w:t>
+        <w:t>Europa: Strukturierte CKM-Versorgungspfade etablierbar in deutschen Systemen</w:t>
       </w:r>
     </w:p>
     <w:p>
@@ -186,7 +186,7 @@
           <w:color w:val="5A7D3A"/>
           <w:sz w:val="18"/>
         </w:rPr>
-        <w:t>https://pubmed.ncbi.nlm.nih.gov/42814433/</w:t>
+        <w:t>https://pubmed.ncbi.nlm.nih.gov/42817848/</w:t>
       </w:r>
     </w:p>
     <w:p>
@@ -194,7 +194,7 @@
         <w:pStyle w:val="Heading2"/>
       </w:pPr>
       <w:r>
-        <w:t>Globale Herzinsuffizienz-Last 1990-2023: 56 Millionen Fälle mit großer geographischer Variation</w:t>
+        <w:t>Strain-Imaging erkennt HF-Risiko früher als Auswurflektion, prognostisch 1,6-fach besser</w:t>
       </w:r>
     </w:p>
     <w:p>
@@ -204,12 +204,12 @@
           <w:color w:val="666666"/>
           <w:sz w:val="18"/>
         </w:rPr>
-        <w:t>Johnson CO et al.  ·  JAMA Cardiol  ·  30.09.2026  ·  PMID 42814432</w:t>
+        <w:t>Kosmala W et al.  ·  ESC Heart Fail  ·  30.09.2026  ·  PMID 42813228</w:t>
       </w:r>
     </w:p>
     <w:p>
       <w:r>
-        <w:t>Global Burden of Disease-Analyse der Herzinsuffizienz weltweit über drei Jahrzehnte mit Schätzungen nach Alter, Geschlecht, Ort und Ätiologie.</w:t>
+        <w:t>Synthesearbeit zur Rolle von 2D-Speckle-Tracking-Echokardiographie (GLS, LA-Strain, RV-Strain) in HF-Früherkennung, Phänotypisierung und Risikostratifizierung.</w:t>
       </w:r>
     </w:p>
     <w:p>
@@ -220,7 +220,7 @@
         <w:t xml:space="preserve">Ergebnis: </w:t>
       </w:r>
       <w:r>
-        <w:t>56,0 Mio. Herzinsuffizienz-Fälle global 2023 (95%-UI 49,9-62,2). Ischämische und hypertensive Herzerkrankung dominieren bei älteren Erwachsenen, regionale Unterschiede in Ätiologien: Rheumamitbeteiligung in Süd-/Südostasien, Alkoholbedingte HI in Osteuropa, Chagas in Lateinamerika. Eine Prävention durch Reduktion modifizierbarer Risikofaktoren wird als möglich dargestellt.</w:t>
+        <w:t>GLS &lt;16% zeigt 4-fach höheres Hospitalisierungsrisiko in Präklinik (Stage B); in HFpEF validierte diagnostische Minorkriterium. GLS 1,6-fach besserer prognostischer Marker als LVEF, besonders in Präklinik und HFpEF. LA-Strain &lt;18% quantifiziert diastolische Dysfunktion; RV-Strain unabhängiger Mortalitätsprädiktor.</w:t>
       </w:r>
     </w:p>
     <w:p>
@@ -235,7 +235,7 @@
         <w:rPr>
           <w:sz w:val="19"/>
         </w:rPr>
-        <w:t>Global umfassend erhobene Daten zu Krankheitslast und Ätiologien; Grundlage für Priorisierung präventiver Interventionen.</w:t>
+        <w:t>Europäische Evidenz, Echokardiographie in deutscher Flächenversorgung verfügbar</w:t>
       </w:r>
     </w:p>
     <w:p>
@@ -244,7 +244,7 @@
           <w:color w:val="5A7D3A"/>
           <w:sz w:val="18"/>
         </w:rPr>
-        <w:t>https://pubmed.ncbi.nlm.nih.gov/42814432/</w:t>
+        <w:t>https://pubmed.ncbi.nlm.nih.gov/42813228/</w:t>
       </w:r>
     </w:p>
     <w:p>
@@ -252,7 +252,7 @@
         <w:pStyle w:val="Heading2"/>
       </w:pPr>
       <w:r>
-        <w:t>Linksventrikulärer Thrombus nach Herzinfarkt: DOAC versus VKA ohne Unterschied bei Thrombuslösung</w:t>
+        <w:t>Finerenon unterlegen Spironolacton bei HFmrEF/HFpEF nicht, senkt Hyperkaliämie stärker</w:t>
       </w:r>
     </w:p>
     <w:p>
@@ -262,12 +262,12 @@
           <w:color w:val="666666"/>
           <w:sz w:val="18"/>
         </w:rPr>
-        <w:t>Maslarska-Martens M et al.  ·  Clin Res Cardiol  ·  30.09.2026  ·  PMID 42814115</w:t>
+        <w:t>Ha PTK et al.  ·  ESC Heart Fail  ·  30.09.2026  ·  PMID 42813221</w:t>
       </w:r>
     </w:p>
     <w:p>
       <w:r>
-        <w:t>Retrospektive Kohortenstudie an einer deutschen Universitätsklinik (Freiburg): 19.964 MI-Patienten gescreent, 166 (0,83%) mit linksventrikulärem Thrombus behandelt mit oraler Antikoagulation.</w:t>
+        <w:t>Real-World-Vergleich (TriNetX, 9/2021-3/2025): 1.417 propensity-matched Paare mit HFmrEF/HFpEF, initiiert Finerenon oder Spironolacton, 12-Monats-Outcomes gemessen.</w:t>
       </w:r>
     </w:p>
     <w:p>
@@ -278,7 +278,7 @@
         <w:t xml:space="preserve">Ergebnis: </w:t>
       </w:r>
       <w:r>
-        <w:t>79% komplette Thrombuslösung (n=120 mit Follow-up); kein statistisch signifikanter Unterschied zwischen DOAC (87%) und VKA (79%; p=0,42). 38 klinische Ereignisse in 12 Monaten ohne signifikante Unterschiede zwischen Gruppen. DOACs nahmen über Zeit zu.</w:t>
+        <w:t>Finerenon: primärer Endpunkt (Mortalität oder HF-Exazerbation) 32,3% vs. 41,7% unter Spironolacton (aHR 0,72; 95%-KI 0,64–0,82). Mortalität aHR 0,67 (0,51–0,87), HF-Exazerbation aHR 0,73 (0,64–0,83), Klinikaufenthalte aHR 0,83 (0,76–0,91). Hyperkaliämie seltener: 17,9% vs. 22,8% (RR 0,79).</w:t>
       </w:r>
     </w:p>
     <w:p>
@@ -293,7 +293,7 @@
         <w:rPr>
           <w:sz w:val="19"/>
         </w:rPr>
-        <w:t>Deutsche Klinikdaten von 2008-2022, vergleichbare Dokumentationspflichten und Behandlungsstandards.</w:t>
+        <w:t>Observational, multinational; Hypokalämie-Profil relevant für deutsche Praxis</w:t>
       </w:r>
     </w:p>
     <w:p>
@@ -302,7 +302,7 @@
           <w:color w:val="5A7D3A"/>
           <w:sz w:val="18"/>
         </w:rPr>
-        <w:t>https://pubmed.ncbi.nlm.nih.gov/42814115/</w:t>
+        <w:t>https://pubmed.ncbi.nlm.nih.gov/42813221/</w:t>
       </w:r>
     </w:p>
     <w:p>
@@ -310,7 +310,7 @@
         <w:pStyle w:val="Heading2"/>
       </w:pPr>
       <w:r>
-        <w:t>Neue Effektivitäts- und Sicherheits-Endpunkte für Vorhofflimmer-Ablations-Studien definiert</w:t>
+        <w:t>Periphere arterielle Erkrankung: moderne Therapie reduziert Limbenamputation und Behinderung</w:t>
       </w:r>
     </w:p>
     <w:p>
@@ -320,12 +320,12 @@
           <w:color w:val="666666"/>
           <w:sz w:val="18"/>
         </w:rPr>
-        <w:t>Wang PJ et al.  ·  Circ Arrhythm Electrophysiol  ·  29.09.2026  ·  PMID 42808156</w:t>
+        <w:t>Tulamo R et al.  ·  Lancet  ·  03.10.2026  ·  PMID 42772315</w:t>
       </w:r>
     </w:p>
     <w:p>
       <w:r>
-        <w:t>AFA-ARC Initiative: Internationale Arbeitsgruppe mit FDA, HRS und Patienten-Vertreter überarbeitete Studiendesign und Endpunkte für klinische Prüfungen der Katheter-Ablation bei symptomatischem Vorhofflimmer.</w:t>
+        <w:t>Zweites Lancet-Übersichtspapier der PAD-Serie: Modernes Management mit medikamentöser Therapie, Lebensstiländerung, Bewegungstherapie und selektiver Revaskularisation bei niedriger Amputationsrate.</w:t>
       </w:r>
     </w:p>
     <w:p>
@@ -336,7 +336,7 @@
         <w:t xml:space="preserve">Ergebnis: </w:t>
       </w:r>
       <w:r>
-        <w:t>Konsensus-Dokument mit revidierten Effektivitäts- und Sicherheits-Endpunkten sowie Studiendesign-Empfehlungen für AF-Ablations-Studien bei paroxysmalem, persistierendem und langjährig persistierendem Vorhofflimmer. Von der Heart Rhythm Society gebilligt.</w:t>
+        <w:t>Supervised Exercise Therapy wirksam zur Gehleistungsverbesserung bei Claudicatio; Revaskularisation übernutzt in dieser Gruppe, reserviert für Critical Limb Ischemia. Perioperative Risiken erheblich; Innovation in Therapie fokussiert auf Lebensqualität und Überleben, nicht isoliert auf Perfusion. Polyvaskularität kompliziert Management.</w:t>
       </w:r>
     </w:p>
     <w:p>
@@ -351,7 +351,7 @@
         <w:rPr>
           <w:sz w:val="19"/>
         </w:rPr>
-        <w:t>Internationale Expert:innen-Konvention mit FDA; Standards übertragbar auf deutsche und europäische Studienplanung.</w:t>
+        <w:t>Europäische Autoren, deutsches Gesundheitssystem relevant</w:t>
       </w:r>
     </w:p>
     <w:p>
@@ -360,7 +360,65 @@
           <w:color w:val="5A7D3A"/>
           <w:sz w:val="18"/>
         </w:rPr>
-        <w:t>https://pubmed.ncbi.nlm.nih.gov/42808156/</w:t>
+        <w:t>https://pubmed.ncbi.nlm.nih.gov/42772315/</w:t>
+      </w:r>
+    </w:p>
+    <w:p>
+      <w:pPr>
+        <w:pStyle w:val="Heading2"/>
+      </w:pPr>
+      <w:r>
+        <w:t>Periphere arterielle Erkrankung belastet Frauen, Arme, Indigene überproportional; Screening-Potenzial</w:t>
+      </w:r>
+    </w:p>
+    <w:p>
+      <w:r>
+        <w:rPr>
+          <w:i/>
+          <w:color w:val="666666"/>
+          <w:sz w:val="18"/>
+        </w:rPr>
+        <w:t>Golledge J et al.  ·  Lancet  ·  03.10.2026  ·  PMID 42772314</w:t>
+      </w:r>
+    </w:p>
+    <w:p>
+      <w:r>
+        <w:t>Drittes Lancet-Übersichtspapier der PAD-Serie beschreibt verheerende individuelle Folgen (Schmerz, Funktionsverlust, Arbeitsunfähigkeit, psychische Belastung) und globale Lasten, fokussiert auf Ungleichheitsabbau..</w:t>
+      </w:r>
+    </w:p>
+    <w:p>
+      <w:r>
+        <w:rPr>
+          <w:b/>
+        </w:rPr>
+        <w:t xml:space="preserve">Ergebnis: </w:t>
+      </w:r>
+      <w:r>
+        <w:t>PAD-Mortalität 5-Jahres: 30–50%, übersteigt schwere Malignome und akuten Herzinfarkt. Frauen, First-Nations-Bevölkerungen, Nichtweiße, sozial Benachteiligte und Rural-Bewohner stark belastet. Empfehlungen: Multidisziplinarität, Awareness-Kampagnen, Screening- und Early-Management-Studien in unterversorgten Gruppen.</w:t>
+      </w:r>
+    </w:p>
+    <w:p>
+      <w:r>
+        <w:rPr>
+          <w:b/>
+          <w:sz w:val="19"/>
+        </w:rPr>
+        <w:t xml:space="preserve">Übertragbarkeit: </w:t>
+      </w:r>
+      <w:r>
+        <w:rPr>
+          <w:sz w:val="19"/>
+        </w:rPr>
+        <w:t>Internationale Evidenz, Ungleichheitsaspekte auf Deutschland übertragbar</w:t>
+      </w:r>
+    </w:p>
+    <w:p>
+      <w:r>
+        <w:rPr>
+          <w:color w:val="5A7D3A"/>
+          <w:sz w:val="18"/>
+        </w:rPr>
+        <w:t>https://pubmed.ncbi.nlm.nih.gov/42772314/</w:t>
       </w:r>
     </w:p>
     <w:sectPr>

--- a/download/studien-aktuell.docx
+++ b/download/studien-aktuell.docx
@@ -62,7 +62,7 @@
           <w:color w:val="666666"/>
           <w:sz w:val="18"/>
         </w:rPr>
-        <w:t>Stand: 02.10.2026  |  6 Studien  |  kardio.m-vf.de</w:t>
+        <w:t>Stand: 03.10.2026  |  6 Studien  |  kardio.m-vf.de</w:t>
       </w:r>
     </w:p>
     <w:p>
@@ -70,7 +70,7 @@
         <w:pStyle w:val="Heading1"/>
       </w:pPr>
       <w:r>
-        <w:t>Aufgenommen am 02.10.2026</w:t>
+        <w:t>Aufgenommen am 03.10.2026</w:t>
       </w:r>
     </w:p>
     <w:p>
@@ -78,7 +78,7 @@
         <w:pStyle w:val="Heading2"/>
       </w:pPr>
       <w:r>
-        <w:t>Lebensqualität bei Herzinsuffizienz vorhersagt 1-Jahres-Mortalität unabhängig von Auswurfleistung</w:t>
+        <w:t>Trainee-geführte Herzklappenchirurgie sicher: UK-Registerdaten zeigen keine erhöhte Mortalität</w:t>
       </w:r>
     </w:p>
     <w:p>
@@ -88,12 +88,12 @@
           <w:color w:val="666666"/>
           <w:sz w:val="18"/>
         </w:rPr>
-        <w:t>Walli-Attaei M et al.  ·  Eur J Heart Fail  ·  01.10.2026  ·  PMID 42820334</w:t>
+        <w:t>Chan J et al.  ·  Open Heart  ·  01.10.2026  ·  PMID 42823084</w:t>
       </w:r>
     </w:p>
     <w:p>
       <w:r>
-        <w:t>ESC-Registry mit 10.130 HF-Patienten (38,6% akut, 61,4% ambulant): Assoziation zwischen gemessener Lebensqualität (EQ-5D-5L) und 1-Jahres-Ergebnis wurde untersucht.</w:t>
+        <w:t>Nationale britische Kohortenstudie zur Sicherheit von Trainee-geführten Aortenklappen- und Mitralklappenoperationen 1996–2019.</w:t>
       </w:r>
     </w:p>
     <w:p>
@@ -104,7 +104,7 @@
         <w:t xml:space="preserve">Ergebnis: </w:t>
       </w:r>
       <w:r>
-        <w:t>0,1-Punkt-Abfall der Lebensqualität (Skala -0,59 bis 1,00) assoziiert mit 9% erhöhtem Mortalitätsrisiko (äquivalent 37 Tagen verlorener Vollgesundheit pro Jahr); Assoziation konsistent über alle EF-Kategorien. 45% der Patienten zeigten HRQoL-Verbesserung nach 1 Jahr; ACEi/ARB/ARNI-Nutzer profitiert mehr.</w:t>
+        <w:t>Von 96.907 isolierten Klappenoperationen wurden 18,7% (AVR) und 9,8% (Mitralklappe) von Trainees durchgeführt. Nach Propensity Matching zeigten trainee-geführte Prozeduren keine höhere in-hospital-Mortalität oder frühe Morbidität. Deutliche Variation in Trainingsgelegenheiten zwischen Kliniken und Chirurgen (44,8–59,6%).</w:t>
       </w:r>
     </w:p>
     <w:p>
@@ -119,7 +119,7 @@
         <w:rPr>
           <w:sz w:val="19"/>
         </w:rPr>
-        <w:t>Europäische Multizenterstudie, deutsches Versicherungssystem vergleichbar</w:t>
+        <w:t>UK-Gesundheitssystem, nationale Qualitätsdatenbank, strukturiertes Trainingsumfeld übertragbar</w:t>
       </w:r>
     </w:p>
     <w:p>
@@ -128,7 +128,7 @@
           <w:color w:val="5A7D3A"/>
           <w:sz w:val="18"/>
         </w:rPr>
-        <w:t>https://pubmed.ncbi.nlm.nih.gov/42820334/</w:t>
+        <w:t>https://pubmed.ncbi.nlm.nih.gov/42823084/</w:t>
       </w:r>
     </w:p>
     <w:p>
@@ -136,7 +136,7 @@
         <w:pStyle w:val="Heading2"/>
       </w:pPr>
       <w:r>
-        <w:t>Prävention von Herzinsuffizienz über Kardio-Nieren-Metabolik-Spektrum: Europäischer Konsens</w:t>
+        <w:t>EXPORT-Studie geplant: Nicht-Lungenvenen-Ablation bei persistentem Vorhofflimmern getestet</w:t>
       </w:r>
     </w:p>
     <w:p>
@@ -146,12 +146,12 @@
           <w:color w:val="666666"/>
           <w:sz w:val="18"/>
         </w:rPr>
-        <w:t>Inciardi RM et al.  ·  Eur J Heart Fail  ·  01.10.2026  ·  PMID 42817848</w:t>
+        <w:t>Kim D et al.  ·  Am Heart J  ·  01.10.2026  ·  PMID 42822815</w:t>
       </w:r>
     </w:p>
     <w:p>
       <w:r>
-        <w:t>Europäischer Expertenkonsens zu pharmakologischen Strategien zur Herzinsuffizienz-Prävention durch frühe, parallele Initiierung von ACE-Hemmern/ARNi, SGLT2-Hemmern, nicht-steroidalen MRA und Inkretinagenzien.</w:t>
+        <w:t>Rationale und Design einer prospektiven, randomisierten, verblindeten Multizenterstudie zur Nicht-Lungenvenen-Triggerabilation zusätzlich zur Lungenvenenarrhythmielisolation bei persistentem Vorhofflimmern.</w:t>
       </w:r>
     </w:p>
     <w:p>
@@ -162,7 +162,7 @@
         <w:t xml:space="preserve">Ergebnis: </w:t>
       </w:r>
       <w:r>
-        <w:t>ACE-Hemmer/ARNi, SGLT2-Hemmer, nicht-steroidale MRA und Inkretinagenzien zeigen komplementäre Benefits bei Reduktion von HF-Ereignissen, kardiovaskulärem Tod und CKD-Progression in Hochrisikogruppen. Frühe parallele Initiierung kann Krankheitsverlauf modifizieren und Progression von Präklinik zu manifester HF verhindern.</w:t>
+        <w:t>EXPORT ist Multicenter-Überlegenheitsstudie (n=430, 215 pro Gruppe) mit primärem Endpunkt Freiheit von dokumentierten Vorhofrhythmien ≥30 Sekunden nach 3-Monats-Blanking-Phase. Sekundärendpunkte: Freiheit ohne Antiarrhythmika, periprozeduale Komplikationen, Gesamtprozedurdauer. Klinische Relevanz: hohe Rezidivrate bei PV-Isolation allein bei persistentem VF.</w:t>
       </w:r>
     </w:p>
     <w:p>
@@ -177,7 +177,7 @@
         <w:rPr>
           <w:sz w:val="19"/>
         </w:rPr>
-        <w:t>Europa: Strukturierte CKM-Versorgungspfade etablierbar in deutschen Systemen</w:t>
+        <w:t>Südkorea, prospektives RCT-Design, Ablationstechnik weltweit etabliert</w:t>
       </w:r>
     </w:p>
     <w:p>
@@ -186,7 +186,7 @@
           <w:color w:val="5A7D3A"/>
           <w:sz w:val="18"/>
         </w:rPr>
-        <w:t>https://pubmed.ncbi.nlm.nih.gov/42817848/</w:t>
+        <w:t>https://pubmed.ncbi.nlm.nih.gov/42822815/</w:t>
       </w:r>
     </w:p>
     <w:p>
@@ -194,7 +194,7 @@
         <w:pStyle w:val="Heading2"/>
       </w:pPr>
       <w:r>
-        <w:t>Strain-Imaging erkennt HF-Risiko früher als Auswurflektion, prognostisch 1,6-fach besser</w:t>
+        <w:t>Sotagliflozin rentabel bei Herzinsuffizienz: $75.510 pro Lebensjahr in Qualität</w:t>
       </w:r>
     </w:p>
     <w:p>
@@ -204,12 +204,12 @@
           <w:color w:val="666666"/>
           <w:sz w:val="18"/>
         </w:rPr>
-        <w:t>Kosmala W et al.  ·  ESC Heart Fail  ·  30.09.2026  ·  PMID 42813228</w:t>
+        <w:t>Zhang Z et al.  ·  Am J Cardiol  ·  30.09.2026  ·  PMID 42815751</w:t>
       </w:r>
     </w:p>
     <w:p>
       <w:r>
-        <w:t>Synthesearbeit zur Rolle von 2D-Speckle-Tracking-Echokardiographie (GLS, LA-Strain, RV-Strain) in HF-Früherkennung, Phänotypisierung und Risikostratifizierung.</w:t>
+        <w:t>Kosten-Nutzen-Analyse der SOLOIST-WHF-Studie mit Markov-Mikrosimulation über Lebenszeit für Sotagliflozin bei Herzinsuffizienz mit erhaltener und reduzierter Ejektionsfraktion.</w:t>
       </w:r>
     </w:p>
     <w:p>
@@ -220,7 +220,7 @@
         <w:t xml:space="preserve">Ergebnis: </w:t>
       </w:r>
       <w:r>
-        <w:t>GLS &lt;16% zeigt 4-fach höheres Hospitalisierungsrisiko in Präklinik (Stage B); in HFpEF validierte diagnostische Minorkriterium. GLS 1,6-fach besserer prognostischer Marker als LVEF, besonders in Präklinik und HFpEF. LA-Strain &lt;18% quantifiziert diastolische Dysfunktion; RV-Strain unabhängiger Mortalitätsprädiktor.</w:t>
+        <w:t>Sotagliflozin erhöhte qualitätskorrigierte Lebensjahre (QALY) um 0,39 (4,43 vs. 4,04) und Lebenserwartung um 0,64 Jahre (7,12 vs. 6,48 Jahre) mit inkrementellem Kostenaufwand von $29.449 (95% UI: $26.610–$32.528), ICER $75.510/QALY (UI: $55.640–$98.300). Bei HFpEF ICER $71.135/QALY, bei HFrEF $87.635/QALY.</w:t>
       </w:r>
     </w:p>
     <w:p>
@@ -235,7 +235,7 @@
         <w:rPr>
           <w:sz w:val="19"/>
         </w:rPr>
-        <w:t>Europäische Evidenz, Echokardiographie in deutscher Flächenversorgung verfügbar</w:t>
+        <w:t>US-Healthcare-Payer-Perspektive; Medikamentenkosten möglicherweise anderswertig; Effizienzaussage schwerpunktunabhängig</w:t>
       </w:r>
     </w:p>
     <w:p>
@@ -244,7 +244,7 @@
           <w:color w:val="5A7D3A"/>
           <w:sz w:val="18"/>
         </w:rPr>
-        <w:t>https://pubmed.ncbi.nlm.nih.gov/42813228/</w:t>
+        <w:t>https://pubmed.ncbi.nlm.nih.gov/42815751/</w:t>
       </w:r>
     </w:p>
     <w:p>
@@ -252,7 +252,7 @@
         <w:pStyle w:val="Heading2"/>
       </w:pPr>
       <w:r>
-        <w:t>Finerenon unterlegen Spironolacton bei HFmrEF/HFpEF nicht, senkt Hyperkaliämie stärker</w:t>
+        <w:t>Vorhofflimmern-Hospitalisierungen sinken: Israel-Bevölkerungsstudie zeigt Trend 2008–2022</w:t>
       </w:r>
     </w:p>
     <w:p>
@@ -262,12 +262,12 @@
           <w:color w:val="666666"/>
           <w:sz w:val="18"/>
         </w:rPr>
-        <w:t>Ha PTK et al.  ·  ESC Heart Fail  ·  30.09.2026  ·  PMID 42813221</w:t>
+        <w:t>Moshkovits Y et al.  ·  Int J Cardiol  ·  30.09.2026  ·  PMID 42815583</w:t>
       </w:r>
     </w:p>
     <w:p>
       <w:r>
-        <w:t>Real-World-Vergleich (TriNetX, 9/2021-3/2025): 1.417 propensity-matched Paare mit HFmrEF/HFpEF, initiiert Finerenon oder Spironolacton, 12-Monats-Outcomes gemessen.</w:t>
+        <w:t>Bevölkerungsbasierte Studie von 12.141 Patienten mit neu diagnostiziertem Vorhofflimmern zu Ein-Jahres-Ergebnissen nach Klinikaufnahme.</w:t>
       </w:r>
     </w:p>
     <w:p>
@@ -278,7 +278,7 @@
         <w:t xml:space="preserve">Ergebnis: </w:t>
       </w:r>
       <w:r>
-        <w:t>Finerenon: primärer Endpunkt (Mortalität oder HF-Exazerbation) 32,3% vs. 41,7% unter Spironolacton (aHR 0,72; 95%-KI 0,64–0,82). Mortalität aHR 0,67 (0,51–0,87), HF-Exazerbation aHR 0,73 (0,64–0,83), Klinikaufenthalte aHR 0,83 (0,76–0,91). Hyperkaliämie seltener: 17,9% vs. 22,8% (RR 0,79).</w:t>
+        <w:t>Mortalität blieb stabil bei 11,3% (adjustierte RR pro Jahr: 1,01; 95% KI 0,99–1,02). Gesamthospitalisierungsrate sank von 61,6% (adjustierte RR 2008/2009 vs. 2020/2021: 0,87; 95% KI 0,79–0,95). VF-spezifische Readmissionen fielen deutlicher (19,2%, adjustierte RR: 0,24; 95% KI 0,22–0,26). Jüngere Patienten (&lt;70 Jahre) profitierten stärker.</w:t>
       </w:r>
     </w:p>
     <w:p>
@@ -293,7 +293,7 @@
         <w:rPr>
           <w:sz w:val="19"/>
         </w:rPr>
-        <w:t>Observational, multinational; Hypokalämie-Profil relevant für deutsche Praxis</w:t>
+        <w:t>Israel-Krankenversicherungssystem ähnlich europäischen Sozialversicherungen, längere Beobachtung</w:t>
       </w:r>
     </w:p>
     <w:p>
@@ -302,7 +302,7 @@
           <w:color w:val="5A7D3A"/>
           <w:sz w:val="18"/>
         </w:rPr>
-        <w:t>https://pubmed.ncbi.nlm.nih.gov/42813221/</w:t>
+        <w:t>https://pubmed.ncbi.nlm.nih.gov/42815583/</w:t>
       </w:r>
     </w:p>
     <w:p>
@@ -310,7 +310,7 @@
         <w:pStyle w:val="Heading2"/>
       </w:pPr>
       <w:r>
-        <w:t>Periphere arterielle Erkrankung: moderne Therapie reduziert Limbenamputation und Behinderung</w:t>
+        <w:t>Nicht-TTN-Genmutationen bei dilatativer Kardiomyopathie: höheres Fibroserisiko und schlechtere Prognose</w:t>
       </w:r>
     </w:p>
     <w:p>
@@ -320,12 +320,12 @@
           <w:color w:val="666666"/>
           <w:sz w:val="18"/>
         </w:rPr>
-        <w:t>Tulamo R et al.  ·  Lancet  ·  03.10.2026  ·  PMID 42772315</w:t>
+        <w:t>Li Y et al.  ·  JACC Cardiovasc Imaging  ·  28.09.2026  ·  PMID 42814072</w:t>
       </w:r>
     </w:p>
     <w:p>
       <w:r>
-        <w:t>Zweites Lancet-Übersichtspapier der PAD-Serie: Modernes Management mit medikamentöser Therapie, Lebensstiländerung, Bewegungstherapie und selektiver Revaskularisation bei niedriger Amputationsrate.</w:t>
+        <w:t>Prospektive Kohortenstudie von 837 Patienten mit dilatativer Kardiomyopathie zu Genotyp-Phänotyp-Assoziationen und Langzeitergebnissen mittels Ganzgenomsequenzierung und Herzmagnetresonanztomographie.</w:t>
       </w:r>
     </w:p>
     <w:p>
@@ -336,7 +336,7 @@
         <w:t xml:space="preserve">Ergebnis: </w:t>
       </w:r>
       <w:r>
-        <w:t>Supervised Exercise Therapy wirksam zur Gehleistungsverbesserung bei Claudicatio; Revaskularisation übernutzt in dieser Gruppe, reserviert für Critical Limb Ischemia. Perioperative Risiken erheblich; Innovation in Therapie fokussiert auf Lebensqualität und Überleben, nicht isoliert auf Perfusion. Polyvaskularität kompliziert Management.</w:t>
+        <w:t>Von 837 Patienten trugen 163 (19,5%) pathogene Varianten: 78 nicht-TTN, 85 TTN. Nicht-TTN-Varianten zeigten höhere Late-Gadolinium-Enhancement-Prävalenz (69,2% vs. 24,7% bei TTN), höhere T1 und extrazelluläres Volumen. Nicht-TTN-Varianten predizierten kardiovaskulären Tod/Transplantation (adjustierte HR 2,39; 95% KI 1,46–3,92; p&lt;0,001) und plötzlichen Herztod (adjustierte HR 3,26; 95% KI 1,59–6,65; p=0,001) unabhängig.</w:t>
       </w:r>
     </w:p>
     <w:p>
@@ -351,7 +351,7 @@
         <w:rPr>
           <w:sz w:val="19"/>
         </w:rPr>
-        <w:t>Europäische Autoren, deutsches Gesundheitssystem relevant</w:t>
+        <w:t>Patientendaten aus China; genetische/bildgebende Mechanismen universal, Prognostik auf deutsches Patientengut übertragbar</w:t>
       </w:r>
     </w:p>
     <w:p>
@@ -360,7 +360,7 @@
           <w:color w:val="5A7D3A"/>
           <w:sz w:val="18"/>
         </w:rPr>
-        <w:t>https://pubmed.ncbi.nlm.nih.gov/42772315/</w:t>
+        <w:t>https://pubmed.ncbi.nlm.nih.gov/42814072/</w:t>
       </w:r>
     </w:p>
     <w:p>
@@ -368,7 +368,7 @@
         <w:pStyle w:val="Heading2"/>
       </w:pPr>
       <w:r>
-        <w:t>Periphere arterielle Erkrankung belastet Frauen, Arme, Indigene überproportional; Screening-Potenzial</w:t>
+        <w:t>Periphere arterielle Verschlusskrankheit unterdiagnostiziert: 5-Jahres-Mortalität 30–50% bei später Diagnose</w:t>
       </w:r>
     </w:p>
     <w:p>
@@ -378,12 +378,12 @@
           <w:color w:val="666666"/>
           <w:sz w:val="18"/>
         </w:rPr>
-        <w:t>Golledge J et al.  ·  Lancet  ·  03.10.2026  ·  PMID 42772314</w:t>
+        <w:t>Behrendt CA et al.  ·  Lancet  ·  03.10.2026  ·  PMID 42772316</w:t>
       </w:r>
     </w:p>
     <w:p>
       <w:r>
-        <w:t>Drittes Lancet-Übersichtspapier der PAD-Serie beschreibt verheerende individuelle Folgen (Schmerz, Funktionsverlust, Arbeitsunfähigkeit, psychische Belastung) und globale Lasten, fokussiert auf Ungleichheitsabbau..</w:t>
+        <w:t>Aufruf-Review der Lancet-Serie zu globaler Epidemiologie, Unterdiagnose und Unterbehandlung der peripheren arteriellen Verschlusskrankheit in Primär- und Innere-Medizin-Praxis.</w:t>
       </w:r>
     </w:p>
     <w:p>
@@ -394,7 +394,7 @@
         <w:t xml:space="preserve">Ergebnis: </w:t>
       </w:r>
       <w:r>
-        <w:t>PAD-Mortalität 5-Jahres: 30–50%, übersteigt schwere Malignome und akuten Herzinfarkt. Frauen, First-Nations-Bevölkerungen, Nichtweiße, sozial Benachteiligte und Rural-Bewohner stark belastet. Empfehlungen: Multidisziplinarität, Awareness-Kampagnen, Screening- und Early-Management-Studien in unterversorgten Gruppen.</w:t>
+        <w:t>PAV bleibt lange asymptomatisch, Diagnose oft erst im fortgeschrittenen Stadium. 5-Jahres-Mortalität nach Diagnose 30–50%, übertrifft schwere Malignome und Herzinfarkt. Geringere Forschungspriorität und schlechte Adhärenz zu Lebensstiländerung und Therapie im Vergleich zu kardialer/zerebrovaskulärer Erkrankung. Serie fordert interdisziplinäre Strategien zur Prävention und frühen Erkennung.</w:t>
       </w:r>
     </w:p>
     <w:p>
@@ -409,7 +409,7 @@
         <w:rPr>
           <w:sz w:val="19"/>
         </w:rPr>
-        <w:t>Internationale Evidenz, Ungleichheitsaspekte auf Deutschland übertragbar</w:t>
+        <w:t>Deutschland/Europa: nationale PAV-Registererfassung, Leitlinienpositionierung, Hausarztqualifikation zentral</w:t>
       </w:r>
     </w:p>
     <w:p>
@@ -418,7 +418,7 @@
           <w:color w:val="5A7D3A"/>
           <w:sz w:val="18"/>
         </w:rPr>
-        <w:t>https://pubmed.ncbi.nlm.nih.gov/42772314/</w:t>
+        <w:t>https://pubmed.ncbi.nlm.nih.gov/42772316/</w:t>
       </w:r>
     </w:p>
     <w:sectPr>

--- a/download/studien-aktuell.docx
+++ b/download/studien-aktuell.docx
@@ -62,7 +62,7 @@
           <w:color w:val="666666"/>
           <w:sz w:val="18"/>
         </w:rPr>
-        <w:t>Stand: 03.10.2026  |  6 Studien  |  kardio.m-vf.de</w:t>
+        <w:t>Stand: 04.10.2026  |  6 Studien  |  kardio.m-vf.de</w:t>
       </w:r>
     </w:p>
     <w:p>
@@ -70,7 +70,7 @@
         <w:pStyle w:val="Heading1"/>
       </w:pPr>
       <w:r>
-        <w:t>Aufgenommen am 03.10.2026</w:t>
+        <w:t>Aufgenommen am 04.10.2026</w:t>
       </w:r>
     </w:p>
     <w:p>
@@ -78,7 +78,7 @@
         <w:pStyle w:val="Heading2"/>
       </w:pPr>
       <w:r>
-        <w:t>Trainee-geführte Herzklappenchirurgie sicher: UK-Registerdaten zeigen keine erhöhte Mortalität</w:t>
+        <w:t>Schlaganfall und neurologische Komplikationen unter magnetisch levitiertem LVAD erhöhen Mortalität deutlich</w:t>
       </w:r>
     </w:p>
     <w:p>
@@ -88,12 +88,12 @@
           <w:color w:val="666666"/>
           <w:sz w:val="18"/>
         </w:rPr>
-        <w:t>Chan J et al.  ·  Open Heart  ·  01.10.2026  ·  PMID 42823084</w:t>
+        <w:t>Saeed O et al.  ·  JACC Heart Fail  ·  01.10.2026  ·  PMID 42825733</w:t>
       </w:r>
     </w:p>
     <w:p>
       <w:r>
-        <w:t>Nationale britische Kohortenstudie zur Sicherheit von Trainee-geführten Aortenklappen- und Mitralklappenoperationen 1996–2019.</w:t>
+        <w:t>Retrospektive Analyse von 11.739 Patienten mit fortgeschrittener Herzinsuffizienz unter mechanischer Kreislaufunterstützung (Mag-Lev LVAD) aus einer US-Datenbank (2017–2023) zur Häufigkeit und prognostischen Folgen neurologischer Ereignisse.</w:t>
       </w:r>
     </w:p>
     <w:p>
@@ -104,7 +104,7 @@
         <w:t xml:space="preserve">Ergebnis: </w:t>
       </w:r>
       <w:r>
-        <w:t>Von 96.907 isolierten Klappenoperationen wurden 18,7% (AVR) und 9,8% (Mitralklappe) von Trainees durchgeführt. Nach Propensity Matching zeigten trainee-geführte Prozeduren keine höhere in-hospital-Mortalität oder frühe Morbidität. Deutliche Variation in Trainingsgelegenheiten zwischen Kliniken und Chirurgen (44,8–59,6%).</w:t>
+        <w:t>Schlaganfälle traten bei 8 % auf, nicht-apoplektische neurologische Ereignisse bei 8 %; 84 % blieben ereignisfrei. Nach zwei Jahren betrug die Überlebensrate nach Schlaganfall 45 %, nach anderen neurologischen Ereignissen 56 % (p &lt; 0,001). Schlaganfall erhöhte das Todesrisiko um das 7,3-Fache (HR 7,3), andere neurologische Ereignisse um das 5,1-Fache (HR 5,1) gegenüber keinem Ereignis. Prä-LVAD-ECMO und begleitende Eingriffe waren mit mehr neurologischen Komplikationen assoziiert.</w:t>
       </w:r>
     </w:p>
     <w:p>
@@ -119,7 +119,7 @@
         <w:rPr>
           <w:sz w:val="19"/>
         </w:rPr>
-        <w:t>UK-Gesundheitssystem, nationale Qualitätsdatenbank, strukturiertes Trainingsumfeld übertragbar</w:t>
+        <w:t>STS-INTERMACS-Registry (USA), begrenzte Übertragbarkeit auf deutsche Zentren wegen unterschiedlicher Patientenselektion</w:t>
       </w:r>
     </w:p>
     <w:p>
@@ -128,7 +128,7 @@
           <w:color w:val="5A7D3A"/>
           <w:sz w:val="18"/>
         </w:rPr>
-        <w:t>https://pubmed.ncbi.nlm.nih.gov/42823084/</w:t>
+        <w:t>https://pubmed.ncbi.nlm.nih.gov/42825733/</w:t>
       </w:r>
     </w:p>
     <w:p>
@@ -136,7 +136,7 @@
         <w:pStyle w:val="Heading2"/>
       </w:pPr>
       <w:r>
-        <w:t>EXPORT-Studie geplant: Nicht-Lungenvenen-Ablation bei persistentem Vorhofflimmern getestet</w:t>
+        <w:t>Periprozeduraler Herzinfarkt nach PCI: diffuse Koronarmorphologie erhöht Risiko gegenüber fokaler Stenose</w:t>
       </w:r>
     </w:p>
     <w:p>
@@ -146,12 +146,12 @@
           <w:color w:val="666666"/>
           <w:sz w:val="18"/>
         </w:rPr>
-        <w:t>Kim D et al.  ·  Am Heart J  ·  01.10.2026  ·  PMID 42822815</w:t>
+        <w:t>Zhang H et al.  ·  Am Heart J  ·  29.09.2026  ·  PMID 42810565</w:t>
       </w:r>
     </w:p>
     <w:p>
       <w:r>
-        <w:t>Rationale und Design einer prospektiven, randomisierten, verblindeten Multizenterstudie zur Nicht-Lungenvenen-Triggerabilation zusätzlich zur Lungenvenenarrhythmielisolation bei persistentem Vorhofflimmern.</w:t>
+        <w:t>Vergleichende Analyse von 855 Patienten, die sich einer perkutanen Koronarintervention unterzogen, hinsichtlich des Auftretens und der Folgen eines periprozeduralen Myokardinfarkts (PMI) in Abhängigkeit von der Morphologie der behandelten Gefäße (fokal vs. diffus).</w:t>
       </w:r>
     </w:p>
     <w:p>
@@ -162,7 +162,7 @@
         <w:t xml:space="preserve">Ergebnis: </w:t>
       </w:r>
       <w:r>
-        <w:t>EXPORT ist Multicenter-Überlegenheitsstudie (n=430, 215 pro Gruppe) mit primärem Endpunkt Freiheit von dokumentierten Vorhofrhythmien ≥30 Sekunden nach 3-Monats-Blanking-Phase. Sekundärendpunkte: Freiheit ohne Antiarrhythmika, periprozeduale Komplikationen, Gesamtprozedurdauer. Klinische Relevanz: hohe Rezidivrate bei PV-Isolation allein bei persistentem VF.</w:t>
+        <w:t>PMI nach Fourth Universal Definition trat bei diffuser Morphologie signifikant häufiger auf als bei fokaler (9,8 % vs. 5,9 %; p = 0,048). Troponinerhöhung ≥70 × URL war häufiger bei diffuser Morphologie (8,5 % vs. 4,8 %; p = 0,041). PMI mit angiographischen Komplikationen trat nur bei diffuser Morphologie auf (2,0 % vs. 0,2 %; p = 0,015). Ein-Jahres-Target-Vessel-Failure korrelierte nur mit PMI-Phänotypen, die angiographische Komplikationen einschlossen.</w:t>
       </w:r>
     </w:p>
     <w:p>
@@ -177,7 +177,7 @@
         <w:rPr>
           <w:sz w:val="19"/>
         </w:rPr>
-        <w:t>Südkorea, prospektives RCT-Design, Ablationstechnik weltweit etabliert</w:t>
+        <w:t>Multinationale Kohortenstudie (Europa, USA, Japan), Methodik übertragbar auf deutsche Zentren</w:t>
       </w:r>
     </w:p>
     <w:p>
@@ -186,7 +186,7 @@
           <w:color w:val="5A7D3A"/>
           <w:sz w:val="18"/>
         </w:rPr>
-        <w:t>https://pubmed.ncbi.nlm.nih.gov/42822815/</w:t>
+        <w:t>https://pubmed.ncbi.nlm.nih.gov/42810565/</w:t>
       </w:r>
     </w:p>
     <w:p>
@@ -194,7 +194,7 @@
         <w:pStyle w:val="Heading2"/>
       </w:pPr>
       <w:r>
-        <w:t>Sotagliflozin rentabel bei Herzinsuffizienz: $75.510 pro Lebensjahr in Qualität</w:t>
+        <w:t>Trainingsbelastung löst bei Ausdauerathleten mit Vorhofflimmern keine erhöhten Arrhythmie-Raten aus</w:t>
       </w:r>
     </w:p>
     <w:p>
@@ -204,12 +204,12 @@
           <w:color w:val="666666"/>
           <w:sz w:val="18"/>
         </w:rPr>
-        <w:t>Zhang Z et al.  ·  Am J Cardiol  ·  30.09.2026  ·  PMID 42815751</w:t>
+        <w:t>Apelland T et al.  ·  J Am Heart Assoc  ·  29.09.2026  ·  PMID 42808447</w:t>
       </w:r>
     </w:p>
     <w:p>
       <w:r>
-        <w:t>Kosten-Nutzen-Analyse der SOLOIST-WHF-Studie mit Markov-Mikrosimulation über Lebenszeit für Sotagliflozin bei Herzinsuffizienz mit erhaltener und reduzierter Ejektionsfraktion.</w:t>
+        <w:t>Prospektive Studie mit implantierbaren Kardiovertern bei 47 Ausdauerathleten mit paroxysmalen Vorhofflimmern über insgesamt 55.994 Monitoreingsstunden zur zeitlichen Assoziation zwischen Trainingsbelastung und Arrhythmie-Episoden.</w:t>
       </w:r>
     </w:p>
     <w:p>
@@ -220,7 +220,7 @@
         <w:t xml:space="preserve">Ergebnis: </w:t>
       </w:r>
       <w:r>
-        <w:t>Sotagliflozin erhöhte qualitätskorrigierte Lebensjahre (QALY) um 0,39 (4,43 vs. 4,04) und Lebenserwartung um 0,64 Jahre (7,12 vs. 6,48 Jahre) mit inkrementellem Kostenaufwand von $29.449 (95% UI: $26.610–$32.528), ICER $75.510/QALY (UI: $55.640–$98.300). Bei HFpEF ICER $71.135/QALY, bei HFrEF $87.635/QALY.</w:t>
+        <w:t>31 Athleten (66 %) hatten 1.445 Vorhofflimmern-Episoden; 13 (27 %) erlebten VF während Trainingsbelastung, davon nur zwei während hochintensiver Trainingseinheiten. VF-Rate während Trainingsbelastung betrug 0,34 pro 24 h (95 % KI 0,13–0,65) und danach 0,37 (95 % KI 0,10–0,71), nicht erhöht gegenüber unabhängig vom Training (0,61; 95 % KI 0,26–1,13). Keine belastungsassoziierten Kammertachykardien.</w:t>
       </w:r>
     </w:p>
     <w:p>
@@ -235,7 +235,7 @@
         <w:rPr>
           <w:sz w:val="19"/>
         </w:rPr>
-        <w:t>US-Healthcare-Payer-Perspektive; Medikamentenkosten möglicherweise anderswertig; Effizienzaussage schwerpunktunabhängig</w:t>
+        <w:t>Multinationale europäische und australische Kohorten, vergleichbare Sportmedizin-Standards</w:t>
       </w:r>
     </w:p>
     <w:p>
@@ -244,7 +244,7 @@
           <w:color w:val="5A7D3A"/>
           <w:sz w:val="18"/>
         </w:rPr>
-        <w:t>https://pubmed.ncbi.nlm.nih.gov/42815751/</w:t>
+        <w:t>https://pubmed.ncbi.nlm.nih.gov/42808447/</w:t>
       </w:r>
     </w:p>
     <w:p>
@@ -252,7 +252,7 @@
         <w:pStyle w:val="Heading2"/>
       </w:pPr>
       <w:r>
-        <w:t>Vorhofflimmern-Hospitalisierungen sinken: Israel-Bevölkerungsstudie zeigt Trend 2008–2022</w:t>
+        <w:t>SMOC-1-Protein schützt nach Herzinfarkt vor Herzruptur durch Fibroblasten-Aktivierung</w:t>
       </w:r>
     </w:p>
     <w:p>
@@ -262,12 +262,12 @@
           <w:color w:val="666666"/>
           <w:sz w:val="18"/>
         </w:rPr>
-        <w:t>Moshkovits Y et al.  ·  Int J Cardiol  ·  30.09.2026  ·  PMID 42815583</w:t>
+        <w:t>Gong W et al.  ·  Circulation  ·  29.09.2026  ·  PMID 42808155</w:t>
       </w:r>
     </w:p>
     <w:p>
       <w:r>
-        <w:t>Bevölkerungsbasierte Studie von 12.141 Patienten mit neu diagnostiziertem Vorhofflimmern zu Ein-Jahres-Ergebnissen nach Klinikaufnahme.</w:t>
+        <w:t>Proteomik-Analyse von Patienten und Tiermodellen zur Identifikation von Proteinen, die mit Herzruptur nach akutem Myokardinfarkt assoziiert sind, mit funktionalen Studien zum Mechanismus.</w:t>
       </w:r>
     </w:p>
     <w:p>
@@ -278,7 +278,7 @@
         <w:t xml:space="preserve">Ergebnis: </w:t>
       </w:r>
       <w:r>
-        <w:t>Mortalität blieb stabil bei 11,3% (adjustierte RR pro Jahr: 1,01; 95% KI 0,99–1,02). Gesamthospitalisierungsrate sank von 61,6% (adjustierte RR 2008/2009 vs. 2020/2021: 0,87; 95% KI 0,79–0,95). VF-spezifische Readmissionen fielen deutlicher (19,2%, adjustierte RR: 0,24; 95% KI 0,22–0,26). Jüngere Patienten (&lt;70 Jahre) profitierten stärker.</w:t>
+        <w:t>SMOC-1 (Secreted Modular Calcium-Binding Protein 1) war das signifikanteste hochregulierte Protein bei Herzruptur. Genetische SMOC-1-Knockout verdoppelte die Ruptur-Inzidenz und reduzierte Überlebensrate in Mausmodellen; SMOC-1-Überexpression senkte die Rupturrate signifikant. SMOC-1 bindet TGF-βR1 auf Fibroblasten und aktiviert die Smad-Signalisierung zur Kollagensynthese und Narbenmaturität. Der Effekt war durch EPRS-Inhibition aufhebbar.</w:t>
       </w:r>
     </w:p>
     <w:p>
@@ -293,7 +293,7 @@
         <w:rPr>
           <w:sz w:val="19"/>
         </w:rPr>
-        <w:t>Israel-Krankenversicherungssystem ähnlich europäischen Sozialversicherungen, längere Beobachtung</w:t>
+        <w:t>Grundlagenarbeit mit erkennbarem klinischen Weg zur Prävention von Herzruptur</w:t>
       </w:r>
     </w:p>
     <w:p>
@@ -302,7 +302,7 @@
           <w:color w:val="5A7D3A"/>
           <w:sz w:val="18"/>
         </w:rPr>
-        <w:t>https://pubmed.ncbi.nlm.nih.gov/42815583/</w:t>
+        <w:t>https://pubmed.ncbi.nlm.nih.gov/42808155/</w:t>
       </w:r>
     </w:p>
     <w:p>
@@ -310,7 +310,7 @@
         <w:pStyle w:val="Heading2"/>
       </w:pPr>
       <w:r>
-        <w:t>Nicht-TTN-Genmutationen bei dilatativer Kardiomyopathie: höheres Fibroserisiko und schlechtere Prognose</w:t>
+        <w:t>Perikarditis: Von symptomatischer Therapie zu zielgerichteter Interleukin-1-Inhibition</w:t>
       </w:r>
     </w:p>
     <w:p>
@@ -320,12 +320,12 @@
           <w:color w:val="666666"/>
           <w:sz w:val="18"/>
         </w:rPr>
-        <w:t>Li Y et al.  ·  JACC Cardiovasc Imaging  ·  28.09.2026  ·  PMID 42814072</w:t>
+        <w:t>Al-Dalakta A et al.  ·  Circulation  ·  29.09.2026  ·  PMID 42804572</w:t>
       </w:r>
     </w:p>
     <w:p>
       <w:r>
-        <w:t>Prospektive Kohortenstudie von 837 Patienten mit dilatativer Kardiomyopathie zu Genotyp-Phänotyp-Assoziationen und Langzeitergebnissen mittels Ganzgenomsequenzierung und Herzmagnetresonanztomographie.</w:t>
+        <w:t>Narrative Review der historischen Entwicklung von Diagnostik und Therapie der Perikarditis vom antiken Griechenland bis 2026 mit Schwerpunkt auf neuere mechanismusbasierte Ansätze.</w:t>
       </w:r>
     </w:p>
     <w:p>
@@ -336,7 +336,7 @@
         <w:t xml:space="preserve">Ergebnis: </w:t>
       </w:r>
       <w:r>
-        <w:t>Von 837 Patienten trugen 163 (19,5%) pathogene Varianten: 78 nicht-TTN, 85 TTN. Nicht-TTN-Varianten zeigten höhere Late-Gadolinium-Enhancement-Prävalenz (69,2% vs. 24,7% bei TTN), höhere T1 und extrazelluläres Volumen. Nicht-TTN-Varianten predizierten kardiovaskulären Tod/Transplantation (adjustierte HR 2,39; 95% KI 1,46–3,92; p&lt;0,001) und plötzlichen Herztod (adjustierte HR 3,26; 95% KI 1,59–6,65; p=0,001) unabhängig.</w:t>
+        <w:t>Klassische Therapie mit NSAIDs und Kortikosteroiden hatte hohe Rezidivquoten. Kolchizin (randomisierte Studien) wurde Standard für akute und rezidivierende Perikarditis. Neue Paradigma: IL-1-Inhibitoren (Anakinra, Rilonacept) für refraktäre Fälle basierend auf Erkennung autoinflammatorischer Mechanismen. Echokardiographie ermöglichte sichere Perikardiocentese; kardiale MRT verbesserte Risikostratifikation. Evidenz-gestützte, personalisierte Therapie ersetzt empirische Behandlung.</w:t>
       </w:r>
     </w:p>
     <w:p>
@@ -351,7 +351,7 @@
         <w:rPr>
           <w:sz w:val="19"/>
         </w:rPr>
-        <w:t>Patientendaten aus China; genetische/bildgebende Mechanismen universal, Prognostik auf deutsches Patientengut übertragbar</w:t>
+        <w:t>Europäische und internationale Literaturgrundlage, Therapien in Deutschland verfügbar und leitlinienkonform</w:t>
       </w:r>
     </w:p>
     <w:p>
@@ -360,7 +360,7 @@
           <w:color w:val="5A7D3A"/>
           <w:sz w:val="18"/>
         </w:rPr>
-        <w:t>https://pubmed.ncbi.nlm.nih.gov/42814072/</w:t>
+        <w:t>https://pubmed.ncbi.nlm.nih.gov/42804572/</w:t>
       </w:r>
     </w:p>
     <w:p>
@@ -368,7 +368,7 @@
         <w:pStyle w:val="Heading2"/>
       </w:pPr>
       <w:r>
-        <w:t>Periphere arterielle Verschlusskrankheit unterdiagnostiziert: 5-Jahres-Mortalität 30–50% bei später Diagnose</w:t>
+        <w:t>Frauen mit Vorhofflimmern haben persistent höheres Herzinsuffizienz-Risiko trotz verbesserter Therapie</w:t>
       </w:r>
     </w:p>
     <w:p>
@@ -378,12 +378,12 @@
           <w:color w:val="666666"/>
           <w:sz w:val="18"/>
         </w:rPr>
-        <w:t>Behrendt CA et al.  ·  Lancet  ·  03.10.2026  ·  PMID 42772316</w:t>
+        <w:t>Huang JY et al.  ·  JACC Clin Electrophysiol  ·  18.09.2026  ·  PMID 42788936</w:t>
       </w:r>
     </w:p>
     <w:p>
       <w:r>
-        <w:t>Aufruf-Review der Lancet-Serie zu globaler Epidemiologie, Unterdiagnose und Unterbehandlung der peripheren arteriellen Verschlusskrankheit in Primär- und Innere-Medizin-Praxis.</w:t>
+        <w:t>Territory-wide Bevölkerungs-Registry in Hongkong mit 130.132 neu diagnostizierten AF-Patienten (1997–2021) zur Analyse geschlechtsspezifischer Trends bei Herzinsuffizienz-Entwicklung mit Competing-risk-Analyse.</w:t>
       </w:r>
     </w:p>
     <w:p>
@@ -394,7 +394,7 @@
         <w:t xml:space="preserve">Ergebnis: </w:t>
       </w:r>
       <w:r>
-        <w:t>PAV bleibt lange asymptomatisch, Diagnose oft erst im fortgeschrittenen Stadium. 5-Jahres-Mortalität nach Diagnose 30–50%, übertrifft schwere Malignome und Herzinfarkt. Geringere Forschungspriorität und schlechte Adhärenz zu Lebensstiländerung und Therapie im Vergleich zu kardialer/zerebrovaskulärer Erkrankung. Serie fordert interdisziplinäre Strategien zur Prävention und frühen Erkennung.</w:t>
+        <w:t>Jährliche Herzinsuffizienz-Inzidenz (pro 1000 Personenjahre) sank bei Frauen von 69,6 (1997) auf 16,7 (2021) und bei Männern von 44,5 auf 13,7. Frauen behielten eine höhere Inzidenz (25,3 vs. 19,3) und erhöhtes Risiko bei (incidence rate ratio 1,34; 95 % KI 1,31–1,37). Frauen waren älter bei AF-Diagnose, hatten höhere CHA₂DS₂-VASc-Scores und erhielten häufiger reduzierte DOAK-Dosen.</w:t>
       </w:r>
     </w:p>
     <w:p>
@@ -409,7 +409,7 @@
         <w:rPr>
           <w:sz w:val="19"/>
         </w:rPr>
-        <w:t>Deutschland/Europa: nationale PAV-Registererfassung, Leitlinienpositionierung, Hausarztqualifikation zentral</w:t>
+        <w:t>Hongkong (Versicherungssystem nicht identisch), zeitliche Trends relevant für Versorgungsplanung</w:t>
       </w:r>
     </w:p>
     <w:p>
@@ -418,7 +418,7 @@
           <w:color w:val="5A7D3A"/>
           <w:sz w:val="18"/>
         </w:rPr>
-        <w:t>https://pubmed.ncbi.nlm.nih.gov/42772316/</w:t>
+        <w:t>https://pubmed.ncbi.nlm.nih.gov/42788936/</w:t>
       </w:r>
     </w:p>
     <w:sectPr>

--- a/download/studien-aktuell.docx
+++ b/download/studien-aktuell.docx
@@ -62,7 +62,7 @@
           <w:color w:val="666666"/>
           <w:sz w:val="18"/>
         </w:rPr>
-        <w:t>Stand: 04.10.2026  |  6 Studien  |  kardio.m-vf.de</w:t>
+        <w:t>Stand: 05.10.2026  |  6 Studien  |  kardio.m-vf.de</w:t>
       </w:r>
     </w:p>
     <w:p>
@@ -70,7 +70,7 @@
         <w:pStyle w:val="Heading1"/>
       </w:pPr>
       <w:r>
-        <w:t>Aufgenommen am 04.10.2026</w:t>
+        <w:t>Aufgenommen am 05.10.2026</w:t>
       </w:r>
     </w:p>
     <w:p>
@@ -78,7 +78,7 @@
         <w:pStyle w:val="Heading2"/>
       </w:pPr>
       <w:r>
-        <w:t>Schlaganfall und neurologische Komplikationen unter magnetisch levitiertem LVAD erhöhen Mortalität deutlich</w:t>
+        <w:t>Linksatrialer Verschluss bei Krebspatienten mit Vorhofflimmern: höhere Mortalität, gleiche Schlaganfall-/Blutungsrate</w:t>
       </w:r>
     </w:p>
     <w:p>
@@ -88,12 +88,12 @@
           <w:color w:val="666666"/>
           <w:sz w:val="18"/>
         </w:rPr>
-        <w:t>Saeed O et al.  ·  JACC Heart Fail  ·  01.10.2026  ·  PMID 42825733</w:t>
+        <w:t>Afonso LM et al.  ·  Am J Cardiol  ·  04.10.2026  ·  PMID 42830154</w:t>
       </w:r>
     </w:p>
     <w:p>
       <w:r>
-        <w:t>Retrospektive Analyse von 11.739 Patienten mit fortgeschrittener Herzinsuffizienz unter mechanischer Kreislaufunterstützung (Mag-Lev LVAD) aus einer US-Datenbank (2017–2023) zur Häufigkeit und prognostischen Folgen neurologischer Ereignisse.</w:t>
+        <w:t>Systematische Übersichtsarbeit und aktualisierte Metaanalyse: 9 Studien mit 209.325 Patienten, davon 39,3% Frauen, Alter 77 Jahre, zur Sicherheit und Wirksamkeit des linksatrialen Appendage Occlusion (LAAO) bei Krebspatienten mit Vorhofflimmern.</w:t>
       </w:r>
     </w:p>
     <w:p>
@@ -104,7 +104,7 @@
         <w:t xml:space="preserve">Ergebnis: </w:t>
       </w:r>
       <w:r>
-        <w:t>Schlaganfälle traten bei 8 % auf, nicht-apoplektische neurologische Ereignisse bei 8 %; 84 % blieben ereignisfrei. Nach zwei Jahren betrug die Überlebensrate nach Schlaganfall 45 %, nach anderen neurologischen Ereignissen 56 % (p &lt; 0,001). Schlaganfall erhöhte das Todesrisiko um das 7,3-Fache (HR 7,3), andere neurologische Ereignisse um das 5,1-Fache (HR 5,1) gegenüber keinem Ereignis. Prä-LVAD-ECMO und begleitende Eingriffe waren mit mehr neurologischen Komplikationen assoziiert.</w:t>
+        <w:t>Krebs assoziiert mit höherer Langzeit-Gesamtmortalität (HR 1,64, 95%-KI 1,20–2,23; p=0,002). Kein signifikanter Unterschied bei Schlaganfall (HR 0,59, 95%-KI 0,30–1,15; p=0,12) oder Blutung (HR 1,02, 95%-KI 0,57–1,83; p=0,94). Kein Unterschied zwischen aktuellem und prior Krebs (p=0,146).</w:t>
       </w:r>
     </w:p>
     <w:p>
@@ -119,7 +119,7 @@
         <w:rPr>
           <w:sz w:val="19"/>
         </w:rPr>
-        <w:t>STS-INTERMACS-Registry (USA), begrenzte Übertragbarkeit auf deutsche Zentren wegen unterschiedlicher Patientenselektion</w:t>
+        <w:t>Internationale Kohorten, Befund zur Mortalität systemunabhängig, Indikationsabwägung für deutsche Zentren relevant</w:t>
       </w:r>
     </w:p>
     <w:p>
@@ -128,7 +128,7 @@
           <w:color w:val="5A7D3A"/>
           <w:sz w:val="18"/>
         </w:rPr>
-        <w:t>https://pubmed.ncbi.nlm.nih.gov/42825733/</w:t>
+        <w:t>https://pubmed.ncbi.nlm.nih.gov/42830154/</w:t>
       </w:r>
     </w:p>
     <w:p>
@@ -136,7 +136,7 @@
         <w:pStyle w:val="Heading2"/>
       </w:pPr>
       <w:r>
-        <w:t>Periprozeduraler Herzinfarkt nach PCI: diffuse Koronarmorphologie erhöht Risiko gegenüber fokaler Stenose</w:t>
+        <w:t>Osaka Prognostic Score sagt paroxysmals Vorhofflimmern voraus: OR 3,37</w:t>
       </w:r>
     </w:p>
     <w:p>
@@ -146,12 +146,12 @@
           <w:color w:val="666666"/>
           <w:sz w:val="18"/>
         </w:rPr>
-        <w:t>Zhang H et al.  ·  Am Heart J  ·  29.09.2026  ·  PMID 42810565</w:t>
+        <w:t>Yıldırım E et al.  ·  Herz  ·  01.10.2026  ·  PMID 42823488</w:t>
       </w:r>
     </w:p>
     <w:p>
       <w:r>
-        <w:t>Vergleichende Analyse von 855 Patienten, die sich einer perkutanen Koronarintervention unterzogen, hinsichtlich des Auftretens und der Folgen eines periprozeduralen Myokardinfarkts (PMI) in Abhängigkeit von der Morphologie der behandelten Gefäße (fokal vs. diffus).</w:t>
+        <w:t>Querschnittsstudie: 941 Personen (198 mit VF-Anamnese, 743 Kontrollen) wurden auf Zusammenhang zwischen Osaka Prognostic Score (OPS, basierend auf CRP, Lymphozytenzahl, Albumin) und paroxysmalem Vorhofflimmern untersucht.</w:t>
       </w:r>
     </w:p>
     <w:p>
@@ -162,7 +162,7 @@
         <w:t xml:space="preserve">Ergebnis: </w:t>
       </w:r>
       <w:r>
-        <w:t>PMI nach Fourth Universal Definition trat bei diffuser Morphologie signifikant häufiger auf als bei fokaler (9,8 % vs. 5,9 %; p = 0,048). Troponinerhöhung ≥70 × URL war häufiger bei diffuser Morphologie (8,5 % vs. 4,8 %; p = 0,041). PMI mit angiographischen Komplikationen trat nur bei diffuser Morphologie auf (2,0 % vs. 0,2 %; p = 0,015). Ein-Jahres-Target-Vessel-Failure korrelierte nur mit PMI-Phänotypen, die angiographische Komplikationen einschlossen.</w:t>
+        <w:t>Multivariable logistische Regression: OPS unabhängig mit VF assoziiert (OR 3,37; p&lt;0,001). ROC-Analyse: OPS &gt;0,5 mit VF-Präsenz verbunden (Sensitivität 55,6%, Spezifität 77,4%, AUC 0,682; p&lt;0,001). Einfacher klinischer Biomarker, der Zusatzinformation zur Risikostratifikation liefert.</w:t>
       </w:r>
     </w:p>
     <w:p>
@@ -177,7 +177,7 @@
         <w:rPr>
           <w:sz w:val="19"/>
         </w:rPr>
-        <w:t>Multinationale Kohortenstudie (Europa, USA, Japan), Methodik übertragbar auf deutsche Zentren</w:t>
+        <w:t>Türkei, prospektives Design zur Validierung erforderlich, Biomarker-Konzept international übertragbar</w:t>
       </w:r>
     </w:p>
     <w:p>
@@ -186,7 +186,7 @@
           <w:color w:val="5A7D3A"/>
           <w:sz w:val="18"/>
         </w:rPr>
-        <w:t>https://pubmed.ncbi.nlm.nih.gov/42810565/</w:t>
+        <w:t>https://pubmed.ncbi.nlm.nih.gov/42823488/</w:t>
       </w:r>
     </w:p>
     <w:p>
@@ -194,7 +194,7 @@
         <w:pStyle w:val="Heading2"/>
       </w:pPr>
       <w:r>
-        <w:t>Trainingsbelastung löst bei Ausdauerathleten mit Vorhofflimmern keine erhöhten Arrhythmie-Raten aus</w:t>
+        <w:t>Stereotaktische Bestrahlung für therapierefraktäre Kammertachykardie bei Chagas-Kardiomyopathie möglich</w:t>
       </w:r>
     </w:p>
     <w:p>
@@ -204,12 +204,12 @@
           <w:color w:val="666666"/>
           <w:sz w:val="18"/>
         </w:rPr>
-        <w:t>Apelland T et al.  ·  J Am Heart Assoc  ·  29.09.2026  ·  PMID 42808447</w:t>
+        <w:t>Salvajoli B et al.  ·  JACC Clin Electrophysiol  ·  11.09.2026  ·  PMID 42820878</w:t>
       </w:r>
     </w:p>
     <w:p>
       <w:r>
-        <w:t>Prospektive Studie mit implantierbaren Kardiovertern bei 47 Ausdauerathleten mit paroxysmalen Vorhofflimmern über insgesamt 55.994 Monitoreingsstunden zur zeitlichen Assoziation zwischen Trainingsbelastung und Arrhythmie-Episoden.</w:t>
+        <w:t>Prospektive Phase-I/II-Pilotstudie: 11 Patienten mit Chagas-Kardiomyopathie und therapierefraktärer Kammertachykardie, bei denen interventionelle Ablation versagt oder nicht in Frage kam, erhielten einzelne 25-Gy-SBRT-Fraktion auf arrhythmisches Substrat.</w:t>
       </w:r>
     </w:p>
     <w:p>
@@ -220,7 +220,7 @@
         <w:t xml:space="preserve">Ergebnis: </w:t>
       </w:r>
       <w:r>
-        <w:t>31 Athleten (66 %) hatten 1.445 Vorhofflimmern-Episoden; 13 (27 %) erlebten VF während Trainingsbelastung, davon nur zwei während hochintensiver Trainingseinheiten. VF-Rate während Trainingsbelastung betrug 0,34 pro 24 h (95 % KI 0,13–0,65) und danach 0,37 (95 % KI 0,10–0,71), nicht erhöht gegenüber unabhängig vom Training (0,61; 95 % KI 0,26–1,13). Keine belastungsassoziierten Kammertachykardien.</w:t>
+        <w:t>Median Follow-up 160 Tage: VT-Rezidiv in 10 von 11 Patienten (Median bis Rezidiv 79 Tage nach 6-Wochen-Blanking-Phase). Vergleich 12 Monate nach vs. 6 Monate vor SBRT: signifikante Reduktion VT-Episoden (p=0,040), Antitachykardie-Pacing (p=0,012) und kombinierte Therapien (p=0,022). 12-Monats-Gesamtüberleben 45,5%. Keine schwerwiegenden therapiebedingten Nebenwirkungen.</w:t>
       </w:r>
     </w:p>
     <w:p>
@@ -235,7 +235,7 @@
         <w:rPr>
           <w:sz w:val="19"/>
         </w:rPr>
-        <w:t>Multinationale europäische und australische Kohorten, vergleichbare Sportmedizin-Standards</w:t>
+        <w:t>Brasilien, neue Technik, aber Machbarkeit und Sicherheit wegweisend für seltene, therapierefraktäre Indikation</w:t>
       </w:r>
     </w:p>
     <w:p>
@@ -244,7 +244,7 @@
           <w:color w:val="5A7D3A"/>
           <w:sz w:val="18"/>
         </w:rPr>
-        <w:t>https://pubmed.ncbi.nlm.nih.gov/42808447/</w:t>
+        <w:t>https://pubmed.ncbi.nlm.nih.gov/42820878/</w:t>
       </w:r>
     </w:p>
     <w:p>
@@ -252,7 +252,7 @@
         <w:pStyle w:val="Heading2"/>
       </w:pPr>
       <w:r>
-        <w:t>SMOC-1-Protein schützt nach Herzinfarkt vor Herzruptur durch Fibroblasten-Aktivierung</w:t>
+        <w:t>Transkatheter-PDA-Verschluss am Bett Neugeborener sicherer und kürzer als im Labor</w:t>
       </w:r>
     </w:p>
     <w:p>
@@ -262,12 +262,12 @@
           <w:color w:val="666666"/>
           <w:sz w:val="18"/>
         </w:rPr>
-        <w:t>Gong W et al.  ·  Circulation  ·  29.09.2026  ·  PMID 42808155</w:t>
+        <w:t>Sathanandam S et al.  ·  JACC Cardiovasc Interv  ·  28.09.2026  ·  PMID 42805720</w:t>
       </w:r>
     </w:p>
     <w:p>
       <w:r>
-        <w:t>Proteomik-Analyse von Patienten und Tiermodellen zur Identifikation von Proteinen, die mit Herzruptur nach akutem Myokardinfarkt assoziiert sind, mit funktionalen Studien zum Mechanismus.</w:t>
+        <w:t>Retrospektive Analyse der Transition eines interventionellen Verfahrens vom Katheterisierungslabor auf die neonatale Intensivstation: 500 extrem frühgeborene Kinder (&lt;28 Wochen, &lt;2 kg) mit hämodynamisch signifikantem Ductus arteriosus, davon 176 am Bett behandelt.</w:t>
       </w:r>
     </w:p>
     <w:p>
@@ -278,7 +278,7 @@
         <w:t xml:space="preserve">Ergebnis: </w:t>
       </w:r>
       <w:r>
-        <w:t>SMOC-1 (Secreted Modular Calcium-Binding Protein 1) war das signifikanteste hochregulierte Protein bei Herzruptur. Genetische SMOC-1-Knockout verdoppelte die Ruptur-Inzidenz und reduzierte Überlebensrate in Mausmodellen; SMOC-1-Überexpression senkte die Rupturrate signifikant. SMOC-1 bindet TGF-βR1 auf Fibroblasten und aktiviert die Smad-Signalisierung zur Kollagensynthese und Narbenmaturität. Der Effekt war durch EPRS-Inhibition aufhebbar.</w:t>
+        <w:t>Bettseitige Verfahren waren kürzer (18 Min. vs. 32 Min., p&lt;0,001), mit weniger Strahlenbelastung (0,019 vs. 0,068 Gy×cm²; p&lt;0,001). Prozedurales Erfolg: 100% in allen Settings. Komplikationsrate 1,7% ähnlich in allen Gruppen. Überlebensrate nach Median 6,8 Jahren: 89%, keine Rezidiv-PDAs, minimale Spätkomplikationen.</w:t>
       </w:r>
     </w:p>
     <w:p>
@@ -293,7 +293,7 @@
         <w:rPr>
           <w:sz w:val="19"/>
         </w:rPr>
-        <w:t>Grundlagenarbeit mit erkennbarem klinischen Weg zur Prävention von Herzruptur</w:t>
+        <w:t>USA-Zentren, aber Verfahrenssicherheit und Outcome-Daten unabhängig von Gesundheitssystem übertragbar</w:t>
       </w:r>
     </w:p>
     <w:p>
@@ -302,7 +302,7 @@
           <w:color w:val="5A7D3A"/>
           <w:sz w:val="18"/>
         </w:rPr>
-        <w:t>https://pubmed.ncbi.nlm.nih.gov/42808155/</w:t>
+        <w:t>https://pubmed.ncbi.nlm.nih.gov/42805720/</w:t>
       </w:r>
     </w:p>
     <w:p>
@@ -310,7 +310,7 @@
         <w:pStyle w:val="Heading2"/>
       </w:pPr>
       <w:r>
-        <w:t>Perikarditis: Von symptomatischer Therapie zu zielgerichteter Interleukin-1-Inhibition</w:t>
+        <w:t>HFpEF und HFmrEF: Klinische Trends in Patientendaten-Metaanalyse stabilisiert sich</w:t>
       </w:r>
     </w:p>
     <w:p>
@@ -320,12 +320,12 @@
           <w:color w:val="666666"/>
           <w:sz w:val="18"/>
         </w:rPr>
-        <w:t>Al-Dalakta A et al.  ·  Circulation  ·  29.09.2026  ·  PMID 42804572</w:t>
+        <w:t>Gori M et al.  ·  Eur Heart J  ·  26.09.2026  ·  PMID 42799541</w:t>
       </w:r>
     </w:p>
     <w:p>
       <w:r>
-        <w:t>Narrative Review der historischen Entwicklung von Diagnostik und Therapie der Perikarditis vom antiken Griechenland bis 2026 mit Schwerpunkt auf neuere mechanismusbasierte Ansätze.</w:t>
+        <w:t>Individuelle Patientendaten-Metaanalyse von Herzinsuffizienz-Studien mit erhaltener und mittlerer Auswurffraktion: Analyse von zeitlichen Trends und Outcomes über mehrere Jahrzehnte in randomisierten Kontrolltrialen.</w:t>
       </w:r>
     </w:p>
     <w:p>
@@ -336,7 +336,7 @@
         <w:t xml:space="preserve">Ergebnis: </w:t>
       </w:r>
       <w:r>
-        <w:t>Klassische Therapie mit NSAIDs und Kortikosteroiden hatte hohe Rezidivquoten. Kolchizin (randomisierte Studien) wurde Standard für akute und rezidivierende Perikarditis. Neue Paradigma: IL-1-Inhibitoren (Anakinra, Rilonacept) für refraktäre Fälle basierend auf Erkennung autoinflammatorischer Mechanismen. Echokardiographie ermöglichte sichere Perikardiocentese; kardiale MRT verbesserte Risikostratifikation. Evidenz-gestützte, personalisierte Therapie ersetzt empirische Behandlung.</w:t>
+        <w:t>Gori et al. zeigen, dass sich die klinischen Charakteristiken und Outcomevariablen von HFpEF und HFmrEF über Zeit stabilisieren; präzise Quantifizierung der Baseline-Merkmale und Endpunkte im Abstract nicht genannt. Befund unterstreicht, dass diese Phänotypen konstante Prognostik aufweisen.</w:t>
       </w:r>
     </w:p>
     <w:p>
@@ -351,7 +351,7 @@
         <w:rPr>
           <w:sz w:val="19"/>
         </w:rPr>
-        <w:t>Europäische und internationale Literaturgrundlage, Therapien in Deutschland verfügbar und leitlinienkonform</w:t>
+        <w:t>Europäische und nordamerikanische Studienpopulationen, übertragbar auf strukturierte Versorgung</w:t>
       </w:r>
     </w:p>
     <w:p>
@@ -360,7 +360,7 @@
           <w:color w:val="5A7D3A"/>
           <w:sz w:val="18"/>
         </w:rPr>
-        <w:t>https://pubmed.ncbi.nlm.nih.gov/42804572/</w:t>
+        <w:t>https://pubmed.ncbi.nlm.nih.gov/42799541/</w:t>
       </w:r>
     </w:p>
     <w:p>
@@ -368,7 +368,7 @@
         <w:pStyle w:val="Heading2"/>
       </w:pPr>
       <w:r>
-        <w:t>Frauen mit Vorhofflimmern haben persistent höheres Herzinsuffizienz-Risiko trotz verbesserter Therapie</w:t>
+        <w:t>Klonale Hämatopoese DNMT3A verursacht endotheliale Aktivierung und Herzinsuffizienz via Semaphorin 4A</w:t>
       </w:r>
     </w:p>
     <w:p>
@@ -378,12 +378,12 @@
           <w:color w:val="666666"/>
           <w:sz w:val="18"/>
         </w:rPr>
-        <w:t>Huang JY et al.  ·  JACC Clin Electrophysiol  ·  18.09.2026  ·  PMID 42788936</w:t>
+        <w:t>Shumliakivska M et al.  ·  Cardiovasc Res  ·  05.09.2026  ·  PMID 42698267</w:t>
       </w:r>
     </w:p>
     <w:p>
       <w:r>
-        <w:t>Territory-wide Bevölkerungs-Registry in Hongkong mit 130.132 neu diagnostizierten AF-Patienten (1997–2021) zur Analyse geschlechtsspezifischer Trends bei Herzinsuffizienz-Entwicklung mit Competing-risk-Analyse.</w:t>
+        <w:t>Experimentelle Arbeit: DNMT3A-getriebene klonale Hämatopoese wurde in Herzinsuffizienz-Modellen untersucht; Mechanismus über Semaphorin-4A-abhängige endotheliale Aktivierung identifiziert durch genetische und pharmakologische Intervention.</w:t>
       </w:r>
     </w:p>
     <w:p>
@@ -394,7 +394,7 @@
         <w:t xml:space="preserve">Ergebnis: </w:t>
       </w:r>
       <w:r>
-        <w:t>Jährliche Herzinsuffizienz-Inzidenz (pro 1000 Personenjahre) sank bei Frauen von 69,6 (1997) auf 16,7 (2021) und bei Männern von 44,5 auf 13,7. Frauen behielten eine höhere Inzidenz (25,3 vs. 19,3) und erhöhtes Risiko bei (incidence rate ratio 1,34; 95 % KI 1,31–1,37). Frauen waren älter bei AF-Diagnose, hatten höhere CHA₂DS₂-VASc-Scores und erhielten häufiger reduzierte DOAK-Dosen.</w:t>
+        <w:t>DNMT3A-Mutation in Blutvorläuferzellen triggert klonale Expansion, die über zirkulierende Signalmoleküle (Semaphorin 4A) endotheliale Dysfunktion und Herzinsuffizienz-Phänotyp induziert. Genetische und pharmazeutische Blockade des Mechanismus reduziert HF-Progression in vivo.</w:t>
       </w:r>
     </w:p>
     <w:p>
@@ -409,7 +409,7 @@
         <w:rPr>
           <w:sz w:val="19"/>
         </w:rPr>
-        <w:t>Hongkong (Versicherungssystem nicht identisch), zeitliche Trends relevant für Versorgungsplanung</w:t>
+        <w:t>Deutschland (Frankfurt, Heidelberg), funktioneller Mechanismus mit therapeutischem Ansatz für tiefere Grundlagenforschung</w:t>
       </w:r>
     </w:p>
     <w:p>
@@ -418,7 +418,7 @@
           <w:color w:val="5A7D3A"/>
           <w:sz w:val="18"/>
         </w:rPr>
-        <w:t>https://pubmed.ncbi.nlm.nih.gov/42788936/</w:t>
+        <w:t>https://pubmed.ncbi.nlm.nih.gov/42698267/</w:t>
       </w:r>
     </w:p>
     <w:sectPr>

--- a/download/studien-aktuell.docx
+++ b/download/studien-aktuell.docx
@@ -62,7 +62,7 @@
           <w:color w:val="666666"/>
           <w:sz w:val="18"/>
         </w:rPr>
-        <w:t>Stand: 05.10.2026  |  6 Studien  |  kardio.m-vf.de</w:t>
+        <w:t>Stand: 06.10.2026  |  5 Studien  |  kardio.m-vf.de</w:t>
       </w:r>
     </w:p>
     <w:p>
@@ -70,7 +70,7 @@
         <w:pStyle w:val="Heading1"/>
       </w:pPr>
       <w:r>
-        <w:t>Aufgenommen am 05.10.2026</w:t>
+        <w:t>Aufgenommen am 06.10.2026</w:t>
       </w:r>
     </w:p>
     <w:p>
@@ -78,7 +78,7 @@
         <w:pStyle w:val="Heading2"/>
       </w:pPr>
       <w:r>
-        <w:t>Linksatrialer Verschluss bei Krebspatienten mit Vorhofflimmern: höhere Mortalität, gleiche Schlaganfall-/Blutungsrate</w:t>
+        <w:t>Häufig übersehene Warnsymptome vor plötzlichem Herzstillstand bei Kindern</w:t>
       </w:r>
     </w:p>
     <w:p>
@@ -88,12 +88,12 @@
           <w:color w:val="666666"/>
           <w:sz w:val="18"/>
         </w:rPr>
-        <w:t>Afonso LM et al.  ·  Am J Cardiol  ·  04.10.2026  ·  PMID 42830154</w:t>
+        <w:t>Tollit J et al.  ·  Open Heart  ·  05.10.2026  ·  PMID 42833702</w:t>
       </w:r>
     </w:p>
     <w:p>
       <w:r>
-        <w:t>Systematische Übersichtsarbeit und aktualisierte Metaanalyse: 9 Studien mit 209.325 Patienten, davon 39,3% Frauen, Alter 77 Jahre, zur Sicherheit und Wirksamkeit des linksatrialen Appendage Occlusion (LAAO) bei Krebspatienten mit Vorhofflimmern.</w:t>
+        <w:t>Retrospektive Analyse von 58 Kindern mit überlebtem außerklinischem Herzstillstand ohne bekannte kardiale Vordiagnose in einem britischen Spezialistenzen­trum (1996–2025); Erfassung von Symptomen vor dem Ereignis.</w:t>
       </w:r>
     </w:p>
     <w:p>
@@ -104,7 +104,7 @@
         <w:t xml:space="preserve">Ergebnis: </w:t>
       </w:r>
       <w:r>
-        <w:t>Krebs assoziiert mit höherer Langzeit-Gesamtmortalität (HR 1,64, 95%-KI 1,20–2,23; p=0,002). Kein signifikanter Unterschied bei Schlaganfall (HR 0,59, 95%-KI 0,30–1,15; p=0,12) oder Blutung (HR 1,02, 95%-KI 0,57–1,83; p=0,94). Kein Unterschied zwischen aktuellem und prior Krebs (p=0,146).</w:t>
+        <w:t>50,9 % (28/58) hatten kardiale Warnsymptome vor dem Herzstillstand, davon 23,6 % (13/58) mit Synkopen; von diesen 13 Synkopen-Patienten suchten nur 3 ärztliche Hilfe auf. Nach Herzstillstand wurde bei 72,4 % (42/58) eine vererbte Herzerkrankung diagnostiziert, am häufigsten hypertrophe Kardiomyopathie (29,8 %). Potenzielle Chancen zur Früherkennung wurden überwiegend verpasst.</w:t>
       </w:r>
     </w:p>
     <w:p>
@@ -119,7 +119,7 @@
         <w:rPr>
           <w:sz w:val="19"/>
         </w:rPr>
-        <w:t>Internationale Kohorten, Befund zur Mortalität systemunabhängig, Indikationsabwägung für deutsche Zentren relevant</w:t>
+        <w:t>UK-Spezialzentrum; Struktur der Primärversorgung und Triage in Deutschland vergleichbar.</w:t>
       </w:r>
     </w:p>
     <w:p>
@@ -128,7 +128,7 @@
           <w:color w:val="5A7D3A"/>
           <w:sz w:val="18"/>
         </w:rPr>
-        <w:t>https://pubmed.ncbi.nlm.nih.gov/42830154/</w:t>
+        <w:t>https://pubmed.ncbi.nlm.nih.gov/42833702/</w:t>
       </w:r>
     </w:p>
     <w:p>
@@ -136,7 +136,7 @@
         <w:pStyle w:val="Heading2"/>
       </w:pPr>
       <w:r>
-        <w:t>Osaka Prognostic Score sagt paroxysmals Vorhofflimmern voraus: OR 3,37</w:t>
+        <w:t>Entzündung ohne Ödem deutet auf Vernarbung bei tuberkulöser Perikarditis hin</w:t>
       </w:r>
     </w:p>
     <w:p>
@@ -146,12 +146,12 @@
           <w:color w:val="666666"/>
           <w:sz w:val="18"/>
         </w:rPr>
-        <w:t>Yıldırım E et al.  ·  Herz  ·  01.10.2026  ·  PMID 42823488</w:t>
+        <w:t>Giliomee LJ et al.  ·  Open Heart  ·  05.10.2026  ·  PMID 42833701</w:t>
       </w:r>
     </w:p>
     <w:p>
       <w:r>
-        <w:t>Querschnittsstudie: 941 Personen (198 mit VF-Anamnese, 743 Kontrollen) wurden auf Zusammenhang zwischen Osaka Prognostic Score (OPS, basierend auf CRP, Lymphozytenzahl, Albumin) und paroxysmalem Vorhofflimmern untersucht.</w:t>
+        <w:t>Prospektive Kohortenstudie mit Baseline- und 6-Monats-Kardio-MRT bei tuberkulöser Perikarditis (Südafrika); Untersuchung, wie Entzündungsmarker und Ödem die Vorhersage einer Perikardverfestigung verbessern.</w:t>
       </w:r>
     </w:p>
     <w:p>
@@ -162,7 +162,7 @@
         <w:t xml:space="preserve">Ergebnis: </w:t>
       </w:r>
       <w:r>
-        <w:t>Multivariable logistische Regression: OPS unabhängig mit VF assoziiert (OR 3,37; p&lt;0,001). ROC-Analyse: OPS &gt;0,5 mit VF-Präsenz verbunden (Sensitivität 55,6%, Spezifität 77,4%, AUC 0,682; p&lt;0,001). Einfacher klinischer Biomarker, der Zusatzinformation zur Risikostratifikation liefert.</w:t>
+        <w:t>Von 633 ödematösen Segmenten zeigten 20,7 % Versteifung bei Follow-up, von 267 nicht-ödematösen Segmenten 51,7 % (p&lt;0,001). Höhere Baseline-Entzündungslast war unabhängig mit Versteifung assoziiert (OR 1,32 pro SD-Anstieg, 95%-KI 1,12–1,55; p=0,0011); Baseline-Ödem war protektiv (OR 0,29, 95%-KI 0,20–0,43; p&lt;0,001). Interpretation: Ödem spiegelt akute reversible, intensive Entzündung ohne Ödem eher fibroseanfällige Phänotypen wider.</w:t>
       </w:r>
     </w:p>
     <w:p>
@@ -177,7 +177,7 @@
         <w:rPr>
           <w:sz w:val="19"/>
         </w:rPr>
-        <w:t>Türkei, prospektives Design zur Validierung erforderlich, Biomarker-Konzept international übertragbar</w:t>
+        <w:t>Südafrika-Spezialistenzen­trum; Mechanismus der Fibroseentwicklung grundlagenrelevant, Übertragbarkeit auf TB-Epidemiologie Europas begrenzt.</w:t>
       </w:r>
     </w:p>
     <w:p>
@@ -186,7 +186,7 @@
           <w:color w:val="5A7D3A"/>
           <w:sz w:val="18"/>
         </w:rPr>
-        <w:t>https://pubmed.ncbi.nlm.nih.gov/42823488/</w:t>
+        <w:t>https://pubmed.ncbi.nlm.nih.gov/42833701/</w:t>
       </w:r>
     </w:p>
     <w:p>
@@ -194,7 +194,7 @@
         <w:pStyle w:val="Heading2"/>
       </w:pPr>
       <w:r>
-        <w:t>Stereotaktische Bestrahlung für therapierefraktäre Kammertachykardie bei Chagas-Kardiomyopathie möglich</w:t>
+        <w:t>Lebenserwartung kein Kriterium: Alter allein rechtfertigt Verzicht auf Aortenklappenersatz</w:t>
       </w:r>
     </w:p>
     <w:p>
@@ -204,12 +204,12 @@
           <w:color w:val="666666"/>
           <w:sz w:val="18"/>
         </w:rPr>
-        <w:t>Salvajoli B et al.  ·  JACC Clin Electrophysiol  ·  11.09.2026  ·  PMID 42820878</w:t>
+        <w:t>Demir OM et al.  ·  Open Heart  ·  05.10.2026  ·  PMID 42833700</w:t>
       </w:r>
     </w:p>
     <w:p>
       <w:r>
-        <w:t>Prospektive Phase-I/II-Pilotstudie: 11 Patienten mit Chagas-Kardiomyopathie und therapierefraktärer Kammertachykardie, bei denen interventionelle Ablation versagt oder nicht in Frage kam, erhielten einzelne 25-Gy-SBRT-Fraktion auf arrhythmisches Substrat.</w:t>
+        <w:t>Konzeptionelle Analyse zur Fehlinterpretation der Lebenserwartung bei Entscheidungen über Aortenklappenintervention im höheren Alter; Darlegung, warum Alter kein valider Proxy für Futilität ist.</w:t>
       </w:r>
     </w:p>
     <w:p>
@@ -220,7 +220,7 @@
         <w:t xml:space="preserve">Ergebnis: </w:t>
       </w:r>
       <w:r>
-        <w:t>Median Follow-up 160 Tage: VT-Rezidiv in 10 von 11 Patienten (Median bis Rezidiv 79 Tage nach 6-Wochen-Blanking-Phase). Vergleich 12 Monate nach vs. 6 Monate vor SBRT: signifikante Reduktion VT-Episoden (p=0,040), Antitachykardie-Pacing (p=0,012) und kombinierte Therapien (p=0,022). 12-Monats-Gesamtüberleben 45,5%. Keine schwerwiegenden therapiebedingten Nebenwirkungen.</w:t>
+        <w:t>Life Expectancy bei Geburt ist Populationsmittelwert, nicht individuelle Obergrenze. Ein 90-Jähriger in England/Wales hat noch durchschnittlich 3,9 Jahre Lebenserwartung; ein durchschnittlicher 82-Jähriger wird älter als ein 72-Jähriger. Wer die Durchschnittserwartung übertroffen hat, gehört zu langlebigeren Stratum und könnte am meisten von dauerhafter Klappe profitieren. Futilität ist real (fortgeschrittene Herzschäden, Gebrechlichkeit, dominante Komorbiditäten), aber Alter ist ungenauer Proxy. Empfehlung: Altersbasierte Nihilismus ersetzen durch Stadium-, Schadensausmaß- und Komorbiditäts-adjustierte Prognose mit explizit dokumentiertem erwarteten Nutzen im Shared Decision-Making.</w:t>
       </w:r>
     </w:p>
     <w:p>
@@ -235,7 +235,7 @@
         <w:rPr>
           <w:sz w:val="19"/>
         </w:rPr>
-        <w:t>Brasilien, neue Technik, aber Machbarkeit und Sicherheit wegweisend für seltene, therapierefraktäre Indikation</w:t>
+        <w:t>Britischer Fachdiskurs; Konzept auf deutsche Klappen-DMP und TAVI-Indikation übertragbar.</w:t>
       </w:r>
     </w:p>
     <w:p>
@@ -244,7 +244,7 @@
           <w:color w:val="5A7D3A"/>
           <w:sz w:val="18"/>
         </w:rPr>
-        <w:t>https://pubmed.ncbi.nlm.nih.gov/42820878/</w:t>
+        <w:t>https://pubmed.ncbi.nlm.nih.gov/42833700/</w:t>
       </w:r>
     </w:p>
     <w:p>
@@ -252,7 +252,7 @@
         <w:pStyle w:val="Heading2"/>
       </w:pPr>
       <w:r>
-        <w:t>Transkatheter-PDA-Verschluss am Bett Neugeborener sicherer und kürzer als im Labor</w:t>
+        <w:t>Vorhofflimmern nach Schlaganfall: Phänotypisierung für gezieltes Screening</w:t>
       </w:r>
     </w:p>
     <w:p>
@@ -262,12 +262,12 @@
           <w:color w:val="666666"/>
           <w:sz w:val="18"/>
         </w:rPr>
-        <w:t>Sathanandam S et al.  ·  JACC Cardiovasc Interv  ·  28.09.2026  ·  PMID 42805720</w:t>
+        <w:t>van Kempen EJ et al.  ·  Open Heart  ·  05.10.2026  ·  PMID 42833699</w:t>
       </w:r>
     </w:p>
     <w:p>
       <w:r>
-        <w:t>Retrospektive Analyse der Transition eines interventionellen Verfahrens vom Katheterisierungslabor auf die neonatale Intensivstation: 500 extrem frühgeborene Kinder (&lt;28 Wochen, &lt;2 kg) mit hämodynamisch signifikantem Ductus arteriosus, davon 176 am Bett behandelt.</w:t>
+        <w:t>Retrospektive Kohortenstudie von 1836 Schlaganfall-Patienten in den Niederlanden (Jan 2019–Okt 2024); Charakterisierung von Patienten mit neu detektiertem oder bekanntem Vorhofflimmern und zugehörigen Risikofaktoren.</w:t>
       </w:r>
     </w:p>
     <w:p>
@@ -278,7 +278,7 @@
         <w:t xml:space="preserve">Ergebnis: </w:t>
       </w:r>
       <w:r>
-        <w:t>Bettseitige Verfahren waren kürzer (18 Min. vs. 32 Min., p&lt;0,001), mit weniger Strahlenbelastung (0,019 vs. 0,068 Gy×cm²; p&lt;0,001). Prozedurales Erfolg: 100% in allen Settings. Komplikationsrate 1,7% ähnlich in allen Gruppen. Überlebensrate nach Median 6,8 Jahren: 89%, keine Rezidiv-PDAs, minimale Spätkomplikationen.</w:t>
+        <w:t>Vorhofflimmern lag bei 30,5 % vor: 19,7 % bekannt, 10,8 % neu diagnostiziert. Ein Machine-Learning-Phänotyp (generative topographic mapping) mit älterem Alter, schwerer Schlaganfall, Schlaganfall-Vorgeschichte, Hypertonie, Diabetes, hoher kardialer Last (KHK, Herzklappenfehler, Herzinsuffizienz), reduzierter Nierenfunktion und Zeichen der Vorhofumgestaltung zeigte 47,9 % AF-Prävalenz. Schweregrad, kardiale Last und Vorhofumgestaltung waren stärkste Prädiktoren.</w:t>
       </w:r>
     </w:p>
     <w:p>
@@ -293,7 +293,7 @@
         <w:rPr>
           <w:sz w:val="19"/>
         </w:rPr>
-        <w:t>USA-Zentren, aber Verfahrenssicherheit und Outcome-Daten unabhängig von Gesundheitssystem übertragbar</w:t>
+        <w:t>Niederländische Universitätsklinik, vergleichbares Sozialversicherungssystem und Dokumentation.</w:t>
       </w:r>
     </w:p>
     <w:p>
@@ -302,7 +302,7 @@
           <w:color w:val="5A7D3A"/>
           <w:sz w:val="18"/>
         </w:rPr>
-        <w:t>https://pubmed.ncbi.nlm.nih.gov/42805720/</w:t>
+        <w:t>https://pubmed.ncbi.nlm.nih.gov/42833699/</w:t>
       </w:r>
     </w:p>
     <w:p>
@@ -310,7 +310,7 @@
         <w:pStyle w:val="Heading2"/>
       </w:pPr>
       <w:r>
-        <w:t>HFpEF und HFmrEF: Klinische Trends in Patientendaten-Metaanalyse stabilisiert sich</w:t>
+        <w:t>Sterblichkeitsmuster und Prädiktoren bei Herzinsuffizienz in Thailand</w:t>
       </w:r>
     </w:p>
     <w:p>
@@ -320,12 +320,12 @@
           <w:color w:val="666666"/>
           <w:sz w:val="18"/>
         </w:rPr>
-        <w:t>Gori M et al.  ·  Eur Heart J  ·  26.09.2026  ·  PMID 42799541</w:t>
+        <w:t>Yingchoncharoen T et al.  ·  Open Heart  ·  05.10.2026  ·  PMID 42833698</w:t>
       </w:r>
     </w:p>
     <w:p>
       <w:r>
-        <w:t>Individuelle Patientendaten-Metaanalyse von Herzinsuffizienz-Studien mit erhaltener und mittlerer Auswurffraktion: Analyse von zeitlichen Trends und Outcomes über mehrere Jahrzehnte in randomisierten Kontrolltrialen.</w:t>
+        <w:t>Prospektive Kohortenstudie von 2879 Herzinsuffizienz-Patienten aus dem Thai Heart Failure Registry (Jan 2021–Dez 2023); Erfassung von Todesursachen und Mortalitätsprädiktoren.</w:t>
       </w:r>
     </w:p>
     <w:p>
@@ -336,7 +336,7 @@
         <w:t xml:space="preserve">Ergebnis: </w:t>
       </w:r>
       <w:r>
-        <w:t>Gori et al. zeigen, dass sich die klinischen Charakteristiken und Outcomevariablen von HFpEF und HFmrEF über Zeit stabilisieren; präzise Quantifizierung der Baseline-Merkmale und Endpunkte im Abstract nicht genannt. Befund unterstreicht, dass diese Phänotypen konstante Prognostik aufweisen.</w:t>
+        <w:t>Über 23 Monate: 301 Todesfälle (10,5 %), Inzidenzrate 6,8/100 Personen-Jahre. Kardiovaskulär 49,5 % (149), nicht-kardiovaskulär 38,5 % (116), ungeklärt 12,0 % (36). Bei HFrEF/HFmrEF überwog kardiovaskuläre Mortalität (5,3 % vs. 3,9 %), bei HFpEF nicht-kardiovaskulär höher (5,5 % vs. 4,1 %, besonders Sepsis). Unabhängige Mortalitätsprädiktoren: ischämische Ätiologie (HR 1,34; 95%-KI 1,06–1,69), Vorhofflimmern (HR 1,57; 1,24–2,00), periphere Ödeme (HR 2,11; 1,57–2,85), Hyponatriämie (HR 1,83; 1,39–2,39), Hypokaliämie (HR 1,44; 1,06–1,95), erhöhtes Harnstoff-Stickstoff (HR 1,56; 1,23–1,98), Schleifen-Diuretika (HR 1,61; 1,21–2,14). Gute Therapieadhärenz assoziiert mit niedrigerer Mortalität.</w:t>
       </w:r>
     </w:p>
     <w:p>
@@ -351,7 +351,7 @@
         <w:rPr>
           <w:sz w:val="19"/>
         </w:rPr>
-        <w:t>Europäische und nordamerikanische Studienpopulationen, übertragbar auf strukturierte Versorgung</w:t>
+        <w:t>Thailand-Register mit breiter Abdeckung; Befunde zu Elektrolytstörungen und Diuretika-Nutzen international übertragbar.</w:t>
       </w:r>
     </w:p>
     <w:p>
@@ -360,65 +360,7 @@
           <w:color w:val="5A7D3A"/>
           <w:sz w:val="18"/>
         </w:rPr>
-        <w:t>https://pubmed.ncbi.nlm.nih.gov/42799541/</w:t>
-      </w:r>
-    </w:p>
-    <w:p>
-      <w:pPr>
-        <w:pStyle w:val="Heading2"/>
-      </w:pPr>
-      <w:r>
-        <w:t>Klonale Hämatopoese DNMT3A verursacht endotheliale Aktivierung und Herzinsuffizienz via Semaphorin 4A</w:t>
-      </w:r>
-    </w:p>
-    <w:p>
-      <w:r>
-        <w:rPr>
-          <w:i/>
-          <w:color w:val="666666"/>
-          <w:sz w:val="18"/>
-        </w:rPr>
-        <w:t>Shumliakivska M et al.  ·  Cardiovasc Res  ·  05.09.2026  ·  PMID 42698267</w:t>
-      </w:r>
-    </w:p>
-    <w:p>
-      <w:r>
-        <w:t>Experimentelle Arbeit: DNMT3A-getriebene klonale Hämatopoese wurde in Herzinsuffizienz-Modellen untersucht; Mechanismus über Semaphorin-4A-abhängige endotheliale Aktivierung identifiziert durch genetische und pharmakologische Intervention.</w:t>
-      </w:r>
-    </w:p>
-    <w:p>
-      <w:r>
-        <w:rPr>
-          <w:b/>
-        </w:rPr>
-        <w:t xml:space="preserve">Ergebnis: </w:t>
-      </w:r>
-      <w:r>
-        <w:t>DNMT3A-Mutation in Blutvorläuferzellen triggert klonale Expansion, die über zirkulierende Signalmoleküle (Semaphorin 4A) endotheliale Dysfunktion und Herzinsuffizienz-Phänotyp induziert. Genetische und pharmazeutische Blockade des Mechanismus reduziert HF-Progression in vivo.</w:t>
-      </w:r>
-    </w:p>
-    <w:p>
-      <w:r>
-        <w:rPr>
-          <w:b/>
-          <w:sz w:val="19"/>
-        </w:rPr>
-        <w:t xml:space="preserve">Übertragbarkeit: </w:t>
-      </w:r>
-      <w:r>
-        <w:rPr>
-          <w:sz w:val="19"/>
-        </w:rPr>
-        <w:t>Deutschland (Frankfurt, Heidelberg), funktioneller Mechanismus mit therapeutischem Ansatz für tiefere Grundlagenforschung</w:t>
-      </w:r>
-    </w:p>
-    <w:p>
-      <w:r>
-        <w:rPr>
-          <w:color w:val="5A7D3A"/>
-          <w:sz w:val="18"/>
-        </w:rPr>
-        <w:t>https://pubmed.ncbi.nlm.nih.gov/42698267/</w:t>
+        <w:t>https://pubmed.ncbi.nlm.nih.gov/42833698/</w:t>
       </w:r>
     </w:p>
     <w:sectPr>

--- a/download/studien-aktuell.docx
+++ b/download/studien-aktuell.docx
@@ -62,7 +62,7 @@
           <w:color w:val="666666"/>
           <w:sz w:val="18"/>
         </w:rPr>
-        <w:t>Stand: 06.10.2026  |  5 Studien  |  kardio.m-vf.de</w:t>
+        <w:t>Stand: 07.10.2026  |  6 Studien  |  kardio.m-vf.de</w:t>
       </w:r>
     </w:p>
     <w:p>
@@ -70,7 +70,7 @@
         <w:pStyle w:val="Heading1"/>
       </w:pPr>
       <w:r>
-        <w:t>Aufgenommen am 06.10.2026</w:t>
+        <w:t>Aufgenommen am 07.10.2026</w:t>
       </w:r>
     </w:p>
     <w:p>
@@ -78,7 +78,7 @@
         <w:pStyle w:val="Heading2"/>
       </w:pPr>
       <w:r>
-        <w:t>Häufig übersehene Warnsymptome vor plötzlichem Herzstillstand bei Kindern</w:t>
+        <w:t>Flecainid konvertiert paroxysmales Vorhofflimmern bei KHK rascher als Amiodaron ohne Proarrhythmie</w:t>
       </w:r>
     </w:p>
     <w:p>
@@ -88,12 +88,12 @@
           <w:color w:val="666666"/>
           <w:sz w:val="18"/>
         </w:rPr>
-        <w:t>Tollit J et al.  ·  Open Heart  ·  05.10.2026  ·  PMID 42833702</w:t>
+        <w:t>Tsioufis PA et al.  ·  Heart Rhythm  ·  06.10.2026  ·  PMID 42838320</w:t>
       </w:r>
     </w:p>
     <w:p>
       <w:r>
-        <w:t>Retrospektive Analyse von 58 Kindern mit überlebtem außerklinischem Herzstillstand ohne bekannte kardiale Vordiagnose in einem britischen Spezialistenzen­trum (1996–2025); Erfassung von Symptomen vor dem Ereignis.</w:t>
+        <w:t>Randomisierte, offene Multizenterstudie mit 87 Patienten mit paroxysmales Vorhofflimmern und dokumentierter KHK ohne Restischämie: Vergleich intravenöser Flecainid vs. Amiodaron zur akuten Kardioversion in der Notaufnahme.</w:t>
       </w:r>
     </w:p>
     <w:p>
@@ -104,7 +104,7 @@
         <w:t xml:space="preserve">Ergebnis: </w:t>
       </w:r>
       <w:r>
-        <w:t>50,9 % (28/58) hatten kardiale Warnsymptome vor dem Herzstillstand, davon 23,6 % (13/58) mit Synkopen; von diesen 13 Synkopen-Patienten suchten nur 3 ärztliche Hilfe auf. Nach Herzstillstand wurde bei 72,4 % (42/58) eine vererbte Herzerkrankung diagnostiziert, am häufigsten hypertrophe Kardiomyopathie (29,8 %). Potenzielle Chancen zur Früherkennung wurden überwiegend verpasst.</w:t>
+        <w:t>Konversion zu Sinusrhythmus innerhalb 6 Stunden: Flecainid 85,7 % vs. Amiodaron 40,0 % (p&lt;0,001). Mediane Konversionszeit: 20 Min. vs. 244 Min. (p&lt;0,001). Krankenhausaufnahme: 14,3 % vs. 60,0 % (p&lt;0,001). Keine ventrikulären Proarrhythmien über 24 Stunden in beiden Gruppen, kein Tod bis 30 Tage. Hypothese-generierende Evidenz gegen die bisherige KHK-Kontraindikation bei fehlender Restischämie.</w:t>
       </w:r>
     </w:p>
     <w:p>
@@ -119,7 +119,7 @@
         <w:rPr>
           <w:sz w:val="19"/>
         </w:rPr>
-        <w:t>UK-Spezialzentrum; Struktur der Primärversorgung und Triage in Deutschland vergleichbar.</w:t>
+        <w:t>Griechische akademische Studie, mediterrane KHK-Population; Sicherheitsbefund übertragbar, Dosierungskonzept dem deutschen Versorgungsalltag angepasst.</w:t>
       </w:r>
     </w:p>
     <w:p>
@@ -128,7 +128,7 @@
           <w:color w:val="5A7D3A"/>
           <w:sz w:val="18"/>
         </w:rPr>
-        <w:t>https://pubmed.ncbi.nlm.nih.gov/42833702/</w:t>
+        <w:t>https://pubmed.ncbi.nlm.nih.gov/42838320/</w:t>
       </w:r>
     </w:p>
     <w:p>
@@ -136,7 +136,7 @@
         <w:pStyle w:val="Heading2"/>
       </w:pPr>
       <w:r>
-        <w:t>Entzündung ohne Ödem deutet auf Vernarbung bei tuberkulöser Perikarditis hin</w:t>
+        <w:t>Sirolimus-Ballons bei hochblutungsrisiko-Patienten: geringere Target-Vessel-Failure-Rate als Drug-Eluting-Stents</w:t>
       </w:r>
     </w:p>
     <w:p>
@@ -146,12 +146,12 @@
           <w:color w:val="666666"/>
           <w:sz w:val="18"/>
         </w:rPr>
-        <w:t>Giliomee LJ et al.  ·  Open Heart  ·  05.10.2026  ·  PMID 42833701</w:t>
+        <w:t>Rissanen TT et al.  ·  EuroIntervention  ·  05.10.2026  ·  PMID 42837205</w:t>
       </w:r>
     </w:p>
     <w:p>
       <w:r>
-        <w:t>Prospektive Kohortenstudie mit Baseline- und 6-Monats-Kardio-MRT bei tuberkulöser Perikarditis (Südafrika); Untersuchung, wie Entzündungsmarker und Ödem die Vorhersage einer Perikardverfestigung verbessern.</w:t>
+        <w:t>Substudie der SELUTION-DeNovo-Studie verglich bei 522 Hochrisiko-Patienten die Strategie Sirolimus-eluierende Ballons (mit fakultativem Stenting) gegen systematische Drug-Eluting-Stents.</w:t>
       </w:r>
     </w:p>
     <w:p>
@@ -162,7 +162,7 @@
         <w:t xml:space="preserve">Ergebnis: </w:t>
       </w:r>
       <w:r>
-        <w:t>Von 633 ödematösen Segmenten zeigten 20,7 % Versteifung bei Follow-up, von 267 nicht-ödematösen Segmenten 51,7 % (p&lt;0,001). Höhere Baseline-Entzündungslast war unabhängig mit Versteifung assoziiert (OR 1,32 pro SD-Anstieg, 95%-KI 1,12–1,55; p=0,0011); Baseline-Ödem war protektiv (OR 0,29, 95%-KI 0,20–0,43; p&lt;0,001). Interpretation: Ödem spiegelt akute reversible, intensive Entzündung ohne Ödem eher fibroseanfällige Phänotypen wider.</w:t>
+        <w:t>Target Vessel Failure nach 1 Jahr in der Ballon-Gruppe 4,9 % vs. DES-Gruppe 7,9 % (absolute Risikodifferenz −3,05 %, 95%-KI: −7,27–1,17). Schwere Blutungen (BARC 3-5): 2,3 % vs. 3,2 %. Alle Antiplatelet-Medikation wurde in 27,8 % der Ballon-Gruppe vs. 14,9 % der DES-Gruppe nach 6 Monaten pausiert. Eine sichere Alternative zu systematischem Stenting bei ausgewählten Hochrisiko-Patienten.</w:t>
       </w:r>
     </w:p>
     <w:p>
@@ -177,7 +177,7 @@
         <w:rPr>
           <w:sz w:val="19"/>
         </w:rPr>
-        <w:t>Südafrika-Spezialistenzen­trum; Mechanismus der Fibroseentwicklung grundlagenrelevant, Übertragbarkeit auf TB-Epidemiologie Europas begrenzt.</w:t>
+        <w:t>Europäische Multizenterstudie, vergleichbare Versorgungssysteme, hohe Übertragbarkeit auf deutsche Praxis.</w:t>
       </w:r>
     </w:p>
     <w:p>
@@ -186,7 +186,7 @@
           <w:color w:val="5A7D3A"/>
           <w:sz w:val="18"/>
         </w:rPr>
-        <w:t>https://pubmed.ncbi.nlm.nih.gov/42833701/</w:t>
+        <w:t>https://pubmed.ncbi.nlm.nih.gov/42837205/</w:t>
       </w:r>
     </w:p>
     <w:p>
@@ -194,7 +194,7 @@
         <w:pStyle w:val="Heading2"/>
       </w:pPr>
       <w:r>
-        <w:t>Lebenserwartung kein Kriterium: Alter allein rechtfertigt Verzicht auf Aortenklappenersatz</w:t>
+        <w:t>SYNTAX-Score und mikroaxiales Pumpen-Support bei kardiogenem Schock: komplexe Koronararterien verschlechtern Prognose</w:t>
       </w:r>
     </w:p>
     <w:p>
@@ -204,12 +204,12 @@
           <w:color w:val="666666"/>
           <w:sz w:val="18"/>
         </w:rPr>
-        <w:t>Demir OM et al.  ·  Open Heart  ·  05.10.2026  ·  PMID 42833700</w:t>
+        <w:t>Marquard JM et al.  ·  EuroIntervention  ·  05.10.2026  ·  PMID 42837204</w:t>
       </w:r>
     </w:p>
     <w:p>
       <w:r>
-        <w:t>Konzeptionelle Analyse zur Fehlinterpretation der Lebenserwartung bei Entscheidungen über Aortenklappenintervention im höheren Alter; Darlegung, warum Alter kein valider Proxy für Futilität ist.</w:t>
+        <w:t>Sekundäranalyse der DanGer-Shock-Studie mit 256 Patienten mit Mehrgefäßerkrankung und infarktbedingtem kardiogenem Schock zur prognostischen Bedeutung des SYNTAX-Scores und Effekt der mechanischen Unterstützung.</w:t>
       </w:r>
     </w:p>
     <w:p>
@@ -220,7 +220,7 @@
         <w:t xml:space="preserve">Ergebnis: </w:t>
       </w:r>
       <w:r>
-        <w:t>Life Expectancy bei Geburt ist Populationsmittelwert, nicht individuelle Obergrenze. Ein 90-Jähriger in England/Wales hat noch durchschnittlich 3,9 Jahre Lebenserwartung; ein durchschnittlicher 82-Jähriger wird älter als ein 72-Jähriger. Wer die Durchschnittserwartung übertroffen hat, gehört zu langlebigeren Stratum und könnte am meisten von dauerhafter Klappe profitieren. Futilität ist real (fortgeschrittene Herzschäden, Gebrechlichkeit, dominante Komorbiditäten), aber Alter ist ungenauer Proxy. Empfehlung: Altersbasierte Nihilismus ersetzen durch Stadium-, Schadensausmaß- und Komorbiditäts-adjustierte Prognose mit explizit dokumentiertem erwarteten Nutzen im Shared Decision-Making.</w:t>
+        <w:t>Hoher Baseline-SYNTAX-Score (&gt;32) assoziiert mit erhöhtem Odds Ratio für 180-Tage-Mortalität: 3,12 (95%-KI: 1,17–8,69) verglichen mit niedrigem Score. Residualer SYNTAX-Score unabhängiger Mortalitätsprädiktor. Bei isolierter Linkshauptsstamm-Läsion zeigte mikroaxiales Pumpen-Support-System Vorteil (adjustiertes OR 0,17, 95%-KI: 0,03–0,99).</w:t>
       </w:r>
     </w:p>
     <w:p>
@@ -235,7 +235,7 @@
         <w:rPr>
           <w:sz w:val="19"/>
         </w:rPr>
-        <w:t>Britischer Fachdiskurs; Konzept auf deutsche Klappen-DMP und TAVI-Indikation übertragbar.</w:t>
+        <w:t>Dänisch-deutsches Multizentrenkonsortium, vergleichbare europäische Strukturen und Ressourcen.</w:t>
       </w:r>
     </w:p>
     <w:p>
@@ -244,7 +244,7 @@
           <w:color w:val="5A7D3A"/>
           <w:sz w:val="18"/>
         </w:rPr>
-        <w:t>https://pubmed.ncbi.nlm.nih.gov/42833700/</w:t>
+        <w:t>https://pubmed.ncbi.nlm.nih.gov/42837204/</w:t>
       </w:r>
     </w:p>
     <w:p>
@@ -252,7 +252,7 @@
         <w:pStyle w:val="Heading2"/>
       </w:pPr>
       <w:r>
-        <w:t>Vorhofflimmern nach Schlaganfall: Phänotypisierung für gezieltes Screening</w:t>
+        <w:t>Standardisierte Erfolgsbeurteilung nach PCI identifiziert 12 % zusätzliche Hochrisiko-Läsionen</w:t>
       </w:r>
     </w:p>
     <w:p>
@@ -262,12 +262,12 @@
           <w:color w:val="666666"/>
           <w:sz w:val="18"/>
         </w:rPr>
-        <w:t>van Kempen EJ et al.  ·  Open Heart  ·  05.10.2026  ·  PMID 42833699</w:t>
+        <w:t>Oshima A et al.  ·  EuroIntervention  ·  05.10.2026  ·  PMID 42837202</w:t>
       </w:r>
     </w:p>
     <w:p>
       <w:r>
-        <w:t>Retrospektive Kohortenstudie von 1836 Schlaganfall-Patienten in den Niederlanden (Jan 2019–Okt 2024); Charakterisierung von Patienten mit neu detektiertem oder bekanntem Vorhofflimmern und zugehörigen Risikofaktoren.</w:t>
+        <w:t>Prospektive Analyse von 1.548 Patienten mit Dreigefäßerkrankung: Vergleich visueller Erfolgsbeurteilung durch Operateur versus standardisierte quantitative Koronarangiographie (QCA) und angio-FFR durch Core Lab.</w:t>
       </w:r>
     </w:p>
     <w:p>
@@ -278,7 +278,7 @@
         <w:t xml:space="preserve">Ergebnis: </w:t>
       </w:r>
       <w:r>
-        <w:t>Vorhofflimmern lag bei 30,5 % vor: 19,7 % bekannt, 10,8 % neu diagnostiziert. Ein Machine-Learning-Phänotyp (generative topographic mapping) mit älterem Alter, schwerer Schlaganfall, Schlaganfall-Vorgeschichte, Hypertonie, Diabetes, hoher kardialer Last (KHK, Herzklappenfehler, Herzinsuffizienz), reduzierter Nierenfunktion und Zeichen der Vorhofumgestaltung zeigte 47,9 % AF-Prävalenz. Schweregrad, kardiale Last und Vorhofumgestaltung waren stärkste Prädiktoren.</w:t>
+        <w:t>Operator-bewerteter Device-Erfolg 97,4 %, aber Core-Lab-QCA nur 88,0 %, kombiniert QCA+angio-FFR 83,2 %. Läsionen ohne QCA-basierter Erfolgskriterien hatten höhere Lesion-Oriented-Composite-Endpoint-Rate nach 1 Jahr (12,0 % vs. 9,1 %, p=0,041). Standardisierte Kernlab-Bewertung reklassifiziert erheblichen Anteil visueller Erfolge und identifiziert Hochrisiko-Läsionen.</w:t>
       </w:r>
     </w:p>
     <w:p>
@@ -293,7 +293,7 @@
         <w:rPr>
           <w:sz w:val="19"/>
         </w:rPr>
-        <w:t>Niederländische Universitätsklinik, vergleichbares Sozialversicherungssystem und Dokumentation.</w:t>
+        <w:t>Europäische Multizenterstudie mit standardisiertem Kernlab-Protokoll, hohe Übertragbarkeit auf deutsche Interventionszentren.</w:t>
       </w:r>
     </w:p>
     <w:p>
@@ -302,7 +302,7 @@
           <w:color w:val="5A7D3A"/>
           <w:sz w:val="18"/>
         </w:rPr>
-        <w:t>https://pubmed.ncbi.nlm.nih.gov/42833699/</w:t>
+        <w:t>https://pubmed.ncbi.nlm.nih.gov/42837202/</w:t>
       </w:r>
     </w:p>
     <w:p>
@@ -310,7 +310,7 @@
         <w:pStyle w:val="Heading2"/>
       </w:pPr>
       <w:r>
-        <w:t>Sterblichkeitsmuster und Prädiktoren bei Herzinsuffizienz in Thailand</w:t>
+        <w:t>Herzinsuffizienz-Patienten erreichen Intensivtraining-Ziele nicht; nur intensive Aktivität senkt NT-proBNP um 0,19 pg/ml pro Trainingsminute</w:t>
       </w:r>
     </w:p>
     <w:p>
@@ -320,12 +320,12 @@
           <w:color w:val="666666"/>
           <w:sz w:val="18"/>
         </w:rPr>
-        <w:t>Yingchoncharoen T et al.  ·  Open Heart  ·  05.10.2026  ·  PMID 42833698</w:t>
+        <w:t>Leps C et al.  ·  ESC Heart Fail  ·  27.08.2026  ·  PMID 42836328</w:t>
       </w:r>
     </w:p>
     <w:p>
       <w:r>
-        <w:t>Prospektive Kohortenstudie von 2879 Herzinsuffizienz-Patienten aus dem Thai Heart Failure Registry (Jan 2021–Dez 2023); Erfassung von Todesursachen und Mortalitätsprädiktoren.</w:t>
+        <w:t>Prospektive Beobachtungsstudie mit 156 Herzinsuffizienz-Patienten (NYHA I und II/III), die 12 Monate lang mit multisensorischem Activity Tracker kontinuierlich überwacht wurden, um Zusammenhänge zwischen Bewegungsumfang, Intensität und kardiovaskulären Outcomes zu klären.</w:t>
       </w:r>
     </w:p>
     <w:p>
@@ -336,7 +336,7 @@
         <w:t xml:space="preserve">Ergebnis: </w:t>
       </w:r>
       <w:r>
-        <w:t>Über 23 Monate: 301 Todesfälle (10,5 %), Inzidenzrate 6,8/100 Personen-Jahre. Kardiovaskulär 49,5 % (149), nicht-kardiovaskulär 38,5 % (116), ungeklärt 12,0 % (36). Bei HFrEF/HFmrEF überwog kardiovaskuläre Mortalität (5,3 % vs. 3,9 %), bei HFpEF nicht-kardiovaskulär höher (5,5 % vs. 4,1 %, besonders Sepsis). Unabhängige Mortalitätsprädiktoren: ischämische Ätiologie (HR 1,34; 95%-KI 1,06–1,69), Vorhofflimmern (HR 1,57; 1,24–2,00), periphere Ödeme (HR 2,11; 1,57–2,85), Hyponatriämie (HR 1,83; 1,39–2,39), Hypokaliämie (HR 1,44; 1,06–1,95), erhöhtes Harnstoff-Stickstoff (HR 1,56; 1,23–1,98), Schleifen-Diuretika (HR 1,61; 1,21–2,14). Gute Therapieadhärenz assoziiert mit niedrigerer Mortalität.</w:t>
+        <w:t>Median wöchentliche moderate körperliche Aktivität (MPA) nur 225 Min. (NYHA I) bzw. 167 Min. (NYHA II/III); intensive Aktivität (VPA) nur 17 bzw. 9 Min./Woche. VPA positiv assoziiert mit maximaler Sauerstoffaufnahme (β=3,815, 95%-KI [1,43–10,19], p=0,008). MPA invers mit NT-proBNP assoziiert (β=−0,189, 95%-KI [−0,353–−0,025], p=0,024). Tägliche Schritte positiv mit VO₂max (β=0,545, p&lt;0,001), invers mit Fettmasse (β=−1,058, p&lt;0,001) und CRP (β=−0,057, p=0,005).</w:t>
       </w:r>
     </w:p>
     <w:p>
@@ -351,7 +351,7 @@
         <w:rPr>
           <w:sz w:val="19"/>
         </w:rPr>
-        <w:t>Thailand-Register mit breiter Abdeckung; Befunde zu Elektrolytstörungen und Diuretika-Nutzen international übertragbar.</w:t>
+        <w:t>Deutsche Multizenterstudie mit etablierten deutschen Rehabilitations-Zentren, direkt anwendbar auf deutsche Trainingsprogramme.</w:t>
       </w:r>
     </w:p>
     <w:p>
@@ -360,7 +360,65 @@
           <w:color w:val="5A7D3A"/>
           <w:sz w:val="18"/>
         </w:rPr>
-        <w:t>https://pubmed.ncbi.nlm.nih.gov/42833698/</w:t>
+        <w:t>https://pubmed.ncbi.nlm.nih.gov/42836328/</w:t>
+      </w:r>
+    </w:p>
+    <w:p>
+      <w:pPr>
+        <w:pStyle w:val="Heading2"/>
+      </w:pPr>
+      <w:r>
+        <w:t>Pflege-gesteuerte Titration von Herzinsuffizienz-Therapien: Implementierungs-Roadmap für Deutschland</w:t>
+      </w:r>
+    </w:p>
+    <w:p>
+      <w:r>
+        <w:rPr>
+          <w:i/>
+          <w:color w:val="666666"/>
+          <w:sz w:val="18"/>
+        </w:rPr>
+        <w:t>Gori M et al.  ·  ESC Heart Fail  ·  27.08.2026  ·  PMID 42836327</w:t>
+      </w:r>
+    </w:p>
+    <w:p>
+      <w:r>
+        <w:t>Narrative Analyse zur praktischen Umsetzung nurse-led Titration von Guideline-Directed Medical Therapy (GDMT) in Italien und anderen europäischen Ländern; Beschreibung von Voraussetzungen, medizin-rechtliche Aspekte und operationales Flussdiagramm für die Implementierung.</w:t>
+      </w:r>
+    </w:p>
+    <w:p>
+      <w:r>
+        <w:rPr>
+          <w:b/>
+        </w:rPr>
+        <w:t xml:space="preserve">Ergebnis: </w:t>
+      </w:r>
+      <w:r>
+        <w:t>Hauptvoraussetzungen sind dedizierte Schulung und standardisierte Management-Protokolle. Detaillierte ärztliche Verordnungen notwendig, die für jeden Patienten Timing, Methode und resultierende Maßnahmen spezifizieren. Multi-professionelle Strategie mit Pflege-gesteuerte GDMT-Titration empfohlen als Weg zur Verbesserung der Leitlinien-Umsetzung in der Routinepraxis. In Italien und vielen europäischen Ländern noch nicht Standard.</w:t>
+      </w:r>
+    </w:p>
+    <w:p>
+      <w:r>
+        <w:rPr>
+          <w:b/>
+          <w:sz w:val="19"/>
+        </w:rPr>
+        <w:t xml:space="preserve">Übertragbarkeit: </w:t>
+      </w:r>
+      <w:r>
+        <w:rPr>
+          <w:sz w:val="19"/>
+        </w:rPr>
+        <w:t>Italienische Konsensusarbeit mit europäischen Zentren, unmittelbare Relevanz für deutsche Versorgungsstrukturen und DMP.</w:t>
+      </w:r>
+    </w:p>
+    <w:p>
+      <w:r>
+        <w:rPr>
+          <w:color w:val="5A7D3A"/>
+          <w:sz w:val="18"/>
+        </w:rPr>
+        <w:t>https://pubmed.ncbi.nlm.nih.gov/42836327/</w:t>
       </w:r>
     </w:p>
     <w:sectPr>

--- a/download/studien-aktuell.docx
+++ b/download/studien-aktuell.docx
@@ -62,7 +62,7 @@
           <w:color w:val="666666"/>
           <w:sz w:val="18"/>
         </w:rPr>
-        <w:t>Stand: 07.10.2026  |  6 Studien  |  kardio.m-vf.de</w:t>
+        <w:t>Stand: 08.10.2026  |  6 Studien  |  kardio.m-vf.de</w:t>
       </w:r>
     </w:p>
     <w:p>
@@ -70,7 +70,7 @@
         <w:pStyle w:val="Heading1"/>
       </w:pPr>
       <w:r>
-        <w:t>Aufgenommen am 07.10.2026</w:t>
+        <w:t>Aufgenommen am 08.10.2026</w:t>
       </w:r>
     </w:p>
     <w:p>
@@ -78,7 +78,7 @@
         <w:pStyle w:val="Heading2"/>
       </w:pPr>
       <w:r>
-        <w:t>Flecainid konvertiert paroxysmales Vorhofflimmern bei KHK rascher als Amiodaron ohne Proarrhythmie</w:t>
+        <w:t>Rivaroxaban bei HCM ohne Vorhofflimmern, aber mit gestörtem links-atrialem Reservoir-Strain: LA-HCM-Studie</w:t>
       </w:r>
     </w:p>
     <w:p>
@@ -88,12 +88,12 @@
           <w:color w:val="666666"/>
           <w:sz w:val="18"/>
         </w:rPr>
-        <w:t>Tsioufis PA et al.  ·  Heart Rhythm  ·  06.10.2026  ·  PMID 42838320</w:t>
+        <w:t>Donal E et al.  ·  Eur Heart J Cardiovasc Imaging  ·  08.10.2026  ·  PMID 42844166</w:t>
       </w:r>
     </w:p>
     <w:p>
       <w:r>
-        <w:t>Randomisierte, offene Multizenterstudie mit 87 Patienten mit paroxysmales Vorhofflimmern und dokumentierter KHK ohne Restischämie: Vergleich intravenöser Flecainid vs. Amiodaron zur akuten Kardioversion in der Notaufnahme.</w:t>
+        <w:t>Prospektive, multizentrische, randomisierte französische Studie in 17 Zentren mit 532 HCM-Patienten im Sinusrhythmus ohne dokumentiertes AF, aber mit eingeschränktem links-atrialem Reservoir-Strain (LARS ≤20%), die untersucht, ob Rivaroxaban thromboembolische Ereignisse reduziert.</w:t>
       </w:r>
     </w:p>
     <w:p>
@@ -104,7 +104,7 @@
         <w:t xml:space="preserve">Ergebnis: </w:t>
       </w:r>
       <w:r>
-        <w:t>Konversion zu Sinusrhythmus innerhalb 6 Stunden: Flecainid 85,7 % vs. Amiodaron 40,0 % (p&lt;0,001). Mediane Konversionszeit: 20 Min. vs. 244 Min. (p&lt;0,001). Krankenhausaufnahme: 14,3 % vs. 60,0 % (p&lt;0,001). Keine ventrikulären Proarrhythmien über 24 Stunden in beiden Gruppen, kein Tod bis 30 Tage. Hypothese-generierende Evidenz gegen die bisherige KHK-Kontraindikation bei fehlender Restischämie.</w:t>
+        <w:t>Primärer Endpunkt: Composite aus Gesamtsterblichkeit, Myokardinfarkt, ischämischem Schlaganfall (einschließlich stiller zerebraler Infarkte in MRT) und systemischer Embolie über 24 Monate. Die Studie testet eine LARS-gestützte Behandlungsstrategie ohne Validierung von LARS-Schwellwerten als vorhersagend anzusehen.</w:t>
       </w:r>
     </w:p>
     <w:p>
@@ -119,7 +119,7 @@
         <w:rPr>
           <w:sz w:val="19"/>
         </w:rPr>
-        <w:t>Griechische akademische Studie, mediterrane KHK-Population; Sicherheitsbefund übertragbar, Dosierungskonzept dem deutschen Versorgungsalltag angepasst.</w:t>
+        <w:t>Frankreich, vergleichbar zu deutschem Gesundheitssystem, Design etabliert</w:t>
       </w:r>
     </w:p>
     <w:p>
@@ -128,7 +128,7 @@
           <w:color w:val="5A7D3A"/>
           <w:sz w:val="18"/>
         </w:rPr>
-        <w:t>https://pubmed.ncbi.nlm.nih.gov/42838320/</w:t>
+        <w:t>https://pubmed.ncbi.nlm.nih.gov/42844166/</w:t>
       </w:r>
     </w:p>
     <w:p>
@@ -136,7 +136,7 @@
         <w:pStyle w:val="Heading2"/>
       </w:pPr>
       <w:r>
-        <w:t>Sirolimus-Ballons bei hochblutungsrisiko-Patienten: geringere Target-Vessel-Failure-Rate als Drug-Eluting-Stents</w:t>
+        <w:t>Plötzlicher Herztod durch Aortenklappenstenose: 54,5 % ohne vorherige Diagnose</w:t>
       </w:r>
     </w:p>
     <w:p>
@@ -146,12 +146,12 @@
           <w:color w:val="666666"/>
           <w:sz w:val="18"/>
         </w:rPr>
-        <w:t>Rissanen TT et al.  ·  EuroIntervention  ·  05.10.2026  ·  PMID 42837205</w:t>
+        <w:t>Riihiniemi M et al.  ·  Heart  ·  07.10.2026  ·  PMID 42843992</w:t>
       </w:r>
     </w:p>
     <w:p>
       <w:r>
-        <w:t>Substudie der SELUTION-DeNovo-Studie verglich bei 522 Hochrisiko-Patienten die Strategie Sirolimus-eluierende Ballons (mit fakultativem Stenting) gegen systematische Drug-Eluting-Stents.</w:t>
+        <w:t>Finnische Autopsie-Studie der Fingesture-Registry mit 5.869 Fällen plötzlichen Herztodes zwischen 1998 und 2017, die Fälle mit Aortenklappenstenose (AS) als Todesursache identifizierte.</w:t>
       </w:r>
     </w:p>
     <w:p>
@@ -162,7 +162,7 @@
         <w:t xml:space="preserve">Ergebnis: </w:t>
       </w:r>
       <w:r>
-        <w:t>Target Vessel Failure nach 1 Jahr in der Ballon-Gruppe 4,9 % vs. DES-Gruppe 7,9 % (absolute Risikodifferenz −3,05 %, 95%-KI: −7,27–1,17). Schwere Blutungen (BARC 3-5): 2,3 % vs. 3,2 %. Alle Antiplatelet-Medikation wurde in 27,8 % der Ballon-Gruppe vs. 14,9 % der DES-Gruppe nach 6 Monaten pausiert. Eine sichere Alternative zu systematischem Stenting bei ausgewählten Hochrisiko-Patienten.</w:t>
+        <w:t>Von 64 Valvulären-Herzkrankheit-Fällen war AS in 68,8 % die Ursache plötzlichen Herztodes (44 von 64). Durchschnittsalter 67,5±12,1 Jahre, 79,5 % männlich. Über die Hälfte (54,5 %) hatte keine vorherige AS-Diagnose. 93,2 % zeigten bei Autopsie Kardiomegalie und Myokardfibrosen. Angina und Dyspnoe vor dem Event waren selten (6,8 % bzw. 4,5 %), was auf silent disease hinweist.</w:t>
       </w:r>
     </w:p>
     <w:p>
@@ -177,7 +177,7 @@
         <w:rPr>
           <w:sz w:val="19"/>
         </w:rPr>
-        <w:t>Europäische Multizenterstudie, vergleichbare Versorgungssysteme, hohe Übertragbarkeit auf deutsche Praxis.</w:t>
+        <w:t>Europäische Autopsiedaten, vergleichbare Versorgungsstrukturen</w:t>
       </w:r>
     </w:p>
     <w:p>
@@ -186,7 +186,7 @@
           <w:color w:val="5A7D3A"/>
           <w:sz w:val="18"/>
         </w:rPr>
-        <w:t>https://pubmed.ncbi.nlm.nih.gov/42837205/</w:t>
+        <w:t>https://pubmed.ncbi.nlm.nih.gov/42843992/</w:t>
       </w:r>
     </w:p>
     <w:p>
@@ -194,7 +194,7 @@
         <w:pStyle w:val="Heading2"/>
       </w:pPr>
       <w:r>
-        <w:t>SYNTAX-Score und mikroaxiales Pumpen-Support bei kardiogenem Schock: komplexe Koronararterien verschlechtern Prognose</w:t>
+        <w:t>LAAC versus Antikoagulation bei Vorhofflimmern: Metaanalyse zeigt Blutungsreduktion, aber numerisch höheres Schlaganfallrisiko</w:t>
       </w:r>
     </w:p>
     <w:p>
@@ -204,12 +204,12 @@
           <w:color w:val="666666"/>
           <w:sz w:val="18"/>
         </w:rPr>
-        <w:t>Marquard JM et al.  ·  EuroIntervention  ·  05.10.2026  ·  PMID 42837204</w:t>
+        <w:t>Otaal A et al.  ·  Am J Cardiol  ·  07.10.2026  ·  PMID 42843498</w:t>
       </w:r>
     </w:p>
     <w:p>
       <w:r>
-        <w:t>Sekundäranalyse der DanGer-Shock-Studie mit 256 Patienten mit Mehrgefäßerkrankung und infarktbedingtem kardiogenem Schock zur prognostischen Bedeutung des SYNTAX-Scores und Effekt der mechanischen Unterstützung.</w:t>
+        <w:t>Aktualisierte Metaanalyse von 6 randomisierten Studien mit rekonstruierten individuellen Patientendaten (IPD), die Left-Atrial-Appendage-Closure (LAAC) mit oraler Antikoagulation (OAC) bei 7.004 AF-Patienten verglich.</w:t>
       </w:r>
     </w:p>
     <w:p>
@@ -220,7 +220,7 @@
         <w:t xml:space="preserve">Ergebnis: </w:t>
       </w:r>
       <w:r>
-        <w:t>Hoher Baseline-SYNTAX-Score (&gt;32) assoziiert mit erhöhtem Odds Ratio für 180-Tage-Mortalität: 3,12 (95%-KI: 1,17–8,69) verglichen mit niedrigem Score. Residualer SYNTAX-Score unabhängiger Mortalitätsprädiktor. Bei isolierter Linkshauptsstamm-Läsion zeigte mikroaxiales Pumpen-Support-System Vorteil (adjustiertes OR 0,17, 95%-KI: 0,03–0,99).</w:t>
+        <w:t>Primärer Wirksamkeits-Endpunkt (Schlaganfall/systemische Embolie/kardiovaskulärer oder Gesamttod): kein signifikanter Unterschied über 3 Jahre (Δ RMST -0,006 Jahre; 95%-KI -0,027–0,015; p=0,56). Blutung ohne Verfahren signifikant niedriger mit LAAC (Δ RMST 0,162 Jahre; 95%-KI 0,104–0,220; p&lt;0,001). Ischämischer Schlaganfall numerisch höher mit LAAC, aber nicht signifikant (RR 1,32; 95%-KI 0,94–1,86; p=0,09). Ergebnis erfordert individualisierte Risikobewertung und Shared Decision Making.</w:t>
       </w:r>
     </w:p>
     <w:p>
@@ -235,7 +235,7 @@
         <w:rPr>
           <w:sz w:val="19"/>
         </w:rPr>
-        <w:t>Dänisch-deutsches Multizentrenkonsortium, vergleichbare europäische Strukturen und Ressourcen.</w:t>
+        <w:t>USA, Metaanalyse – Sicherheitsbefund übertragbar auf Deutschland</w:t>
       </w:r>
     </w:p>
     <w:p>
@@ -244,7 +244,7 @@
           <w:color w:val="5A7D3A"/>
           <w:sz w:val="18"/>
         </w:rPr>
-        <w:t>https://pubmed.ncbi.nlm.nih.gov/42837204/</w:t>
+        <w:t>https://pubmed.ncbi.nlm.nih.gov/42843498/</w:t>
       </w:r>
     </w:p>
     <w:p>
@@ -252,7 +252,7 @@
         <w:pStyle w:val="Heading2"/>
       </w:pPr>
       <w:r>
-        <w:t>Standardisierte Erfolgsbeurteilung nach PCI identifiziert 12 % zusätzliche Hochrisiko-Läsionen</w:t>
+        <w:t>Zentrale Netzhautarterienverschluss als Schlaganfall-Äquivalent: erhöhtes Vorhofflimmern- und Schlaganfallrisiko</w:t>
       </w:r>
     </w:p>
     <w:p>
@@ -262,12 +262,12 @@
           <w:color w:val="666666"/>
           <w:sz w:val="18"/>
         </w:rPr>
-        <w:t>Oshima A et al.  ·  EuroIntervention  ·  05.10.2026  ·  PMID 42837202</w:t>
+        <w:t>Gupta P et al.  ·  Clin Res Cardiol  ·  07.10.2026  ·  PMID 42841926</w:t>
       </w:r>
     </w:p>
     <w:p>
       <w:r>
-        <w:t>Prospektive Analyse von 1.548 Patienten mit Dreigefäßerkrankung: Vergleich visueller Erfolgsbeurteilung durch Operateur versus standardisierte quantitative Koronarangiographie (QCA) und angio-FFR durch Core Lab.</w:t>
+        <w:t>Metaanalyse von 1.479 Patienten mit zentralem Netzhautarterienverschluss (CRAO), die das Risiko für neu aufgetretenes Vorhofflimmern (AF) und ischämischen Schlaganfall im Vergleich zu Kontrollen untersuchte.</w:t>
       </w:r>
     </w:p>
     <w:p>
@@ -278,7 +278,7 @@
         <w:t xml:space="preserve">Ergebnis: </w:t>
       </w:r>
       <w:r>
-        <w:t>Operator-bewerteter Device-Erfolg 97,4 %, aber Core-Lab-QCA nur 88,0 %, kombiniert QCA+angio-FFR 83,2 %. Läsionen ohne QCA-basierter Erfolgskriterien hatten höhere Lesion-Oriented-Composite-Endpoint-Rate nach 1 Jahr (12,0 % vs. 9,1 %, p=0,041). Standardisierte Kernlab-Bewertung reklassifiziert erheblichen Anteil visueller Erfolge und identifiziert Hochrisiko-Läsionen.</w:t>
+        <w:t>CRAO war assoziiert mit erhöhtem Risiko für Neu-AF (OR 1,47; 95%-KI 1,18–1,83; p=0,0006) und neuem ischämischem Schlaganfall (OR 2,10; 95%-KI 1,57–2,82; p&lt;0,00001). Das AF-Risiko nach CRAO war ähnlich wie nach ischämischem Schlaganfall (OR 0,80). Diese Ergebnisse deuten darauf hin, dass CRAO ein Schlaganfall-Äquivalent darstellt und intensivere AF-Screening- und Antikoagulationsstrategien rechtfertigt.</w:t>
       </w:r>
     </w:p>
     <w:p>
@@ -293,7 +293,7 @@
         <w:rPr>
           <w:sz w:val="19"/>
         </w:rPr>
-        <w:t>Europäische Multizenterstudie mit standardisiertem Kernlab-Protokoll, hohe Übertragbarkeit auf deutsche Interventionszentren.</w:t>
+        <w:t>Deutsche und europäische Kliniken, Metaanalyse mit etabliertem Design</w:t>
       </w:r>
     </w:p>
     <w:p>
@@ -302,7 +302,7 @@
           <w:color w:val="5A7D3A"/>
           <w:sz w:val="18"/>
         </w:rPr>
-        <w:t>https://pubmed.ncbi.nlm.nih.gov/42837202/</w:t>
+        <w:t>https://pubmed.ncbi.nlm.nih.gov/42841926/</w:t>
       </w:r>
     </w:p>
     <w:p>
@@ -310,7 +310,7 @@
         <w:pStyle w:val="Heading2"/>
       </w:pPr>
       <w:r>
-        <w:t>Herzinsuffizienz-Patienten erreichen Intensivtraining-Ziele nicht; nur intensive Aktivität senkt NT-proBNP um 0,19 pg/ml pro Trainingsminute</w:t>
+        <w:t>Lebensstil- und Risikofaktor-Modifikation reduziert AF-Rezidiv nach Ablation um 66 %</w:t>
       </w:r>
     </w:p>
     <w:p>
@@ -320,12 +320,12 @@
           <w:color w:val="666666"/>
           <w:sz w:val="18"/>
         </w:rPr>
-        <w:t>Leps C et al.  ·  ESC Heart Fail  ·  27.08.2026  ·  PMID 42836328</w:t>
+        <w:t>Zhao Y et al.  ·  Circ Arrhythm Electrophysiol  ·  07.10.2026  ·  PMID 42841215</w:t>
       </w:r>
     </w:p>
     <w:p>
       <w:r>
-        <w:t>Prospektive Beobachtungsstudie mit 156 Herzinsuffizienz-Patienten (NYHA I und II/III), die 12 Monate lang mit multisensorischem Activity Tracker kontinuierlich überwacht wurden, um Zusammenhänge zwischen Bewegungsumfang, Intensität und kardiovaskulären Outcomes zu klären.</w:t>
+        <w:t>Systematische Übersicht und Metaanalyse von 11 randomisierten Studien mit 3.364 Patienten (durchschnittliches Alter 58–73 Jahre, 30 % Frauen), die Lebensstil- und Risikofaktor-Modifikations(LRFM)-Kliniken mit Regelversorgung bei AF verglich.</w:t>
       </w:r>
     </w:p>
     <w:p>
@@ -336,7 +336,7 @@
         <w:t xml:space="preserve">Ergebnis: </w:t>
       </w:r>
       <w:r>
-        <w:t>Median wöchentliche moderate körperliche Aktivität (MPA) nur 225 Min. (NYHA I) bzw. 167 Min. (NYHA II/III); intensive Aktivität (VPA) nur 17 bzw. 9 Min./Woche. VPA positiv assoziiert mit maximaler Sauerstoffaufnahme (β=3,815, 95%-KI [1,43–10,19], p=0,008). MPA invers mit NT-proBNP assoziiert (β=−0,189, 95%-KI [−0,353–−0,025], p=0,024). Tägliche Schritte positiv mit VO₂max (β=0,545, p&lt;0,001), invers mit Fettmasse (β=−1,058, p&lt;0,001) und CRP (β=−0,057, p=0,005).</w:t>
+        <w:t>LRFM-Kliniken reduzierten Arrhythmie-Rezidiv nach Katheter-Ablation signifikant (OR 0,34; 95%-KI 0,23–0,51; p&lt;0,001). AF-bezogene Krankenhauseinweisungen sanken (OR 0,70; 95%-KI 0,51–0,98; p=0,04). Lebensqualität verbesserte sich um durchschnittlich 8,90 Punkte im Short-Form-36-Fragebogen (p&lt;0,001). Kein Unterschied bei Herzinsuffizienz-Hospitalisierung, kardiovaskulärem Tod oder Schlaganfall.</w:t>
       </w:r>
     </w:p>
     <w:p>
@@ -351,7 +351,7 @@
         <w:rPr>
           <w:sz w:val="19"/>
         </w:rPr>
-        <w:t>Deutsche Multizenterstudie mit etablierten deutschen Rehabilitations-Zentren, direkt anwendbar auf deutsche Trainingsprogramme.</w:t>
+        <w:t>Australien, vergleichbare Versorgungsmodelle, multidisziplinärer Ansatz</w:t>
       </w:r>
     </w:p>
     <w:p>
@@ -360,7 +360,7 @@
           <w:color w:val="5A7D3A"/>
           <w:sz w:val="18"/>
         </w:rPr>
-        <w:t>https://pubmed.ncbi.nlm.nih.gov/42836328/</w:t>
+        <w:t>https://pubmed.ncbi.nlm.nih.gov/42841215/</w:t>
       </w:r>
     </w:p>
     <w:p>
@@ -368,7 +368,7 @@
         <w:pStyle w:val="Heading2"/>
       </w:pPr>
       <w:r>
-        <w:t>Pflege-gesteuerte Titration von Herzinsuffizienz-Therapien: Implementierungs-Roadmap für Deutschland</w:t>
+        <w:t>Leitungssystem- vs. biventrikuläre Stimulation nach AV-Knoten-Ablation bei AF und Herzinsuffizienz: CONDUCT-AF-Studie</w:t>
       </w:r>
     </w:p>
     <w:p>
@@ -378,12 +378,12 @@
           <w:color w:val="666666"/>
           <w:sz w:val="18"/>
         </w:rPr>
-        <w:t>Gori M et al.  ·  ESC Heart Fail  ·  27.08.2026  ·  PMID 42836327</w:t>
+        <w:t>Žižek D et al.  ·  Eur Heart J  ·  06.10.2026  ·  PMID 42834810</w:t>
       </w:r>
     </w:p>
     <w:p>
       <w:r>
-        <w:t>Narrative Analyse zur praktischen Umsetzung nurse-led Titration von Guideline-Directed Medical Therapy (GDMT) in Italien und anderen europäischen Ländern; Beschreibung von Voraussetzungen, medizin-rechtliche Aspekte und operationales Flussdiagramm für die Implementierung.</w:t>
+        <w:t>Europäische, multizentrische, randomisierte Studie in 10 Zentren mit 82 Patienten mit refraktärem AF, Herzinsuffizienz (LVEF &lt;50 %) und engem QRS (≤120 ms), die Conduction-System-Pacing (CSP) mit linker Bündel-Branch-Area-Stimulation versus biventrikulärer Stimulation (BVP) nach AV-Knoten-Ablation verglich.</w:t>
       </w:r>
     </w:p>
     <w:p>
@@ -394,7 +394,7 @@
         <w:t xml:space="preserve">Ergebnis: </w:t>
       </w:r>
       <w:r>
-        <w:t>Hauptvoraussetzungen sind dedizierte Schulung und standardisierte Management-Protokolle. Detaillierte ärztliche Verordnungen notwendig, die für jeden Patienten Timing, Methode und resultierende Maßnahmen spezifizieren. Multi-professionelle Strategie mit Pflege-gesteuerte GDMT-Titration empfohlen als Weg zur Verbesserung der Leitlinien-Umsetzung in der Routinepraxis. In Italien und vielen europäischen Ländern noch nicht Standard.</w:t>
+        <w:t>Primärer Endpunkt (LVEF-Änderung nach 6 Monaten): CSP-Gruppe von 36 % (95%-KI 33–39) auf 46 % (95%-KI 44–49; p&lt;0,001) vs. BVP von 34 % (95%-KI 31–36) auf 46 % (95%-KI 43–49; p&lt;0,001). Differenz zwischen Gruppen 0,4 % (95%-KI -3,1–3,8; p=0,002 für Nicht-Inferiorität bestätigt). CSP verkürzte paced QRS um 14 ms und Prozedur-/Fluoroskopizeit signifikant. Vergleichbare Effekte auf LV-Volumen und klinische Parameter.</w:t>
       </w:r>
     </w:p>
     <w:p>
@@ -409,7 +409,7 @@
         <w:rPr>
           <w:sz w:val="19"/>
         </w:rPr>
-        <w:t>Italienische Konsensusarbeit mit europäischen Zentren, unmittelbare Relevanz für deutsche Versorgungsstrukturen und DMP.</w:t>
+        <w:t>10 europäische Zentren (Slowenien, Rumänien, Kroatien, Ungarn, Bulgarien, Belgien), vergleichbar zu deutschem System</w:t>
       </w:r>
     </w:p>
     <w:p>
@@ -418,7 +418,7 @@
           <w:color w:val="5A7D3A"/>
           <w:sz w:val="18"/>
         </w:rPr>
-        <w:t>https://pubmed.ncbi.nlm.nih.gov/42836327/</w:t>
+        <w:t>https://pubmed.ncbi.nlm.nih.gov/42834810/</w:t>
       </w:r>
     </w:p>
     <w:sectPr>

--- a/download/studien-aktuell.docx
+++ b/download/studien-aktuell.docx
@@ -62,7 +62,7 @@
           <w:color w:val="666666"/>
           <w:sz w:val="18"/>
         </w:rPr>
-        <w:t>Stand: 08.10.2026  |  6 Studien  |  kardio.m-vf.de</w:t>
+        <w:t>Stand: 09.10.2026  |  6 Studien  |  kardio.m-vf.de</w:t>
       </w:r>
     </w:p>
     <w:p>
@@ -70,7 +70,7 @@
         <w:pStyle w:val="Heading1"/>
       </w:pPr>
       <w:r>
-        <w:t>Aufgenommen am 08.10.2026</w:t>
+        <w:t>Aufgenommen am 09.10.2026</w:t>
       </w:r>
     </w:p>
     <w:p>
@@ -78,7 +78,7 @@
         <w:pStyle w:val="Heading2"/>
       </w:pPr>
       <w:r>
-        <w:t>Rivaroxaban bei HCM ohne Vorhofflimmern, aber mit gestörtem links-atrialem Reservoir-Strain: LA-HCM-Studie</w:t>
+        <w:t>Therapietreue bei herzinsuffizienz nach Leitlinienaktualisierung: Deutschland</w:t>
       </w:r>
     </w:p>
     <w:p>
@@ -88,12 +88,12 @@
           <w:color w:val="666666"/>
           <w:sz w:val="18"/>
         </w:rPr>
-        <w:t>Donal E et al.  ·  Eur Heart J Cardiovasc Imaging  ·  08.10.2026  ·  PMID 42844166</w:t>
+        <w:t>Christensen MK et al.  ·  Heart  ·  08.10.2026  ·  PMID 42850059</w:t>
       </w:r>
     </w:p>
     <w:p>
       <w:r>
-        <w:t>Prospektive, multizentrische, randomisierte französische Studie in 17 Zentren mit 532 HCM-Patienten im Sinusrhythmus ohne dokumentiertes AF, aber mit eingeschränktem links-atrialem Reservoir-Strain (LARS ≤20%), die untersucht, ob Rivaroxaban thromboembolische Ereignisse reduziert.</w:t>
+        <w:t>Dänische Registerstudie zur Adoption neu empfohlener Herzinsuffizienz-Medikamente nach klinischen Leitlinienaktualisierungen in der Versorgungspraxis.</w:t>
       </w:r>
     </w:p>
     <w:p>
@@ -104,7 +104,7 @@
         <w:t xml:space="preserve">Ergebnis: </w:t>
       </w:r>
       <w:r>
-        <w:t>Primärer Endpunkt: Composite aus Gesamtsterblichkeit, Myokardinfarkt, ischämischem Schlaganfall (einschließlich stiller zerebraler Infarkte in MRT) und systemischer Embolie über 24 Monate. Die Studie testet eine LARS-gestützte Behandlungsstrategie ohne Validierung von LARS-Schwellwerten als vorhersagend anzusehen.</w:t>
+        <w:t>Zeitpunkt der Diagnosestellung und das Ausmaß der Leitlinienimplementierung waren zentral für Therapietreuequoten; Details zu Adoptionsraten und zeitlichen Verzögerungen werden untersucht.</w:t>
       </w:r>
     </w:p>
     <w:p>
@@ -119,7 +119,7 @@
         <w:rPr>
           <w:sz w:val="19"/>
         </w:rPr>
-        <w:t>Frankreich, vergleichbar zu deutschem Gesundheitssystem, Design etabliert</w:t>
+        <w:t>Dänisches Versicherungssystem, übertragbar auf deutsche DMP-Versorgung</w:t>
       </w:r>
     </w:p>
     <w:p>
@@ -128,7 +128,7 @@
           <w:color w:val="5A7D3A"/>
           <w:sz w:val="18"/>
         </w:rPr>
-        <w:t>https://pubmed.ncbi.nlm.nih.gov/42844166/</w:t>
+        <w:t>https://pubmed.ncbi.nlm.nih.gov/42850059/</w:t>
       </w:r>
     </w:p>
     <w:p>
@@ -136,7 +136,7 @@
         <w:pStyle w:val="Heading2"/>
       </w:pPr>
       <w:r>
-        <w:t>Plötzlicher Herztod durch Aortenklappenstenose: 54,5 % ohne vorherige Diagnose</w:t>
+        <w:t>Proteomik prognostiziert Sterblichkeit bei Herzinsuffizienz genauer</w:t>
       </w:r>
     </w:p>
     <w:p>
@@ -146,12 +146,12 @@
           <w:color w:val="666666"/>
           <w:sz w:val="18"/>
         </w:rPr>
-        <w:t>Riihiniemi M et al.  ·  Heart  ·  07.10.2026  ·  PMID 42843992</w:t>
+        <w:t>Yalcin GD et al.  ·  Eur Heart J  ·  08.10.2026  ·  PMID 42847313</w:t>
       </w:r>
     </w:p>
     <w:p>
       <w:r>
-        <w:t>Finnische Autopsie-Studie der Fingesture-Registry mit 5.869 Fällen plötzlichen Herztodes zwischen 1998 und 2017, die Fälle mit Aortenklappenstenose (AS) als Todesursache identifizierte.</w:t>
+        <w:t>Proteomische Signaturen zur Vorhersage der Mortalität bei Herzinsuffizienz-Patienten; deutsche Arbeitsgruppe untersucht zirkulierende Proteine als Prognosemarker.</w:t>
       </w:r>
     </w:p>
     <w:p>
@@ -162,7 +162,7 @@
         <w:t xml:space="preserve">Ergebnis: </w:t>
       </w:r>
       <w:r>
-        <w:t>Von 64 Valvulären-Herzkrankheit-Fällen war AS in 68,8 % die Ursache plötzlichen Herztodes (44 von 64). Durchschnittsalter 67,5±12,1 Jahre, 79,5 % männlich. Über die Hälfte (54,5 %) hatte keine vorherige AS-Diagnose. 93,2 % zeigten bei Autopsie Kardiomegalie und Myokardfibrosen. Angina und Dyspnoe vor dem Event waren selten (6,8 % bzw. 4,5 %), was auf silent disease hinweist.</w:t>
+        <w:t>Proteomische Marker verbessern die Risikostratifizierung über etablierte echokardiographische und laborchemische Parameter hinaus; Validierung an deutschen Kohorten durchgeführt.</w:t>
       </w:r>
     </w:p>
     <w:p>
@@ -177,7 +177,7 @@
         <w:rPr>
           <w:sz w:val="19"/>
         </w:rPr>
-        <w:t>Europäische Autopsiedaten, vergleichbare Versorgungsstrukturen</w:t>
+        <w:t>Deutsche Grundlagenforschung, direkte Übertragbarkeit auf Versorgungskliniken gegeben</w:t>
       </w:r>
     </w:p>
     <w:p>
@@ -186,7 +186,7 @@
           <w:color w:val="5A7D3A"/>
           <w:sz w:val="18"/>
         </w:rPr>
-        <w:t>https://pubmed.ncbi.nlm.nih.gov/42843992/</w:t>
+        <w:t>https://pubmed.ncbi.nlm.nih.gov/42847313/</w:t>
       </w:r>
     </w:p>
     <w:p>
@@ -194,7 +194,7 @@
         <w:pStyle w:val="Heading2"/>
       </w:pPr>
       <w:r>
-        <w:t>LAAC versus Antikoagulation bei Vorhofflimmern: Metaanalyse zeigt Blutungsreduktion, aber numerisch höheres Schlaganfallrisiko</w:t>
+        <w:t>Epikardale Fettgewebsentzündung in KHK: neue zelluläre Mechanismen</w:t>
       </w:r>
     </w:p>
     <w:p>
@@ -204,12 +204,12 @@
           <w:color w:val="666666"/>
           <w:sz w:val="18"/>
         </w:rPr>
-        <w:t>Otaal A et al.  ·  Am J Cardiol  ·  07.10.2026  ·  PMID 42843498</w:t>
+        <w:t>Puluca N et al.  ·  Cardiovasc Res  ·  06.10.2026  ·  PMID 42834504</w:t>
       </w:r>
     </w:p>
     <w:p>
       <w:r>
-        <w:t>Aktualisierte Metaanalyse von 6 randomisierten Studien mit rekonstruierten individuellen Patientendaten (IPD), die Left-Atrial-Appendage-Closure (LAAC) mit oraler Antikoagulation (OAC) bei 7.004 AF-Patienten verglich.</w:t>
+        <w:t>Single-nucleus-RNA-Sequenzierung von epikardialem Fettgewebe von KHK-Patienten (n=9), Nicht-KHK-Kontrollen (n=11), deutsche Zentren, mit funktionellen Zellassays.</w:t>
       </w:r>
     </w:p>
     <w:p>
@@ -220,7 +220,7 @@
         <w:t xml:space="preserve">Ergebnis: </w:t>
       </w:r>
       <w:r>
-        <w:t>Primärer Wirksamkeits-Endpunkt (Schlaganfall/systemische Embolie/kardiovaskulärer oder Gesamttod): kein signifikanter Unterschied über 3 Jahre (Δ RMST -0,006 Jahre; 95%-KI -0,027–0,015; p=0,56). Blutung ohne Verfahren signifikant niedriger mit LAAC (Δ RMST 0,162 Jahre; 95%-KI 0,104–0,220; p&lt;0,001). Ischämischer Schlaganfall numerisch höher mit LAAC, aber nicht signifikant (RR 1,32; 95%-KI 0,94–1,86; p=0,09). Ergebnis erfordert individualisierte Risikobewertung und Shared Decision Making.</w:t>
+        <w:t>KHK-assoziierte entzündliche Adipozyten (IAC) und Stromazellen (ISC) identifiziert mit Aktivierung von THBS1-CD36 und SEMA-Signalisierung zu Myokard und Endothel. Konditioniertes Medium aus KHK-Fettgewebe verschlechterte Kardiomyozyten-Kontraktilität und endotheliale Funktion; teilweise durch Rezeptor-Blockade reversibel.</w:t>
       </w:r>
     </w:p>
     <w:p>
@@ -235,7 +235,7 @@
         <w:rPr>
           <w:sz w:val="19"/>
         </w:rPr>
-        <w:t>USA, Metaanalyse – Sicherheitsbefund übertragbar auf Deutschland</w:t>
+        <w:t>Deutsche Grundlagenforschung (TUM, Heidelberg), Zeigt Weg zu therapeutischen Targets</w:t>
       </w:r>
     </w:p>
     <w:p>
@@ -244,7 +244,7 @@
           <w:color w:val="5A7D3A"/>
           <w:sz w:val="18"/>
         </w:rPr>
-        <w:t>https://pubmed.ncbi.nlm.nih.gov/42843498/</w:t>
+        <w:t>https://pubmed.ncbi.nlm.nih.gov/42834504/</w:t>
       </w:r>
     </w:p>
     <w:p>
@@ -252,7 +252,7 @@
         <w:pStyle w:val="Heading2"/>
       </w:pPr>
       <w:r>
-        <w:t>Zentrale Netzhautarterienverschluss als Schlaganfall-Äquivalent: erhöhtes Vorhofflimmern- und Schlaganfallrisiko</w:t>
+        <w:t>EKG-Patch-Ableitungen kalibrieren Vorhofflimmern-Last präzise</w:t>
       </w:r>
     </w:p>
     <w:p>
@@ -262,12 +262,12 @@
           <w:color w:val="666666"/>
           <w:sz w:val="18"/>
         </w:rPr>
-        <w:t>Gupta P et al.  ·  Clin Res Cardiol  ·  07.10.2026  ·  PMID 42841926</w:t>
+        <w:t>Tesfamariam M et al.  ·  Heart  ·  01.10.2026  ·  PMID 42823339</w:t>
       </w:r>
     </w:p>
     <w:p>
       <w:r>
-        <w:t>Metaanalyse von 1.479 Patienten mit zentralem Netzhautarterienverschluss (CRAO), die das Risiko für neu aufgetretenes Vorhofflimmern (AF) und ischämischen Schlaganfall im Vergleich zu Kontrollen untersuchte.</w:t>
+        <w:t>Kommentar zur Standardisierung der Vorhofflimmern-Quantifizierung durch tragbare EKG-Geräte und deren Interpretation für klinische Entscheidungen.</w:t>
       </w:r>
     </w:p>
     <w:p>
@@ -278,7 +278,7 @@
         <w:t xml:space="preserve">Ergebnis: </w:t>
       </w:r>
       <w:r>
-        <w:t>CRAO war assoziiert mit erhöhtem Risiko für Neu-AF (OR 1,47; 95%-KI 1,18–1,83; p=0,0006) und neuem ischämischem Schlaganfall (OR 2,10; 95%-KI 1,57–2,82; p&lt;0,00001). Das AF-Risiko nach CRAO war ähnlich wie nach ischämischem Schlaganfall (OR 0,80). Diese Ergebnisse deuten darauf hin, dass CRAO ein Schlaganfall-Äquivalent darstellt und intensivere AF-Screening- und Antikoagulationsstrategien rechtfertigt.</w:t>
+        <w:t>Verlässliche Methode zur Messung der Arrhythmielast etabliert; Vergleichbarkeit von Studienergebnissen und Therapiemonitoring verbessert.</w:t>
       </w:r>
     </w:p>
     <w:p>
@@ -293,7 +293,7 @@
         <w:rPr>
           <w:sz w:val="19"/>
         </w:rPr>
-        <w:t>Deutsche und europäische Kliniken, Metaanalyse mit etabliertem Design</w:t>
+        <w:t>Europäische Labormethoden, direkt auf deutsches Monitoring übertragbar</w:t>
       </w:r>
     </w:p>
     <w:p>
@@ -302,7 +302,7 @@
           <w:color w:val="5A7D3A"/>
           <w:sz w:val="18"/>
         </w:rPr>
-        <w:t>https://pubmed.ncbi.nlm.nih.gov/42841926/</w:t>
+        <w:t>https://pubmed.ncbi.nlm.nih.gov/42823339/</w:t>
       </w:r>
     </w:p>
     <w:p>
@@ -310,7 +310,7 @@
         <w:pStyle w:val="Heading2"/>
       </w:pPr>
       <w:r>
-        <w:t>Lebensstil- und Risikofaktor-Modifikation reduziert AF-Rezidiv nach Ablation um 66 %</w:t>
+        <w:t>TAVI: Komplikationsraten nach VARC-3, Sterblichkeit 10,2% nach 12 Monaten</w:t>
       </w:r>
     </w:p>
     <w:p>
@@ -320,12 +320,12 @@
           <w:color w:val="666666"/>
           <w:sz w:val="18"/>
         </w:rPr>
-        <w:t>Zhao Y et al.  ·  Circ Arrhythm Electrophysiol  ·  07.10.2026  ·  PMID 42841215</w:t>
+        <w:t>Giacobbe F et al.  ·  J Am Heart Assoc  ·  06.10.2026  ·  PMID 42808440</w:t>
       </w:r>
     </w:p>
     <w:p>
       <w:r>
-        <w:t>Systematische Übersicht und Metaanalyse von 11 randomisierten Studien mit 3.364 Patienten (durchschnittliches Alter 58–73 Jahre, 30 % Frauen), die Lebensstil- und Risikofaktor-Modifikations(LRFM)-Kliniken mit Regelversorgung bei AF verglich.</w:t>
+        <w:t>Metaanalyse von 57 Studien mit 73.588 TAVI-Patienten (Alter 81,7 Jahre, 55,5% erhaltene Ejektionsfraktion) zu Komplikationen und Outcomes nach neuer Klassifikation.</w:t>
       </w:r>
     </w:p>
     <w:p>
@@ -336,7 +336,7 @@
         <w:t xml:space="preserve">Ergebnis: </w:t>
       </w:r>
       <w:r>
-        <w:t>LRFM-Kliniken reduzierten Arrhythmie-Rezidiv nach Katheter-Ablation signifikant (OR 0,34; 95%-KI 0,23–0,51; p&lt;0,001). AF-bezogene Krankenhauseinweisungen sanken (OR 0,70; 95%-KI 0,51–0,98; p=0,04). Lebensqualität verbesserte sich um durchschnittlich 8,90 Punkte im Short-Form-36-Fragebogen (p&lt;0,001). Kein Unterschied bei Herzinsuffizienz-Hospitalisierung, kardiovaskulärem Tod oder Schlaganfall.</w:t>
+        <w:t>Technischer und 30-Tage-Erfolg je 95% bzw. 90%; Früh-Sicherheit 66%. Nach 12 Monaten: Sterblichkeit 10,2%, permanenter Schrittmacher 13%, Blutung Typ≥2: 9,7%, akute Nierenschädigung 4,7%, Schlaganfall 3,0%. Niereninsuffizienz, Blutung und Paravalvularregurgitation unabhängig mit höherer Mortalität assoziiert.</w:t>
       </w:r>
     </w:p>
     <w:p>
@@ -351,7 +351,7 @@
         <w:rPr>
           <w:sz w:val="19"/>
         </w:rPr>
-        <w:t>Australien, vergleichbare Versorgungsmodelle, multidisziplinärer Ansatz</w:t>
+        <w:t>Internationale Daten, deutsches TAVI-Monitoring an VARC-3-Kriterien orientieren</w:t>
       </w:r>
     </w:p>
     <w:p>
@@ -360,7 +360,7 @@
           <w:color w:val="5A7D3A"/>
           <w:sz w:val="18"/>
         </w:rPr>
-        <w:t>https://pubmed.ncbi.nlm.nih.gov/42841215/</w:t>
+        <w:t>https://pubmed.ncbi.nlm.nih.gov/42808440/</w:t>
       </w:r>
     </w:p>
     <w:p>
@@ -368,7 +368,7 @@
         <w:pStyle w:val="Heading2"/>
       </w:pPr>
       <w:r>
-        <w:t>Leitungssystem- vs. biventrikuläre Stimulation nach AV-Knoten-Ablation bei AF und Herzinsuffizienz: CONDUCT-AF-Studie</w:t>
+        <w:t>Frühe Menarche, frühe Menopause erhöhen CVD-Risiko, Taille ist Mediator</w:t>
       </w:r>
     </w:p>
     <w:p>
@@ -378,12 +378,12 @@
           <w:color w:val="666666"/>
           <w:sz w:val="18"/>
         </w:rPr>
-        <w:t>Žižek D et al.  ·  Eur Heart J  ·  06.10.2026  ·  PMID 42834810</w:t>
+        <w:t>Borrowman JD et al.  ·  J Am Heart Assoc  ·  06.10.2026  ·  PMID 42786622</w:t>
       </w:r>
     </w:p>
     <w:p>
       <w:r>
-        <w:t>Europäische, multizentrische, randomisierte Studie in 10 Zentren mit 82 Patienten mit refraktärem AF, Herzinsuffizienz (LVEF &lt;50 %) und engem QRS (≤120 ms), die Conduction-System-Pacing (CSP) mit linker Bündel-Branch-Area-Stimulation versus biventrikulärer Stimulation (BVP) nach AV-Knoten-Ablation verglich.</w:t>
+        <w:t>Prospektive Kohortenstudie (n=119.182 postmenopausale Frauen aus Women's Health Initiative, 12,8 Jahre Follow-up) zur Assoziation von Reproduktionsmerkmalen mit kardiovaskulärer Inzidenz.</w:t>
       </w:r>
     </w:p>
     <w:p>
@@ -394,7 +394,7 @@
         <w:t xml:space="preserve">Ergebnis: </w:t>
       </w:r>
       <w:r>
-        <w:t>Primärer Endpunkt (LVEF-Änderung nach 6 Monaten): CSP-Gruppe von 36 % (95%-KI 33–39) auf 46 % (95%-KI 44–49; p&lt;0,001) vs. BVP von 34 % (95%-KI 31–36) auf 46 % (95%-KI 43–49; p&lt;0,001). Differenz zwischen Gruppen 0,4 % (95%-KI -3,1–3,8; p=0,002 für Nicht-Inferiorität bestätigt). CSP verkürzte paced QRS um 14 ms und Prozedur-/Fluoroskopizeit signifikant. Vergleichbare Effekte auf LV-Volumen und klinische Parameter.</w:t>
+        <w:t>Frühe Menarche (Hazard Ratio 1,07), frühe Menopause (HR 1,22) und kurze Reproduktionslebensspanne (HR 1,21) unabhängig mit CVD assoziiert. 12.731 kardiovaskuläre Ereignisse (10,4 pro 1.000 Personen-Jahre). Taillenumfang war signifikanter Mediator aller drei Assoziationen.</w:t>
       </w:r>
     </w:p>
     <w:p>
@@ -409,7 +409,7 @@
         <w:rPr>
           <w:sz w:val="19"/>
         </w:rPr>
-        <w:t>10 europäische Zentren (Slowenien, Rumänien, Kroatien, Ungarn, Bulgarien, Belgien), vergleichbar zu deutschem System</w:t>
+        <w:t>USA-Studienpopulation, Risikomarker-Befund aber populationsunabhängig</w:t>
       </w:r>
     </w:p>
     <w:p>
@@ -418,7 +418,7 @@
           <w:color w:val="5A7D3A"/>
           <w:sz w:val="18"/>
         </w:rPr>
-        <w:t>https://pubmed.ncbi.nlm.nih.gov/42834810/</w:t>
+        <w:t>https://pubmed.ncbi.nlm.nih.gov/42786622/</w:t>
       </w:r>
     </w:p>
     <w:sectPr>

--- a/download/studien-aktuell.docx
+++ b/download/studien-aktuell.docx
@@ -62,7 +62,7 @@
           <w:color w:val="666666"/>
           <w:sz w:val="18"/>
         </w:rPr>
-        <w:t>Stand: 09.10.2026  |  6 Studien  |  kardio.m-vf.de</w:t>
+        <w:t>Stand: 10.10.2026  |  5 Studien  |  kardio.m-vf.de</w:t>
       </w:r>
     </w:p>
     <w:p>
@@ -70,7 +70,7 @@
         <w:pStyle w:val="Heading1"/>
       </w:pPr>
       <w:r>
-        <w:t>Aufgenommen am 09.10.2026</w:t>
+        <w:t>Aufgenommen am 10.10.2026</w:t>
       </w:r>
     </w:p>
     <w:p>
@@ -78,7 +78,7 @@
         <w:pStyle w:val="Heading2"/>
       </w:pPr>
       <w:r>
-        <w:t>Therapietreue bei herzinsuffizienz nach Leitlinienaktualisierung: Deutschland</w:t>
+        <w:t>GDMT-Optimierung senkt Diuretika-Bedarf bei Herzinsuffizienz</w:t>
       </w:r>
     </w:p>
     <w:p>
@@ -88,12 +88,12 @@
           <w:color w:val="666666"/>
           <w:sz w:val="18"/>
         </w:rPr>
-        <w:t>Christensen MK et al.  ·  Heart  ·  08.10.2026  ·  PMID 42850059</w:t>
+        <w:t>Biegus J et al.  ·  Eur J Heart Fail  ·  09.10.2026  ·  PMID 42852467</w:t>
       </w:r>
     </w:p>
     <w:p>
       <w:r>
-        <w:t>Dänische Registerstudie zur Adoption neu empfohlener Herzinsuffizienz-Medikamente nach klinischen Leitlinienaktualisierungen in der Versorgungspraxis.</w:t>
+        <w:t>Post-hoc-Analyse der STRONG-HF-Studie (n=1.075) prüfte, ob Hochfahren leitliniengerechter Therapie (RASi, Beta-Blocker, MRA) den Schleifendiuretika-Bedarf senkt und Diuretika-Dosis das Outcome vorhersagt.</w:t>
       </w:r>
     </w:p>
     <w:p>
@@ -104,7 +104,7 @@
         <w:t xml:space="preserve">Ergebnis: </w:t>
       </w:r>
       <w:r>
-        <w:t>Zeitpunkt der Diagnosestellung und das Ausmaß der Leitlinienimplementierung waren zentral für Therapietreuequoten; Details zu Adoptionsraten und zeitlichen Verzögerungen werden untersucht.</w:t>
+        <w:t>Erreichen von 100 % der Zieldosen aller drei GDMT-Klassen führte zu -21,94 mg Furosemid-Äquivalent pro Tag versus -1,55 mg ohne Zielwerte (p&lt;0,001); Beta-Blocker zeigten größten Einzeleffekt (-18,42 mg, p&lt;0,001). Diuretika-Dosis-Verdopplung war mit höherer Mortalität assoziiert (HR 1,47), modifizierte aber nicht den Nutzen der Therapie-Intensivierung.</w:t>
       </w:r>
     </w:p>
     <w:p>
@@ -119,7 +119,7 @@
         <w:rPr>
           <w:sz w:val="19"/>
         </w:rPr>
-        <w:t>Dänisches Versicherungssystem, übertragbar auf deutsche DMP-Versorgung</w:t>
+        <w:t>Deutsche Klinikerfahrung mit optimierter GDMT, direkt auf Versorgungsalltag übertragbar</w:t>
       </w:r>
     </w:p>
     <w:p>
@@ -128,7 +128,7 @@
           <w:color w:val="5A7D3A"/>
           <w:sz w:val="18"/>
         </w:rPr>
-        <w:t>https://pubmed.ncbi.nlm.nih.gov/42850059/</w:t>
+        <w:t>https://pubmed.ncbi.nlm.nih.gov/42852467/</w:t>
       </w:r>
     </w:p>
     <w:p>
@@ -136,7 +136,7 @@
         <w:pStyle w:val="Heading2"/>
       </w:pPr>
       <w:r>
-        <w:t>Proteomik prognostiziert Sterblichkeit bei Herzinsuffizienz genauer</w:t>
+        <w:t>Frauen nach Herzinfarkt haben niedrigere altersadjustierte Mortalität</w:t>
       </w:r>
     </w:p>
     <w:p>
@@ -146,12 +146,12 @@
           <w:color w:val="666666"/>
           <w:sz w:val="18"/>
         </w:rPr>
-        <w:t>Yalcin GD et al.  ·  Eur Heart J  ·  08.10.2026  ·  PMID 42847313</w:t>
+        <w:t>Enders D et al.  ·  Dtsch Arztebl Int  ·  11.12.2026  ·  PMID 42845017</w:t>
       </w:r>
     </w:p>
     <w:p>
       <w:r>
-        <w:t>Proteomische Signaturen zur Vorhersage der Mortalität bei Herzinsuffizienz-Patienten; deutsche Arbeitsgruppe untersucht zirkulierende Proteine als Prognosemarker.</w:t>
+        <w:t>Deutsche Kohorte aus Forschungsdatenzentrum (n=62.884 Frauen, 113.019 Männer) mit primärer Diagnose Infarkt 2023, Follow-up 12 Monate, multivariables Mortalitätsmodell.</w:t>
       </w:r>
     </w:p>
     <w:p>
@@ -162,7 +162,7 @@
         <w:t xml:space="preserve">Ergebnis: </w:t>
       </w:r>
       <w:r>
-        <w:t>Proteomische Marker verbessern die Risikostratifizierung über etablierte echokardiographische und laborchemische Parameter hinaus; Validierung an deutschen Kohorten durchgeführt.</w:t>
+        <w:t>Rohe 12-Monats-Mortalität höher bei Frauen (21,0 % vs. 17,8 %), aber nach Altersadjustierung HR 0,88 (95%-KI 0,86–0,90), vollständig adjustiert HR 0,84 (0,82–0,85). Unterschied bei &lt;60 Jahren nicht signifikant, bei NSTEMI signifikant (bei STEMI nicht).</w:t>
       </w:r>
     </w:p>
     <w:p>
@@ -177,7 +177,7 @@
         <w:rPr>
           <w:sz w:val="19"/>
         </w:rPr>
-        <w:t>Deutsche Grundlagenforschung, direkte Übertragbarkeit auf Versorgungskliniken gegeben</w:t>
+        <w:t>Deutsche Routinedaten, GKV-Dokumentation, direkt auf Versorgung übertragbar</w:t>
       </w:r>
     </w:p>
     <w:p>
@@ -186,7 +186,7 @@
           <w:color w:val="5A7D3A"/>
           <w:sz w:val="18"/>
         </w:rPr>
-        <w:t>https://pubmed.ncbi.nlm.nih.gov/42847313/</w:t>
+        <w:t>https://pubmed.ncbi.nlm.nih.gov/42845017/</w:t>
       </w:r>
     </w:p>
     <w:p>
@@ -194,7 +194,7 @@
         <w:pStyle w:val="Heading2"/>
       </w:pPr>
       <w:r>
-        <w:t>Epikardale Fettgewebsentzündung in KHK: neue zelluläre Mechanismen</w:t>
+        <w:t>Stille Herzinfarkte nehmen ab: weniger nicht erkannte MI in Rotterdam</w:t>
       </w:r>
     </w:p>
     <w:p>
@@ -204,12 +204,12 @@
           <w:color w:val="666666"/>
           <w:sz w:val="18"/>
         </w:rPr>
-        <w:t>Puluca N et al.  ·  Cardiovasc Res  ·  06.10.2026  ·  PMID 42834504</w:t>
+        <w:t>van Oortmerssen JAE et al.  ·  JAMA Cardiol  ·  07.10.2026  ·  PMID 42842241</w:t>
       </w:r>
     </w:p>
     <w:p>
       <w:r>
-        <w:t>Single-nucleus-RNA-Sequenzierung von epikardialem Fettgewebe von KHK-Patienten (n=9), Nicht-KHK-Kontrollen (n=11), deutsche Zentren, mit funktionellen Zellassays.</w:t>
+        <w:t>Niederländische Kohortenstudie (Rotterdam Study) quantifizierte zeitliche Trends erkannter vs. nicht erkannter Myokardinfarkte über drei Epochen anhand von Troponin und EKG bei Bevölkerungsstichprobe.</w:t>
       </w:r>
     </w:p>
     <w:p>
@@ -220,7 +220,7 @@
         <w:t xml:space="preserve">Ergebnis: </w:t>
       </w:r>
       <w:r>
-        <w:t>KHK-assoziierte entzündliche Adipozyten (IAC) und Stromazellen (ISC) identifiziert mit Aktivierung von THBS1-CD36 und SEMA-Signalisierung zu Myokard und Endothel. Konditioniertes Medium aus KHK-Fettgewebe verschlechterte Kardiomyozyten-Kontraktilität und endotheliale Funktion; teilweise durch Rezeptor-Blockade reversibel.</w:t>
+        <w:t>Prävalenz nicht erkannter Infarkte fiel von 1990er auf 2020er Jahre, während erkannte Infarkte im gleichen Zeitraum weniger häufig wurden – Hinweis auf verbesserte Prävention und frühere Diagnostik.</w:t>
       </w:r>
     </w:p>
     <w:p>
@@ -235,7 +235,7 @@
         <w:rPr>
           <w:sz w:val="19"/>
         </w:rPr>
-        <w:t>Deutsche Grundlagenforschung (TUM, Heidelberg), Zeigt Weg zu therapeutischen Targets</w:t>
+        <w:t>Niederlande, vergleichbar strukturiertes Gesundheitssystem, robuste Sekundärdaten</w:t>
       </w:r>
     </w:p>
     <w:p>
@@ -244,7 +244,7 @@
           <w:color w:val="5A7D3A"/>
           <w:sz w:val="18"/>
         </w:rPr>
-        <w:t>https://pubmed.ncbi.nlm.nih.gov/42834504/</w:t>
+        <w:t>https://pubmed.ncbi.nlm.nih.gov/42842241/</w:t>
       </w:r>
     </w:p>
     <w:p>
@@ -252,7 +252,7 @@
         <w:pStyle w:val="Heading2"/>
       </w:pPr>
       <w:r>
-        <w:t>EKG-Patch-Ableitungen kalibrieren Vorhofflimmern-Last präzise</w:t>
+        <w:t>Sirolimus-beschichtete Ballons bessern Endothelenfunktion stärker als Paclitaxel</w:t>
       </w:r>
     </w:p>
     <w:p>
@@ -262,12 +262,12 @@
           <w:color w:val="666666"/>
           <w:sz w:val="18"/>
         </w:rPr>
-        <w:t>Tesfamariam M et al.  ·  Heart  ·  01.10.2026  ·  PMID 42823339</w:t>
+        <w:t>Rammos C et al.  ·  J Am Heart Assoc  ·  06.10.2026  ·  PMID 42808442</w:t>
       </w:r>
     </w:p>
     <w:p>
       <w:r>
-        <w:t>Kommentar zur Standardisierung der Vorhofflimmern-Quantifizierung durch tragbare EKG-Geräte und deren Interpretation für klinische Entscheidungen.</w:t>
+        <w:t>Randomisierte Proof-of-Concept-Studie (n=70) verglich Sirolimus- gegen Paclitaxel-beschichtete Ballons bei peripherer arterieller Verschlusskrankheit der A. femoralis/poplitea hinsichtlich Endothelenfunktion (Durchmesserveränderung), Entzündungsmarker und klinischer Ergebnisse.</w:t>
       </w:r>
     </w:p>
     <w:p>
@@ -278,7 +278,7 @@
         <w:t xml:space="preserve">Ergebnis: </w:t>
       </w:r>
       <w:r>
-        <w:t>Verlässliche Methode zur Messung der Arrhythmielast etabliert; Vergleichbarkeit von Studienergebnissen und Therapiemonitoring verbessert.</w:t>
+        <w:t>Sirolimus führte zu 40 % Verbesserung der flow-mediated dilatation versus 22 % mit Paclitaxel (p=0,023). Entzündungsmarker sanken signifikant nach Sirolimus-Gabe (Tag 30). Primäre Offenheit und Freiheit von Zielläsionen-Revaskularisierung unterschieden sich nach 12 Monaten nicht zwischen Gruppen.</w:t>
       </w:r>
     </w:p>
     <w:p>
@@ -293,7 +293,7 @@
         <w:rPr>
           <w:sz w:val="19"/>
         </w:rPr>
-        <w:t>Europäische Labormethoden, direkt auf deutsches Monitoring übertragbar</w:t>
+        <w:t>Pathophysiologische Evidenz, mechanistisches Verständnis, kleine Fallzahl – Übertragbarkeit auf Routineversorgung unklar</w:t>
       </w:r>
     </w:p>
     <w:p>
@@ -302,7 +302,7 @@
           <w:color w:val="5A7D3A"/>
           <w:sz w:val="18"/>
         </w:rPr>
-        <w:t>https://pubmed.ncbi.nlm.nih.gov/42823339/</w:t>
+        <w:t>https://pubmed.ncbi.nlm.nih.gov/42808442/</w:t>
       </w:r>
     </w:p>
     <w:p>
@@ -310,7 +310,7 @@
         <w:pStyle w:val="Heading2"/>
       </w:pPr>
       <w:r>
-        <w:t>TAVI: Komplikationsraten nach VARC-3, Sterblichkeit 10,2% nach 12 Monaten</w:t>
+        <w:t>Immunsuppression bei Herzkapillitis senkt kardiovaskuläre Endpunkte</w:t>
       </w:r>
     </w:p>
     <w:p>
@@ -320,12 +320,12 @@
           <w:color w:val="666666"/>
           <w:sz w:val="18"/>
         </w:rPr>
-        <w:t>Giacobbe F et al.  ·  J Am Heart Assoc  ·  06.10.2026  ·  PMID 42808440</w:t>
+        <w:t>Ebbinghaus-Holst TF et al.  ·  J Am Heart Assoc  ·  06.10.2026  ·  PMID 42757907</w:t>
       </w:r>
     </w:p>
     <w:p>
       <w:r>
-        <w:t>Metaanalyse von 57 Studien mit 73.588 TAVI-Patienten (Alter 81,7 Jahre, 55,5% erhaltene Ejektionsfraktion) zu Komplikationen und Outcomes nach neuer Klassifikation.</w:t>
+        <w:t>Beobachtungsregister deutscher Zentren (n=83 mit Immunsuppression, n=20 Kontrolle) verglich Langzeitergebnisse nach immununterdrückender Therapie versus Ablehnung; Leitlinie: PET-gesteuerte Eskalation.</w:t>
       </w:r>
     </w:p>
     <w:p>
@@ -336,7 +336,7 @@
         <w:t xml:space="preserve">Ergebnis: </w:t>
       </w:r>
       <w:r>
-        <w:t>Technischer und 30-Tage-Erfolg je 95% bzw. 90%; Früh-Sicherheit 66%. Nach 12 Monaten: Sterblichkeit 10,2%, permanenter Schrittmacher 13%, Blutung Typ≥2: 9,7%, akute Nierenschädigung 4,7%, Schlaganfall 3,0%. Niereninsuffizienz, Blutung und Paravalvularregurgitation unabhängig mit höherer Mortalität assoziiert.</w:t>
+        <w:t>Unter Immunsuppression (Glukokortikoid-basiert) traten schwerwiegende kardiovaskuläre Ereignisse seltener auf (10,8 % vs. 40,0 %, p=0,004). Hazard Ratio für MACE nach Adjustierung für basale LVEF 0,30 (95%-KI 0,11–0,80, p=0,017). Ventrikuläre Tachykardia-Rezidiv unterschied sich nicht signifikant (12 % vs. 20 %, p=0,264).</w:t>
       </w:r>
     </w:p>
     <w:p>
@@ -351,7 +351,7 @@
         <w:rPr>
           <w:sz w:val="19"/>
         </w:rPr>
-        <w:t>Internationale Daten, deutsches TAVI-Monitoring an VARC-3-Kriterien orientieren</w:t>
+        <w:t>Deutsche und österreichische Daten, Versorgungspraxis, aber: offenes Design, Confounding möglich</w:t>
       </w:r>
     </w:p>
     <w:p>
@@ -360,65 +360,7 @@
           <w:color w:val="5A7D3A"/>
           <w:sz w:val="18"/>
         </w:rPr>
-        <w:t>https://pubmed.ncbi.nlm.nih.gov/42808440/</w:t>
-      </w:r>
-    </w:p>
-    <w:p>
-      <w:pPr>
-        <w:pStyle w:val="Heading2"/>
-      </w:pPr>
-      <w:r>
-        <w:t>Frühe Menarche, frühe Menopause erhöhen CVD-Risiko, Taille ist Mediator</w:t>
-      </w:r>
-    </w:p>
-    <w:p>
-      <w:r>
-        <w:rPr>
-          <w:i/>
-          <w:color w:val="666666"/>
-          <w:sz w:val="18"/>
-        </w:rPr>
-        <w:t>Borrowman JD et al.  ·  J Am Heart Assoc  ·  06.10.2026  ·  PMID 42786622</w:t>
-      </w:r>
-    </w:p>
-    <w:p>
-      <w:r>
-        <w:t>Prospektive Kohortenstudie (n=119.182 postmenopausale Frauen aus Women's Health Initiative, 12,8 Jahre Follow-up) zur Assoziation von Reproduktionsmerkmalen mit kardiovaskulärer Inzidenz.</w:t>
-      </w:r>
-    </w:p>
-    <w:p>
-      <w:r>
-        <w:rPr>
-          <w:b/>
-        </w:rPr>
-        <w:t xml:space="preserve">Ergebnis: </w:t>
-      </w:r>
-      <w:r>
-        <w:t>Frühe Menarche (Hazard Ratio 1,07), frühe Menopause (HR 1,22) und kurze Reproduktionslebensspanne (HR 1,21) unabhängig mit CVD assoziiert. 12.731 kardiovaskuläre Ereignisse (10,4 pro 1.000 Personen-Jahre). Taillenumfang war signifikanter Mediator aller drei Assoziationen.</w:t>
-      </w:r>
-    </w:p>
-    <w:p>
-      <w:r>
-        <w:rPr>
-          <w:b/>
-          <w:sz w:val="19"/>
-        </w:rPr>
-        <w:t xml:space="preserve">Übertragbarkeit: </w:t>
-      </w:r>
-      <w:r>
-        <w:rPr>
-          <w:sz w:val="19"/>
-        </w:rPr>
-        <w:t>USA-Studienpopulation, Risikomarker-Befund aber populationsunabhängig</w:t>
-      </w:r>
-    </w:p>
-    <w:p>
-      <w:r>
-        <w:rPr>
-          <w:color w:val="5A7D3A"/>
-          <w:sz w:val="18"/>
-        </w:rPr>
-        <w:t>https://pubmed.ncbi.nlm.nih.gov/42786622/</w:t>
+        <w:t>https://pubmed.ncbi.nlm.nih.gov/42757907/</w:t>
       </w:r>
     </w:p>
     <w:sectPr>

--- a/download/studien-aktuell.docx
+++ b/download/studien-aktuell.docx
@@ -62,7 +62,7 @@
           <w:color w:val="666666"/>
           <w:sz w:val="18"/>
         </w:rPr>
-        <w:t>Stand: 10.10.2026  |  5 Studien  |  kardio.m-vf.de</w:t>
+        <w:t>Stand: 11.10.2026  |  6 Studien  |  kardio.m-vf.de</w:t>
       </w:r>
     </w:p>
     <w:p>
@@ -70,7 +70,7 @@
         <w:pStyle w:val="Heading1"/>
       </w:pPr>
       <w:r>
-        <w:t>Aufgenommen am 10.10.2026</w:t>
+        <w:t>Aufgenommen am 11.10.2026</w:t>
       </w:r>
     </w:p>
     <w:p>
@@ -78,7 +78,7 @@
         <w:pStyle w:val="Heading2"/>
       </w:pPr>
       <w:r>
-        <w:t>GDMT-Optimierung senkt Diuretika-Bedarf bei Herzinsuffizienz</w:t>
+        <w:t>Sozioökonomischer Status und Risikofaktorlast bei prämaturen ST-Hebungs-Infarkten</w:t>
       </w:r>
     </w:p>
     <w:p>
@@ -88,12 +88,12 @@
           <w:color w:val="666666"/>
           <w:sz w:val="18"/>
         </w:rPr>
-        <w:t>Biegus J et al.  ·  Eur J Heart Fail  ·  09.10.2026  ·  PMID 42852467</w:t>
+        <w:t>Bruno G et al.  ·  Eur J Prev Cardiol  ·  10.10.2026  ·  PMID 42856054</w:t>
       </w:r>
     </w:p>
     <w:p>
       <w:r>
-        <w:t>Post-hoc-Analyse der STRONG-HF-Studie (n=1.075) prüfte, ob Hochfahren leitliniengerechter Therapie (RASi, Beta-Blocker, MRA) den Schleifendiuretika-Bedarf senkt und Diuretika-Dosis das Outcome vorhersagt.</w:t>
+        <w:t>Beobachtungsstudie zu Assoziation von Sozioökonomiestatus und kardiovaskulären Risikofaktoren bei Patienten mit prematuren Herzinfarkten.</w:t>
       </w:r>
     </w:p>
     <w:p>
@@ -104,7 +104,7 @@
         <w:t xml:space="preserve">Ergebnis: </w:t>
       </w:r>
       <w:r>
-        <w:t>Erreichen von 100 % der Zieldosen aller drei GDMT-Klassen führte zu -21,94 mg Furosemid-Äquivalent pro Tag versus -1,55 mg ohne Zielwerte (p&lt;0,001); Beta-Blocker zeigten größten Einzeleffekt (-18,42 mg, p&lt;0,001). Diuretika-Dosis-Verdopplung war mit höherer Mortalität assoziiert (HR 1,47), modifizierte aber nicht den Nutzen der Therapie-Intensivierung.</w:t>
+        <w:t>Studie an irischen Patienten mit prematuren ST-Hebungs-Infarkten zeigt, dass Personen aus wirtschaftlich deprivierten Gebieten eine höhere Risikofaktorlast aufweisen. Konkrete Zahlenangaben fehlen im Abstract; Studie identifiziert Versorgungslücken und Ungleichheiten.</w:t>
       </w:r>
     </w:p>
     <w:p>
@@ -119,7 +119,7 @@
         <w:rPr>
           <w:sz w:val="19"/>
         </w:rPr>
-        <w:t>Deutsche Klinikerfahrung mit optimierter GDMT, direkt auf Versorgungsalltag übertragbar</w:t>
+        <w:t>Irland; europäische Gesundheitssysteme, Methodik zur Messung von Ungleichheit in der Versorgung.</w:t>
       </w:r>
     </w:p>
     <w:p>
@@ -128,7 +128,7 @@
           <w:color w:val="5A7D3A"/>
           <w:sz w:val="18"/>
         </w:rPr>
-        <w:t>https://pubmed.ncbi.nlm.nih.gov/42852467/</w:t>
+        <w:t>https://pubmed.ncbi.nlm.nih.gov/42856054/</w:t>
       </w:r>
     </w:p>
     <w:p>
@@ -136,7 +136,7 @@
         <w:pStyle w:val="Heading2"/>
       </w:pPr>
       <w:r>
-        <w:t>Frauen nach Herzinfarkt haben niedrigere altersadjustierte Mortalität</w:t>
+        <w:t>Diaphragmale Stimulation bei Herzinsuffizienz: Pilot-RCT zeigt Sicherheit und Machbarkeit</w:t>
       </w:r>
     </w:p>
     <w:p>
@@ -146,12 +146,12 @@
           <w:color w:val="666666"/>
           <w:sz w:val="18"/>
         </w:rPr>
-        <w:t>Enders D et al.  ·  Dtsch Arztebl Int  ·  11.12.2026  ·  PMID 42845017</w:t>
+        <w:t>Fudim M et al.  ·  JACC Heart Fail  ·  07.10.2026  ·  PMID 42853163</w:t>
       </w:r>
     </w:p>
     <w:p>
       <w:r>
-        <w:t>Deutsche Kohorte aus Forschungsdatenzentrum (n=62.884 Frauen, 113.019 Männer) mit primärer Diagnose Infarkt 2023, Follow-up 12 Monate, multivariables Mortalitätsmodell.</w:t>
+        <w:t>Sham-kontrollierte Pilotstudie zur synchronisierten diaphragmalen Stimulation bei symptomatischer Herzinsuffizienz mit reduzierter Ejektionsfraktion.</w:t>
       </w:r>
     </w:p>
     <w:p>
@@ -162,7 +162,7 @@
         <w:t xml:space="preserve">Ergebnis: </w:t>
       </w:r>
       <w:r>
-        <w:t>Rohe 12-Monats-Mortalität höher bei Frauen (21,0 % vs. 17,8 %), aber nach Altersadjustierung HR 0,88 (95%-KI 0,86–0,90), vollständig adjustiert HR 0,84 (0,82–0,85). Unterschied bei &lt;60 Jahren nicht signifikant, bei NSTEMI signifikant (bei STEMI nicht).</w:t>
+        <w:t>Bei 171 Patienten (80 Intervention, 91 Kontrolle) war die mediane Monitortreue 72,4 % der Follow-up-Tage; klinische Betreuer reagierten innerhalb von median 1 Tag auf Benachrichtigungen. HF-Rehospitalisierungen traten in 16,3 % (Intervention) vs. 18,7 % (Kontrolle) auf (HR 0,90, 95%-KI 0,43–1,84; p=0,76). Die Intervention führte zu weniger KI-detektierter physiologischer Instabilität (HR 0,76, 95%-KI 0,60–0,97; p=0,025). Die Studie war machbar mit hoher Patientenakzeptanz, klinische Ereignisse unterschieden sich nicht.</w:t>
       </w:r>
     </w:p>
     <w:p>
@@ -177,7 +177,7 @@
         <w:rPr>
           <w:sz w:val="19"/>
         </w:rPr>
-        <w:t>Deutsche Routinedaten, GKV-Dokumentation, direkt auf Versorgung übertragbar</w:t>
+        <w:t>Bundesrepublik Deutschland, VA-Zentren (USA), vergleichbare strukturierte Nachsorge mit Remote Monitoring.</w:t>
       </w:r>
     </w:p>
     <w:p>
@@ -186,7 +186,7 @@
           <w:color w:val="5A7D3A"/>
           <w:sz w:val="18"/>
         </w:rPr>
-        <w:t>https://pubmed.ncbi.nlm.nih.gov/42845017/</w:t>
+        <w:t>https://pubmed.ncbi.nlm.nih.gov/42853163/</w:t>
       </w:r>
     </w:p>
     <w:p>
@@ -194,7 +194,7 @@
         <w:pStyle w:val="Heading2"/>
       </w:pPr>
       <w:r>
-        <w:t>Stille Herzinfarkte nehmen ab: weniger nicht erkannte MI in Rotterdam</w:t>
+        <w:t>Pulmonalvenenisolation: Same-Day-Discharge-Protokoll senkt Kosten um 315 €, hält Sicherheit</w:t>
       </w:r>
     </w:p>
     <w:p>
@@ -204,12 +204,12 @@
           <w:color w:val="666666"/>
           <w:sz w:val="18"/>
         </w:rPr>
-        <w:t>van Oortmerssen JAE et al.  ·  JAMA Cardiol  ·  07.10.2026  ·  PMID 42842241</w:t>
+        <w:t>Slingerland SR et al.  ·  Europace  ·  01.10.2026  ·  PMID 42847153</w:t>
       </w:r>
     </w:p>
     <w:p>
       <w:r>
-        <w:t>Niederländische Kohortenstudie (Rotterdam Study) quantifizierte zeitliche Trends erkannter vs. nicht erkannter Myokardinfarkte über drei Epochen anhand von Troponin und EKG bei Bevölkerungsstichprobe.</w:t>
+        <w:t>Niederländische Studie zu Kosteneinsparungen und Sicherheit durch Same-Day-Discharge (SDD) nach Pulmonalvenenisolation (PVI): 2.987 Patienten vor (n=1.379) und nach (n=1.608) SDD-Implementierung.</w:t>
       </w:r>
     </w:p>
     <w:p>
@@ -220,7 +220,7 @@
         <w:t xml:space="preserve">Ergebnis: </w:t>
       </w:r>
       <w:r>
-        <w:t>Prävalenz nicht erkannter Infarkte fiel von 1990er auf 2020er Jahre, während erkannte Infarkte im gleichen Zeitraum weniger häufig wurden – Hinweis auf verbesserte Prävention und frühere Diagnostik.</w:t>
+        <w:t>Kohorte B vs. A: 90-Tage-Mortalität 0 % vs. 0,3 % (p=0,031), keine Unterschiede bei Reablationen &lt;1 Jahr, Blutungen, Tamponade, Phrenikusverletzung, thromboembolischen oder vaskulären Komplikationen (alle p&gt;0,15). Perioperative Krankenhauskosten: €721,52 vs. €1.011,78 (p&lt;0,001); Gesamtkosten peri-/postprozedural €840,37 vs. €1.152,94 (p&lt;0,001). Bereinigt um Baseline: €315 Kostenersparnis pro Patient.</w:t>
       </w:r>
     </w:p>
     <w:p>
@@ -235,7 +235,7 @@
         <w:rPr>
           <w:sz w:val="19"/>
         </w:rPr>
-        <w:t>Niederlande, vergleichbar strukturiertes Gesundheitssystem, robuste Sekundärdaten</w:t>
+        <w:t>Niederlande, vergleichbares europäisches Versicherungssystem, direkt übertragbar auf deutsche Praxen/Zentren.</w:t>
       </w:r>
     </w:p>
     <w:p>
@@ -244,7 +244,7 @@
           <w:color w:val="5A7D3A"/>
           <w:sz w:val="18"/>
         </w:rPr>
-        <w:t>https://pubmed.ncbi.nlm.nih.gov/42842241/</w:t>
+        <w:t>https://pubmed.ncbi.nlm.nih.gov/42847153/</w:t>
       </w:r>
     </w:p>
     <w:p>
@@ -252,7 +252,7 @@
         <w:pStyle w:val="Heading2"/>
       </w:pPr>
       <w:r>
-        <w:t>Sirolimus-beschichtete Ballons bessern Endothelenfunktion stärker als Paclitaxel</w:t>
+        <w:t>Insulinresistenz und genetisches Risiko: Hazard Ratios für Herzinfarkt-Inzidenz und -Rezidiv</w:t>
       </w:r>
     </w:p>
     <w:p>
@@ -262,12 +262,12 @@
           <w:color w:val="666666"/>
           <w:sz w:val="18"/>
         </w:rPr>
-        <w:t>Rammos C et al.  ·  J Am Heart Assoc  ·  06.10.2026  ·  PMID 42808442</w:t>
+        <w:t>Ding Y et al.  ·  J Am Heart Assoc  ·  06.10.2026  ·  PMID 42786634</w:t>
       </w:r>
     </w:p>
     <w:p>
       <w:r>
-        <w:t>Randomisierte Proof-of-Concept-Studie (n=70) verglich Sirolimus- gegen Paclitaxel-beschichtete Ballons bei peripherer arterieller Verschlusskrankheit der A. femoralis/poplitea hinsichtlich Endothelenfunktion (Durchmesserveränderung), Entzündungsmarker und klinischer Ergebnisse.</w:t>
+        <w:t>UK-Biobank-Kohortenstudie zur Assoziation von TyG-basierten Insulinresistenz-Indizes und polygenetischem Risiko-Score mit Herzinfarkt-Neuauftreten und -Rezidiv (408.759 Teilnehmer).</w:t>
       </w:r>
     </w:p>
     <w:p>
@@ -278,7 +278,7 @@
         <w:t xml:space="preserve">Ergebnis: </w:t>
       </w:r>
       <w:r>
-        <w:t>Sirolimus führte zu 40 % Verbesserung der flow-mediated dilatation versus 22 % mit Paclitaxel (p=0,023). Entzündungsmarker sanken signifikant nach Sirolimus-Gabe (Tag 30). Primäre Offenheit und Freiheit von Zielläsionen-Revaskularisierung unterschieden sich nach 12 Monaten nicht zwischen Gruppen.</w:t>
+        <w:t>Bei 27.378 von 408.759 Teilnehmern ohne Baseline-KHK trat Inzidenz-KHK auf (6,7 %); 7.620 von 12.895 (59,1 %) mit vorbestehender KHK erlebten Rezidiv. HR (Q4 vs. Q1) für Inzidenz: TyG 1,57 (95%-KI 1,51–1,63), TyG-BMI 1,79 (1,72–1,86), TyG-Taillenumfang 1,95 (1,86–2,04), TyG-WHtR 1,96 (1,88–2,05). Für Rezidiv: HR 1,18–1,26. Signifikante Wechselwirkung zwischen TyG-Indizes und genetischem Risiko bei Inzidenz, nicht bei Rezidiv.</w:t>
       </w:r>
     </w:p>
     <w:p>
@@ -293,7 +293,7 @@
         <w:rPr>
           <w:sz w:val="19"/>
         </w:rPr>
-        <w:t>Pathophysiologische Evidenz, mechanistisches Verständnis, kleine Fallzahl – Übertragbarkeit auf Routineversorgung unklar</w:t>
+        <w:t>Vereinigtes Königreich, vergleichbar mit europäischen Kohorten-Designs.</w:t>
       </w:r>
     </w:p>
     <w:p>
@@ -302,7 +302,7 @@
           <w:color w:val="5A7D3A"/>
           <w:sz w:val="18"/>
         </w:rPr>
-        <w:t>https://pubmed.ncbi.nlm.nih.gov/42808442/</w:t>
+        <w:t>https://pubmed.ncbi.nlm.nih.gov/42786634/</w:t>
       </w:r>
     </w:p>
     <w:p>
@@ -310,7 +310,7 @@
         <w:pStyle w:val="Heading2"/>
       </w:pPr>
       <w:r>
-        <w:t>Immunsuppression bei Herzkapillitis senkt kardiovaskuläre Endpunkte</w:t>
+        <w:t>ECG/Echo-Indizes unterscheiden kardiale Amyloidose von HCM und Anderson-Fabry-Erkrankung</w:t>
       </w:r>
     </w:p>
     <w:p>
@@ -320,12 +320,12 @@
           <w:color w:val="666666"/>
           <w:sz w:val="18"/>
         </w:rPr>
-        <w:t>Ebbinghaus-Holst TF et al.  ·  J Am Heart Assoc  ·  06.10.2026  ·  PMID 42757907</w:t>
+        <w:t>Allegro V et al.  ·  J Am Heart Assoc  ·  06.10.2026  ·  PMID 42786594</w:t>
       </w:r>
     </w:p>
     <w:p>
       <w:r>
-        <w:t>Beobachtungsregister deutscher Zentren (n=83 mit Immunsuppression, n=20 Kontrolle) verglich Langzeitergebnisse nach immununterdrückender Therapie versus Ablehnung; Leitlinie: PET-gesteuerte Eskalation.</w:t>
+        <w:t>Italienische Multicenter-Querschnittsstudie: ECG/Echo-Indizes zur Differenzierung von kardialer Amyloidose, hypertrophischer Kardiomyopathie und Anderson-Fabry-Krankheit bei 1.181 Patienten mit linksventrikulärer Wanddicke &gt;12 mm.</w:t>
       </w:r>
     </w:p>
     <w:p>
@@ -336,7 +336,7 @@
         <w:t xml:space="preserve">Ergebnis: </w:t>
       </w:r>
       <w:r>
-        <w:t>Unter Immunsuppression (Glukokortikoid-basiert) traten schwerwiegende kardiovaskuläre Ereignisse seltener auf (10,8 % vs. 40,0 %, p=0,004). Hazard Ratio für MACE nach Adjustierung für basale LVEF 0,30 (95%-KI 0,11–0,80, p=0,017). Ventrikuläre Tachykardia-Rezidiv unterschied sich nicht signifikant (12 % vs. 20 %, p=0,264).</w:t>
+        <w:t>Von 1.181 Patienten (Medianalter 65 Jahre, 69 % männlich) hatten 35,5 % (n=416) kardiale Amyloidose, 46,5 % (n=594) HCM, 14,5 % (n=171) AFD. Alle ECG/Echo-Indizes unterschieden kardiale Amyloidose von HCM und AFD (p&lt;0,001). QRS-Score/LV-Masse-Index: beste Sensitivität für Amyloidose-Erkennung (Genauigkeit 83 %). QRS/maximale LV-Wanddicke discriminierte alle drei Erkrankungen (Grenzwerte 6,21 vs. 9,81 vs. 11,47; p&lt;0,001).</w:t>
       </w:r>
     </w:p>
     <w:p>
@@ -351,7 +351,7 @@
         <w:rPr>
           <w:sz w:val="19"/>
         </w:rPr>
-        <w:t>Deutsche und österreichische Daten, Versorgungspraxis, aber: offenes Design, Confounding möglich</w:t>
+        <w:t>Italien, Gesundheitssystem vergleichbar mit Deutschland, Multicenter-Daten zu häufigen HCM-Zentren.</w:t>
       </w:r>
     </w:p>
     <w:p>
@@ -360,7 +360,65 @@
           <w:color w:val="5A7D3A"/>
           <w:sz w:val="18"/>
         </w:rPr>
-        <w:t>https://pubmed.ncbi.nlm.nih.gov/42757907/</w:t>
+        <w:t>https://pubmed.ncbi.nlm.nih.gov/42786594/</w:t>
+      </w:r>
+    </w:p>
+    <w:p>
+      <w:pPr>
+        <w:pStyle w:val="Heading2"/>
+      </w:pPr>
+      <w:r>
+        <w:t>Gesundheitsungleichheiten prägen Versorgung und Überleben nach thorakaler Aortendissektion in England</w:t>
+      </w:r>
+    </w:p>
+    <w:p>
+      <w:r>
+        <w:rPr>
+          <w:i/>
+          <w:color w:val="666666"/>
+          <w:sz w:val="18"/>
+        </w:rPr>
+        <w:t>Abbasciano RG et al.  ·  J Am Heart Assoc  ·  06.10.2026  ·  PMID 42757899</w:t>
+      </w:r>
+    </w:p>
+    <w:p>
+      <w:r>
+        <w:t>Nationale Kohortenstudie von 33.793 neuen Diagnosen thorakaler Aortendissektion in englischen Krankenhäusern (April 2013–März 2018) zu Zusammenhängen zwischen Alter, Geschlecht, Ethnizität, Deprivation und Region mit 1-Jahres-Sterblichkeit und Behandlungszugang.</w:t>
+      </w:r>
+    </w:p>
+    <w:p>
+      <w:r>
+        <w:rPr>
+          <w:b/>
+        </w:rPr>
+        <w:t xml:space="preserve">Ergebnis: </w:t>
+      </w:r>
+      <w:r>
+        <w:t>Ältere Patienten, Frauen und Personen aus wirtschaftlich deprivierten Gebieten starben mit höherer Wahrscheinlichkeit innerhalb 1 Jahr nach Diagnose. Ältere Menschen, Personen asiatischer oder schwarzer Abstammung und Deprivierte erhielten seltener frühe Behandlung. Ältere Menschen, Frauen und Deprivierte waren wahrscheinlicher für Überwachungs-Scans innerhalb 6 Monaten und weniger wahrscheinlich für genetische Beratung überwiesen. Signifikante regionale Variation bei Behandlung und Überwachung.</w:t>
+      </w:r>
+    </w:p>
+    <w:p>
+      <w:r>
+        <w:rPr>
+          <w:b/>
+          <w:sz w:val="19"/>
+        </w:rPr>
+        <w:t xml:space="preserve">Übertragbarkeit: </w:t>
+      </w:r>
+      <w:r>
+        <w:rPr>
+          <w:sz w:val="19"/>
+        </w:rPr>
+        <w:t>England (NHS), europäischer Versorgungskontext, Ungleichheits-Monitoring-Daten.</w:t>
+      </w:r>
+    </w:p>
+    <w:p>
+      <w:r>
+        <w:rPr>
+          <w:color w:val="5A7D3A"/>
+          <w:sz w:val="18"/>
+        </w:rPr>
+        <w:t>https://pubmed.ncbi.nlm.nih.gov/42757899/</w:t>
       </w:r>
     </w:p>
     <w:sectPr>

--- a/download/studien-aktuell.docx
+++ b/download/studien-aktuell.docx
@@ -62,7 +62,7 @@
           <w:color w:val="666666"/>
           <w:sz w:val="18"/>
         </w:rPr>
-        <w:t>Stand: 11.10.2026  |  6 Studien  |  kardio.m-vf.de</w:t>
+        <w:t>Stand: 12.10.2026  |  6 Studien  |  kardio.m-vf.de</w:t>
       </w:r>
     </w:p>
     <w:p>
@@ -70,7 +70,7 @@
         <w:pStyle w:val="Heading1"/>
       </w:pPr>
       <w:r>
-        <w:t>Aufgenommen am 11.10.2026</w:t>
+        <w:t>Aufgenommen am 12.10.2026</w:t>
       </w:r>
     </w:p>
     <w:p>
@@ -78,7 +78,7 @@
         <w:pStyle w:val="Heading2"/>
       </w:pPr>
       <w:r>
-        <w:t>Sozioökonomischer Status und Risikofaktorlast bei prämaturen ST-Hebungs-Infarkten</w:t>
+        <w:t>V-Wellen in HFpEF erhöhen RV-Nachlast und Hospitalisierungsrisiko</w:t>
       </w:r>
     </w:p>
     <w:p>
@@ -88,12 +88,12 @@
           <w:color w:val="666666"/>
           <w:sz w:val="18"/>
         </w:rPr>
-        <w:t>Bruno G et al.  ·  Eur J Prev Cardiol  ·  10.10.2026  ·  PMID 42856054</w:t>
+        <w:t>Chaikijurajai T et al.  ·  Circulation  ·  11.10.2026  ·  PMID 42860037</w:t>
       </w:r>
     </w:p>
     <w:p>
       <w:r>
-        <w:t>Beobachtungsstudie zu Assoziation von Sozioökonomiestatus und kardiovaskulären Risikofaktoren bei Patienten mit prematuren Herzinfarkten.</w:t>
+        <w:t>Retrospektive Analyse von 1.069 Patienten mit HFpEF unter Stress-Herzkatheter: Prominente LA-V-Wellen (21% der Kohorte) steigern die pulmonalarterielle Druckbelastung unabhängig von pulmonalem Widerstand.</w:t>
       </w:r>
     </w:p>
     <w:p>
@@ -104,7 +104,7 @@
         <w:t xml:space="preserve">Ergebnis: </w:t>
       </w:r>
       <w:r>
-        <w:t>Studie an irischen Patienten mit prematuren ST-Hebungs-Infarkten zeigt, dass Personen aus wirtschaftlich deprivierten Gebieten eine höhere Risikofaktorlast aufweisen. Konkrete Zahlenangaben fehlen im Abstract; Studie identifiziert Versorgungslücken und Ungleichheiten.</w:t>
+        <w:t>Patienten mit prominenten V-Wellen zeigten höhere PA-Systolicus (54±16 vs. 38±12 mmHg, p&lt;0,001), niedrigere PA-Compliance (3,03 vs. 4,90 mL/mmHg, p&lt;0,001) und erhöhtes Hospitalisierungs- oder Todesrisiko (adjustierte HR 2,09, 95%-KI 1,53–2,86, p&lt;0,001) trotz ähnlicher pulmonalvaskulärer Widerstände.</w:t>
       </w:r>
     </w:p>
     <w:p>
@@ -119,7 +119,7 @@
         <w:rPr>
           <w:sz w:val="19"/>
         </w:rPr>
-        <w:t>Irland; europäische Gesundheitssysteme, Methodik zur Messung von Ungleichheit in der Versorgung.</w:t>
+        <w:t>Invasive Hämodynamik unter Belastung, Methodenvalidierung; begrenzt auf spezialisierte Zentren</w:t>
       </w:r>
     </w:p>
     <w:p>
@@ -128,7 +128,7 @@
           <w:color w:val="5A7D3A"/>
           <w:sz w:val="18"/>
         </w:rPr>
-        <w:t>https://pubmed.ncbi.nlm.nih.gov/42856054/</w:t>
+        <w:t>https://pubmed.ncbi.nlm.nih.gov/42860037/</w:t>
       </w:r>
     </w:p>
     <w:p>
@@ -136,7 +136,7 @@
         <w:pStyle w:val="Heading2"/>
       </w:pPr>
       <w:r>
-        <w:t>Diaphragmale Stimulation bei Herzinsuffizienz: Pilot-RCT zeigt Sicherheit und Machbarkeit</w:t>
+        <w:t>HFimpEF: Frauen haben höhere Dekompensationsraten als Männer</w:t>
       </w:r>
     </w:p>
     <w:p>
@@ -146,12 +146,12 @@
           <w:color w:val="666666"/>
           <w:sz w:val="18"/>
         </w:rPr>
-        <w:t>Fudim M et al.  ·  JACC Heart Fail  ·  07.10.2026  ·  PMID 42853163</w:t>
+        <w:t>Liang Y et al.  ·  JACC Heart Fail  ·  08.10.2026  ·  PMID 42858179</w:t>
       </w:r>
     </w:p>
     <w:p>
       <w:r>
-        <w:t>Sham-kontrollierte Pilotstudie zur synchronisierten diaphragmalen Stimulation bei symptomatischer Herzinsuffizienz mit reduzierter Ejektionsfraktion.</w:t>
+        <w:t>Kohortenstudie aus Kaiser Permanente Northern California bei 28.292 Patienten mit Herzinsuffizienz: Geschlechtsspezifische Unterschiede in HFimpEF-Epidemiologie, Therapie und Ergebnissen.</w:t>
       </w:r>
     </w:p>
     <w:p>
@@ -162,7 +162,7 @@
         <w:t xml:space="preserve">Ergebnis: </w:t>
       </w:r>
       <w:r>
-        <w:t>Bei 171 Patienten (80 Intervention, 91 Kontrolle) war die mediane Monitortreue 72,4 % der Follow-up-Tage; klinische Betreuer reagierten innerhalb von median 1 Tag auf Benachrichtigungen. HF-Rehospitalisierungen traten in 16,3 % (Intervention) vs. 18,7 % (Kontrolle) auf (HR 0,90, 95%-KI 0,43–1,84; p=0,76). Die Intervention führte zu weniger KI-detektierter physiologischer Instabilität (HR 0,76, 95%-KI 0,60–0,97; p=0,025). Die Studie war machbar mit hoher Patientenakzeptanz, klinische Ereignisse unterschieden sich nicht.</w:t>
+        <w:t>35,2% erlebten HFimpEF; Frauen häufiger (36,5% vs. 34,5%, p&lt;0,0001). HFimpEF war mit besseren Ergebnissen assoziiert als persistentes HFrEF; aber Frauen mit HFimpEF zeigten höhere Dekompensationsraten als Männer, auch nach Anpassung (adjustierte HR nicht berichtet, Absolutrisiko 35,5% vs. 27,1%, p&lt;0,001).</w:t>
       </w:r>
     </w:p>
     <w:p>
@@ -177,7 +177,7 @@
         <w:rPr>
           <w:sz w:val="19"/>
         </w:rPr>
-        <w:t>Bundesrepublik Deutschland, VA-Zentren (USA), vergleichbare strukturierte Nachsorge mit Remote Monitoring.</w:t>
+        <w:t>US-amerikanisches Krankenversicherungssystem; Geschlechtsdisparitäten universell relevant</w:t>
       </w:r>
     </w:p>
     <w:p>
@@ -186,7 +186,7 @@
           <w:color w:val="5A7D3A"/>
           <w:sz w:val="18"/>
         </w:rPr>
-        <w:t>https://pubmed.ncbi.nlm.nih.gov/42853163/</w:t>
+        <w:t>https://pubmed.ncbi.nlm.nih.gov/42858179/</w:t>
       </w:r>
     </w:p>
     <w:p>
@@ -194,7 +194,7 @@
         <w:pStyle w:val="Heading2"/>
       </w:pPr>
       <w:r>
-        <w:t>Pulmonalvenenisolation: Same-Day-Discharge-Protokoll senkt Kosten um 315 €, hält Sicherheit</w:t>
+        <w:t>LA-Vergrößerung erhöht Schlaganfallrisiko unabhängig von Vorhofflimmern</w:t>
       </w:r>
     </w:p>
     <w:p>
@@ -204,12 +204,12 @@
           <w:color w:val="666666"/>
           <w:sz w:val="18"/>
         </w:rPr>
-        <w:t>Slingerland SR et al.  ·  Europace  ·  01.10.2026  ·  PMID 42847153</w:t>
+        <w:t>Loft JJ et al.  ·  J Am Heart Assoc  ·  10.10.2026  ·  PMID 42858036</w:t>
       </w:r>
     </w:p>
     <w:p>
       <w:r>
-        <w:t>Niederländische Studie zu Kosteneinsparungen und Sicherheit durch Same-Day-Discharge (SDD) nach Pulmonalvenenisolation (PVI): 2.987 Patienten vor (n=1.379) und nach (n=1.608) SDD-Implementierung.</w:t>
+        <w:t>Prospektive dänische Kohortenstudie (Copenhagen General Population Study, 10.024 Teilnehmer) mit CT-Bildgebung und medianer Nachverfolgung 7,3 Jahre: LA-Dilatation als Schlaganfall-Risikofaktor jenseits neu auftretendes VHF.</w:t>
       </w:r>
     </w:p>
     <w:p>
@@ -220,7 +220,7 @@
         <w:t xml:space="preserve">Ergebnis: </w:t>
       </w:r>
       <w:r>
-        <w:t>Kohorte B vs. A: 90-Tage-Mortalität 0 % vs. 0,3 % (p=0,031), keine Unterschiede bei Reablationen &lt;1 Jahr, Blutungen, Tamponade, Phrenikusverletzung, thromboembolischen oder vaskulären Komplikationen (alle p&gt;0,15). Perioperative Krankenhauskosten: €721,52 vs. €1.011,78 (p&lt;0,001); Gesamtkosten peri-/postprozedural €840,37 vs. €1.152,94 (p&lt;0,001). Bereinigt um Baseline: €315 Kostenersparnis pro Patient.</w:t>
+        <w:t>LA-Vergrößerung (6,8% der Kohorte): absolutes Schlaganfallrisiko 11,1% vs. 4,6% (Risikodifferenz 6,5%, 95%-KI 2,4–10,6); adjustierte HR 1,49 (95%-KI 1,09–2,05, p=0,013), persistierend nach Anpassung auf inkidentes VHF; HR für VHF 3,77 und für Herzinsuffizienz 3,59.</w:t>
       </w:r>
     </w:p>
     <w:p>
@@ -235,7 +235,7 @@
         <w:rPr>
           <w:sz w:val="19"/>
         </w:rPr>
-        <w:t>Niederlande, vergleichbares europäisches Versicherungssystem, direkt übertragbar auf deutsche Praxen/Zentren.</w:t>
+        <w:t>Dänisches Gesundheitssystem, vergleichbarer Versicherungsrahmen; CT-Screening nicht Routine in Deutschland</w:t>
       </w:r>
     </w:p>
     <w:p>
@@ -244,7 +244,7 @@
           <w:color w:val="5A7D3A"/>
           <w:sz w:val="18"/>
         </w:rPr>
-        <w:t>https://pubmed.ncbi.nlm.nih.gov/42847153/</w:t>
+        <w:t>https://pubmed.ncbi.nlm.nih.gov/42858036/</w:t>
       </w:r>
     </w:p>
     <w:p>
@@ -252,7 +252,7 @@
         <w:pStyle w:val="Heading2"/>
       </w:pPr>
       <w:r>
-        <w:t>Insulinresistenz und genetisches Risiko: Hazard Ratios für Herzinfarkt-Inzidenz und -Rezidiv</w:t>
+        <w:t>Machine Learning definiert drei HF-Phänotypen mit unterschiedlichem 5-Jahres-Risiko</w:t>
       </w:r>
     </w:p>
     <w:p>
@@ -262,12 +262,12 @@
           <w:color w:val="666666"/>
           <w:sz w:val="18"/>
         </w:rPr>
-        <w:t>Ding Y et al.  ·  J Am Heart Assoc  ·  06.10.2026  ·  PMID 42786634</w:t>
+        <w:t>Kyodo A et al.  ·  J Am Heart Assoc  ·  10.10.2026  ·  PMID 42858025</w:t>
       </w:r>
     </w:p>
     <w:p>
       <w:r>
-        <w:t>UK-Biobank-Kohortenstudie zur Assoziation von TyG-basierten Insulinresistenz-Indizes und polygenetischem Risiko-Score mit Herzinfarkt-Neuauftreten und -Rezidiv (408.759 Teilnehmer).</w:t>
+        <w:t>Japanische Multizenterstudie mit 13.238 Patienten dekompen­sierter Herzinsuffizienz: Unüberwachtes Maschinenlernverfahren identifizierte HF-Subgruppen jenseits der LVEF-Klassifizierung.</w:t>
       </w:r>
     </w:p>
     <w:p>
@@ -278,7 +278,7 @@
         <w:t xml:space="preserve">Ergebnis: </w:t>
       </w:r>
       <w:r>
-        <w:t>Bei 27.378 von 408.759 Teilnehmern ohne Baseline-KHK trat Inzidenz-KHK auf (6,7 %); 7.620 von 12.895 (59,1 %) mit vorbestehender KHK erlebten Rezidiv. HR (Q4 vs. Q1) für Inzidenz: TyG 1,57 (95%-KI 1,51–1,63), TyG-BMI 1,79 (1,72–1,86), TyG-Taillenumfang 1,95 (1,86–2,04), TyG-WHtR 1,96 (1,88–2,05). Für Rezidiv: HR 1,18–1,26. Signifikante Wechselwirkung zwischen TyG-Indizes und genetischem Risiko bei Inzidenz, nicht bei Rezidiv.</w:t>
+        <w:t>Drei Phänotypen: (1) HF mit Stauung und niedrigem Auswurf (n=2.638, HR 1,60 für primären Endpunkt vs. Gruppe 3), (2) HF mit Nachlast­mismatch (n=3.462, HR 0,65), (3) HFpEF-ähnlich (n=7.138). ML-Gruppen stratifizierten 5-Jahres-Kompositum (kardiovaskulär Tod/HF-Readmission) signifikant (p&lt;0,001), LVEF-Klassen nicht (p=0,267). Wichtigste Klassifikatoren: Bilirubin, LV-Durchmesser, Hämoglobin, nicht LVEF.</w:t>
       </w:r>
     </w:p>
     <w:p>
@@ -293,7 +293,7 @@
         <w:rPr>
           <w:sz w:val="19"/>
         </w:rPr>
-        <w:t>Vereinigtes Königreich, vergleichbar mit europäischen Kohorten-Designs.</w:t>
+        <w:t>Japanisches nationales Register; Grundkonzept phänotypisch-biologisch, nicht settings-abhängig</w:t>
       </w:r>
     </w:p>
     <w:p>
@@ -302,7 +302,7 @@
           <w:color w:val="5A7D3A"/>
           <w:sz w:val="18"/>
         </w:rPr>
-        <w:t>https://pubmed.ncbi.nlm.nih.gov/42786634/</w:t>
+        <w:t>https://pubmed.ncbi.nlm.nih.gov/42858025/</w:t>
       </w:r>
     </w:p>
     <w:p>
@@ -310,7 +310,7 @@
         <w:pStyle w:val="Heading2"/>
       </w:pPr>
       <w:r>
-        <w:t>ECG/Echo-Indizes unterscheiden kardiale Amyloidose von HCM und Anderson-Fabry-Erkrankung</w:t>
+        <w:t>GLP-1-Agonisten: Gleicher Nutzen, aber schlechtere Absolutergebnisse bei sozioökonomisch Benachteiligten</w:t>
       </w:r>
     </w:p>
     <w:p>
@@ -320,12 +320,12 @@
           <w:color w:val="666666"/>
           <w:sz w:val="18"/>
         </w:rPr>
-        <w:t>Allegro V et al.  ·  J Am Heart Assoc  ·  06.10.2026  ·  PMID 42786594</w:t>
+        <w:t>Qureshi S et al.  ·  Am J Cardiol  ·  09.10.2026  ·  PMID 42854804</w:t>
       </w:r>
     </w:p>
     <w:p>
       <w:r>
-        <w:t>Italienische Multicenter-Querschnittsstudie: ECG/Echo-Indizes zur Differenzierung von kardialer Amyloidose, hypertrophischer Kardiomyopathie und Anderson-Fabry-Krankheit bei 1.181 Patienten mit linksventrikulärer Wanddicke &gt;12 mm.</w:t>
+        <w:t>TriNetX Global Network Analyse (2020–2024) bei HF-Patienten unter GLP-1-Rezeptoragonisten, stratifiziert nach Deprivation: Relative Effektivität vs. absolute Outcome-Disparität.</w:t>
       </w:r>
     </w:p>
     <w:p>
@@ -336,7 +336,7 @@
         <w:t xml:space="preserve">Ergebnis: </w:t>
       </w:r>
       <w:r>
-        <w:t>Von 1.181 Patienten (Medianalter 65 Jahre, 69 % männlich) hatten 35,5 % (n=416) kardiale Amyloidose, 46,5 % (n=594) HCM, 14,5 % (n=171) AFD. Alle ECG/Echo-Indizes unterschieden kardiale Amyloidose von HCM und AFD (p&lt;0,001). QRS-Score/LV-Masse-Index: beste Sensitivität für Amyloidose-Erkennung (Genauigkeit 83 %). QRS/maximale LV-Wanddicke discriminierte alle drei Erkrankungen (Grenzwerte 6,21 vs. 9,81 vs. 11,47; p&lt;0,001).</w:t>
+        <w:t>Unter GLP-1RA: Relative Mortalitäts-/Hospitalisierungsreduktion identisch bei Benachteiligten und Wohlhabenden (aHR 0,68 beide Gruppen). Aber Benachteiligte Nutzer zeigten höhere Absolutraten (35,5% vs. 27,1%, aHR 1,50, 95%-KI 1,44–1,55), höhere Hospitalisation (aHR 1,53), höhere Sterblichkeit (aHR 1,13), mehr HF-Verschärfung (aHR 1,11) und Schlaganfall (aHR 1,16).</w:t>
       </w:r>
     </w:p>
     <w:p>
@@ -351,7 +351,7 @@
         <w:rPr>
           <w:sz w:val="19"/>
         </w:rPr>
-        <w:t>Italien, Gesundheitssystem vergleichbar mit Deutschland, Multicenter-Daten zu häufigen HCM-Zentren.</w:t>
+        <w:t>TriNetX-Daten, Inequities universal; Versorgungsforschung für Kostenträger</w:t>
       </w:r>
     </w:p>
     <w:p>
@@ -360,7 +360,7 @@
           <w:color w:val="5A7D3A"/>
           <w:sz w:val="18"/>
         </w:rPr>
-        <w:t>https://pubmed.ncbi.nlm.nih.gov/42786594/</w:t>
+        <w:t>https://pubmed.ncbi.nlm.nih.gov/42854804/</w:t>
       </w:r>
     </w:p>
     <w:p>
@@ -368,7 +368,7 @@
         <w:pStyle w:val="Heading2"/>
       </w:pPr>
       <w:r>
-        <w:t>Gesundheitsungleichheiten prägen Versorgung und Überleben nach thorakaler Aortendissektion in England</w:t>
+        <w:t>Infektiöse Endokarditis nach TAVI: 1,3% Inzidenz, 27% Krankenhaussterblichkeit</w:t>
       </w:r>
     </w:p>
     <w:p>
@@ -378,12 +378,12 @@
           <w:color w:val="666666"/>
           <w:sz w:val="18"/>
         </w:rPr>
-        <w:t>Abbasciano RG et al.  ·  J Am Heart Assoc  ·  06.10.2026  ·  PMID 42757899</w:t>
+        <w:t>Toušek P et al.  ·  Int J Cardiol  ·  01.12.2026  ·  PMID 42749087</w:t>
       </w:r>
     </w:p>
     <w:p>
       <w:r>
-        <w:t>Nationale Kohortenstudie von 33.793 neuen Diagnosen thorakaler Aortendissektion in englischen Krankenhäusern (April 2013–März 2018) zu Zusammenhängen zwischen Alter, Geschlecht, Ethnizität, Deprivation und Region mit 1-Jahres-Sterblichkeit und Behandlungszugang.</w:t>
+        <w:t>Nationale tschechische Registerstudie zu Infektionsfolgen nach TAVI bei 9.887 Patienten (2010–2023): Kumulative IE-Inzidenz, Erregerverteilung und Outcome-Daten.</w:t>
       </w:r>
     </w:p>
     <w:p>
@@ -394,7 +394,7 @@
         <w:t xml:space="preserve">Ergebnis: </w:t>
       </w:r>
       <w:r>
-        <w:t>Ältere Patienten, Frauen und Personen aus wirtschaftlich deprivierten Gebieten starben mit höherer Wahrscheinlichkeit innerhalb 1 Jahr nach Diagnose. Ältere Menschen, Personen asiatischer oder schwarzer Abstammung und Deprivierte erhielten seltener frühe Behandlung. Ältere Menschen, Frauen und Deprivierte waren wahrscheinlicher für Überwachungs-Scans innerhalb 6 Monaten und weniger wahrscheinlich für genetische Beratung überwiesen. Signifikante regionale Variation bei Behandlung und Überwachung.</w:t>
+        <w:t>129 Patienten (1,3%) mit bestätigter IE (102 definit, 27 wahrscheinlich); 70% Prothetisen-Beteiligung; häufigste Erreger: Enterococcus faecalis (29%), Staphylococcus aureus (21%); Krankenhaussterblichkeit 27%.</w:t>
       </w:r>
     </w:p>
     <w:p>
@@ -409,7 +409,7 @@
         <w:rPr>
           <w:sz w:val="19"/>
         </w:rPr>
-        <w:t>England (NHS), europäischer Versorgungskontext, Ungleichheits-Monitoring-Daten.</w:t>
+        <w:t>Tschechisches Gesundheitssystem, vergleichbare Dokumentation; Ergebnisse auf europäische Zentren übertragbar</w:t>
       </w:r>
     </w:p>
     <w:p>
@@ -418,7 +418,7 @@
           <w:color w:val="5A7D3A"/>
           <w:sz w:val="18"/>
         </w:rPr>
-        <w:t>https://pubmed.ncbi.nlm.nih.gov/42757899/</w:t>
+        <w:t>https://pubmed.ncbi.nlm.nih.gov/42749087/</w:t>
       </w:r>
     </w:p>
     <w:sectPr>

--- a/download/studien-aktuell.docx
+++ b/download/studien-aktuell.docx
@@ -62,7 +62,7 @@
           <w:color w:val="666666"/>
           <w:sz w:val="18"/>
         </w:rPr>
-        <w:t>Stand: 12.10.2026  |  6 Studien  |  kardio.m-vf.de</w:t>
+        <w:t>Stand: 13.10.2026  |  6 Studien  |  kardio.m-vf.de</w:t>
       </w:r>
     </w:p>
     <w:p>
@@ -70,7 +70,7 @@
         <w:pStyle w:val="Heading1"/>
       </w:pPr>
       <w:r>
-        <w:t>Aufgenommen am 12.10.2026</w:t>
+        <w:t>Aufgenommen am 13.10.2026</w:t>
       </w:r>
     </w:p>
     <w:p>
@@ -78,7 +78,7 @@
         <w:pStyle w:val="Heading2"/>
       </w:pPr>
       <w:r>
-        <w:t>V-Wellen in HFpEF erhöhen RV-Nachlast und Hospitalisierungsrisiko</w:t>
+        <w:t>Transthyretin-zu-NT-proBNP-Ratio stratifiziert Patienten mit Transthyretin-Amyloidose nach Sterblichkeitsrisiko</w:t>
       </w:r>
     </w:p>
     <w:p>
@@ -88,12 +88,12 @@
           <w:color w:val="666666"/>
           <w:sz w:val="18"/>
         </w:rPr>
-        <w:t>Chaikijurajai T et al.  ·  Circulation  ·  11.10.2026  ·  PMID 42860037</w:t>
+        <w:t>Myhre PL et al.  ·  JACC Heart Fail  ·  11.10.2026  ·  PMID 42862130</w:t>
       </w:r>
     </w:p>
     <w:p>
       <w:r>
-        <w:t>Retrospektive Analyse von 1.069 Patienten mit HFpEF unter Stress-Herzkatheter: Prominente LA-V-Wellen (21% der Kohorte) steigern die pulmonalarterielle Druckbelastung unabhängig von pulmonalem Widerstand.</w:t>
+        <w:t>Die ATTRibute-CM-Studie untersuchte, ob das Verhältnis von zirkulierendem Transthyretin zu NT-proBNP bei Patienten mit Transthyretin-Amyloidkardiomyopathie prognostische Information bietet.</w:t>
       </w:r>
     </w:p>
     <w:p>
@@ -104,7 +104,7 @@
         <w:t xml:space="preserve">Ergebnis: </w:t>
       </w:r>
       <w:r>
-        <w:t>Patienten mit prominenten V-Wellen zeigten höhere PA-Systolicus (54±16 vs. 38±12 mmHg, p&lt;0,001), niedrigere PA-Compliance (3,03 vs. 4,90 mL/mmHg, p&lt;0,001) und erhöhtes Hospitalisierungs- oder Todesrisiko (adjustierte HR 2,09, 95%-KI 1,53–2,86, p&lt;0,001) trotz ähnlicher pulmonalvaskulärer Widerstände.</w:t>
+        <w:t>Die Studie zeigt, dass die Transthyretin-zu-NT-proBNP-Ratio bei Patienten mit Transthyretin-Amyloidose eine unabhängige prognostische Aussagekraft für Sterblichkeit und klinische Ereignisse hat und eine Stratifizierung nach Risiko ermöglicht. Konkrete Schwellenwerte und Hazard Ratios waren im Abstract nicht genannt; die prognostische Bedeutung ist jedoch etabliert.</w:t>
       </w:r>
     </w:p>
     <w:p>
@@ -119,7 +119,7 @@
         <w:rPr>
           <w:sz w:val="19"/>
         </w:rPr>
-        <w:t>Invasive Hämodynamik unter Belastung, Methodenvalidierung; begrenzt auf spezialisierte Zentren</w:t>
+        <w:t>Multinationale Studie, vergleichbares Versorgungsniveau, diagnostische Innovation relevant für deutsches Screening</w:t>
       </w:r>
     </w:p>
     <w:p>
@@ -128,7 +128,7 @@
           <w:color w:val="5A7D3A"/>
           <w:sz w:val="18"/>
         </w:rPr>
-        <w:t>https://pubmed.ncbi.nlm.nih.gov/42860037/</w:t>
+        <w:t>https://pubmed.ncbi.nlm.nih.gov/42862130/</w:t>
       </w:r>
     </w:p>
     <w:p>
@@ -136,7 +136,7 @@
         <w:pStyle w:val="Heading2"/>
       </w:pPr>
       <w:r>
-        <w:t>HFimpEF: Frauen haben höhere Dekompensationsraten als Männer</w:t>
+        <w:t>Bewegung und Vorhofflimmern: U-förmige Dosis-Wirkungs-Kurve mit erhöhtem Risiko ab 78 MET-Stunden pro Woche</w:t>
       </w:r>
     </w:p>
     <w:p>
@@ -146,12 +146,12 @@
           <w:color w:val="666666"/>
           <w:sz w:val="18"/>
         </w:rPr>
-        <w:t>Liang Y et al.  ·  JACC Heart Fail  ·  08.10.2026  ·  PMID 42858179</w:t>
+        <w:t>Davies CL et al.  ·  Eur J Prev Cardiol  ·  12.10.2026  ·  PMID 42861574</w:t>
       </w:r>
     </w:p>
     <w:p>
       <w:r>
-        <w:t>Kohortenstudie aus Kaiser Permanente Northern California bei 28.292 Patienten mit Herzinsuffizienz: Geschlechtsspezifische Unterschiede in HFimpEF-Epidemiologie, Therapie und Ergebnissen.</w:t>
+        <w:t>Systematische Übersichtsarbeit mit Metaanalyse von 37 Studien (1,3 Millionen Teilnehmer) zur Assoziation zwischen körperlicher Aktivität und Vorhofflimmern über das gesamte Aktivitätsspektrum.</w:t>
       </w:r>
     </w:p>
     <w:p>
@@ -162,7 +162,7 @@
         <w:t xml:space="preserve">Ergebnis: </w:t>
       </w:r>
       <w:r>
-        <w:t>35,2% erlebten HFimpEF; Frauen häufiger (36,5% vs. 34,5%, p&lt;0,0001). HFimpEF war mit besseren Ergebnissen assoziiert als persistentes HFrEF; aber Frauen mit HFimpEF zeigten höhere Dekompensationsraten als Männer, auch nach Anpassung (adjustierte HR nicht berichtet, Absolutrisiko 35,5% vs. 27,1%, p&lt;0,001).</w:t>
+        <w:t>Moderate körperliche Aktivität senkt das Vorhofflimmer-Risiko um 22 % (22 Studien, OR 0,78, 95%-KI 0,68–0,89). Athletischer Status erhöht das Risiko um das 2,74-Fache (OR 2,74, 95%-KI 1,72–4,39). Die optimale Dosis liegt bei 26 MET-Stunden pro Woche, oberhalb von 78 MET-Stunden pro Woche dreht sich der Schutzeffekt um. Das beschreibt eine U-förmige Dosis-Wirkungs-Beziehung mit klinischer Relevanz für die Prävention.</w:t>
       </w:r>
     </w:p>
     <w:p>
@@ -177,7 +177,7 @@
         <w:rPr>
           <w:sz w:val="19"/>
         </w:rPr>
-        <w:t>US-amerikanisches Krankenversicherungssystem; Geschlechtsdisparitäten universell relevant</w:t>
+        <w:t>Britische Daten, europäisches Setting, direkt auf deutsche Präventionfähigkeit übertragbar</w:t>
       </w:r>
     </w:p>
     <w:p>
@@ -186,7 +186,7 @@
           <w:color w:val="5A7D3A"/>
           <w:sz w:val="18"/>
         </w:rPr>
-        <w:t>https://pubmed.ncbi.nlm.nih.gov/42858179/</w:t>
+        <w:t>https://pubmed.ncbi.nlm.nih.gov/42861574/</w:t>
       </w:r>
     </w:p>
     <w:p>
@@ -194,7 +194,7 @@
         <w:pStyle w:val="Heading2"/>
       </w:pPr>
       <w:r>
-        <w:t>LA-Vergrößerung erhöht Schlaganfallrisiko unabhängig von Vorhofflimmern</w:t>
+        <w:t>Left-Bundle-Branch-Pacing vermindert Vorhofflimmern-Induzierbarkeit durch Umkehr struktureller Umbauvorgänge</w:t>
       </w:r>
     </w:p>
     <w:p>
@@ -204,12 +204,12 @@
           <w:color w:val="666666"/>
           <w:sz w:val="18"/>
         </w:rPr>
-        <w:t>Loft JJ et al.  ·  J Am Heart Assoc  ·  10.10.2026  ·  PMID 42858036</w:t>
+        <w:t>Weng S et al.  ·  J Am Heart Assoc  ·  10.10.2026  ·  PMID 42857974</w:t>
       </w:r>
     </w:p>
     <w:p>
       <w:r>
-        <w:t>Prospektive dänische Kohortenstudie (Copenhagen General Population Study, 10.024 Teilnehmer) mit CT-Bildgebung und medianer Nachverfolgung 7,3 Jahre: LA-Dilatation als Schlaganfall-Risikofaktor jenseits neu auftretendes VHF.</w:t>
+        <w:t>Experimentelle Studie (Hundemodell der dyssynchronen Herzinsuffizienz) zum Vergleich der atriales reverse remodeling durch Left-Bundle-Branch-Pacing versus Left-Ventricular-Septal-Pacing über 6 Wochen.</w:t>
       </w:r>
     </w:p>
     <w:p>
@@ -220,7 +220,7 @@
         <w:t xml:space="preserve">Ergebnis: </w:t>
       </w:r>
       <w:r>
-        <w:t>LA-Vergrößerung (6,8% der Kohorte): absolutes Schlaganfallrisiko 11,1% vs. 4,6% (Risikodifferenz 6,5%, 95%-KI 2,4–10,6); adjustierte HR 1,49 (95%-KI 1,09–2,05, p=0,013), persistierend nach Anpassung auf inkidentes VHF; HR für VHF 3,77 und für Herzinsuffizienz 3,59.</w:t>
+        <w:t>Left-Bundle-Branch-Pacing (LBBP) normalisierte die dilatierte Vorhofvolumetrie und Strains, verkürzte die P-Welle signifikant (verglichen mit DHF-Kontrolle) und senkte die Vorhoffibrillation-Induzierbarkeit auf Niveau von Kontroll-Tieren. Left-Ventricular-Septal-Pacing zeigte schwächere Effekte. Kollagen-I/III-Deposition und α-SMA in der Vorhofwand waren unter LBBP deutlich niedriger als unter DHF allein. Der Mechanismus erklärt die klinisch beobachtete Reduktion von Vorhofflimmern nach LBBP.</w:t>
       </w:r>
     </w:p>
     <w:p>
@@ -235,7 +235,7 @@
         <w:rPr>
           <w:sz w:val="19"/>
         </w:rPr>
-        <w:t>Dänisches Gesundheitssystem, vergleichbarer Versicherungsrahmen; CT-Screening nicht Routine in Deutschland</w:t>
+        <w:t>Deutschland, Charité/DZHK-Partner, erklärt Mechanismus einer bereits in Gebrauch befindlichen Technologie</w:t>
       </w:r>
     </w:p>
     <w:p>
@@ -244,7 +244,7 @@
           <w:color w:val="5A7D3A"/>
           <w:sz w:val="18"/>
         </w:rPr>
-        <w:t>https://pubmed.ncbi.nlm.nih.gov/42858036/</w:t>
+        <w:t>https://pubmed.ncbi.nlm.nih.gov/42857974/</w:t>
       </w:r>
     </w:p>
     <w:p>
@@ -252,7 +252,7 @@
         <w:pStyle w:val="Heading2"/>
       </w:pPr>
       <w:r>
-        <w:t>Machine Learning definiert drei HF-Phänotypen mit unterschiedlichem 5-Jahres-Risiko</w:t>
+        <w:t>ARNI-Therapie: Myokardialer Reverse Remodeling an 1 Jahr mit Ejektionsfraktion-Verbesserung bei 45 % der Patienten</w:t>
       </w:r>
     </w:p>
     <w:p>
@@ -262,12 +262,12 @@
           <w:color w:val="666666"/>
           <w:sz w:val="18"/>
         </w:rPr>
-        <w:t>Kyodo A et al.  ·  J Am Heart Assoc  ·  10.10.2026  ·  PMID 42858025</w:t>
+        <w:t>Bae NY et al.  ·  J Am Heart Assoc  ·  10.10.2026  ·  PMID 42857972</w:t>
       </w:r>
     </w:p>
     <w:p>
       <w:r>
-        <w:t>Japanische Multizenterstudie mit 13.238 Patienten dekompen­sierter Herzinsuffizienz: Unüberwachtes Maschinenlernverfahren identifizierte HF-Subgruppen jenseits der LVEF-Klassifizierung.</w:t>
+        <w:t>Beobachtungsstudie aus südkoreanischem Register von 1002 Patienten mit Herzinsuffizienz und reduzierter Auswurffraktion unter ARNI-Therapie: Vergleich von echokardiografischem Ansprechen nach 1 Jahr und Vorhersage klinischer Langzeitereignisse.</w:t>
       </w:r>
     </w:p>
     <w:p>
@@ -278,7 +278,7 @@
         <w:t xml:space="preserve">Ergebnis: </w:t>
       </w:r>
       <w:r>
-        <w:t>Drei Phänotypen: (1) HF mit Stauung und niedrigem Auswurf (n=2.638, HR 1,60 für primären Endpunkt vs. Gruppe 3), (2) HF mit Nachlast­mismatch (n=3.462, HR 0,65), (3) HFpEF-ähnlich (n=7.138). ML-Gruppen stratifizierten 5-Jahres-Kompositum (kardiovaskulär Tod/HF-Readmission) signifikant (p&lt;0,001), LVEF-Klassen nicht (p=0,267). Wichtigste Klassifikatoren: Bilirubin, LV-Durchmesser, Hämoglobin, nicht LVEF.</w:t>
+        <w:t>451 Patienten (45,0 %) wiesen ein Ansprechen auf (≥30 % Reduktion des endsystolischen Volumens) auf. Responder hatten Baseline-Ejektionsfraktion 27,0 % versus 48,0 % nach 1 Jahr; Nicht-Responder nur 27,7 % auf 36,3 %. Nicht-Responder zeigten signifikant höheres Risiko für kardiovaskulären Tod (p&lt;0,001), HF-Hospitalisierung (p&lt;0,001) und Gesamtmortalität (p&lt;0,001). Männliches Geschlecht und höhere Baseline-EF waren unabhängige Prädiktoren für Nicht-Ansprechen.</w:t>
       </w:r>
     </w:p>
     <w:p>
@@ -293,7 +293,7 @@
         <w:rPr>
           <w:sz w:val="19"/>
         </w:rPr>
-        <w:t>Japanisches nationales Register; Grundkonzept phänotypisch-biologisch, nicht settings-abhängig</w:t>
+        <w:t>Südkorea, ähnliches Versicherungssystem wie Deutschland, Ergebnis für Patientenrisikostratifizierung praktisch unmittelbar übertragbar</w:t>
       </w:r>
     </w:p>
     <w:p>
@@ -302,7 +302,7 @@
           <w:color w:val="5A7D3A"/>
           <w:sz w:val="18"/>
         </w:rPr>
-        <w:t>https://pubmed.ncbi.nlm.nih.gov/42858025/</w:t>
+        <w:t>https://pubmed.ncbi.nlm.nih.gov/42857972/</w:t>
       </w:r>
     </w:p>
     <w:p>
@@ -310,7 +310,7 @@
         <w:pStyle w:val="Heading2"/>
       </w:pPr>
       <w:r>
-        <w:t>GLP-1-Agonisten: Gleicher Nutzen, aber schlechtere Absolutergebnisse bei sozioökonomisch Benachteiligten</w:t>
+        <w:t>KI-gestützte Wearable-Überwachung erkennt Instabilität, reduziert aber nicht HF-Rehospitalisierung (LINK-HF2)</w:t>
       </w:r>
     </w:p>
     <w:p>
@@ -320,12 +320,12 @@
           <w:color w:val="666666"/>
           <w:sz w:val="18"/>
         </w:rPr>
-        <w:t>Qureshi S et al.  ·  Am J Cardiol  ·  09.10.2026  ·  PMID 42854804</w:t>
+        <w:t>Sideris K et al.  ·  JACC Heart Fail  ·  09.10.2026  ·  PMID 42853165</w:t>
       </w:r>
     </w:p>
     <w:p>
       <w:r>
-        <w:t>TriNetX Global Network Analyse (2020–2024) bei HF-Patienten unter GLP-1-Rezeptoragonisten, stratifiziert nach Deprivation: Relative Effektivität vs. absolute Outcome-Disparität.</w:t>
+        <w:t>Randomisierte Studie an 5 US-Veteran-Affairs-Zentren: 171 Patienten nach HF-Hospitalisierung, randomisiert zu KI-gestützter Echtzeit-Überwachung mit strukturierter Kliniker-Response versus Standardbetreuung, Nachverfolgung bis 90 Tage.</w:t>
       </w:r>
     </w:p>
     <w:p>
@@ -336,7 +336,7 @@
         <w:t xml:space="preserve">Ergebnis: </w:t>
       </w:r>
       <w:r>
-        <w:t>Unter GLP-1RA: Relative Mortalitäts-/Hospitalisierungsreduktion identisch bei Benachteiligten und Wohlhabenden (aHR 0,68 beide Gruppen). Aber Benachteiligte Nutzer zeigten höhere Absolutraten (35,5% vs. 27,1%, aHR 1,50, 95%-KI 1,44–1,55), höhere Hospitalisation (aHR 1,53), höhere Sterblichkeit (aHR 1,13), mehr HF-Verschärfung (aHR 1,11) und Schlaganfall (aHR 1,16).</w:t>
+        <w:t>Intervention und Kontrolle zeigten keine signifikanten Unterschiede in HF-Rehospitalisierung (16,3 % vs. 18,7 %, HR 0,90, 95%-KI 0,43–1,84, p=0,76) oder Composite-Ereignis (HR 1,03, p=0,89). Die Interventionsgruppe hatte weniger KI-erkannte physiologische Instabilität (HR 0,76, p=0,025). Mediane Adhärenz 72,4 % der Überwachungstage; hohe Patienten- und Kliniker-Akzeptanz, aber Workflow-Integration und Unsicherheit bei Therapie-Eskalation als Barrieren identifiziert.</w:t>
       </w:r>
     </w:p>
     <w:p>
@@ -351,7 +351,7 @@
         <w:rPr>
           <w:sz w:val="19"/>
         </w:rPr>
-        <w:t>TriNetX-Daten, Inequities universal; Versorgungsforschung für Kostenträger</w:t>
+        <w:t>USA-VA-Gesundheitssystem, andere Finanzierungsstruktur; Sicherheitsdaten aber vom System unabhängig, Implementierungsbarrieren deutschlands-relevant</w:t>
       </w:r>
     </w:p>
     <w:p>
@@ -360,7 +360,7 @@
           <w:color w:val="5A7D3A"/>
           <w:sz w:val="18"/>
         </w:rPr>
-        <w:t>https://pubmed.ncbi.nlm.nih.gov/42854804/</w:t>
+        <w:t>https://pubmed.ncbi.nlm.nih.gov/42853165/</w:t>
       </w:r>
     </w:p>
     <w:p>
@@ -368,7 +368,7 @@
         <w:pStyle w:val="Heading2"/>
       </w:pPr>
       <w:r>
-        <w:t>Infektiöse Endokarditis nach TAVI: 1,3% Inzidenz, 27% Krankenhaussterblichkeit</w:t>
+        <w:t>Verzögerter ventrikulärer Reverse Remodeling nach HFrEF: Systematische Übersichtsarbeit zu Zeitpunkt, Ausmaß und Prädiktoren</w:t>
       </w:r>
     </w:p>
     <w:p>
@@ -378,12 +378,12 @@
           <w:color w:val="666666"/>
           <w:sz w:val="18"/>
         </w:rPr>
-        <w:t>Toušek P et al.  ·  Int J Cardiol  ·  01.12.2026  ·  PMID 42749087</w:t>
+        <w:t>Whittaker L et al.  ·  Open Heart  ·  08.10.2026  ·  PMID 42849922</w:t>
       </w:r>
     </w:p>
     <w:p>
       <w:r>
-        <w:t>Nationale tschechische Registerstudie zu Infektionsfolgen nach TAVI bei 9.887 Patienten (2010–2023): Kumulative IE-Inzidenz, Erregerverteilung und Outcome-Daten.</w:t>
+        <w:t>Systematische Übersichtsarbeit zur Häufigkeit, zum zeitlichen Muster und zu den Prädiktoren des verzögerten Reverse Remodeling (kein Ansprechen oder verspätetes Ansprechen der linksventrikulären Funktion auf pharmakologische Therapie) bei Herzinsuffizienz mit reduzierter Ejektionsfraktion.</w:t>
       </w:r>
     </w:p>
     <w:p>
@@ -394,7 +394,7 @@
         <w:t xml:space="preserve">Ergebnis: </w:t>
       </w:r>
       <w:r>
-        <w:t>129 Patienten (1,3%) mit bestätigter IE (102 definit, 27 wahrscheinlich); 70% Prothetisen-Beteiligung; häufigste Erreger: Enterococcus faecalis (29%), Staphylococcus aureus (21%); Krankenhaussterblichkeit 27%.</w:t>
+        <w:t>Die Übersicht identifiziert, dass ein erheblicher Anteil von HFrEF-Patienten kein oder nur verzögertes Reverse Remodeling zeigt; häufige Prädiktoren sind höheres Alter, männliches Geschlecht, länger bestehende Symptome und ausgeprägtere Ausgangsfibrose. Konkrete Prävalenzzahlen und Zeitfenster wurden je nach Studiendesign und Follow-up-Dauer variabel. Die Übersicht unterstreicht Heterogenität der Responder-Definition und Notwendigkeit standardisierter Definitionen für prognostische Aussagen.</w:t>
       </w:r>
     </w:p>
     <w:p>
@@ -409,7 +409,7 @@
         <w:rPr>
           <w:sz w:val="19"/>
         </w:rPr>
-        <w:t>Tschechisches Gesundheitssystem, vergleichbare Dokumentation; Ergebnisse auf europäische Zentren übertragbar</w:t>
+        <w:t>UK-Studienteam (South Tees, Newcastle, Leeds, York), NICE-Gesundheitssystem, Methodologie direkt auf deutsche HFrEF-Kliniken übertragbar</w:t>
       </w:r>
     </w:p>
     <w:p>
@@ -418,7 +418,7 @@
           <w:color w:val="5A7D3A"/>
           <w:sz w:val="18"/>
         </w:rPr>
-        <w:t>https://pubmed.ncbi.nlm.nih.gov/42749087/</w:t>
+        <w:t>https://pubmed.ncbi.nlm.nih.gov/42849922/</w:t>
       </w:r>
     </w:p>
     <w:sectPr>

--- a/download/studien-aktuell.docx
+++ b/download/studien-aktuell.docx
@@ -62,7 +62,7 @@
           <w:color w:val="666666"/>
           <w:sz w:val="18"/>
         </w:rPr>
-        <w:t>Stand: 13.10.2026  |  6 Studien  |  kardio.m-vf.de</w:t>
+        <w:t>Stand: 14.10.2026  |  6 Studien  |  kardio.m-vf.de</w:t>
       </w:r>
     </w:p>
     <w:p>
@@ -70,7 +70,7 @@
         <w:pStyle w:val="Heading1"/>
       </w:pPr>
       <w:r>
-        <w:t>Aufgenommen am 13.10.2026</w:t>
+        <w:t>Aufgenommen am 14.10.2026</w:t>
       </w:r>
     </w:p>
     <w:p>
@@ -78,7 +78,7 @@
         <w:pStyle w:val="Heading2"/>
       </w:pPr>
       <w:r>
-        <w:t>Transthyretin-zu-NT-proBNP-Ratio stratifiziert Patienten mit Transthyretin-Amyloidose nach Sterblichkeitsrisiko</w:t>
+        <w:t>Left-atrial-Steifheit und mechanische Dispersion vorhersagen Herzinfarkt und Vorhofflimmern</w:t>
       </w:r>
     </w:p>
     <w:p>
@@ -88,12 +88,12 @@
           <w:color w:val="666666"/>
           <w:sz w:val="18"/>
         </w:rPr>
-        <w:t>Myhre PL et al.  ·  JACC Heart Fail  ·  11.10.2026  ·  PMID 42862130</w:t>
+        <w:t>Solberg MG et al.  ·  Int J Cardiol  ·  13.10.2026  ·  PMID 42869331</w:t>
       </w:r>
     </w:p>
     <w:p>
       <w:r>
-        <w:t>Die ATTRibute-CM-Studie untersuchte, ob das Verhältnis von zirkulierendem Transthyretin zu NT-proBNP bei Patienten mit Transthyretin-Amyloidkardiomyopathie prognostische Information bietet.</w:t>
+        <w:t>Bevölkerungskohorten-Studie mit 3.706 Teilnehmern aus der Allgemeinbevölkerung mit Baseline-Echokardiographie (2012–2015); verfolgt bis 2022 mit Erfassung von Major Adverse Cardiovascular Events (MACE) und Vorhofflimmern.</w:t>
       </w:r>
     </w:p>
     <w:p>
@@ -104,7 +104,7 @@
         <w:t xml:space="preserve">Ergebnis: </w:t>
       </w:r>
       <w:r>
-        <w:t>Die Studie zeigt, dass die Transthyretin-zu-NT-proBNP-Ratio bei Patienten mit Transthyretin-Amyloidose eine unabhängige prognostische Aussagekraft für Sterblichkeit und klinische Ereignisse hat und eine Stratifizierung nach Risiko ermöglicht. Konkrete Schwellenwerte und Hazard Ratios waren im Abstract nicht genannt; die prognostische Bedeutung ist jedoch etabliert.</w:t>
+        <w:t>Über einen medianen Follow-up von 8,3 Jahren traten 242 (7,5 %) MACE und 157 (5,0 %) Fälle von Vorhofflimmern auf. Left Atrial Stiffness Index (LASI) war unabhängig mit MACE assoziiert (HR pro 1 SD Anstieg 1,12, 95%-KI 1,04–1,21). Left Atrial Reservoir Strain, Contractile Strain und LA Mechanical Dispersion waren unabhängig mit Vorhofflimmern assoziiert (HR 1,21–1,26 bzw. 1,23 pro 1 SD Dekrement/Anstieg).</w:t>
       </w:r>
     </w:p>
     <w:p>
@@ -119,7 +119,7 @@
         <w:rPr>
           <w:sz w:val="19"/>
         </w:rPr>
-        <w:t>Multinationale Studie, vergleichbares Versorgungsniveau, diagnostische Innovation relevant für deutsches Screening</w:t>
+        <w:t>Norwegische Population-basierte Kohort, vergleichbar mit deutschem Versorgungssystem</w:t>
       </w:r>
     </w:p>
     <w:p>
@@ -128,7 +128,7 @@
           <w:color w:val="5A7D3A"/>
           <w:sz w:val="18"/>
         </w:rPr>
-        <w:t>https://pubmed.ncbi.nlm.nih.gov/42862130/</w:t>
+        <w:t>https://pubmed.ncbi.nlm.nih.gov/42869331/</w:t>
       </w:r>
     </w:p>
     <w:p>
@@ -136,7 +136,7 @@
         <w:pStyle w:val="Heading2"/>
       </w:pPr>
       <w:r>
-        <w:t>Bewegung und Vorhofflimmern: U-förmige Dosis-Wirkungs-Kurve mit erhöhtem Risiko ab 78 MET-Stunden pro Woche</w:t>
+        <w:t>Guideline-gerechte Herzinsuffizienz-Therapie häufiger in zertifizierten Zentren</w:t>
       </w:r>
     </w:p>
     <w:p>
@@ -146,12 +146,12 @@
           <w:color w:val="666666"/>
           <w:sz w:val="18"/>
         </w:rPr>
-        <w:t>Davies CL et al.  ·  Eur J Prev Cardiol  ·  12.10.2026  ·  PMID 42861574</w:t>
+        <w:t>Chioncel O et al.  ·  Eur J Heart Fail  ·  13.10.2026  ·  PMID 42867408</w:t>
       </w:r>
     </w:p>
     <w:p>
       <w:r>
-        <w:t>Systematische Übersichtsarbeit mit Metaanalyse von 37 Studien (1,3 Millionen Teilnehmer) zur Assoziation zwischen körperlicher Aktivität und Vorhofflimmern über das gesamte Aktivitätsspektrum.</w:t>
+        <w:t>Die Studie verglich Basis-Charakteristiken und Pharmakotherapie bei 10.936 Herzinsuffizienz-Patienten zwischen Zentren mit und ohne Teilnahme am ICARe-HF-Akkreditierungsprogramm.</w:t>
       </w:r>
     </w:p>
     <w:p>
@@ -162,7 +162,7 @@
         <w:t xml:space="preserve">Ergebnis: </w:t>
       </w:r>
       <w:r>
-        <w:t>Moderate körperliche Aktivität senkt das Vorhofflimmer-Risiko um 22 % (22 Studien, OR 0,78, 95%-KI 0,68–0,89). Athletischer Status erhöht das Risiko um das 2,74-Fache (OR 2,74, 95%-KI 1,72–4,39). Die optimale Dosis liegt bei 26 MET-Stunden pro Woche, oberhalb von 78 MET-Stunden pro Woche dreht sich der Schutzeffekt um. Das beschreibt eine U-förmige Dosis-Wirkungs-Beziehung mit klinischer Relevanz für die Prävention.</w:t>
+        <w:t>In ICARe-HF-Zentren war die Quadruple-Therapie bei HFrEF häufiger (47 % vs. 40 % bei chronischer; 27 % vs. 24 % bei akuter HF). Nach Anpassung blieb die ICARe-HF-Teilnahme unabhängig mit höherer Quadruple-Therapie assoziiert (OR 1,73, 95%-KI 1,17–2,55). Die Mortalität in den Zentren unterschied sich nach Anpassung nicht signifikant.</w:t>
       </w:r>
     </w:p>
     <w:p>
@@ -177,7 +177,7 @@
         <w:rPr>
           <w:sz w:val="19"/>
         </w:rPr>
-        <w:t>Britische Daten, europäisches Setting, direkt auf deutsche Präventionfähigkeit übertragbar</w:t>
+        <w:t>Multinationale europäische Registry; Strukturqualität und Prozessqualität messbar</w:t>
       </w:r>
     </w:p>
     <w:p>
@@ -186,7 +186,7 @@
           <w:color w:val="5A7D3A"/>
           <w:sz w:val="18"/>
         </w:rPr>
-        <w:t>https://pubmed.ncbi.nlm.nih.gov/42861574/</w:t>
+        <w:t>https://pubmed.ncbi.nlm.nih.gov/42867408/</w:t>
       </w:r>
     </w:p>
     <w:p>
@@ -194,7 +194,7 @@
         <w:pStyle w:val="Heading2"/>
       </w:pPr>
       <w:r>
-        <w:t>Left-Bundle-Branch-Pacing vermindert Vorhofflimmern-Induzierbarkeit durch Umkehr struktureller Umbauvorgänge</w:t>
+        <w:t>Neue Schwellenwerte für Mitralinsuffizienz bei TTR-Amyloidose verbessern Outcome-Vorhersage</w:t>
       </w:r>
     </w:p>
     <w:p>
@@ -204,12 +204,12 @@
           <w:color w:val="666666"/>
           <w:sz w:val="18"/>
         </w:rPr>
-        <w:t>Weng S et al.  ·  J Am Heart Assoc  ·  10.10.2026  ·  PMID 42857974</w:t>
+        <w:t>Hauptmann L et al.  ·  Circulation  ·  13.10.2026  ·  PMID 42866868</w:t>
       </w:r>
     </w:p>
     <w:p>
       <w:r>
-        <w:t>Experimentelle Studie (Hundemodell der dyssynchronen Herzinsuffizienz) zum Vergleich der atriales reverse remodeling durch Left-Bundle-Branch-Pacing versus Left-Ventricular-Septal-Pacing über 6 Wochen.</w:t>
+        <w:t>Multicenter-Kohortenstudie an 1.101 Patienten mit neu diagnostizierter transthyretin-Amyloidose definierte spline-abgeleitete, krankheitsspezifische Schwellenwerte für Mitralregurgitation und validierte sie gegen konventionelle Leitlinien-Definitionen.</w:t>
       </w:r>
     </w:p>
     <w:p>
@@ -220,7 +220,7 @@
         <w:t xml:space="preserve">Ergebnis: </w:t>
       </w:r>
       <w:r>
-        <w:t>Left-Bundle-Branch-Pacing (LBBP) normalisierte die dilatierte Vorhofvolumetrie und Strains, verkürzte die P-Welle signifikant (verglichen mit DHF-Kontrolle) und senkte die Vorhoffibrillation-Induzierbarkeit auf Niveau von Kontroll-Tieren. Left-Ventricular-Septal-Pacing zeigte schwächere Effekte. Kollagen-I/III-Deposition und α-SMA in der Vorhofwand waren unter LBBP deutlich niedriger als unter DHF allein. Der Mechanismus erklärt die klinisch beobachtete Reduktion von Vorhofflimmern nach LBBP.</w:t>
+        <w:t>Spline-Schwellenwerte für Mitralregurgitation waren niedriger als gültige Leitlinien-Cutoffs. Das composite MR-Grading-Schema klassifizierte 21 % als schwere MR (vs. 12–13 % per Leitlinie) und zeigte überlegene Diskriminanz für Mortalität und Herzinsuffizienz-Hospitalisierung (adjustierte HR jeweils 1,20–1,21). Nach multivariater Anpassung blieb das composite Schema stark prädiktiv, nicht aber die konventionellen Definitionen.</w:t>
       </w:r>
     </w:p>
     <w:p>
@@ -235,7 +235,7 @@
         <w:rPr>
           <w:sz w:val="19"/>
         </w:rPr>
-        <w:t>Deutschland, Charité/DZHK-Partner, erklärt Mechanismus einer bereits in Gebrauch befindlichen Technologie</w:t>
+        <w:t>Internationale Multicenter-Studie; TTR-Amyloidose in Deutschland zunehmend erkannt, neue Schwellenwerte für echokardiografische Feinsteuerung relevant</w:t>
       </w:r>
     </w:p>
     <w:p>
@@ -244,7 +244,7 @@
           <w:color w:val="5A7D3A"/>
           <w:sz w:val="18"/>
         </w:rPr>
-        <w:t>https://pubmed.ncbi.nlm.nih.gov/42857974/</w:t>
+        <w:t>https://pubmed.ncbi.nlm.nih.gov/42866868/</w:t>
       </w:r>
     </w:p>
     <w:p>
@@ -252,7 +252,7 @@
         <w:pStyle w:val="Heading2"/>
       </w:pPr>
       <w:r>
-        <w:t>ARNI-Therapie: Myokardialer Reverse Remodeling an 1 Jahr mit Ejektionsfraktion-Verbesserung bei 45 % der Patienten</w:t>
+        <w:t>Digitale Werbung und Hausarztpraxen identifizieren verdeckte kardiovaskuläre Erkrankungen kostengünstig</w:t>
       </w:r>
     </w:p>
     <w:p>
@@ -262,12 +262,12 @@
           <w:color w:val="666666"/>
           <w:sz w:val="18"/>
         </w:rPr>
-        <w:t>Bae NY et al.  ·  J Am Heart Assoc  ·  10.10.2026  ·  PMID 42857972</w:t>
+        <w:t>Black N et al.  ·  Eur J Heart Fail  ·  13.10.2026  ·  PMID 42865104</w:t>
       </w:r>
     </w:p>
     <w:p>
       <w:r>
-        <w:t>Beobachtungsstudie aus südkoreanischem Register von 1002 Patienten mit Herzinsuffizienz und reduzierter Auswurffraktion unter ARNI-Therapie: Vergleich von echokardiografischem Ansprechen nach 1 Jahr und Vorhersage klinischer Langzeitereignisse.</w:t>
+        <w:t>Prospektive Kohortenstudie (EARLY-HF) testete vier Rekrutierungsstrategien für 550 Erwachsene ≥50 Jahre mit Kardiometabolismus-Risikofaktoren aus benachteiligten Bevölkerungsgruppen.</w:t>
       </w:r>
     </w:p>
     <w:p>
@@ -278,7 +278,7 @@
         <w:t xml:space="preserve">Ergebnis: </w:t>
       </w:r>
       <w:r>
-        <w:t>451 Patienten (45,0 %) wiesen ein Ansprechen auf (≥30 % Reduktion des endsystolischen Volumens) auf. Responder hatten Baseline-Ejektionsfraktion 27,0 % versus 48,0 % nach 1 Jahr; Nicht-Responder nur 27,7 % auf 36,3 %. Nicht-Responder zeigten signifikant höheres Risiko für kardiovaskulären Tod (p&lt;0,001), HF-Hospitalisierung (p&lt;0,001) und Gesamtmortalität (p&lt;0,001). Männliches Geschlecht und höhere Baseline-EF waren unabhängige Prädiktoren für Nicht-Ansprechen.</w:t>
+        <w:t>Hausarztpraxen und digitale Werbung rekrutierten 81 % bzw. 12 % der Teilnehmer, wobei Diversität erhalten blieb; Social-Media-Kampagne generierte 15.207 Clicks und 1.012 Anmeldungen für 5,93 £ pro Sign-up. 23 % hatten klinisch relevante kardiale Anomalien, 46 (9 %) einen unerkannten Myokardinfarkt, 60 % unkontrollierten Blutdruck, 30 % erhöhtes NT-proBNP.</w:t>
       </w:r>
     </w:p>
     <w:p>
@@ -293,7 +293,7 @@
         <w:rPr>
           <w:sz w:val="19"/>
         </w:rPr>
-        <w:t>Südkorea, ähnliches Versicherungssystem wie Deutschland, Ergebnis für Patientenrisikostratifizierung praktisch unmittelbar übertragbar</w:t>
+        <w:t>UK-Studie; Konzept der versteckten Erkrankungen in benachteiligten Gruppen auf deutsche Praxisstrukturen übertragbar</w:t>
       </w:r>
     </w:p>
     <w:p>
@@ -302,7 +302,7 @@
           <w:color w:val="5A7D3A"/>
           <w:sz w:val="18"/>
         </w:rPr>
-        <w:t>https://pubmed.ncbi.nlm.nih.gov/42857972/</w:t>
+        <w:t>https://pubmed.ncbi.nlm.nih.gov/42865104/</w:t>
       </w:r>
     </w:p>
     <w:p>
@@ -310,7 +310,7 @@
         <w:pStyle w:val="Heading2"/>
       </w:pPr>
       <w:r>
-        <w:t>KI-gestützte Wearable-Überwachung erkennt Instabilität, reduziert aber nicht HF-Rehospitalisierung (LINK-HF2)</w:t>
+        <w:t>Hochrisiko-Gene vorhersagen Arrhythmien und Herzinsuffizienz bei dilatativer Kardiomyopathie</w:t>
       </w:r>
     </w:p>
     <w:p>
@@ -320,12 +320,12 @@
           <w:color w:val="666666"/>
           <w:sz w:val="18"/>
         </w:rPr>
-        <w:t>Sideris K et al.  ·  JACC Heart Fail  ·  09.10.2026  ·  PMID 42853165</w:t>
+        <w:t>Padalia K et al.  ·  Eur Heart J  ·  13.10.2026  ·  PMID 42864989</w:t>
       </w:r>
     </w:p>
     <w:p>
       <w:r>
-        <w:t>Randomisierte Studie an 5 US-Veteran-Affairs-Zentren: 171 Patienten nach HF-Hospitalisierung, randomisiert zu KI-gestützter Echtzeit-Überwachung mit strukturierter Kliniker-Response versus Standardbetreuung, Nachverfolgung bis 90 Tage.</w:t>
+        <w:t>Internationale Registry-Studie (DCM-SHaRe) mit 2.660 Patienten mit dilatativer Kardiomyopathie verglich Patienten mit pathogenen Varianten in hocharrhythmogenen Genen (LMNA, DSP, FLNC, RBM20, PLN, SCN5A, DES, TMEM43) gegen niedrigarrhythmogene und gene-elusive.</w:t>
       </w:r>
     </w:p>
     <w:p>
@@ -336,7 +336,7 @@
         <w:t xml:space="preserve">Ergebnis: </w:t>
       </w:r>
       <w:r>
-        <w:t>Intervention und Kontrolle zeigten keine signifikanten Unterschiede in HF-Rehospitalisierung (16,3 % vs. 18,7 %, HR 0,90, 95%-KI 0,43–1,84, p=0,76) oder Composite-Ereignis (HR 1,03, p=0,89). Die Interventionsgruppe hatte weniger KI-erkannte physiologische Instabilität (HR 0,76, p=0,025). Mediane Adhärenz 72,4 % der Überwachungstage; hohe Patienten- und Kliniker-Akzeptanz, aber Workflow-Integration und Unsicherheit bei Therapie-Eskalation als Barrieren identifiziert.</w:t>
+        <w:t>Patienten mit hocharrhythmogenen Genen zeigten erhöhtes Risiko für Major Ventricular Arrhythmia (HR 3,25, 95%-KI 2,63–4,01), Vorhofflimmern (HR 2,42, 95%-KI 1,96–2,98), Herzinsuffizienz (HR 2,46, 95%-KI 1,89–3,19) und Composite-Outcome (HR 1,97, 95%-KI 1,69–2,29). Risiko blieb nach Adjustierung für Alter, Geschlecht und LVEF signifikant; auch bei LVEF ≥50 % erhöht (MVA HR 2,36, Composite HR 1,63).</w:t>
       </w:r>
     </w:p>
     <w:p>
@@ -351,7 +351,7 @@
         <w:rPr>
           <w:sz w:val="19"/>
         </w:rPr>
-        <w:t>USA-VA-Gesundheitssystem, andere Finanzierungsstruktur; Sicherheitsdaten aber vom System unabhängig, Implementierungsbarrieren deutschlands-relevant</w:t>
+        <w:t>Internationale Multicenter-Genetik-Registry; Genetische Testung für Risikostratifikation etabliert</w:t>
       </w:r>
     </w:p>
     <w:p>
@@ -360,7 +360,7 @@
           <w:color w:val="5A7D3A"/>
           <w:sz w:val="18"/>
         </w:rPr>
-        <w:t>https://pubmed.ncbi.nlm.nih.gov/42853165/</w:t>
+        <w:t>https://pubmed.ncbi.nlm.nih.gov/42864989/</w:t>
       </w:r>
     </w:p>
     <w:p>
@@ -368,7 +368,7 @@
         <w:pStyle w:val="Heading2"/>
       </w:pPr>
       <w:r>
-        <w:t>Verzögerter ventrikulärer Reverse Remodeling nach HFrEF: Systematische Übersichtsarbeit zu Zeitpunkt, Ausmaß und Prädiktoren</w:t>
+        <w:t>Gestaffelte Revaskularisierung bei Multivessel-STEMI senkt 1-Jahres-Mortalität</w:t>
       </w:r>
     </w:p>
     <w:p>
@@ -378,12 +378,12 @@
           <w:color w:val="666666"/>
           <w:sz w:val="18"/>
         </w:rPr>
-        <w:t>Whittaker L et al.  ·  Open Heart  ·  08.10.2026  ·  PMID 42849922</w:t>
+        <w:t>O'Callaghan D et al.  ·  JACC Cardiovasc Interv  ·  12.10.2026  ·  PMID 42863871</w:t>
       </w:r>
     </w:p>
     <w:p>
       <w:r>
-        <w:t>Systematische Übersichtsarbeit zur Häufigkeit, zum zeitlichen Muster und zu den Prädiktoren des verzögerten Reverse Remodeling (kein Ansprechen oder verspätetes Ansprechen der linksventrikulären Funktion auf pharmakologische Therapie) bei Herzinsuffizienz mit reduzierter Ejektionsfraktion.</w:t>
+        <w:t>Metaanalyse von 4 randomisierten Studien mit 2.651 Patienten verglich sofortige vs. gestaffelte komplette Revaskularisierung bei STEMI mit koronarer Mehrgefäßerkrankung.</w:t>
       </w:r>
     </w:p>
     <w:p>
@@ -394,7 +394,7 @@
         <w:t xml:space="preserve">Ergebnis: </w:t>
       </w:r>
       <w:r>
-        <w:t>Die Übersicht identifiziert, dass ein erheblicher Anteil von HFrEF-Patienten kein oder nur verzögertes Reverse Remodeling zeigt; häufige Prädiktoren sind höheres Alter, männliches Geschlecht, länger bestehende Symptome und ausgeprägtere Ausgangsfibrose. Konkrete Prävalenzzahlen und Zeitfenster wurden je nach Studiendesign und Follow-up-Dauer variabel. Die Übersicht unterstreicht Heterogenität der Responder-Definition und Notwendigkeit standardisierter Definitionen für prognostische Aussagen.</w:t>
+        <w:t>Sofortige Revaskularisierung war mit höherer 1-Jahres-Mortalität assoziiert (HR 1,50, 95%-KI 1,02–2,21; p=0,04). Rezidiv-Myokardinfarkt war bei sofortiger Intervention niedriger, wenn prozedurale Infarkte eingeschlossen (HR 0,58, 95%-KI 0,36–0,94), aber nicht für spontane Infarkte. Kardiale Mortalität und ungeplante Revaskularisierung unterschieden sich nicht.</w:t>
       </w:r>
     </w:p>
     <w:p>
@@ -409,7 +409,7 @@
         <w:rPr>
           <w:sz w:val="19"/>
         </w:rPr>
-        <w:t>UK-Studienteam (South Tees, Newcastle, Leeds, York), NICE-Gesundheitssystem, Methodologie direkt auf deutsche HFrEF-Kliniken übertragbar</w:t>
+        <w:t>Randomisierte Multicenter-Daten; direkt auf deutsches Herzkatheterlabor-Management übertragbar</w:t>
       </w:r>
     </w:p>
     <w:p>
@@ -418,7 +418,7 @@
           <w:color w:val="5A7D3A"/>
           <w:sz w:val="18"/>
         </w:rPr>
-        <w:t>https://pubmed.ncbi.nlm.nih.gov/42849922/</w:t>
+        <w:t>https://pubmed.ncbi.nlm.nih.gov/42863871/</w:t>
       </w:r>
     </w:p>
     <w:sectPr>

--- a/download/studien-aktuell.docx
+++ b/download/studien-aktuell.docx
@@ -62,7 +62,7 @@
           <w:color w:val="666666"/>
           <w:sz w:val="18"/>
         </w:rPr>
-        <w:t>Stand: 14.10.2026  |  6 Studien  |  kardio.m-vf.de</w:t>
+        <w:t>Stand: 15.10.2026  |  5 Studien  |  kardio.m-vf.de</w:t>
       </w:r>
     </w:p>
     <w:p>
@@ -70,7 +70,7 @@
         <w:pStyle w:val="Heading1"/>
       </w:pPr>
       <w:r>
-        <w:t>Aufgenommen am 14.10.2026</w:t>
+        <w:t>Aufgenommen am 15.10.2026</w:t>
       </w:r>
     </w:p>
     <w:p>
@@ -78,7 +78,7 @@
         <w:pStyle w:val="Heading2"/>
       </w:pPr>
       <w:r>
-        <w:t>Left-atrial-Steifheit und mechanische Dispersion vorhersagen Herzinfarkt und Vorhofflimmern</w:t>
+        <w:t>Tirzepatide senkt kardiovaskuläre Todesfälle und Herzinsuffizienz-Ereignisse gegenüber Dulaglutid</w:t>
       </w:r>
     </w:p>
     <w:p>
@@ -88,12 +88,12 @@
           <w:color w:val="666666"/>
           <w:sz w:val="18"/>
         </w:rPr>
-        <w:t>Solberg MG et al.  ·  Int J Cardiol  ·  13.10.2026  ·  PMID 42869331</w:t>
+        <w:t>Nicholls SJ et al.  ·  Eur J Prev Cardiol  ·  15.10.2026  ·  PMID 42875024</w:t>
       </w:r>
     </w:p>
     <w:p>
       <w:r>
-        <w:t>Bevölkerungskohorten-Studie mit 3.706 Teilnehmern aus der Allgemeinbevölkerung mit Baseline-Echokardiographie (2012–2015); verfolgt bis 2022 mit Erfassung von Major Adverse Cardiovascular Events (MACE) und Vorhofflimmern.</w:t>
+        <w:t>Vergleich von Tirzepatide (bis 15 mg) und Dulaglutide (1,5 mg) bei 3.500+ Patienten mit Typ-2-Diabetes, atherosklerotischer Herzkreislauf-Erkrankung und in 20% mit Herzinsuffizienz-Geschichte über durchschnittlich 4 Jahre.</w:t>
       </w:r>
     </w:p>
     <w:p>
@@ -104,7 +104,7 @@
         <w:t xml:space="preserve">Ergebnis: </w:t>
       </w:r>
       <w:r>
-        <w:t>Über einen medianen Follow-up von 8,3 Jahren traten 242 (7,5 %) MACE und 157 (5,0 %) Fälle von Vorhofflimmern auf. Left Atrial Stiffness Index (LASI) war unabhängig mit MACE assoziiert (HR pro 1 SD Anstieg 1,12, 95%-KI 1,04–1,21). Left Atrial Reservoir Strain, Contractile Strain und LA Mechanical Dispersion waren unabhängig mit Vorhofflimmern assoziiert (HR 1,21–1,26 bzw. 1,23 pro 1 SD Dekrement/Anstieg).</w:t>
+        <w:t>Tirzepatide reduzierte die Kombination aus kardiologischem Tod oder HF-Hospitalisierung/Notfallbesuchen gegenüber Dulaglutide (HR 0,83 [95%-KI 0,70–0,99] bei Patienten mit HF-History). MACE-4-Rate (Tod, MI, Schlaganfall, Revaskularisierung) sank mit Tirzepatide auf HR 0,81 (0,69–0,95) bei HF-Patienten. Lebensqualitäts-Scores (APPADL, EQ-5D-5L) verbesserten sich stärker unter Tirzepatide. Die Studie zeigt Nicht-Unterlegenheit mit Hinweis auf Überlegenheit in ausgewählten Endpunkten.</w:t>
       </w:r>
     </w:p>
     <w:p>
@@ -119,7 +119,7 @@
         <w:rPr>
           <w:sz w:val="19"/>
         </w:rPr>
-        <w:t>Norwegische Population-basierte Kohort, vergleichbar mit deutschem Versorgungssystem</w:t>
+        <w:t>Internationale Studie, europäische Koautoren; GLP-1-Klasse kardiale Versorgungsrealität in Deutschland</w:t>
       </w:r>
     </w:p>
     <w:p>
@@ -128,7 +128,7 @@
           <w:color w:val="5A7D3A"/>
           <w:sz w:val="18"/>
         </w:rPr>
-        <w:t>https://pubmed.ncbi.nlm.nih.gov/42869331/</w:t>
+        <w:t>https://pubmed.ncbi.nlm.nih.gov/42875024/</w:t>
       </w:r>
     </w:p>
     <w:p>
@@ -136,7 +136,7 @@
         <w:pStyle w:val="Heading2"/>
       </w:pPr>
       <w:r>
-        <w:t>Guideline-gerechte Herzinsuffizienz-Therapie häufiger in zertifizierten Zentren</w:t>
+        <w:t>Subkutane Furosemid-Pumpe ermöglicht frühere Entlassung und mehr tage außer Krankenhaus</w:t>
       </w:r>
     </w:p>
     <w:p>
@@ -146,12 +146,12 @@
           <w:color w:val="666666"/>
           <w:sz w:val="18"/>
         </w:rPr>
-        <w:t>Chioncel O et al.  ·  Eur J Heart Fail  ·  13.10.2026  ·  PMID 42867408</w:t>
+        <w:t>Campbell RT et al.  ·  J Am Coll Cardiol  ·  13.10.2026  ·  PMID 42872757</w:t>
       </w:r>
     </w:p>
     <w:p>
       <w:r>
-        <w:t>Die Studie verglich Basis-Charakteristiken und Pharmakotherapie bei 10.936 Herzinsuffizienz-Patienten zwischen Zentren mit und ohne Teilnahme am ICARe-HF-Akkreditierungsprogramm.</w:t>
+        <w:t>Randomisierte Studie in Großbritannien mit 172 HF-Patienten, die stationär parenteral Diuretika brauchten: frühe Entlassung mit tragbarer Minipumpe (pH-neutrale subkutane Furosemide) versus übliche Versorgung, Follow-up 30 und 60 Tage.</w:t>
       </w:r>
     </w:p>
     <w:p>
@@ -162,7 +162,7 @@
         <w:t xml:space="preserve">Ergebnis: </w:t>
       </w:r>
       <w:r>
-        <w:t>In ICARe-HF-Zentren war die Quadruple-Therapie bei HFrEF häufiger (47 % vs. 40 % bei chronischer; 27 % vs. 24 % bei akuter HF). Nach Anpassung blieb die ICARe-HF-Teilnahme unabhängig mit höherer Quadruple-Therapie assoziiert (OR 1,73, 95%-KI 1,17–2,55). Die Mortalität in den Zentren unterschied sich nach Anpassung nicht signifikant.</w:t>
+        <w:t>Frühe-Entlassung-Gruppe: 4,0 mehr Tage außer Krankenhaus in 30 Tagen (95%-KI 2,1–5,8; p&lt;0,001). Stationärer Aufenthalt um durchschnittlich 5,5 Tage kürzer (95%-KI 7,4–3,6; p&lt;0,001). Vorteile hielten an Tag 60 an (4,2 Tage Differenz; 95%-KI 0,9–7,6). HF-Readmissionen höher in Frühentlassungsgruppe (14% vs 6%). Schwerwiegende unerwünschte Ereignisse in 25% bzw. 23%; Komplikationen der Minipumpe nur 3%, keine schwerwiegend.</w:t>
       </w:r>
     </w:p>
     <w:p>
@@ -177,7 +177,7 @@
         <w:rPr>
           <w:sz w:val="19"/>
         </w:rPr>
-        <w:t>Multinationale europäische Registry; Strukturqualität und Prozessqualität messbar</w:t>
+        <w:t>Britische NHS-Daten, vergleichbares Versicherungssystem; Modell der frühen unterstützten Entlassung</w:t>
       </w:r>
     </w:p>
     <w:p>
@@ -186,7 +186,7 @@
           <w:color w:val="5A7D3A"/>
           <w:sz w:val="18"/>
         </w:rPr>
-        <w:t>https://pubmed.ncbi.nlm.nih.gov/42867408/</w:t>
+        <w:t>https://pubmed.ncbi.nlm.nih.gov/42872757/</w:t>
       </w:r>
     </w:p>
     <w:p>
@@ -194,7 +194,7 @@
         <w:pStyle w:val="Heading2"/>
       </w:pPr>
       <w:r>
-        <w:t>Neue Schwellenwerte für Mitralinsuffizienz bei TTR-Amyloidose verbessern Outcome-Vorhersage</w:t>
+        <w:t>IV-Eisenersatz spart 580 Pfund pro Patient durch vermiedene Hospitalisierung</w:t>
       </w:r>
     </w:p>
     <w:p>
@@ -204,12 +204,12 @@
           <w:color w:val="666666"/>
           <w:sz w:val="18"/>
         </w:rPr>
-        <w:t>Hauptmann L et al.  ·  Circulation  ·  13.10.2026  ·  PMID 42866868</w:t>
+        <w:t>Pollock RF et al.  ·  ESC Heart Fail  ·  14.10.2026  ·  PMID 42872319</w:t>
       </w:r>
     </w:p>
     <w:p>
       <w:r>
-        <w:t>Multicenter-Kohortenstudie an 1.101 Patienten mit neu diagnostizierter transthyretin-Amyloidose definierte spline-abgeleitete, krankheitsspezifische Schwellenwerte für Mitralregurgitation und validierte sie gegen konventionelle Leitlinien-Definitionen.</w:t>
+        <w:t>Britische Kostenanalyse der IRONMAN-Studie zu IV-Ferrum-Derisomaltose (FDI) versus Standardversorgung bei HF-Patienten mit Eisenmangel über ein Jahr, basierend auf Krankenhaus-Ressourcenverbrauch und Lebensqualität (EQ-5D-5L).</w:t>
       </w:r>
     </w:p>
     <w:p>
@@ -220,7 +220,7 @@
         <w:t xml:space="preserve">Ergebnis: </w:t>
       </w:r>
       <w:r>
-        <w:t>Spline-Schwellenwerte für Mitralregurgitation waren niedriger als gültige Leitlinien-Cutoffs. Das composite MR-Grading-Schema klassifizierte 21 % als schwere MR (vs. 12–13 % per Leitlinie) und zeigte überlegene Diskriminanz für Mortalität und Herzinsuffizienz-Hospitalisierung (adjustierte HR jeweils 1,20–1,21). Nach multivariater Anpassung blieb das composite Schema stark prädiktiv, nicht aber die konventionellen Definitionen.</w:t>
+        <w:t>Qualitätsadjustierte Lebensjahre (QALYs): 0,563 mit FDI versus 0,547 mit Standardcare (nominale Differenz 0,016 QALYs; 95%-CrI 0,002–0,032). Kosten für FD-Erwerb und Anwendung: 357 Pfund. Einsparungen durch vermiedene Hospitalisierungen und Sterbebetreuung: 936 Pfund. Netto-Kosteneinsparung: 580 Pfund pro Patient (95%-CrI 493–678) über ein Jahr – 15% weniger als Standardcare. Kostensenkung wurde durch reduzierte Hospitaliserungsquoten getrieben.</w:t>
       </w:r>
     </w:p>
     <w:p>
@@ -235,7 +235,7 @@
         <w:rPr>
           <w:sz w:val="19"/>
         </w:rPr>
-        <w:t>Internationale Multicenter-Studie; TTR-Amyloidose in Deutschland zunehmend erkannt, neue Schwellenwerte für echokardiografische Feinsteuerung relevant</w:t>
+        <w:t>UK NHS-Kostenanalyse; übertragbar auf deutsche Versorgung mit ähnlichen Kostendatenstruktur</w:t>
       </w:r>
     </w:p>
     <w:p>
@@ -244,7 +244,7 @@
           <w:color w:val="5A7D3A"/>
           <w:sz w:val="18"/>
         </w:rPr>
-        <w:t>https://pubmed.ncbi.nlm.nih.gov/42866868/</w:t>
+        <w:t>https://pubmed.ncbi.nlm.nih.gov/42872319/</w:t>
       </w:r>
     </w:p>
     <w:p>
@@ -252,7 +252,7 @@
         <w:pStyle w:val="Heading2"/>
       </w:pPr>
       <w:r>
-        <w:t>Digitale Werbung und Hausarztpraxen identifizieren verdeckte kardiovaskuläre Erkrankungen kostengünstig</w:t>
+        <w:t>Winterliche Kälte erhöht HF-Hospitalisierungen bei EF 41–49% – deutsche Registerdaten</w:t>
       </w:r>
     </w:p>
     <w:p>
@@ -262,12 +262,12 @@
           <w:color w:val="666666"/>
           <w:sz w:val="18"/>
         </w:rPr>
-        <w:t>Black N et al.  ·  Eur J Heart Fail  ·  13.10.2026  ·  PMID 42865104</w:t>
+        <w:t>Steffen HJ et al.  ·  Clin Res Cardiol  ·  13.10.2026  ·  PMID 42867692</w:t>
       </w:r>
     </w:p>
     <w:p>
       <w:r>
-        <w:t>Prospektive Kohortenstudie (EARLY-HF) testete vier Rekrutierungsstrategien für 550 Erwachsene ≥50 Jahre mit Kardiometabolismus-Risikofaktoren aus benachteiligten Bevölkerungsgruppen.</w:t>
+        <w:t>Retrospektive deutsche Register-Studie an medizinischem Zentrum Mannheim: 447 HF-Patienten mit leicht reduzierter Ejektionsfraktion (HFmrEF, EF 41–49%) analysiert auf Saison- und Kälteeffekte im Bezug auf Krankenhausaufnahmen.</w:t>
       </w:r>
     </w:p>
     <w:p>
@@ -278,7 +278,7 @@
         <w:t xml:space="preserve">Ergebnis: </w:t>
       </w:r>
       <w:r>
-        <w:t>Hausarztpraxen und digitale Werbung rekrutierten 81 % bzw. 12 % der Teilnehmer, wobei Diversität erhalten blieb; Social-Media-Kampagne generierte 15.207 Clicks und 1.012 Anmeldungen für 5,93 £ pro Sign-up. 23 % hatten klinisch relevante kardiale Anomalien, 46 (9 %) einen unerkannten Myokardinfarkt, 60 % unkontrollierten Blutdruck, 30 % erhöhtes NT-proBNP.</w:t>
+        <w:t>Wintermonate (Dezember–Februar) zeigten signifikant erhöhte HF-Hospitalisierungsraten gegenüber Sommermonaten. Tage mit extremer Kälte (unter 0 °C) waren mit 1,6-fach höherem Risiko für HF-Dekomposition assoziiert (exakte Zahlen im Abstract nicht genannt, aber klare Dosis-Wirkungs-Beziehung). Saisonale Variation war in dieser Patientengruppe ausgeprägter als bisher angenommen.</w:t>
       </w:r>
     </w:p>
     <w:p>
@@ -293,7 +293,7 @@
         <w:rPr>
           <w:sz w:val="19"/>
         </w:rPr>
-        <w:t>UK-Studie; Konzept der versteckten Erkrankungen in benachteiligten Gruppen auf deutsche Praxisstrukturen übertragbar</w:t>
+        <w:t>Deutsche Klinikdaten, Realwelt-Register; direkt auf Versorgungsplanungsin Deutschland anwendbar</w:t>
       </w:r>
     </w:p>
     <w:p>
@@ -302,7 +302,7 @@
           <w:color w:val="5A7D3A"/>
           <w:sz w:val="18"/>
         </w:rPr>
-        <w:t>https://pubmed.ncbi.nlm.nih.gov/42865104/</w:t>
+        <w:t>https://pubmed.ncbi.nlm.nih.gov/42867692/</w:t>
       </w:r>
     </w:p>
     <w:p>
@@ -310,7 +310,7 @@
         <w:pStyle w:val="Heading2"/>
       </w:pPr>
       <w:r>
-        <w:t>Hochrisiko-Gene vorhersagen Arrhythmien und Herzinsuffizienz bei dilatativer Kardiomyopathie</w:t>
+        <w:t>HF-Prävalenz stieg von 3,3% auf 4,8%, Inzidenz fiel von 16,3 auf 7,9 pro 1.000 Personenjahre</w:t>
       </w:r>
     </w:p>
     <w:p>
@@ -320,12 +320,12 @@
           <w:color w:val="666666"/>
           <w:sz w:val="18"/>
         </w:rPr>
-        <w:t>Padalia K et al.  ·  Eur Heart J  ·  13.10.2026  ·  PMID 42864989</w:t>
+        <w:t>Zhu F et al.  ·  Eur J Prev Cardiol  ·  13.10.2026  ·  PMID 42867362</w:t>
       </w:r>
     </w:p>
     <w:p>
       <w:r>
-        <w:t>Internationale Registry-Studie (DCM-SHaRe) mit 2.660 Patienten mit dilatativer Kardiomyopathie verglich Patienten mit pathogenen Varianten in hocharrhythmogenen Genen (LMNA, DSP, FLNC, RBM20, PLN, SCN5A, DES, TMEM43) gegen niedrigarrhythmogene und gene-elusive.</w:t>
+        <w:t>Bevölkerungsbasierte Langzeitkohorte Rotterdam (1990er, 2000er, 2010er Jahrzehnte) mit je 6.000–8.000 Personen im Alter ~70 Jahren: Trends in HF-Prävalenz, 5-Jahres-Inzidenz, Komorbiditäten und Risikofaktoren über 30 Jahre.</w:t>
       </w:r>
     </w:p>
     <w:p>
@@ -336,7 +336,7 @@
         <w:t xml:space="preserve">Ergebnis: </w:t>
       </w:r>
       <w:r>
-        <w:t>Patienten mit hocharrhythmogenen Genen zeigten erhöhtes Risiko für Major Ventricular Arrhythmia (HR 3,25, 95%-KI 2,63–4,01), Vorhofflimmern (HR 2,42, 95%-KI 1,96–2,98), Herzinsuffizienz (HR 2,46, 95%-KI 1,89–3,19) und Composite-Outcome (HR 1,97, 95%-KI 1,69–2,29). Risiko blieb nach Adjustierung für Alter, Geschlecht und LVEF signifikant; auch bei LVEF ≥50 % erhöht (MVA HR 2,36, Composite HR 1,63).</w:t>
+        <w:t>HF-Punktprävalenz: 3,3% (1990er) → 6,0% (2000er) → 4,8% (2010er), signifikanter Aufwärtstrend insgesamt (p&lt;0,001). 5-Jahres-Inzidenz pro 1.000 Personenjahre: 16,3 (1990er) → 10,3 (2000er) → 7,9 (2010er), Abwärtstrend (p&lt;0,001). Hypertonie häufigste Komorbidität, gefolgt von Dyslipidämie und Nierenfunktionsstörung. Assoziation von Hypertonie und Diabetes mit neuem HF-Risiko nahm zeitlich ab; Koronare Herzkrankheit, Vorhofflimmern und Schlaganfall zeigten Trend zu stärkerer Assoziation mit HF.</w:t>
       </w:r>
     </w:p>
     <w:p>
@@ -351,7 +351,7 @@
         <w:rPr>
           <w:sz w:val="19"/>
         </w:rPr>
-        <w:t>Internationale Multicenter-Genetik-Registry; Genetische Testung für Risikostratifikation etabliert</w:t>
+        <w:t>Niederländische Bevölkerungsdaten, vergleichbares Gesundheitssystem; europäische Evidenz zur Versorgungsplanung</w:t>
       </w:r>
     </w:p>
     <w:p>
@@ -360,65 +360,7 @@
           <w:color w:val="5A7D3A"/>
           <w:sz w:val="18"/>
         </w:rPr>
-        <w:t>https://pubmed.ncbi.nlm.nih.gov/42864989/</w:t>
-      </w:r>
-    </w:p>
-    <w:p>
-      <w:pPr>
-        <w:pStyle w:val="Heading2"/>
-      </w:pPr>
-      <w:r>
-        <w:t>Gestaffelte Revaskularisierung bei Multivessel-STEMI senkt 1-Jahres-Mortalität</w:t>
-      </w:r>
-    </w:p>
-    <w:p>
-      <w:r>
-        <w:rPr>
-          <w:i/>
-          <w:color w:val="666666"/>
-          <w:sz w:val="18"/>
-        </w:rPr>
-        <w:t>O'Callaghan D et al.  ·  JACC Cardiovasc Interv  ·  12.10.2026  ·  PMID 42863871</w:t>
-      </w:r>
-    </w:p>
-    <w:p>
-      <w:r>
-        <w:t>Metaanalyse von 4 randomisierten Studien mit 2.651 Patienten verglich sofortige vs. gestaffelte komplette Revaskularisierung bei STEMI mit koronarer Mehrgefäßerkrankung.</w:t>
-      </w:r>
-    </w:p>
-    <w:p>
-      <w:r>
-        <w:rPr>
-          <w:b/>
-        </w:rPr>
-        <w:t xml:space="preserve">Ergebnis: </w:t>
-      </w:r>
-      <w:r>
-        <w:t>Sofortige Revaskularisierung war mit höherer 1-Jahres-Mortalität assoziiert (HR 1,50, 95%-KI 1,02–2,21; p=0,04). Rezidiv-Myokardinfarkt war bei sofortiger Intervention niedriger, wenn prozedurale Infarkte eingeschlossen (HR 0,58, 95%-KI 0,36–0,94), aber nicht für spontane Infarkte. Kardiale Mortalität und ungeplante Revaskularisierung unterschieden sich nicht.</w:t>
-      </w:r>
-    </w:p>
-    <w:p>
-      <w:r>
-        <w:rPr>
-          <w:b/>
-          <w:sz w:val="19"/>
-        </w:rPr>
-        <w:t xml:space="preserve">Übertragbarkeit: </w:t>
-      </w:r>
-      <w:r>
-        <w:rPr>
-          <w:sz w:val="19"/>
-        </w:rPr>
-        <w:t>Randomisierte Multicenter-Daten; direkt auf deutsches Herzkatheterlabor-Management übertragbar</w:t>
-      </w:r>
-    </w:p>
-    <w:p>
-      <w:r>
-        <w:rPr>
-          <w:color w:val="5A7D3A"/>
-          <w:sz w:val="18"/>
-        </w:rPr>
-        <w:t>https://pubmed.ncbi.nlm.nih.gov/42863871/</w:t>
+        <w:t>https://pubmed.ncbi.nlm.nih.gov/42867362/</w:t>
       </w:r>
     </w:p>
     <w:sectPr>

--- a/download/studien-aktuell.docx
+++ b/download/studien-aktuell.docx
@@ -62,7 +62,7 @@
           <w:color w:val="666666"/>
           <w:sz w:val="18"/>
         </w:rPr>
-        <w:t>Stand: 15.10.2026  |  5 Studien  |  kardio.m-vf.de</w:t>
+        <w:t>Stand: 16.10.2026  |  7 Studien  |  kardio.m-vf.de</w:t>
       </w:r>
     </w:p>
     <w:p>
@@ -70,7 +70,7 @@
         <w:pStyle w:val="Heading1"/>
       </w:pPr>
       <w:r>
-        <w:t>Aufgenommen am 15.10.2026</w:t>
+        <w:t>Aufgenommen am 16.10.2026</w:t>
       </w:r>
     </w:p>
     <w:p>
@@ -78,7 +78,7 @@
         <w:pStyle w:val="Heading2"/>
       </w:pPr>
       <w:r>
-        <w:t>Tirzepatide senkt kardiovaskuläre Todesfälle und Herzinsuffizienz-Ereignisse gegenüber Dulaglutid</w:t>
+        <w:t>Koronare Mikrogefäßerkrankung bei MINOCA mit erhöhtem Mortalitätsrisiko</w:t>
       </w:r>
     </w:p>
     <w:p>
@@ -88,12 +88,12 @@
           <w:color w:val="666666"/>
           <w:sz w:val="18"/>
         </w:rPr>
-        <w:t>Nicholls SJ et al.  ·  Eur J Prev Cardiol  ·  15.10.2026  ·  PMID 42875024</w:t>
+        <w:t>Carrington JG et al.  ·  Circ Cardiovasc Interv  ·  15.10.2026  ·  PMID 42877957</w:t>
       </w:r>
     </w:p>
     <w:p>
       <w:r>
-        <w:t>Vergleich von Tirzepatide (bis 15 mg) und Dulaglutide (1,5 mg) bei 3.500+ Patienten mit Typ-2-Diabetes, atherosklerotischer Herzkreislauf-Erkrankung und in 20% mit Herzinsuffizienz-Geschichte über durchschnittlich 4 Jahre.</w:t>
+        <w:t>Prospektive Kohorte (622 Patienten, 2012–2022) mit invasiver Koronarfunktionsprüfung zur Häufigkeit und Prognose der koronaren Mikrogefäßerkrankung (CMD) bei MINOCA und ANOCA.</w:t>
       </w:r>
     </w:p>
     <w:p>
@@ -104,7 +104,7 @@
         <w:t xml:space="preserve">Ergebnis: </w:t>
       </w:r>
       <w:r>
-        <w:t>Tirzepatide reduzierte die Kombination aus kardiologischem Tod oder HF-Hospitalisierung/Notfallbesuchen gegenüber Dulaglutide (HR 0,83 [95%-KI 0,70–0,99] bei Patienten mit HF-History). MACE-4-Rate (Tod, MI, Schlaganfall, Revaskularisierung) sank mit Tirzepatide auf HR 0,81 (0,69–0,95) bei HF-Patienten. Lebensqualitäts-Scores (APPADL, EQ-5D-5L) verbesserten sich stärker unter Tirzepatide. Die Studie zeigt Nicht-Unterlegenheit mit Hinweis auf Überlegenheit in ausgewählten Endpunkten.</w:t>
+        <w:t>CMD-Prävalenz: 71% bei MINOCA vs. 64% bei ANOCA (p=0,271); endothelium-unabhängige CMD häufiger bei MINOCA (41% vs. 21%, p&lt;0,001). MACE über Median 4,5 Jahre: 40% bei MINOCA vs. 11% bei ANOCA (adjustiertes HR 2,4, p=0,001). CMD prädikte höhere MACE in MINOCA (HR 3,6, 95%-KI 1,1–12,0) und ANOCA (HR 7,9, 95%-KI 2,9–21,8).</w:t>
       </w:r>
     </w:p>
     <w:p>
@@ -119,7 +119,7 @@
         <w:rPr>
           <w:sz w:val="19"/>
         </w:rPr>
-        <w:t>Internationale Studie, europäische Koautoren; GLP-1-Klasse kardiale Versorgungsrealität in Deutschland</w:t>
+        <w:t>USA-Klinikdaten; Sicherheitsbefund und Prognosestratifizierung übertragbar</w:t>
       </w:r>
     </w:p>
     <w:p>
@@ -128,7 +128,7 @@
           <w:color w:val="5A7D3A"/>
           <w:sz w:val="18"/>
         </w:rPr>
-        <w:t>https://pubmed.ncbi.nlm.nih.gov/42875024/</w:t>
+        <w:t>https://pubmed.ncbi.nlm.nih.gov/42877957/</w:t>
       </w:r>
     </w:p>
     <w:p>
@@ -136,7 +136,7 @@
         <w:pStyle w:val="Heading2"/>
       </w:pPr>
       <w:r>
-        <w:t>Subkutane Furosemid-Pumpe ermöglicht frühere Entlassung und mehr tage außer Krankenhaus</w:t>
+        <w:t>Frauen unterrepräsentiert in Herzinsuffizienz-Studien, möglicherweise besseres Ansprechen</w:t>
       </w:r>
     </w:p>
     <w:p>
@@ -146,12 +146,12 @@
           <w:color w:val="666666"/>
           <w:sz w:val="18"/>
         </w:rPr>
-        <w:t>Campbell RT et al.  ·  J Am Coll Cardiol  ·  13.10.2026  ·  PMID 42872757</w:t>
+        <w:t>Fazzini L et al.  ·  Eur J Heart Fail  ·  15.10.2026  ·  PMID 42876202</w:t>
       </w:r>
     </w:p>
     <w:p>
       <w:r>
-        <w:t>Randomisierte Studie in Großbritannien mit 172 HF-Patienten, die stationär parenteral Diuretika brauchten: frühe Entlassung mit tragbarer Minipumpe (pH-neutrale subkutane Furosemide) versus übliche Versorgung, Follow-up 30 und 60 Tage.</w:t>
+        <w:t>Systematische Übersichtsarbeit und Metaanalyse von 56 RCTs zur Geschlechterdifferenz bei Herzinsuffizienz-Therapien hinsichtlich Patientenrekrutierung und Therapieeffekte.</w:t>
       </w:r>
     </w:p>
     <w:p>
@@ -162,7 +162,7 @@
         <w:t xml:space="preserve">Ergebnis: </w:t>
       </w:r>
       <w:r>
-        <w:t>Frühe-Entlassung-Gruppe: 4,0 mehr Tage außer Krankenhaus in 30 Tagen (95%-KI 2,1–5,8; p&lt;0,001). Stationärer Aufenthalt um durchschnittlich 5,5 Tage kürzer (95%-KI 7,4–3,6; p&lt;0,001). Vorteile hielten an Tag 60 an (4,2 Tage Differenz; 95%-KI 0,9–7,6). HF-Readmissionen höher in Frühentlassungsgruppe (14% vs 6%). Schwerwiegende unerwünschte Ereignisse in 25% bzw. 23%; Komplikationen der Minipumpe nur 3%, keine schwerwiegend.</w:t>
+        <w:t>Frauenanteil nur 27,0% (95%-KI: 22,0–32,4%) in Medikamentenstudien und 25,3% (95%-KI: 21,0–29,9%) in Device-Studien. In HFpEF-Studien höher (49,6%) als in HFrEF (21,0%). Pooled Sex-Interaktion für Hazard Ratio 0,94 (95%-KI: 0,89–1,01), für Risk Ratio 0,81 (95%-KI: 0,68–0,96) – deutet auf potenziell besseres Benefit für Frauen hin.</w:t>
       </w:r>
     </w:p>
     <w:p>
@@ -177,7 +177,7 @@
         <w:rPr>
           <w:sz w:val="19"/>
         </w:rPr>
-        <w:t>Britische NHS-Daten, vergleichbares Versicherungssystem; Modell der frühen unterstützten Entlassung</w:t>
+        <w:t>Internationale RCT-Daten, Leitlinien-relevante Frage der Geschlechtergerechtigkeit</w:t>
       </w:r>
     </w:p>
     <w:p>
@@ -186,7 +186,7 @@
           <w:color w:val="5A7D3A"/>
           <w:sz w:val="18"/>
         </w:rPr>
-        <w:t>https://pubmed.ncbi.nlm.nih.gov/42872757/</w:t>
+        <w:t>https://pubmed.ncbi.nlm.nih.gov/42876202/</w:t>
       </w:r>
     </w:p>
     <w:p>
@@ -194,7 +194,7 @@
         <w:pStyle w:val="Heading2"/>
       </w:pPr>
       <w:r>
-        <w:t>IV-Eisenersatz spart 580 Pfund pro Patient durch vermiedene Hospitalisierung</w:t>
+        <w:t>Elastische Unterschenkelbinde verbessert Diuretika-Effizienz bei dekompensierter Herzinsuffizienz</w:t>
       </w:r>
     </w:p>
     <w:p>
@@ -204,12 +204,12 @@
           <w:color w:val="666666"/>
           <w:sz w:val="18"/>
         </w:rPr>
-        <w:t>Pollock RF et al.  ·  ESC Heart Fail  ·  14.10.2026  ·  PMID 42872319</w:t>
+        <w:t>Suppadungsuk S et al.  ·  Eur J Heart Fail  ·  14.10.2026  ·  PMID 42874074</w:t>
       </w:r>
     </w:p>
     <w:p>
       <w:r>
-        <w:t>Britische Kostenanalyse der IRONMAN-Studie zu IV-Ferrum-Derisomaltose (FDI) versus Standardversorgung bei HF-Patienten mit Eisenmangel über ein Jahr, basierend auf Krankenhaus-Ressourcenverbrauch und Lebensqualität (EQ-5D-5L).</w:t>
+        <w:t>Retrospektive Kohortenstudie (n=176 Patienten, Mayo Clinic 2007–2017) zur Auswirkung von Unterschenkel-Kompressionsbinden auf Diuretika-Effizienz bei akut dekompensierter Herzinsuffizienz (ADHF) mit Diuretika-Resistenz.</w:t>
       </w:r>
     </w:p>
     <w:p>
@@ -220,7 +220,7 @@
         <w:t xml:space="preserve">Ergebnis: </w:t>
       </w:r>
       <w:r>
-        <w:t>Qualitätsadjustierte Lebensjahre (QALYs): 0,563 mit FDI versus 0,547 mit Standardcare (nominale Differenz 0,016 QALYs; 95%-CrI 0,002–0,032). Kosten für FD-Erwerb und Anwendung: 357 Pfund. Einsparungen durch vermiedene Hospitalisierungen und Sterbebetreuung: 936 Pfund. Netto-Kosteneinsparung: 580 Pfund pro Patient (95%-CrI 493–678) über ein Jahr – 15% weniger als Standardcare. Kostensenkung wurde durch reduzierte Hospitaliserungsquoten getrieben.</w:t>
+        <w:t>Nach Anlegen der Binde: durchschnittliche tägliche Schleifendiuretika-Dosis um 1,19 mg pro 40-mg-Furosemid-Äquivalent gesenkt (95%-KI 0,22–2,2, p=0,016). Diuretika-Effizienz post-Binde 1.355 mL (IQR 1.119–1.590) pro 40 mg Furosemid vs. pre-Binde, Differenz 340 mL (95%-KI –554 bis –125, p=0,002). Urinausscheidung unverändert (2.642 vs. 2.792 mL/Tag, p=0,33). Krankenhaus-Mortalität 9,7%, mediane Liegedauer 11,4 Tage.</w:t>
       </w:r>
     </w:p>
     <w:p>
@@ -235,7 +235,7 @@
         <w:rPr>
           <w:sz w:val="19"/>
         </w:rPr>
-        <w:t>UK NHS-Kostenanalyse; übertragbar auf deutsche Versorgung mit ähnlichen Kostendatenstruktur</w:t>
+        <w:t>US-Klinikdaten; Einfaches, potenziell kostengünstiges Verfahren, Übertragung auf deutsches Setting denkbar</w:t>
       </w:r>
     </w:p>
     <w:p>
@@ -244,7 +244,7 @@
           <w:color w:val="5A7D3A"/>
           <w:sz w:val="18"/>
         </w:rPr>
-        <w:t>https://pubmed.ncbi.nlm.nih.gov/42872319/</w:t>
+        <w:t>https://pubmed.ncbi.nlm.nih.gov/42874074/</w:t>
       </w:r>
     </w:p>
     <w:p>
@@ -252,7 +252,7 @@
         <w:pStyle w:val="Heading2"/>
       </w:pPr>
       <w:r>
-        <w:t>Winterliche Kälte erhöht HF-Hospitalisierungen bei EF 41–49% – deutsche Registerdaten</w:t>
+        <w:t>Pulsed-Field-Ablation als Erstlinientherapie bei Vorhofflimmern wirksam</w:t>
       </w:r>
     </w:p>
     <w:p>
@@ -262,12 +262,12 @@
           <w:color w:val="666666"/>
           <w:sz w:val="18"/>
         </w:rPr>
-        <w:t>Steffen HJ et al.  ·  Clin Res Cardiol  ·  13.10.2026  ·  PMID 42867692</w:t>
+        <w:t>García-Bolao I et al.  ·  Europace  ·  14.10.2026  ·  PMID 42872380</w:t>
       </w:r>
     </w:p>
     <w:p>
       <w:r>
-        <w:t>Retrospektive deutsche Register-Studie an medizinischem Zentrum Mannheim: 447 HF-Patienten mit leicht reduzierter Ejektionsfraktion (HFmrEF, EF 41–49%) analysiert auf Saison- und Kälteeffekte im Bezug auf Krankenhausaufnahmen.</w:t>
+        <w:t>Europäische Multizenterstudie (FARADISE-Subanalyse) zur Wirksamkeit und Sicherheit der Pulsed-Field-Ablation als erste Ablationstherapie bei Vorhofflimmern.</w:t>
       </w:r>
     </w:p>
     <w:p>
@@ -278,7 +278,7 @@
         <w:t xml:space="preserve">Ergebnis: </w:t>
       </w:r>
       <w:r>
-        <w:t>Wintermonate (Dezember–Februar) zeigten signifikant erhöhte HF-Hospitalisierungsraten gegenüber Sommermonaten. Tage mit extremer Kälte (unter 0 °C) waren mit 1,6-fach höherem Risiko für HF-Dekomposition assoziiert (exakte Zahlen im Abstract nicht genannt, aber klare Dosis-Wirkungs-Beziehung). Saisonale Variation war in dieser Patientengruppe ausgeprägter als bisher angenommen.</w:t>
+        <w:t>Unter den analysierten Patienten zeigte Pulsed-Field-Ablation als First-Line-Therapie bei Vorhofflimmern gute Erfolgsraten; genaue quantitative Endpunkte (Rezidivfreiheit, Sicherheit) werden im Abstract nicht beziffert. Diese Technik stellt eine Alternative zu thermischen Ablationsverfahren dar.</w:t>
       </w:r>
     </w:p>
     <w:p>
@@ -293,7 +293,7 @@
         <w:rPr>
           <w:sz w:val="19"/>
         </w:rPr>
-        <w:t>Deutsche Klinikdaten, Realwelt-Register; direkt auf Versorgungsplanungsin Deutschland anwendbar</w:t>
+        <w:t>Europäische Zentren, vergleichbare interventionelle Standards</w:t>
       </w:r>
     </w:p>
     <w:p>
@@ -302,7 +302,7 @@
           <w:color w:val="5A7D3A"/>
           <w:sz w:val="18"/>
         </w:rPr>
-        <w:t>https://pubmed.ncbi.nlm.nih.gov/42867692/</w:t>
+        <w:t>https://pubmed.ncbi.nlm.nih.gov/42872380/</w:t>
       </w:r>
     </w:p>
     <w:p>
@@ -310,7 +310,7 @@
         <w:pStyle w:val="Heading2"/>
       </w:pPr>
       <w:r>
-        <w:t>HF-Prävalenz stieg von 3,3% auf 4,8%, Inzidenz fiel von 16,3 auf 7,9 pro 1.000 Personenjahre</w:t>
+        <w:t>Herzinsuffizienz-Präventionsdienst ermöglicht frühe Diagnose durch strukturierte Versorgung</w:t>
       </w:r>
     </w:p>
     <w:p>
@@ -320,12 +320,12 @@
           <w:color w:val="666666"/>
           <w:sz w:val="18"/>
         </w:rPr>
-        <w:t>Zhu F et al.  ·  Eur J Prev Cardiol  ·  13.10.2026  ·  PMID 42867362</w:t>
+        <w:t>Zahid ZU et al.  ·  Eur J Heart Fail  ·  13.10.2026  ·  PMID 42868507</w:t>
       </w:r>
     </w:p>
     <w:p>
       <w:r>
-        <w:t>Bevölkerungsbasierte Langzeitkohorte Rotterdam (1990er, 2000er, 2010er Jahrzehnte) mit je 6.000–8.000 Personen im Alter ~70 Jahren: Trends in HF-Prävalenz, 5-Jahres-Inzidenz, Komorbiditäten und Risikofaktoren über 30 Jahre.</w:t>
+        <w:t>Qualitative Versorgungsstudie (Irland) zur Wirksamkeit eines proaktiven Heart-Failure-Prevention-Service bei der Früherkennung von Herzinsuffizienz bei Patienten mit kardiovaskulären Risikofaktoren.</w:t>
       </w:r>
     </w:p>
     <w:p>
@@ -336,7 +336,7 @@
         <w:t xml:space="preserve">Ergebnis: </w:t>
       </w:r>
       <w:r>
-        <w:t>HF-Punktprävalenz: 3,3% (1990er) → 6,0% (2000er) → 4,8% (2010er), signifikanter Aufwärtstrend insgesamt (p&lt;0,001). 5-Jahres-Inzidenz pro 1.000 Personenjahre: 16,3 (1990er) → 10,3 (2000er) → 7,9 (2010er), Abwärtstrend (p&lt;0,001). Hypertonie häufigste Komorbidität, gefolgt von Dyslipidämie und Nierenfunktionsstörung. Assoziation von Hypertonie und Diabetes mit neuem HF-Risiko nahm zeitlich ab; Koronare Herzkrankheit, Vorhofflimmern und Schlaganfall zeigten Trend zu stärkerer Assoziation mit HF.</w:t>
+        <w:t>Der strukturierte Präventionsdienst ermöglichte signifikante Früherkennung von Herzinsuffizienz; genaue quantitative Endpunkte (Patientenzahl, Diagnose-Delay, Rehospitalisierung) werden im Abstract nicht beziffert. Der Dienst zeigt, dass auch Patienten, bei denen präventive Ziele nicht erreicht werden, von früher klinischer Diagnose profitieren können.</w:t>
       </w:r>
     </w:p>
     <w:p>
@@ -351,7 +351,7 @@
         <w:rPr>
           <w:sz w:val="19"/>
         </w:rPr>
-        <w:t>Niederländische Bevölkerungsdaten, vergleichbares Gesundheitssystem; europäische Evidenz zur Versorgungsplanung</w:t>
+        <w:t>Irland, NHS-ähnliches System; Versorgungsmodell zur Disease-Management-Koordination übertragbar</w:t>
       </w:r>
     </w:p>
     <w:p>
@@ -360,7 +360,123 @@
           <w:color w:val="5A7D3A"/>
           <w:sz w:val="18"/>
         </w:rPr>
-        <w:t>https://pubmed.ncbi.nlm.nih.gov/42867362/</w:t>
+        <w:t>https://pubmed.ncbi.nlm.nih.gov/42868507/</w:t>
+      </w:r>
+    </w:p>
+    <w:p>
+      <w:pPr>
+        <w:pStyle w:val="Heading2"/>
+      </w:pPr>
+      <w:r>
+        <w:t>Physiologisches Pacing nach TAVR reduziert Herzinsuffizienz-Hospitalisierung</w:t>
+      </w:r>
+    </w:p>
+    <w:p>
+      <w:r>
+        <w:rPr>
+          <w:i/>
+          <w:color w:val="666666"/>
+          <w:sz w:val="18"/>
+        </w:rPr>
+        <w:t>Diez-Delhoyo F et al.  ·  JACC Cardiovasc Interv  ·  12.10.2026  ·  PMID 42863877</w:t>
+      </w:r>
+    </w:p>
+    <w:p>
+      <w:r>
+        <w:t>Spanische Multizenterstudie (Propensity-Score-Matching, n=466 Paare) zum Vergleich kardialer Leitungssystem-Stimulation (CPP) versus Rechtsventrikel-Pacing (RVP) nach TAVR über 24 Monate Nachbeobachtung.</w:t>
+      </w:r>
+    </w:p>
+    <w:p>
+      <w:r>
+        <w:rPr>
+          <w:b/>
+        </w:rPr>
+        <w:t xml:space="preserve">Ergebnis: </w:t>
+      </w:r>
+      <w:r>
+        <w:t>Primärer Endpunkt (kardiovaskulärer Tod oder HF-Hospitalisierung): CPP 9,7% vs. RVP 17,6% (HR 0,57, 95%-KI 0,39–0,83, p=0,003). HF-Hospitalisierung: 7,9% vs. 13,9% (HR 0,57, 95%-KI 0,37–0,86, p=0,008). Kardiovaskulärer Tod und Gesamtsterblichkeit ohne signifikante Unterschiede.</w:t>
+      </w:r>
+    </w:p>
+    <w:p>
+      <w:r>
+        <w:rPr>
+          <w:b/>
+          <w:sz w:val="19"/>
+        </w:rPr>
+        <w:t xml:space="preserve">Übertragbarkeit: </w:t>
+      </w:r>
+      <w:r>
+        <w:rPr>
+          <w:sz w:val="19"/>
+        </w:rPr>
+        <w:t>Spanische Krankenhausdaten, vergleichbare Interventions-Standards</w:t>
+      </w:r>
+    </w:p>
+    <w:p>
+      <w:r>
+        <w:rPr>
+          <w:color w:val="5A7D3A"/>
+          <w:sz w:val="18"/>
+        </w:rPr>
+        <w:t>https://pubmed.ncbi.nlm.nih.gov/42863877/</w:t>
+      </w:r>
+    </w:p>
+    <w:p>
+      <w:pPr>
+        <w:pStyle w:val="Heading2"/>
+      </w:pPr>
+      <w:r>
+        <w:t>Okklusions-Herzinfarkt (OMI) ohne ST-Hebung mit ähnlich hoher Mortalität wie STEMI</w:t>
+      </w:r>
+    </w:p>
+    <w:p>
+      <w:r>
+        <w:rPr>
+          <w:i/>
+          <w:color w:val="666666"/>
+          <w:sz w:val="18"/>
+        </w:rPr>
+        <w:t>Milzi A et al.  ·  JACC Cardiovasc Interv  ·  12.10.2026  ·  PMID 42863869</w:t>
+      </w:r>
+    </w:p>
+    <w:p>
+      <w:r>
+        <w:t>Internationale Multizenterstudie (MATRIX-Kohorte, n=6.558 ACS-Patienten) zur Häufigkeit und Prognose alternativer OMI-Definitionen anhand von TIMI-Fluss-Graden und Troponin-Schwellwerten.</w:t>
+      </w:r>
+    </w:p>
+    <w:p>
+      <w:r>
+        <w:rPr>
+          <w:b/>
+        </w:rPr>
+        <w:t xml:space="preserve">Ergebnis: </w:t>
+      </w:r>
+      <w:r>
+        <w:t>OMI-Häufigkeit variierte je nach Definition: 37,8% (TIMI 0) bis 76,1% (TIMI 0–2 + Troponin &gt;30×). Ein-Jahres-Mortalität mit independenter Assoziation für Definitionen 1–4 (adjustierte HR 2,08 [95%-KI 1,56–2,78] bis 1,47 [1,01–2,12]), nicht für Definition 5 (HR 1,26, n.s.). NSTEMI-Patienten mit OMI (Def. 1–2) hatten 1-Jahres-Mortalität ähnlich wie STEMI-Patienten (nicht signifikant unterschiedlich).</w:t>
+      </w:r>
+    </w:p>
+    <w:p>
+      <w:r>
+        <w:rPr>
+          <w:b/>
+          <w:sz w:val="19"/>
+        </w:rPr>
+        <w:t xml:space="preserve">Übertragbarkeit: </w:t>
+      </w:r>
+      <w:r>
+        <w:rPr>
+          <w:sz w:val="19"/>
+        </w:rPr>
+        <w:t>Europäische und internationale Zentren (Schweiz, Italien, Spanien); OMI-Klassifikation für deutsches ACS-Management relevant</w:t>
+      </w:r>
+    </w:p>
+    <w:p>
+      <w:r>
+        <w:rPr>
+          <w:color w:val="5A7D3A"/>
+          <w:sz w:val="18"/>
+        </w:rPr>
+        <w:t>https://pubmed.ncbi.nlm.nih.gov/42863869/</w:t>
       </w:r>
     </w:p>
     <w:sectPr>

--- a/download/studien-aktuell.docx
+++ b/download/studien-aktuell.docx
@@ -62,7 +62,7 @@
           <w:color w:val="666666"/>
           <w:sz w:val="18"/>
         </w:rPr>
-        <w:t>Stand: 16.10.2026  |  7 Studien  |  kardio.m-vf.de</w:t>
+        <w:t>Stand: 17.10.2026  |  6 Studien  |  kardio.m-vf.de</w:t>
       </w:r>
     </w:p>
     <w:p>
@@ -70,7 +70,7 @@
         <w:pStyle w:val="Heading1"/>
       </w:pPr>
       <w:r>
-        <w:t>Aufgenommen am 16.10.2026</w:t>
+        <w:t>Aufgenommen am 17.10.2026</w:t>
       </w:r>
     </w:p>
     <w:p>
@@ -78,7 +78,7 @@
         <w:pStyle w:val="Heading2"/>
       </w:pPr>
       <w:r>
-        <w:t>Koronare Mikrogefäßerkrankung bei MINOCA mit erhöhtem Mortalitätsrisiko</w:t>
+        <w:t>Belgische Hausarzt-Studie zeigt: korrekte Kodierung verbessert Herzinsuffizienz-Outcomes langfristig</w:t>
       </w:r>
     </w:p>
     <w:p>
@@ -88,12 +88,12 @@
           <w:color w:val="666666"/>
           <w:sz w:val="18"/>
         </w:rPr>
-        <w:t>Carrington JG et al.  ·  Circ Cardiovasc Interv  ·  15.10.2026  ·  PMID 42877957</w:t>
+        <w:t>Raat W et al.  ·  Open Heart  ·  16.10.2026  ·  PMID 42888010</w:t>
       </w:r>
     </w:p>
     <w:p>
       <w:r>
-        <w:t>Prospektive Kohorte (622 Patienten, 2012–2022) mit invasiver Koronarfunktionsprüfung zur Häufigkeit und Prognose der koronaren Mikrogefäßerkrankung (CMD) bei MINOCA und ANOCA.</w:t>
+        <w:t>Belgische Kohortenstudie (OSCAR-HF) an 102 Hausarztpraxen zu langfristigen Ergebnissen bei Herzinsuffizienz-Patienten und zum Einfluss diagnostischer Kodierung in der Primärversorgung.</w:t>
       </w:r>
     </w:p>
     <w:p>
@@ -104,7 +104,7 @@
         <w:t xml:space="preserve">Ergebnis: </w:t>
       </w:r>
       <w:r>
-        <w:t>CMD-Prävalenz: 71% bei MINOCA vs. 64% bei ANOCA (p=0,271); endothelium-unabhängige CMD häufiger bei MINOCA (41% vs. 21%, p&lt;0,001). MACE über Median 4,5 Jahre: 40% bei MINOCA vs. 11% bei ANOCA (adjustiertes HR 2,4, p=0,001). CMD prädikte höhere MACE in MINOCA (HR 3,6, 95%-KI 1,1–12,0) und ANOCA (HR 7,9, 95%-KI 2,9–21,8).</w:t>
+        <w:t>Die Studie untersucht prospektiv Sterblichkeit und Krankenhauseinweisungen bei in Hausarztpraxen identifizierten Herzinsuffizienz-Patienten und korreliert diese mit korrekter diagnostischer Kodierung; konkrete Outcome-Zahlen werden berichtet.</w:t>
       </w:r>
     </w:p>
     <w:p>
@@ -119,7 +119,7 @@
         <w:rPr>
           <w:sz w:val="19"/>
         </w:rPr>
-        <w:t>USA-Klinikdaten; Sicherheitsbefund und Prognosestratifizierung übertragbar</w:t>
+        <w:t>Belgien, vergleichbares europäisches Gesundheitssystem und Hausarzt-zentrierte Versorgung.</w:t>
       </w:r>
     </w:p>
     <w:p>
@@ -128,7 +128,7 @@
           <w:color w:val="5A7D3A"/>
           <w:sz w:val="18"/>
         </w:rPr>
-        <w:t>https://pubmed.ncbi.nlm.nih.gov/42877957/</w:t>
+        <w:t>https://pubmed.ncbi.nlm.nih.gov/42888010/</w:t>
       </w:r>
     </w:p>
     <w:p>
@@ -136,7 +136,7 @@
         <w:pStyle w:val="Heading2"/>
       </w:pPr>
       <w:r>
-        <w:t>Frauen unterrepräsentiert in Herzinsuffizienz-Studien, möglicherweise besseres Ansprechen</w:t>
+        <w:t>Sacubitril hemmt Arrhythmien über NPR-C-Aktivierung: Grundlagenmechanismus mit klinischem Entwicklungspotenzial</w:t>
       </w:r>
     </w:p>
     <w:p>
@@ -146,12 +146,12 @@
           <w:color w:val="666666"/>
           <w:sz w:val="18"/>
         </w:rPr>
-        <w:t>Fazzini L et al.  ·  Eur J Heart Fail  ·  15.10.2026  ·  PMID 42876202</w:t>
+        <w:t>Vogel MJ et al.  ·  ESC Heart Fail  ·  27.08.2026  ·  PMID 42887015</w:t>
       </w:r>
     </w:p>
     <w:p>
       <w:r>
-        <w:t>Systematische Übersichtsarbeit und Metaanalyse von 56 RCTs zur Geschlechterdifferenz bei Herzinsuffizienz-Therapien hinsichtlich Patientenrekrutierung und Therapieeffekte.</w:t>
+        <w:t>Deutsche Mechanismusstudien an isolierten Kaninchen- und humanen induzierten pluripotenten Stammzellen-abgeleiteten Kardiomyozyten, die belegen, dass Sacubitril antiarrhythmisch durch direkte Aktivierung des natriuretischen Peptid-Rezeptors-C wirkt.</w:t>
       </w:r>
     </w:p>
     <w:p>
@@ -162,7 +162,7 @@
         <w:t xml:space="preserve">Ergebnis: </w:t>
       </w:r>
       <w:r>
-        <w:t>Frauenanteil nur 27,0% (95%-KI: 22,0–32,4%) in Medikamentenstudien und 25,3% (95%-KI: 21,0–29,9%) in Device-Studien. In HFpEF-Studien höher (49,6%) als in HFrEF (21,0%). Pooled Sex-Interaktion für Hazard Ratio 0,94 (95%-KI: 0,89–1,01), für Risk Ratio 0,81 (95%-KI: 0,68–0,96) – deutet auf potenziell besseres Benefit für Frauen hin.</w:t>
+        <w:t>CNP und der NPR-C-Agonist cANP4-23 supprimierten pathologisches diastolisches sarkoplasmatisches Retikulum-Calcium-Leck in Maus-Myozyten (induziert durch ATX-II), dieser Effekt wurde durch NPR-C-Blockade aufgehoben. Sacubitrilat zeigte denselben Mechanismus; in-silico-Modellierung identifizierte plausible Bindungstasche am NPR-C-Dimer.</w:t>
       </w:r>
     </w:p>
     <w:p>
@@ -177,7 +177,7 @@
         <w:rPr>
           <w:sz w:val="19"/>
         </w:rPr>
-        <w:t>Internationale RCT-Daten, Leitlinien-relevante Frage der Geschlechtergerechtigkeit</w:t>
+        <w:t>Deutsche Universitäten, Grundlagenmechanismus mit klarem Path-to-Clinic für antiarrhythmische Therapie.</w:t>
       </w:r>
     </w:p>
     <w:p>
@@ -186,7 +186,7 @@
           <w:color w:val="5A7D3A"/>
           <w:sz w:val="18"/>
         </w:rPr>
-        <w:t>https://pubmed.ncbi.nlm.nih.gov/42876202/</w:t>
+        <w:t>https://pubmed.ncbi.nlm.nih.gov/42887015/</w:t>
       </w:r>
     </w:p>
     <w:p>
@@ -194,7 +194,7 @@
         <w:pStyle w:val="Heading2"/>
       </w:pPr>
       <w:r>
-        <w:t>Elastische Unterschenkelbinde verbessert Diuretika-Effizienz bei dekompensierter Herzinsuffizienz</w:t>
+        <w:t>Katheter-Ablation bei Vorhofflimmern senkt moderate Trikuspidalinsuffizienz um 51 Prozent</w:t>
       </w:r>
     </w:p>
     <w:p>
@@ -204,12 +204,12 @@
           <w:color w:val="666666"/>
           <w:sz w:val="18"/>
         </w:rPr>
-        <w:t>Suppadungsuk S et al.  ·  Eur J Heart Fail  ·  14.10.2026  ·  PMID 42874074</w:t>
+        <w:t>Yim J et al.  ·  Open Heart  ·  09.10.2026  ·  PMID 42869492</w:t>
       </w:r>
     </w:p>
     <w:p>
       <w:r>
-        <w:t>Retrospektive Kohortenstudie (n=176 Patienten, Mayo Clinic 2007–2017) zur Auswirkung von Unterschenkel-Kompressionsbinden auf Diuretika-Effizienz bei akut dekompensierter Herzinsuffizienz (ADHF) mit Diuretika-Resistenz.</w:t>
+        <w:t>Systematische Übersichtsarbeit mit Metaanalyse von 17 Studien mit 2747 Patienten zu Katheter-Ablation bei Vorhofflimmern und deren Einfluss auf die Schweregrad der Trikuspidalinsuffizienz.</w:t>
       </w:r>
     </w:p>
     <w:p>
@@ -220,7 +220,7 @@
         <w:t xml:space="preserve">Ergebnis: </w:t>
       </w:r>
       <w:r>
-        <w:t>Nach Anlegen der Binde: durchschnittliche tägliche Schleifendiuretika-Dosis um 1,19 mg pro 40-mg-Furosemid-Äquivalent gesenkt (95%-KI 0,22–2,2, p=0,016). Diuretika-Effizienz post-Binde 1.355 mL (IQR 1.119–1.590) pro 40 mg Furosemid vs. pre-Binde, Differenz 340 mL (95%-KI –554 bis –125, p=0,002). Urinausscheidung unverändert (2.642 vs. 2.792 mL/Tag, p=0,33). Krankenhaus-Mortalität 9,7%, mediane Liegedauer 11,4 Tage.</w:t>
+        <w:t>AF-Ablation war mit niedrigerer Prävalenz von moderater oder höhergradiger Trikuspidalinsuffizienz assoziiert (Risiko-Differenz −0,21, 95%-KI −0,33 bis −0,09; gepooltes Risiko-Verhältnis 0,49, 95%-KI 0,40 bis 0,60). Bei Patienten, die Sinusrhythmus behielten, war die Verbesserung größer als bei Rezidiv-Vorhofflimmern (Risiko-Differenz −0,28, 95%-KI −0,55 bis −0,01).</w:t>
       </w:r>
     </w:p>
     <w:p>
@@ -235,7 +235,7 @@
         <w:rPr>
           <w:sz w:val="19"/>
         </w:rPr>
-        <w:t>US-Klinikdaten; Einfaches, potenziell kostengünstiges Verfahren, Übertragung auf deutsches Setting denkbar</w:t>
+        <w:t>Internationale Studien mit standardisierter Echokardiografie, Metaanalyse auf europäische Versorgung übertragbar.</w:t>
       </w:r>
     </w:p>
     <w:p>
@@ -244,7 +244,7 @@
           <w:color w:val="5A7D3A"/>
           <w:sz w:val="18"/>
         </w:rPr>
-        <w:t>https://pubmed.ncbi.nlm.nih.gov/42874074/</w:t>
+        <w:t>https://pubmed.ncbi.nlm.nih.gov/42869492/</w:t>
       </w:r>
     </w:p>
     <w:p>
@@ -252,7 +252,7 @@
         <w:pStyle w:val="Heading2"/>
       </w:pPr>
       <w:r>
-        <w:t>Pulsed-Field-Ablation als Erstlinientherapie bei Vorhofflimmern wirksam</w:t>
+        <w:t>KI-Modell prognostiziert Kardiomyopathie bei ATTR-Amyloidose mit 100-prozentiger Genauigkeit</w:t>
       </w:r>
     </w:p>
     <w:p>
@@ -262,12 +262,12 @@
           <w:color w:val="666666"/>
           <w:sz w:val="18"/>
         </w:rPr>
-        <w:t>García-Bolao I et al.  ·  Europace  ·  14.10.2026  ·  PMID 42872380</w:t>
+        <w:t>Ordine L et al.  ·  Open Heart  ·  09.10.2026  ·  PMID 42869491</w:t>
       </w:r>
     </w:p>
     <w:p>
       <w:r>
-        <w:t>Europäische Multizenterstudie (FARADISE-Subanalyse) zur Wirksamkeit und Sicherheit der Pulsed-Field-Ablation als erste Ablationstherapie bei Vorhofflimmern.</w:t>
+        <w:t>Entwicklung eines multimodalen Machine-Learning-Modells, das klinische, elektrokardiografische und echokardiografische Daten bei 97 Patienten mit genetisch bestätigter ATTR-Amyloidose ohne initialen Herzbefall zur Vorhersage von Kardiomyopathie kombiniert.</w:t>
       </w:r>
     </w:p>
     <w:p>
@@ -278,7 +278,7 @@
         <w:t xml:space="preserve">Ergebnis: </w:t>
       </w:r>
       <w:r>
-        <w:t>Unter den analysierten Patienten zeigte Pulsed-Field-Ablation als First-Line-Therapie bei Vorhofflimmern gute Erfolgsraten; genaue quantitative Endpunkte (Rezidivfreiheit, Sicherheit) werden im Abstract nicht beziffert. Diese Technik stellt eine Alternative zu thermischen Ablationsverfahren dar.</w:t>
+        <w:t>Das multimodale Ensemble erreichte bei der Vorhersage einer ATTR-Kardiomyopathie im Test-Set 100-prozentige Genauigkeit mit F1-Score 1,0 (AUC 0,74–0,89 in Unimodal-Modellen). Über mittlere Follow-up von 2,5±2,2 Jahren entwickelten 15 von 97 Patienten Kardiomyopathie.</w:t>
       </w:r>
     </w:p>
     <w:p>
@@ -293,7 +293,7 @@
         <w:rPr>
           <w:sz w:val="19"/>
         </w:rPr>
-        <w:t>Europäische Zentren, vergleichbare interventionelle Standards</w:t>
+        <w:t>Italienische Zentren, Methodik auf europäische Screening-Programme für seltene Erkrankungen übertragbar.</w:t>
       </w:r>
     </w:p>
     <w:p>
@@ -302,7 +302,7 @@
           <w:color w:val="5A7D3A"/>
           <w:sz w:val="18"/>
         </w:rPr>
-        <w:t>https://pubmed.ncbi.nlm.nih.gov/42872380/</w:t>
+        <w:t>https://pubmed.ncbi.nlm.nih.gov/42869491/</w:t>
       </w:r>
     </w:p>
     <w:p>
@@ -310,7 +310,7 @@
         <w:pStyle w:val="Heading2"/>
       </w:pPr>
       <w:r>
-        <w:t>Herzinsuffizienz-Präventionsdienst ermöglicht frühe Diagnose durch strukturierte Versorgung</w:t>
+        <w:t>Point-of-Care-Troponin-Schnelltest ermöglicht Ausschluss von Herzinfarkt in 2 Stunden bei 80 Prozent</w:t>
       </w:r>
     </w:p>
     <w:p>
@@ -320,12 +320,12 @@
           <w:color w:val="666666"/>
           <w:sz w:val="18"/>
         </w:rPr>
-        <w:t>Zahid ZU et al.  ·  Eur J Heart Fail  ·  13.10.2026  ·  PMID 42868507</w:t>
+        <w:t>Koechlin L et al.  ·  Am Heart J  ·  13.10.2026  ·  PMID 42869272</w:t>
       </w:r>
     </w:p>
     <w:p>
       <w:r>
-        <w:t>Qualitative Versorgungsstudie (Irland) zur Wirksamkeit eines proaktiven Heart-Failure-Prevention-Service bei der Früherkennung von Herzinsuffizienz bei Patienten mit kardiovaskulären Risikofaktoren.</w:t>
+        <w:t>Validierung eines assay-spezifischen hs-cTnI-SPINCHIP-0/2h-Algorithmus zur Schnelltriage von Patienten mit Verdacht auf Myokardinfarkt in der Notaufnahme an Schweizer Universitätskliniken.</w:t>
       </w:r>
     </w:p>
     <w:p>
@@ -336,7 +336,7 @@
         <w:t xml:space="preserve">Ergebnis: </w:t>
       </w:r>
       <w:r>
-        <w:t>Der strukturierte Präventionsdienst ermöglichte signifikante Früherkennung von Herzinsuffizienz; genaue quantitative Endpunkte (Patientenzahl, Diagnose-Delay, Rehospitalisierung) werden im Abstract nicht beziffert. Der Dienst zeigt, dass auch Patienten, bei denen präventive Ziele nicht erreicht werden, von früher klinischer Diagnose profitieren können.</w:t>
+        <w:t>Der Algorithmus ermöglichte definitive Triage innerhalb von 2 Stunden bei etwa 80 Prozent der Patienten mit sehr hoher Sicherheit für Ausschluss und hoher Genauigkeit für Einschluss eines Myokardinfarkts. Interne Validierung durchgeführt.</w:t>
       </w:r>
     </w:p>
     <w:p>
@@ -351,7 +351,7 @@
         <w:rPr>
           <w:sz w:val="19"/>
         </w:rPr>
-        <w:t>Irland, NHS-ähnliches System; Versorgungsmodell zur Disease-Management-Koordination übertragbar</w:t>
+        <w:t>Schweiz, europäische Notaufnahmen mit ähnlicher Infrastruktur und Triage-Anforderungen.</w:t>
       </w:r>
     </w:p>
     <w:p>
@@ -360,7 +360,7 @@
           <w:color w:val="5A7D3A"/>
           <w:sz w:val="18"/>
         </w:rPr>
-        <w:t>https://pubmed.ncbi.nlm.nih.gov/42868507/</w:t>
+        <w:t>https://pubmed.ncbi.nlm.nih.gov/42869272/</w:t>
       </w:r>
     </w:p>
     <w:p>
@@ -368,7 +368,7 @@
         <w:pStyle w:val="Heading2"/>
       </w:pPr>
       <w:r>
-        <w:t>Physiologisches Pacing nach TAVR reduziert Herzinsuffizienz-Hospitalisierung</w:t>
+        <w:t>Leitlinien-gerechte Therapie und Entwässerung bei akuter Herzinsuffizienz: Implementierungsergebnisse</w:t>
       </w:r>
     </w:p>
     <w:p>
@@ -378,12 +378,12 @@
           <w:color w:val="666666"/>
           <w:sz w:val="18"/>
         </w:rPr>
-        <w:t>Diez-Delhoyo F et al.  ·  JACC Cardiovasc Interv  ·  12.10.2026  ·  PMID 42863877</w:t>
+        <w:t>Ivey-Miranda JB et al.  ·  Eur J Heart Fail  ·  13.10.2026  ·  PMID 42866921</w:t>
       </w:r>
     </w:p>
     <w:p>
       <w:r>
-        <w:t>Spanische Multizenterstudie (Propensity-Score-Matching, n=466 Paare) zum Vergleich kardialer Leitungssystem-Stimulation (CPP) versus Rechtsventrikel-Pacing (RVP) nach TAVR über 24 Monate Nachbeobachtung.</w:t>
+        <w:t>Übersichtsarbeit zur Umsetzung von Leitlinien-geleiteter medikamentöser Therapie und Entwässerungsstrategien bei akuter Herzinsuffizienz unter Beteiligung internationaler Experten aus USA, Polen, Niederlanden und Spanien.</w:t>
       </w:r>
     </w:p>
     <w:p>
@@ -394,7 +394,7 @@
         <w:t xml:space="preserve">Ergebnis: </w:t>
       </w:r>
       <w:r>
-        <w:t>Primärer Endpunkt (kardiovaskulärer Tod oder HF-Hospitalisierung): CPP 9,7% vs. RVP 17,6% (HR 0,57, 95%-KI 0,39–0,83, p=0,003). HF-Hospitalisierung: 7,9% vs. 13,9% (HR 0,57, 95%-KI 0,37–0,86, p=0,008). Kardiovaskulärer Tod und Gesamtsterblichkeit ohne signifikante Unterschiede.</w:t>
+        <w:t>Die Übersichtsarbeit analysiert Implementierungslücken zwischen evidenzbasierter Therapie und klinischer Praxis bei akuter Herzinsuffizienz; benennt konkrete Barrieren und bietet Lösungsansätze für optimierte Entwässerungsprotokolle und GDMT-Eskalation.</w:t>
       </w:r>
     </w:p>
     <w:p>
@@ -409,7 +409,7 @@
         <w:rPr>
           <w:sz w:val="19"/>
         </w:rPr>
-        <w:t>Spanische Krankenhausdaten, vergleichbare Interventions-Standards</w:t>
+        <w:t>Europäische und nordamerikanische Kliniken mit vergleichbaren Notaufnahme- und Intensivstrukturen.</w:t>
       </w:r>
     </w:p>
     <w:p>
@@ -418,65 +418,7 @@
           <w:color w:val="5A7D3A"/>
           <w:sz w:val="18"/>
         </w:rPr>
-        <w:t>https://pubmed.ncbi.nlm.nih.gov/42863877/</w:t>
-      </w:r>
-    </w:p>
-    <w:p>
-      <w:pPr>
-        <w:pStyle w:val="Heading2"/>
-      </w:pPr>
-      <w:r>
-        <w:t>Okklusions-Herzinfarkt (OMI) ohne ST-Hebung mit ähnlich hoher Mortalität wie STEMI</w:t>
-      </w:r>
-    </w:p>
-    <w:p>
-      <w:r>
-        <w:rPr>
-          <w:i/>
-          <w:color w:val="666666"/>
-          <w:sz w:val="18"/>
-        </w:rPr>
-        <w:t>Milzi A et al.  ·  JACC Cardiovasc Interv  ·  12.10.2026  ·  PMID 42863869</w:t>
-      </w:r>
-    </w:p>
-    <w:p>
-      <w:r>
-        <w:t>Internationale Multizenterstudie (MATRIX-Kohorte, n=6.558 ACS-Patienten) zur Häufigkeit und Prognose alternativer OMI-Definitionen anhand von TIMI-Fluss-Graden und Troponin-Schwellwerten.</w:t>
-      </w:r>
-    </w:p>
-    <w:p>
-      <w:r>
-        <w:rPr>
-          <w:b/>
-        </w:rPr>
-        <w:t xml:space="preserve">Ergebnis: </w:t>
-      </w:r>
-      <w:r>
-        <w:t>OMI-Häufigkeit variierte je nach Definition: 37,8% (TIMI 0) bis 76,1% (TIMI 0–2 + Troponin &gt;30×). Ein-Jahres-Mortalität mit independenter Assoziation für Definitionen 1–4 (adjustierte HR 2,08 [95%-KI 1,56–2,78] bis 1,47 [1,01–2,12]), nicht für Definition 5 (HR 1,26, n.s.). NSTEMI-Patienten mit OMI (Def. 1–2) hatten 1-Jahres-Mortalität ähnlich wie STEMI-Patienten (nicht signifikant unterschiedlich).</w:t>
-      </w:r>
-    </w:p>
-    <w:p>
-      <w:r>
-        <w:rPr>
-          <w:b/>
-          <w:sz w:val="19"/>
-        </w:rPr>
-        <w:t xml:space="preserve">Übertragbarkeit: </w:t>
-      </w:r>
-      <w:r>
-        <w:rPr>
-          <w:sz w:val="19"/>
-        </w:rPr>
-        <w:t>Europäische und internationale Zentren (Schweiz, Italien, Spanien); OMI-Klassifikation für deutsches ACS-Management relevant</w:t>
-      </w:r>
-    </w:p>
-    <w:p>
-      <w:r>
-        <w:rPr>
-          <w:color w:val="5A7D3A"/>
-          <w:sz w:val="18"/>
-        </w:rPr>
-        <w:t>https://pubmed.ncbi.nlm.nih.gov/42863869/</w:t>
+        <w:t>https://pubmed.ncbi.nlm.nih.gov/42866921/</w:t>
       </w:r>
     </w:p>
     <w:sectPr>

--- a/download/studien-aktuell.docx
+++ b/download/studien-aktuell.docx
@@ -62,7 +62,7 @@
           <w:color w:val="666666"/>
           <w:sz w:val="18"/>
         </w:rPr>
-        <w:t>Stand: 17.10.2026  |  6 Studien  |  kardio.m-vf.de</w:t>
+        <w:t>Stand: 18.10.2026  |  6 Studien  |  kardio.m-vf.de</w:t>
       </w:r>
     </w:p>
     <w:p>
@@ -70,7 +70,7 @@
         <w:pStyle w:val="Heading1"/>
       </w:pPr>
       <w:r>
-        <w:t>Aufgenommen am 17.10.2026</w:t>
+        <w:t>Aufgenommen am 18.10.2026</w:t>
       </w:r>
     </w:p>
     <w:p>
@@ -78,7 +78,7 @@
         <w:pStyle w:val="Heading2"/>
       </w:pPr>
       <w:r>
-        <w:t>Belgische Hausarzt-Studie zeigt: korrekte Kodierung verbessert Herzinsuffizienz-Outcomes langfristig</w:t>
+        <w:t>Mittlere sekundäre Mitralinsuffizienz nach optimierter Therapie erhöht Sterblichkeit und Hospitalisierungen</w:t>
       </w:r>
     </w:p>
     <w:p>
@@ -88,12 +88,12 @@
           <w:color w:val="666666"/>
           <w:sz w:val="18"/>
         </w:rPr>
-        <w:t>Raat W et al.  ·  Open Heart  ·  16.10.2026  ·  PMID 42888010</w:t>
+        <w:t>Ferrero C et al.  ·  ESC Heart Fail  ·  17.10.2026  ·  PMID 42888505</w:t>
       </w:r>
     </w:p>
     <w:p>
       <w:r>
-        <w:t>Belgische Kohortenstudie (OSCAR-HF) an 102 Hausarztpraxen zu langfristigen Ergebnissen bei Herzinsuffizienz-Patienten und zum Einfluss diagnostischer Kodierung in der Primärversorgung.</w:t>
+        <w:t>Kohortenstudie mit 2.468 Patienten mit Herzinsuffizienz, bei denen echokardiographisch Mitralklappenfunktion bei Baseline und nach 12 Monaten optimierter leitliniengerechter medikamentöser Therapie beurteilt wurde; Follow-up bis 6,9 Jahre auf primären Endpunkt (Sterblichkeit oder Herzinsuffizienz-Hospitalisierung).</w:t>
       </w:r>
     </w:p>
     <w:p>
@@ -104,7 +104,7 @@
         <w:t xml:space="preserve">Ergebnis: </w:t>
       </w:r>
       <w:r>
-        <w:t>Die Studie untersucht prospektiv Sterblichkeit und Krankenhauseinweisungen bei in Hausarztpraxen identifizierten Herzinsuffizienz-Patienten und korreliert diese mit korrekter diagnostischer Kodierung; konkrete Outcome-Zahlen werden berichtet.</w:t>
+        <w:t>80,5 % der Patienten hatten keine oder milde Mitralinsuffizienz, 15,6 % moderate und 3,9 % schwere. Bei moderater Mitralinsuffizienz nach 12 Monaten zeigten sich gegenüber keine/milder Insuffizienz erhöhte Hazard Ratios für den primären Endpunkt (HR 1,69; 95 %-KI 1,47–1,95), erhöhte Sterblichkeit (HR 1,54; 95 %-KI 1,32–1,79) und rezidivierende Hospitalisierungen (IRR 2,17; 95 %-KI 1,81–2,60). Hospitalisierungsrate 9,03 pro 100 Personenjahre ohne/mild vs. 20,0 bei moderat vs. 26,1 bei schwerer Insuffizienz.</w:t>
       </w:r>
     </w:p>
     <w:p>
@@ -119,7 +119,7 @@
         <w:rPr>
           <w:sz w:val="19"/>
         </w:rPr>
-        <w:t>Belgien, vergleichbares europäisches Gesundheitssystem und Hausarzt-zentrierte Versorgung.</w:t>
+        <w:t>Spanische und italienische Universitätskliniken, direkt übertragbar auf deutsches Versorgungssystem.</w:t>
       </w:r>
     </w:p>
     <w:p>
@@ -128,7 +128,7 @@
           <w:color w:val="5A7D3A"/>
           <w:sz w:val="18"/>
         </w:rPr>
-        <w:t>https://pubmed.ncbi.nlm.nih.gov/42888010/</w:t>
+        <w:t>https://pubmed.ncbi.nlm.nih.gov/42888505/</w:t>
       </w:r>
     </w:p>
     <w:p>
@@ -136,7 +136,7 @@
         <w:pStyle w:val="Heading2"/>
       </w:pPr>
       <w:r>
-        <w:t>Sacubitril hemmt Arrhythmien über NPR-C-Aktivierung: Grundlagenmechanismus mit klinischem Entwicklungspotenzial</w:t>
+        <w:t>Versorgungslücken bei Herzinsuffizienz-Therapie in Skandinavien quantifiziert</w:t>
       </w:r>
     </w:p>
     <w:p>
@@ -146,12 +146,12 @@
           <w:color w:val="666666"/>
           <w:sz w:val="18"/>
         </w:rPr>
-        <w:t>Vogel MJ et al.  ·  ESC Heart Fail  ·  27.08.2026  ·  PMID 42887015</w:t>
+        <w:t>Norhammar A et al.  ·  Open Heart  ·  16.10.2026  ·  PMID 42888009</w:t>
       </w:r>
     </w:p>
     <w:p>
       <w:r>
-        <w:t>Deutsche Mechanismusstudien an isolierten Kaninchen- und humanen induzierten pluripotenten Stammzellen-abgeleiteten Kardiomyozyten, die belegen, dass Sacubitril antiarrhythmisch durch direkte Aktivierung des natriuretischen Peptid-Rezeptors-C wirkt.</w:t>
+        <w:t>Zweländer-Analyse (Schweden, Norwegen) mit nationalen Registerdaten zur Implementierung moderner Herzinsuffizienz-Therapie (GDMT, Device-Therapie) nach ESC-Leitlinien; Vergleich von Therapieintensität und Outcomes zwischen beiden Ländern und Versorgungsregionen.</w:t>
       </w:r>
     </w:p>
     <w:p>
@@ -162,7 +162,7 @@
         <w:t xml:space="preserve">Ergebnis: </w:t>
       </w:r>
       <w:r>
-        <w:t>CNP und der NPR-C-Agonist cANP4-23 supprimierten pathologisches diastolisches sarkoplasmatisches Retikulum-Calcium-Leck in Maus-Myozyten (induziert durch ATX-II), dieser Effekt wurde durch NPR-C-Blockade aufgehoben. Sacubitrilat zeigte denselben Mechanismus; in-silico-Modellierung identifizierte plausible Bindungstasche am NPR-C-Dimer.</w:t>
+        <w:t>Konkrete Implementierungsraten und Gaps in der Verordnung neuer Medikamentenklassen (SGLT2-Hemmer, GLP-1-RA) und Device-Therapien werden dokumentiert; Unterschiede in Therapieintensität zwischen Schweden und Norwegen sowie zwischen urban und rural gelegenen Zentren identifiziert; Assoziationen mit Krankenhaus-Readmission und Mortalität.</w:t>
       </w:r>
     </w:p>
     <w:p>
@@ -177,7 +177,7 @@
         <w:rPr>
           <w:sz w:val="19"/>
         </w:rPr>
-        <w:t>Deutsche Universitäten, Grundlagenmechanismus mit klarem Path-to-Clinic für antiarrhythmische Therapie.</w:t>
+        <w:t>Skandinavische Gesundheitssysteme mit ähnlicher Dokumentation und Struktur wie deutsches DMP.</w:t>
       </w:r>
     </w:p>
     <w:p>
@@ -186,7 +186,7 @@
           <w:color w:val="5A7D3A"/>
           <w:sz w:val="18"/>
         </w:rPr>
-        <w:t>https://pubmed.ncbi.nlm.nih.gov/42887015/</w:t>
+        <w:t>https://pubmed.ncbi.nlm.nih.gov/42888009/</w:t>
       </w:r>
     </w:p>
     <w:p>
@@ -194,7 +194,7 @@
         <w:pStyle w:val="Heading2"/>
       </w:pPr>
       <w:r>
-        <w:t>Katheter-Ablation bei Vorhofflimmern senkt moderate Trikuspidalinsuffizienz um 51 Prozent</w:t>
+        <w:t>Vier Vorhoflimmer-Phänotypen nach Komorbiditätsprofil: Adhärenz zu integrierter Versorgung schützt alle</w:t>
       </w:r>
     </w:p>
     <w:p>
@@ -204,12 +204,12 @@
           <w:color w:val="666666"/>
           <w:sz w:val="18"/>
         </w:rPr>
-        <w:t>Yim J et al.  ·  Open Heart  ·  09.10.2026  ·  PMID 42869492</w:t>
+        <w:t>Mantovani M et al.  ·  Heart Rhythm  ·  16.10.2026  ·  PMID 42887625</w:t>
       </w:r>
     </w:p>
     <w:p>
       <w:r>
-        <w:t>Systematische Übersichtsarbeit mit Metaanalyse von 17 Studien mit 2747 Patienten zu Katheter-Ablation bei Vorhofflimmern und deren Einfluss auf die Schweregrad der Trikuspidalinsuffizienz.</w:t>
+        <w:t>Prospektive Kohortenstudie mit 1.233 Vorhofflimmer-Patienten; Latente-Klassen-Analyse von 11 kardiovaskulären und nicht-kardiovaskulären Komorbiditäten zur Identifikation klinischer Phänotypen; Median-Follow-up 542 Tage; primärer Endpunkt Kompositum aus Sterblichkeit, thromboembolischen Ereignissen und akutem Koronarsyndrom.</w:t>
       </w:r>
     </w:p>
     <w:p>
@@ -220,7 +220,7 @@
         <w:t xml:space="preserve">Ergebnis: </w:t>
       </w:r>
       <w:r>
-        <w:t>AF-Ablation war mit niedrigerer Prävalenz von moderater oder höhergradiger Trikuspidalinsuffizienz assoziiert (Risiko-Differenz −0,21, 95%-KI −0,33 bis −0,09; gepooltes Risiko-Verhältnis 0,49, 95%-KI 0,40 bis 0,60). Bei Patienten, die Sinusrhythmus behielten, war die Verbesserung größer als bei Rezidiv-Vorhofflimmern (Risiko-Differenz −0,28, 95%-KI −0,55 bis −0,01).</w:t>
+        <w:t>Vier LCA-Phänotypen: Low comorbidity (31,5 %), Cardio-metabolic (33,9 %), Elderly comorbid (22,9 %), Atherosclerotic-HF (11,8 %). Primärer Endpunkt trat bei 22,7 % ein. Versus Low-comorbidity-Gruppe zeigten sich erhöhte aHR: Cardio-metabolic aHR 1,64 (95 %-KI 1,13–2,39), Elderly comorbid aHR 1,62 (95 %-KI 1,09–2,42), Atherosclerotic-HF aHR 2,81 (95 %-KI 1,83–4,34). Adhärenz zu integrierter Versorgung senkte Risiko in allen Phänotypen ohne signifikante Heterogenität.</w:t>
       </w:r>
     </w:p>
     <w:p>
@@ -235,7 +235,7 @@
         <w:rPr>
           <w:sz w:val="19"/>
         </w:rPr>
-        <w:t>Internationale Studien mit standardisierter Echokardiografie, Metaanalyse auf europäische Versorgung übertragbar.</w:t>
+        <w:t>Italienische Universitätsklinik (Modena), Versorgungsforschung übertragbar auf strukturierte deutsche Vorhoflimmer-Programme.</w:t>
       </w:r>
     </w:p>
     <w:p>
@@ -244,7 +244,7 @@
           <w:color w:val="5A7D3A"/>
           <w:sz w:val="18"/>
         </w:rPr>
-        <w:t>https://pubmed.ncbi.nlm.nih.gov/42869492/</w:t>
+        <w:t>https://pubmed.ncbi.nlm.nih.gov/42887625/</w:t>
       </w:r>
     </w:p>
     <w:p>
@@ -252,7 +252,7 @@
         <w:pStyle w:val="Heading2"/>
       </w:pPr>
       <w:r>
-        <w:t>KI-Modell prognostiziert Kardiomyopathie bei ATTR-Amyloidose mit 100-prozentiger Genauigkeit</w:t>
+        <w:t>Interatrialer Shunt: sicher bei HFrEF, aber riskant bei HFpEF</w:t>
       </w:r>
     </w:p>
     <w:p>
@@ -262,12 +262,12 @@
           <w:color w:val="666666"/>
           <w:sz w:val="18"/>
         </w:rPr>
-        <w:t>Ordine L et al.  ·  Open Heart  ·  09.10.2026  ·  PMID 42869491</w:t>
+        <w:t>Rodés-Cabau J et al.  ·  JACC Heart Fail  ·  13.10.2026  ·  PMID 42886087</w:t>
       </w:r>
     </w:p>
     <w:p>
       <w:r>
-        <w:t>Entwicklung eines multimodalen Machine-Learning-Modells, das klinische, elektrokardiografische und echokardiografische Daten bei 97 Patienten mit genetisch bestätigter ATTR-Amyloidose ohne initialen Herzbefall zur Vorhersage von Kardiomyopathie kombiniert.</w:t>
+        <w:t>Randomisierte Studie RELIEVE-HF mit 605 eingeschlossenen und 508 randomisierten Patienten (370 mit Shunt-Implantationsversuch) zur Sicherheit und Dauerhaftigkeit eines Interatrial-Shunts; Stratifizierung nach Ejektionsfraktion (HFrEF ≤40 %, HFpEF &gt;40 %); Follow-up 2 Jahre mit Fokus auf Major Adverse Cardiovascular or Neurological Events (MACNE), ernsthaft unerwünschte Ereignisse und Nierenfunktion.</w:t>
       </w:r>
     </w:p>
     <w:p>
@@ -278,7 +278,7 @@
         <w:t xml:space="preserve">Ergebnis: </w:t>
       </w:r>
       <w:r>
-        <w:t>Das multimodale Ensemble erreichte bei der Vorhersage einer ATTR-Kardiomyopathie im Test-Set 100-prozentige Genauigkeit mit F1-Score 1,0 (AUC 0,74–0,89 in Unimodal-Modellen). Über mittlere Follow-up von 2,5±2,2 Jahren entwickelten 15 von 97 Patienten Kardiomyopathie.</w:t>
+        <w:t>Implantationserfolg 99,7 % (369/370). Keine Shunt- oder Prozedur-assoziierten MACNE über 2 Jahre (0 %; 95 %-KI 0–0,9 %); Shunt-Offenheit 99,4 %. Bei HFrEF keine erhöhte MACNE, kein erhöhtes Blutungsrisiko, keine Nierenfunktionsverschlechterung. Bei HFpEF: erhöhte MACNE, höhere ernsthafte Ereignisrate, erhöhtes Blutungsrisiko, Nierenfunktionsverschlechterung.</w:t>
       </w:r>
     </w:p>
     <w:p>
@@ -293,7 +293,7 @@
         <w:rPr>
           <w:sz w:val="19"/>
         </w:rPr>
-        <w:t>Italienische Zentren, Methodik auf europäische Screening-Programme für seltene Erkrankungen übertragbar.</w:t>
+        <w:t>Multinationale Studie mit deutschen und europäischen Zentren, direkt auf deutsches System übertragbar.</w:t>
       </w:r>
     </w:p>
     <w:p>
@@ -302,7 +302,7 @@
           <w:color w:val="5A7D3A"/>
           <w:sz w:val="18"/>
         </w:rPr>
-        <w:t>https://pubmed.ncbi.nlm.nih.gov/42869491/</w:t>
+        <w:t>https://pubmed.ncbi.nlm.nih.gov/42886087/</w:t>
       </w:r>
     </w:p>
     <w:p>
@@ -310,7 +310,7 @@
         <w:pStyle w:val="Heading2"/>
       </w:pPr>
       <w:r>
-        <w:t>Point-of-Care-Troponin-Schnelltest ermöglicht Ausschluss von Herzinfarkt in 2 Stunden bei 80 Prozent</w:t>
+        <w:t>MicroRNA- und Zytokin-Signatur der kardialen Kachexie identifiziert</w:t>
       </w:r>
     </w:p>
     <w:p>
@@ -320,12 +320,12 @@
           <w:color w:val="666666"/>
           <w:sz w:val="18"/>
         </w:rPr>
-        <w:t>Koechlin L et al.  ·  Am Heart J  ·  13.10.2026  ·  PMID 42869272</w:t>
+        <w:t>Tambaro F et al.  ·  ESC Heart Fail  ·  27.08.2026  ·  PMID 42853063</w:t>
       </w:r>
     </w:p>
     <w:p>
       <w:r>
-        <w:t>Validierung eines assay-spezifischen hs-cTnI-SPINCHIP-0/2h-Algorithmus zur Schnelltriage von Patienten mit Verdacht auf Myokardinfarkt in der Notaufnahme an Schweizer Universitätskliniken.</w:t>
+        <w:t>Fall-Kontroll-Studie mit 25 Herzinsuffizienz-Patienten und 10 Kontrollen; Profiling von zirkulierenden microRNAs (miR-15b, miR-29b, miR-133a, miR-486) und Wachstumsfaktoren (GDF-15, FGF-21); Assoziationen mit kardialer Kachexie (≥6 % unbeabsichtigter Gewichtsverlust in 6 Monaten), Ejektionsfraktion und NYHA-Klasse.</w:t>
       </w:r>
     </w:p>
     <w:p>
@@ -336,7 +336,7 @@
         <w:t xml:space="preserve">Ergebnis: </w:t>
       </w:r>
       <w:r>
-        <w:t>Der Algorithmus ermöglichte definitive Triage innerhalb von 2 Stunden bei etwa 80 Prozent der Patienten mit sehr hoher Sicherheit für Ausschluss und hoher Genauigkeit für Einschluss eines Myokardinfarkts. Interne Validierung durchgeführt.</w:t>
+        <w:t>CHF-Patienten gegenüber Kontrollen: niedrigere miR-15b, miR-29b, miR-133a, miR-486 (alle p&lt;0,01); erhöhtes GDF-15 (p&lt;0,001). FGF-21 erhöht bei Kachexie (p=0,012), bei HFrEF vs. HFpEF (p=0,039), bei NYHA III-IV vs. I-II (p=0,05). miR-29b und FGF-21 zeigen Assoziationen mit Kachexie und funktioneller Beeinträchtigung.</w:t>
       </w:r>
     </w:p>
     <w:p>
@@ -351,7 +351,7 @@
         <w:rPr>
           <w:sz w:val="19"/>
         </w:rPr>
-        <w:t>Schweiz, europäische Notaufnahmen mit ähnlicher Infrastruktur und Triage-Anforderungen.</w:t>
+        <w:t>Italienische Universitätklinik (Rom), molekulare Grundlagen zur Therapiestratifizierung.</w:t>
       </w:r>
     </w:p>
     <w:p>
@@ -360,7 +360,7 @@
           <w:color w:val="5A7D3A"/>
           <w:sz w:val="18"/>
         </w:rPr>
-        <w:t>https://pubmed.ncbi.nlm.nih.gov/42869272/</w:t>
+        <w:t>https://pubmed.ncbi.nlm.nih.gov/42853063/</w:t>
       </w:r>
     </w:p>
     <w:p>
@@ -368,7 +368,7 @@
         <w:pStyle w:val="Heading2"/>
       </w:pPr>
       <w:r>
-        <w:t>Leitlinien-gerechte Therapie und Entwässerung bei akuter Herzinsuffizienz: Implementierungsergebnisse</w:t>
+        <w:t>Prognostische Marker für Langzeitüberleben mit Dauerpumpen-LVAD jenseits von 5 Jahren</w:t>
       </w:r>
     </w:p>
     <w:p>
@@ -378,12 +378,12 @@
           <w:color w:val="666666"/>
           <w:sz w:val="18"/>
         </w:rPr>
-        <w:t>Ivey-Miranda JB et al.  ·  Eur J Heart Fail  ·  13.10.2026  ·  PMID 42866921</w:t>
+        <w:t>Velásquez-Silva C et al.  ·  ESC Heart Fail  ·  27.08.2026  ·  PMID 42841476</w:t>
       </w:r>
     </w:p>
     <w:p>
       <w:r>
-        <w:t>Übersichtsarbeit zur Umsetzung von Leitlinien-geleiteter medikamentöser Therapie und Entwässerungsstrategien bei akuter Herzinsuffizienz unter Beteiligung internationaler Experten aus USA, Polen, Niederlanden und Spanien.</w:t>
+        <w:t>Bizentrische Landmark-Analyse von 201 Patienten mit kontinuierlichem LVAD-Support ≥5 Jahre; Untersuchung klinischer, laborchemischer, echokardiographischer und hämodynamischer Parameter zum 5-Jahres-Zeitpunkt als Prädiktoren für Mortalität danach; Medial-Follow-up nach dem Landmark 6,9 Jahre.</w:t>
       </w:r>
     </w:p>
     <w:p>
@@ -394,7 +394,7 @@
         <w:t xml:space="preserve">Ergebnis: </w:t>
       </w:r>
       <w:r>
-        <w:t>Die Übersichtsarbeit analysiert Implementierungslücken zwischen evidenzbasierter Therapie und klinischer Praxis bei akuter Herzinsuffizienz; benennt konkrete Barrieren und bietet Lösungsansätze für optimierte Entwässerungsprotokolle und GDMT-Eskalation.</w:t>
+        <w:t>189 Patienten mit vollständigen Daten; 77 Todesfälle während Post-Landmark-Follow-up. Unabhängige Mortalitätsprädiktoren: Alter (HR 1,04 pro Jahr; p=0,002), Hämoglobin (HR 0,84 pro mmol/l; p=0,016), MELD-XI-Score (HR 1,10 pro Einheit; p&lt;0,001), ICD-Präsenz (HR 1,60; p=0,049). Diskriminierung akzeptabel (Harrell's C-Index ~0,74).</w:t>
       </w:r>
     </w:p>
     <w:p>
@@ -409,7 +409,7 @@
         <w:rPr>
           <w:sz w:val="19"/>
         </w:rPr>
-        <w:t>Europäische und nordamerikanische Kliniken mit vergleichbaren Notaufnahme- und Intensivstrukturen.</w:t>
+        <w:t>Deutsche Zentren dabei (Bochum, Leipzig), vergleichbare LVAD-Programme und Dokumentation.</w:t>
       </w:r>
     </w:p>
     <w:p>
@@ -418,7 +418,7 @@
           <w:color w:val="5A7D3A"/>
           <w:sz w:val="18"/>
         </w:rPr>
-        <w:t>https://pubmed.ncbi.nlm.nih.gov/42866921/</w:t>
+        <w:t>https://pubmed.ncbi.nlm.nih.gov/42841476/</w:t>
       </w:r>
     </w:p>
     <w:sectPr>

--- a/download/studien-aktuell.docx
+++ b/download/studien-aktuell.docx
@@ -62,7 +62,7 @@
           <w:color w:val="666666"/>
           <w:sz w:val="18"/>
         </w:rPr>
-        <w:t>Stand: 18.10.2026  |  6 Studien  |  kardio.m-vf.de</w:t>
+        <w:t>Stand: 19.10.2026  |  6 Studien  |  kardio.m-vf.de</w:t>
       </w:r>
     </w:p>
     <w:p>
@@ -70,7 +70,7 @@
         <w:pStyle w:val="Heading1"/>
       </w:pPr>
       <w:r>
-        <w:t>Aufgenommen am 18.10.2026</w:t>
+        <w:t>Aufgenommen am 19.10.2026</w:t>
       </w:r>
     </w:p>
     <w:p>
@@ -78,7 +78,7 @@
         <w:pStyle w:val="Heading2"/>
       </w:pPr>
       <w:r>
-        <w:t>Mittlere sekundäre Mitralinsuffizienz nach optimierter Therapie erhöht Sterblichkeit und Hospitalisierungen</w:t>
+        <w:t>GLP-1-Agonisten senken Vorhofflimmernrisiko bei Adipositas und Nierenerkrankung</w:t>
       </w:r>
     </w:p>
     <w:p>
@@ -88,12 +88,12 @@
           <w:color w:val="666666"/>
           <w:sz w:val="18"/>
         </w:rPr>
-        <w:t>Ferrero C et al.  ·  ESC Heart Fail  ·  17.10.2026  ·  PMID 42888505</w:t>
+        <w:t>Hassan A et al.  ·  Int J Cardiol  ·  17.10.2026  ·  PMID 42892471</w:t>
       </w:r>
     </w:p>
     <w:p>
       <w:r>
-        <w:t>Kohortenstudie mit 2.468 Patienten mit Herzinsuffizienz, bei denen echokardiographisch Mitralklappenfunktion bei Baseline und nach 12 Monaten optimierter leitliniengerechter medikamentöser Therapie beurteilt wurde; Follow-up bis 6,9 Jahre auf primären Endpunkt (Sterblichkeit oder Herzinsuffizienz-Hospitalisierung).</w:t>
+        <w:t>Retrospektive Kohortenstudie an 7.326 propensity-gematched Patienten pro Gruppe, die GLP-1-Rezeptoragonisten (Semaglutid, Liraglutid, Tirzepatid) bei nicht-diabetischen Erwachsenen mit Adipositas und chronischer Nierenerkrankung Stages 3-5 untersuchte.</w:t>
       </w:r>
     </w:p>
     <w:p>
@@ -104,7 +104,7 @@
         <w:t xml:space="preserve">Ergebnis: </w:t>
       </w:r>
       <w:r>
-        <w:t>80,5 % der Patienten hatten keine oder milde Mitralinsuffizienz, 15,6 % moderate und 3,9 % schwere. Bei moderater Mitralinsuffizienz nach 12 Monaten zeigten sich gegenüber keine/milder Insuffizienz erhöhte Hazard Ratios für den primären Endpunkt (HR 1,69; 95 %-KI 1,47–1,95), erhöhte Sterblichkeit (HR 1,54; 95 %-KI 1,32–1,79) und rezidivierende Hospitalisierungen (IRR 2,17; 95 %-KI 1,81–2,60). Hospitalisierungsrate 9,03 pro 100 Personenjahre ohne/mild vs. 20,0 bei moderat vs. 26,1 bei schwerer Insuffizienz.</w:t>
+        <w:t>Nach 1 Jahr Inzidenz-Vorhofflimmern 1,63% unter GLP-1-RA vs. 2,62% ohne (HR 0,655, 95%-KI 0,508-0,844, p=0,001), entsprechend 34,5% relativer Risikoreduktion. Auch ventrikuläre Arrhythmien (HR 0,556, p=0,002) und Hospitalisierungen (HR 0,668, p&lt;0,001) signifikant reduziert. Effekte persistent über 2–3 Jahre.</w:t>
       </w:r>
     </w:p>
     <w:p>
@@ -119,7 +119,7 @@
         <w:rPr>
           <w:sz w:val="19"/>
         </w:rPr>
-        <w:t>Spanische und italienische Universitätskliniken, direkt übertragbar auf deutsches Versorgungssystem.</w:t>
+        <w:t>USA-Daten (TriNetX), begrenzte Direktübertragung auf deutsches System</w:t>
       </w:r>
     </w:p>
     <w:p>
@@ -128,7 +128,7 @@
           <w:color w:val="5A7D3A"/>
           <w:sz w:val="18"/>
         </w:rPr>
-        <w:t>https://pubmed.ncbi.nlm.nih.gov/42888505/</w:t>
+        <w:t>https://pubmed.ncbi.nlm.nih.gov/42892471/</w:t>
       </w:r>
     </w:p>
     <w:p>
@@ -136,7 +136,7 @@
         <w:pStyle w:val="Heading2"/>
       </w:pPr>
       <w:r>
-        <w:t>Versorgungslücken bei Herzinsuffizienz-Therapie in Skandinavien quantifiziert</w:t>
+        <w:t>Alkoholbedingte Leberfettsucht erhöht Schlaganfallrisiko bei Vorhofflimmern</w:t>
       </w:r>
     </w:p>
     <w:p>
@@ -146,12 +146,12 @@
           <w:color w:val="666666"/>
           <w:sz w:val="18"/>
         </w:rPr>
-        <w:t>Norhammar A et al.  ·  Open Heart  ·  16.10.2026  ·  PMID 42888009</w:t>
+        <w:t>Go YH et al.  ·  Heart Rhythm  ·  16.10.2026  ·  PMID 42887623</w:t>
       </w:r>
     </w:p>
     <w:p>
       <w:r>
-        <w:t>Zweländer-Analyse (Schweden, Norwegen) mit nationalen Registerdaten zur Implementierung moderner Herzinsuffizienz-Therapie (GDMT, Device-Therapie) nach ESC-Leitlinien; Vergleich von Therapieintensität und Outcomes zwischen beiden Ländern und Versorgungsregionen.</w:t>
+        <w:t>Nationale koreanische Kohorte von 196.242 AF-Patienten (2010–2018, Median-Follow-up 5,9 Jahre) stratifiziert nach Leberfettsucht-Phänotyp (kein SLD, MASLD, MetALD, ALD), primärer Endpunkt ischämischer Schlaganfall, adjustierte Hazard Ratios berechnet.</w:t>
       </w:r>
     </w:p>
     <w:p>
@@ -162,7 +162,7 @@
         <w:t xml:space="preserve">Ergebnis: </w:t>
       </w:r>
       <w:r>
-        <w:t>Konkrete Implementierungsraten und Gaps in der Verordnung neuer Medikamentenklassen (SGLT2-Hemmer, GLP-1-RA) und Device-Therapien werden dokumentiert; Unterschiede in Therapieintensität zwischen Schweden und Norwegen sowie zwischen urban und rural gelegenen Zentren identifiziert; Assoziationen mit Krankenhaus-Readmission und Mortalität.</w:t>
+        <w:t>Gegenüber kein-SLD: MASLD nicht assoziiert mit Schlaganfallrisiko (aHR 1,00, 95%-KI 0,97–1,04). MetALD: aHR 1,09 (KI 1,00–1,18); ALD: aHR 1,16 (KI 1,08–1,26). Alkoholbedingte Phänotypen zeigten höheres Risiko besonders bei niedrigerem CHA2DS2-VA-Score, aber 6-Jahres-Absolutrisiko-Differenzen &lt;1%.</w:t>
       </w:r>
     </w:p>
     <w:p>
@@ -177,7 +177,7 @@
         <w:rPr>
           <w:sz w:val="19"/>
         </w:rPr>
-        <w:t>Skandinavische Gesundheitssysteme mit ähnlicher Dokumentation und Struktur wie deutsches DMP.</w:t>
+        <w:t>Südkorea-Kohorte, generalisierbar auf Bevölkerungen ähnlicher Baseline-Epidemiologie</w:t>
       </w:r>
     </w:p>
     <w:p>
@@ -186,7 +186,7 @@
           <w:color w:val="5A7D3A"/>
           <w:sz w:val="18"/>
         </w:rPr>
-        <w:t>https://pubmed.ncbi.nlm.nih.gov/42888009/</w:t>
+        <w:t>https://pubmed.ncbi.nlm.nih.gov/42887623/</w:t>
       </w:r>
     </w:p>
     <w:p>
@@ -194,7 +194,7 @@
         <w:pStyle w:val="Heading2"/>
       </w:pPr>
       <w:r>
-        <w:t>Vier Vorhoflimmer-Phänotypen nach Komorbiditätsprofil: Adhärenz zu integrierter Versorgung schützt alle</w:t>
+        <w:t>Kardiopulmonale Belastungstestung reduziert Herzinsuffizienz-Sterblichkeit bei Weißen und Hispanern</w:t>
       </w:r>
     </w:p>
     <w:p>
@@ -204,12 +204,12 @@
           <w:color w:val="666666"/>
           <w:sz w:val="18"/>
         </w:rPr>
-        <w:t>Mantovani M et al.  ·  Heart Rhythm  ·  16.10.2026  ·  PMID 42887625</w:t>
+        <w:t>Rice J et al.  ·  ESC Heart Fail  ·  27.08.2026  ·  PMID 42887014</w:t>
       </w:r>
     </w:p>
     <w:p>
       <w:r>
-        <w:t>Prospektive Kohortenstudie mit 1.233 Vorhofflimmer-Patienten; Latente-Klassen-Analyse von 11 kardiovaskulären und nicht-kardiovaskulären Komorbiditäten zur Identifikation klinischer Phänotypen; Median-Follow-up 542 Tage; primärer Endpunkt Kompositum aus Sterblichkeit, thromboembolischen Ereignissen und akutem Koronarsyndrom.</w:t>
+        <w:t>Retrospektive Kohortenstudie mit Propensity-Score-Matching an 8.355 Paarungen von HF-Patienten (2010–2023) aus TriNetX-Datenbanken zum Einsatz von kardiopulmonaler Belastungstestung innerhalb 1 Jahr nach Diagnose und Auswirkung auf Mortalität und Hospitalisierung nach Rasse/Ethnizität.</w:t>
       </w:r>
     </w:p>
     <w:p>
@@ -220,7 +220,7 @@
         <w:t xml:space="preserve">Ergebnis: </w:t>
       </w:r>
       <w:r>
-        <w:t>Vier LCA-Phänotypen: Low comorbidity (31,5 %), Cardio-metabolic (33,9 %), Elderly comorbid (22,9 %), Atherosclerotic-HF (11,8 %). Primärer Endpunkt trat bei 22,7 % ein. Versus Low-comorbidity-Gruppe zeigten sich erhöhte aHR: Cardio-metabolic aHR 1,64 (95 %-KI 1,13–2,39), Elderly comorbid aHR 1,62 (95 %-KI 1,09–2,42), Atherosclerotic-HF aHR 2,81 (95 %-KI 1,83–4,34). Adhärenz zu integrierter Versorgung senkte Risiko in allen Phänotypen ohne signifikante Heterogenität.</w:t>
+        <w:t>CPET-Nutzung insgesamt 1,27% (Weiße 1,39%, Schwarze 1,20%, Hispanier 0,69%, Asiaten 0,79%). 1-Jahres-Mortalität nach CPET: HR 0,58 (KI 0,51–0,65, p&lt;0,001) bei Weißen, HR 0,50 (KI 0,25–0,98, p=0,040) bei Hispanern; Schwarze zeigten Trend ohne Signifikanz (HR 0,70, p=0,214). HF-Hospitalisierung höher in CPET-Gruppe (Überwachungsbias).</w:t>
       </w:r>
     </w:p>
     <w:p>
@@ -235,7 +235,7 @@
         <w:rPr>
           <w:sz w:val="19"/>
         </w:rPr>
-        <w:t>Italienische Universitätsklinik (Modena), Versorgungsforschung übertragbar auf strukturierte deutsche Vorhoflimmer-Programme.</w:t>
+        <w:t>USA-Daten, Disparitäten-Befund ist übertragbar, Absolut-Zahlen sind nicht generalisierbar</w:t>
       </w:r>
     </w:p>
     <w:p>
@@ -244,7 +244,7 @@
           <w:color w:val="5A7D3A"/>
           <w:sz w:val="18"/>
         </w:rPr>
-        <w:t>https://pubmed.ncbi.nlm.nih.gov/42887625/</w:t>
+        <w:t>https://pubmed.ncbi.nlm.nih.gov/42887014/</w:t>
       </w:r>
     </w:p>
     <w:p>
@@ -252,7 +252,7 @@
         <w:pStyle w:val="Heading2"/>
       </w:pPr>
       <w:r>
-        <w:t>Interatrialer Shunt: sicher bei HFrEF, aber riskant bei HFpEF</w:t>
+        <w:t>Linksventrikuläre Wandspannung vorhersagbar für neue Herzinsuffizienz</w:t>
       </w:r>
     </w:p>
     <w:p>
@@ -262,12 +262,12 @@
           <w:color w:val="666666"/>
           <w:sz w:val="18"/>
         </w:rPr>
-        <w:t>Rodés-Cabau J et al.  ·  JACC Heart Fail  ·  13.10.2026  ·  PMID 42886087</w:t>
+        <w:t>White A et al.  ·  Am J Cardiol  ·  14.10.2026  ·  PMID 42874760</w:t>
       </w:r>
     </w:p>
     <w:p>
       <w:r>
-        <w:t>Randomisierte Studie RELIEVE-HF mit 605 eingeschlossenen und 508 randomisierten Patienten (370 mit Shunt-Implantationsversuch) zur Sicherheit und Dauerhaftigkeit eines Interatrial-Shunts; Stratifizierung nach Ejektionsfraktion (HFrEF ≤40 %, HFpEF &gt;40 %); Follow-up 2 Jahre mit Fokus auf Major Adverse Cardiovascular or Neurological Events (MACNE), ernsthaft unerwünschte Ereignisse und Nierenfunktion.</w:t>
+        <w:t>Retrospektive Kohortenstudie von 29.246 adulten Patienten ohne prävalente HF oder ≥moderate Klappenvitien, bei denen Transthorakal-Echokardiografie 2014–2020 durchgeführt wurde; linksventrikuläre enddiastolische Wandspannung (LVEDWS) berechnet, Inzidenz-HF aus ICD-Codes, Cox-Regression mit Adjustment für Demografie, Komorbiditäten, BNP, LVEF, LV-Masse-Index.</w:t>
       </w:r>
     </w:p>
     <w:p>
@@ -278,7 +278,7 @@
         <w:t xml:space="preserve">Ergebnis: </w:t>
       </w:r>
       <w:r>
-        <w:t>Implantationserfolg 99,7 % (369/370). Keine Shunt- oder Prozedur-assoziierten MACNE über 2 Jahre (0 %; 95 %-KI 0–0,9 %); Shunt-Offenheit 99,4 %. Bei HFrEF keine erhöhte MACNE, kein erhöhtes Blutungsrisiko, keine Nierenfunktionsverschlechterung. Bei HFpEF: erhöhte MACNE, höhere ernsthafte Ereignisrate, erhöhtes Blutungsrisiko, Nierenfunktionsverschlechterung.</w:t>
+        <w:t>Kohorte Median-Alter 59 Jahre, 54% Frauen, 11% Black. Median LVEDWS 14,5 (IQR 11,8–18,0) kdynes/cm². Follow-up maximal 8,2 Jahre (Median 3,7). 3.082 (11%) entwickelten Inzidenz-HF. Jeder 1-Unit-Anstieg LVEDWS: adjustierte HR 1,019 (95%-KI 1,014–1,024) für Inzidenz-HF, konsistent über Subgruppen.</w:t>
       </w:r>
     </w:p>
     <w:p>
@@ -293,7 +293,7 @@
         <w:rPr>
           <w:sz w:val="19"/>
         </w:rPr>
-        <w:t>Multinationale Studie mit deutschen und europäischen Zentren, direkt auf deutsches System übertragbar.</w:t>
+        <w:t>USA-Klinikdaten (Vanderbilt), Echokardiografie-Parameter sind technisch global standardisiert</w:t>
       </w:r>
     </w:p>
     <w:p>
@@ -302,7 +302,7 @@
           <w:color w:val="5A7D3A"/>
           <w:sz w:val="18"/>
         </w:rPr>
-        <w:t>https://pubmed.ncbi.nlm.nih.gov/42886087/</w:t>
+        <w:t>https://pubmed.ncbi.nlm.nih.gov/42874760/</w:t>
       </w:r>
     </w:p>
     <w:p>
@@ -310,7 +310,7 @@
         <w:pStyle w:val="Heading2"/>
       </w:pPr>
       <w:r>
-        <w:t>MicroRNA- und Zytokin-Signatur der kardialen Kachexie identifiziert</w:t>
+        <w:t>PCI-Aufschub vor TAVR sicher, aber bei komplexer KHK (SYNTAX &gt;17) erhöhtes Ischämierisiko</w:t>
       </w:r>
     </w:p>
     <w:p>
@@ -320,12 +320,12 @@
           <w:color w:val="666666"/>
           <w:sz w:val="18"/>
         </w:rPr>
-        <w:t>Tambaro F et al.  ·  ESC Heart Fail  ·  27.08.2026  ·  PMID 42853063</w:t>
+        <w:t>Broeze GM et al.  ·  JACC Cardiovasc Interv  ·  12.10.2026  ·  PMID 42863875</w:t>
       </w:r>
     </w:p>
     <w:p>
       <w:r>
-        <w:t>Fall-Kontroll-Studie mit 25 Herzinsuffizienz-Patienten und 10 Kontrollen; Profiling von zirkulierenden microRNAs (miR-15b, miR-29b, miR-133a, miR-486) und Wachstumsfaktoren (GDF-15, FGF-21); Assoziationen mit kardialer Kachexie (≥6 % unbeabsichtigter Gewichtsverlust in 6 Monaten), Ejektionsfraktion und NYHA-Klasse.</w:t>
+        <w:t>Substudie der randomisierten PRO-TAVI-Studie an 466 Patienten mit bedeutsamer koronarer Herzerkrankung und TAVR-Indikation, stratifiziert nach SYNTAX-Score (Ausmaß der KHK), verglichen PCI-Aufschub vs. PCI vor TAVR.</w:t>
       </w:r>
     </w:p>
     <w:p>
@@ -336,7 +336,7 @@
         <w:t xml:space="preserve">Ergebnis: </w:t>
       </w:r>
       <w:r>
-        <w:t>CHF-Patienten gegenüber Kontrollen: niedrigere miR-15b, miR-29b, miR-133a, miR-486 (alle p&lt;0,01); erhöhtes GDF-15 (p&lt;0,001). FGF-21 erhöht bei Kachexie (p=0,012), bei HFrEF vs. HFpEF (p=0,039), bei NYHA III-IV vs. I-II (p=0,05). miR-29b und FGF-21 zeigen Assoziationen mit Kachexie und funktioneller Beeinträchtigung.</w:t>
+        <w:t>Primärer Endpunkt (Mortalität, MI, Schlaganfall, schwere Blutung) bei 1 Jahr nicht unterschiedlich zwischen Gruppen. Bei SYNTAX &gt;17: ischämischer Composite-Endpunkt höher in Aufschub-Gruppe (30,9% vs. 14,8%, adjustierte HR 2,43, 95%-KI 1,04–5,64, p=0,04). Blutungen weniger häufig bei Aufschub über alle SYNTAX-Kategorien.</w:t>
       </w:r>
     </w:p>
     <w:p>
@@ -351,7 +351,7 @@
         <w:rPr>
           <w:sz w:val="19"/>
         </w:rPr>
-        <w:t>Italienische Universitätklinik (Rom), molekulare Grundlagen zur Therapiestratifizierung.</w:t>
+        <w:t>Niederlande (ZonMw-finanziert), vergleichbares System, direktübertragbar</w:t>
       </w:r>
     </w:p>
     <w:p>
@@ -360,7 +360,7 @@
           <w:color w:val="5A7D3A"/>
           <w:sz w:val="18"/>
         </w:rPr>
-        <w:t>https://pubmed.ncbi.nlm.nih.gov/42853063/</w:t>
+        <w:t>https://pubmed.ncbi.nlm.nih.gov/42863875/</w:t>
       </w:r>
     </w:p>
     <w:p>
@@ -368,7 +368,7 @@
         <w:pStyle w:val="Heading2"/>
       </w:pPr>
       <w:r>
-        <w:t>Prognostische Marker für Langzeitüberleben mit Dauerpumpen-LVAD jenseits von 5 Jahren</w:t>
+        <w:t>Netzhaut-Asymmetrie vorhersagbar für Herzinsuffizienz und koronare Erkrankung</w:t>
       </w:r>
     </w:p>
     <w:p>
@@ -378,12 +378,12 @@
           <w:color w:val="666666"/>
           <w:sz w:val="18"/>
         </w:rPr>
-        <w:t>Velásquez-Silva C et al.  ·  ESC Heart Fail  ·  27.08.2026  ·  PMID 42841476</w:t>
+        <w:t>Liu A et al.  ·  J Am Heart Assoc  ·  06.10.2026  ·  PMID 42808435</w:t>
       </w:r>
     </w:p>
     <w:p>
       <w:r>
-        <w:t>Bizentrische Landmark-Analyse von 201 Patienten mit kontinuierlichem LVAD-Support ≥5 Jahre; Untersuchung klinischer, laborchemischer, echokardiographischer und hämodynamischer Parameter zum 5-Jahres-Zeitpunkt als Prädiktoren für Mortalität danach; Medial-Follow-up nach dem Landmark 6,9 Jahre.</w:t>
+        <w:t>Prospektive UK-Biobank-Kohortenstudie an 46.836 Teilnehmern mit bilateraler optischer Kohärenztomografie der Retina, Follow-up bis 12,86 Jahre, Assoziation von Intereye-Asymmetrie retinaler Schichten mit kardiovaskulären Ereignissen mittels multivariater Cox-Regression.</w:t>
       </w:r>
     </w:p>
     <w:p>
@@ -394,7 +394,7 @@
         <w:t xml:space="preserve">Ergebnis: </w:t>
       </w:r>
       <w:r>
-        <w:t>189 Patienten mit vollständigen Daten; 77 Todesfälle während Post-Landmark-Follow-up. Unabhängige Mortalitätsprädiktoren: Alter (HR 1,04 pro Jahr; p=0,002), Hämoglobin (HR 0,84 pro mmol/l; p=0,016), MELD-XI-Score (HR 1,10 pro Einheit; p&lt;0,001), ICD-Präsenz (HR 1,60; p=0,049). Diskriminierung akzeptabel (Harrell's C-Index ~0,74).</w:t>
+        <w:t>Größere retinale Asymmetrie konsistent mit kardiovaskulärer Erkrankung assoziiert. Retinale Nervenfaserschicht-Asymmetrie zeigte stärkste Assoziationen: HR ~1,07 für Vorhofflimmern bis 1,15 für Herzinsuffizienz pro SD-Anstieg. Modelle mit Nervenfaserschicht-Asymmetrie verbesserten Risikostratifikation moderat gegenüber mittlerer Netzhautdicke allein. Proteomik deutete auf Verbindung mit extrazellulärer Matrix-Ummodellierung, Inflammation.</w:t>
       </w:r>
     </w:p>
     <w:p>
@@ -409,7 +409,7 @@
         <w:rPr>
           <w:sz w:val="19"/>
         </w:rPr>
-        <w:t>Deutsche Zentren dabei (Bochum, Leipzig), vergleichbare LVAD-Programme und Dokumentation.</w:t>
+        <w:t>UK-Daten, Screening-Marker ohne unmittelbare deutsche Umsetzung verfügbar</w:t>
       </w:r>
     </w:p>
     <w:p>
@@ -418,7 +418,7 @@
           <w:color w:val="5A7D3A"/>
           <w:sz w:val="18"/>
         </w:rPr>
-        <w:t>https://pubmed.ncbi.nlm.nih.gov/42841476/</w:t>
+        <w:t>https://pubmed.ncbi.nlm.nih.gov/42808435/</w:t>
       </w:r>
     </w:p>
     <w:sectPr>

--- a/download/studien-aktuell.docx
+++ b/download/studien-aktuell.docx
@@ -62,7 +62,7 @@
           <w:color w:val="666666"/>
           <w:sz w:val="18"/>
         </w:rPr>
-        <w:t>Stand: 19.10.2026  |  6 Studien  |  kardio.m-vf.de</w:t>
+        <w:t>Stand: 20.10.2026  |  6 Studien  |  kardio.m-vf.de</w:t>
       </w:r>
     </w:p>
     <w:p>
@@ -70,7 +70,7 @@
         <w:pStyle w:val="Heading1"/>
       </w:pPr>
       <w:r>
-        <w:t>Aufgenommen am 19.10.2026</w:t>
+        <w:t>Aufgenommen am 20.10.2026</w:t>
       </w:r>
     </w:p>
     <w:p>
@@ -78,7 +78,7 @@
         <w:pStyle w:val="Heading2"/>
       </w:pPr>
       <w:r>
-        <w:t>GLP-1-Agonisten senken Vorhofflimmernrisiko bei Adipositas und Nierenerkrankung</w:t>
+        <w:t>Leberfunktionsmuster identifizieren Hochrisiko-Patienten bei akuter Herzinsuffizienz</w:t>
       </w:r>
     </w:p>
     <w:p>
@@ -88,12 +88,12 @@
           <w:color w:val="666666"/>
           <w:sz w:val="18"/>
         </w:rPr>
-        <w:t>Hassan A et al.  ·  Int J Cardiol  ·  17.10.2026  ·  PMID 42892471</w:t>
+        <w:t>Marcus G et al.  ·  Clin Res Cardiol  ·  19.10.2026  ·  PMID 42895544</w:t>
       </w:r>
     </w:p>
     <w:p>
       <w:r>
-        <w:t>Retrospektive Kohortenstudie an 7.326 propensity-gematched Patienten pro Gruppe, die GLP-1-Rezeptoragonisten (Semaglutid, Liraglutid, Tirzepatid) bei nicht-diabetischen Erwachsenen mit Adipositas und chronischer Nierenerkrankung Stages 3-5 untersuchte.</w:t>
+        <w:t>Israelische Kohortenstudie an 8332 Hospitalisierungen mit akut dekompensierter Herzinsuffizienz untersuchte, ob Muster der Leberfunktionswerte (AST, ALT, alkalische Phosphatase, Bilirubin) Prognose vorhersagen.</w:t>
       </w:r>
     </w:p>
     <w:p>
@@ -104,7 +104,7 @@
         <w:t xml:space="preserve">Ergebnis: </w:t>
       </w:r>
       <w:r>
-        <w:t>Nach 1 Jahr Inzidenz-Vorhofflimmern 1,63% unter GLP-1-RA vs. 2,62% ohne (HR 0,655, 95%-KI 0,508-0,844, p=0,001), entsprechend 34,5% relativer Risikoreduktion. Auch ventrikuläre Arrhythmien (HR 0,556, p=0,002) und Hospitalisierungen (HR 0,668, p&lt;0,001) signifikant reduziert. Effekte persistent über 2–3 Jahre.</w:t>
+        <w:t>Vier Phänotypen zeigten deutlich unterschiedliche Sterblichkeit: keine Leberverletzung 3,5 %, hepatozellulär 16,3 %, cholestasisch 9,0 %, kombiniert 24,3 % (p&lt;0,001). Nach Adjustment blieben alle Verletzungsmuster unabhängige Prädiktoren für im-Hospital-Mortalität. Hepatozelluläre und kombinierte Verletzung sagten 30-Tage-Sterblichkeit und -Readmission voraus.</w:t>
       </w:r>
     </w:p>
     <w:p>
@@ -119,7 +119,7 @@
         <w:rPr>
           <w:sz w:val="19"/>
         </w:rPr>
-        <w:t>USA-Daten (TriNetX), begrenzte Direktübertragung auf deutsches System</w:t>
+        <w:t>Israel, vergleichbare Dokumentationspraxis; Routineparameter für deutsche Kliniken verfügbar.</w:t>
       </w:r>
     </w:p>
     <w:p>
@@ -128,7 +128,7 @@
           <w:color w:val="5A7D3A"/>
           <w:sz w:val="18"/>
         </w:rPr>
-        <w:t>https://pubmed.ncbi.nlm.nih.gov/42892471/</w:t>
+        <w:t>https://pubmed.ncbi.nlm.nih.gov/42895544/</w:t>
       </w:r>
     </w:p>
     <w:p>
@@ -136,7 +136,7 @@
         <w:pStyle w:val="Heading2"/>
       </w:pPr>
       <w:r>
-        <w:t>Alkoholbedingte Leberfettsucht erhöht Schlaganfallrisiko bei Vorhofflimmern</w:t>
+        <w:t>Echokardiographischer Atrial-Coupling-Index prognostiziert Vorhofflimmern nach Schlaganfall</w:t>
       </w:r>
     </w:p>
     <w:p>
@@ -146,12 +146,12 @@
           <w:color w:val="666666"/>
           <w:sz w:val="18"/>
         </w:rPr>
-        <w:t>Go YH et al.  ·  Heart Rhythm  ·  16.10.2026  ·  PMID 42887623</w:t>
+        <w:t>Giordano C et al.  ·  Clin Res Cardiol  ·  19.10.2026  ·  PMID 42895543</w:t>
       </w:r>
     </w:p>
     <w:p>
       <w:r>
-        <w:t>Nationale koreanische Kohorte von 196.242 AF-Patienten (2010–2018, Median-Follow-up 5,9 Jahre) stratifiziert nach Leberfettsucht-Phänotyp (kein SLD, MASLD, MetALD, ALD), primärer Endpunkt ischämischer Schlaganfall, adjustierte Hazard Ratios berechnet.</w:t>
+        <w:t>Italienische Kohortenstudie an 285 Patienten mit embolischem Schlaganfall oder TIA unbekannter Ursache untersuchte, ob der Left Atrial Volumetric-Mechanical Coupling Index (LACI-VM) das Auftreten von Vorhofflimmern vorhersagt.</w:t>
       </w:r>
     </w:p>
     <w:p>
@@ -162,7 +162,7 @@
         <w:t xml:space="preserve">Ergebnis: </w:t>
       </w:r>
       <w:r>
-        <w:t>Gegenüber kein-SLD: MASLD nicht assoziiert mit Schlaganfallrisiko (aHR 1,00, 95%-KI 0,97–1,04). MetALD: aHR 1,09 (KI 1,00–1,18); ALD: aHR 1,16 (KI 1,08–1,26). Alkoholbedingte Phänotypen zeigten höheres Risiko besonders bei niedrigerem CHA2DS2-VA-Score, aber 6-Jahres-Absolutrisiko-Differenzen &lt;1%.</w:t>
+        <w:t>Über 10,9 Monate Nachbeobachtung entwickelten 24 Patienten (8,4 %) Vorhofflimmern, 62 % innerhalb eines Jahres. LACI-VM war nach Multivarianzanpassung unabhängig assoziiert mit Vorhofflimmern (HR 6,64; 95%-KI 1,34–59,88; p=0,041). Patienten mit LACI-VM &lt;2,5 und normalen Füllungsdrücken (E/e' ≤10) hatten ~2 % AF-Inzidenz; mit beeinträchtigtem LACI-VM (≥2,5) und erhöhten Drücken (E/e' &gt;10) war das Risiko ~tenfach höher (20 %).</w:t>
       </w:r>
     </w:p>
     <w:p>
@@ -177,7 +177,7 @@
         <w:rPr>
           <w:sz w:val="19"/>
         </w:rPr>
-        <w:t>Südkorea-Kohorte, generalisierbar auf Bevölkerungen ähnlicher Baseline-Epidemiologie</w:t>
+        <w:t>Italien, kardiologische Echokardiographie; einfache Messung für deutsche Stroke Units anwendbar.</w:t>
       </w:r>
     </w:p>
     <w:p>
@@ -186,7 +186,7 @@
           <w:color w:val="5A7D3A"/>
           <w:sz w:val="18"/>
         </w:rPr>
-        <w:t>https://pubmed.ncbi.nlm.nih.gov/42887623/</w:t>
+        <w:t>https://pubmed.ncbi.nlm.nih.gov/42895543/</w:t>
       </w:r>
     </w:p>
     <w:p>
@@ -194,7 +194,7 @@
         <w:pStyle w:val="Heading2"/>
       </w:pPr>
       <w:r>
-        <w:t>Kardiopulmonale Belastungstestung reduziert Herzinsuffizienz-Sterblichkeit bei Weißen und Hispanern</w:t>
+        <w:t>Lipoprotein(a) nicht assoziiert mit Reperfusionsschaden bei STEMI</w:t>
       </w:r>
     </w:p>
     <w:p>
@@ -204,12 +204,12 @@
           <w:color w:val="666666"/>
           <w:sz w:val="18"/>
         </w:rPr>
-        <w:t>Rice J et al.  ·  ESC Heart Fail  ·  27.08.2026  ·  PMID 42887014</w:t>
+        <w:t>Holzknecht M et al.  ·  Clin Res Cardiol  ·  19.10.2026  ·  PMID 42895541</w:t>
       </w:r>
     </w:p>
     <w:p>
       <w:r>
-        <w:t>Retrospektive Kohortenstudie mit Propensity-Score-Matching an 8.355 Paarungen von HF-Patienten (2010–2023) aus TriNetX-Datenbanken zum Einsatz von kardiopulmonaler Belastungstestung innerhalb 1 Jahr nach Diagnose und Auswirkung auf Mortalität und Hospitalisierung nach Rasse/Ethnizität.</w:t>
+        <w:t>Österreichische prospektive Kohortenstudie (MARINA-STEMI) an 518 STEMI-Patienten mit primärer PCI untersuchte, ob Lipoprotein(a) mit Ischämie-Reperfusionsschaden (gemessen durch kardiale Magnetresonanztomographie) korreliert.</w:t>
       </w:r>
     </w:p>
     <w:p>
@@ -220,7 +220,7 @@
         <w:t xml:space="preserve">Ergebnis: </w:t>
       </w:r>
       <w:r>
-        <w:t>CPET-Nutzung insgesamt 1,27% (Weiße 1,39%, Schwarze 1,20%, Hispanier 0,69%, Asiaten 0,79%). 1-Jahres-Mortalität nach CPET: HR 0,58 (KI 0,51–0,65, p&lt;0,001) bei Weißen, HR 0,50 (KI 0,25–0,98, p=0,040) bei Hispanern; Schwarze zeigten Trend ohne Signifikanz (HR 0,70, p=0,214). HF-Hospitalisierung höher in CPET-Gruppe (Überwachungsbias).</w:t>
+        <w:t>LDL-Cholesterin korrelierte mit Infarktgröße (ρ=0,114; p=0,010) und war höher bei Patienten mit intramyokardialer Hämorrhagie (145 vs. 140 mg/dl; p=0,031). Lipoprotein(a) zeigte keine Korrelation mit Infarktgröße (ρ=0,051; p=0,246), keine Assoziation mit intramyokardialer Hämorrhagie (25 vs. 28 nmol/l; p=0,632), und erhöhtes Lp(a) (≥105 nmol/l) war nicht mit MACE assoziiert (8,7 % vs. 8,8 %; p=0,966).</w:t>
       </w:r>
     </w:p>
     <w:p>
@@ -235,7 +235,7 @@
         <w:rPr>
           <w:sz w:val="19"/>
         </w:rPr>
-        <w:t>USA-Daten, Disparitäten-Befund ist übertragbar, Absolut-Zahlen sind nicht generalisierbar</w:t>
+        <w:t>Österreich, vergleichbares Gesundheitssystem; zeigt Grenzen eines Biomarkers auf, relevant für deutsche Patientenselektion.</w:t>
       </w:r>
     </w:p>
     <w:p>
@@ -244,7 +244,7 @@
           <w:color w:val="5A7D3A"/>
           <w:sz w:val="18"/>
         </w:rPr>
-        <w:t>https://pubmed.ncbi.nlm.nih.gov/42887014/</w:t>
+        <w:t>https://pubmed.ncbi.nlm.nih.gov/42895541/</w:t>
       </w:r>
     </w:p>
     <w:p>
@@ -252,7 +252,7 @@
         <w:pStyle w:val="Heading2"/>
       </w:pPr>
       <w:r>
-        <w:t>Linksventrikuläre Wandspannung vorhersagbar für neue Herzinsuffizienz</w:t>
+        <w:t>ESC-Konsensus zur Nachsorge von Herztransplantierten außerhalb von Zentren</w:t>
       </w:r>
     </w:p>
     <w:p>
@@ -262,12 +262,12 @@
           <w:color w:val="666666"/>
           <w:sz w:val="18"/>
         </w:rPr>
-        <w:t>White A et al.  ·  Am J Cardiol  ·  14.10.2026  ·  PMID 42874760</w:t>
+        <w:t>Baudry G et al.  ·  Eur J Heart Fail  ·  19.10.2026  ·  PMID 42895118</w:t>
       </w:r>
     </w:p>
     <w:p>
       <w:r>
-        <w:t>Retrospektive Kohortenstudie von 29.246 adulten Patienten ohne prävalente HF oder ≥moderate Klappenvitien, bei denen Transthorakal-Echokardiografie 2014–2020 durchgeführt wurde; linksventrikuläre enddiastolische Wandspannung (LVEDWS) berechnet, Inzidenz-HF aus ICD-Codes, Cox-Regression mit Adjustment für Demografie, Komorbiditäten, BNP, LVEF, LV-Masse-Index.</w:t>
+        <w:t>Europäische Konsensusstellungnahme (HFA/ACNAP/ESC) mit Handlungsempfehlungen für Nicht-Transplantationszentren zur Betreuung von Langzeit-Herztransplantierten hinsichtlich Immunsuppression, Abstoßung, Infektion, kardiale Vaskulopathie, Malignität, Nierenerkrankung und metabolischen Störungen.</w:t>
       </w:r>
     </w:p>
     <w:p>
@@ -278,7 +278,7 @@
         <w:t xml:space="preserve">Ergebnis: </w:t>
       </w:r>
       <w:r>
-        <w:t>Kohorte Median-Alter 59 Jahre, 54% Frauen, 11% Black. Median LVEDWS 14,5 (IQR 11,8–18,0) kdynes/cm². Follow-up maximal 8,2 Jahre (Median 3,7). 3.082 (11%) entwickelten Inzidenz-HF. Jeder 1-Unit-Anstieg LVEDWS: adjustierte HR 1,019 (95%-KI 1,014–1,024) für Inzidenz-HF, konsistent über Subgruppen.</w:t>
+        <w:t>Konsensus empfiehlt strukturierte Nachsorgemodelle mit zeitabhängigen Behandlungsprinzipien, Shared-Care-Modelle zwischen Transplantationszentren und Hausversorgern, klare Kriterien für Überweisung bei komplexen Szenarien (Fertilität, Schwangerschaft, nicht-kardiale Chirurgie, Rehabilitation, palliative Care). Besonderung: systematische Früherkennung und Koordination verringern Komplikationen.</w:t>
       </w:r>
     </w:p>
     <w:p>
@@ -293,7 +293,7 @@
         <w:rPr>
           <w:sz w:val="19"/>
         </w:rPr>
-        <w:t>USA-Klinikdaten (Vanderbilt), Echokardiografie-Parameter sind technisch global standardisiert</w:t>
+        <w:t>Europa (Deutschland Mitautor), deutschsprachige Zentren; strukturelle Vorgaben direkt übertragbar.</w:t>
       </w:r>
     </w:p>
     <w:p>
@@ -302,7 +302,7 @@
           <w:color w:val="5A7D3A"/>
           <w:sz w:val="18"/>
         </w:rPr>
-        <w:t>https://pubmed.ncbi.nlm.nih.gov/42874760/</w:t>
+        <w:t>https://pubmed.ncbi.nlm.nih.gov/42895118/</w:t>
       </w:r>
     </w:p>
     <w:p>
@@ -310,7 +310,7 @@
         <w:pStyle w:val="Heading2"/>
       </w:pPr>
       <w:r>
-        <w:t>PCI-Aufschub vor TAVR sicher, aber bei komplexer KHK (SYNTAX &gt;17) erhöhtes Ischämierisiko</w:t>
+        <w:t>Herzinsuffizienz zerstört die normale Struktur der Herzmuskel-Tubuli</w:t>
       </w:r>
     </w:p>
     <w:p>
@@ -320,12 +320,12 @@
           <w:color w:val="666666"/>
           <w:sz w:val="18"/>
         </w:rPr>
-        <w:t>Broeze GM et al.  ·  JACC Cardiovasc Interv  ·  12.10.2026  ·  PMID 42863875</w:t>
+        <w:t>Iqbal Z et al.  ·  J Mol Cell Cardiol  ·  09.10.2026  ·  PMID 42854828</w:t>
       </w:r>
     </w:p>
     <w:p>
       <w:r>
-        <w:t>Substudie der randomisierten PRO-TAVI-Studie an 466 Patienten mit bedeutsamer koronarer Herzerkrankung und TAVR-Indikation, stratifiziert nach SYNTAX-Score (Ausmaß der KHK), verglichen PCI-Aufschub vs. PCI vor TAVR.</w:t>
+        <w:t>Deutsche Grundlagenstudie an Gewebeschnitten von 8 nicht-insuffizienten und 13 terminal insuffizienten Spenderherzen untersuchte, ob die transmuralen Gradienten der T-Tubuli (Ionenkanäle der Myozyten) bei Herzinsuffizienz erhalten bleiben und ob kleine Biopsien repräsentativ sind.</w:t>
       </w:r>
     </w:p>
     <w:p>
@@ -336,7 +336,7 @@
         <w:t xml:space="preserve">Ergebnis: </w:t>
       </w:r>
       <w:r>
-        <w:t>Primärer Endpunkt (Mortalität, MI, Schlaganfall, schwere Blutung) bei 1 Jahr nicht unterschiedlich zwischen Gruppen. Bei SYNTAX &gt;17: ischämischer Composite-Endpunkt höher in Aufschub-Gruppe (30,9% vs. 14,8%, adjustierte HR 2,43, 95%-KI 1,04–5,64, p=0,04). Blutungen weniger häufig bei Aufschub über alle SYNTAX-Kategorien.</w:t>
+        <w:t>In nicht-insuffizienten Herzen war die T-Tubuli-Dichte im Subepikard 45 % höher als im Subendokard (0,16 ± 0,01 % vs. 0,11 ± 0,01 %; p&lt;0,001). Bei HFrEF war die T-Tubuli-Dichte ~40 % niedriger, die extrazelluläre Matrix ~28 % (vs. ~20 %), Myozyten ~50 % breiter, und der transmuraale Gradient war aufgehoben. Apikalregionen zeigten stärkste Remodellierung, sagten aber die übrige LV-T-Tubuli-Parameter mit mittleren relativen Fehlern ~10 % voraus.</w:t>
       </w:r>
     </w:p>
     <w:p>
@@ -351,7 +351,7 @@
         <w:rPr>
           <w:sz w:val="19"/>
         </w:rPr>
-        <w:t>Niederlande (ZonMw-finanziert), vergleichbares System, direktübertragbar</w:t>
+        <w:t>Deutschland (Erlangen, Leipzig, Bad Oeynhausen), humane Explantate; Biopsie-Strategie für klinische T-Tubuli-Diagnostik definiert.</w:t>
       </w:r>
     </w:p>
     <w:p>
@@ -360,7 +360,7 @@
           <w:color w:val="5A7D3A"/>
           <w:sz w:val="18"/>
         </w:rPr>
-        <w:t>https://pubmed.ncbi.nlm.nih.gov/42863875/</w:t>
+        <w:t>https://pubmed.ncbi.nlm.nih.gov/42854828/</w:t>
       </w:r>
     </w:p>
     <w:p>
@@ -368,7 +368,7 @@
         <w:pStyle w:val="Heading2"/>
       </w:pPr>
       <w:r>
-        <w:t>Netzhaut-Asymmetrie vorhersagbar für Herzinsuffizienz und koronare Erkrankung</w:t>
+        <w:t>FFR-CT prognostiziert Herzinfarkt und kardiovaskulären Tod unabhängig von Stenosegrad</w:t>
       </w:r>
     </w:p>
     <w:p>
@@ -378,12 +378,12 @@
           <w:color w:val="666666"/>
           <w:sz w:val="18"/>
         </w:rPr>
-        <w:t>Liu A et al.  ·  J Am Heart Assoc  ·  06.10.2026  ·  PMID 42808435</w:t>
+        <w:t>Bell JS et al.  ·  Circulation  ·  20.10.2026  ·  PMID 42770221</w:t>
       </w:r>
     </w:p>
     <w:p>
       <w:r>
-        <w:t>Prospektive UK-Biobank-Kohortenstudie an 46.836 Teilnehmern mit bilateraler optischer Kohärenztomografie der Retina, Follow-up bis 12,86 Jahre, Assoziation von Intereye-Asymmetrie retinaler Schichten mit kardiovaskulären Ereignissen mittels multivariater Cox-Regression.</w:t>
+        <w:t>Britische Kohortenstudie an 7836 Patienten mit stabiler Koronarer Herzkrankheit untersuchte, ob die computertomographisch abgeleitete Fraktionale Flussreserve (FFR-CT) zukünftige kardiovaskuläre Ereignisse vorhersagt.</w:t>
       </w:r>
     </w:p>
     <w:p>
@@ -394,7 +394,7 @@
         <w:t xml:space="preserve">Ergebnis: </w:t>
       </w:r>
       <w:r>
-        <w:t>Größere retinale Asymmetrie konsistent mit kardiovaskulärer Erkrankung assoziiert. Retinale Nervenfaserschicht-Asymmetrie zeigte stärkste Assoziationen: HR ~1,07 für Vorhofflimmern bis 1,15 für Herzinsuffizienz pro SD-Anstieg. Modelle mit Nervenfaserschicht-Asymmetrie verbesserten Risikostratifikation moderat gegenüber mittlerer Netzhautdicke allein. Proteomik deutete auf Verbindung mit extrazellulärer Matrix-Ummodellierung, Inflammation.</w:t>
+        <w:t>FFR-CT-Werte ≤0,7 waren unabhängig von Stenosegrad mit erhöhtem Myokardinfarktrisiko assoziiert (adjustierte HR 2,94–3,39; p&lt;0,001), FFR-CT ≤0,5 mit kardiovaskulärem Tod (adjustierte HR 2,92; p=0,02). Ein FFR-CT-Wert von 0,67 markierte den optimalen Risikoschwellenwert. Die C-Index für Herzinfarkt oder kardiovaskulären Tod verbesserte sich mit FFR-CT um 0,012 (p&lt;0,001).</w:t>
       </w:r>
     </w:p>
     <w:p>
@@ -409,7 +409,7 @@
         <w:rPr>
           <w:sz w:val="19"/>
         </w:rPr>
-        <w:t>UK-Daten, Screening-Marker ohne unmittelbare deutsche Umsetzung verfügbar</w:t>
+        <w:t>Großbritannien, nationale Datenbank; Methode klinisch etabliert, übertragbar auf deutsche Screening-Strukturen.</w:t>
       </w:r>
     </w:p>
     <w:p>
@@ -418,7 +418,7 @@
           <w:color w:val="5A7D3A"/>
           <w:sz w:val="18"/>
         </w:rPr>
-        <w:t>https://pubmed.ncbi.nlm.nih.gov/42808435/</w:t>
+        <w:t>https://pubmed.ncbi.nlm.nih.gov/42770221/</w:t>
       </w:r>
     </w:p>
     <w:sectPr>

--- a/download/studien-aktuell.docx
+++ b/download/studien-aktuell.docx
@@ -62,7 +62,7 @@
           <w:color w:val="666666"/>
           <w:sz w:val="18"/>
         </w:rPr>
-        <w:t>Stand: 20.10.2026  |  6 Studien  |  kardio.m-vf.de</w:t>
+        <w:t>Stand: 21.10.2026  |  6 Studien  |  kardio.m-vf.de</w:t>
       </w:r>
     </w:p>
     <w:p>
@@ -70,7 +70,7 @@
         <w:pStyle w:val="Heading1"/>
       </w:pPr>
       <w:r>
-        <w:t>Aufgenommen am 20.10.2026</w:t>
+        <w:t>Aufgenommen am 21.10.2026</w:t>
       </w:r>
     </w:p>
     <w:p>
@@ -78,7 +78,7 @@
         <w:pStyle w:val="Heading2"/>
       </w:pPr>
       <w:r>
-        <w:t>Leberfunktionsmuster identifizieren Hochrisiko-Patienten bei akuter Herzinsuffizienz</w:t>
+        <w:t>Schwere Trikuspidalinsuffizienz wird meist bei fortgeschrittener Rechtsherzinsuffizienz erkannt</w:t>
       </w:r>
     </w:p>
     <w:p>
@@ -88,12 +88,12 @@
           <w:color w:val="666666"/>
           <w:sz w:val="18"/>
         </w:rPr>
-        <w:t>Marcus G et al.  ·  Clin Res Cardiol  ·  19.10.2026  ·  PMID 42895544</w:t>
+        <w:t>Fiore G et al.  ·  Int J Cardiol  ·  20.10.2026  ·  PMID 42901428</w:t>
       </w:r>
     </w:p>
     <w:p>
       <w:r>
-        <w:t>Israelische Kohortenstudie an 8332 Hospitalisierungen mit akut dekompensierter Herzinsuffizienz untersuchte, ob Muster der Leberfunktionswerte (AST, ALT, alkalische Phosphatase, Bilirubin) Prognose vorhersagen.</w:t>
+        <w:t>Retrospektive Analyse von 625 Patienten mit erstmals diagnostizierter schwerer Trikuspidalinsuffizienz und Subgruppenanalyse von 310 mit vorherigem Echokardiogramm, um zu untersuchen, ob späte Erkennung oder frühe Krankheitsprogression den schlechten Phänotyp erklärt.</w:t>
       </w:r>
     </w:p>
     <w:p>
@@ -104,7 +104,7 @@
         <w:t xml:space="preserve">Ergebnis: </w:t>
       </w:r>
       <w:r>
-        <w:t>Vier Phänotypen zeigten deutlich unterschiedliche Sterblichkeit: keine Leberverletzung 3,5 %, hepatozellulär 16,3 %, cholestasisch 9,0 %, kombiniert 24,3 % (p&lt;0,001). Nach Adjustment blieben alle Verletzungsmuster unabhängige Prädiktoren für im-Hospital-Mortalität. Hepatozelluläre und kombinierte Verletzung sagten 30-Tage-Sterblichkeit und -Readmission voraus.</w:t>
+        <w:t>Bei Erstdiagnose schwerer TR zeigten 66,4% Rechtsherzinsuffizienz-Stadium 3 und 17,3% Stadium 4, nur 16,3% Stadium 1–2. Unter 310 Patienten mit Voraufnahme waren bereits 78% in Stadium 3–4, bevor die schwere TR erkannt wurde, nur 7% hatten Stadium 4 erreicht. Höhere RHF-Stadien korrelierten mit 2-Jahres-Mortalität.</w:t>
       </w:r>
     </w:p>
     <w:p>
@@ -119,7 +119,7 @@
         <w:rPr>
           <w:sz w:val="19"/>
         </w:rPr>
-        <w:t>Israel, vergleichbare Dokumentationspraxis; Routineparameter für deutsche Kliniken verfügbar.</w:t>
+        <w:t>Italien, Universitätsklinik, funktionelle TR überwiegt mit 85% der Fälle</w:t>
       </w:r>
     </w:p>
     <w:p>
@@ -128,7 +128,7 @@
           <w:color w:val="5A7D3A"/>
           <w:sz w:val="18"/>
         </w:rPr>
-        <w:t>https://pubmed.ncbi.nlm.nih.gov/42895544/</w:t>
+        <w:t>https://pubmed.ncbi.nlm.nih.gov/42901428/</w:t>
       </w:r>
     </w:p>
     <w:p>
@@ -136,7 +136,7 @@
         <w:pStyle w:val="Heading2"/>
       </w:pPr>
       <w:r>
-        <w:t>Echokardiographischer Atrial-Coupling-Index prognostiziert Vorhofflimmern nach Schlaganfall</w:t>
+        <w:t>LGE-Dispersions-Mapping sagt Herzrhythmusstörungen nach Herzinfarkt voraus</w:t>
       </w:r>
     </w:p>
     <w:p>
@@ -146,12 +146,12 @@
           <w:color w:val="666666"/>
           <w:sz w:val="18"/>
         </w:rPr>
-        <w:t>Giordano C et al.  ·  Clin Res Cardiol  ·  19.10.2026  ·  PMID 42895543</w:t>
+        <w:t>Licordari R et al.  ·  Int J Cardiol  ·  20.10.2026  ·  PMID 42901427</w:t>
       </w:r>
     </w:p>
     <w:p>
       <w:r>
-        <w:t>Italienische Kohortenstudie an 285 Patienten mit embolischem Schlaganfall oder TIA unbekannter Ursache untersuchte, ob der Left Atrial Volumetric-Mechanical Coupling Index (LACI-VM) das Auftreten von Vorhofflimmern vorhersagt.</w:t>
+        <w:t>Retrospektive Analyse von 364 Patienten mit Herzinfarkt in der Vorgeschichte, um zu prüfen, ob eine neue MRT-Messung (LGE-Dispersions-Score) das Risiko für plötzlichen Herztod, Kammerflimmern und ICD-Schocks vorhersagt.</w:t>
       </w:r>
     </w:p>
     <w:p>
@@ -162,7 +162,7 @@
         <w:t xml:space="preserve">Ergebnis: </w:t>
       </w:r>
       <w:r>
-        <w:t>Über 10,9 Monate Nachbeobachtung entwickelten 24 Patienten (8,4 %) Vorhofflimmern, 62 % innerhalb eines Jahres. LACI-VM war nach Multivarianzanpassung unabhängig assoziiert mit Vorhofflimmern (HR 6,64; 95%-KI 1,34–59,88; p=0,041). Patienten mit LACI-VM &lt;2,5 und normalen Füllungsdrücken (E/e' ≤10) hatten ~2 % AF-Inzidenz; mit beeinträchtigtem LACI-VM (≥2,5) und erhöhten Drücken (E/e' &gt;10) war das Risiko ~tenfach höher (20 %).</w:t>
+        <w:t>Bei 42 arrhythmischen Ereignissen während 4 Jahren zeigte sich ein LGE-Dispersions-Score &gt;0,5 als unabhängiger Prädiktor (Hazard Ratio 1,16 pro 0,1-Punkte-Anstieg, 95%-KI 1,03–1,29; p=0,005). Der Score war bei Patienten mit erhaltener Auswurffraktion &gt;35% der einzige unabhängige Prädiktor und übertraf die Vorhersagekraft durch Auswurffraktion oder LGE-Ausmaß.</w:t>
       </w:r>
     </w:p>
     <w:p>
@@ -177,7 +177,7 @@
         <w:rPr>
           <w:sz w:val="19"/>
         </w:rPr>
-        <w:t>Italien, kardiologische Echokardiographie; einfache Messung für deutsche Stroke Units anwendbar.</w:t>
+        <w:t>Italien, Universitätszentren, externe Validierung erforderlich vor klinischer Anwendung</w:t>
       </w:r>
     </w:p>
     <w:p>
@@ -186,7 +186,7 @@
           <w:color w:val="5A7D3A"/>
           <w:sz w:val="18"/>
         </w:rPr>
-        <w:t>https://pubmed.ncbi.nlm.nih.gov/42895543/</w:t>
+        <w:t>https://pubmed.ncbi.nlm.nih.gov/42901427/</w:t>
       </w:r>
     </w:p>
     <w:p>
@@ -194,7 +194,7 @@
         <w:pStyle w:val="Heading2"/>
       </w:pPr>
       <w:r>
-        <w:t>Lipoprotein(a) nicht assoziiert mit Reperfusionsschaden bei STEMI</w:t>
+        <w:t>CD36-Genvariante trägt mehr zur dilatativen Kardiomyopathie bei Afrikanern bei als TTN-Mutationen</w:t>
       </w:r>
     </w:p>
     <w:p>
@@ -204,12 +204,12 @@
           <w:color w:val="666666"/>
           <w:sz w:val="18"/>
         </w:rPr>
-        <w:t>Holzknecht M et al.  ·  Clin Res Cardiol  ·  19.10.2026  ·  PMID 42895541</w:t>
+        <w:t>Challa SP et al.  ·  JAMA  ·  19.10.2026  ·  PMID 42895716</w:t>
       </w:r>
     </w:p>
     <w:p>
       <w:r>
-        <w:t>Österreichische prospektive Kohortenstudie (MARINA-STEMI) an 518 STEMI-Patienten mit primärer PCI untersuchte, ob Lipoprotein(a) mit Ischämie-Reperfusionsschaden (gemessen durch kardiale Magnetresonanztomographie) korreliert.</w:t>
+        <w:t>Genetische Assoziationsstudie in 4 US-Kohorten (n=82.623 afrikanische Abstammung, 1.316 Kardiomyopathie-Fälle) zur Bestimmung des Beitrags des CD36-Nonsense-Variants Y325* im Vergleich zu TTN-Trunkierungsvarianten und anderen etablierten Genen.</w:t>
       </w:r>
     </w:p>
     <w:p>
@@ -220,7 +220,7 @@
         <w:t xml:space="preserve">Ergebnis: </w:t>
       </w:r>
       <w:r>
-        <w:t>LDL-Cholesterin korrelierte mit Infarktgröße (ρ=0,114; p=0,010) und war höher bei Patienten mit intramyokardialer Hämorrhagie (145 vs. 140 mg/dl; p=0,031). Lipoprotein(a) zeigte keine Korrelation mit Infarktgröße (ρ=0,051; p=0,246), keine Assoziation mit intramyokardialer Hämorrhagie (25 vs. 28 nmol/l; p=0,632), und erhöhtes Lp(a) (≥105 nmol/l) war nicht mit MACE assoziiert (8,7 % vs. 8,8 %; p=0,966).</w:t>
+        <w:t>Homozygote CD36-Y325*-Träger zeigten erhöhtes Kardiomyopathie-Risiko (OR 4,8; 95%-KI 3,1–7,3), Heterozygote (OR 1,4; 95%-KI 1,2–1,7). TTN-Trunkierungen: OR 8,5 (95%-KI 5,5–13,0). Population-attributierter Anteil CD36: 9,0% (6,2% heterozygot, 2,8% homozygot) übertraf TTN-Anteil von 3,7%. CD36 erklärte damit mehr Krankheitslast als bislang angenommene Haupt-Gene.</w:t>
       </w:r>
     </w:p>
     <w:p>
@@ -235,7 +235,7 @@
         <w:rPr>
           <w:sz w:val="19"/>
         </w:rPr>
-        <w:t>Österreich, vergleichbares Gesundheitssystem; zeigt Grenzen eines Biomarkers auf, relevant für deutsche Patientenselektion.</w:t>
+        <w:t>USA, 4 große klinische Kohorten, Bedeutung ethnischer Repräsentation in Genomforschung</w:t>
       </w:r>
     </w:p>
     <w:p>
@@ -244,7 +244,7 @@
           <w:color w:val="5A7D3A"/>
           <w:sz w:val="18"/>
         </w:rPr>
-        <w:t>https://pubmed.ncbi.nlm.nih.gov/42895541/</w:t>
+        <w:t>https://pubmed.ncbi.nlm.nih.gov/42895716/</w:t>
       </w:r>
     </w:p>
     <w:p>
@@ -252,7 +252,7 @@
         <w:pStyle w:val="Heading2"/>
       </w:pPr>
       <w:r>
-        <w:t>ESC-Konsensus zur Nachsorge von Herztransplantierten außerhalb von Zentren</w:t>
+        <w:t>Dyspnoe ist Haupttreiber sexueller Inaktivität bei Herzinsuffizienz – Ärzte sprechen es kaum an</w:t>
       </w:r>
     </w:p>
     <w:p>
@@ -262,12 +262,12 @@
           <w:color w:val="666666"/>
           <w:sz w:val="18"/>
         </w:rPr>
-        <w:t>Baudry G et al.  ·  Eur J Heart Fail  ·  19.10.2026  ·  PMID 42895118</w:t>
+        <w:t>Damy T et al.  ·  ESC Heart Fail  ·  19.10.2026  ·  PMID 42895114</w:t>
       </w:r>
     </w:p>
     <w:p>
       <w:r>
-        <w:t>Europäische Konsensusstellungnahme (HFA/ACNAP/ESC) mit Handlungsempfehlungen für Nicht-Transplantationszentren zur Betreuung von Langzeit-Herztransplantierten hinsichtlich Immunsuppression, Abstoßung, Infektion, kardiale Vaskulopathie, Malignität, Nierenerkrankung und metabolischen Störungen.</w:t>
+        <w:t>Nationale deskriptive Fragebogenstudie (ROMANT'IC) mit 1.398 Herzinsuffizienz-Patienten (921 Männer, 477 Frauen), um Unterschiede in Sexualität zwischen Geschlechtern und Altersgruppen sowie Symptombelastung zu untersuchen.</w:t>
       </w:r>
     </w:p>
     <w:p>
@@ -278,7 +278,7 @@
         <w:t xml:space="preserve">Ergebnis: </w:t>
       </w:r>
       <w:r>
-        <w:t>Konsensus empfiehlt strukturierte Nachsorgemodelle mit zeitabhängigen Behandlungsprinzipien, Shared-Care-Modelle zwischen Transplantationszentren und Hausversorgern, klare Kriterien für Überweisung bei komplexen Szenarien (Fertilität, Schwangerschaft, nicht-kardiale Chirurgie, Rehabilitation, palliative Care). Besonderung: systematische Früherkennung und Koordination verringern Komplikationen.</w:t>
+        <w:t>Von 655 Respondenten berichteten 57,8% Männer und 53,7% Frauen keine sexuelle Aktivität in 3 Monaten. Schwere Dyspnoe (NYHA 3–4) war unabhängiger Prädiktor sexueller Inaktivität (OR 3,88; 95%-KI 2,26–6,64; p&lt;0,001). Männer nannten erektile Dysfunktion (49,0%) und Nebenwirkungen (39,5%), Frauen Lustlosigkeit (65,4%) und Depression (42,3%). 72–80% hatten Sexualität mit Kardiologen nie besprochen, unabhängig von Schweregrad.</w:t>
       </w:r>
     </w:p>
     <w:p>
@@ -293,7 +293,7 @@
         <w:rPr>
           <w:sz w:val="19"/>
         </w:rPr>
-        <w:t>Europa (Deutschland Mitautor), deutschsprachige Zentren; strukturelle Vorgaben direkt übertragbar.</w:t>
+        <w:t>Frankreich, multizentrisches Netzwerk, geschlechts- und symptomgerechte Beratung in Routineversorgung nicht etabliert</w:t>
       </w:r>
     </w:p>
     <w:p>
@@ -302,7 +302,7 @@
           <w:color w:val="5A7D3A"/>
           <w:sz w:val="18"/>
         </w:rPr>
-        <w:t>https://pubmed.ncbi.nlm.nih.gov/42895118/</w:t>
+        <w:t>https://pubmed.ncbi.nlm.nih.gov/42895114/</w:t>
       </w:r>
     </w:p>
     <w:p>
@@ -310,7 +310,7 @@
         <w:pStyle w:val="Heading2"/>
       </w:pPr>
       <w:r>
-        <w:t>Herzinsuffizienz zerstört die normale Struktur der Herzmuskel-Tubuli</w:t>
+        <w:t>Frauen nach Herzinfarkt zeigen stärkeren parasympathischen Rückgang bei negativer Laune</w:t>
       </w:r>
     </w:p>
     <w:p>
@@ -320,12 +320,12 @@
           <w:color w:val="666666"/>
           <w:sz w:val="18"/>
         </w:rPr>
-        <w:t>Iqbal Z et al.  ·  J Mol Cell Cardiol  ·  09.10.2026  ·  PMID 42854828</w:t>
+        <w:t>Vaccarino V et al.  ·  J Am Heart Assoc  ·  16.10.2026  ·  PMID 42885808</w:t>
       </w:r>
     </w:p>
     <w:p>
       <w:r>
-        <w:t>Deutsche Grundlagenstudie an Gewebeschnitten von 8 nicht-insuffizienten und 13 terminal insuffizienten Spenderherzen untersuchte, ob die transmuralen Gradienten der T-Tubuli (Ionenkanäle der Myozyten) bei Herzinsuffizienz erhalten bleiben und ob kleine Biopsien repräsentativ sind.</w:t>
+        <w:t>Prospektive Kohortenstudie mit 302 Patienten ≤61 Jahren (43% Frauen, Durchschnittsalter 51) mit 7-Tage-Monitoring von Stimmung/Stress per Fragebogen und gleichzeitiger Holter-Überwachung für autonome Parameter.</w:t>
       </w:r>
     </w:p>
     <w:p>
@@ -336,7 +336,7 @@
         <w:t xml:space="preserve">Ergebnis: </w:t>
       </w:r>
       <w:r>
-        <w:t>In nicht-insuffizienten Herzen war die T-Tubuli-Dichte im Subepikard 45 % höher als im Subendokard (0,16 ± 0,01 % vs. 0,11 ± 0,01 %; p&lt;0,001). Bei HFrEF war die T-Tubuli-Dichte ~40 % niedriger, die extrazelluläre Matrix ~28 % (vs. ~20 %), Myozyten ~50 % breiter, und der transmuraale Gradient war aufgehoben. Apikalregionen zeigten stärkste Remodellierung, sagten aber die übrige LV-T-Tubuli-Parameter mit mittleren relativen Fehlern ~10 % voraus.</w:t>
+        <w:t>Frauen berichteten höhere negative Stimmung und Stress als Männer. Frauen zeigten niedrigere parasympathische Aktivität (Deceleration Capacity). Für jeden log-Anstieg täglich negativer Stimmung sank Deceleration Capacity bei Frauen um 4,5%, bei Männern um 0,5% (p=0,02 für Interaktion). Muster in Herzratenvariabilität ähnlich, auch nach Adjustment für andere Risikofaktoren.</w:t>
       </w:r>
     </w:p>
     <w:p>
@@ -351,7 +351,7 @@
         <w:rPr>
           <w:sz w:val="19"/>
         </w:rPr>
-        <w:t>Deutschland (Erlangen, Leipzig, Bad Oeynhausen), humane Explantate; Biopsie-Strategie für klinische T-Tubuli-Diagnostik definiert.</w:t>
+        <w:t>USA, verschiedene Zentren, psychosoziale Faktoren bei Frauen nach MI unterbehandelt</w:t>
       </w:r>
     </w:p>
     <w:p>
@@ -360,7 +360,7 @@
           <w:color w:val="5A7D3A"/>
           <w:sz w:val="18"/>
         </w:rPr>
-        <w:t>https://pubmed.ncbi.nlm.nih.gov/42854828/</w:t>
+        <w:t>https://pubmed.ncbi.nlm.nih.gov/42885808/</w:t>
       </w:r>
     </w:p>
     <w:p>
@@ -368,7 +368,7 @@
         <w:pStyle w:val="Heading2"/>
       </w:pPr>
       <w:r>
-        <w:t>FFR-CT prognostiziert Herzinfarkt und kardiovaskulären Tod unabhängig von Stenosegrad</w:t>
+        <w:t>Lipoprotein(a) und vulnerables Plaque in CT treffen zukünftige Herzinfarkte</w:t>
       </w:r>
     </w:p>
     <w:p>
@@ -378,12 +378,12 @@
           <w:color w:val="666666"/>
           <w:sz w:val="18"/>
         </w:rPr>
-        <w:t>Bell JS et al.  ·  Circulation  ·  20.10.2026  ·  PMID 42770221</w:t>
+        <w:t>Isenstein D et al.  ·  JACC Cardiovasc Imaging  ·  09.10.2026  ·  PMID 42867429</w:t>
       </w:r>
     </w:p>
     <w:p>
       <w:r>
-        <w:t>Britische Kohortenstudie an 7836 Patienten mit stabiler Koronarer Herzkrankheit untersuchte, ob die computertomographisch abgeleitete Fraktionale Flussreserve (FFR-CT) zukünftige kardiovaskuläre Ereignisse vorhersagt.</w:t>
+        <w:t>Prospektive Kohorte mit Patienten, die eine CT-Koronarangiografie erhielten, zur Untersuchung, ob Lipoprotein(a)-Spiegel und CT-Zeichen vulnerabler Plaques (Low-Attenuation-Plaque) den Myokardinfarkt vorhersagen.</w:t>
       </w:r>
     </w:p>
     <w:p>
@@ -394,7 +394,7 @@
         <w:t xml:space="preserve">Ergebnis: </w:t>
       </w:r>
       <w:r>
-        <w:t>FFR-CT-Werte ≤0,7 waren unabhängig von Stenosegrad mit erhöhtem Myokardinfarktrisiko assoziiert (adjustierte HR 2,94–3,39; p&lt;0,001), FFR-CT ≤0,5 mit kardiovaskulärem Tod (adjustierte HR 2,92; p=0,02). Ein FFR-CT-Wert von 0,67 markierte den optimalen Risikoschwellenwert. Die C-Index für Herzinfarkt oder kardiovaskulären Tod verbesserte sich mit FFR-CT um 0,012 (p&lt;0,001).</w:t>
+        <w:t>Studie zeigt Assoziation zwischen Lipoprotein(a), vulnerablem Plaque-Phänotyp in der CT-Bildgebung und zukünftigem Myokardinfarkt, kombiniert laborchemische und bildgebende Risikomarker.</w:t>
       </w:r>
     </w:p>
     <w:p>
@@ -409,7 +409,7 @@
         <w:rPr>
           <w:sz w:val="19"/>
         </w:rPr>
-        <w:t>Großbritannien, nationale Datenbank; Methode klinisch etabliert, übertragbar auf deutsche Screening-Strukturen.</w:t>
+        <w:t>Multinationale akademische Zentren, nicht-invasive Risikostratifizierung vor Symptomen</w:t>
       </w:r>
     </w:p>
     <w:p>
@@ -418,7 +418,7 @@
           <w:color w:val="5A7D3A"/>
           <w:sz w:val="18"/>
         </w:rPr>
-        <w:t>https://pubmed.ncbi.nlm.nih.gov/42770221/</w:t>
+        <w:t>https://pubmed.ncbi.nlm.nih.gov/42867429/</w:t>
       </w:r>
     </w:p>
     <w:sectPr>

--- a/download/studien-aktuell.docx
+++ b/download/studien-aktuell.docx
@@ -62,7 +62,7 @@
           <w:color w:val="666666"/>
           <w:sz w:val="18"/>
         </w:rPr>
-        <w:t>Stand: 21.10.2026  |  6 Studien  |  kardio.m-vf.de</w:t>
+        <w:t>Stand: 22.10.2026  |  6 Studien  |  kardio.m-vf.de</w:t>
       </w:r>
     </w:p>
     <w:p>
@@ -70,7 +70,7 @@
         <w:pStyle w:val="Heading1"/>
       </w:pPr>
       <w:r>
-        <w:t>Aufgenommen am 21.10.2026</w:t>
+        <w:t>Aufgenommen am 22.10.2026</w:t>
       </w:r>
     </w:p>
     <w:p>
@@ -78,7 +78,7 @@
         <w:pStyle w:val="Heading2"/>
       </w:pPr>
       <w:r>
-        <w:t>Schwere Trikuspidalinsuffizienz wird meist bei fortgeschrittener Rechtsherzinsuffizienz erkannt</w:t>
+        <w:t>Finerenone senkt Sterblichkeit stärker als steroidale MRA bei Diabetes und Nierenerkrankung</w:t>
       </w:r>
     </w:p>
     <w:p>
@@ -88,12 +88,12 @@
           <w:color w:val="666666"/>
           <w:sz w:val="18"/>
         </w:rPr>
-        <w:t>Fiore G et al.  ·  Int J Cardiol  ·  20.10.2026  ·  PMID 42901428</w:t>
+        <w:t>Kishimori T et al.  ·  ESC Heart Fail  ·  19.10.2026  ·  PMID 42902439</w:t>
       </w:r>
     </w:p>
     <w:p>
       <w:r>
-        <w:t>Retrospektive Analyse von 625 Patienten mit erstmals diagnostizierter schwerer Trikuspidalinsuffizienz und Subgruppenanalyse von 310 mit vorherigem Echokardiogramm, um zu untersuchen, ob späte Erkennung oder frühe Krankheitsprogression den schlechten Phänotyp erklärt.</w:t>
+        <w:t>Retrospektive Beobachtungsstudie an 1.102 Patienten mit Typ-2-Diabetes und chronischer Nierenerkrankung ohne vorherige Herzinsuffizienz, die nach SGLT2-Inhibitoren entweder Finerenon oder steroidale Mineralokortikoid-Rezeptor-Antagonisten erhielten.</w:t>
       </w:r>
     </w:p>
     <w:p>
@@ -104,7 +104,7 @@
         <w:t xml:space="preserve">Ergebnis: </w:t>
       </w:r>
       <w:r>
-        <w:t>Bei Erstdiagnose schwerer TR zeigten 66,4% Rechtsherzinsuffizienz-Stadium 3 und 17,3% Stadium 4, nur 16,3% Stadium 1–2. Unter 310 Patienten mit Voraufnahme waren bereits 78% in Stadium 3–4, bevor die schwere TR erkannt wurde, nur 7% hatten Stadium 4 erreicht. Höhere RHF-Stadien korrelierten mit 2-Jahres-Mortalität.</w:t>
+        <w:t>Finerenon war mit niedrigerer 18-Monats-Sterblichkeit (2,1 vs. 4,5 Ereignisse/100 Personenjahre; Differenz −2,41 pro 100 Personenjahre) und niedrigerem Risiko für neu aufgetretene Herzinsuffizienz (6,5 vs. 12,9; Differenz −6,38) assoziiert. Kein signifikanter Unterschied bei Nierenergebnissen. Die Autoren weisen auf residuelles Confounding hin.</w:t>
       </w:r>
     </w:p>
     <w:p>
@@ -119,7 +119,7 @@
         <w:rPr>
           <w:sz w:val="19"/>
         </w:rPr>
-        <w:t>Italien, Universitätsklinik, funktionelle TR überwiegt mit 85% der Fälle</w:t>
+        <w:t>Japan, real-world-Daten aus strukturiertem Register; SGLT2-Hemmer sind in Deutschland DMP-Standard.</w:t>
       </w:r>
     </w:p>
     <w:p>
@@ -128,7 +128,7 @@
           <w:color w:val="5A7D3A"/>
           <w:sz w:val="18"/>
         </w:rPr>
-        <w:t>https://pubmed.ncbi.nlm.nih.gov/42901428/</w:t>
+        <w:t>https://pubmed.ncbi.nlm.nih.gov/42902439/</w:t>
       </w:r>
     </w:p>
     <w:p>
@@ -136,7 +136,7 @@
         <w:pStyle w:val="Heading2"/>
       </w:pPr>
       <w:r>
-        <w:t>LGE-Dispersions-Mapping sagt Herzrhythmusstörungen nach Herzinfarkt voraus</w:t>
+        <w:t>Bewegungstraining bei älteren Herzinsuffizienz-Patienten mit Gebrechlichkeit: Machbar und wirksam</w:t>
       </w:r>
     </w:p>
     <w:p>
@@ -146,12 +146,12 @@
           <w:color w:val="666666"/>
           <w:sz w:val="18"/>
         </w:rPr>
-        <w:t>Licordari R et al.  ·  Int J Cardiol  ·  20.10.2026  ·  PMID 42901427</w:t>
+        <w:t>Krishnan S et al.  ·  ESC Heart Fail  ·  21.10.2026  ·  PMID 42902357</w:t>
       </w:r>
     </w:p>
     <w:p>
       <w:r>
-        <w:t>Retrospektive Analyse von 364 Patienten mit Herzinfarkt in der Vorgeschichte, um zu prüfen, ob eine neue MRT-Messung (LGE-Dispersions-Score) das Risiko für plötzlichen Herztod, Kammerflimmern und ICD-Schocks vorhersagt.</w:t>
+        <w:t>Narratives Review zu Belastungstraining bei älteren Patienten mit Herzinsuffizienz und Gebrechlichkeit, mit Fokus auf Pathophysiologie, Sicherheit, optimale Programmgestaltung und Adherence-Strategien.</w:t>
       </w:r>
     </w:p>
     <w:p>
@@ -162,7 +162,7 @@
         <w:t xml:space="preserve">Ergebnis: </w:t>
       </w:r>
       <w:r>
-        <w:t>Bei 42 arrhythmischen Ereignissen während 4 Jahren zeigte sich ein LGE-Dispersions-Score &gt;0,5 als unabhängiger Prädiktor (Hazard Ratio 1,16 pro 0,1-Punkte-Anstieg, 95%-KI 1,03–1,29; p=0,005). Der Score war bei Patienten mit erhaltener Auswurffraktion &gt;35% der einzige unabhängige Prädiktor und übertraf die Vorhersagekraft durch Auswurffraktion oder LGE-Ausmaß.</w:t>
+        <w:t>Bewegungstraining verbessert sowohl die kardiopulmonale Kapazität als auch den Gebrechlichkeitsstatus und reduziert herzinsuffizienzbedingte Komplikationen. Die Review identifiziert Individualisierung nach körperlicher Leistungsfähigkeit und Überwindung von Adhärenz-Barrieren als Schlüsselbedingung für Erfolg. Detaillierte Empfehlungen zur Programmgestaltung werden gegeben.</w:t>
       </w:r>
     </w:p>
     <w:p>
@@ -177,7 +177,7 @@
         <w:rPr>
           <w:sz w:val="19"/>
         </w:rPr>
-        <w:t>Italien, Universitätszentren, externe Validierung erforderlich vor klinischer Anwendung</w:t>
+        <w:t>UK (NIHR Leicester); Rehabilitations-Standards sind europäisch etabliert, übertragbar auf deutsche Cardiac-Rehabilitation-Programme.</w:t>
       </w:r>
     </w:p>
     <w:p>
@@ -186,7 +186,7 @@
           <w:color w:val="5A7D3A"/>
           <w:sz w:val="18"/>
         </w:rPr>
-        <w:t>https://pubmed.ncbi.nlm.nih.gov/42901427/</w:t>
+        <w:t>https://pubmed.ncbi.nlm.nih.gov/42902357/</w:t>
       </w:r>
     </w:p>
     <w:p>
@@ -194,7 +194,7 @@
         <w:pStyle w:val="Heading2"/>
       </w:pPr>
       <w:r>
-        <w:t>CD36-Genvariante trägt mehr zur dilatativen Kardiomyopathie bei Afrikanern bei als TTN-Mutationen</w:t>
+        <w:t>Drug-Coated Balloons senken Restenose an Seitenasten von Bifurkationsläsionen</w:t>
       </w:r>
     </w:p>
     <w:p>
@@ -204,12 +204,12 @@
           <w:color w:val="666666"/>
           <w:sz w:val="18"/>
         </w:rPr>
-        <w:t>Challa SP et al.  ·  JAMA  ·  19.10.2026  ·  PMID 42895716</w:t>
+        <w:t>Ishihara T et al.  ·  Circ Cardiovasc Interv  ·  29.05.2026  ·  PMID 42900708</w:t>
       </w:r>
     </w:p>
     <w:p>
       <w:r>
-        <w:t>Genetische Assoziationsstudie in 4 US-Kohorten (n=82.623 afrikanische Abstammung, 1.316 Kardiomyopathie-Fälle) zur Bestimmung des Beitrags des CD36-Nonsense-Variants Y325* im Vergleich zu TTN-Trunkierungsvarianten und anderen etablierten Genen.</w:t>
+        <w:t>Multizentrische randomisierte offene Studie mit 299 Patienten mit Bifurkationsläsionen, die Drug-Eluting-Stent (DES) in Hauptstamm erhielten und randomisiert zu zusätzlicher Dilatation der Seitenast mit Drug-Coated Balloon (DCB) oder konventionellem Ballon zugeteilt wurden.</w:t>
       </w:r>
     </w:p>
     <w:p>
@@ -220,7 +220,7 @@
         <w:t xml:space="preserve">Ergebnis: </w:t>
       </w:r>
       <w:r>
-        <w:t>Homozygote CD36-Y325*-Träger zeigten erhöhtes Kardiomyopathie-Risiko (OR 4,8; 95%-KI 3,1–7,3), Heterozygote (OR 1,4; 95%-KI 1,2–1,7). TTN-Trunkierungen: OR 8,5 (95%-KI 5,5–13,0). Population-attributierter Anteil CD36: 9,0% (6,2% heterozygot, 2,8% homozygot) übertraf TTN-Anteil von 3,7%. CD36 erklärte damit mehr Krankheitslast als bislang angenommene Haupt-Gene.</w:t>
+        <w:t>Restenose der Seitenast nach 9 Monaten/1 Jahr war in der DCB-Gruppe niedriger als in der Non-DCB-Gruppe (8,1 % vs. 18,3 %, p=0,012). Die Inzidenz von Major Adverse Cardiac Events bei 12 Monaten war ähnlich (10,1 % vs. 12,4 %, p=0,58).</w:t>
       </w:r>
     </w:p>
     <w:p>
@@ -235,7 +235,7 @@
         <w:rPr>
           <w:sz w:val="19"/>
         </w:rPr>
-        <w:t>USA, 4 große klinische Kohorten, Bedeutung ethnischer Repräsentation in Genomforschung</w:t>
+        <w:t>Japan, kathetergestützte Intervention; Methodologie vergleichbar mit europäischen Standards, Ergebnis relevant für interventionelle Kardiologie.</w:t>
       </w:r>
     </w:p>
     <w:p>
@@ -244,7 +244,7 @@
           <w:color w:val="5A7D3A"/>
           <w:sz w:val="18"/>
         </w:rPr>
-        <w:t>https://pubmed.ncbi.nlm.nih.gov/42895716/</w:t>
+        <w:t>https://pubmed.ncbi.nlm.nih.gov/42900708/</w:t>
       </w:r>
     </w:p>
     <w:p>
@@ -252,7 +252,7 @@
         <w:pStyle w:val="Heading2"/>
       </w:pPr>
       <w:r>
-        <w:t>Dyspnoe ist Haupttreiber sexueller Inaktivität bei Herzinsuffizienz – Ärzte sprechen es kaum an</w:t>
+        <w:t>IL-30 von Herzmuskelzellen reduziert Entzündung und Umbau nach Herzinfarkt</w:t>
       </w:r>
     </w:p>
     <w:p>
@@ -262,12 +262,12 @@
           <w:color w:val="666666"/>
           <w:sz w:val="18"/>
         </w:rPr>
-        <w:t>Damy T et al.  ·  ESC Heart Fail  ·  19.10.2026  ·  PMID 42895114</w:t>
+        <w:t>Chen S et al.  ·  Basic Res Cardiol  ·  20.10.2026  ·  PMID 42900195</w:t>
       </w:r>
     </w:p>
     <w:p>
       <w:r>
-        <w:t>Nationale deskriptive Fragebogenstudie (ROMANT'IC) mit 1.398 Herzinsuffizienz-Patienten (921 Männer, 477 Frauen), um Unterschiede in Sexualität zwischen Geschlechtern und Altersgruppen sowie Symptombelastung zu untersuchen.</w:t>
+        <w:t>Experimentelle Studie in transgenen Mäusen und Humanmaterial (n=75 STEMI-Patienten, longitudinale Kohorte n=247): IL-30-Mangel in Kardiomyozyten verstärkt Immunantwort der Milz und verschlechtert Herzfunktion; Effekt über B-Zell-Signaling via Glycoprotein 130.</w:t>
       </w:r>
     </w:p>
     <w:p>
@@ -278,7 +278,7 @@
         <w:t xml:space="preserve">Ergebnis: </w:t>
       </w:r>
       <w:r>
-        <w:t>Von 655 Respondenten berichteten 57,8% Männer und 53,7% Frauen keine sexuelle Aktivität in 3 Monaten. Schwere Dyspnoe (NYHA 3–4) war unabhängiger Prädiktor sexueller Inaktivität (OR 3,88; 95%-KI 2,26–6,64; p&lt;0,001). Männer nannten erektile Dysfunktion (49,0%) und Nebenwirkungen (39,5%), Frauen Lustlosigkeit (65,4%) und Depression (42,3%). 72–80% hatten Sexualität mit Kardiologen nie besprochen, unabhängig von Schweregrad.</w:t>
+        <w:t>Bei IL-30-defizienten Mäusen stieg Myokard-IgG-Ablagerung und Kardiomyozyten-Apoptose, Herzfunktion verschlechterte sich. Recombinant IL-30 suppresste B-Zell-Germinal-Center und verbesserte Funktion (Effekt abhängig von Milz und gp130-Signaling). Bei STEMI-Patienten: niedriges zirkulierendes IL-30 war unabhängig mit ungünstigem ventrikulärem Remodeling bei 6 Monaten assoziiert (Odds Ratio 4,44; 95%-KI 2,16–9,80; p&lt;0,001); AUC-ROC 0,738.</w:t>
       </w:r>
     </w:p>
     <w:p>
@@ -293,7 +293,7 @@
         <w:rPr>
           <w:sz w:val="19"/>
         </w:rPr>
-        <w:t>Frankreich, multizentrisches Netzwerk, geschlechts- und symptomgerechte Beratung in Routineversorgung nicht etabliert</w:t>
+        <w:t>China (Humankohorte Fudan University Shanghai); Mechanismus mit klinischem Biomarker-Befund, Grundlage für zukünftige therapeutische Ansätze.</w:t>
       </w:r>
     </w:p>
     <w:p>
@@ -302,7 +302,7 @@
           <w:color w:val="5A7D3A"/>
           <w:sz w:val="18"/>
         </w:rPr>
-        <w:t>https://pubmed.ncbi.nlm.nih.gov/42895114/</w:t>
+        <w:t>https://pubmed.ncbi.nlm.nih.gov/42900195/</w:t>
       </w:r>
     </w:p>
     <w:p>
@@ -310,7 +310,7 @@
         <w:pStyle w:val="Heading2"/>
       </w:pPr>
       <w:r>
-        <w:t>Frauen nach Herzinfarkt zeigen stärkeren parasympathischen Rückgang bei negativer Laune</w:t>
+        <w:t>Stickoxid-Exposition erhöht Vorhofflimmer-Risiko um 29 %</w:t>
       </w:r>
     </w:p>
     <w:p>
@@ -320,12 +320,12 @@
           <w:color w:val="666666"/>
           <w:sz w:val="18"/>
         </w:rPr>
-        <w:t>Vaccarino V et al.  ·  J Am Heart Assoc  ·  16.10.2026  ·  PMID 42885808</w:t>
+        <w:t>Cannon EJ et al.  ·  Heart Rhythm  ·  16.10.2026  ·  PMID 42887622</w:t>
       </w:r>
     </w:p>
     <w:p>
       <w:r>
-        <w:t>Prospektive Kohortenstudie mit 302 Patienten ≤61 Jahren (43% Frauen, Durchschnittsalter 51) mit 7-Tage-Monitoring von Stimmung/Stress per Fragebogen und gleichzeitiger Holter-Überwachung für autonome Parameter.</w:t>
+        <w:t>Prospektive Kohortenstudie an 6.618 Teilnehmern aus 6 US-Metropolitan-Bereichen mit 16,5 Jahren Nachverfolgung; Luftschadstoff-Exposition wurde mittels räumlich-zeitlicher Modelle geschätzt, Vorhofflimmer durch Genotestung und Klinikberichte erfasst.</w:t>
       </w:r>
     </w:p>
     <w:p>
@@ -336,7 +336,7 @@
         <w:t xml:space="preserve">Ergebnis: </w:t>
       </w:r>
       <w:r>
-        <w:t>Frauen berichteten höhere negative Stimmung und Stress als Männer. Frauen zeigten niedrigere parasympathische Aktivität (Deceleration Capacity). Für jeden log-Anstieg täglich negativer Stimmung sank Deceleration Capacity bei Frauen um 4,5%, bei Männern um 0,5% (p=0,02 für Interaktion). Muster in Herzratenvariabilität ähnlich, auch nach Adjustment für andere Risikofaktoren.</w:t>
+        <w:t>Eine Interquartil-Erhöhung von Stickstoffdioxid (NO2; 13,5 ppb) war mit 29 % höherem Vorhofflimmer-Risiko verbunden (Hazard Ratio 1,00–1,67). Assoziationen mit PM2,5, NOx und Ozon waren schwächer aber in gleicher Richtung. Mediane NO2-Exposition lag unter der EPA-Grenze von 53 ppb.</w:t>
       </w:r>
     </w:p>
     <w:p>
@@ -351,7 +351,7 @@
         <w:rPr>
           <w:sz w:val="19"/>
         </w:rPr>
-        <w:t>USA, verschiedene Zentren, psychosoziale Faktoren bei Frauen nach MI unterbehandelt</w:t>
+        <w:t>USA; Luftqualitätsbelastung und Schwellwerte unterscheiden sich; Mechanismus-Befund (Umweltbelastung) aber generalisierbar für Prävention.</w:t>
       </w:r>
     </w:p>
     <w:p>
@@ -360,7 +360,7 @@
           <w:color w:val="5A7D3A"/>
           <w:sz w:val="18"/>
         </w:rPr>
-        <w:t>https://pubmed.ncbi.nlm.nih.gov/42885808/</w:t>
+        <w:t>https://pubmed.ncbi.nlm.nih.gov/42887622/</w:t>
       </w:r>
     </w:p>
     <w:p>
@@ -368,7 +368,7 @@
         <w:pStyle w:val="Heading2"/>
       </w:pPr>
       <w:r>
-        <w:t>Lipoprotein(a) und vulnerables Plaque in CT treffen zukünftige Herzinfarkte</w:t>
+        <w:t>Machine Learning verbessert Vorhofflimmer-Rezidiv-Vorhersage durch Ablationsqualität</w:t>
       </w:r>
     </w:p>
     <w:p>
@@ -378,12 +378,12 @@
           <w:color w:val="666666"/>
           <w:sz w:val="18"/>
         </w:rPr>
-        <w:t>Isenstein D et al.  ·  JACC Cardiovasc Imaging  ·  09.10.2026  ·  PMID 42867429</w:t>
+        <w:t>Wang K et al.  ·  JACC Clin Electrophysiol  ·  03.10.2026  ·  PMID 42886095</w:t>
       </w:r>
     </w:p>
     <w:p>
       <w:r>
-        <w:t>Prospektive Kohorte mit Patienten, die eine CT-Koronarangiografie erhielten, zur Untersuchung, ob Lipoprotein(a)-Spiegel und CT-Zeichen vulnerabler Plaques (Low-Attenuation-Plaque) den Myokardinfarkt vorhersagen.</w:t>
+        <w:t>Multizentrische retrospektive Kohortenstudie an 1.782 Patienten (Dezember 2021 bis Dezember 2023) aus 14 chinesischen Krankenhäusern; XGBoost-Modell integriert klinische Merkmale und Ablationsqualitäts-Metriken zur Vorhersage von 1-Jahres-Vorhofflimmer-Rezidiven.</w:t>
       </w:r>
     </w:p>
     <w:p>
@@ -394,7 +394,7 @@
         <w:t xml:space="preserve">Ergebnis: </w:t>
       </w:r>
       <w:r>
-        <w:t>Studie zeigt Assoziation zwischen Lipoprotein(a), vulnerablem Plaque-Phänotyp in der CT-Bildgebung und zukünftigem Myokardinfarkt, kombiniert laborchemische und bildgebende Risikomarker.</w:t>
+        <w:t>16,5 % der Patienten (294/1.782) entwickelten Vorhofflimmer-Rezidive innerhalb 1 Jahr. Das XGBoost-Modell erzielte starke interne Diskrimination (AUC 0,918; 95%-KI 0,874–0,962). Klinische Features allein: AUC 0,588; mit Ablationsqualitäts-Metriken: AUC 0,918. Externe Validierung an 2 unabhängigen Zentren (n=239): AUCs 0,992 und 0,951.</w:t>
       </w:r>
     </w:p>
     <w:p>
@@ -409,7 +409,7 @@
         <w:rPr>
           <w:sz w:val="19"/>
         </w:rPr>
-        <w:t>Multinationale akademische Zentren, nicht-invasive Risikostratifizierung vor Symptomen</w:t>
+        <w:t>China, multizentrisch; Ablationsqualität ist ein modifizierbarer intraprozedurale Faktor, relevant für europäische Elektro-Physiologen-Standards.</w:t>
       </w:r>
     </w:p>
     <w:p>
@@ -418,7 +418,7 @@
           <w:color w:val="5A7D3A"/>
           <w:sz w:val="18"/>
         </w:rPr>
-        <w:t>https://pubmed.ncbi.nlm.nih.gov/42867429/</w:t>
+        <w:t>https://pubmed.ncbi.nlm.nih.gov/42886095/</w:t>
       </w:r>
     </w:p>
     <w:sectPr>

--- a/download/studien-aktuell.docx
+++ b/download/studien-aktuell.docx
@@ -62,7 +62,7 @@
           <w:color w:val="666666"/>
           <w:sz w:val="18"/>
         </w:rPr>
-        <w:t>Stand: 22.10.2026  |  6 Studien  |  kardio.m-vf.de</w:t>
+        <w:t>Stand: 23.10.2026  |  6 Studien  |  kardio.m-vf.de</w:t>
       </w:r>
     </w:p>
     <w:p>
@@ -70,7 +70,7 @@
         <w:pStyle w:val="Heading1"/>
       </w:pPr>
       <w:r>
-        <w:t>Aufgenommen am 22.10.2026</w:t>
+        <w:t>Aufgenommen am 23.10.2026</w:t>
       </w:r>
     </w:p>
     <w:p>
@@ -78,7 +78,7 @@
         <w:pStyle w:val="Heading2"/>
       </w:pPr>
       <w:r>
-        <w:t>Finerenone senkt Sterblichkeit stärker als steroidale MRA bei Diabetes und Nierenerkrankung</w:t>
+        <w:t>Akute Herzinsuffizienz in der Notaufnahme: Konsens zur Diagnostik und Management</w:t>
       </w:r>
     </w:p>
     <w:p>
@@ -88,12 +88,12 @@
           <w:color w:val="666666"/>
           <w:sz w:val="18"/>
         </w:rPr>
-        <w:t>Kishimori T et al.  ·  ESC Heart Fail  ·  19.10.2026  ·  PMID 42902439</w:t>
+        <w:t>Miró Ò et al.  ·  Eur Heart J  ·  22.10.2026  ·  PMID 42906949</w:t>
       </w:r>
     </w:p>
     <w:p>
       <w:r>
-        <w:t>Retrospektive Beobachtungsstudie an 1.102 Patienten mit Typ-2-Diabetes und chronischer Nierenerkrankung ohne vorherige Herzinsuffizienz, die nach SGLT2-Inhibitoren entweder Finerenon oder steroidale Mineralokortikoid-Rezeptor-Antagonisten erhielten.</w:t>
+        <w:t>Europäische Konsensusempfehlungen zur Diagnostik, Triage und Behandlung akuter Herzinsuffizienz in Notaufnahmen und Rettungsdiensten, mit Fokus auf phenotypische Klassifikation, Biomarker, Bildgebung, Ventilation, Diuretika und frühe Therapieinitiierung.</w:t>
       </w:r>
     </w:p>
     <w:p>
@@ -104,7 +104,7 @@
         <w:t xml:space="preserve">Ergebnis: </w:t>
       </w:r>
       <w:r>
-        <w:t>Finerenon war mit niedrigerer 18-Monats-Sterblichkeit (2,1 vs. 4,5 Ereignisse/100 Personenjahre; Differenz −2,41 pro 100 Personenjahre) und niedrigerem Risiko für neu aufgetretene Herzinsuffizienz (6,5 vs. 12,9; Differenz −6,38) assoziiert. Kein signifikanter Unterschied bei Nierenergebnissen. Die Autoren weisen auf residuelles Confounding hin.</w:t>
+        <w:t>Das Dokument betont die kritische Bedeutung einer schnellen phenotypischen Klassifikation in akute dekompensierte Herzinsuffizienz, akutes Lungenödem, isoliertes Rechtsherzversagen oder kardiogener Schock zur Steuerung der Frühbehandlung und Triage. Es identifiziert Wissenslücken und Forschungsprioritäten, einschließlich pragmatischer Studien zu Rettungsdienst-Interventionen und Biomarker-gestützter Therapie zur Verbesserung der Outcomes bei akuter Herzinsuffizienz.</w:t>
       </w:r>
     </w:p>
     <w:p>
@@ -119,7 +119,7 @@
         <w:rPr>
           <w:sz w:val="19"/>
         </w:rPr>
-        <w:t>Japan, real-world-Daten aus strukturiertem Register; SGLT2-Hemmer sind in Deutschland DMP-Standard.</w:t>
+        <w:t>Europäische Konsensusarbeit, mehrere deutsche und österreichische Zentren, direkt auf europäische Notfall-Strukturen übertragbar.</w:t>
       </w:r>
     </w:p>
     <w:p>
@@ -128,7 +128,7 @@
           <w:color w:val="5A7D3A"/>
           <w:sz w:val="18"/>
         </w:rPr>
-        <w:t>https://pubmed.ncbi.nlm.nih.gov/42902439/</w:t>
+        <w:t>https://pubmed.ncbi.nlm.nih.gov/42906949/</w:t>
       </w:r>
     </w:p>
     <w:p>
@@ -136,7 +136,7 @@
         <w:pStyle w:val="Heading2"/>
       </w:pPr>
       <w:r>
-        <w:t>Bewegungstraining bei älteren Herzinsuffizienz-Patienten mit Gebrechlichkeit: Machbar und wirksam</w:t>
+        <w:t>Digitale Gesundheitsinterventionen bei KHK: Weniger kardiovaskuläre Ereignisse</w:t>
       </w:r>
     </w:p>
     <w:p>
@@ -146,12 +146,12 @@
           <w:color w:val="666666"/>
           <w:sz w:val="18"/>
         </w:rPr>
-        <w:t>Krishnan S et al.  ·  ESC Heart Fail  ·  21.10.2026  ·  PMID 42902357</w:t>
+        <w:t>Chan A et al.  ·  Eur J Prev Cardiol  ·  22.10.2026  ·  PMID 42906925</w:t>
       </w:r>
     </w:p>
     <w:p>
       <w:r>
-        <w:t>Narratives Review zu Belastungstraining bei älteren Patienten mit Herzinsuffizienz und Gebrechlichkeit, mit Fokus auf Pathophysiologie, Sicherheit, optimale Programmgestaltung und Adherence-Strategien.</w:t>
+        <w:t>Systematischer Review und Metaanalyse von 72 Studien (45 in Meta-Analyse, 23.111 Patienten) zur Wirksamkeit digitaler Gesundheitsinterventionen zur Versorgungsintegration bei Koronarer Herzkrankheit im Vergleich zu üblicher Behandlung.</w:t>
       </w:r>
     </w:p>
     <w:p>
@@ -162,7 +162,7 @@
         <w:t xml:space="preserve">Ergebnis: </w:t>
       </w:r>
       <w:r>
-        <w:t>Bewegungstraining verbessert sowohl die kardiopulmonale Kapazität als auch den Gebrechlichkeitsstatus und reduziert herzinsuffizienzbedingte Komplikationen. Die Review identifiziert Individualisierung nach körperlicher Leistungsfähigkeit und Überwindung von Adhärenz-Barrieren als Schlüsselbedingung für Erfolg. Detaillierte Empfehlungen zur Programmgestaltung werden gegeben.</w:t>
+        <w:t>Digitale Interventionen mit Versorgungsintegration reduzieren kardiovaskuläre Ereignisse (OR 0,74 [0,59–0,92], p=0,02), zeigen aber keinen signifikanten Effekt auf Gesamtsterblichkeit oder Readmissionen. Aktuelle Evidenz konzentriert sich auf patientenzentrierte Integration; systemic-level Integration bleibt untersucht.</w:t>
       </w:r>
     </w:p>
     <w:p>
@@ -177,7 +177,7 @@
         <w:rPr>
           <w:sz w:val="19"/>
         </w:rPr>
-        <w:t>UK (NIHR Leicester); Rehabilitations-Standards sind europäisch etabliert, übertragbar auf deutsche Cardiac-Rehabilitation-Programme.</w:t>
+        <w:t>Internationale Evidenz, Übertragung auf deutsches ambulantes Versorgungssystem mit strukturierten Herzprogrammen möglich.</w:t>
       </w:r>
     </w:p>
     <w:p>
@@ -186,7 +186,7 @@
           <w:color w:val="5A7D3A"/>
           <w:sz w:val="18"/>
         </w:rPr>
-        <w:t>https://pubmed.ncbi.nlm.nih.gov/42902357/</w:t>
+        <w:t>https://pubmed.ncbi.nlm.nih.gov/42906925/</w:t>
       </w:r>
     </w:p>
     <w:p>
@@ -194,7 +194,7 @@
         <w:pStyle w:val="Heading2"/>
       </w:pPr>
       <w:r>
-        <w:t>Drug-Coated Balloons senken Restenose an Seitenasten von Bifurkationsläsionen</w:t>
+        <w:t>Schrittmacher-induzierte Kardiomyopathie: RVOT-Position reduziert Risiko</w:t>
       </w:r>
     </w:p>
     <w:p>
@@ -204,12 +204,12 @@
           <w:color w:val="666666"/>
           <w:sz w:val="18"/>
         </w:rPr>
-        <w:t>Ishihara T et al.  ·  Circ Cardiovasc Interv  ·  29.05.2026  ·  PMID 42900708</w:t>
+        <w:t>Van Weyenbergh T et al.  ·  Heart Rhythm  ·  21.10.2026  ·  PMID 42906715</w:t>
       </w:r>
     </w:p>
     <w:p>
       <w:r>
-        <w:t>Multizentrische randomisierte offene Studie mit 299 Patienten mit Bifurkationsläsionen, die Drug-Eluting-Stent (DES) in Hauptstamm erhielten und randomisiert zu zusätzlicher Dilatation der Seitenast mit Drug-Coated Balloon (DCB) oder konventionellem Ballon zugeteilt wurden.</w:t>
+        <w:t>Retrospektive Single-Center-Studie an 401 Patienten mit leadless-Ventrikelschrittmachern (Micra AV n=145) zur Erfassung der Häufigkeit therapie-induzierter Kardiomyopathie und Assoziation von Implantationsort und AV-synchroner Stimulation mit Outcome.</w:t>
       </w:r>
     </w:p>
     <w:p>
@@ -220,7 +220,7 @@
         <w:t xml:space="preserve">Ergebnis: </w:t>
       </w:r>
       <w:r>
-        <w:t>Restenose der Seitenast nach 9 Monaten/1 Jahr war in der DCB-Gruppe niedriger als in der Non-DCB-Gruppe (8,1 % vs. 18,3 %, p=0,012). Die Inzidenz von Major Adverse Cardiac Events bei 12 Monaten war ähnlich (10,1 % vs. 12,4 %, p=0,58).</w:t>
+        <w:t>Über 33,0 Monate median: Kardiomyopathie in 13,6% (4,8%/Jahr), therapie-induzierte Kardiomyopathie in 5,5% (1,9%/Jahr). RVOT-Implantation assoziiert mit niedrigerer Kardiomyopathie-Inzidenz (HR 0,48, p=0,019) und langsamerem Auswurffrraktions-Rückgang (−0,56%/Jahr vs. −1,43%/Jahr, p=0,013). Micra-AV-Geräte zeigten keinen Vorteil gegenüber VR-Geräten.</w:t>
       </w:r>
     </w:p>
     <w:p>
@@ -235,7 +235,7 @@
         <w:rPr>
           <w:sz w:val="19"/>
         </w:rPr>
-        <w:t>Japan, kathetergestützte Intervention; Methodologie vergleichbar mit europäischen Standards, Ergebnis relevant für interventionelle Kardiologie.</w:t>
+        <w:t>Belgische Universitätsklinik, europäische Implantationspraxis und Langzeit-Überwachung.</w:t>
       </w:r>
     </w:p>
     <w:p>
@@ -244,7 +244,7 @@
           <w:color w:val="5A7D3A"/>
           <w:sz w:val="18"/>
         </w:rPr>
-        <w:t>https://pubmed.ncbi.nlm.nih.gov/42900708/</w:t>
+        <w:t>https://pubmed.ncbi.nlm.nih.gov/42906715/</w:t>
       </w:r>
     </w:p>
     <w:p>
@@ -252,7 +252,7 @@
         <w:pStyle w:val="Heading2"/>
       </w:pPr>
       <w:r>
-        <w:t>IL-30 von Herzmuskelzellen reduziert Entzündung und Umbau nach Herzinfarkt</w:t>
+        <w:t>Pulsfeldablation bei Vorhofflimmern: 75–85 % Arrhythmiefreiheit paroxysmal</w:t>
       </w:r>
     </w:p>
     <w:p>
@@ -262,12 +262,12 @@
           <w:color w:val="666666"/>
           <w:sz w:val="18"/>
         </w:rPr>
-        <w:t>Chen S et al.  ·  Basic Res Cardiol  ·  20.10.2026  ·  PMID 42900195</w:t>
+        <w:t>Boveda S et al.  ·  Europace  ·  21.10.2026  ·  PMID 42905913</w:t>
       </w:r>
     </w:p>
     <w:p>
       <w:r>
-        <w:t>Experimentelle Studie in transgenen Mäusen und Humanmaterial (n=75 STEMI-Patienten, longitudinale Kohorte n=247): IL-30-Mangel in Kardiomyozyten verstärkt Immunantwort der Milz und verschlechtert Herzfunktion; Effekt über B-Zell-Signaling via Glycoprotein 130.</w:t>
+        <w:t>Europäische Übersichtsarbeit zur Pulsfeldablation (PFA) bei paroxysmalem und persistierendem Vorhofflimmern, basierend auf aktuellen klinischen Studien, mit Angaben zu Effektivität, Komplikationen und Patientenberichteten Ergebnissen.</w:t>
       </w:r>
     </w:p>
     <w:p>
@@ -278,7 +278,7 @@
         <w:t xml:space="preserve">Ergebnis: </w:t>
       </w:r>
       <w:r>
-        <w:t>Bei IL-30-defizienten Mäusen stieg Myokard-IgG-Ablagerung und Kardiomyozyten-Apoptose, Herzfunktion verschlechterte sich. Recombinant IL-30 suppresste B-Zell-Germinal-Center und verbesserte Funktion (Effekt abhängig von Milz und gp130-Signaling). Bei STEMI-Patienten: niedriges zirkulierendes IL-30 war unabhängig mit ungünstigem ventrikulärem Remodeling bei 6 Monaten assoziiert (Odds Ratio 4,44; 95%-KI 2,16–9,80; p&lt;0,001); AUC-ROC 0,738.</w:t>
+        <w:t>Paroxysmal Vorhofflimmern: 12-Monats-Arrhythmiefreiheit 75–85 %, Komplikationsrate 1–3 %. Persistierendes Vorhofflimmern: 60–75 % Arrhythmiefreiheit, &lt;3 % schwere Komplikationen. PFA zeigt verbesserte prozedurale Verträglichkeit, reduzierten Analgetika-Bedarf und mögliche Same-Day-Entlassung gegenüber thermalen Methoden.</w:t>
       </w:r>
     </w:p>
     <w:p>
@@ -293,7 +293,7 @@
         <w:rPr>
           <w:sz w:val="19"/>
         </w:rPr>
-        <w:t>China (Humankohorte Fudan University Shanghai); Mechanismus mit klinischem Biomarker-Befund, Grundlage für zukünftige therapeutische Ansätze.</w:t>
+        <w:t>Europäische Konsensusarbeit mehrerer Länder (Frankreich, Deutschland, Belgien, UK), direkt auf deutsche EP-Labore übertragbar.</w:t>
       </w:r>
     </w:p>
     <w:p>
@@ -302,7 +302,7 @@
           <w:color w:val="5A7D3A"/>
           <w:sz w:val="18"/>
         </w:rPr>
-        <w:t>https://pubmed.ncbi.nlm.nih.gov/42900195/</w:t>
+        <w:t>https://pubmed.ncbi.nlm.nih.gov/42905913/</w:t>
       </w:r>
     </w:p>
     <w:p>
@@ -310,7 +310,7 @@
         <w:pStyle w:val="Heading2"/>
       </w:pPr>
       <w:r>
-        <w:t>Stickoxid-Exposition erhöht Vorhofflimmer-Risiko um 29 %</w:t>
+        <w:t>Pulsfeldablation: Echtzeit-Kontrolle der Läsions-Qualität noch nicht standardisiert</w:t>
       </w:r>
     </w:p>
     <w:p>
@@ -320,12 +320,12 @@
           <w:color w:val="666666"/>
           <w:sz w:val="18"/>
         </w:rPr>
-        <w:t>Cannon EJ et al.  ·  Heart Rhythm  ·  16.10.2026  ·  PMID 42887622</w:t>
+        <w:t>Cespón-Fernández M et al.  ·  Europace  ·  21.10.2026  ·  PMID 42905912</w:t>
       </w:r>
     </w:p>
     <w:p>
       <w:r>
-        <w:t>Prospektive Kohortenstudie an 6.618 Teilnehmern aus 6 US-Metropolitan-Bereichen mit 16,5 Jahren Nachverfolgung; Luftschadstoff-Exposition wurde mittels räumlich-zeitlicher Modelle geschätzt, Vorhofflimmer durch Genotestung und Klinikberichte erfasst.</w:t>
+        <w:t>Europäischer Übersichtsartikel zu Methoden der intraprozedualen Überwachung und Kontrolle der Läsions-Bildung und -Dauerhaftigkeit bei Pulsfeldablation für Vorhofflimmern.</w:t>
       </w:r>
     </w:p>
     <w:p>
@@ -336,7 +336,7 @@
         <w:t xml:space="preserve">Ergebnis: </w:t>
       </w:r>
       <w:r>
-        <w:t>Eine Interquartil-Erhöhung von Stickstoffdioxid (NO2; 13,5 ppb) war mit 29 % höherem Vorhofflimmer-Risiko verbunden (Hazard Ratio 1,00–1,67). Assoziationen mit PM2,5, NOx und Ozon waren schwächer aber in gleicher Richtung. Mediane NO2-Exposition lag unter der EPA-Grenze von 53 ppb.</w:t>
+        <w:t>Läsionsgröße und -geometrie hängen primär vom elektrischen Feld und kumulativer Elektroporation ab. Konventionelle thermale Marker (Elektrogramm-Abschwächung, Impedanzänderung, Stimulationsschwelle) korrelieren schlecht mit durablerender irreversibler Elektroporation. Multiparametrische Läsions-Schätzmodelle zeigen vielversprechende präklinische Ergebnisse, klinische Validierung bleibt begrenzt. Robuste intraprozedurale Marker fehlen noch; gegenwärtige Workflows stützen sich auf standardisierte Energieprotokolle und Läsions-Überlappung.</w:t>
       </w:r>
     </w:p>
     <w:p>
@@ -351,7 +351,7 @@
         <w:rPr>
           <w:sz w:val="19"/>
         </w:rPr>
-        <w:t>USA; Luftqualitätsbelastung und Schwellwerte unterscheiden sich; Mechanismus-Befund (Umweltbelastung) aber generalisierbar für Prävention.</w:t>
+        <w:t>Europäische Arbeitsgruppe (Spanien, Schweiz, Niederlande, Belgien, USA), auf deutsche Katheterlabore anwendbar.</w:t>
       </w:r>
     </w:p>
     <w:p>
@@ -360,7 +360,7 @@
           <w:color w:val="5A7D3A"/>
           <w:sz w:val="18"/>
         </w:rPr>
-        <w:t>https://pubmed.ncbi.nlm.nih.gov/42887622/</w:t>
+        <w:t>https://pubmed.ncbi.nlm.nih.gov/42905912/</w:t>
       </w:r>
     </w:p>
     <w:p>
@@ -368,7 +368,7 @@
         <w:pStyle w:val="Heading2"/>
       </w:pPr>
       <w:r>
-        <w:t>Machine Learning verbessert Vorhofflimmer-Rezidiv-Vorhersage durch Ablationsqualität</w:t>
+        <w:t>Antikoagulation nach VHF-Ablation: Absetzen bei niedrigem Schlaganfallrisiko sicher</w:t>
       </w:r>
     </w:p>
     <w:p>
@@ -378,12 +378,12 @@
           <w:color w:val="666666"/>
           <w:sz w:val="18"/>
         </w:rPr>
-        <w:t>Wang K et al.  ·  JACC Clin Electrophysiol  ·  03.10.2026  ·  PMID 42886095</w:t>
+        <w:t>Lee YS et al.  ·  Heart Rhythm  ·  16.10.2026  ·  PMID 42887624</w:t>
       </w:r>
     </w:p>
     <w:p>
       <w:r>
-        <w:t>Multizentrische retrospektive Kohortenstudie an 1.782 Patienten (Dezember 2021 bis Dezember 2023) aus 14 chinesischen Krankenhäusern; XGBoost-Modell integriert klinische Merkmale und Ablationsqualitäts-Metriken zur Vorhersage von 1-Jahres-Vorhofflimmer-Rezidiven.</w:t>
+        <w:t>Post-hoc-Analyse der ALONE-AF-Studie an 840 Patienten, stratifiziert nach CHA2DS2-VASc-Score ≤2 oder ≥3, zum Vergleich Antikoagulations-Absetzen versus Fortsetzung nach erfolgreicher VHF-Ablation.</w:t>
       </w:r>
     </w:p>
     <w:p>
@@ -394,7 +394,7 @@
         <w:t xml:space="preserve">Ergebnis: </w:t>
       </w:r>
       <w:r>
-        <w:t>16,5 % der Patienten (294/1.782) entwickelten Vorhofflimmer-Rezidive innerhalb 1 Jahr. Das XGBoost-Modell erzielte starke interne Diskrimination (AUC 0,918; 95%-KI 0,874–0,962). Klinische Features allein: AUC 0,588; mit Ablationsqualitäts-Metriken: AUC 0,918. Externe Validierung an 2 unabhängigen Zentren (n=239): AUCs 0,992 und 0,951.</w:t>
+        <w:t>CHA2DS2-VASc ≤2: Primärer Endpunkt (Schlaganfall, systemische Embolie, major bleeding) in 0,4 % (Absetzen) vs. 2,4 % (Fortsetzung), Differenz −1,9 Prozentpunkte (p=0,066). CHA2DS2-VASc ≥3: 1,8 % nur in Fortsetzungs-Gruppe. Alle major-bleeding-Ereignisse (n=5) traten in Fortsetzungs-Gruppen auf. Competing-risk-Analyse bestätigte Ergebnisse.</w:t>
       </w:r>
     </w:p>
     <w:p>
@@ -409,7 +409,7 @@
         <w:rPr>
           <w:sz w:val="19"/>
         </w:rPr>
-        <w:t>China, multizentrisch; Ablationsqualität ist ein modifizierbarer intraprozedurale Faktor, relevant für europäische Elektro-Physiologen-Standards.</w:t>
+        <w:t>Koreanische Multizenterstudie, stroke-risk-Stratifizierung international anerkannt und auf Deutschland übertragbar.</w:t>
       </w:r>
     </w:p>
     <w:p>
@@ -418,7 +418,7 @@
           <w:color w:val="5A7D3A"/>
           <w:sz w:val="18"/>
         </w:rPr>
-        <w:t>https://pubmed.ncbi.nlm.nih.gov/42886095/</w:t>
+        <w:t>https://pubmed.ncbi.nlm.nih.gov/42887624/</w:t>
       </w:r>
     </w:p>
     <w:sectPr>

--- a/download/studien-aktuell.docx
+++ b/download/studien-aktuell.docx
@@ -62,7 +62,7 @@
           <w:color w:val="666666"/>
           <w:sz w:val="18"/>
         </w:rPr>
-        <w:t>Stand: 23.10.2026  |  6 Studien  |  kardio.m-vf.de</w:t>
+        <w:t>Stand: 24.10.2026  |  6 Studien  |  kardio.m-vf.de</w:t>
       </w:r>
     </w:p>
     <w:p>
@@ -70,7 +70,7 @@
         <w:pStyle w:val="Heading1"/>
       </w:pPr>
       <w:r>
-        <w:t>Aufgenommen am 23.10.2026</w:t>
+        <w:t>Aufgenommen am 24.10.2026</w:t>
       </w:r>
     </w:p>
     <w:p>
@@ -78,7 +78,7 @@
         <w:pStyle w:val="Heading2"/>
       </w:pPr>
       <w:r>
-        <w:t>Akute Herzinsuffizienz in der Notaufnahme: Konsens zur Diagnostik und Management</w:t>
+        <w:t>Pulsed-Field-Ablation bei Vorhofflimmern: 82,5 % Freiheit von Arrhythmien nach 12 Monaten</w:t>
       </w:r>
     </w:p>
     <w:p>
@@ -88,12 +88,12 @@
           <w:color w:val="666666"/>
           <w:sz w:val="18"/>
         </w:rPr>
-        <w:t>Miró Ò et al.  ·  Eur Heart J  ·  22.10.2026  ·  PMID 42906949</w:t>
+        <w:t>Duytschaever M et al.  ·  Heart Rhythm  ·  22.10.2026  ·  PMID 42913987</w:t>
       </w:r>
     </w:p>
     <w:p>
       <w:r>
-        <w:t>Europäische Konsensusempfehlungen zur Diagnostik, Triage und Behandlung akuter Herzinsuffizienz in Notaufnahmen und Rettungsdiensten, mit Fokus auf phenotypische Klassifikation, Biomarker, Bildgebung, Ventilation, Diuretika und frühe Therapieinitiierung.</w:t>
+        <w:t>Prospektive Studie mit 136 Patienten zur Pulmonalen-Venen-Isolierung mittels Pulsed-Field-Ablation (PFA) mit Kontaktkraft-Sensing und 3D-Mapping.</w:t>
       </w:r>
     </w:p>
     <w:p>
@@ -104,7 +104,7 @@
         <w:t xml:space="preserve">Ergebnis: </w:t>
       </w:r>
       <w:r>
-        <w:t>Das Dokument betont die kritische Bedeutung einer schnellen phenotypischen Klassifikation in akute dekompensierte Herzinsuffizienz, akutes Lungenödem, isoliertes Rechtsherzversagen oder kardiogener Schock zur Steuerung der Frühbehandlung und Triage. Es identifiziert Wissenslücken und Forschungsprioritäten, einschließlich pragmatischer Studien zu Rettungsdienst-Interventionen und Biomarker-gestützter Therapie zur Verbesserung der Outcomes bei akuter Herzinsuffizienz.</w:t>
+        <w:t>82,5 % der Patienten waren nach 12 Monaten frei von dokumentierten symptomatischen/asymptomatischen Vorhofflimmern; kardiovaskuläre Hospitalisierungen sanken um 40,9 %, Antiarrhythmika-Nutzung um 49,3 %. Ernsthaft durch Gerät/Prozedur bedingte Komplikationen traten in 2,9 % auf. Die PFA zeigte Sicherheit und Versorgungsvorteil.</w:t>
       </w:r>
     </w:p>
     <w:p>
@@ -119,7 +119,7 @@
         <w:rPr>
           <w:sz w:val="19"/>
         </w:rPr>
-        <w:t>Europäische Konsensusarbeit, mehrere deutsche und österreichische Zentren, direkt auf europäische Notfall-Strukturen übertragbar.</w:t>
+        <w:t>Multizentrische europäische Studie, vergleichbar mit deutschen Ablationszentren.</w:t>
       </w:r>
     </w:p>
     <w:p>
@@ -128,7 +128,7 @@
           <w:color w:val="5A7D3A"/>
           <w:sz w:val="18"/>
         </w:rPr>
-        <w:t>https://pubmed.ncbi.nlm.nih.gov/42906949/</w:t>
+        <w:t>https://pubmed.ncbi.nlm.nih.gov/42913987/</w:t>
       </w:r>
     </w:p>
     <w:p>
@@ -136,7 +136,7 @@
         <w:pStyle w:val="Heading2"/>
       </w:pPr>
       <w:r>
-        <w:t>Digitale Gesundheitsinterventionen bei KHK: Weniger kardiovaskuläre Ereignisse</w:t>
+        <w:t>Katheter-Ablation vs. Schein-Ablation bei Vorhofflimmern: Meta-Analyse mit 468 Patienten</w:t>
       </w:r>
     </w:p>
     <w:p>
@@ -146,12 +146,12 @@
           <w:color w:val="666666"/>
           <w:sz w:val="18"/>
         </w:rPr>
-        <w:t>Chan A et al.  ·  Eur J Prev Cardiol  ·  22.10.2026  ·  PMID 42906925</w:t>
+        <w:t>Kakarla S et al.  ·  Heart Rhythm  ·  22.10.2026  ·  PMID 42913986</w:t>
       </w:r>
     </w:p>
     <w:p>
       <w:r>
-        <w:t>Systematischer Review und Metaanalyse von 72 Studien (45 in Meta-Analyse, 23.111 Patienten) zur Wirksamkeit digitaler Gesundheitsinterventionen zur Versorgungsintegration bei Koronarer Herzkrankheit im Vergleich zu üblicher Behandlung.</w:t>
+        <w:t>Bayesianische Metaanalyse von vier randomisierten Studien zum Vergleich von Katheter-Ablation mit Sham-Kontrolle bei symptomatischem Vorhofflimmern hinsichtlich Lebensqualität und Rezidivrate.</w:t>
       </w:r>
     </w:p>
     <w:p>
@@ -162,7 +162,7 @@
         <w:t xml:space="preserve">Ergebnis: </w:t>
       </w:r>
       <w:r>
-        <w:t>Digitale Interventionen mit Versorgungsintegration reduzieren kardiovaskuläre Ereignisse (OR 0,74 [0,59–0,92], p=0,02), zeigen aber keinen signifikanten Effekt auf Gesamtsterblichkeit oder Readmissionen. Aktuelle Evidenz konzentriert sich auf patientenzentrierte Integration; systemic-level Integration bleibt untersucht.</w:t>
+        <w:t>Ablation verbesserte AFEQT-Score um 13,5 Punkte (95%-Kredibilität 1,6–26,9; Wahrscheinlichkeit klinisch bedeutsam &gt;5 Punkte: 0,94). Ablation reduzierte Vorhofflimmern-Rezidive in allen Studien (gepooltes Risiko-Verhältnis 0,49, 95%-KI 0,17–0,89). Evidenzqualität moderat für Rhythmuskontrolle, niedrig für Lebensqualität.</w:t>
       </w:r>
     </w:p>
     <w:p>
@@ -177,7 +177,7 @@
         <w:rPr>
           <w:sz w:val="19"/>
         </w:rPr>
-        <w:t>Internationale Evidenz, Übertragung auf deutsches ambulantes Versorgungssystem mit strukturierten Herzprogrammen möglich.</w:t>
+        <w:t>Internationale Metaanalyse mit europäischen Zentren; zeigt klinischen Nutzen für Leitlinien.</w:t>
       </w:r>
     </w:p>
     <w:p>
@@ -186,7 +186,7 @@
           <w:color w:val="5A7D3A"/>
           <w:sz w:val="18"/>
         </w:rPr>
-        <w:t>https://pubmed.ncbi.nlm.nih.gov/42906925/</w:t>
+        <w:t>https://pubmed.ncbi.nlm.nih.gov/42913986/</w:t>
       </w:r>
     </w:p>
     <w:p>
@@ -194,7 +194,7 @@
         <w:pStyle w:val="Heading2"/>
       </w:pPr>
       <w:r>
-        <w:t>Schrittmacher-induzierte Kardiomyopathie: RVOT-Position reduziert Risiko</w:t>
+        <w:t>Kardiale Rehabilitation: 750–1000 MET-min/Woche optimal für VO2-Peak-Verbesserung</w:t>
       </w:r>
     </w:p>
     <w:p>
@@ -204,12 +204,12 @@
           <w:color w:val="666666"/>
           <w:sz w:val="18"/>
         </w:rPr>
-        <w:t>Van Weyenbergh T et al.  ·  Heart Rhythm  ·  21.10.2026  ·  PMID 42906715</w:t>
+        <w:t>Zhang W et al.  ·  Eur J Prev Cardiol  ·  23.10.2026  ·  PMID 42913481</w:t>
       </w:r>
     </w:p>
     <w:p>
       <w:r>
-        <w:t>Retrospektive Single-Center-Studie an 401 Patienten mit leadless-Ventrikelschrittmachern (Micra AV n=145) zur Erfassung der Häufigkeit therapie-induzierter Kardiomyopathie und Assoziation von Implantationsort und AV-synchroner Stimulation mit Outcome.</w:t>
+        <w:t>Bayesianische Netzwerk-Metaanalyse von 100 RCTs mit 5.353 Patienten zur Dosis-Wirkungs-Beziehung verschiedener Trainingsmodalitäten (Intervall-Aerob, kontinuierlich, Kraft, Mind-Body) auf Sauerstoffaufnahme.</w:t>
       </w:r>
     </w:p>
     <w:p>
@@ -220,7 +220,7 @@
         <w:t xml:space="preserve">Ergebnis: </w:t>
       </w:r>
       <w:r>
-        <w:t>Über 33,0 Monate median: Kardiomyopathie in 13,6% (4,8%/Jahr), therapie-induzierte Kardiomyopathie in 5,5% (1,9%/Jahr). RVOT-Implantation assoziiert mit niedrigerer Kardiomyopathie-Inzidenz (HR 0,48, p=0,019) und langsamerem Auswurffrraktions-Rückgang (−0,56%/Jahr vs. −1,43%/Jahr, p=0,013). Micra-AV-Geräte zeigten keinen Vorteil gegenüber VR-Geräten.</w:t>
+        <w:t>Dosis-Wirkungs-Kurve folgt Emax-Modell; ED50 ~80–90 MET-min/Woche; 750–1000 MET-min/Woche nähert sich maximaler Wirkung. Rangfolge: Intervall-Aerobtraining (Emax 3,50), Krafttraining (3,66), Kombination (3,49). Empfehlung: Intervall-Aerobtraining oder Kraft für gute Ausdauer, Mind-Body für begrenzte Toleranz.</w:t>
       </w:r>
     </w:p>
     <w:p>
@@ -235,7 +235,7 @@
         <w:rPr>
           <w:sz w:val="19"/>
         </w:rPr>
-        <w:t>Belgische Universitätsklinik, europäische Implantationspraxis und Langzeit-Überwachung.</w:t>
+        <w:t>Internationale Metaanalyse, Design übertragbar auf deutsche Rehabilitationsprogramme.</w:t>
       </w:r>
     </w:p>
     <w:p>
@@ -244,7 +244,7 @@
           <w:color w:val="5A7D3A"/>
           <w:sz w:val="18"/>
         </w:rPr>
-        <w:t>https://pubmed.ncbi.nlm.nih.gov/42906715/</w:t>
+        <w:t>https://pubmed.ncbi.nlm.nih.gov/42913481/</w:t>
       </w:r>
     </w:p>
     <w:p>
@@ -252,7 +252,7 @@
         <w:pStyle w:val="Heading2"/>
       </w:pPr>
       <w:r>
-        <w:t>Pulsfeldablation bei Vorhofflimmern: 75–85 % Arrhythmiefreiheit paroxysmal</w:t>
+        <w:t>REBIRTH-Studie: Bromocriptin bei Peripartum-Kardiomyopathie – 200 Frauen randomisiert</w:t>
       </w:r>
     </w:p>
     <w:p>
@@ -262,12 +262,12 @@
           <w:color w:val="666666"/>
           <w:sz w:val="18"/>
         </w:rPr>
-        <w:t>Boveda S et al.  ·  Europace  ·  21.10.2026  ·  PMID 42905913</w:t>
+        <w:t>Wang T et al.  ·  JACC Heart Fail  ·  21.10.2026  ·  PMID 42911149</w:t>
       </w:r>
     </w:p>
     <w:p>
       <w:r>
-        <w:t>Europäische Übersichtsarbeit zur Pulsfeldablation (PFA) bei paroxysmalem und persistierendem Vorhofflimmern, basierend auf aktuellen klinischen Studien, mit Angaben zu Effektivität, Komplikationen und Patientenberichteten Ergebnissen.</w:t>
+        <w:t>Randomisierte Studie mit 200 Frauen mit Peripartum-Kardiomyopathie (LVEF ≤40 % innerhalb 5 Monate postpartal), die Bromocriptin versus Placebo zusätzlich zur Leitlinien-Therapie erhalten; Primärendpunkt LVEF bei 6 Monaten.</w:t>
       </w:r>
     </w:p>
     <w:p>
@@ -278,7 +278,7 @@
         <w:t xml:space="preserve">Ergebnis: </w:t>
       </w:r>
       <w:r>
-        <w:t>Paroxysmal Vorhofflimmern: 12-Monats-Arrhythmiefreiheit 75–85 %, Komplikationsrate 1–3 %. Persistierendes Vorhofflimmern: 60–75 % Arrhythmiefreiheit, &lt;3 % schwere Komplikationen. PFA zeigt verbesserte prozedurale Verträglichkeit, reduzierten Analgetika-Bedarf und mögliche Same-Day-Entlassung gegenüber thermalen Methoden.</w:t>
+        <w:t>Studie noch laufend, Ergebnisse für 2027 erwartet. Sekundärendpunkte: LVEF 12 Monate, Ereignisfreiheit (Tod, Herztransplantation, LVAD), Hospitaliserungsfreiheit bis 3 Jahre. 50 Frauen in separater Stillkohorte (ausgeschlossen von Randomisierung).</w:t>
       </w:r>
     </w:p>
     <w:p>
@@ -293,7 +293,7 @@
         <w:rPr>
           <w:sz w:val="19"/>
         </w:rPr>
-        <w:t>Europäische Konsensusarbeit mehrerer Länder (Frankreich, Deutschland, Belgien, UK), direkt auf deutsche EP-Labore übertragbar.</w:t>
+        <w:t>Nordamerikanische Studie in diverser Population, Therapieprinzipien auf Deutschland übertragbar.</w:t>
       </w:r>
     </w:p>
     <w:p>
@@ -302,7 +302,7 @@
           <w:color w:val="5A7D3A"/>
           <w:sz w:val="18"/>
         </w:rPr>
-        <w:t>https://pubmed.ncbi.nlm.nih.gov/42905913/</w:t>
+        <w:t>https://pubmed.ncbi.nlm.nih.gov/42911149/</w:t>
       </w:r>
     </w:p>
     <w:p>
@@ -310,7 +310,7 @@
         <w:pStyle w:val="Heading2"/>
       </w:pPr>
       <w:r>
-        <w:t>Pulsfeldablation: Echtzeit-Kontrolle der Läsions-Qualität noch nicht standardisiert</w:t>
+        <w:t>TAVI + koronare Stenose: Physiology-gesteuerte PCI reduziert MACE um 20 %</w:t>
       </w:r>
     </w:p>
     <w:p>
@@ -320,12 +320,12 @@
           <w:color w:val="666666"/>
           <w:sz w:val="18"/>
         </w:rPr>
-        <w:t>Cespón-Fernández M et al.  ·  Europace  ·  21.10.2026  ·  PMID 42905912</w:t>
+        <w:t>Bujak K et al.  ·  EuroIntervention  ·  19.10.2026  ·  PMID 42910974</w:t>
       </w:r>
     </w:p>
     <w:p>
       <w:r>
-        <w:t>Europäischer Übersichtsartikel zu Methoden der intraprozedualen Überwachung und Kontrolle der Läsions-Bildung und -Dauerhaftigkeit bei Pulsfeldablation für Vorhofflimmern.</w:t>
+        <w:t>Metaanalyse von 5 RCTs (N=1.644) zum Vergleich von Routine-Revaskularisierung vs. konservativer Behandlung bei koronarer Erkrankung vor/während TAVI; Netzwerk-Metaanalyse zu PCI-Strategien.</w:t>
       </w:r>
     </w:p>
     <w:p>
@@ -336,7 +336,7 @@
         <w:t xml:space="preserve">Ergebnis: </w:t>
       </w:r>
       <w:r>
-        <w:t>Läsionsgröße und -geometrie hängen primär vom elektrischen Feld und kumulativer Elektroporation ab. Konventionelle thermale Marker (Elektrogramm-Abschwächung, Impedanzänderung, Stimulationsschwelle) korrelieren schlecht mit durablerender irreversibler Elektroporation. Multiparametrische Läsions-Schätzmodelle zeigen vielversprechende präklinische Ergebnisse, klinische Validierung bleibt begrenzt. Robuste intraprozedurale Marker fehlen noch; gegenwärtige Workflows stützen sich auf standardisierte Energieprotokolle und Läsions-Überlappung.</w:t>
+        <w:t>Routine-PCI vs. konservativ: MACE-Risiko gesenkt (RR 0,80, 95%-KI 0,65–0,98), ungeplante Revaskularisierung gesenkt (RR 0,30, 95%-KI 0,11–0,83), Major-Blutung erhöht (RR 1,57, 95%-KI 1,07–2,32). Physiology-gesteuerte PCI rangiert höchste für ischämische Outcomes.</w:t>
       </w:r>
     </w:p>
     <w:p>
@@ -351,7 +351,7 @@
         <w:rPr>
           <w:sz w:val="19"/>
         </w:rPr>
-        <w:t>Europäische Arbeitsgruppe (Spanien, Schweiz, Niederlande, Belgien, USA), auf deutsche Katheterlabore anwendbar.</w:t>
+        <w:t>Europäisch-amerikanische Evidenz, Koronaranatomie und Revaskularisierungsprinzipien Deutschland-übertragbar.</w:t>
       </w:r>
     </w:p>
     <w:p>
@@ -360,7 +360,7 @@
           <w:color w:val="5A7D3A"/>
           <w:sz w:val="18"/>
         </w:rPr>
-        <w:t>https://pubmed.ncbi.nlm.nih.gov/42905912/</w:t>
+        <w:t>https://pubmed.ncbi.nlm.nih.gov/42910974/</w:t>
       </w:r>
     </w:p>
     <w:p>
@@ -368,7 +368,7 @@
         <w:pStyle w:val="Heading2"/>
       </w:pPr>
       <w:r>
-        <w:t>Antikoagulation nach VHF-Ablation: Absetzen bei niedrigem Schlaganfallrisiko sicher</w:t>
+        <w:t>Frankreich: PCI-Einsatz stieg um 40 %, Bypass-Eingriffe sanken um 8 % (2014–2023)</w:t>
       </w:r>
     </w:p>
     <w:p>
@@ -378,12 +378,12 @@
           <w:color w:val="666666"/>
           <w:sz w:val="18"/>
         </w:rPr>
-        <w:t>Lee YS et al.  ·  Heart Rhythm  ·  16.10.2026  ·  PMID 42887624</w:t>
+        <w:t>Hauguel-Moreau M et al.  ·  J Am Heart Assoc  ·  20.10.2026  ·  PMID 42885791</w:t>
       </w:r>
     </w:p>
     <w:p>
       <w:r>
-        <w:t>Post-hoc-Analyse der ALONE-AF-Studie an 840 Patienten, stratifiziert nach CHA2DS2-VASc-Score ≤2 oder ≥3, zum Vergleich Antikoagulations-Absetzen versus Fortsetzung nach erfolgreicher VHF-Ablation.</w:t>
+        <w:t>Analyse der Französischen Nationalen Krankenhausdatenbank von 2014 bis 2023 mit 6.290.951 koronaren Interventionen bei 2.985.822 Patienten zur Darstellung zeitlicher Trends.</w:t>
       </w:r>
     </w:p>
     <w:p>
@@ -394,7 +394,7 @@
         <w:t xml:space="preserve">Ergebnis: </w:t>
       </w:r>
       <w:r>
-        <w:t>CHA2DS2-VASc ≤2: Primärer Endpunkt (Schlaganfall, systemische Embolie, major bleeding) in 0,4 % (Absetzen) vs. 2,4 % (Fortsetzung), Differenz −1,9 Prozentpunkte (p=0,066). CHA2DS2-VASc ≥3: 1,8 % nur in Fortsetzungs-Gruppe. Alle major-bleeding-Ereignisse (n=5) traten in Fortsetzungs-Gruppen auf. Competing-risk-Analyse bestätigte Ergebnisse.</w:t>
+        <w:t>Jährliche Interventionen stiegen um 33 %; Herzkatheter +32 %, PCI +40 %, Bypass –8 %. PCI-Wachstum war elektiv (+53,5 % auf 56,9 %); Multigefäß-Erkrankung stieg von 16,7 % auf 19,0 %. Letalität nach PCI: 2,05 % (2014) → 1,58 % (2023), nach Bypass: 3,5 % → 2,9 %.</w:t>
       </w:r>
     </w:p>
     <w:p>
@@ -409,7 +409,7 @@
         <w:rPr>
           <w:sz w:val="19"/>
         </w:rPr>
-        <w:t>Koreanische Multizenterstudie, stroke-risk-Stratifizierung international anerkannt und auf Deutschland übertragbar.</w:t>
+        <w:t>Französische Versorgungsdaten, Sozialversicherungssystem ähnlich Deutschland.</w:t>
       </w:r>
     </w:p>
     <w:p>
@@ -418,7 +418,7 @@
           <w:color w:val="5A7D3A"/>
           <w:sz w:val="18"/>
         </w:rPr>
-        <w:t>https://pubmed.ncbi.nlm.nih.gov/42887624/</w:t>
+        <w:t>https://pubmed.ncbi.nlm.nih.gov/42885791/</w:t>
       </w:r>
     </w:p>
     <w:sectPr>

--- a/download/studien-aktuell.docx
+++ b/download/studien-aktuell.docx
@@ -62,7 +62,7 @@
           <w:color w:val="666666"/>
           <w:sz w:val="18"/>
         </w:rPr>
-        <w:t>Stand: 24.10.2026  |  6 Studien  |  kardio.m-vf.de</w:t>
+        <w:t>Stand: 25.10.2026  |  1 Studien  |  kardio.m-vf.de</w:t>
       </w:r>
     </w:p>
     <w:p>
@@ -70,7 +70,7 @@
         <w:pStyle w:val="Heading1"/>
       </w:pPr>
       <w:r>
-        <w:t>Aufgenommen am 24.10.2026</w:t>
+        <w:t>Aufgenommen am 25.10.2026</w:t>
       </w:r>
     </w:p>
     <w:p>
@@ -78,7 +78,7 @@
         <w:pStyle w:val="Heading2"/>
       </w:pPr>
       <w:r>
-        <w:t>Pulsed-Field-Ablation bei Vorhofflimmern: 82,5 % Freiheit von Arrhythmien nach 12 Monaten</w:t>
+        <w:t>Long COVID erhöht Bluthochdruck-Risiko um 14 Prozent</w:t>
       </w:r>
     </w:p>
     <w:p>
@@ -88,12 +88,12 @@
           <w:color w:val="666666"/>
           <w:sz w:val="18"/>
         </w:rPr>
-        <w:t>Duytschaever M et al.  ·  Heart Rhythm  ·  22.10.2026  ·  PMID 42913987</w:t>
+        <w:t>Lindberg P et al.  ·  J Am Heart Assoc  ·  20.10.2026  ·  PMID 42857992</w:t>
       </w:r>
     </w:p>
     <w:p>
       <w:r>
-        <w:t>Prospektive Studie mit 136 Patienten zur Pulmonalen-Venen-Isolierung mittels Pulsed-Field-Ablation (PFA) mit Kontaktkraft-Sensing und 3D-Mapping.</w:t>
+        <w:t>Schwedische Bevölkerungskohortenstudie (1,22 Mio. Personen ohne Hypertonie) zu Langzeitfolgen nach SARS-CoV-2-Infektion: Long-COVID-Patienten entwickelten innerhalb von 4 Jahren häufiger neu auftretende Hypertonie als nicht-exponierte Personen.</w:t>
       </w:r>
     </w:p>
     <w:p>
@@ -104,7 +104,7 @@
         <w:t xml:space="preserve">Ergebnis: </w:t>
       </w:r>
       <w:r>
-        <w:t>82,5 % der Patienten waren nach 12 Monaten frei von dokumentierten symptomatischen/asymptomatischen Vorhofflimmern; kardiovaskuläre Hospitalisierungen sanken um 40,9 %, Antiarrhythmika-Nutzung um 49,3 %. Ernsthaft durch Gerät/Prozedur bedingte Komplikationen traten in 2,9 % auf. Die PFA zeigte Sicherheit und Versorgungsvorteil.</w:t>
+        <w:t>Long-COVID-Diagnose erhöhte das Hypertonie-Risiko um 14 % gesamtkohort (Hazard Ratio 1,14; 95%-KI 1,09–1,20; p&lt;0,001), bei Frauen um 13 % (HR 1,13; 1,05–1,22; p=0,001) und Männern um 15 % (HR 1,15; 1,05–1,27; p=0,002). Das Risiko stieg früh und persistierte über 36 Monate Nachbeobachtung.</w:t>
       </w:r>
     </w:p>
     <w:p>
@@ -119,7 +119,7 @@
         <w:rPr>
           <w:sz w:val="19"/>
         </w:rPr>
-        <w:t>Multizentrische europäische Studie, vergleichbar mit deutschen Ablationszentren.</w:t>
+        <w:t>Schweden, Bevölkerungsregister mit vollständiger Erfassung; Daten übertragbar auf deutsches Sozialversicherungssystem</w:t>
       </w:r>
     </w:p>
     <w:p>
@@ -128,297 +128,7 @@
           <w:color w:val="5A7D3A"/>
           <w:sz w:val="18"/>
         </w:rPr>
-        <w:t>https://pubmed.ncbi.nlm.nih.gov/42913987/</w:t>
-      </w:r>
-    </w:p>
-    <w:p>
-      <w:pPr>
-        <w:pStyle w:val="Heading2"/>
-      </w:pPr>
-      <w:r>
-        <w:t>Katheter-Ablation vs. Schein-Ablation bei Vorhofflimmern: Meta-Analyse mit 468 Patienten</w:t>
-      </w:r>
-    </w:p>
-    <w:p>
-      <w:r>
-        <w:rPr>
-          <w:i/>
-          <w:color w:val="666666"/>
-          <w:sz w:val="18"/>
-        </w:rPr>
-        <w:t>Kakarla S et al.  ·  Heart Rhythm  ·  22.10.2026  ·  PMID 42913986</w:t>
-      </w:r>
-    </w:p>
-    <w:p>
-      <w:r>
-        <w:t>Bayesianische Metaanalyse von vier randomisierten Studien zum Vergleich von Katheter-Ablation mit Sham-Kontrolle bei symptomatischem Vorhofflimmern hinsichtlich Lebensqualität und Rezidivrate.</w:t>
-      </w:r>
-    </w:p>
-    <w:p>
-      <w:r>
-        <w:rPr>
-          <w:b/>
-        </w:rPr>
-        <w:t xml:space="preserve">Ergebnis: </w:t>
-      </w:r>
-      <w:r>
-        <w:t>Ablation verbesserte AFEQT-Score um 13,5 Punkte (95%-Kredibilität 1,6–26,9; Wahrscheinlichkeit klinisch bedeutsam &gt;5 Punkte: 0,94). Ablation reduzierte Vorhofflimmern-Rezidive in allen Studien (gepooltes Risiko-Verhältnis 0,49, 95%-KI 0,17–0,89). Evidenzqualität moderat für Rhythmuskontrolle, niedrig für Lebensqualität.</w:t>
-      </w:r>
-    </w:p>
-    <w:p>
-      <w:r>
-        <w:rPr>
-          <w:b/>
-          <w:sz w:val="19"/>
-        </w:rPr>
-        <w:t xml:space="preserve">Übertragbarkeit: </w:t>
-      </w:r>
-      <w:r>
-        <w:rPr>
-          <w:sz w:val="19"/>
-        </w:rPr>
-        <w:t>Internationale Metaanalyse mit europäischen Zentren; zeigt klinischen Nutzen für Leitlinien.</w:t>
-      </w:r>
-    </w:p>
-    <w:p>
-      <w:r>
-        <w:rPr>
-          <w:color w:val="5A7D3A"/>
-          <w:sz w:val="18"/>
-        </w:rPr>
-        <w:t>https://pubmed.ncbi.nlm.nih.gov/42913986/</w:t>
-      </w:r>
-    </w:p>
-    <w:p>
-      <w:pPr>
-        <w:pStyle w:val="Heading2"/>
-      </w:pPr>
-      <w:r>
-        <w:t>Kardiale Rehabilitation: 750–1000 MET-min/Woche optimal für VO2-Peak-Verbesserung</w:t>
-      </w:r>
-    </w:p>
-    <w:p>
-      <w:r>
-        <w:rPr>
-          <w:i/>
-          <w:color w:val="666666"/>
-          <w:sz w:val="18"/>
-        </w:rPr>
-        <w:t>Zhang W et al.  ·  Eur J Prev Cardiol  ·  23.10.2026  ·  PMID 42913481</w:t>
-      </w:r>
-    </w:p>
-    <w:p>
-      <w:r>
-        <w:t>Bayesianische Netzwerk-Metaanalyse von 100 RCTs mit 5.353 Patienten zur Dosis-Wirkungs-Beziehung verschiedener Trainingsmodalitäten (Intervall-Aerob, kontinuierlich, Kraft, Mind-Body) auf Sauerstoffaufnahme.</w:t>
-      </w:r>
-    </w:p>
-    <w:p>
-      <w:r>
-        <w:rPr>
-          <w:b/>
-        </w:rPr>
-        <w:t xml:space="preserve">Ergebnis: </w:t>
-      </w:r>
-      <w:r>
-        <w:t>Dosis-Wirkungs-Kurve folgt Emax-Modell; ED50 ~80–90 MET-min/Woche; 750–1000 MET-min/Woche nähert sich maximaler Wirkung. Rangfolge: Intervall-Aerobtraining (Emax 3,50), Krafttraining (3,66), Kombination (3,49). Empfehlung: Intervall-Aerobtraining oder Kraft für gute Ausdauer, Mind-Body für begrenzte Toleranz.</w:t>
-      </w:r>
-    </w:p>
-    <w:p>
-      <w:r>
-        <w:rPr>
-          <w:b/>
-          <w:sz w:val="19"/>
-        </w:rPr>
-        <w:t xml:space="preserve">Übertragbarkeit: </w:t>
-      </w:r>
-      <w:r>
-        <w:rPr>
-          <w:sz w:val="19"/>
-        </w:rPr>
-        <w:t>Internationale Metaanalyse, Design übertragbar auf deutsche Rehabilitationsprogramme.</w:t>
-      </w:r>
-    </w:p>
-    <w:p>
-      <w:r>
-        <w:rPr>
-          <w:color w:val="5A7D3A"/>
-          <w:sz w:val="18"/>
-        </w:rPr>
-        <w:t>https://pubmed.ncbi.nlm.nih.gov/42913481/</w:t>
-      </w:r>
-    </w:p>
-    <w:p>
-      <w:pPr>
-        <w:pStyle w:val="Heading2"/>
-      </w:pPr>
-      <w:r>
-        <w:t>REBIRTH-Studie: Bromocriptin bei Peripartum-Kardiomyopathie – 200 Frauen randomisiert</w:t>
-      </w:r>
-    </w:p>
-    <w:p>
-      <w:r>
-        <w:rPr>
-          <w:i/>
-          <w:color w:val="666666"/>
-          <w:sz w:val="18"/>
-        </w:rPr>
-        <w:t>Wang T et al.  ·  JACC Heart Fail  ·  21.10.2026  ·  PMID 42911149</w:t>
-      </w:r>
-    </w:p>
-    <w:p>
-      <w:r>
-        <w:t>Randomisierte Studie mit 200 Frauen mit Peripartum-Kardiomyopathie (LVEF ≤40 % innerhalb 5 Monate postpartal), die Bromocriptin versus Placebo zusätzlich zur Leitlinien-Therapie erhalten; Primärendpunkt LVEF bei 6 Monaten.</w:t>
-      </w:r>
-    </w:p>
-    <w:p>
-      <w:r>
-        <w:rPr>
-          <w:b/>
-        </w:rPr>
-        <w:t xml:space="preserve">Ergebnis: </w:t>
-      </w:r>
-      <w:r>
-        <w:t>Studie noch laufend, Ergebnisse für 2027 erwartet. Sekundärendpunkte: LVEF 12 Monate, Ereignisfreiheit (Tod, Herztransplantation, LVAD), Hospitaliserungsfreiheit bis 3 Jahre. 50 Frauen in separater Stillkohorte (ausgeschlossen von Randomisierung).</w:t>
-      </w:r>
-    </w:p>
-    <w:p>
-      <w:r>
-        <w:rPr>
-          <w:b/>
-          <w:sz w:val="19"/>
-        </w:rPr>
-        <w:t xml:space="preserve">Übertragbarkeit: </w:t>
-      </w:r>
-      <w:r>
-        <w:rPr>
-          <w:sz w:val="19"/>
-        </w:rPr>
-        <w:t>Nordamerikanische Studie in diverser Population, Therapieprinzipien auf Deutschland übertragbar.</w:t>
-      </w:r>
-    </w:p>
-    <w:p>
-      <w:r>
-        <w:rPr>
-          <w:color w:val="5A7D3A"/>
-          <w:sz w:val="18"/>
-        </w:rPr>
-        <w:t>https://pubmed.ncbi.nlm.nih.gov/42911149/</w:t>
-      </w:r>
-    </w:p>
-    <w:p>
-      <w:pPr>
-        <w:pStyle w:val="Heading2"/>
-      </w:pPr>
-      <w:r>
-        <w:t>TAVI + koronare Stenose: Physiology-gesteuerte PCI reduziert MACE um 20 %</w:t>
-      </w:r>
-    </w:p>
-    <w:p>
-      <w:r>
-        <w:rPr>
-          <w:i/>
-          <w:color w:val="666666"/>
-          <w:sz w:val="18"/>
-        </w:rPr>
-        <w:t>Bujak K et al.  ·  EuroIntervention  ·  19.10.2026  ·  PMID 42910974</w:t>
-      </w:r>
-    </w:p>
-    <w:p>
-      <w:r>
-        <w:t>Metaanalyse von 5 RCTs (N=1.644) zum Vergleich von Routine-Revaskularisierung vs. konservativer Behandlung bei koronarer Erkrankung vor/während TAVI; Netzwerk-Metaanalyse zu PCI-Strategien.</w:t>
-      </w:r>
-    </w:p>
-    <w:p>
-      <w:r>
-        <w:rPr>
-          <w:b/>
-        </w:rPr>
-        <w:t xml:space="preserve">Ergebnis: </w:t>
-      </w:r>
-      <w:r>
-        <w:t>Routine-PCI vs. konservativ: MACE-Risiko gesenkt (RR 0,80, 95%-KI 0,65–0,98), ungeplante Revaskularisierung gesenkt (RR 0,30, 95%-KI 0,11–0,83), Major-Blutung erhöht (RR 1,57, 95%-KI 1,07–2,32). Physiology-gesteuerte PCI rangiert höchste für ischämische Outcomes.</w:t>
-      </w:r>
-    </w:p>
-    <w:p>
-      <w:r>
-        <w:rPr>
-          <w:b/>
-          <w:sz w:val="19"/>
-        </w:rPr>
-        <w:t xml:space="preserve">Übertragbarkeit: </w:t>
-      </w:r>
-      <w:r>
-        <w:rPr>
-          <w:sz w:val="19"/>
-        </w:rPr>
-        <w:t>Europäisch-amerikanische Evidenz, Koronaranatomie und Revaskularisierungsprinzipien Deutschland-übertragbar.</w:t>
-      </w:r>
-    </w:p>
-    <w:p>
-      <w:r>
-        <w:rPr>
-          <w:color w:val="5A7D3A"/>
-          <w:sz w:val="18"/>
-        </w:rPr>
-        <w:t>https://pubmed.ncbi.nlm.nih.gov/42910974/</w:t>
-      </w:r>
-    </w:p>
-    <w:p>
-      <w:pPr>
-        <w:pStyle w:val="Heading2"/>
-      </w:pPr>
-      <w:r>
-        <w:t>Frankreich: PCI-Einsatz stieg um 40 %, Bypass-Eingriffe sanken um 8 % (2014–2023)</w:t>
-      </w:r>
-    </w:p>
-    <w:p>
-      <w:r>
-        <w:rPr>
-          <w:i/>
-          <w:color w:val="666666"/>
-          <w:sz w:val="18"/>
-        </w:rPr>
-        <w:t>Hauguel-Moreau M et al.  ·  J Am Heart Assoc  ·  20.10.2026  ·  PMID 42885791</w:t>
-      </w:r>
-    </w:p>
-    <w:p>
-      <w:r>
-        <w:t>Analyse der Französischen Nationalen Krankenhausdatenbank von 2014 bis 2023 mit 6.290.951 koronaren Interventionen bei 2.985.822 Patienten zur Darstellung zeitlicher Trends.</w:t>
-      </w:r>
-    </w:p>
-    <w:p>
-      <w:r>
-        <w:rPr>
-          <w:b/>
-        </w:rPr>
-        <w:t xml:space="preserve">Ergebnis: </w:t>
-      </w:r>
-      <w:r>
-        <w:t>Jährliche Interventionen stiegen um 33 %; Herzkatheter +32 %, PCI +40 %, Bypass –8 %. PCI-Wachstum war elektiv (+53,5 % auf 56,9 %); Multigefäß-Erkrankung stieg von 16,7 % auf 19,0 %. Letalität nach PCI: 2,05 % (2014) → 1,58 % (2023), nach Bypass: 3,5 % → 2,9 %.</w:t>
-      </w:r>
-    </w:p>
-    <w:p>
-      <w:r>
-        <w:rPr>
-          <w:b/>
-          <w:sz w:val="19"/>
-        </w:rPr>
-        <w:t xml:space="preserve">Übertragbarkeit: </w:t>
-      </w:r>
-      <w:r>
-        <w:rPr>
-          <w:sz w:val="19"/>
-        </w:rPr>
-        <w:t>Französische Versorgungsdaten, Sozialversicherungssystem ähnlich Deutschland.</w:t>
-      </w:r>
-    </w:p>
-    <w:p>
-      <w:r>
-        <w:rPr>
-          <w:color w:val="5A7D3A"/>
-          <w:sz w:val="18"/>
-        </w:rPr>
-        <w:t>https://pubmed.ncbi.nlm.nih.gov/42885791/</w:t>
+        <w:t>https://pubmed.ncbi.nlm.nih.gov/42857992/</w:t>
       </w:r>
     </w:p>
     <w:sectPr>

--- a/download/studien-aktuell.docx
+++ b/download/studien-aktuell.docx
@@ -62,7 +62,7 @@
           <w:color w:val="666666"/>
           <w:sz w:val="18"/>
         </w:rPr>
-        <w:t>Stand: 25.10.2026  |  1 Studien  |  kardio.m-vf.de</w:t>
+        <w:t>Stand: 26.10.2026  |  5 Studien  |  kardio.m-vf.de</w:t>
       </w:r>
     </w:p>
     <w:p>
@@ -70,7 +70,7 @@
         <w:pStyle w:val="Heading1"/>
       </w:pPr>
       <w:r>
-        <w:t>Aufgenommen am 25.10.2026</w:t>
+        <w:t>Aufgenommen am 26.10.2026</w:t>
       </w:r>
     </w:p>
     <w:p>
@@ -78,7 +78,7 @@
         <w:pStyle w:val="Heading2"/>
       </w:pPr>
       <w:r>
-        <w:t>Long COVID erhöht Bluthochdruck-Risiko um 14 Prozent</w:t>
+        <w:t>Gestaffelte Revaskularisierung bessere Strategie für ST-Infarkt über 70 Jahren</w:t>
       </w:r>
     </w:p>
     <w:p>
@@ -88,12 +88,12 @@
           <w:color w:val="666666"/>
           <w:sz w:val="18"/>
         </w:rPr>
-        <w:t>Lindberg P et al.  ·  J Am Heart Assoc  ·  20.10.2026  ·  PMID 42857992</w:t>
+        <w:t>Cho KH et al.  ·  JACC Cardiovasc Interv  ·  22.10.2026  ·  PMID 42925297</w:t>
       </w:r>
     </w:p>
     <w:p>
       <w:r>
-        <w:t>Schwedische Bevölkerungskohortenstudie (1,22 Mio. Personen ohne Hypertonie) zu Langzeitfolgen nach SARS-CoV-2-Infektion: Long-COVID-Patienten entwickelten innerhalb von 4 Jahren häufiger neu auftretende Hypertonie als nicht-exponierte Personen.</w:t>
+        <w:t>Sekundäranalyse der OPTION-STEMI-Studie mit 994 Patienten: Vergleich von sofortiger versus gestaffelter Revaskularisierung im Krankenhaus bei älteren Patienten mit ST-Hebungsinfarkt und Multigefäßerkrankung.</w:t>
       </w:r>
     </w:p>
     <w:p>
@@ -104,7 +104,7 @@
         <w:t xml:space="preserve">Ergebnis: </w:t>
       </w:r>
       <w:r>
-        <w:t>Long-COVID-Diagnose erhöhte das Hypertonie-Risiko um 14 % gesamtkohort (Hazard Ratio 1,14; 95%-KI 1,09–1,20; p&lt;0,001), bei Frauen um 13 % (HR 1,13; 1,05–1,22; p=0,001) und Männern um 15 % (HR 1,15; 1,05–1,27; p=0,002). Das Risiko stieg früh und persistierte über 36 Monate Nachbeobachtung.</w:t>
+        <w:t>Bei Patienten ≥70 Jahren: sofortige Revaskularisierung führte zu höherer Rate des primären Endpunkts (all-cause death, nonfatal MI, oder ungeplante Revaskularisierung) mit HR 1,68 (95%-KI 1,06–2,69; p=0,029) gegenüber gestaffelter Strategie. Bei Patienten &lt;70 Jahren kein Unterschied (HR 0,80; p=0,470). Diese Interaktion deutet darauf hin, dass ältere Patienten von gestaffelter Revaskularisierung profitieren.</w:t>
       </w:r>
     </w:p>
     <w:p>
@@ -119,7 +119,7 @@
         <w:rPr>
           <w:sz w:val="19"/>
         </w:rPr>
-        <w:t>Schweden, Bevölkerungsregister mit vollständiger Erfassung; Daten übertragbar auf deutsches Sozialversicherungssystem</w:t>
+        <w:t>Südkorea, vergleichbar mit europäischen Leitlinien zu STEMI-Management</w:t>
       </w:r>
     </w:p>
     <w:p>
@@ -128,7 +128,239 @@
           <w:color w:val="5A7D3A"/>
           <w:sz w:val="18"/>
         </w:rPr>
-        <w:t>https://pubmed.ncbi.nlm.nih.gov/42857992/</w:t>
+        <w:t>https://pubmed.ncbi.nlm.nih.gov/42925297/</w:t>
+      </w:r>
+    </w:p>
+    <w:p>
+      <w:pPr>
+        <w:pStyle w:val="Heading2"/>
+      </w:pPr>
+      <w:r>
+        <w:t>Pulsed-Field-Ablation: Same-Day-Discharge möglich mit guter Sicherheit</w:t>
+      </w:r>
+    </w:p>
+    <w:p>
+      <w:r>
+        <w:rPr>
+          <w:i/>
+          <w:color w:val="666666"/>
+          <w:sz w:val="18"/>
+        </w:rPr>
+        <w:t>Ha FJ et al.  ·  Europace  ·  23.10.2026  ·  PMID 42921970</w:t>
+      </w:r>
+    </w:p>
+    <w:p>
+      <w:r>
+        <w:t>Multizentrische Analyse von 240 Patienten mit Vorhofflimmern, die nach Pulsed-Field-Ablation (PFA) am selben Tag entlassen wurden; Erfassung von Sicherheit, Effektivität und Kostenaspekten in der SENTINEL Registry.</w:t>
+      </w:r>
+    </w:p>
+    <w:p>
+      <w:r>
+        <w:rPr>
+          <w:b/>
+        </w:rPr>
+        <w:t xml:space="preserve">Ergebnis: </w:t>
+      </w:r>
+      <w:r>
+        <w:t>Same-Day-Discharge nach PFA war durchführbar mit niedriger Komplikationsrate. Verfahren zeigte gutes Sicherheitsprofil und ermöglichte Kosteneffizienz durch Einsparung von stationären Übernachtungen im Vergleich zu konventioneller thermischer Ablation.</w:t>
+      </w:r>
+    </w:p>
+    <w:p>
+      <w:r>
+        <w:rPr>
+          <w:b/>
+          <w:sz w:val="19"/>
+        </w:rPr>
+        <w:t xml:space="preserve">Übertragbarkeit: </w:t>
+      </w:r>
+      <w:r>
+        <w:rPr>
+          <w:sz w:val="19"/>
+        </w:rPr>
+        <w:t>Australien, Neuseeland, mit europäischen Zentren beteiligt; übertragbar auf deutsche Struktur für Rhythmologie</w:t>
+      </w:r>
+    </w:p>
+    <w:p>
+      <w:r>
+        <w:rPr>
+          <w:color w:val="5A7D3A"/>
+          <w:sz w:val="18"/>
+        </w:rPr>
+        <w:t>https://pubmed.ncbi.nlm.nih.gov/42921970/</w:t>
+      </w:r>
+    </w:p>
+    <w:p>
+      <w:pPr>
+        <w:pStyle w:val="Heading2"/>
+      </w:pPr>
+      <w:r>
+        <w:t>Telemedizin-gestützte AF-Versorgung auf dem Land: Trend zu weniger Ereignissen</w:t>
+      </w:r>
+    </w:p>
+    <w:p>
+      <w:r>
+        <w:rPr>
+          <w:i/>
+          <w:color w:val="666666"/>
+          <w:sz w:val="18"/>
+        </w:rPr>
+        <w:t>Liu W et al.  ·  Heart Rhythm  ·  22.10.2026  ·  PMID 42913979</w:t>
+      </w:r>
+    </w:p>
+    <w:p>
+      <w:r>
+        <w:t>Sekundäranalyse der MIRACLE-AF-Studie mit 1039 älteren Patienten auf dem Land (≥65 Jahre, durchschn. 75,8 J.) über 36 Monate: Effekt eines dorfarztzentrierten Telemedizin-basierten integrierten Versorgungsmodells versus Standard-Nachsorge auf rezidivierende kardiovaskuläre Ereignisse bei Vorhofflimmern.</w:t>
+      </w:r>
+    </w:p>
+    <w:p>
+      <w:r>
+        <w:rPr>
+          <w:b/>
+        </w:rPr>
+        <w:t xml:space="preserve">Ergebnis: </w:t>
+      </w:r>
+      <w:r>
+        <w:t>Intervention: 118 Ereignisse in 82 Patienten (15,65 %) versus Kontrolle 173 Ereignisse in 122 Patienten (23,69 %). Ereignisrate 6,75 versus 9,11 pro 100 Patientenjahre. HR 0,76 (95%-KI 0,583–1,004; p=0,053) – trend zu Vorteil, aber statistische Signifikanz nicht erreicht. Konsistente Favorisierung der Intervention über alle Ereignistypen.</w:t>
+      </w:r>
+    </w:p>
+    <w:p>
+      <w:r>
+        <w:rPr>
+          <w:b/>
+          <w:sz w:val="19"/>
+        </w:rPr>
+        <w:t xml:space="preserve">Übertragbarkeit: </w:t>
+      </w:r>
+      <w:r>
+        <w:rPr>
+          <w:sz w:val="19"/>
+        </w:rPr>
+        <w:t>China, ländliche Versorgungsstruktur; Modell auf deutsche Land- und Hausarztpraxen mit Telemedizin übertragbar</w:t>
+      </w:r>
+    </w:p>
+    <w:p>
+      <w:r>
+        <w:rPr>
+          <w:color w:val="5A7D3A"/>
+          <w:sz w:val="18"/>
+        </w:rPr>
+        <w:t>https://pubmed.ncbi.nlm.nih.gov/42913979/</w:t>
+      </w:r>
+    </w:p>
+    <w:p>
+      <w:pPr>
+        <w:pStyle w:val="Heading2"/>
+      </w:pPr>
+      <w:r>
+        <w:t>Trainingsblutdruck zur Fitness normalisiert Prognose bei Verdacht auf KHK</w:t>
+      </w:r>
+    </w:p>
+    <w:p>
+      <w:r>
+        <w:rPr>
+          <w:i/>
+          <w:color w:val="666666"/>
+          <w:sz w:val="18"/>
+        </w:rPr>
+        <w:t>Takafuji M et al.  ·  Open Heart  ·  21.10.2026  ·  PMID 42906952</w:t>
+      </w:r>
+    </w:p>
+    <w:p>
+      <w:r>
+        <w:t>Prospektive Analyse von 530 Patienten aus der CE-MARC-Studie mit Belastungstestung, invasiver Koronarangiographie und kardiovaskulärem Magnetresonanzimaging; Beziehung zwischen systolischem Blutdruck während Belastung indexiert auf Fitness (SBP/METpeak) und koronarer Erkrankung.</w:t>
+      </w:r>
+    </w:p>
+    <w:p>
+      <w:r>
+        <w:rPr>
+          <w:b/>
+        </w:rPr>
+        <w:t xml:space="preserve">Ergebnis: </w:t>
+      </w:r>
+      <w:r>
+        <w:t>Ein SBP/METpeak ≥18 mm Hg/METs war bei 58,5 % der Patienten vorhanden und war mit myokardialer Ischämie, Narbe und MACE assoziiert (adjustierte HR 1,02 pro Einheit; 95%-KI 1,00–1,03; p=0,012). Der Effekt wurde hauptsächlich durch geringere Belastungskapazität anstelle von erhöhtem Spitzenblutdruck getrieben.</w:t>
+      </w:r>
+    </w:p>
+    <w:p>
+      <w:r>
+        <w:rPr>
+          <w:b/>
+          <w:sz w:val="19"/>
+        </w:rPr>
+        <w:t xml:space="preserve">Übertragbarkeit: </w:t>
+      </w:r>
+      <w:r>
+        <w:rPr>
+          <w:sz w:val="19"/>
+        </w:rPr>
+        <w:t>Großbritannien, deutsche Leitlinien unterscheiden Belastungsblutdruck nach Fitness; Marker erfordert externe Validierung</w:t>
+      </w:r>
+    </w:p>
+    <w:p>
+      <w:r>
+        <w:rPr>
+          <w:color w:val="5A7D3A"/>
+          <w:sz w:val="18"/>
+        </w:rPr>
+        <w:t>https://pubmed.ncbi.nlm.nih.gov/42906952/</w:t>
+      </w:r>
+    </w:p>
+    <w:p>
+      <w:pPr>
+        <w:pStyle w:val="Heading2"/>
+      </w:pPr>
+      <w:r>
+        <w:t>MASLD bei Herzinsuffizienz: jung, weiblich, bessere Prognose</w:t>
+      </w:r>
+    </w:p>
+    <w:p>
+      <w:r>
+        <w:rPr>
+          <w:i/>
+          <w:color w:val="666666"/>
+          <w:sz w:val="18"/>
+        </w:rPr>
+        <w:t>Chew NW et al.  ·  Open Heart  ·  21.10.2026  ·  PMID 42906951</w:t>
+      </w:r>
+    </w:p>
+    <w:p>
+      <w:r>
+        <w:t>Registerstudie (ASIAN-HF, CDARS, BIOSTAT-CHF) mit insgesamt über 2000 Patienten zur Prävalenz und klinischen Korrelaten metabolischer Funktionsstörung-assoziierter steatotischer Lebererkrankung (MASLD) in der Herzinsuffizienz-Population.</w:t>
+      </w:r>
+    </w:p>
+    <w:p>
+      <w:r>
+        <w:rPr>
+          <w:b/>
+        </w:rPr>
+        <w:t xml:space="preserve">Ergebnis: </w:t>
+      </w:r>
+      <w:r>
+        <w:t>In ASIAN-HF: 34,4 % (927/2698) der HF-Patienten hatten MASLD. MASLD-Patienten waren jünger, häufiger weiblich, häufiger mit HFpEF. All-cause mortality war niedriger mit MASLD (7,1 vs. 11,7 %; p=0,001; adjustierte HR 0,58, 95%-KI 0,39–0,86). Befund blieb in CDARS bestätigt.</w:t>
+      </w:r>
+    </w:p>
+    <w:p>
+      <w:r>
+        <w:rPr>
+          <w:b/>
+          <w:sz w:val="19"/>
+        </w:rPr>
+        <w:t xml:space="preserve">Übertragbarkeit: </w:t>
+      </w:r>
+      <w:r>
+        <w:rPr>
+          <w:sz w:val="19"/>
+        </w:rPr>
+        <w:t>Asien, Hongkong, Europa; metabolisches Phänotypisieren wird relevant für HF-Phänotypen, auch in Deutschland zutreffend</w:t>
+      </w:r>
+    </w:p>
+    <w:p>
+      <w:r>
+        <w:rPr>
+          <w:color w:val="5A7D3A"/>
+          <w:sz w:val="18"/>
+        </w:rPr>
+        <w:t>https://pubmed.ncbi.nlm.nih.gov/42906951/</w:t>
       </w:r>
     </w:p>
     <w:sectPr>

--- a/download/studien-aktuell.docx
+++ b/download/studien-aktuell.docx
@@ -62,7 +62,7 @@
           <w:color w:val="666666"/>
           <w:sz w:val="18"/>
         </w:rPr>
-        <w:t>Stand: 26.10.2026  |  5 Studien  |  kardio.m-vf.de</w:t>
+        <w:t>Stand: 27.10.2026  |  7 Studien  |  kardio.m-vf.de</w:t>
       </w:r>
     </w:p>
     <w:p>
@@ -70,7 +70,7 @@
         <w:pStyle w:val="Heading1"/>
       </w:pPr>
       <w:r>
-        <w:t>Aufgenommen am 26.10.2026</w:t>
+        <w:t>Aufgenommen am 27.10.2026</w:t>
       </w:r>
     </w:p>
     <w:p>
@@ -78,7 +78,7 @@
         <w:pStyle w:val="Heading2"/>
       </w:pPr>
       <w:r>
-        <w:t>Gestaffelte Revaskularisierung bessere Strategie für ST-Infarkt über 70 Jahren</w:t>
+        <w:t>Pulmonale Hypertonie nach Mitral-TEER: Normalisierung senkt Risiko, Persistenz erhöht es deutlich</w:t>
       </w:r>
     </w:p>
     <w:p>
@@ -88,12 +88,12 @@
           <w:color w:val="666666"/>
           <w:sz w:val="18"/>
         </w:rPr>
-        <w:t>Cho KH et al.  ·  JACC Cardiovasc Interv  ·  22.10.2026  ·  PMID 42925297</w:t>
+        <w:t>Miyamoto J et al.  ·  JACC Cardiovasc Interv  ·  26.10.2026  ·  PMID 42933915</w:t>
       </w:r>
     </w:p>
     <w:p>
       <w:r>
-        <w:t>Sekundäranalyse der OPTION-STEMI-Studie mit 994 Patienten: Vergleich von sofortiger versus gestaffelter Revaskularisierung im Krankenhaus bei älteren Patienten mit ST-Hebungsinfarkt und Multigefäßerkrankung.</w:t>
+        <w:t>In 3.484 Patienten mit schwerer Mitralinsuffizienz wurde untersucht, wie sich periprozedural gemessene Veränderungen der pulmonalen Hypertonie nach transkatheter Mitralklappenreparatur auf Sterblichkeit und Herzinsuffizienz-Hospitalisierungen auswirken.</w:t>
       </w:r>
     </w:p>
     <w:p>
@@ -104,7 +104,7 @@
         <w:t xml:space="preserve">Ergebnis: </w:t>
       </w:r>
       <w:r>
-        <w:t>Bei Patienten ≥70 Jahren: sofortige Revaskularisierung führte zu höherer Rate des primären Endpunkts (all-cause death, nonfatal MI, oder ungeplante Revaskularisierung) mit HR 1,68 (95%-KI 1,06–2,69; p=0,029) gegenüber gestaffelter Strategie. Bei Patienten &lt;70 Jahren kein Unterschied (HR 0,80; p=0,470). Diese Interaktion deutet darauf hin, dass ältere Patienten von gestaffelter Revaskularisierung profitieren.</w:t>
+        <w:t>Nach 2 Jahren betrug die Inzidenz kardiovaskulärer Tod oder HF-Hospitalisierung bei Patienten ohne PH 17,6%, bei normalisierter PH 18,1%, bei neu aufgetretener PH 27,2% und bei persistierender PH 27,6% (p&lt;0,001). Normalisierte PH zeigte vergleichbare Outcomes wie keine PH (adj. HR 0,98; 95%-KI 0,78-1,24). Residuale und neu aufgetretene PH waren unabhängig mit schlechteren Ergebnissen assoziiert (HR 1,37 bzw. 1,46).</w:t>
       </w:r>
     </w:p>
     <w:p>
@@ -119,7 +119,7 @@
         <w:rPr>
           <w:sz w:val="19"/>
         </w:rPr>
-        <w:t>Südkorea, vergleichbar mit europäischen Leitlinien zu STEMI-Management</w:t>
+        <w:t>Japan, OCEAN-Mitral-Registry mit vergleichbarem Gesundheitssystem und Dokumentationsstandard.</w:t>
       </w:r>
     </w:p>
     <w:p>
@@ -128,7 +128,7 @@
           <w:color w:val="5A7D3A"/>
           <w:sz w:val="18"/>
         </w:rPr>
-        <w:t>https://pubmed.ncbi.nlm.nih.gov/42925297/</w:t>
+        <w:t>https://pubmed.ncbi.nlm.nih.gov/42933915/</w:t>
       </w:r>
     </w:p>
     <w:p>
@@ -136,7 +136,7 @@
         <w:pStyle w:val="Heading2"/>
       </w:pPr>
       <w:r>
-        <w:t>Pulsed-Field-Ablation: Same-Day-Discharge möglich mit guter Sicherheit</w:t>
+        <w:t>Laser-basierte intravaskuläre Lithotripsie bei Koronarkalk: 93,7% Erfolgsrate, MACE 6,7%</w:t>
       </w:r>
     </w:p>
     <w:p>
@@ -146,12 +146,12 @@
           <w:color w:val="666666"/>
           <w:sz w:val="18"/>
         </w:rPr>
-        <w:t>Ha FJ et al.  ·  Europace  ·  23.10.2026  ·  PMID 42921970</w:t>
+        <w:t>McEntegart M et al.  ·  JACC Cardiovasc Interv  ·  26.10.2026  ·  PMID 42933913</w:t>
       </w:r>
     </w:p>
     <w:p>
       <w:r>
-        <w:t>Multizentrische Analyse von 240 Patienten mit Vorhofflimmern, die nach Pulsed-Field-Ablation (PFA) am selben Tag entlassen wurden; Erfassung von Sicherheit, Effektivität und Kostenaspekten in der SENTINEL Registry.</w:t>
+        <w:t>420 Patienten mit schwer verkalkten de-novo-Koronarlasionen wurden mit einem neuen Quad-Emitter-IVL-System behandelt; primäre Endpunkte waren 30-Tage-Freiheit von MACE (Sicherheit) und Prozedurserfolg (Stentimplantation mit &lt;50% residualer Stenose).</w:t>
       </w:r>
     </w:p>
     <w:p>
@@ -162,7 +162,7 @@
         <w:t xml:space="preserve">Ergebnis: </w:t>
       </w:r>
       <w:r>
-        <w:t>Same-Day-Discharge nach PFA war durchführbar mit niedriger Komplikationsrate. Verfahren zeigte gutes Sicherheitsprofil und ermöglichte Kosteneffizienz durch Einsparung von stationären Übernachtungen im Vergleich zu konventioneller thermischer Ablation.</w:t>
+        <w:t>30-Tage-MACE-Freiheit 93,3% (95%-KI untere Grenze 90,8%, überschreitet Performance-Ziel von 86,2%; p&lt;0,0001). Prozedurserfolg 93,7% (95%-KI untere Grenze 91,3%, überschreitet Ziel von 85,8%; p&lt;0,0001). OCT bestätigte Kalkfrakturen in 67% der Läsionen; mediane Stent-Expansion 94,2% ± 19,4% an Maximalverkalkung.</w:t>
       </w:r>
     </w:p>
     <w:p>
@@ -177,7 +177,7 @@
         <w:rPr>
           <w:sz w:val="19"/>
         </w:rPr>
-        <w:t>Australien, Neuseeland, mit europäischen Zentren beteiligt; übertragbar auf deutsche Struktur für Rhythmologie</w:t>
+        <w:t>Internationale multizentrische Studie, Gerätetechnik übertragbar, Verfahren in Deutschland noch nicht routinemäßig verfügbar.</w:t>
       </w:r>
     </w:p>
     <w:p>
@@ -186,7 +186,7 @@
           <w:color w:val="5A7D3A"/>
           <w:sz w:val="18"/>
         </w:rPr>
-        <w:t>https://pubmed.ncbi.nlm.nih.gov/42921970/</w:t>
+        <w:t>https://pubmed.ncbi.nlm.nih.gov/42933913/</w:t>
       </w:r>
     </w:p>
     <w:p>
@@ -194,7 +194,7 @@
         <w:pStyle w:val="Heading2"/>
       </w:pPr>
       <w:r>
-        <w:t>Telemedizin-gestützte AF-Versorgung auf dem Land: Trend zu weniger Ereignissen</w:t>
+        <w:t>TTR-Amyloidose: Therapiebenefit hängt vom Erkrankungsstadium ab – frühe Intervention günstiger</w:t>
       </w:r>
     </w:p>
     <w:p>
@@ -204,12 +204,12 @@
           <w:color w:val="666666"/>
           <w:sz w:val="18"/>
         </w:rPr>
-        <w:t>Liu W et al.  ·  Heart Rhythm  ·  22.10.2026  ·  PMID 42913979</w:t>
+        <w:t>Nabeshima Y et al.  ·  Open Heart  ·  26.10.2026  ·  PMID 42933877</w:t>
       </w:r>
     </w:p>
     <w:p>
       <w:r>
-        <w:t>Sekundäranalyse der MIRACLE-AF-Studie mit 1039 älteren Patienten auf dem Land (≥65 Jahre, durchschn. 75,8 J.) über 36 Monate: Effekt eines dorfarztzentrierten Telemedizin-basierten integrierten Versorgungsmodells versus Standard-Nachsorge auf rezidivierende kardiovaskuläre Ereignisse bei Vorhofflimmern.</w:t>
+        <w:t>Retrospektive Analyse zur zeitabhängigen Effektivität von Therapien (Stabilisatoren, Antisense-Oligonukleotide) bei Transthyretin-Amyloid-Kardiomyopathie in Abhängigkeit vom Erkrankungsstadium bei Therapiebeginn.</w:t>
       </w:r>
     </w:p>
     <w:p>
@@ -220,7 +220,7 @@
         <w:t xml:space="preserve">Ergebnis: </w:t>
       </w:r>
       <w:r>
-        <w:t>Intervention: 118 Ereignisse in 82 Patienten (15,65 %) versus Kontrolle 173 Ereignisse in 122 Patienten (23,69 %). Ereignisrate 6,75 versus 9,11 pro 100 Patientenjahre. HR 0,76 (95%-KI 0,583–1,004; p=0,053) – trend zu Vorteil, aber statistische Signifikanz nicht erreicht. Konsistente Favorisierung der Intervention über alle Ereignistypen.</w:t>
+        <w:t>Der relative und absolute Therapiebenefit war stadiumabhängig: Frühes Stadium zeigte größeren Nutzen als späte Stadien; frühe Intervention führte zu besseren funktionellen Outcomes und reduzierter Progression. Quantitativ berichtete die Studie, dass Patienten im frühen Stadium eine höhere Wahrscheinlichkeit für funktionelle Verbesserung hatten als jene mit fortgeschrittener Erkrankung.</w:t>
       </w:r>
     </w:p>
     <w:p>
@@ -235,7 +235,7 @@
         <w:rPr>
           <w:sz w:val="19"/>
         </w:rPr>
-        <w:t>China, ländliche Versorgungsstruktur; Modell auf deutsche Land- und Hausarztpraxen mit Telemedizin übertragbar</w:t>
+        <w:t>Japan, vergleichbare Epidemiologie und Versorgungsstruktur; unterstreicht Bedeutung frühzeitiger Diagnostik in Deutschland.</w:t>
       </w:r>
     </w:p>
     <w:p>
@@ -244,7 +244,7 @@
           <w:color w:val="5A7D3A"/>
           <w:sz w:val="18"/>
         </w:rPr>
-        <w:t>https://pubmed.ncbi.nlm.nih.gov/42913979/</w:t>
+        <w:t>https://pubmed.ncbi.nlm.nih.gov/42933877/</w:t>
       </w:r>
     </w:p>
     <w:p>
@@ -252,7 +252,7 @@
         <w:pStyle w:val="Heading2"/>
       </w:pPr>
       <w:r>
-        <w:t>Trainingsblutdruck zur Fitness normalisiert Prognose bei Verdacht auf KHK</w:t>
+        <w:t>Activin-A-Blockade bei HFpEF mit pulmonaler Hypertonie: Sotatercept senkt Wedge-Druck und LA-Volumen</w:t>
       </w:r>
     </w:p>
     <w:p>
@@ -262,12 +262,12 @@
           <w:color w:val="666666"/>
           <w:sz w:val="18"/>
         </w:rPr>
-        <w:t>Takafuji M et al.  ·  Open Heart  ·  21.10.2026  ·  PMID 42906952</w:t>
+        <w:t>Packer M et al.  ·  Circulation  ·  27.10.2026  ·  PMID 42932419</w:t>
       </w:r>
     </w:p>
     <w:p>
       <w:r>
-        <w:t>Prospektive Analyse von 530 Patienten aus der CE-MARC-Studie mit Belastungstestung, invasiver Koronarangiographie und kardiovaskulärem Magnetresonanzimaging; Beziehung zwischen systolischem Blutdruck während Belastung indexiert auf Fitness (SBP/METpeak) und koronarer Erkrankung.</w:t>
+        <w:t>Mechanistische Analyse, wie Activin-A-Signaling über epicardiales Fettgewebe bei HFpEF mit kombiniert postcapillärer und precapillärer pulmonaler Hypertonie (CpcPH) wirkt und wie der Activin-Type-II-Rezeptor-Ligand-Trap Sotatercept diese Pathologie beeinflusst.</w:t>
       </w:r>
     </w:p>
     <w:p>
@@ -278,7 +278,7 @@
         <w:t xml:space="preserve">Ergebnis: </w:t>
       </w:r>
       <w:r>
-        <w:t>Ein SBP/METpeak ≥18 mm Hg/METs war bei 58,5 % der Patienten vorhanden und war mit myokardialer Ischämie, Narbe und MACE assoziiert (adjustierte HR 1,02 pro Einheit; 95%-KI 1,00–1,03; p=0,012). Der Effekt wurde hauptsächlich durch geringere Belastungskapazität anstelle von erhöhtem Spitzenblutdruck getrieben.</w:t>
+        <w:t>Die CADENCE-Studie zeigte, dass Sotatercept bei CpcPH-HFpEF sowohl pulmonalarterielle Verschlussdruck als auch LA-Volumen-Index senkte – Effekte, die nicht allein durch Reduktion des pulmonalvaskulären Widerstands erklärbar sind. Experimentelle Daten bestätigen, dass Activin-A-Blockade LA- und Lungenvenenfibrose reduziert und venöse Remodellierung attenuiert.</w:t>
       </w:r>
     </w:p>
     <w:p>
@@ -293,7 +293,7 @@
         <w:rPr>
           <w:sz w:val="19"/>
         </w:rPr>
-        <w:t>Großbritannien, deutsche Leitlinien unterscheiden Belastungsblutdruck nach Fitness; Marker erfordert externe Validierung</w:t>
+        <w:t>Praxisrelevante Grundlagensynthese für Phase-III-Outcomes-Studie, Mechanismus und klinischer Nutzen beschrieben.</w:t>
       </w:r>
     </w:p>
     <w:p>
@@ -302,7 +302,7 @@
           <w:color w:val="5A7D3A"/>
           <w:sz w:val="18"/>
         </w:rPr>
-        <w:t>https://pubmed.ncbi.nlm.nih.gov/42906952/</w:t>
+        <w:t>https://pubmed.ncbi.nlm.nih.gov/42932419/</w:t>
       </w:r>
     </w:p>
     <w:p>
@@ -310,7 +310,7 @@
         <w:pStyle w:val="Heading2"/>
       </w:pPr>
       <w:r>
-        <w:t>MASLD bei Herzinsuffizienz: jung, weiblich, bessere Prognose</w:t>
+        <w:t>Nichtobstruktive HCM: Kardiale Myosin-Inhibitoren zeigen Struktureffekte, SGLT2i Funktionsbesserung</w:t>
       </w:r>
     </w:p>
     <w:p>
@@ -320,12 +320,12 @@
           <w:color w:val="666666"/>
           <w:sz w:val="18"/>
         </w:rPr>
-        <w:t>Chew NW et al.  ·  Open Heart  ·  21.10.2026  ·  PMID 42906951</w:t>
+        <w:t>Patel S et al.  ·  J Am Heart Assoc  ·  23.10.2026  ·  PMID 42924841</w:t>
       </w:r>
     </w:p>
     <w:p>
       <w:r>
-        <w:t>Registerstudie (ASIAN-HF, CDARS, BIOSTAT-CHF) mit insgesamt über 2000 Patienten zur Prävalenz und klinischen Korrelaten metabolischer Funktionsstörung-assoziierter steatotischer Lebererkrankung (MASLD) in der Herzinsuffizienz-Population.</w:t>
+        <w:t>Systematischer Review von 29 klinischen Studien (9 Wirkstoffklassen) zu pharmakologischen Therapien bei nichtobstruktiver HCM: Kardiale Myosin-Inhibitoren, metabolische Modulatoren, ARB, ARNI, MRA, SGLT2i, Beta-Blocker, Ca-Blocker und andere.</w:t>
       </w:r>
     </w:p>
     <w:p>
@@ -336,7 +336,7 @@
         <w:t xml:space="preserve">Ergebnis: </w:t>
       </w:r>
       <w:r>
-        <w:t>In ASIAN-HF: 34,4 % (927/2698) der HF-Patienten hatten MASLD. MASLD-Patienten waren jünger, häufiger weiblich, häufiger mit HFpEF. All-cause mortality war niedriger mit MASLD (7,1 vs. 11,7 %; p=0,001; adjustierte HR 0,58, 95%-KI 0,39–0,86). Befund blieb in CDARS bestätigt.</w:t>
+        <w:t>Kardiale Myosin-Inhibitoren reduzierten LV-Hypertrophie und verbesserten diastolische Funktion mit markanten Biomarker-Reduktionen, aber variable Verbesserung der Belastungskapazität. SGLT2-Inhibition zeigte konsistente Verbesserungen von diastolischer Funktion, Vorhofumbau, Biomarkern und funktionellem Status bei symptomatischer nichtobstruktiver HCM mit Diabetes. Ninerafaxstat verbesserte Ventilationseffizienz und Lebensqualität bei höherem Symptomenlast.</w:t>
       </w:r>
     </w:p>
     <w:p>
@@ -351,7 +351,7 @@
         <w:rPr>
           <w:sz w:val="19"/>
         </w:rPr>
-        <w:t>Asien, Hongkong, Europa; metabolisches Phänotypisieren wird relevant für HF-Phänotypen, auch in Deutschland zutreffend</w:t>
+        <w:t>USA und multizentrisch; Mechanismus- und Stagefestigkeit untersucht, Therapiereaktion variabel.</w:t>
       </w:r>
     </w:p>
     <w:p>
@@ -360,7 +360,123 @@
           <w:color w:val="5A7D3A"/>
           <w:sz w:val="18"/>
         </w:rPr>
-        <w:t>https://pubmed.ncbi.nlm.nih.gov/42906951/</w:t>
+        <w:t>https://pubmed.ncbi.nlm.nih.gov/42924841/</w:t>
+      </w:r>
+    </w:p>
+    <w:p>
+      <w:pPr>
+        <w:pStyle w:val="Heading2"/>
+      </w:pPr>
+      <w:r>
+        <w:t>KI bei Herzinfarkt-Diagnostik: AUC 0,97 für AMI, 0,96 für STEMI, 0,97 für NSTEMI</w:t>
+      </w:r>
+    </w:p>
+    <w:p>
+      <w:r>
+        <w:rPr>
+          <w:i/>
+          <w:color w:val="666666"/>
+          <w:sz w:val="18"/>
+        </w:rPr>
+        <w:t>Giacobbe F et al.  ·  Cardiovasc Res  ·  23.10.2026  ·  PMID 42922432</w:t>
+      </w:r>
+    </w:p>
+    <w:p>
+      <w:r>
+        <w:t>Systematischer Review und Metaanalyse von 24 Studien (27 KI-Algorithmen, 166.052 Patienten) zur diagnostischen Genauigkeit von Machine-Learning- und Deep-Learning-Modellen für akuten Myokardinfarkt basierend auf EKG und/oder Troponin.</w:t>
+      </w:r>
+    </w:p>
+    <w:p>
+      <w:r>
+        <w:rPr>
+          <w:b/>
+        </w:rPr>
+        <w:t xml:space="preserve">Ergebnis: </w:t>
+      </w:r>
+      <w:r>
+        <w:t>KI-Algorithmen erreichten für AMI-Diagnose AUC 0,97 (Sensitivität 0,93, Spezifität 0,92). STEMI-Diagnose: AUC 0,96 (Sensitivität 0,91, Spezifität 0,94). NSTEMI: AUC 0,97 (Sensitivität 0,95, Spezifität 0,90). Keine signifikante Differenz zwischen KI-Typen. EKG-basierte Modelle waren weniger sensitiv, Troponin-basierte weniger spezifisch als kombinierte Ansätze.</w:t>
+      </w:r>
+    </w:p>
+    <w:p>
+      <w:r>
+        <w:rPr>
+          <w:b/>
+          <w:sz w:val="19"/>
+        </w:rPr>
+        <w:t xml:space="preserve">Übertragbarkeit: </w:t>
+      </w:r>
+      <w:r>
+        <w:rPr>
+          <w:sz w:val="19"/>
+        </w:rPr>
+        <w:t>Multizentrisch europäisch-international; Benchmarking gegen ESC 0/1-h-Algorithmus dokumentiert.</w:t>
+      </w:r>
+    </w:p>
+    <w:p>
+      <w:r>
+        <w:rPr>
+          <w:color w:val="5A7D3A"/>
+          <w:sz w:val="18"/>
+        </w:rPr>
+        <w:t>https://pubmed.ncbi.nlm.nih.gov/42922432/</w:t>
+      </w:r>
+    </w:p>
+    <w:p>
+      <w:pPr>
+        <w:pStyle w:val="Heading2"/>
+      </w:pPr>
+      <w:r>
+        <w:t>FIB-4-Index vor Herztransplantation: Mortalitätsvorhersage besser als klassische Risikofaktoren</w:t>
+      </w:r>
+    </w:p>
+    <w:p>
+      <w:r>
+        <w:rPr>
+          <w:i/>
+          <w:color w:val="666666"/>
+          <w:sz w:val="18"/>
+        </w:rPr>
+        <w:t>Lai J et al.  ·  ESC Heart Fail  ·  27.08.2026  ·  PMID 42921753</w:t>
+      </w:r>
+    </w:p>
+    <w:p>
+      <w:r>
+        <w:t>Retrospektive Kohortenstudie mit 791 Patienten zur prognostischen Aussagekraft des präoperativen FIB-4-Index und seiner dynamischen Veränderungen vor orthotoper Herztransplantation auf Sterblichkeit im Follow-up bis Juni 2025.</w:t>
+      </w:r>
+    </w:p>
+    <w:p>
+      <w:r>
+        <w:rPr>
+          <w:b/>
+        </w:rPr>
+        <w:t xml:space="preserve">Ergebnis: </w:t>
+      </w:r>
+      <w:r>
+        <w:t>Bei medianer Nachverfolgung von 28,8 Monaten starben 218 Patienten (27,6%). FIB-4 zeigte nicht-lineare Assoziation mit Mortalität (Inflexionspunkt 2,03) und war unabhängiger Prädiktor (HR pro Unit-Anstieg 1,04; 95%-KI 1,02–1,07; p&lt;0,001). Im Random-Survival-Forest-Modell war FIB-4 die wichtigste prognostische Variable (Variable Importance 0,068), überlegen gegenüber Donor- und chirurgischen Faktoren. Präoperative FIB-4-Verbesserung bei Hochrisikopatienten assoziiert mit signifikant niedrigerer Mortalität (adj. HR 0,49; 95%-KI 0,29–0,82; p=0,007).</w:t>
+      </w:r>
+    </w:p>
+    <w:p>
+      <w:r>
+        <w:rPr>
+          <w:b/>
+          <w:sz w:val="19"/>
+        </w:rPr>
+        <w:t xml:space="preserve">Übertragbarkeit: </w:t>
+      </w:r>
+      <w:r>
+        <w:rPr>
+          <w:sz w:val="19"/>
+        </w:rPr>
+        <w:t>China, Herztransplantationszentrum; Konzept übertragbar auf deutsche HTx-Zentren.</w:t>
+      </w:r>
+    </w:p>
+    <w:p>
+      <w:r>
+        <w:rPr>
+          <w:color w:val="5A7D3A"/>
+          <w:sz w:val="18"/>
+        </w:rPr>
+        <w:t>https://pubmed.ncbi.nlm.nih.gov/42921753/</w:t>
       </w:r>
     </w:p>
     <w:sectPr>

--- a/download/studien-aktuell.docx
+++ b/download/studien-aktuell.docx
@@ -62,7 +62,7 @@
           <w:color w:val="666666"/>
           <w:sz w:val="18"/>
         </w:rPr>
-        <w:t>Stand: 27.10.2026  |  7 Studien  |  kardio.m-vf.de</w:t>
+        <w:t>Stand: 28.10.2026  |  7 Studien  |  kardio.m-vf.de</w:t>
       </w:r>
     </w:p>
     <w:p>
@@ -70,7 +70,7 @@
         <w:pStyle w:val="Heading1"/>
       </w:pPr>
       <w:r>
-        <w:t>Aufgenommen am 27.10.2026</w:t>
+        <w:t>Aufgenommen am 28.10.2026</w:t>
       </w:r>
     </w:p>
     <w:p>
@@ -78,7 +78,7 @@
         <w:pStyle w:val="Heading2"/>
       </w:pPr>
       <w:r>
-        <w:t>Pulmonale Hypertonie nach Mitral-TEER: Normalisierung senkt Risiko, Persistenz erhöht es deutlich</w:t>
+        <w:t>Linker Schenkelblock-Pacing überlegen bei Auswurffraktion und mechanischer Synchronie</w:t>
       </w:r>
     </w:p>
     <w:p>
@@ -88,12 +88,12 @@
           <w:color w:val="666666"/>
           <w:sz w:val="18"/>
         </w:rPr>
-        <w:t>Miyamoto J et al.  ·  JACC Cardiovasc Interv  ·  26.10.2026  ·  PMID 42933915</w:t>
+        <w:t>Huang X et al.  ·  Heart Rhythm  ·  27.10.2026  ·  PMID 42946317</w:t>
       </w:r>
     </w:p>
     <w:p>
       <w:r>
-        <w:t>In 3.484 Patienten mit schwerer Mitralinsuffizienz wurde untersucht, wie sich periprozedural gemessene Veränderungen der pulmonalen Hypertonie nach transkatheter Mitralklappenreparatur auf Sterblichkeit und Herzinsuffizienz-Hospitalisierungen auswirken.</w:t>
+        <w:t>Prospektive Pilot-Vergleichsstudie an 14 Patienten mit reduzierter EF und komplettem Linksschenkelblock: Akute Effekte von Linker-Schenkel-Pacing (LBBP) vs. Linksventrikulärer-Septal-Pacing (LVSP) auf Mechanik und Resynchronisierung per Echokardiographie und EKG.</w:t>
       </w:r>
     </w:p>
     <w:p>
@@ -104,7 +104,7 @@
         <w:t xml:space="preserve">Ergebnis: </w:t>
       </w:r>
       <w:r>
-        <w:t>Nach 2 Jahren betrug die Inzidenz kardiovaskulärer Tod oder HF-Hospitalisierung bei Patienten ohne PH 17,6%, bei normalisierter PH 18,1%, bei neu aufgetretener PH 27,2% und bei persistierender PH 27,6% (p&lt;0,001). Normalisierte PH zeigte vergleichbare Outcomes wie keine PH (adj. HR 0,98; 95%-KI 0,78-1,24). Residuale und neu aufgetretene PH waren unabhängig mit schlechteren Ergebnissen assoziiert (HR 1,37 bzw. 1,46).</w:t>
+        <w:t>Beide Pacing-Modi reduzierten QRS-Dauer und LV-Aktivierungszeit vs. LBBB (p&lt;0,001); LVSP zeigte breiteres QRS als LBBP (p&lt;0,001). LBBP zeigte bessere mechanische Synchronie (SDI) als LVSP, beide besser als LBBB (alle p&lt;0,001). EF stieg mit beiden Modi, stärker bei LBBP als LVSP. RV-Funktion unverändert in allen Gruppen.</w:t>
       </w:r>
     </w:p>
     <w:p>
@@ -119,7 +119,7 @@
         <w:rPr>
           <w:sz w:val="19"/>
         </w:rPr>
-        <w:t>Japan, OCEAN-Mitral-Registry mit vergleichbarem Gesundheitssystem und Dokumentationsstandard.</w:t>
+        <w:t>China, aber CRT-Mechanik universal; für deutsche Schrittmacher-Zentren bei Resynchronisations-Therapie relevant.</w:t>
       </w:r>
     </w:p>
     <w:p>
@@ -128,7 +128,7 @@
           <w:color w:val="5A7D3A"/>
           <w:sz w:val="18"/>
         </w:rPr>
-        <w:t>https://pubmed.ncbi.nlm.nih.gov/42933915/</w:t>
+        <w:t>https://pubmed.ncbi.nlm.nih.gov/42946317/</w:t>
       </w:r>
     </w:p>
     <w:p>
@@ -136,7 +136,7 @@
         <w:pStyle w:val="Heading2"/>
       </w:pPr>
       <w:r>
-        <w:t>Laser-basierte intravaskuläre Lithotripsie bei Koronarkalk: 93,7% Erfolgsrate, MACE 6,7%</w:t>
+        <w:t>Subkutane Furosemid-Infusion zuhause bei HF + chronischer Nierenkrankheit: Machbarkeitsstudie mit Rekrutierung laufend</w:t>
       </w:r>
     </w:p>
     <w:p>
@@ -146,12 +146,12 @@
           <w:color w:val="666666"/>
           <w:sz w:val="18"/>
         </w:rPr>
-        <w:t>McEntegart M et al.  ·  JACC Cardiovasc Interv  ·  26.10.2026  ·  PMID 42933913</w:t>
+        <w:t>Tumelty E et al.  ·  ESC Heart Fail  ·  27.10.2026  ·  PMID 42945463</w:t>
       </w:r>
     </w:p>
     <w:p>
       <w:r>
-        <w:t>420 Patienten mit schwer verkalkten de-novo-Koronarlasionen wurden mit einem neuen Quad-Emitter-IVL-System behandelt; primäre Endpunkte waren 30-Tage-Freiheit von MACE (Sicherheit) und Prozedurserfolg (Stentimplantation mit &lt;50% residualer Stenose).</w:t>
+        <w:t>Prospektive britische Machbarkeitsstudie (Stage 1: 200 Patienten mit HF und CKD unter Monitoring; Stage 2: 80 mit Flüssigkeitsüberlauf randomisiert zu Heimbehandlung mit subkutanem Furosemid vs. Standardcare), Primäres Outcome Rekrutierung, Bindung und Adhärenz.</w:t>
       </w:r>
     </w:p>
     <w:p>
@@ -162,7 +162,7 @@
         <w:t xml:space="preserve">Ergebnis: </w:t>
       </w:r>
       <w:r>
-        <w:t>30-Tage-MACE-Freiheit 93,3% (95%-KI untere Grenze 90,8%, überschreitet Performance-Ziel von 86,2%; p&lt;0,0001). Prozedurserfolg 93,7% (95%-KI untere Grenze 91,3%, überschreitet Ziel von 85,8%; p&lt;0,0001). OCT bestätigte Kalkfrakturen in 67% der Läsionen; mediane Stent-Expansion 94,2% ± 19,4% an Maximalverkalkung.</w:t>
+        <w:t>Studienprotokoll; Rekrutierung und Retentionsergebnisse werden erwartet. Ziel: Bewertung der Durchführbarkeit einer randomisierten Studie zu subkutanem Furosemid zur Reduktion von Krankenhauseinweisungen. Tägliche Gewichts- und Vitalzeichen-Überwachung und Kalium-Kontrollen geplant.</w:t>
       </w:r>
     </w:p>
     <w:p>
@@ -177,7 +177,7 @@
         <w:rPr>
           <w:sz w:val="19"/>
         </w:rPr>
-        <w:t>Internationale multizentrische Studie, Gerätetechnik übertragbar, Verfahren in Deutschland noch nicht routinemäßig verfügbar.</w:t>
+        <w:t>Großbritannien (NHS), vergleichbares Versicherungssystem; Modell für deutsche Heim-Diuretika-Programme adaptierbar.</w:t>
       </w:r>
     </w:p>
     <w:p>
@@ -186,7 +186,7 @@
           <w:color w:val="5A7D3A"/>
           <w:sz w:val="18"/>
         </w:rPr>
-        <w:t>https://pubmed.ncbi.nlm.nih.gov/42933913/</w:t>
+        <w:t>https://pubmed.ncbi.nlm.nih.gov/42945463/</w:t>
       </w:r>
     </w:p>
     <w:p>
@@ -194,7 +194,7 @@
         <w:pStyle w:val="Heading2"/>
       </w:pPr>
       <w:r>
-        <w:t>TTR-Amyloidose: Therapiebenefit hängt vom Erkrankungsstadium ab – frühe Intervention günstiger</w:t>
+        <w:t>Verwandte von Patienten mit idiopathischer Kardiomyopathie: 5 % Erkrankungsrisiko pro Jahr</w:t>
       </w:r>
     </w:p>
     <w:p>
@@ -204,12 +204,12 @@
           <w:color w:val="666666"/>
           <w:sz w:val="18"/>
         </w:rPr>
-        <w:t>Nabeshima Y et al.  ·  Open Heart  ·  26.10.2026  ·  PMID 42933877</w:t>
+        <w:t>Paldino A et al.  ·  JACC Heart Fail  ·  23.10.2026  ·  PMID 42944674</w:t>
       </w:r>
     </w:p>
     <w:p>
       <w:r>
-        <w:t>Retrospektive Analyse zur zeitabhängigen Effektivität von Therapien (Stabilisatoren, Antisense-Oligonukleotide) bei Transthyretin-Amyloid-Kardiomyopathie in Abhängigkeit vom Erkrankungsstadium bei Therapiebeginn.</w:t>
+        <w:t>Europäische Multizenter-Kohortenstudie mit 292 Erstgradangehörigen von 118 Probanden mit dilatativer Kardiomyopathie ohne identifizierten genetischen Defekt, Verfolgung auf Erkrankungsentwicklung über median 52 Monate.</w:t>
       </w:r>
     </w:p>
     <w:p>
@@ -220,7 +220,7 @@
         <w:t xml:space="preserve">Ergebnis: </w:t>
       </w:r>
       <w:r>
-        <w:t>Der relative und absolute Therapiebenefit war stadiumabhängig: Frühes Stadium zeigte größeren Nutzen als späte Stadien; frühe Intervention führte zu besseren funktionellen Outcomes und reduzierter Progression. Quantitativ berichtete die Studie, dass Patienten im frühen Stadium eine höhere Wahrscheinlichkeit für funktionelle Verbesserung hatten als jene mit fortgeschrittener Erkrankung.</w:t>
+        <w:t>35 von 292 Verwandten entwickelten Erkrankung (14 bei Baseline, 21 während Follow-up) bei einer Inzidenzrate von 17 pro 1.000 Personenjahre. Prädiktoren: familiäre DCM (HR 4,24), QRS &gt;120 ms (HR 7,24), erniedrigte EF (HR 3,73), LV-Dilatation (HR 6,19). Erkrankungsalter bei Proband korrelierte mit Alter bei Manifestation in Verwandten (r=0,80). Ernsthafte kardiale Ereignisse bei 4 %.</w:t>
       </w:r>
     </w:p>
     <w:p>
@@ -235,7 +235,7 @@
         <w:rPr>
           <w:sz w:val="19"/>
         </w:rPr>
-        <w:t>Japan, vergleichbare Epidemiologie und Versorgungsstruktur; unterstreicht Bedeutung frühzeitiger Diagnostik in Deutschland.</w:t>
+        <w:t>Italien, Niederlande, Spanien – europäische Versorgungsstrukturen, deutsches Screening analog übertragbar.</w:t>
       </w:r>
     </w:p>
     <w:p>
@@ -244,7 +244,7 @@
           <w:color w:val="5A7D3A"/>
           <w:sz w:val="18"/>
         </w:rPr>
-        <w:t>https://pubmed.ncbi.nlm.nih.gov/42933877/</w:t>
+        <w:t>https://pubmed.ncbi.nlm.nih.gov/42944674/</w:t>
       </w:r>
     </w:p>
     <w:p>
@@ -252,7 +252,7 @@
         <w:pStyle w:val="Heading2"/>
       </w:pPr>
       <w:r>
-        <w:t>Activin-A-Blockade bei HFpEF mit pulmonaler Hypertonie: Sotatercept senkt Wedge-Druck und LA-Volumen</w:t>
+        <w:t>NT-proBNP vorhersagt Ereignisrisiko gleich stark mit und ohne Vorhofflimmern</w:t>
       </w:r>
     </w:p>
     <w:p>
@@ -262,12 +262,12 @@
           <w:color w:val="666666"/>
           <w:sz w:val="18"/>
         </w:rPr>
-        <w:t>Packer M et al.  ·  Circulation  ·  27.10.2026  ·  PMID 42932419</w:t>
+        <w:t>Shen L et al.  ·  JACC Heart Fail  ·  26.10.2026  ·  PMID 42944673</w:t>
       </w:r>
     </w:p>
     <w:p>
       <w:r>
-        <w:t>Mechanistische Analyse, wie Activin-A-Signaling über epicardiales Fettgewebe bei HFpEF mit kombiniert postcapillärer und precapillärer pulmonaler Hypertonie (CpcPH) wirkt und wie der Activin-Type-II-Rezeptor-Ligand-Trap Sotatercept diese Pathologie beeinflusst.</w:t>
+        <w:t>Post-hoc-Analyse der randomisierten QUEST-Studie mit 3.110 Patienten mit Herzinsuffizienz und reduzierter Auswurffraktion (HFrEF), Behandlung mit chinesischem Phytopharmakon vs. Placebo, Stratifizierung nach NT-proBNP-Quartilen und Vorhofflimmern-Status.</w:t>
       </w:r>
     </w:p>
     <w:p>
@@ -278,7 +278,7 @@
         <w:t xml:space="preserve">Ergebnis: </w:t>
       </w:r>
       <w:r>
-        <w:t>Die CADENCE-Studie zeigte, dass Sotatercept bei CpcPH-HFpEF sowohl pulmonalarterielle Verschlussdruck als auch LA-Volumen-Index senkte – Effekte, die nicht allein durch Reduktion des pulmonalvaskulären Widerstands erklärbar sind. Experimentelle Daten bestätigen, dass Activin-A-Blockade LA- und Lungenvenenfibrose reduziert und venöse Remodellierung attenuiert.</w:t>
+        <w:t>Höhere NT-proBNP-Spiegel sagten erhöhtes Risiko voraus (Q4 vs. Q1: HR 4,03, 95%-KI 3,12–5,20). Prognostischer Wert von NT-proBNP war unabhängig vom Vorhofflimmern-Status konsistent (alle p-Interaktion ≥0,30). Phytopharmakon reduzierte NT-proBNP um 10 % nach 3 Monaten; Behandlungseffekt auf kardiovaskuläre Ereignisse konsistent über NT-proBNP-Spektrum.</w:t>
       </w:r>
     </w:p>
     <w:p>
@@ -293,7 +293,7 @@
         <w:rPr>
           <w:sz w:val="19"/>
         </w:rPr>
-        <w:t>Praxisrelevante Grundlagensynthese für Phase-III-Outcomes-Studie, Mechanismus und klinischer Nutzen beschrieben.</w:t>
+        <w:t>China – andere Therapie, aber NT-proBNP-Prognostik universal; deutsche Biomarker-Nutzung basiert auf vergleichbaren Mechanismen.</w:t>
       </w:r>
     </w:p>
     <w:p>
@@ -302,7 +302,7 @@
           <w:color w:val="5A7D3A"/>
           <w:sz w:val="18"/>
         </w:rPr>
-        <w:t>https://pubmed.ncbi.nlm.nih.gov/42932419/</w:t>
+        <w:t>https://pubmed.ncbi.nlm.nih.gov/42944673/</w:t>
       </w:r>
     </w:p>
     <w:p>
@@ -310,7 +310,7 @@
         <w:pStyle w:val="Heading2"/>
       </w:pPr>
       <w:r>
-        <w:t>Nichtobstruktive HCM: Kardiale Myosin-Inhibitoren zeigen Struktureffekte, SGLT2i Funktionsbesserung</w:t>
+        <w:t>Endovaskuläre Revaskularisierung bei kritischer Gliedischämie: 78 % Gliedrettung nach 2 Jahren</w:t>
       </w:r>
     </w:p>
     <w:p>
@@ -320,12 +320,12 @@
           <w:color w:val="666666"/>
           <w:sz w:val="18"/>
         </w:rPr>
-        <w:t>Patel S et al.  ·  J Am Heart Assoc  ·  23.10.2026  ·  PMID 42924841</w:t>
+        <w:t>Stolk DJ et al.  ·  JACC Cardiovasc Interv  ·  26.10.2026  ·  PMID 42933919</w:t>
       </w:r>
     </w:p>
     <w:p>
       <w:r>
-        <w:t>Systematischer Review von 29 klinischen Studien (9 Wirkstoffklassen) zu pharmakologischen Therapien bei nichtobstruktiver HCM: Kardiale Myosin-Inhibitoren, metabolische Modulatoren, ARB, ARNI, MRA, SGLT2i, Beta-Blocker, Ca-Blocker und andere.</w:t>
+        <w:t>Prospektives niederländisches Register mit 1.060 Gliedmaßen bei chronischer, gliedbedrohender Ischämie, die endovaskulär revaskularisiert wurden, mit Nachverfolgung der Amputation und Überleben.</w:t>
       </w:r>
     </w:p>
     <w:p>
@@ -336,7 +336,7 @@
         <w:t xml:space="preserve">Ergebnis: </w:t>
       </w:r>
       <w:r>
-        <w:t>Kardiale Myosin-Inhibitoren reduzierten LV-Hypertrophie und verbesserten diastolische Funktion mit markanten Biomarker-Reduktionen, aber variable Verbesserung der Belastungskapazität. SGLT2-Inhibition zeigte konsistente Verbesserungen von diastolischer Funktion, Vorhofumbau, Biomarkern und funktionellem Status bei symptomatischer nichtobstruktiver HCM mit Diabetes. Ninerafaxstat verbesserte Ventilationseffizienz und Lebensqualität bei höherem Symptomenlast.</w:t>
+        <w:t>Technischer Erfolg 92,3 %; Gliedrettung 78,4 % und amputationsfreies Überleben über 24 Monate. Rutherford-6-Patienten zeigten deutlich schlechtere Ergebnisse (HR für Gliedverlust 3,07, 95%-KI 1,89–4,99; HR für amputationsfreies Überleben 2,07, 95%-KI 1,50–2,86). Überschussrisiko in den ersten 3 Monaten bei schwerer Ischämie besonders ausgeprägt (HR 14,13).</w:t>
       </w:r>
     </w:p>
     <w:p>
@@ -351,7 +351,7 @@
         <w:rPr>
           <w:sz w:val="19"/>
         </w:rPr>
-        <w:t>USA und multizentrisch; Mechanismus- und Stagefestigkeit untersucht, Therapiereaktion variabel.</w:t>
+        <w:t>Niederländische Klinikdaten mit vergleichbarer Sozialversicherung, Übertragbarkeit auf deutsche Versorgung hoch.</w:t>
       </w:r>
     </w:p>
     <w:p>
@@ -360,7 +360,7 @@
           <w:color w:val="5A7D3A"/>
           <w:sz w:val="18"/>
         </w:rPr>
-        <w:t>https://pubmed.ncbi.nlm.nih.gov/42924841/</w:t>
+        <w:t>https://pubmed.ncbi.nlm.nih.gov/42933919/</w:t>
       </w:r>
     </w:p>
     <w:p>
@@ -368,7 +368,7 @@
         <w:pStyle w:val="Heading2"/>
       </w:pPr>
       <w:r>
-        <w:t>KI bei Herzinfarkt-Diagnostik: AUC 0,97 für AMI, 0,96 für STEMI, 0,97 für NSTEMI</w:t>
+        <w:t>Rezidivierende Mitralinsuffizienz nach TEER erhöht Sterblichkeit um 43 %</w:t>
       </w:r>
     </w:p>
     <w:p>
@@ -378,12 +378,12 @@
           <w:color w:val="666666"/>
           <w:sz w:val="18"/>
         </w:rPr>
-        <w:t>Giacobbe F et al.  ·  Cardiovasc Res  ·  23.10.2026  ·  PMID 42922432</w:t>
+        <w:t>Pauschinger C et al.  ·  JACC Cardiovasc Interv  ·  26.10.2026  ·  PMID 42933917</w:t>
       </w:r>
     </w:p>
     <w:p>
       <w:r>
-        <w:t>Systematischer Review und Metaanalyse von 24 Studien (27 KI-Algorithmen, 166.052 Patienten) zur diagnostischen Genauigkeit von Machine-Learning- und Deep-Learning-Modellen für akuten Myokardinfarkt basierend auf EKG und/oder Troponin.</w:t>
+        <w:t>Deutsche retrospektive Kohortenstudie mit 461 Patienten nach erfolgreicher M-TEER, Nachverfolgung auf rezidivierende Mitralregurgitation (≥1-Grad-Zunahme) und Mortalität über mediane 3,44 Jahre.</w:t>
       </w:r>
     </w:p>
     <w:p>
@@ -394,7 +394,7 @@
         <w:t xml:space="preserve">Ergebnis: </w:t>
       </w:r>
       <w:r>
-        <w:t>KI-Algorithmen erreichten für AMI-Diagnose AUC 0,97 (Sensitivität 0,93, Spezifität 0,92). STEMI-Diagnose: AUC 0,96 (Sensitivität 0,91, Spezifität 0,94). NSTEMI: AUC 0,97 (Sensitivität 0,95, Spezifität 0,90). Keine signifikante Differenz zwischen KI-Typen. EKG-basierte Modelle waren weniger sensitiv, Troponin-basierte weniger spezifisch als kombinierte Ansätze.</w:t>
+        <w:t>Rezidivierende Mitralregurgitation trat bei 31,7 % auf (104/326 funktional, 42/135 degenerativ). 4-Jahres-Mortalität ohne Rezidiv 44,8 % vs. mit Rezidiv 56,3 % (HR 1,43; 95%-KI 1,06–1,93; p=0,019). Effekt signifikant bei degenerativer (p=0,014), nicht bei funktionaler Mitralregurgitation (p=0,11).</w:t>
       </w:r>
     </w:p>
     <w:p>
@@ -409,7 +409,7 @@
         <w:rPr>
           <w:sz w:val="19"/>
         </w:rPr>
-        <w:t>Multizentrisch europäisch-international; Benchmarking gegen ESC 0/1-h-Algorithmus dokumentiert.</w:t>
+        <w:t>Deutsche Universitätsklinik Hamburg mit vollständiger Dokumentation, direkt auf deutsche Praxis übertragbar.</w:t>
       </w:r>
     </w:p>
     <w:p>
@@ -418,7 +418,7 @@
           <w:color w:val="5A7D3A"/>
           <w:sz w:val="18"/>
         </w:rPr>
-        <w:t>https://pubmed.ncbi.nlm.nih.gov/42922432/</w:t>
+        <w:t>https://pubmed.ncbi.nlm.nih.gov/42933917/</w:t>
       </w:r>
     </w:p>
     <w:p>
@@ -426,7 +426,7 @@
         <w:pStyle w:val="Heading2"/>
       </w:pPr>
       <w:r>
-        <w:t>FIB-4-Index vor Herztransplantation: Mortalitätsvorhersage besser als klassische Risikofaktoren</w:t>
+        <w:t>Myeloide Zellrekrutierung verbindet Herzinsuffizienz mit sekundärer pulmonaler Hypertonie</w:t>
       </w:r>
     </w:p>
     <w:p>
@@ -436,12 +436,12 @@
           <w:color w:val="666666"/>
           <w:sz w:val="18"/>
         </w:rPr>
-        <w:t>Lai J et al.  ·  ESC Heart Fail  ·  27.08.2026  ·  PMID 42921753</w:t>
+        <w:t>Gillan JL et al.  ·  Circ Res  ·  26.10.2026  ·  PMID 42929140</w:t>
       </w:r>
     </w:p>
     <w:p>
       <w:r>
-        <w:t>Retrospektive Kohortenstudie mit 791 Patienten zur prognostischen Aussagekraft des präoperativen FIB-4-Index und seiner dynamischen Veränderungen vor orthotoper Herztransplantation auf Sterblichkeit im Follow-up bis Juni 2025.</w:t>
+        <w:t>Tiermodell-gestützte mechanistische Studie (Maus, Ratte) mit CCR2-Antagonist-Intervention: Nachweis, dass Monozyten-Rekrutierung nach Infarkt systemische pulmonale Gefäßumwandlung und rechtsventrikuläre Dysfunktion treibt; Validierung in menschlichen Lungenproben von PAH- und PH-LHD-Patienten.</w:t>
       </w:r>
     </w:p>
     <w:p>
@@ -452,7 +452,7 @@
         <w:t xml:space="preserve">Ergebnis: </w:t>
       </w:r>
       <w:r>
-        <w:t>Bei medianer Nachverfolgung von 28,8 Monaten starben 218 Patienten (27,6%). FIB-4 zeigte nicht-lineare Assoziation mit Mortalität (Inflexionspunkt 2,03) und war unabhängiger Prädiktor (HR pro Unit-Anstieg 1,04; 95%-KI 1,02–1,07; p&lt;0,001). Im Random-Survival-Forest-Modell war FIB-4 die wichtigste prognostische Variable (Variable Importance 0,068), überlegen gegenüber Donor- und chirurgischen Faktoren. Präoperative FIB-4-Verbesserung bei Hochrisikopatienten assoziiert mit signifikant niedrigerer Mortalität (adj. HR 0,49; 95%-KI 0,29–0,82; p=0,007).</w:t>
+        <w:t>CCR2-Antagonist RS102895 ab Tag 10 post-MI in Mäusen reduzierte Lungenvaskulatur-Umwandlung, RV-Druck (systolisch und diastolisch) und RV-Hypertrophie bei 6 Wochen vs. Kontrolle, ohne linksventrikuläre Herzinsuffizienz zu verbessern. Entzündliche Adhäsionsmoleküle (VCAM1, SELE) in PH-LHD-Lungengewebe erhöht.</w:t>
       </w:r>
     </w:p>
     <w:p>
@@ -467,7 +467,7 @@
         <w:rPr>
           <w:sz w:val="19"/>
         </w:rPr>
-        <w:t>China, Herztransplantationszentrum; Konzept übertragbar auf deutsche HTx-Zentren.</w:t>
+        <w:t>Grundlagenarbeit mit klarem klinischem Weg (CCR2-Antagonisten als therapeutisches Ziel) an deutschen kardiologischen und pneumologischen Zentren relevant.</w:t>
       </w:r>
     </w:p>
     <w:p>
@@ -476,7 +476,7 @@
           <w:color w:val="5A7D3A"/>
           <w:sz w:val="18"/>
         </w:rPr>
-        <w:t>https://pubmed.ncbi.nlm.nih.gov/42921753/</w:t>
+        <w:t>https://pubmed.ncbi.nlm.nih.gov/42929140/</w:t>
       </w:r>
     </w:p>
     <w:sectPr>

--- a/download/studien-aktuell.docx
+++ b/download/studien-aktuell.docx
@@ -62,7 +62,7 @@
           <w:color w:val="666666"/>
           <w:sz w:val="18"/>
         </w:rPr>
-        <w:t>Stand: 28.10.2026  |  7 Studien  |  kardio.m-vf.de</w:t>
+        <w:t>Stand: 29.10.2026  |  6 Studien  |  kardio.m-vf.de</w:t>
       </w:r>
     </w:p>
     <w:p>
@@ -70,7 +70,7 @@
         <w:pStyle w:val="Heading1"/>
       </w:pPr>
       <w:r>
-        <w:t>Aufgenommen am 28.10.2026</w:t>
+        <w:t>Aufgenommen am 29.10.2026</w:t>
       </w:r>
     </w:p>
     <w:p>
@@ -78,7 +78,7 @@
         <w:pStyle w:val="Heading2"/>
       </w:pPr>
       <w:r>
-        <w:t>Linker Schenkelblock-Pacing überlegen bei Auswurffraktion und mechanischer Synchronie</w:t>
+        <w:t>Pulsfeldablation senkt Rezidive bei Vorhofflimmern und hypertropher Kardiomyopathie</w:t>
       </w:r>
     </w:p>
     <w:p>
@@ -88,12 +88,12 @@
           <w:color w:val="666666"/>
           <w:sz w:val="18"/>
         </w:rPr>
-        <w:t>Huang X et al.  ·  Heart Rhythm  ·  27.10.2026  ·  PMID 42946317</w:t>
+        <w:t>Johner N et al.  ·  Heart Rhythm  ·  28.10.2026  ·  PMID 42951093</w:t>
       </w:r>
     </w:p>
     <w:p>
       <w:r>
-        <w:t>Prospektive Pilot-Vergleichsstudie an 14 Patienten mit reduzierter EF und komplettem Linksschenkelblock: Akute Effekte von Linker-Schenkel-Pacing (LBBP) vs. Linksventrikulärer-Septal-Pacing (LVSP) auf Mechanik und Resynchronisierung per Echokardiographie und EKG.</w:t>
+        <w:t>Vergleich von Ablationsverfahren (Pulsfeldablation, Kryoballon, Radiofrequenz) bei 364 Patienten mit hypertropher Kardiomyopathie und Vorhofflimmern bezüglich Rezidivraten und Sicherheit über 24 Monate.</w:t>
       </w:r>
     </w:p>
     <w:p>
@@ -104,7 +104,7 @@
         <w:t xml:space="preserve">Ergebnis: </w:t>
       </w:r>
       <w:r>
-        <w:t>Beide Pacing-Modi reduzierten QRS-Dauer und LV-Aktivierungszeit vs. LBBB (p&lt;0,001); LVSP zeigte breiteres QRS als LBBP (p&lt;0,001). LBBP zeigte bessere mechanische Synchronie (SDI) als LVSP, beide besser als LBBB (alle p&lt;0,001). EF stieg mit beiden Modi, stärker bei LBBP als LVSP. RV-Funktion unverändert in allen Gruppen.</w:t>
+        <w:t>Pulsfeldablation zeigte gegenüber Radiofrequenz eine um 43 % gesenkte Arrhythmierezidivrate (adjustierte HR 0,57; 95%-KI 0,36–0,91; p=0,018) und 57 % weniger kardiovaskuläre Hospitalisierungen (HR 0,43; 95%-KI 0,23–0,80; p=0,008). Verbesserung der NYHA-Klasse war signifikant (p=0,032). Kryoballon unterschied sich nicht signifikant von den anderen Verfahren. Komplikationen traten in 1,2 % (Pulsfeld), 4,0 % (Kryoballon) und 5,2 % (Radiofrequenz) auf.</w:t>
       </w:r>
     </w:p>
     <w:p>
@@ -119,7 +119,7 @@
         <w:rPr>
           <w:sz w:val="19"/>
         </w:rPr>
-        <w:t>China, aber CRT-Mechanik universal; für deutsche Schrittmacher-Zentren bei Resynchronisations-Therapie relevant.</w:t>
+        <w:t>Europäische Multizenterstudie mit etablierter Ablations-Infrastruktur; Ergebnisse übertragbar auf deutsche Herzchirurgie-Zentren mit Elektrophysiologie.</w:t>
       </w:r>
     </w:p>
     <w:p>
@@ -128,7 +128,7 @@
           <w:color w:val="5A7D3A"/>
           <w:sz w:val="18"/>
         </w:rPr>
-        <w:t>https://pubmed.ncbi.nlm.nih.gov/42946317/</w:t>
+        <w:t>https://pubmed.ncbi.nlm.nih.gov/42951093/</w:t>
       </w:r>
     </w:p>
     <w:p>
@@ -136,7 +136,7 @@
         <w:pStyle w:val="Heading2"/>
       </w:pPr>
       <w:r>
-        <w:t>Subkutane Furosemid-Infusion zuhause bei HF + chronischer Nierenkrankheit: Machbarkeitsstudie mit Rekrutierung laufend</w:t>
+        <w:t>PROPER-Trial: Kann verlängerte Perikarddrainage postoperatives Vorhofflimmern nach Herzchirurgie senken?</w:t>
       </w:r>
     </w:p>
     <w:p>
@@ -146,12 +146,12 @@
           <w:color w:val="666666"/>
           <w:sz w:val="18"/>
         </w:rPr>
-        <w:t>Tumelty E et al.  ·  ESC Heart Fail  ·  27.10.2026  ·  PMID 42945463</w:t>
+        <w:t>Johannesson E et al.  ·  Am Heart J  ·  28.10.2026  ·  PMID 42951054</w:t>
       </w:r>
     </w:p>
     <w:p>
       <w:r>
-        <w:t>Prospektive britische Machbarkeitsstudie (Stage 1: 200 Patienten mit HF und CKD unter Monitoring; Stage 2: 80 mit Flüssigkeitsüberlauf randomisiert zu Heimbehandlung mit subkutanem Furosemid vs. Standardcare), Primäres Outcome Rekrutierung, Bindung und Adhärenz.</w:t>
+        <w:t>Prospektive, multizentrische, randomisierte Studie an 8 nordischen Herzchirurgie-Zentren mit 624 Patienten: Vergleich prolongierter posteriorer Perikarddrainage versus Standardversorgung nach elektiver koronarer Bypass-, Aortenklappenersatz- oder Aortenchirurgie. Primärer Endpunkt ist Vorhofflimmern innerhalb von 7 Tagen; sekundäre Endpunkte umfassen Rezidive, Blutungs- oder Schlaganfallhospitalisierungen und Mortalität über 5 Jahre.</w:t>
       </w:r>
     </w:p>
     <w:p>
@@ -162,7 +162,7 @@
         <w:t xml:space="preserve">Ergebnis: </w:t>
       </w:r>
       <w:r>
-        <w:t>Studienprotokoll; Rekrutierung und Retentionsergebnisse werden erwartet. Ziel: Bewertung der Durchführbarkeit einer randomisierten Studie zu subkutanem Furosemid zur Reduktion von Krankenhauseinweisungen. Tägliche Gewichts- und Vitalzeichen-Überwachung und Kalium-Kontrollen geplant.</w:t>
+        <w:t>Studiendesign und Rationale: Perikardiales Blutödem wird als Auslöser für postoperatives Vorhofflimmern vermutet; prolongierte Drainage könnte dies verhindern. Rekrutierung abgeschlossen, Ergebnisse ausstehend. Die Maßnahme ist niedrigriskant und könnte bei Erfolg breite Anwendung finden.</w:t>
       </w:r>
     </w:p>
     <w:p>
@@ -177,7 +177,7 @@
         <w:rPr>
           <w:sz w:val="19"/>
         </w:rPr>
-        <w:t>Großbritannien (NHS), vergleichbares Versicherungssystem; Modell für deutsche Heim-Diuretika-Programme adaptierbar.</w:t>
+        <w:t>Nordische Herzchirurgie-Zentren, vergleichbare Strukturen und Dokumentation wie deutsche Kliniken mit Herzchirurgie.</w:t>
       </w:r>
     </w:p>
     <w:p>
@@ -186,7 +186,7 @@
           <w:color w:val="5A7D3A"/>
           <w:sz w:val="18"/>
         </w:rPr>
-        <w:t>https://pubmed.ncbi.nlm.nih.gov/42945463/</w:t>
+        <w:t>https://pubmed.ncbi.nlm.nih.gov/42951054/</w:t>
       </w:r>
     </w:p>
     <w:p>
@@ -194,7 +194,7 @@
         <w:pStyle w:val="Heading2"/>
       </w:pPr>
       <w:r>
-        <w:t>Verwandte von Patienten mit idiopathischer Kardiomyopathie: 5 % Erkrankungsrisiko pro Jahr</w:t>
+        <w:t>Vorhof- und rechtsventrikuläre Entkopplung prognostiziert Mortalität bei mittelschwerer Aortenstenose</w:t>
       </w:r>
     </w:p>
     <w:p>
@@ -204,12 +204,12 @@
           <w:color w:val="666666"/>
           <w:sz w:val="18"/>
         </w:rPr>
-        <w:t>Paldino A et al.  ·  JACC Heart Fail  ·  23.10.2026  ·  PMID 42944674</w:t>
+        <w:t>Santangelo G et al.  ·  Int J Cardiol  ·  28.10.2026  ·  PMID 42951035</w:t>
       </w:r>
     </w:p>
     <w:p>
       <w:r>
-        <w:t>Europäische Multizenter-Kohortenstudie mit 292 Erstgradangehörigen von 118 Probanden mit dilatativer Kardiomyopathie ohne identifizierten genetischen Defekt, Verfolgung auf Erkrankungsentwicklung über median 52 Monate.</w:t>
+        <w:t>Retrospektive Studie mit 135 Patienten mit mittelschwerer Aortenstenose; Prüfung zweier echokardiographischer Kopplungsindizes (TAPSE/PASP-Ratio und linkskammer-volumetrisch-mechanischer Kopplungsindex LACI) als Prognoseparameter über 1,6 Jahre.</w:t>
       </w:r>
     </w:p>
     <w:p>
@@ -220,7 +220,7 @@
         <w:t xml:space="preserve">Ergebnis: </w:t>
       </w:r>
       <w:r>
-        <w:t>35 von 292 Verwandten entwickelten Erkrankung (14 bei Baseline, 21 während Follow-up) bei einer Inzidenzrate von 17 pro 1.000 Personenjahre. Prädiktoren: familiäre DCM (HR 4,24), QRS &gt;120 ms (HR 7,24), erniedrigte EF (HR 3,73), LV-Dilatation (HR 6,19). Erkrankungsalter bei Proband korrelierte mit Alter bei Manifestation in Verwandten (r=0,80). Ernsthafte kardiale Ereignisse bei 4 %.</w:t>
+        <w:t>33 Patienten (24 %) starben während Follow-up. Reduzierte TAPSE/PASP (&lt;0,67 mm/mmHg) und erhöhter LACI (&gt;5,17) waren unabhängig mit erhöhter Mortalität assoziiert (HR jeweils ~3,0–3,2; p&lt;0,01). Die Stratifizierung in drei Gruppen (beidseitig erhalten, einfache oder kombinierte Entkopplung) zeigte 1-Jahres-Überlebensraten von 95 % bis 49 % (p&lt;0,0001). Keine Assoziation mit hämodynamischer Progression oder Klappenwechsel.</w:t>
       </w:r>
     </w:p>
     <w:p>
@@ -235,7 +235,7 @@
         <w:rPr>
           <w:sz w:val="19"/>
         </w:rPr>
-        <w:t>Italien, Niederlande, Spanien – europäische Versorgungsstrukturen, deutsches Screening analog übertragbar.</w:t>
+        <w:t>Italienisches Zentrum mit europäischen Echokardiographie-Standards; Indizes anwendbar in deutschen kardiologischen Abteilungen.</w:t>
       </w:r>
     </w:p>
     <w:p>
@@ -244,7 +244,7 @@
           <w:color w:val="5A7D3A"/>
           <w:sz w:val="18"/>
         </w:rPr>
-        <w:t>https://pubmed.ncbi.nlm.nih.gov/42944674/</w:t>
+        <w:t>https://pubmed.ncbi.nlm.nih.gov/42951035/</w:t>
       </w:r>
     </w:p>
     <w:p>
@@ -252,7 +252,7 @@
         <w:pStyle w:val="Heading2"/>
       </w:pPr>
       <w:r>
-        <w:t>NT-proBNP vorhersagt Ereignisrisiko gleich stark mit und ohne Vorhofflimmern</w:t>
+        <w:t>Rechtsvorhof-Strain in CMR verbessert Prognose bei HFmrEF unabhängig vom linken Ventrikel</w:t>
       </w:r>
     </w:p>
     <w:p>
@@ -262,12 +262,12 @@
           <w:color w:val="666666"/>
           <w:sz w:val="18"/>
         </w:rPr>
-        <w:t>Shen L et al.  ·  JACC Heart Fail  ·  26.10.2026  ·  PMID 42944673</w:t>
+        <w:t>Wang W et al.  ·  Eur Heart J Cardiovasc Imaging  ·  28.10.2026  ·  PMID 42950123</w:t>
       </w:r>
     </w:p>
     <w:p>
       <w:r>
-        <w:t>Post-hoc-Analyse der randomisierten QUEST-Studie mit 3.110 Patienten mit Herzinsuffizienz und reduzierter Auswurffraktion (HFrEF), Behandlung mit chinesischem Phytopharmakon vs. Placebo, Stratifizierung nach NT-proBNP-Quartilen und Vorhofflimmern-Status.</w:t>
+        <w:t>Retrospektive Multizenterstudie mit 1.317 Patienten mit HFmrEF (Herzkatheter und Echokardiographie zwischen April 2016 und September 2024); Validierung in 385 weiteren Patienten (Januar 2019 bis Januar 2025). Primärer Endpunkt: kombiniert Gesamtmortalität, HF-Hospitalisierung oder Herztransplantation über median 2,8 bzw. 2,1 Jahre.</w:t>
       </w:r>
     </w:p>
     <w:p>
@@ -278,7 +278,7 @@
         <w:t xml:space="preserve">Ergebnis: </w:t>
       </w:r>
       <w:r>
-        <w:t>Höhere NT-proBNP-Spiegel sagten erhöhtes Risiko voraus (Q4 vs. Q1: HR 4,03, 95%-KI 3,12–5,20). Prognostischer Wert von NT-proBNP war unabhängig vom Vorhofflimmern-Status konsistent (alle p-Interaktion ≥0,30). Phytopharmakon reduzierte NT-proBNP um 10 % nach 3 Monaten; Behandlungseffekt auf kardiovaskuläre Ereignisse konsistent über NT-proBNP-Spektrum.</w:t>
+        <w:t>243 (Entwicklungs-) und 72 (Validierungs-)Patienten erreichten den Primärendpunkt. Der rechtsventrikuläre Conduit-Strain war unabhängiger Prädiktor (HR 0,86 pro 1 %-Einheit; 95%-KI 0,82–0,90; p&lt;0,001). Das Vollmodell mit klinischen Variablen, traditioneller Bildgebung und Vorhof-Strain erzielte beste Diskriminierung (C-Index 0,80 in Entwicklung, 0,81 in Validierung).</w:t>
       </w:r>
     </w:p>
     <w:p>
@@ -293,7 +293,7 @@
         <w:rPr>
           <w:sz w:val="19"/>
         </w:rPr>
-        <w:t>China – andere Therapie, aber NT-proBNP-Prognostik universal; deutsche Biomarker-Nutzung basiert auf vergleichbaren Mechanismen.</w:t>
+        <w:t>China und europäische Zentren mit CMR-Technologie; Methodik und Cutoff-Werte übertragbar auf deutsche Universitätskliniken.</w:t>
       </w:r>
     </w:p>
     <w:p>
@@ -302,7 +302,7 @@
           <w:color w:val="5A7D3A"/>
           <w:sz w:val="18"/>
         </w:rPr>
-        <w:t>https://pubmed.ncbi.nlm.nih.gov/42944673/</w:t>
+        <w:t>https://pubmed.ncbi.nlm.nih.gov/42950123/</w:t>
       </w:r>
     </w:p>
     <w:p>
@@ -310,7 +310,7 @@
         <w:pStyle w:val="Heading2"/>
       </w:pPr>
       <w:r>
-        <w:t>Endovaskuläre Revaskularisierung bei kritischer Gliedischämie: 78 % Gliedrettung nach 2 Jahren</w:t>
+        <w:t>Notfall-TAVI bei akuter schwerer Aortenstenose: hohe Erfolgsrate, niedriges Frührisiko, gute funktionelle Erholung</w:t>
       </w:r>
     </w:p>
     <w:p>
@@ -320,12 +320,12 @@
           <w:color w:val="666666"/>
           <w:sz w:val="18"/>
         </w:rPr>
-        <w:t>Stolk DJ et al.  ·  JACC Cardiovasc Interv  ·  26.10.2026  ·  PMID 42933919</w:t>
+        <w:t>Zhao M et al.  ·  Eur Heart J Acute Cardiovasc Care  ·  27.10.2026  ·  PMID 42934199</w:t>
       </w:r>
     </w:p>
     <w:p>
       <w:r>
-        <w:t>Prospektives niederländisches Register mit 1.060 Gliedmaßen bei chronischer, gliedbedrohender Ischämie, die endovaskulär revaskularisiert wurden, mit Nachverfolgung der Amputation und Überleben.</w:t>
+        <w:t>Prospektive Kohortenstudie an einem chinesischen Zentrum (2022–2025): 53 Patienten mit akut dekompensierter schwerer Aortenstenose, davon 36 dringende, 14 notfall- und 3 Rettungs-TAVI. Primärer Endpunkt 12-Monats-Gesamtmortalität; sekundär: Geräteerfolg, 30-Tage-Sicherheit, funktionelle und echokardiographische Erholung.</w:t>
       </w:r>
     </w:p>
     <w:p>
@@ -336,7 +336,7 @@
         <w:t xml:space="preserve">Ergebnis: </w:t>
       </w:r>
       <w:r>
-        <w:t>Technischer Erfolg 92,3 %; Gliedrettung 78,4 % und amputationsfreies Überleben über 24 Monate. Rutherford-6-Patienten zeigten deutlich schlechtere Ergebnisse (HR für Gliedverlust 3,07, 95%-KI 1,89–4,99; HR für amputationsfreies Überleben 2,07, 95%-KI 1,50–2,86). Überschussrisiko in den ersten 3 Monaten bei schwerer Ischämie besonders ausgeprägt (HR 14,13).</w:t>
+        <w:t>Geräteerfolg 98,1 % (52/53). 30-Tage-Mortalität: 1/36 (dringend), 0/14 (notfall), 0/3 (rettung). 12-Monats-Mortalität 3/53. Kaplan-Meier 12-Monats-Überleben 94,3 % (95%-KI 83,5–98,1 %). Permanenter AV-Block 0/53; NYHA-Klasse, KCCQ-12, LVEF und transvalvuläre Gradienten verbesserten sich signifikant (alle p&lt;0,001).</w:t>
       </w:r>
     </w:p>
     <w:p>
@@ -351,7 +351,7 @@
         <w:rPr>
           <w:sz w:val="19"/>
         </w:rPr>
-        <w:t>Niederländische Klinikdaten mit vergleichbarer Sozialversicherung, Übertragbarkeit auf deutsche Versorgung hoch.</w:t>
+        <w:t>China mit etabliertem TAVI-Programm; Ergebnisse zu akuter Indikation und Langzeit-Outcome relevant für deutsche Herzzentren.</w:t>
       </w:r>
     </w:p>
     <w:p>
@@ -360,7 +360,7 @@
           <w:color w:val="5A7D3A"/>
           <w:sz w:val="18"/>
         </w:rPr>
-        <w:t>https://pubmed.ncbi.nlm.nih.gov/42933919/</w:t>
+        <w:t>https://pubmed.ncbi.nlm.nih.gov/42934199/</w:t>
       </w:r>
     </w:p>
     <w:p>
@@ -368,7 +368,7 @@
         <w:pStyle w:val="Heading2"/>
       </w:pPr>
       <w:r>
-        <w:t>Rezidivierende Mitralinsuffizienz nach TEER erhöht Sterblichkeit um 43 %</w:t>
+        <w:t>Blutdruck nach TAVI: U-Form des Outcome-Risikos mit Optimum bei moderater Senkung</w:t>
       </w:r>
     </w:p>
     <w:p>
@@ -378,12 +378,12 @@
           <w:color w:val="666666"/>
           <w:sz w:val="18"/>
         </w:rPr>
-        <w:t>Pauschinger C et al.  ·  JACC Cardiovasc Interv  ·  26.10.2026  ·  PMID 42933917</w:t>
+        <w:t>Stolte T et al.  ·  J Am Heart Assoc  ·  20.10.2026  ·  PMID 42857989</w:t>
       </w:r>
     </w:p>
     <w:p>
       <w:r>
-        <w:t>Deutsche retrospektive Kohortenstudie mit 461 Patienten nach erfolgreicher M-TEER, Nachverfolgung auf rezidivierende Mitralregurgitation (≥1-Grad-Zunahme) und Mortalität über mediane 3,44 Jahre.</w:t>
+        <w:t>Analyse von 1.191 TAVI-Patienten mit Messung des Blutdrucks vor und nach Eingriff sowie Verfolgung der kardiovaskulären Ereignisse über 12 Monate.</w:t>
       </w:r>
     </w:p>
     <w:p>
@@ -394,7 +394,7 @@
         <w:t xml:space="preserve">Ergebnis: </w:t>
       </w:r>
       <w:r>
-        <w:t>Rezidivierende Mitralregurgitation trat bei 31,7 % auf (104/326 funktional, 42/135 degenerativ). 4-Jahres-Mortalität ohne Rezidiv 44,8 % vs. mit Rezidiv 56,3 % (HR 1,43; 95%-KI 1,06–1,93; p=0,019). Effekt signifikant bei degenerativer (p=0,014), nicht bei funktionaler Mitralregurgitation (p=0,11).</w:t>
+        <w:t>Beim Entlassungsblutdruck zeigte sich eine U-förmige Assoziation mit MACE: systolische Werte &lt;115 mmHg oder &gt;143 mmHg waren mit erhöhtem 1-Jahres-Risiko verbunden (p&lt;0,001). Eine moderate Senkung um 5–25 mmHg war mit niedrigerem MACE-Risiko assoziiert. Der Baseline-Blutdruck war nicht signifikant assoziiert.</w:t>
       </w:r>
     </w:p>
     <w:p>
@@ -409,7 +409,7 @@
         <w:rPr>
           <w:sz w:val="19"/>
         </w:rPr>
-        <w:t>Deutsche Universitätsklinik Hamburg mit vollständiger Dokumentation, direkt auf deutsche Praxis übertragbar.</w:t>
+        <w:t>Universitätsspital Basel, vergleichbare europäische Struktur; Erkenntnis unmittelbar auf deutsche TAVI-Zentren anwendbar.</w:t>
       </w:r>
     </w:p>
     <w:p>
@@ -418,65 +418,7 @@
           <w:color w:val="5A7D3A"/>
           <w:sz w:val="18"/>
         </w:rPr>
-        <w:t>https://pubmed.ncbi.nlm.nih.gov/42933917/</w:t>
-      </w:r>
-    </w:p>
-    <w:p>
-      <w:pPr>
-        <w:pStyle w:val="Heading2"/>
-      </w:pPr>
-      <w:r>
-        <w:t>Myeloide Zellrekrutierung verbindet Herzinsuffizienz mit sekundärer pulmonaler Hypertonie</w:t>
-      </w:r>
-    </w:p>
-    <w:p>
-      <w:r>
-        <w:rPr>
-          <w:i/>
-          <w:color w:val="666666"/>
-          <w:sz w:val="18"/>
-        </w:rPr>
-        <w:t>Gillan JL et al.  ·  Circ Res  ·  26.10.2026  ·  PMID 42929140</w:t>
-      </w:r>
-    </w:p>
-    <w:p>
-      <w:r>
-        <w:t>Tiermodell-gestützte mechanistische Studie (Maus, Ratte) mit CCR2-Antagonist-Intervention: Nachweis, dass Monozyten-Rekrutierung nach Infarkt systemische pulmonale Gefäßumwandlung und rechtsventrikuläre Dysfunktion treibt; Validierung in menschlichen Lungenproben von PAH- und PH-LHD-Patienten.</w:t>
-      </w:r>
-    </w:p>
-    <w:p>
-      <w:r>
-        <w:rPr>
-          <w:b/>
-        </w:rPr>
-        <w:t xml:space="preserve">Ergebnis: </w:t>
-      </w:r>
-      <w:r>
-        <w:t>CCR2-Antagonist RS102895 ab Tag 10 post-MI in Mäusen reduzierte Lungenvaskulatur-Umwandlung, RV-Druck (systolisch und diastolisch) und RV-Hypertrophie bei 6 Wochen vs. Kontrolle, ohne linksventrikuläre Herzinsuffizienz zu verbessern. Entzündliche Adhäsionsmoleküle (VCAM1, SELE) in PH-LHD-Lungengewebe erhöht.</w:t>
-      </w:r>
-    </w:p>
-    <w:p>
-      <w:r>
-        <w:rPr>
-          <w:b/>
-          <w:sz w:val="19"/>
-        </w:rPr>
-        <w:t xml:space="preserve">Übertragbarkeit: </w:t>
-      </w:r>
-      <w:r>
-        <w:rPr>
-          <w:sz w:val="19"/>
-        </w:rPr>
-        <w:t>Grundlagenarbeit mit klarem klinischem Weg (CCR2-Antagonisten als therapeutisches Ziel) an deutschen kardiologischen und pneumologischen Zentren relevant.</w:t>
-      </w:r>
-    </w:p>
-    <w:p>
-      <w:r>
-        <w:rPr>
-          <w:color w:val="5A7D3A"/>
-          <w:sz w:val="18"/>
-        </w:rPr>
-        <w:t>https://pubmed.ncbi.nlm.nih.gov/42929140/</w:t>
+        <w:t>https://pubmed.ncbi.nlm.nih.gov/42857989/</w:t>
       </w:r>
     </w:p>
     <w:sectPr>

--- a/download/studien-aktuell.docx
+++ b/download/studien-aktuell.docx
@@ -62,7 +62,7 @@
           <w:color w:val="666666"/>
           <w:sz w:val="18"/>
         </w:rPr>
-        <w:t>Stand: 29.10.2026  |  6 Studien  |  kardio.m-vf.de</w:t>
+        <w:t>Stand: 30.10.2026  |  1 Studien  |  kardio.m-vf.de</w:t>
       </w:r>
     </w:p>
     <w:p>
@@ -70,7 +70,7 @@
         <w:pStyle w:val="Heading1"/>
       </w:pPr>
       <w:r>
-        <w:t>Aufgenommen am 29.10.2026</w:t>
+        <w:t>Aufgenommen am 30.10.2026</w:t>
       </w:r>
     </w:p>
     <w:p>
@@ -78,7 +78,7 @@
         <w:pStyle w:val="Heading2"/>
       </w:pPr>
       <w:r>
-        <w:t>Pulsfeldablation senkt Rezidive bei Vorhofflimmern und hypertropher Kardiomyopathie</w:t>
+        <w:t>0/1-Stunden-Troponin-Pathway reduziert Notfallaufenthalt nicht gegenüber Standard</w:t>
       </w:r>
     </w:p>
     <w:p>
@@ -88,12 +88,12 @@
           <w:color w:val="666666"/>
           <w:sz w:val="18"/>
         </w:rPr>
-        <w:t>Johner N et al.  ·  Heart Rhythm  ·  28.10.2026  ·  PMID 42951093</w:t>
+        <w:t>Boeddinghaus J et al.  ·  Lancet  ·  29.10.2026  ·  PMID 42956796</w:t>
       </w:r>
     </w:p>
     <w:p>
       <w:r>
-        <w:t>Vergleich von Ablationsverfahren (Pulsfeldablation, Kryoballon, Radiofrequenz) bei 364 Patienten mit hypertropher Kardiomyopathie und Vorhofflimmern bezüglich Rezidivraten und Sicherheit über 24 Monate.</w:t>
+        <w:t>Systematische Übersichtsarbeit mit Individual-Participant-Data-Metaanalyse von 5 randomisierten Studien mit insgesamt 110.933 Patienten zum Vergleich des frühen 0/1-h-Troponin-Messablaufs mit dem Standard-0/3-h-Ablauf bei Herzinfarktsverdacht.</w:t>
       </w:r>
     </w:p>
     <w:p>
@@ -104,7 +104,7 @@
         <w:t xml:space="preserve">Ergebnis: </w:t>
       </w:r>
       <w:r>
-        <w:t>Pulsfeldablation zeigte gegenüber Radiofrequenz eine um 43 % gesenkte Arrhythmierezidivrate (adjustierte HR 0,57; 95%-KI 0,36–0,91; p=0,018) und 57 % weniger kardiovaskuläre Hospitalisierungen (HR 0,43; 95%-KI 0,23–0,80; p=0,008). Verbesserung der NYHA-Klasse war signifikant (p=0,032). Kryoballon unterschied sich nicht signifikant von den anderen Verfahren. Komplikationen traten in 1,2 % (Pulsfeld), 4,0 % (Kryoballon) und 5,2 % (Radiofrequenz) auf.</w:t>
+        <w:t>Kombinereignis (Tod oder neuer Typ-1-Herzinfarkt innerhalb 30 Tagen): 0,8% (0/1 h) vs. 1,0% (0/3 h), OR 0,83 (95%-KI 0,45–1,53). Notfallaufenthaltszeit 314 min (0/1 h) vs. 308 min (0/3 h), geometrischer Mittelwert-Ratio 1,03 (95%-KI 0,85–1,25). Direkte Entlassung: 67,0% vs. 65,8%, OR 1,31 (95%-KI 0,79–2,16). Zwischen den Studien erhebliche Heterogenität (I²=62,9–99,2%). Sicherheitsendpunkte mit beiden Verfahren niedrig, Unterschied bleibt unpräzise.</w:t>
       </w:r>
     </w:p>
     <w:p>
@@ -119,7 +119,7 @@
         <w:rPr>
           <w:sz w:val="19"/>
         </w:rPr>
-        <w:t>Europäische Multizenterstudie mit etablierter Ablations-Infrastruktur; Ergebnisse übertragbar auf deutsche Herzchirurgie-Zentren mit Elektrophysiologie.</w:t>
+        <w:t>Schweiz, Italien, Spanien, UK, USA, Australien, Mehrländer-Konsortium; Ergebnis unabhängig vom Gesundheitssystem</w:t>
       </w:r>
     </w:p>
     <w:p>
@@ -128,297 +128,7 @@
           <w:color w:val="5A7D3A"/>
           <w:sz w:val="18"/>
         </w:rPr>
-        <w:t>https://pubmed.ncbi.nlm.nih.gov/42951093/</w:t>
-      </w:r>
-    </w:p>
-    <w:p>
-      <w:pPr>
-        <w:pStyle w:val="Heading2"/>
-      </w:pPr>
-      <w:r>
-        <w:t>PROPER-Trial: Kann verlängerte Perikarddrainage postoperatives Vorhofflimmern nach Herzchirurgie senken?</w:t>
-      </w:r>
-    </w:p>
-    <w:p>
-      <w:r>
-        <w:rPr>
-          <w:i/>
-          <w:color w:val="666666"/>
-          <w:sz w:val="18"/>
-        </w:rPr>
-        <w:t>Johannesson E et al.  ·  Am Heart J  ·  28.10.2026  ·  PMID 42951054</w:t>
-      </w:r>
-    </w:p>
-    <w:p>
-      <w:r>
-        <w:t>Prospektive, multizentrische, randomisierte Studie an 8 nordischen Herzchirurgie-Zentren mit 624 Patienten: Vergleich prolongierter posteriorer Perikarddrainage versus Standardversorgung nach elektiver koronarer Bypass-, Aortenklappenersatz- oder Aortenchirurgie. Primärer Endpunkt ist Vorhofflimmern innerhalb von 7 Tagen; sekundäre Endpunkte umfassen Rezidive, Blutungs- oder Schlaganfallhospitalisierungen und Mortalität über 5 Jahre.</w:t>
-      </w:r>
-    </w:p>
-    <w:p>
-      <w:r>
-        <w:rPr>
-          <w:b/>
-        </w:rPr>
-        <w:t xml:space="preserve">Ergebnis: </w:t>
-      </w:r>
-      <w:r>
-        <w:t>Studiendesign und Rationale: Perikardiales Blutödem wird als Auslöser für postoperatives Vorhofflimmern vermutet; prolongierte Drainage könnte dies verhindern. Rekrutierung abgeschlossen, Ergebnisse ausstehend. Die Maßnahme ist niedrigriskant und könnte bei Erfolg breite Anwendung finden.</w:t>
-      </w:r>
-    </w:p>
-    <w:p>
-      <w:r>
-        <w:rPr>
-          <w:b/>
-          <w:sz w:val="19"/>
-        </w:rPr>
-        <w:t xml:space="preserve">Übertragbarkeit: </w:t>
-      </w:r>
-      <w:r>
-        <w:rPr>
-          <w:sz w:val="19"/>
-        </w:rPr>
-        <w:t>Nordische Herzchirurgie-Zentren, vergleichbare Strukturen und Dokumentation wie deutsche Kliniken mit Herzchirurgie.</w:t>
-      </w:r>
-    </w:p>
-    <w:p>
-      <w:r>
-        <w:rPr>
-          <w:color w:val="5A7D3A"/>
-          <w:sz w:val="18"/>
-        </w:rPr>
-        <w:t>https://pubmed.ncbi.nlm.nih.gov/42951054/</w:t>
-      </w:r>
-    </w:p>
-    <w:p>
-      <w:pPr>
-        <w:pStyle w:val="Heading2"/>
-      </w:pPr>
-      <w:r>
-        <w:t>Vorhof- und rechtsventrikuläre Entkopplung prognostiziert Mortalität bei mittelschwerer Aortenstenose</w:t>
-      </w:r>
-    </w:p>
-    <w:p>
-      <w:r>
-        <w:rPr>
-          <w:i/>
-          <w:color w:val="666666"/>
-          <w:sz w:val="18"/>
-        </w:rPr>
-        <w:t>Santangelo G et al.  ·  Int J Cardiol  ·  28.10.2026  ·  PMID 42951035</w:t>
-      </w:r>
-    </w:p>
-    <w:p>
-      <w:r>
-        <w:t>Retrospektive Studie mit 135 Patienten mit mittelschwerer Aortenstenose; Prüfung zweier echokardiographischer Kopplungsindizes (TAPSE/PASP-Ratio und linkskammer-volumetrisch-mechanischer Kopplungsindex LACI) als Prognoseparameter über 1,6 Jahre.</w:t>
-      </w:r>
-    </w:p>
-    <w:p>
-      <w:r>
-        <w:rPr>
-          <w:b/>
-        </w:rPr>
-        <w:t xml:space="preserve">Ergebnis: </w:t>
-      </w:r>
-      <w:r>
-        <w:t>33 Patienten (24 %) starben während Follow-up. Reduzierte TAPSE/PASP (&lt;0,67 mm/mmHg) und erhöhter LACI (&gt;5,17) waren unabhängig mit erhöhter Mortalität assoziiert (HR jeweils ~3,0–3,2; p&lt;0,01). Die Stratifizierung in drei Gruppen (beidseitig erhalten, einfache oder kombinierte Entkopplung) zeigte 1-Jahres-Überlebensraten von 95 % bis 49 % (p&lt;0,0001). Keine Assoziation mit hämodynamischer Progression oder Klappenwechsel.</w:t>
-      </w:r>
-    </w:p>
-    <w:p>
-      <w:r>
-        <w:rPr>
-          <w:b/>
-          <w:sz w:val="19"/>
-        </w:rPr>
-        <w:t xml:space="preserve">Übertragbarkeit: </w:t>
-      </w:r>
-      <w:r>
-        <w:rPr>
-          <w:sz w:val="19"/>
-        </w:rPr>
-        <w:t>Italienisches Zentrum mit europäischen Echokardiographie-Standards; Indizes anwendbar in deutschen kardiologischen Abteilungen.</w:t>
-      </w:r>
-    </w:p>
-    <w:p>
-      <w:r>
-        <w:rPr>
-          <w:color w:val="5A7D3A"/>
-          <w:sz w:val="18"/>
-        </w:rPr>
-        <w:t>https://pubmed.ncbi.nlm.nih.gov/42951035/</w:t>
-      </w:r>
-    </w:p>
-    <w:p>
-      <w:pPr>
-        <w:pStyle w:val="Heading2"/>
-      </w:pPr>
-      <w:r>
-        <w:t>Rechtsvorhof-Strain in CMR verbessert Prognose bei HFmrEF unabhängig vom linken Ventrikel</w:t>
-      </w:r>
-    </w:p>
-    <w:p>
-      <w:r>
-        <w:rPr>
-          <w:i/>
-          <w:color w:val="666666"/>
-          <w:sz w:val="18"/>
-        </w:rPr>
-        <w:t>Wang W et al.  ·  Eur Heart J Cardiovasc Imaging  ·  28.10.2026  ·  PMID 42950123</w:t>
-      </w:r>
-    </w:p>
-    <w:p>
-      <w:r>
-        <w:t>Retrospektive Multizenterstudie mit 1.317 Patienten mit HFmrEF (Herzkatheter und Echokardiographie zwischen April 2016 und September 2024); Validierung in 385 weiteren Patienten (Januar 2019 bis Januar 2025). Primärer Endpunkt: kombiniert Gesamtmortalität, HF-Hospitalisierung oder Herztransplantation über median 2,8 bzw. 2,1 Jahre.</w:t>
-      </w:r>
-    </w:p>
-    <w:p>
-      <w:r>
-        <w:rPr>
-          <w:b/>
-        </w:rPr>
-        <w:t xml:space="preserve">Ergebnis: </w:t>
-      </w:r>
-      <w:r>
-        <w:t>243 (Entwicklungs-) und 72 (Validierungs-)Patienten erreichten den Primärendpunkt. Der rechtsventrikuläre Conduit-Strain war unabhängiger Prädiktor (HR 0,86 pro 1 %-Einheit; 95%-KI 0,82–0,90; p&lt;0,001). Das Vollmodell mit klinischen Variablen, traditioneller Bildgebung und Vorhof-Strain erzielte beste Diskriminierung (C-Index 0,80 in Entwicklung, 0,81 in Validierung).</w:t>
-      </w:r>
-    </w:p>
-    <w:p>
-      <w:r>
-        <w:rPr>
-          <w:b/>
-          <w:sz w:val="19"/>
-        </w:rPr>
-        <w:t xml:space="preserve">Übertragbarkeit: </w:t>
-      </w:r>
-      <w:r>
-        <w:rPr>
-          <w:sz w:val="19"/>
-        </w:rPr>
-        <w:t>China und europäische Zentren mit CMR-Technologie; Methodik und Cutoff-Werte übertragbar auf deutsche Universitätskliniken.</w:t>
-      </w:r>
-    </w:p>
-    <w:p>
-      <w:r>
-        <w:rPr>
-          <w:color w:val="5A7D3A"/>
-          <w:sz w:val="18"/>
-        </w:rPr>
-        <w:t>https://pubmed.ncbi.nlm.nih.gov/42950123/</w:t>
-      </w:r>
-    </w:p>
-    <w:p>
-      <w:pPr>
-        <w:pStyle w:val="Heading2"/>
-      </w:pPr>
-      <w:r>
-        <w:t>Notfall-TAVI bei akuter schwerer Aortenstenose: hohe Erfolgsrate, niedriges Frührisiko, gute funktionelle Erholung</w:t>
-      </w:r>
-    </w:p>
-    <w:p>
-      <w:r>
-        <w:rPr>
-          <w:i/>
-          <w:color w:val="666666"/>
-          <w:sz w:val="18"/>
-        </w:rPr>
-        <w:t>Zhao M et al.  ·  Eur Heart J Acute Cardiovasc Care  ·  27.10.2026  ·  PMID 42934199</w:t>
-      </w:r>
-    </w:p>
-    <w:p>
-      <w:r>
-        <w:t>Prospektive Kohortenstudie an einem chinesischen Zentrum (2022–2025): 53 Patienten mit akut dekompensierter schwerer Aortenstenose, davon 36 dringende, 14 notfall- und 3 Rettungs-TAVI. Primärer Endpunkt 12-Monats-Gesamtmortalität; sekundär: Geräteerfolg, 30-Tage-Sicherheit, funktionelle und echokardiographische Erholung.</w:t>
-      </w:r>
-    </w:p>
-    <w:p>
-      <w:r>
-        <w:rPr>
-          <w:b/>
-        </w:rPr>
-        <w:t xml:space="preserve">Ergebnis: </w:t>
-      </w:r>
-      <w:r>
-        <w:t>Geräteerfolg 98,1 % (52/53). 30-Tage-Mortalität: 1/36 (dringend), 0/14 (notfall), 0/3 (rettung). 12-Monats-Mortalität 3/53. Kaplan-Meier 12-Monats-Überleben 94,3 % (95%-KI 83,5–98,1 %). Permanenter AV-Block 0/53; NYHA-Klasse, KCCQ-12, LVEF und transvalvuläre Gradienten verbesserten sich signifikant (alle p&lt;0,001).</w:t>
-      </w:r>
-    </w:p>
-    <w:p>
-      <w:r>
-        <w:rPr>
-          <w:b/>
-          <w:sz w:val="19"/>
-        </w:rPr>
-        <w:t xml:space="preserve">Übertragbarkeit: </w:t>
-      </w:r>
-      <w:r>
-        <w:rPr>
-          <w:sz w:val="19"/>
-        </w:rPr>
-        <w:t>China mit etabliertem TAVI-Programm; Ergebnisse zu akuter Indikation und Langzeit-Outcome relevant für deutsche Herzzentren.</w:t>
-      </w:r>
-    </w:p>
-    <w:p>
-      <w:r>
-        <w:rPr>
-          <w:color w:val="5A7D3A"/>
-          <w:sz w:val="18"/>
-        </w:rPr>
-        <w:t>https://pubmed.ncbi.nlm.nih.gov/42934199/</w:t>
-      </w:r>
-    </w:p>
-    <w:p>
-      <w:pPr>
-        <w:pStyle w:val="Heading2"/>
-      </w:pPr>
-      <w:r>
-        <w:t>Blutdruck nach TAVI: U-Form des Outcome-Risikos mit Optimum bei moderater Senkung</w:t>
-      </w:r>
-    </w:p>
-    <w:p>
-      <w:r>
-        <w:rPr>
-          <w:i/>
-          <w:color w:val="666666"/>
-          <w:sz w:val="18"/>
-        </w:rPr>
-        <w:t>Stolte T et al.  ·  J Am Heart Assoc  ·  20.10.2026  ·  PMID 42857989</w:t>
-      </w:r>
-    </w:p>
-    <w:p>
-      <w:r>
-        <w:t>Analyse von 1.191 TAVI-Patienten mit Messung des Blutdrucks vor und nach Eingriff sowie Verfolgung der kardiovaskulären Ereignisse über 12 Monate.</w:t>
-      </w:r>
-    </w:p>
-    <w:p>
-      <w:r>
-        <w:rPr>
-          <w:b/>
-        </w:rPr>
-        <w:t xml:space="preserve">Ergebnis: </w:t>
-      </w:r>
-      <w:r>
-        <w:t>Beim Entlassungsblutdruck zeigte sich eine U-förmige Assoziation mit MACE: systolische Werte &lt;115 mmHg oder &gt;143 mmHg waren mit erhöhtem 1-Jahres-Risiko verbunden (p&lt;0,001). Eine moderate Senkung um 5–25 mmHg war mit niedrigerem MACE-Risiko assoziiert. Der Baseline-Blutdruck war nicht signifikant assoziiert.</w:t>
-      </w:r>
-    </w:p>
-    <w:p>
-      <w:r>
-        <w:rPr>
-          <w:b/>
-          <w:sz w:val="19"/>
-        </w:rPr>
-        <w:t xml:space="preserve">Übertragbarkeit: </w:t>
-      </w:r>
-      <w:r>
-        <w:rPr>
-          <w:sz w:val="19"/>
-        </w:rPr>
-        <w:t>Universitätsspital Basel, vergleichbare europäische Struktur; Erkenntnis unmittelbar auf deutsche TAVI-Zentren anwendbar.</w:t>
-      </w:r>
-    </w:p>
-    <w:p>
-      <w:r>
-        <w:rPr>
-          <w:color w:val="5A7D3A"/>
-          <w:sz w:val="18"/>
-        </w:rPr>
-        <w:t>https://pubmed.ncbi.nlm.nih.gov/42857989/</w:t>
+        <w:t>https://pubmed.ncbi.nlm.nih.gov/42956796/</w:t>
       </w:r>
     </w:p>
     <w:sectPr>

--- a/download/studien-aktuell.docx
+++ b/download/studien-aktuell.docx
@@ -62,7 +62,7 @@
           <w:color w:val="666666"/>
           <w:sz w:val="18"/>
         </w:rPr>
-        <w:t>Stand: 30.10.2026  |  1 Studien  |  kardio.m-vf.de</w:t>
+        <w:t>Stand: 31.10.2026  |  6 Studien  |  kardio.m-vf.de</w:t>
       </w:r>
     </w:p>
     <w:p>
@@ -70,7 +70,7 @@
         <w:pStyle w:val="Heading1"/>
       </w:pPr>
       <w:r>
-        <w:t>Aufgenommen am 30.10.2026</w:t>
+        <w:t>Aufgenommen am 31.10.2026</w:t>
       </w:r>
     </w:p>
     <w:p>
@@ -78,7 +78,7 @@
         <w:pStyle w:val="Heading2"/>
       </w:pPr>
       <w:r>
-        <w:t>0/1-Stunden-Troponin-Pathway reduziert Notfallaufenthalt nicht gegenüber Standard</w:t>
+        <w:t>TAVR bei Aortenstenose mit reduzierter EF: Baseline-Gradient sagt LV-Remodeling voraus</w:t>
       </w:r>
     </w:p>
     <w:p>
@@ -88,12 +88,12 @@
           <w:color w:val="666666"/>
           <w:sz w:val="18"/>
         </w:rPr>
-        <w:t>Boeddinghaus J et al.  ·  Lancet  ·  29.10.2026  ·  PMID 42956796</w:t>
+        <w:t>Li F et al.  ·  Heart  ·  30.10.2026  ·  PMID 42963127</w:t>
       </w:r>
     </w:p>
     <w:p>
       <w:r>
-        <w:t>Systematische Übersichtsarbeit mit Individual-Participant-Data-Metaanalyse von 5 randomisierten Studien mit insgesamt 110.933 Patienten zum Vergleich des frühen 0/1-h-Troponin-Messablaufs mit dem Standard-0/3-h-Ablauf bei Herzinfarktsverdacht.</w:t>
+        <w:t>Chinesische Kohortenstudie zu Patienten mit Aortenstenose und reduzierter Ejektionsfraktion, die eine TAVR erhielten, mit Fokus auf Baseline-Gradient und linksventrikuläre Erholung.</w:t>
       </w:r>
     </w:p>
     <w:p>
@@ -104,7 +104,7 @@
         <w:t xml:space="preserve">Ergebnis: </w:t>
       </w:r>
       <w:r>
-        <w:t>Kombinereignis (Tod oder neuer Typ-1-Herzinfarkt innerhalb 30 Tagen): 0,8% (0/1 h) vs. 1,0% (0/3 h), OR 0,83 (95%-KI 0,45–1,53). Notfallaufenthaltszeit 314 min (0/1 h) vs. 308 min (0/3 h), geometrischer Mittelwert-Ratio 1,03 (95%-KI 0,85–1,25). Direkte Entlassung: 67,0% vs. 65,8%, OR 1,31 (95%-KI 0,79–2,16). Zwischen den Studien erhebliche Heterogenität (I²=62,9–99,2%). Sicherheitsendpunkte mit beiden Verfahren niedrig, Unterschied bleibt unpräzise.</w:t>
+        <w:t>Basis-Daten zu Gradienten und Klappenmorph ologie bestimmten das Ausmaß der linksventrikulären Funktionserholung und das Überleben nach TAVR in dieser spezifischen Population (genaue HR/Hazard Ratios nicht im Abstract-Auszug benannt, aber primäres Endergebnis war LV-Recovery und Surviv al).</w:t>
       </w:r>
     </w:p>
     <w:p>
@@ -119,7 +119,7 @@
         <w:rPr>
           <w:sz w:val="19"/>
         </w:rPr>
-        <w:t>Schweiz, Italien, Spanien, UK, USA, Australien, Mehrländer-Konsortium; Ergebnis unabhängig vom Gesundheitssystem</w:t>
+        <w:t>China, Patientenpopulation und TAVR-Technik international, aber deutsche TAVR-Register unterscheidet sich in Patientenmerkmalen</w:t>
       </w:r>
     </w:p>
     <w:p>
@@ -128,7 +128,297 @@
           <w:color w:val="5A7D3A"/>
           <w:sz w:val="18"/>
         </w:rPr>
-        <w:t>https://pubmed.ncbi.nlm.nih.gov/42956796/</w:t>
+        <w:t>https://pubmed.ncbi.nlm.nih.gov/42963127/</w:t>
+      </w:r>
+    </w:p>
+    <w:p>
+      <w:pPr>
+        <w:pStyle w:val="Heading2"/>
+      </w:pPr>
+      <w:r>
+        <w:t>Geschlechtsspezifische Mechanismen in Herzinsuffizienz: ARNI und MRA wirken bei Frauen stärker</w:t>
+      </w:r>
+    </w:p>
+    <w:p>
+      <w:r>
+        <w:rPr>
+          <w:i/>
+          <w:color w:val="666666"/>
+          <w:sz w:val="18"/>
+        </w:rPr>
+        <w:t>Papp Z et al.  ·  ESC Heart Fail  ·  30.10.2026  ·  PMID 42961949</w:t>
+      </w:r>
+    </w:p>
+    <w:p>
+      <w:r>
+        <w:t>Übersichtsarbeit zu biologischen Unterschieden zwischen Männern und Frauen bei Herzinsuffizienz und deren Auswirkung auf Diagnostik und Therapie.</w:t>
+      </w:r>
+    </w:p>
+    <w:p>
+      <w:r>
+        <w:rPr>
+          <w:b/>
+        </w:rPr>
+        <w:t xml:space="preserve">Ergebnis: </w:t>
+      </w:r>
+      <w:r>
+        <w:t>Frauen dominieren bei HFpEF (altersabhängig, postmenopausal), während Natriuretic-Peptide-Schwellwerte sexusneutral bleiben, obwohl geschlechtsspezifische Kalibrierung möglich wäre. SGLT2-Hemmer zeigen geschlechtsneutrale Wirksamkeit; größerer Benefit von ARNI und MRA bei Frauen beruht auf Subgruppen-Signalen, die Bestätigung benötigen. Frauen sind in HF-Studien unterrepräsentiert und weniger häufig an spezialisierte Versorgung überwiesen.</w:t>
+      </w:r>
+    </w:p>
+    <w:p>
+      <w:r>
+        <w:rPr>
+          <w:b/>
+          <w:sz w:val="19"/>
+        </w:rPr>
+        <w:t xml:space="preserve">Übertragbarkeit: </w:t>
+      </w:r>
+      <w:r>
+        <w:rPr>
+          <w:sz w:val="19"/>
+        </w:rPr>
+        <w:t>Deutschland: ESC-Richtlinien, Geschlechtsstratifizierung in DMP-KHK relevant</w:t>
+      </w:r>
+    </w:p>
+    <w:p>
+      <w:r>
+        <w:rPr>
+          <w:color w:val="5A7D3A"/>
+          <w:sz w:val="18"/>
+        </w:rPr>
+        <w:t>https://pubmed.ncbi.nlm.nih.gov/42961949/</w:t>
+      </w:r>
+    </w:p>
+    <w:p>
+      <w:pPr>
+        <w:pStyle w:val="Heading2"/>
+      </w:pPr>
+      <w:r>
+        <w:t>GLP-1-Rezeptoragonisten senken Mortalität und Hospitalisation bei adipöser HFpEF</w:t>
+      </w:r>
+    </w:p>
+    <w:p>
+      <w:r>
+        <w:rPr>
+          <w:i/>
+          <w:color w:val="666666"/>
+          <w:sz w:val="18"/>
+        </w:rPr>
+        <w:t>Selvaganesan P et al.  ·  J Am Heart Assoc  ·  30.10.2026  ·  PMID 42960821</w:t>
+      </w:r>
+    </w:p>
+    <w:p>
+      <w:r>
+        <w:t>US-amerikanische Kohortenstudie (Veterans Affairs, 2000–2021) zu 1024 GLP-1-RA-Nutzern vs. 796 DPP4-Inhibitor/Sulfonylharnstoff-Nutzern mit Adipositas und HFpEF.</w:t>
+      </w:r>
+    </w:p>
+    <w:p>
+      <w:r>
+        <w:rPr>
+          <w:b/>
+        </w:rPr>
+        <w:t xml:space="preserve">Ergebnis: </w:t>
+      </w:r>
+      <w:r>
+        <w:t>Über Median-Follow-up von 1,5 Jahren war GLP-1-RA-Initiation mit geringerem Risiko für den primären Kombinationsendpunkt (Sterblichkeit oder HF-Hospitalisation) assoziiert (adjustierte HR 0,78, 95%-KI 0,64–0,95, p=0,01). Gewichtsverlust war unter GLP-1-RA stärker (−12,9 % vs. −10,1 %).</w:t>
+      </w:r>
+    </w:p>
+    <w:p>
+      <w:r>
+        <w:rPr>
+          <w:b/>
+          <w:sz w:val="19"/>
+        </w:rPr>
+        <w:t xml:space="preserve">Übertragbarkeit: </w:t>
+      </w:r>
+      <w:r>
+        <w:rPr>
+          <w:sz w:val="19"/>
+        </w:rPr>
+        <w:t>USA-Versicherungssystem, aber Endpunkt-Definition übertragbar auf Deutschland</w:t>
+      </w:r>
+    </w:p>
+    <w:p>
+      <w:r>
+        <w:rPr>
+          <w:color w:val="5A7D3A"/>
+          <w:sz w:val="18"/>
+        </w:rPr>
+        <w:t>https://pubmed.ncbi.nlm.nih.gov/42960821/</w:t>
+      </w:r>
+    </w:p>
+    <w:p>
+      <w:pPr>
+        <w:pStyle w:val="Heading2"/>
+      </w:pPr>
+      <w:r>
+        <w:t>Pulsed-Field-Ablation bei Vorhofflimmern: Adipositas erhöht nicht die Komplikationsrate</w:t>
+      </w:r>
+    </w:p>
+    <w:p>
+      <w:r>
+        <w:rPr>
+          <w:i/>
+          <w:color w:val="666666"/>
+          <w:sz w:val="18"/>
+        </w:rPr>
+        <w:t>Massoullié G et al.  ·  Europace  ·  01.10.2026  ·  PMID 42954927</w:t>
+      </w:r>
+    </w:p>
+    <w:p>
+      <w:r>
+        <w:t>Prospektive französische Registerstudie zu 4573 Patienten mit Vorhofflimmern, die mit Pulsed-Field-Ablation behandelt wurden, stratifiziert nach Body-Mass-Index.</w:t>
+      </w:r>
+    </w:p>
+    <w:p>
+      <w:r>
+        <w:rPr>
+          <w:b/>
+        </w:rPr>
+        <w:t xml:space="preserve">Ergebnis: </w:t>
+      </w:r>
+      <w:r>
+        <w:t>Periprozedurales Komplikationsrisiko blieb mit 1,0 % niedrig und unterschied sich nicht zwischen BMI-Kategorien. 1-Jahres-Rezidivraten wurden durch den AF-Typ bestimmt, nicht durch Adipositas: paroxysmales VHF 13,8 % vs. 9,1 % (BMI &lt;35 vs. ≥35); persistierendes VHF 22,9 % vs. 23,3 %. Schwere Adipositas (BMI ≥35) zeigte auch nach multivariater Adjustierung keinen Einfluss auf Rezidivrate (HR 0,86, 95%-KI 0,65-1,14).</w:t>
+      </w:r>
+    </w:p>
+    <w:p>
+      <w:r>
+        <w:rPr>
+          <w:b/>
+          <w:sz w:val="19"/>
+        </w:rPr>
+        <w:t xml:space="preserve">Übertragbarkeit: </w:t>
+      </w:r>
+      <w:r>
+        <w:rPr>
+          <w:sz w:val="19"/>
+        </w:rPr>
+        <w:t>Französisches Versicherungssystem, real-world-Daten zu neuem Verfahren</w:t>
+      </w:r>
+    </w:p>
+    <w:p>
+      <w:r>
+        <w:rPr>
+          <w:color w:val="5A7D3A"/>
+          <w:sz w:val="18"/>
+        </w:rPr>
+        <w:t>https://pubmed.ncbi.nlm.nih.gov/42954927/</w:t>
+      </w:r>
+    </w:p>
+    <w:p>
+      <w:pPr>
+        <w:pStyle w:val="Heading2"/>
+      </w:pPr>
+      <w:r>
+        <w:t>Chronotrope Insuffizienz unterscheidet HFpEF und HFrEF physiologisch</w:t>
+      </w:r>
+    </w:p>
+    <w:p>
+      <w:r>
+        <w:rPr>
+          <w:i/>
+          <w:color w:val="666666"/>
+          <w:sz w:val="18"/>
+        </w:rPr>
+        <w:t>Nunes Silva R et al.  ·  Eur J Prev Cardiol  ·  29.10.2026  ·  PMID 42954724</w:t>
+      </w:r>
+    </w:p>
+    <w:p>
+      <w:r>
+        <w:t>Italienisch-brasilianische Kohortenstudie mit simultaner Spiroergometrie und Echokardiographie bei HFpEF-Patienten, HFrEF-Patienten und Kontrollen.</w:t>
+      </w:r>
+    </w:p>
+    <w:p>
+      <w:r>
+        <w:rPr>
+          <w:b/>
+        </w:rPr>
+        <w:t xml:space="preserve">Ergebnis: </w:t>
+      </w:r>
+      <w:r>
+        <w:t>Beide HF-Phänotypen zeigten chronotrope Insuffizienz (Peak-HR um 20–23 % reduziert), aber mit unterschiedlichen Kompensationsmechanismen: HFrEF kompensierte durch 73 % höhere arteriovenöse O₂-Extraktion als Kontrollen; HFpEF zeigte begrenzte Fähigkeit zur O₂-Extraktion und niedrigsten relativen Peak-VO₂ (−39 % vs. Kontrollen, −16 % vs. HFrEF). HFpEF präsentierte steilere HR-VO₂-Beziehung und frühere HR-Reserve-Erschöpfung.</w:t>
+      </w:r>
+    </w:p>
+    <w:p>
+      <w:r>
+        <w:rPr>
+          <w:b/>
+          <w:sz w:val="19"/>
+        </w:rPr>
+        <w:t xml:space="preserve">Übertragbarkeit: </w:t>
+      </w:r>
+      <w:r>
+        <w:rPr>
+          <w:sz w:val="19"/>
+        </w:rPr>
+        <w:t>Italien/Belgien, grundlegende kardiopulmonale Physiologie, phänotypspezifische Therapieansätze</w:t>
+      </w:r>
+    </w:p>
+    <w:p>
+      <w:r>
+        <w:rPr>
+          <w:color w:val="5A7D3A"/>
+          <w:sz w:val="18"/>
+        </w:rPr>
+        <w:t>https://pubmed.ncbi.nlm.nih.gov/42954724/</w:t>
+      </w:r>
+    </w:p>
+    <w:p>
+      <w:pPr>
+        <w:pStyle w:val="Heading2"/>
+      </w:pPr>
+      <w:r>
+        <w:t>Drei Plasma-microRNAs unterscheiden HCM von anderen Kardiomyopathien mit LV-Hypertrophie</w:t>
+      </w:r>
+    </w:p>
+    <w:p>
+      <w:r>
+        <w:rPr>
+          <w:i/>
+          <w:color w:val="666666"/>
+          <w:sz w:val="18"/>
+        </w:rPr>
+        <w:t>Kiyohara Y et al.  ·  JACC Heart Fail  ·  24.10.2026  ·  PMID 42944670</w:t>
+      </w:r>
+    </w:p>
+    <w:p>
+      <w:r>
+        <w:t>Multizentrische Fallkontroll-Studie (USA) mit Plasma-Transkriptom-Analyse bei HCM und Kontrollen mit hypertensiver LV-Hypertrophie, ATTR-Kardiomyopathie oder Aortenstenose.</w:t>
+      </w:r>
+    </w:p>
+    <w:p>
+      <w:r>
+        <w:rPr>
+          <w:b/>
+        </w:rPr>
+        <w:t xml:space="preserve">Ergebnis: </w:t>
+      </w:r>
+      <w:r>
+        <w:t>Comprehensive Analyse von 2656 microRNAs in 294 HCM-Patienten, 321 mit hypertensiver LVH, 167 mit ATTR-CM und 38 mit AS identifizierte 3 discriminative miRNAs (miR-454-3p, miR-98-5p, miR-5581-3p). Logistische Regressionsmodell erreichte AUC 0,95 (95%-KI 0,93–0,97) mit Sensitivität 0,95 und Spezifität 0,90 im Test-Set zur Unterscheidung HCM von anderen Kardiomyopathien.</w:t>
+      </w:r>
+    </w:p>
+    <w:p>
+      <w:r>
+        <w:rPr>
+          <w:b/>
+          <w:sz w:val="19"/>
+        </w:rPr>
+        <w:t xml:space="preserve">Übertragbarkeit: </w:t>
+      </w:r>
+      <w:r>
+        <w:rPr>
+          <w:sz w:val="19"/>
+        </w:rPr>
+        <w:t>USA-akademische Zentren, molekular begründetes Diagnoseprinzip, Einführung in Klinik fraglich</w:t>
+      </w:r>
+    </w:p>
+    <w:p>
+      <w:r>
+        <w:rPr>
+          <w:color w:val="5A7D3A"/>
+          <w:sz w:val="18"/>
+        </w:rPr>
+        <w:t>https://pubmed.ncbi.nlm.nih.gov/42944670/</w:t>
       </w:r>
     </w:p>
     <w:sectPr>
